--- a/discoverer-neo/docs/user-guide/manual/Discoverer-Neo-ADMIN-Guide-Full-es-ES.docx
+++ b/discoverer-neo/docs/user-guide/manual/Discoverer-Neo-ADMIN-Guide-Full-es-ES.docx
@@ -54,7 +54,7 @@
           <w:sz w:val="22"/>
           <w:szCs w:val="22"/>
         </w:rPr>
-        <w:t>Versión 2.0.0</w:t>
+        <w:t>Versión 2.0.1</w:t>
       </w:r>
     </w:p>
     <w:p>
@@ -74,7 +74,7 @@
     <w:sdt>
       <w:sdtPr>
         <w:alias w:val="Índice"/>
-        <w:id w:val="-2011136228"/>
+        <w:id w:val="-68504313"/>
       </w:sdtPr>
       <w:sdtEndPr/>
       <w:sdtContent>
@@ -102,7 +102,7 @@
           <w:r>
             <w:fldChar w:fldCharType="separate"/>
           </w:r>
-          <w:hyperlink w:anchor="_Toc241668049" w:history="1">
+          <w:hyperlink w:anchor="_Toc241670580" w:history="1">
             <w:r>
               <w:rPr>
                 <w:rStyle w:val="Hiperligao"/>
@@ -126,7 +126,7 @@
               <w:rPr>
                 <w:noProof/>
               </w:rPr>
-              <w:instrText xml:space="preserve"> PAGEREF _Toc241668049 \h </w:instrText>
+              <w:instrText xml:space="preserve"> PAGEREF _Toc241670580 \h </w:instrText>
             </w:r>
             <w:r>
               <w:rPr>
@@ -168,7 +168,7 @@
               <w14:ligatures w14:val="standardContextual"/>
             </w:rPr>
           </w:pPr>
-          <w:hyperlink w:anchor="_Toc241668050" w:history="1">
+          <w:hyperlink w:anchor="_Toc241670581" w:history="1">
             <w:r>
               <w:rPr>
                 <w:rStyle w:val="Hiperligao"/>
@@ -192,7 +192,7 @@
               <w:rPr>
                 <w:noProof/>
               </w:rPr>
-              <w:instrText xml:space="preserve"> PAGEREF _Toc241668050 \h </w:instrText>
+              <w:instrText xml:space="preserve"> PAGEREF _Toc241670581 \h </w:instrText>
             </w:r>
             <w:r>
               <w:rPr>
@@ -234,7 +234,7 @@
               <w14:ligatures w14:val="standardContextual"/>
             </w:rPr>
           </w:pPr>
-          <w:hyperlink w:anchor="_Toc241668051" w:history="1">
+          <w:hyperlink w:anchor="_Toc241670582" w:history="1">
             <w:r>
               <w:rPr>
                 <w:rStyle w:val="Hiperligao"/>
@@ -258,7 +258,7 @@
               <w:rPr>
                 <w:noProof/>
               </w:rPr>
-              <w:instrText xml:space="preserve"> PAGEREF _Toc241668051 \h </w:instrText>
+              <w:instrText xml:space="preserve"> PAGEREF _Toc241670582 \h </w:instrText>
             </w:r>
             <w:r>
               <w:rPr>
@@ -300,7 +300,7 @@
               <w14:ligatures w14:val="standardContextual"/>
             </w:rPr>
           </w:pPr>
-          <w:hyperlink w:anchor="_Toc241668052" w:history="1">
+          <w:hyperlink w:anchor="_Toc241670583" w:history="1">
             <w:r>
               <w:rPr>
                 <w:rStyle w:val="Hiperligao"/>
@@ -324,7 +324,7 @@
               <w:rPr>
                 <w:noProof/>
               </w:rPr>
-              <w:instrText xml:space="preserve"> PAGEREF _Toc241668052 \h </w:instrText>
+              <w:instrText xml:space="preserve"> PAGEREF _Toc241670583 \h </w:instrText>
             </w:r>
             <w:r>
               <w:rPr>
@@ -366,7 +366,7 @@
               <w14:ligatures w14:val="standardContextual"/>
             </w:rPr>
           </w:pPr>
-          <w:hyperlink w:anchor="_Toc241668053" w:history="1">
+          <w:hyperlink w:anchor="_Toc241670584" w:history="1">
             <w:r>
               <w:rPr>
                 <w:rStyle w:val="Hiperligao"/>
@@ -390,7 +390,7 @@
               <w:rPr>
                 <w:noProof/>
               </w:rPr>
-              <w:instrText xml:space="preserve"> PAGEREF _Toc241668053 \h </w:instrText>
+              <w:instrText xml:space="preserve"> PAGEREF _Toc241670584 \h </w:instrText>
             </w:r>
             <w:r>
               <w:rPr>
@@ -432,7 +432,7 @@
               <w14:ligatures w14:val="standardContextual"/>
             </w:rPr>
           </w:pPr>
-          <w:hyperlink w:anchor="_Toc241668054" w:history="1">
+          <w:hyperlink w:anchor="_Toc241670585" w:history="1">
             <w:r>
               <w:rPr>
                 <w:rStyle w:val="Hiperligao"/>
@@ -456,7 +456,7 @@
               <w:rPr>
                 <w:noProof/>
               </w:rPr>
-              <w:instrText xml:space="preserve"> PAGEREF _Toc241668054 \h </w:instrText>
+              <w:instrText xml:space="preserve"> PAGEREF _Toc241670585 \h </w:instrText>
             </w:r>
             <w:r>
               <w:rPr>
@@ -498,7 +498,7 @@
               <w14:ligatures w14:val="standardContextual"/>
             </w:rPr>
           </w:pPr>
-          <w:hyperlink w:anchor="_Toc241668055" w:history="1">
+          <w:hyperlink w:anchor="_Toc241670586" w:history="1">
             <w:r>
               <w:rPr>
                 <w:rStyle w:val="Hiperligao"/>
@@ -522,7 +522,7 @@
               <w:rPr>
                 <w:noProof/>
               </w:rPr>
-              <w:instrText xml:space="preserve"> PAGEREF _Toc241668055 \h </w:instrText>
+              <w:instrText xml:space="preserve"> PAGEREF _Toc241670586 \h </w:instrText>
             </w:r>
             <w:r>
               <w:rPr>
@@ -564,7 +564,7 @@
               <w14:ligatures w14:val="standardContextual"/>
             </w:rPr>
           </w:pPr>
-          <w:hyperlink w:anchor="_Toc241668056" w:history="1">
+          <w:hyperlink w:anchor="_Toc241670587" w:history="1">
             <w:r>
               <w:rPr>
                 <w:rStyle w:val="Hiperligao"/>
@@ -588,7 +588,7 @@
               <w:rPr>
                 <w:noProof/>
               </w:rPr>
-              <w:instrText xml:space="preserve"> PAGEREF _Toc241668056 \h </w:instrText>
+              <w:instrText xml:space="preserve"> PAGEREF _Toc241670587 \h </w:instrText>
             </w:r>
             <w:r>
               <w:rPr>
@@ -630,7 +630,7 @@
               <w14:ligatures w14:val="standardContextual"/>
             </w:rPr>
           </w:pPr>
-          <w:hyperlink w:anchor="_Toc241668057" w:history="1">
+          <w:hyperlink w:anchor="_Toc241670588" w:history="1">
             <w:r>
               <w:rPr>
                 <w:rStyle w:val="Hiperligao"/>
@@ -654,7 +654,7 @@
               <w:rPr>
                 <w:noProof/>
               </w:rPr>
-              <w:instrText xml:space="preserve"> PAGEREF _Toc241668057 \h </w:instrText>
+              <w:instrText xml:space="preserve"> PAGEREF _Toc241670588 \h </w:instrText>
             </w:r>
             <w:r>
               <w:rPr>
@@ -696,7 +696,7 @@
               <w14:ligatures w14:val="standardContextual"/>
             </w:rPr>
           </w:pPr>
-          <w:hyperlink w:anchor="_Toc241668058" w:history="1">
+          <w:hyperlink w:anchor="_Toc241670589" w:history="1">
             <w:r>
               <w:rPr>
                 <w:rStyle w:val="Hiperligao"/>
@@ -720,7 +720,7 @@
               <w:rPr>
                 <w:noProof/>
               </w:rPr>
-              <w:instrText xml:space="preserve"> PAGEREF _Toc241668058 \h </w:instrText>
+              <w:instrText xml:space="preserve"> PAGEREF _Toc241670589 \h </w:instrText>
             </w:r>
             <w:r>
               <w:rPr>
@@ -762,7 +762,7 @@
               <w14:ligatures w14:val="standardContextual"/>
             </w:rPr>
           </w:pPr>
-          <w:hyperlink w:anchor="_Toc241668059" w:history="1">
+          <w:hyperlink w:anchor="_Toc241670590" w:history="1">
             <w:r>
               <w:rPr>
                 <w:rStyle w:val="Hiperligao"/>
@@ -786,7 +786,7 @@
               <w:rPr>
                 <w:noProof/>
               </w:rPr>
-              <w:instrText xml:space="preserve"> PAGEREF _Toc241668059 \h </w:instrText>
+              <w:instrText xml:space="preserve"> PAGEREF _Toc241670590 \h </w:instrText>
             </w:r>
             <w:r>
               <w:rPr>
@@ -828,7 +828,7 @@
               <w14:ligatures w14:val="standardContextual"/>
             </w:rPr>
           </w:pPr>
-          <w:hyperlink w:anchor="_Toc241668060" w:history="1">
+          <w:hyperlink w:anchor="_Toc241670591" w:history="1">
             <w:r>
               <w:rPr>
                 <w:rStyle w:val="Hiperligao"/>
@@ -852,7 +852,7 @@
               <w:rPr>
                 <w:noProof/>
               </w:rPr>
-              <w:instrText xml:space="preserve"> PAGEREF _Toc241668060 \h </w:instrText>
+              <w:instrText xml:space="preserve"> PAGEREF _Toc241670591 \h </w:instrText>
             </w:r>
             <w:r>
               <w:rPr>
@@ -894,7 +894,7 @@
               <w14:ligatures w14:val="standardContextual"/>
             </w:rPr>
           </w:pPr>
-          <w:hyperlink w:anchor="_Toc241668061" w:history="1">
+          <w:hyperlink w:anchor="_Toc241670592" w:history="1">
             <w:r>
               <w:rPr>
                 <w:rStyle w:val="Hiperligao"/>
@@ -918,7 +918,7 @@
               <w:rPr>
                 <w:noProof/>
               </w:rPr>
-              <w:instrText xml:space="preserve"> PAGEREF _Toc241668061 \h </w:instrText>
+              <w:instrText xml:space="preserve"> PAGEREF _Toc241670592 \h </w:instrText>
             </w:r>
             <w:r>
               <w:rPr>
@@ -960,7 +960,7 @@
               <w14:ligatures w14:val="standardContextual"/>
             </w:rPr>
           </w:pPr>
-          <w:hyperlink w:anchor="_Toc241668062" w:history="1">
+          <w:hyperlink w:anchor="_Toc241670593" w:history="1">
             <w:r>
               <w:rPr>
                 <w:rStyle w:val="Hiperligao"/>
@@ -984,7 +984,7 @@
               <w:rPr>
                 <w:noProof/>
               </w:rPr>
-              <w:instrText xml:space="preserve"> PAGEREF _Toc241668062 \h </w:instrText>
+              <w:instrText xml:space="preserve"> PAGEREF _Toc241670593 \h </w:instrText>
             </w:r>
             <w:r>
               <w:rPr>
@@ -1026,7 +1026,7 @@
               <w14:ligatures w14:val="standardContextual"/>
             </w:rPr>
           </w:pPr>
-          <w:hyperlink w:anchor="_Toc241668063" w:history="1">
+          <w:hyperlink w:anchor="_Toc241670594" w:history="1">
             <w:r>
               <w:rPr>
                 <w:rStyle w:val="Hiperligao"/>
@@ -1050,7 +1050,7 @@
               <w:rPr>
                 <w:noProof/>
               </w:rPr>
-              <w:instrText xml:space="preserve"> PAGEREF _Toc241668063 \h </w:instrText>
+              <w:instrText xml:space="preserve"> PAGEREF _Toc241670594 \h </w:instrText>
             </w:r>
             <w:r>
               <w:rPr>
@@ -1092,7 +1092,7 @@
               <w14:ligatures w14:val="standardContextual"/>
             </w:rPr>
           </w:pPr>
-          <w:hyperlink w:anchor="_Toc241668064" w:history="1">
+          <w:hyperlink w:anchor="_Toc241670595" w:history="1">
             <w:r>
               <w:rPr>
                 <w:rStyle w:val="Hiperligao"/>
@@ -1116,7 +1116,7 @@
               <w:rPr>
                 <w:noProof/>
               </w:rPr>
-              <w:instrText xml:space="preserve"> PAGEREF _Toc241668064 \h </w:instrText>
+              <w:instrText xml:space="preserve"> PAGEREF _Toc241670595 \h </w:instrText>
             </w:r>
             <w:r>
               <w:rPr>
@@ -1158,7 +1158,7 @@
               <w14:ligatures w14:val="standardContextual"/>
             </w:rPr>
           </w:pPr>
-          <w:hyperlink w:anchor="_Toc241668065" w:history="1">
+          <w:hyperlink w:anchor="_Toc241670596" w:history="1">
             <w:r>
               <w:rPr>
                 <w:rStyle w:val="Hiperligao"/>
@@ -1182,7 +1182,7 @@
               <w:rPr>
                 <w:noProof/>
               </w:rPr>
-              <w:instrText xml:space="preserve"> PAGEREF _Toc241668065 \h </w:instrText>
+              <w:instrText xml:space="preserve"> PAGEREF _Toc241670596 \h </w:instrText>
             </w:r>
             <w:r>
               <w:rPr>
@@ -1224,7 +1224,7 @@
               <w14:ligatures w14:val="standardContextual"/>
             </w:rPr>
           </w:pPr>
-          <w:hyperlink w:anchor="_Toc241668066" w:history="1">
+          <w:hyperlink w:anchor="_Toc241670597" w:history="1">
             <w:r>
               <w:rPr>
                 <w:rStyle w:val="Hiperligao"/>
@@ -1248,7 +1248,7 @@
               <w:rPr>
                 <w:noProof/>
               </w:rPr>
-              <w:instrText xml:space="preserve"> PAGEREF _Toc241668066 \h </w:instrText>
+              <w:instrText xml:space="preserve"> PAGEREF _Toc241670597 \h </w:instrText>
             </w:r>
             <w:r>
               <w:rPr>
@@ -1290,7 +1290,7 @@
               <w14:ligatures w14:val="standardContextual"/>
             </w:rPr>
           </w:pPr>
-          <w:hyperlink w:anchor="_Toc241668067" w:history="1">
+          <w:hyperlink w:anchor="_Toc241670598" w:history="1">
             <w:r>
               <w:rPr>
                 <w:rStyle w:val="Hiperligao"/>
@@ -1314,7 +1314,7 @@
               <w:rPr>
                 <w:noProof/>
               </w:rPr>
-              <w:instrText xml:space="preserve"> PAGEREF _Toc241668067 \h </w:instrText>
+              <w:instrText xml:space="preserve"> PAGEREF _Toc241670598 \h </w:instrText>
             </w:r>
             <w:r>
               <w:rPr>
@@ -1356,7 +1356,7 @@
               <w14:ligatures w14:val="standardContextual"/>
             </w:rPr>
           </w:pPr>
-          <w:hyperlink w:anchor="_Toc241668068" w:history="1">
+          <w:hyperlink w:anchor="_Toc241670599" w:history="1">
             <w:r>
               <w:rPr>
                 <w:rStyle w:val="Hiperligao"/>
@@ -1380,7 +1380,7 @@
               <w:rPr>
                 <w:noProof/>
               </w:rPr>
-              <w:instrText xml:space="preserve"> PAGEREF _Toc241668068 \h </w:instrText>
+              <w:instrText xml:space="preserve"> PAGEREF _Toc241670599 \h </w:instrText>
             </w:r>
             <w:r>
               <w:rPr>
@@ -1422,7 +1422,7 @@
               <w14:ligatures w14:val="standardContextual"/>
             </w:rPr>
           </w:pPr>
-          <w:hyperlink w:anchor="_Toc241668069" w:history="1">
+          <w:hyperlink w:anchor="_Toc241670600" w:history="1">
             <w:r>
               <w:rPr>
                 <w:rStyle w:val="Hiperligao"/>
@@ -1446,7 +1446,7 @@
               <w:rPr>
                 <w:noProof/>
               </w:rPr>
-              <w:instrText xml:space="preserve"> PAGEREF _Toc241668069 \h </w:instrText>
+              <w:instrText xml:space="preserve"> PAGEREF _Toc241670600 \h </w:instrText>
             </w:r>
             <w:r>
               <w:rPr>
@@ -1488,7 +1488,7 @@
               <w14:ligatures w14:val="standardContextual"/>
             </w:rPr>
           </w:pPr>
-          <w:hyperlink w:anchor="_Toc241668070" w:history="1">
+          <w:hyperlink w:anchor="_Toc241670601" w:history="1">
             <w:r>
               <w:rPr>
                 <w:rStyle w:val="Hiperligao"/>
@@ -1512,7 +1512,7 @@
               <w:rPr>
                 <w:noProof/>
               </w:rPr>
-              <w:instrText xml:space="preserve"> PAGEREF _Toc241668070 \h </w:instrText>
+              <w:instrText xml:space="preserve"> PAGEREF _Toc241670601 \h </w:instrText>
             </w:r>
             <w:r>
               <w:rPr>
@@ -1554,7 +1554,7 @@
               <w14:ligatures w14:val="standardContextual"/>
             </w:rPr>
           </w:pPr>
-          <w:hyperlink w:anchor="_Toc241668071" w:history="1">
+          <w:hyperlink w:anchor="_Toc241670602" w:history="1">
             <w:r>
               <w:rPr>
                 <w:rStyle w:val="Hiperligao"/>
@@ -1578,7 +1578,7 @@
               <w:rPr>
                 <w:noProof/>
               </w:rPr>
-              <w:instrText xml:space="preserve"> PAGEREF _Toc241668071 \h </w:instrText>
+              <w:instrText xml:space="preserve"> PAGEREF _Toc241670602 \h </w:instrText>
             </w:r>
             <w:r>
               <w:rPr>
@@ -1620,7 +1620,7 @@
               <w14:ligatures w14:val="standardContextual"/>
             </w:rPr>
           </w:pPr>
-          <w:hyperlink w:anchor="_Toc241668072" w:history="1">
+          <w:hyperlink w:anchor="_Toc241670603" w:history="1">
             <w:r>
               <w:rPr>
                 <w:rStyle w:val="Hiperligao"/>
@@ -1644,7 +1644,7 @@
               <w:rPr>
                 <w:noProof/>
               </w:rPr>
-              <w:instrText xml:space="preserve"> PAGEREF _Toc241668072 \h </w:instrText>
+              <w:instrText xml:space="preserve"> PAGEREF _Toc241670603 \h </w:instrText>
             </w:r>
             <w:r>
               <w:rPr>
@@ -1686,7 +1686,7 @@
               <w14:ligatures w14:val="standardContextual"/>
             </w:rPr>
           </w:pPr>
-          <w:hyperlink w:anchor="_Toc241668073" w:history="1">
+          <w:hyperlink w:anchor="_Toc241670604" w:history="1">
             <w:r>
               <w:rPr>
                 <w:rStyle w:val="Hiperligao"/>
@@ -1710,7 +1710,7 @@
               <w:rPr>
                 <w:noProof/>
               </w:rPr>
-              <w:instrText xml:space="preserve"> PAGEREF _Toc241668073 \h </w:instrText>
+              <w:instrText xml:space="preserve"> PAGEREF _Toc241670604 \h </w:instrText>
             </w:r>
             <w:r>
               <w:rPr>
@@ -1752,7 +1752,7 @@
               <w14:ligatures w14:val="standardContextual"/>
             </w:rPr>
           </w:pPr>
-          <w:hyperlink w:anchor="_Toc241668074" w:history="1">
+          <w:hyperlink w:anchor="_Toc241670605" w:history="1">
             <w:r>
               <w:rPr>
                 <w:rStyle w:val="Hiperligao"/>
@@ -1776,7 +1776,7 @@
               <w:rPr>
                 <w:noProof/>
               </w:rPr>
-              <w:instrText xml:space="preserve"> PAGEREF _Toc241668074 \h </w:instrText>
+              <w:instrText xml:space="preserve"> PAGEREF _Toc241670605 \h </w:instrText>
             </w:r>
             <w:r>
               <w:rPr>
@@ -1818,7 +1818,7 @@
               <w14:ligatures w14:val="standardContextual"/>
             </w:rPr>
           </w:pPr>
-          <w:hyperlink w:anchor="_Toc241668075" w:history="1">
+          <w:hyperlink w:anchor="_Toc241670606" w:history="1">
             <w:r>
               <w:rPr>
                 <w:rStyle w:val="Hiperligao"/>
@@ -1842,7 +1842,7 @@
               <w:rPr>
                 <w:noProof/>
               </w:rPr>
-              <w:instrText xml:space="preserve"> PAGEREF _Toc241668075 \h </w:instrText>
+              <w:instrText xml:space="preserve"> PAGEREF _Toc241670606 \h </w:instrText>
             </w:r>
             <w:r>
               <w:rPr>
@@ -1884,7 +1884,7 @@
               <w14:ligatures w14:val="standardContextual"/>
             </w:rPr>
           </w:pPr>
-          <w:hyperlink w:anchor="_Toc241668076" w:history="1">
+          <w:hyperlink w:anchor="_Toc241670607" w:history="1">
             <w:r>
               <w:rPr>
                 <w:rStyle w:val="Hiperligao"/>
@@ -1908,7 +1908,7 @@
               <w:rPr>
                 <w:noProof/>
               </w:rPr>
-              <w:instrText xml:space="preserve"> PAGEREF _Toc241668076 \h </w:instrText>
+              <w:instrText xml:space="preserve"> PAGEREF _Toc241670607 \h </w:instrText>
             </w:r>
             <w:r>
               <w:rPr>
@@ -1950,7 +1950,7 @@
               <w14:ligatures w14:val="standardContextual"/>
             </w:rPr>
           </w:pPr>
-          <w:hyperlink w:anchor="_Toc241668077" w:history="1">
+          <w:hyperlink w:anchor="_Toc241670608" w:history="1">
             <w:r>
               <w:rPr>
                 <w:rStyle w:val="Hiperligao"/>
@@ -1974,7 +1974,7 @@
               <w:rPr>
                 <w:noProof/>
               </w:rPr>
-              <w:instrText xml:space="preserve"> PAGEREF _Toc241668077 \h </w:instrText>
+              <w:instrText xml:space="preserve"> PAGEREF _Toc241670608 \h </w:instrText>
             </w:r>
             <w:r>
               <w:rPr>
@@ -2016,7 +2016,7 @@
               <w14:ligatures w14:val="standardContextual"/>
             </w:rPr>
           </w:pPr>
-          <w:hyperlink w:anchor="_Toc241668078" w:history="1">
+          <w:hyperlink w:anchor="_Toc241670609" w:history="1">
             <w:r>
               <w:rPr>
                 <w:rStyle w:val="Hiperligao"/>
@@ -2040,7 +2040,7 @@
               <w:rPr>
                 <w:noProof/>
               </w:rPr>
-              <w:instrText xml:space="preserve"> PAGEREF _Toc241668078 \h </w:instrText>
+              <w:instrText xml:space="preserve"> PAGEREF _Toc241670609 \h </w:instrText>
             </w:r>
             <w:r>
               <w:rPr>
@@ -2082,7 +2082,7 @@
               <w14:ligatures w14:val="standardContextual"/>
             </w:rPr>
           </w:pPr>
-          <w:hyperlink w:anchor="_Toc241668079" w:history="1">
+          <w:hyperlink w:anchor="_Toc241670610" w:history="1">
             <w:r>
               <w:rPr>
                 <w:rStyle w:val="Hiperligao"/>
@@ -2106,7 +2106,7 @@
               <w:rPr>
                 <w:noProof/>
               </w:rPr>
-              <w:instrText xml:space="preserve"> PAGEREF _Toc241668079 \h </w:instrText>
+              <w:instrText xml:space="preserve"> PAGEREF _Toc241670610 \h </w:instrText>
             </w:r>
             <w:r>
               <w:rPr>
@@ -2148,7 +2148,7 @@
               <w14:ligatures w14:val="standardContextual"/>
             </w:rPr>
           </w:pPr>
-          <w:hyperlink w:anchor="_Toc241668080" w:history="1">
+          <w:hyperlink w:anchor="_Toc241670611" w:history="1">
             <w:r>
               <w:rPr>
                 <w:rStyle w:val="Hiperligao"/>
@@ -2172,7 +2172,7 @@
               <w:rPr>
                 <w:noProof/>
               </w:rPr>
-              <w:instrText xml:space="preserve"> PAGEREF _Toc241668080 \h </w:instrText>
+              <w:instrText xml:space="preserve"> PAGEREF _Toc241670611 \h </w:instrText>
             </w:r>
             <w:r>
               <w:rPr>
@@ -2214,7 +2214,7 @@
               <w14:ligatures w14:val="standardContextual"/>
             </w:rPr>
           </w:pPr>
-          <w:hyperlink w:anchor="_Toc241668081" w:history="1">
+          <w:hyperlink w:anchor="_Toc241670612" w:history="1">
             <w:r>
               <w:rPr>
                 <w:rStyle w:val="Hiperligao"/>
@@ -2238,7 +2238,7 @@
               <w:rPr>
                 <w:noProof/>
               </w:rPr>
-              <w:instrText xml:space="preserve"> PAGEREF _Toc241668081 \h </w:instrText>
+              <w:instrText xml:space="preserve"> PAGEREF _Toc241670612 \h </w:instrText>
             </w:r>
             <w:r>
               <w:rPr>
@@ -2280,7 +2280,7 @@
               <w14:ligatures w14:val="standardContextual"/>
             </w:rPr>
           </w:pPr>
-          <w:hyperlink w:anchor="_Toc241668082" w:history="1">
+          <w:hyperlink w:anchor="_Toc241670613" w:history="1">
             <w:r>
               <w:rPr>
                 <w:rStyle w:val="Hiperligao"/>
@@ -2304,7 +2304,7 @@
               <w:rPr>
                 <w:noProof/>
               </w:rPr>
-              <w:instrText xml:space="preserve"> PAGEREF _Toc241668082 \h </w:instrText>
+              <w:instrText xml:space="preserve"> PAGEREF _Toc241670613 \h </w:instrText>
             </w:r>
             <w:r>
               <w:rPr>
@@ -2346,7 +2346,7 @@
               <w14:ligatures w14:val="standardContextual"/>
             </w:rPr>
           </w:pPr>
-          <w:hyperlink w:anchor="_Toc241668083" w:history="1">
+          <w:hyperlink w:anchor="_Toc241670614" w:history="1">
             <w:r>
               <w:rPr>
                 <w:rStyle w:val="Hiperligao"/>
@@ -2370,7 +2370,7 @@
               <w:rPr>
                 <w:noProof/>
               </w:rPr>
-              <w:instrText xml:space="preserve"> PAGEREF _Toc241668083 \h </w:instrText>
+              <w:instrText xml:space="preserve"> PAGEREF _Toc241670614 \h </w:instrText>
             </w:r>
             <w:r>
               <w:rPr>
@@ -2412,7 +2412,7 @@
               <w14:ligatures w14:val="standardContextual"/>
             </w:rPr>
           </w:pPr>
-          <w:hyperlink w:anchor="_Toc241668084" w:history="1">
+          <w:hyperlink w:anchor="_Toc241670615" w:history="1">
             <w:r>
               <w:rPr>
                 <w:rStyle w:val="Hiperligao"/>
@@ -2436,7 +2436,7 @@
               <w:rPr>
                 <w:noProof/>
               </w:rPr>
-              <w:instrText xml:space="preserve"> PAGEREF _Toc241668084 \h </w:instrText>
+              <w:instrText xml:space="preserve"> PAGEREF _Toc241670615 \h </w:instrText>
             </w:r>
             <w:r>
               <w:rPr>
@@ -2478,7 +2478,7 @@
               <w14:ligatures w14:val="standardContextual"/>
             </w:rPr>
           </w:pPr>
-          <w:hyperlink w:anchor="_Toc241668085" w:history="1">
+          <w:hyperlink w:anchor="_Toc241670616" w:history="1">
             <w:r>
               <w:rPr>
                 <w:rStyle w:val="Hiperligao"/>
@@ -2502,7 +2502,7 @@
               <w:rPr>
                 <w:noProof/>
               </w:rPr>
-              <w:instrText xml:space="preserve"> PAGEREF _Toc241668085 \h </w:instrText>
+              <w:instrText xml:space="preserve"> PAGEREF _Toc241670616 \h </w:instrText>
             </w:r>
             <w:r>
               <w:rPr>
@@ -2544,7 +2544,7 @@
               <w14:ligatures w14:val="standardContextual"/>
             </w:rPr>
           </w:pPr>
-          <w:hyperlink w:anchor="_Toc241668086" w:history="1">
+          <w:hyperlink w:anchor="_Toc241670617" w:history="1">
             <w:r>
               <w:rPr>
                 <w:rStyle w:val="Hiperligao"/>
@@ -2568,7 +2568,7 @@
               <w:rPr>
                 <w:noProof/>
               </w:rPr>
-              <w:instrText xml:space="preserve"> PAGEREF _Toc241668086 \h </w:instrText>
+              <w:instrText xml:space="preserve"> PAGEREF _Toc241670617 \h </w:instrText>
             </w:r>
             <w:r>
               <w:rPr>
@@ -2610,7 +2610,7 @@
               <w14:ligatures w14:val="standardContextual"/>
             </w:rPr>
           </w:pPr>
-          <w:hyperlink w:anchor="_Toc241668087" w:history="1">
+          <w:hyperlink w:anchor="_Toc241670618" w:history="1">
             <w:r>
               <w:rPr>
                 <w:rStyle w:val="Hiperligao"/>
@@ -2634,7 +2634,7 @@
               <w:rPr>
                 <w:noProof/>
               </w:rPr>
-              <w:instrText xml:space="preserve"> PAGEREF _Toc241668087 \h </w:instrText>
+              <w:instrText xml:space="preserve"> PAGEREF _Toc241670618 \h </w:instrText>
             </w:r>
             <w:r>
               <w:rPr>
@@ -2676,7 +2676,7 @@
               <w14:ligatures w14:val="standardContextual"/>
             </w:rPr>
           </w:pPr>
-          <w:hyperlink w:anchor="_Toc241668088" w:history="1">
+          <w:hyperlink w:anchor="_Toc241670619" w:history="1">
             <w:r>
               <w:rPr>
                 <w:rStyle w:val="Hiperligao"/>
@@ -2700,7 +2700,7 @@
               <w:rPr>
                 <w:noProof/>
               </w:rPr>
-              <w:instrText xml:space="preserve"> PAGEREF _Toc241668088 \h </w:instrText>
+              <w:instrText xml:space="preserve"> PAGEREF _Toc241670619 \h </w:instrText>
             </w:r>
             <w:r>
               <w:rPr>
@@ -2742,7 +2742,7 @@
               <w14:ligatures w14:val="standardContextual"/>
             </w:rPr>
           </w:pPr>
-          <w:hyperlink w:anchor="_Toc241668089" w:history="1">
+          <w:hyperlink w:anchor="_Toc241670620" w:history="1">
             <w:r>
               <w:rPr>
                 <w:rStyle w:val="Hiperligao"/>
@@ -2766,7 +2766,7 @@
               <w:rPr>
                 <w:noProof/>
               </w:rPr>
-              <w:instrText xml:space="preserve"> PAGEREF _Toc241668089 \h </w:instrText>
+              <w:instrText xml:space="preserve"> PAGEREF _Toc241670620 \h </w:instrText>
             </w:r>
             <w:r>
               <w:rPr>
@@ -2808,7 +2808,7 @@
               <w14:ligatures w14:val="standardContextual"/>
             </w:rPr>
           </w:pPr>
-          <w:hyperlink w:anchor="_Toc241668090" w:history="1">
+          <w:hyperlink w:anchor="_Toc241670621" w:history="1">
             <w:r>
               <w:rPr>
                 <w:rStyle w:val="Hiperligao"/>
@@ -2832,7 +2832,7 @@
               <w:rPr>
                 <w:noProof/>
               </w:rPr>
-              <w:instrText xml:space="preserve"> PAGEREF _Toc241668090 \h </w:instrText>
+              <w:instrText xml:space="preserve"> PAGEREF _Toc241670621 \h </w:instrText>
             </w:r>
             <w:r>
               <w:rPr>
@@ -2874,7 +2874,7 @@
               <w14:ligatures w14:val="standardContextual"/>
             </w:rPr>
           </w:pPr>
-          <w:hyperlink w:anchor="_Toc241668091" w:history="1">
+          <w:hyperlink w:anchor="_Toc241670622" w:history="1">
             <w:r>
               <w:rPr>
                 <w:rStyle w:val="Hiperligao"/>
@@ -2898,7 +2898,7 @@
               <w:rPr>
                 <w:noProof/>
               </w:rPr>
-              <w:instrText xml:space="preserve"> PAGEREF _Toc241668091 \h </w:instrText>
+              <w:instrText xml:space="preserve"> PAGEREF _Toc241670622 \h </w:instrText>
             </w:r>
             <w:r>
               <w:rPr>
@@ -2940,7 +2940,7 @@
               <w14:ligatures w14:val="standardContextual"/>
             </w:rPr>
           </w:pPr>
-          <w:hyperlink w:anchor="_Toc241668092" w:history="1">
+          <w:hyperlink w:anchor="_Toc241670623" w:history="1">
             <w:r>
               <w:rPr>
                 <w:rStyle w:val="Hiperligao"/>
@@ -2964,7 +2964,7 @@
               <w:rPr>
                 <w:noProof/>
               </w:rPr>
-              <w:instrText xml:space="preserve"> PAGEREF _Toc241668092 \h </w:instrText>
+              <w:instrText xml:space="preserve"> PAGEREF _Toc241670623 \h </w:instrText>
             </w:r>
             <w:r>
               <w:rPr>
@@ -3006,7 +3006,7 @@
               <w14:ligatures w14:val="standardContextual"/>
             </w:rPr>
           </w:pPr>
-          <w:hyperlink w:anchor="_Toc241668093" w:history="1">
+          <w:hyperlink w:anchor="_Toc241670624" w:history="1">
             <w:r>
               <w:rPr>
                 <w:rStyle w:val="Hiperligao"/>
@@ -3030,7 +3030,7 @@
               <w:rPr>
                 <w:noProof/>
               </w:rPr>
-              <w:instrText xml:space="preserve"> PAGEREF _Toc241668093 \h </w:instrText>
+              <w:instrText xml:space="preserve"> PAGEREF _Toc241670624 \h </w:instrText>
             </w:r>
             <w:r>
               <w:rPr>
@@ -3072,7 +3072,7 @@
               <w14:ligatures w14:val="standardContextual"/>
             </w:rPr>
           </w:pPr>
-          <w:hyperlink w:anchor="_Toc241668094" w:history="1">
+          <w:hyperlink w:anchor="_Toc241670625" w:history="1">
             <w:r>
               <w:rPr>
                 <w:rStyle w:val="Hiperligao"/>
@@ -3096,7 +3096,7 @@
               <w:rPr>
                 <w:noProof/>
               </w:rPr>
-              <w:instrText xml:space="preserve"> PAGEREF _Toc241668094 \h </w:instrText>
+              <w:instrText xml:space="preserve"> PAGEREF _Toc241670625 \h </w:instrText>
             </w:r>
             <w:r>
               <w:rPr>
@@ -3138,7 +3138,7 @@
               <w14:ligatures w14:val="standardContextual"/>
             </w:rPr>
           </w:pPr>
-          <w:hyperlink w:anchor="_Toc241668095" w:history="1">
+          <w:hyperlink w:anchor="_Toc241670626" w:history="1">
             <w:r>
               <w:rPr>
                 <w:rStyle w:val="Hiperligao"/>
@@ -3162,7 +3162,7 @@
               <w:rPr>
                 <w:noProof/>
               </w:rPr>
-              <w:instrText xml:space="preserve"> PAGEREF _Toc241668095 \h </w:instrText>
+              <w:instrText xml:space="preserve"> PAGEREF _Toc241670626 \h </w:instrText>
             </w:r>
             <w:r>
               <w:rPr>
@@ -3204,7 +3204,7 @@
               <w14:ligatures w14:val="standardContextual"/>
             </w:rPr>
           </w:pPr>
-          <w:hyperlink w:anchor="_Toc241668096" w:history="1">
+          <w:hyperlink w:anchor="_Toc241670627" w:history="1">
             <w:r>
               <w:rPr>
                 <w:rStyle w:val="Hiperligao"/>
@@ -3228,7 +3228,7 @@
               <w:rPr>
                 <w:noProof/>
               </w:rPr>
-              <w:instrText xml:space="preserve"> PAGEREF _Toc241668096 \h </w:instrText>
+              <w:instrText xml:space="preserve"> PAGEREF _Toc241670627 \h </w:instrText>
             </w:r>
             <w:r>
               <w:rPr>
@@ -3270,7 +3270,7 @@
               <w14:ligatures w14:val="standardContextual"/>
             </w:rPr>
           </w:pPr>
-          <w:hyperlink w:anchor="_Toc241668097" w:history="1">
+          <w:hyperlink w:anchor="_Toc241670628" w:history="1">
             <w:r>
               <w:rPr>
                 <w:rStyle w:val="Hiperligao"/>
@@ -3294,7 +3294,7 @@
               <w:rPr>
                 <w:noProof/>
               </w:rPr>
-              <w:instrText xml:space="preserve"> PAGEREF _Toc241668097 \h </w:instrText>
+              <w:instrText xml:space="preserve"> PAGEREF _Toc241670628 \h </w:instrText>
             </w:r>
             <w:r>
               <w:rPr>
@@ -3336,7 +3336,7 @@
               <w14:ligatures w14:val="standardContextual"/>
             </w:rPr>
           </w:pPr>
-          <w:hyperlink w:anchor="_Toc241668098" w:history="1">
+          <w:hyperlink w:anchor="_Toc241670629" w:history="1">
             <w:r>
               <w:rPr>
                 <w:rStyle w:val="Hiperligao"/>
@@ -3360,7 +3360,7 @@
               <w:rPr>
                 <w:noProof/>
               </w:rPr>
-              <w:instrText xml:space="preserve"> PAGEREF _Toc241668098 \h </w:instrText>
+              <w:instrText xml:space="preserve"> PAGEREF _Toc241670629 \h </w:instrText>
             </w:r>
             <w:r>
               <w:rPr>
@@ -3402,7 +3402,7 @@
               <w14:ligatures w14:val="standardContextual"/>
             </w:rPr>
           </w:pPr>
-          <w:hyperlink w:anchor="_Toc241668099" w:history="1">
+          <w:hyperlink w:anchor="_Toc241670630" w:history="1">
             <w:r>
               <w:rPr>
                 <w:rStyle w:val="Hiperligao"/>
@@ -3426,7 +3426,7 @@
               <w:rPr>
                 <w:noProof/>
               </w:rPr>
-              <w:instrText xml:space="preserve"> PAGEREF _Toc241668099 \h </w:instrText>
+              <w:instrText xml:space="preserve"> PAGEREF _Toc241670630 \h </w:instrText>
             </w:r>
             <w:r>
               <w:rPr>
@@ -3468,7 +3468,7 @@
               <w14:ligatures w14:val="standardContextual"/>
             </w:rPr>
           </w:pPr>
-          <w:hyperlink w:anchor="_Toc241668100" w:history="1">
+          <w:hyperlink w:anchor="_Toc241670631" w:history="1">
             <w:r>
               <w:rPr>
                 <w:rStyle w:val="Hiperligao"/>
@@ -3492,7 +3492,7 @@
               <w:rPr>
                 <w:noProof/>
               </w:rPr>
-              <w:instrText xml:space="preserve"> PAGEREF _Toc241668100 \h </w:instrText>
+              <w:instrText xml:space="preserve"> PAGEREF _Toc241670631 \h </w:instrText>
             </w:r>
             <w:r>
               <w:rPr>
@@ -3534,7 +3534,7 @@
               <w14:ligatures w14:val="standardContextual"/>
             </w:rPr>
           </w:pPr>
-          <w:hyperlink w:anchor="_Toc241668101" w:history="1">
+          <w:hyperlink w:anchor="_Toc241670632" w:history="1">
             <w:r>
               <w:rPr>
                 <w:rStyle w:val="Hiperligao"/>
@@ -3558,7 +3558,7 @@
               <w:rPr>
                 <w:noProof/>
               </w:rPr>
-              <w:instrText xml:space="preserve"> PAGEREF _Toc241668101 \h </w:instrText>
+              <w:instrText xml:space="preserve"> PAGEREF _Toc241670632 \h </w:instrText>
             </w:r>
             <w:r>
               <w:rPr>
@@ -3600,7 +3600,7 @@
               <w14:ligatures w14:val="standardContextual"/>
             </w:rPr>
           </w:pPr>
-          <w:hyperlink w:anchor="_Toc241668102" w:history="1">
+          <w:hyperlink w:anchor="_Toc241670633" w:history="1">
             <w:r>
               <w:rPr>
                 <w:rStyle w:val="Hiperligao"/>
@@ -3624,7 +3624,7 @@
               <w:rPr>
                 <w:noProof/>
               </w:rPr>
-              <w:instrText xml:space="preserve"> PAGEREF _Toc241668102 \h </w:instrText>
+              <w:instrText xml:space="preserve"> PAGEREF _Toc241670633 \h </w:instrText>
             </w:r>
             <w:r>
               <w:rPr>
@@ -3666,7 +3666,7 @@
               <w14:ligatures w14:val="standardContextual"/>
             </w:rPr>
           </w:pPr>
-          <w:hyperlink w:anchor="_Toc241668103" w:history="1">
+          <w:hyperlink w:anchor="_Toc241670634" w:history="1">
             <w:r>
               <w:rPr>
                 <w:rStyle w:val="Hiperligao"/>
@@ -3690,7 +3690,7 @@
               <w:rPr>
                 <w:noProof/>
               </w:rPr>
-              <w:instrText xml:space="preserve"> PAGEREF _Toc241668103 \h </w:instrText>
+              <w:instrText xml:space="preserve"> PAGEREF _Toc241670634 \h </w:instrText>
             </w:r>
             <w:r>
               <w:rPr>
@@ -3732,7 +3732,7 @@
               <w14:ligatures w14:val="standardContextual"/>
             </w:rPr>
           </w:pPr>
-          <w:hyperlink w:anchor="_Toc241668104" w:history="1">
+          <w:hyperlink w:anchor="_Toc241670635" w:history="1">
             <w:r>
               <w:rPr>
                 <w:rStyle w:val="Hiperligao"/>
@@ -3756,7 +3756,7 @@
               <w:rPr>
                 <w:noProof/>
               </w:rPr>
-              <w:instrText xml:space="preserve"> PAGEREF _Toc241668104 \h </w:instrText>
+              <w:instrText xml:space="preserve"> PAGEREF _Toc241670635 \h </w:instrText>
             </w:r>
             <w:r>
               <w:rPr>
@@ -3798,7 +3798,7 @@
               <w14:ligatures w14:val="standardContextual"/>
             </w:rPr>
           </w:pPr>
-          <w:hyperlink w:anchor="_Toc241668105" w:history="1">
+          <w:hyperlink w:anchor="_Toc241670636" w:history="1">
             <w:r>
               <w:rPr>
                 <w:rStyle w:val="Hiperligao"/>
@@ -3822,7 +3822,7 @@
               <w:rPr>
                 <w:noProof/>
               </w:rPr>
-              <w:instrText xml:space="preserve"> PAGEREF _Toc241668105 \h </w:instrText>
+              <w:instrText xml:space="preserve"> PAGEREF _Toc241670636 \h </w:instrText>
             </w:r>
             <w:r>
               <w:rPr>
@@ -3864,7 +3864,7 @@
               <w14:ligatures w14:val="standardContextual"/>
             </w:rPr>
           </w:pPr>
-          <w:hyperlink w:anchor="_Toc241668106" w:history="1">
+          <w:hyperlink w:anchor="_Toc241670637" w:history="1">
             <w:r>
               <w:rPr>
                 <w:rStyle w:val="Hiperligao"/>
@@ -3888,7 +3888,7 @@
               <w:rPr>
                 <w:noProof/>
               </w:rPr>
-              <w:instrText xml:space="preserve"> PAGEREF _Toc241668106 \h </w:instrText>
+              <w:instrText xml:space="preserve"> PAGEREF _Toc241670637 \h </w:instrText>
             </w:r>
             <w:r>
               <w:rPr>
@@ -3930,7 +3930,7 @@
               <w14:ligatures w14:val="standardContextual"/>
             </w:rPr>
           </w:pPr>
-          <w:hyperlink w:anchor="_Toc241668107" w:history="1">
+          <w:hyperlink w:anchor="_Toc241670638" w:history="1">
             <w:r>
               <w:rPr>
                 <w:rStyle w:val="Hiperligao"/>
@@ -3954,7 +3954,7 @@
               <w:rPr>
                 <w:noProof/>
               </w:rPr>
-              <w:instrText xml:space="preserve"> PAGEREF _Toc241668107 \h </w:instrText>
+              <w:instrText xml:space="preserve"> PAGEREF _Toc241670638 \h </w:instrText>
             </w:r>
             <w:r>
               <w:rPr>
@@ -3996,7 +3996,7 @@
               <w14:ligatures w14:val="standardContextual"/>
             </w:rPr>
           </w:pPr>
-          <w:hyperlink w:anchor="_Toc241668108" w:history="1">
+          <w:hyperlink w:anchor="_Toc241670639" w:history="1">
             <w:r>
               <w:rPr>
                 <w:rStyle w:val="Hiperligao"/>
@@ -4020,7 +4020,7 @@
               <w:rPr>
                 <w:noProof/>
               </w:rPr>
-              <w:instrText xml:space="preserve"> PAGEREF _Toc241668108 \h </w:instrText>
+              <w:instrText xml:space="preserve"> PAGEREF _Toc241670639 \h </w:instrText>
             </w:r>
             <w:r>
               <w:rPr>
@@ -4062,7 +4062,7 @@
               <w14:ligatures w14:val="standardContextual"/>
             </w:rPr>
           </w:pPr>
-          <w:hyperlink w:anchor="_Toc241668109" w:history="1">
+          <w:hyperlink w:anchor="_Toc241670640" w:history="1">
             <w:r>
               <w:rPr>
                 <w:rStyle w:val="Hiperligao"/>
@@ -4086,7 +4086,7 @@
               <w:rPr>
                 <w:noProof/>
               </w:rPr>
-              <w:instrText xml:space="preserve"> PAGEREF _Toc241668109 \h </w:instrText>
+              <w:instrText xml:space="preserve"> PAGEREF _Toc241670640 \h </w:instrText>
             </w:r>
             <w:r>
               <w:rPr>
@@ -4128,7 +4128,7 @@
               <w14:ligatures w14:val="standardContextual"/>
             </w:rPr>
           </w:pPr>
-          <w:hyperlink w:anchor="_Toc241668110" w:history="1">
+          <w:hyperlink w:anchor="_Toc241670641" w:history="1">
             <w:r>
               <w:rPr>
                 <w:rStyle w:val="Hiperligao"/>
@@ -4152,7 +4152,7 @@
               <w:rPr>
                 <w:noProof/>
               </w:rPr>
-              <w:instrText xml:space="preserve"> PAGEREF _Toc241668110 \h </w:instrText>
+              <w:instrText xml:space="preserve"> PAGEREF _Toc241670641 \h </w:instrText>
             </w:r>
             <w:r>
               <w:rPr>
@@ -4194,7 +4194,7 @@
               <w14:ligatures w14:val="standardContextual"/>
             </w:rPr>
           </w:pPr>
-          <w:hyperlink w:anchor="_Toc241668111" w:history="1">
+          <w:hyperlink w:anchor="_Toc241670642" w:history="1">
             <w:r>
               <w:rPr>
                 <w:rStyle w:val="Hiperligao"/>
@@ -4218,7 +4218,7 @@
               <w:rPr>
                 <w:noProof/>
               </w:rPr>
-              <w:instrText xml:space="preserve"> PAGEREF _Toc241668111 \h </w:instrText>
+              <w:instrText xml:space="preserve"> PAGEREF _Toc241670642 \h </w:instrText>
             </w:r>
             <w:r>
               <w:rPr>
@@ -4266,7 +4266,7 @@
       <w:pPr>
         <w:pStyle w:val="Ttulo1"/>
       </w:pPr>
-      <w:bookmarkStart w:id="0" w:name="_Toc241668049"/>
+      <w:bookmarkStart w:id="0" w:name="_Toc241670580"/>
       <w:r>
         <w:lastRenderedPageBreak/>
         <w:t>Su rol de un vistazo</w:t>
@@ -4347,7 +4347,7 @@
       <w:pPr>
         <w:pStyle w:val="Ttulo2"/>
       </w:pPr>
-      <w:bookmarkStart w:id="1" w:name="_Toc241668050"/>
+      <w:bookmarkStart w:id="1" w:name="_Toc241670581"/>
       <w:r>
         <w:t>Puede / No puede</w:t>
       </w:r>
@@ -4368,7 +4368,7 @@
           <w:left w:w="10" w:type="dxa"/>
           <w:right w:w="10" w:type="dxa"/>
         </w:tblCellMar>
-        <w:tblLook w:val="0000" w:firstRow="0" w:lastRow="0" w:firstColumn="0" w:lastColumn="0" w:noHBand="0" w:noVBand="0"/>
+        <w:tblLook w:val="04A0" w:firstRow="1" w:lastRow="0" w:firstColumn="1" w:lastColumn="0" w:noHBand="0" w:noVBand="1"/>
       </w:tblPr>
       <w:tblGrid>
         <w:gridCol w:w="4513"/>
@@ -5195,7 +5195,7 @@
       <w:pPr>
         <w:pStyle w:val="Ttulo2"/>
       </w:pPr>
-      <w:bookmarkStart w:id="2" w:name="_Toc241668051"/>
+      <w:bookmarkStart w:id="2" w:name="_Toc241670582"/>
       <w:r>
         <w:t>De dónde procede su acceso</w:t>
       </w:r>
@@ -5306,7 +5306,7 @@
       <w:pPr>
         <w:pStyle w:val="Ttulo2"/>
       </w:pPr>
-      <w:bookmarkStart w:id="3" w:name="_Toc241668052"/>
+      <w:bookmarkStart w:id="3" w:name="_Toc241670583"/>
       <w:r>
         <w:t>Cómo iniciar sesión, cambiar la contraseña y cerrar sesión</w:t>
       </w:r>
@@ -5420,7 +5420,7 @@
           <w:noProof/>
         </w:rPr>
         <w:drawing>
-          <wp:inline distT="0" distB="0" distL="0" distR="0" wp14:anchorId="6C19406F" wp14:editId="1FC9C502">
+          <wp:inline distT="0" distB="0" distL="0" distR="0" wp14:anchorId="42C8E72D" wp14:editId="30598C7B">
             <wp:extent cx="5715000" cy="3571875"/>
             <wp:effectExtent l="0" t="0" r="0" b="0"/>
             <wp:docPr id="79" name="01-login.png" descr="La página de inicio de sesión con Correo electrónico, Contraseña, Recordarme y el botón Iniciar sesión." title="La página de inicio de sesión con Correo electrónico, Contraseña, Recordarme y el botón Iniciar sesión."/>
@@ -5538,7 +5538,7 @@
           <w:noProof/>
         </w:rPr>
         <w:drawing>
-          <wp:inline distT="0" distB="0" distL="0" distR="0" wp14:anchorId="1A9799BF" wp14:editId="44F1FAD2">
+          <wp:inline distT="0" distB="0" distL="0" distR="0" wp14:anchorId="766F0A12" wp14:editId="1CE24802">
             <wp:extent cx="5715000" cy="3571875"/>
             <wp:effectExtent l="0" t="0" r="0" b="0"/>
             <wp:docPr id="80" name="03-user-menu.png" descr="El menú de la cuenta abierto, con Configuración y Cerrar sesión." title="El menú de la cuenta abierto, con Configuración y Cerrar sesión."/>
@@ -5590,7 +5590,7 @@
       <w:pPr>
         <w:pStyle w:val="Ttulo2"/>
       </w:pPr>
-      <w:bookmarkStart w:id="4" w:name="_Toc241668053"/>
+      <w:bookmarkStart w:id="4" w:name="_Toc241670584"/>
       <w:r>
         <w:t>La barra lateral</w:t>
       </w:r>
@@ -5611,7 +5611,7 @@
           <w:left w:w="10" w:type="dxa"/>
           <w:right w:w="10" w:type="dxa"/>
         </w:tblCellMar>
-        <w:tblLook w:val="0000" w:firstRow="0" w:lastRow="0" w:firstColumn="0" w:lastColumn="0" w:noHBand="0" w:noVBand="0"/>
+        <w:tblLook w:val="04A0" w:firstRow="1" w:lastRow="0" w:firstColumn="1" w:lastColumn="0" w:noHBand="0" w:noVBand="1"/>
       </w:tblPr>
       <w:tblGrid>
         <w:gridCol w:w="4513"/>
@@ -6131,7 +6131,7 @@
         </w:rPr>
         <w:lastRenderedPageBreak/>
         <w:drawing>
-          <wp:inline distT="0" distB="0" distL="0" distR="0" wp14:anchorId="12301A3E" wp14:editId="5A6B68BB">
+          <wp:inline distT="0" distB="0" distL="0" distR="0" wp14:anchorId="2FF124C2" wp14:editId="511BEA83">
             <wp:extent cx="5715000" cy="5133975"/>
             <wp:effectExtent l="0" t="0" r="0" b="0"/>
             <wp:docPr id="81" name="01-dashboard-sidebar.png" descr="La barra lateral completa de Administrador, con Modelado de datos y Migración." title="La barra lateral completa de Administrador, con Modelado de datos y Migración."/>
@@ -6184,7 +6184,7 @@
         <w:pStyle w:val="Ttulo1"/>
         <w:pageBreakBefore/>
       </w:pPr>
-      <w:bookmarkStart w:id="5" w:name="_Toc241668054"/>
+      <w:bookmarkStart w:id="5" w:name="_Toc241670585"/>
       <w:r>
         <w:lastRenderedPageBreak/>
         <w:t>Configuración</w:t>
@@ -6214,7 +6214,7 @@
           <w:noProof/>
         </w:rPr>
         <w:drawing>
-          <wp:inline distT="0" distB="0" distL="0" distR="0" wp14:anchorId="659DAE37" wp14:editId="6D315D7A">
+          <wp:inline distT="0" distB="0" distL="0" distR="0" wp14:anchorId="37007ABB" wp14:editId="28713B4A">
             <wp:extent cx="5715000" cy="3571875"/>
             <wp:effectExtent l="0" t="0" r="0" b="0"/>
             <wp:docPr id="82" name="04-settings.png" descr="La página Configuración con las tarjetas Idioma, Tema y Paleta de colores." title="La página Configuración con las tarjetas Idioma, Tema y Paleta de colores."/>
@@ -6277,7 +6277,7 @@
           <w:left w:w="10" w:type="dxa"/>
           <w:right w:w="10" w:type="dxa"/>
         </w:tblCellMar>
-        <w:tblLook w:val="0000" w:firstRow="0" w:lastRow="0" w:firstColumn="0" w:lastColumn="0" w:noHBand="0" w:noVBand="0"/>
+        <w:tblLook w:val="04A0" w:firstRow="1" w:lastRow="0" w:firstColumn="1" w:lastColumn="0" w:noHBand="0" w:noVBand="1"/>
       </w:tblPr>
       <w:tblGrid>
         <w:gridCol w:w="5014"/>
@@ -6651,7 +6651,7 @@
           <w:left w:w="10" w:type="dxa"/>
           <w:right w:w="10" w:type="dxa"/>
         </w:tblCellMar>
-        <w:tblLook w:val="0000" w:firstRow="0" w:lastRow="0" w:firstColumn="0" w:lastColumn="0" w:noHBand="0" w:noVBand="0"/>
+        <w:tblLook w:val="04A0" w:firstRow="1" w:lastRow="0" w:firstColumn="1" w:lastColumn="0" w:noHBand="0" w:noVBand="1"/>
       </w:tblPr>
       <w:tblGrid>
         <w:gridCol w:w="2578"/>
@@ -7010,7 +7010,7 @@
           <w:left w:w="10" w:type="dxa"/>
           <w:right w:w="10" w:type="dxa"/>
         </w:tblCellMar>
-        <w:tblLook w:val="0000" w:firstRow="0" w:lastRow="0" w:firstColumn="0" w:lastColumn="0" w:noHBand="0" w:noVBand="0"/>
+        <w:tblLook w:val="04A0" w:firstRow="1" w:lastRow="0" w:firstColumn="1" w:lastColumn="0" w:noHBand="0" w:noVBand="1"/>
       </w:tblPr>
       <w:tblGrid>
         <w:gridCol w:w="3610"/>
@@ -7327,7 +7327,7 @@
           <w:left w:w="10" w:type="dxa"/>
           <w:right w:w="10" w:type="dxa"/>
         </w:tblCellMar>
-        <w:tblLook w:val="0000" w:firstRow="0" w:lastRow="0" w:firstColumn="0" w:lastColumn="0" w:noHBand="0" w:noVBand="0"/>
+        <w:tblLook w:val="04A0" w:firstRow="1" w:lastRow="0" w:firstColumn="1" w:lastColumn="0" w:noHBand="0" w:noVBand="1"/>
       </w:tblPr>
       <w:tblGrid>
         <w:gridCol w:w="1851"/>
@@ -7563,7 +7563,7 @@
         <w:pStyle w:val="Ttulo1"/>
         <w:pageBreakBefore/>
       </w:pPr>
-      <w:bookmarkStart w:id="6" w:name="_Toc241668055"/>
+      <w:bookmarkStart w:id="6" w:name="_Toc241670586"/>
       <w:r>
         <w:lastRenderedPageBreak/>
         <w:t>Panel</w:t>
@@ -7596,7 +7596,7 @@
           <w:noProof/>
         </w:rPr>
         <w:drawing>
-          <wp:inline distT="0" distB="0" distL="0" distR="0" wp14:anchorId="19DC07EF" wp14:editId="292923FB">
+          <wp:inline distT="0" distB="0" distL="0" distR="0" wp14:anchorId="1AFC5A2E" wp14:editId="5E1C5773">
             <wp:extent cx="5715000" cy="5133975"/>
             <wp:effectExtent l="0" t="0" r="0" b="0"/>
             <wp:docPr id="83" name="01-dashboard-sidebar.png" descr="El panel de Administrador con las tarjetas de resumen y la lista Mapas recientes." title="El panel de Administrador con las tarjetas de resumen y la lista Mapas recientes."/>
@@ -7659,7 +7659,7 @@
           <w:left w:w="10" w:type="dxa"/>
           <w:right w:w="10" w:type="dxa"/>
         </w:tblCellMar>
-        <w:tblLook w:val="0000" w:firstRow="0" w:lastRow="0" w:firstColumn="0" w:lastColumn="0" w:noHBand="0" w:noVBand="0"/>
+        <w:tblLook w:val="04A0" w:firstRow="1" w:lastRow="0" w:firstColumn="1" w:lastColumn="0" w:noHBand="0" w:noVBand="1"/>
       </w:tblPr>
       <w:tblGrid>
         <w:gridCol w:w="3800"/>
@@ -8105,7 +8105,7 @@
         <w:pStyle w:val="Ttulo1"/>
         <w:pageBreakBefore/>
       </w:pPr>
-      <w:bookmarkStart w:id="7" w:name="_Toc241668056"/>
+      <w:bookmarkStart w:id="7" w:name="_Toc241670587"/>
       <w:r>
         <w:lastRenderedPageBreak/>
         <w:t>Mapas</w:t>
@@ -8135,7 +8135,7 @@
           <w:noProof/>
         </w:rPr>
         <w:drawing>
-          <wp:inline distT="0" distB="0" distL="0" distR="0" wp14:anchorId="2A562AF4" wp14:editId="46BA9327">
+          <wp:inline distT="0" distB="0" distL="0" distR="0" wp14:anchorId="0053AE39" wp14:editId="254F7336">
             <wp:extent cx="5715000" cy="3429000"/>
             <wp:effectExtent l="0" t="0" r="0" b="0"/>
             <wp:docPr id="84" name="02-maps-all.png" descr="La lista de Mapas, pestaña Todos, con todos los iconos de fila y la sección Libros de trabajo encima." title="La lista de Mapas, pestaña Todos, con todos los iconos de fila y la sección Libros de trabajo encima."/>
@@ -8187,7 +8187,7 @@
       <w:pPr>
         <w:pStyle w:val="Ttulo2"/>
       </w:pPr>
-      <w:bookmarkStart w:id="8" w:name="_Toc241668057"/>
+      <w:bookmarkStart w:id="8" w:name="_Toc241670588"/>
       <w:r>
         <w:t>La lista</w:t>
       </w:r>
@@ -8208,7 +8208,7 @@
           <w:left w:w="10" w:type="dxa"/>
           <w:right w:w="10" w:type="dxa"/>
         </w:tblCellMar>
-        <w:tblLook w:val="0000" w:firstRow="0" w:lastRow="0" w:firstColumn="0" w:lastColumn="0" w:noHBand="0" w:noVBand="0"/>
+        <w:tblLook w:val="04A0" w:firstRow="1" w:lastRow="0" w:firstColumn="1" w:lastColumn="0" w:noHBand="0" w:noVBand="1"/>
       </w:tblPr>
       <w:tblGrid>
         <w:gridCol w:w="5225"/>
@@ -9391,7 +9391,7 @@
       <w:pPr>
         <w:pStyle w:val="Ttulo2"/>
       </w:pPr>
-      <w:bookmarkStart w:id="9" w:name="_Toc241668058"/>
+      <w:bookmarkStart w:id="9" w:name="_Toc241670589"/>
       <w:r>
         <w:t>Libros de trabajo</w:t>
       </w:r>
@@ -9437,7 +9437,7 @@
           <w:left w:w="10" w:type="dxa"/>
           <w:right w:w="10" w:type="dxa"/>
         </w:tblCellMar>
-        <w:tblLook w:val="0000" w:firstRow="0" w:lastRow="0" w:firstColumn="0" w:lastColumn="0" w:noHBand="0" w:noVBand="0"/>
+        <w:tblLook w:val="04A0" w:firstRow="1" w:lastRow="0" w:firstColumn="1" w:lastColumn="0" w:noHBand="0" w:noVBand="1"/>
       </w:tblPr>
       <w:tblGrid>
         <w:gridCol w:w="5415"/>
@@ -9805,7 +9805,7 @@
       <w:pPr>
         <w:pStyle w:val="Ttulo2"/>
       </w:pPr>
-      <w:bookmarkStart w:id="10" w:name="_Toc241668059"/>
+      <w:bookmarkStart w:id="10" w:name="_Toc241670590"/>
       <w:r>
         <w:lastRenderedPageBreak/>
         <w:t>Compartir un mapa</w:t>
@@ -9828,7 +9828,7 @@
           <w:noProof/>
         </w:rPr>
         <w:drawing>
-          <wp:inline distT="0" distB="0" distL="0" distR="0" wp14:anchorId="7EAC2810" wp14:editId="2D89F968">
+          <wp:inline distT="0" distB="0" distL="0" distR="0" wp14:anchorId="7403A26D" wp14:editId="4A7B2695">
             <wp:extent cx="3743325" cy="3895725"/>
             <wp:effectExtent l="0" t="0" r="0" b="0"/>
             <wp:docPr id="85" name="03-share-dialog.png" descr="El cuadro Compartir mapa con un cuadro de búsqueda y los botones Puede ver, Puede exportar y Puede editar." title="El cuadro Compartir mapa con un cuadro de búsqueda y los botones Puede ver, Puede exportar y Puede editar."/>
@@ -9968,7 +9968,7 @@
           <w:left w:w="10" w:type="dxa"/>
           <w:right w:w="10" w:type="dxa"/>
         </w:tblCellMar>
-        <w:tblLook w:val="0000" w:firstRow="0" w:lastRow="0" w:firstColumn="0" w:lastColumn="0" w:noHBand="0" w:noVBand="0"/>
+        <w:tblLook w:val="04A0" w:firstRow="1" w:lastRow="0" w:firstColumn="1" w:lastColumn="0" w:noHBand="0" w:noVBand="1"/>
       </w:tblPr>
       <w:tblGrid>
         <w:gridCol w:w="1851"/>
@@ -10305,7 +10305,7 @@
       <w:pPr>
         <w:pStyle w:val="Ttulo2"/>
       </w:pPr>
-      <w:bookmarkStart w:id="11" w:name="_Toc241668060"/>
+      <w:bookmarkStart w:id="11" w:name="_Toc241670591"/>
       <w:r>
         <w:lastRenderedPageBreak/>
         <w:t>Compartir un libro completo</w:t>
@@ -10361,7 +10361,7 @@
       <w:pPr>
         <w:pStyle w:val="Ttulo2"/>
       </w:pPr>
-      <w:bookmarkStart w:id="12" w:name="_Toc241668061"/>
+      <w:bookmarkStart w:id="12" w:name="_Toc241670592"/>
       <w:r>
         <w:t>Copiar un mapa</w:t>
       </w:r>
@@ -10376,7 +10376,7 @@
       <w:pPr>
         <w:pStyle w:val="Ttulo2"/>
       </w:pPr>
-      <w:bookmarkStart w:id="13" w:name="_Toc241668062"/>
+      <w:bookmarkStart w:id="13" w:name="_Toc241670593"/>
       <w:r>
         <w:t>Ejemplo: dar acceso de lectura a un compañero</w:t>
       </w:r>
@@ -10507,7 +10507,7 @@
         <w:pStyle w:val="Ttulo1"/>
         <w:pageBreakBefore/>
       </w:pPr>
-      <w:bookmarkStart w:id="14" w:name="_Toc241668063"/>
+      <w:bookmarkStart w:id="14" w:name="_Toc241670594"/>
       <w:r>
         <w:lastRenderedPageBreak/>
         <w:t>Generador de mapas</w:t>
@@ -10540,7 +10540,7 @@
           <w:noProof/>
         </w:rPr>
         <w:drawing>
-          <wp:inline distT="0" distB="0" distL="0" distR="0" wp14:anchorId="2131CD8B" wp14:editId="0EA72145">
+          <wp:inline distT="0" distB="0" distL="0" distR="0" wp14:anchorId="71840D0D" wp14:editId="71F58D47">
             <wp:extent cx="5715000" cy="3571875"/>
             <wp:effectExtent l="0" t="0" r="0" b="0"/>
             <wp:docPr id="86" name="05-builder-overview.png" descr="El generador de mapas con el árbol Áreas de negocio, el lienzo de columnas y el panel Propiedades." title="El generador de mapas con el árbol Áreas de negocio, el lienzo de columnas y el panel Propiedades."/>
@@ -10592,7 +10592,7 @@
       <w:pPr>
         <w:pStyle w:val="Ttulo2"/>
       </w:pPr>
-      <w:bookmarkStart w:id="15" w:name="_Toc241668064"/>
+      <w:bookmarkStart w:id="15" w:name="_Toc241670595"/>
       <w:r>
         <w:t>La pantalla</w:t>
       </w:r>
@@ -10752,7 +10752,7 @@
       <w:pPr>
         <w:pStyle w:val="Ttulo2"/>
       </w:pPr>
-      <w:bookmarkStart w:id="16" w:name="_Toc241668065"/>
+      <w:bookmarkStart w:id="16" w:name="_Toc241670596"/>
       <w:r>
         <w:t>La barra de herramientas</w:t>
       </w:r>
@@ -10773,7 +10773,7 @@
           <w:left w:w="10" w:type="dxa"/>
           <w:right w:w="10" w:type="dxa"/>
         </w:tblCellMar>
-        <w:tblLook w:val="0000" w:firstRow="0" w:lastRow="0" w:firstColumn="0" w:lastColumn="0" w:noHBand="0" w:noVBand="0"/>
+        <w:tblLook w:val="04A0" w:firstRow="1" w:lastRow="0" w:firstColumn="1" w:lastColumn="0" w:noHBand="0" w:noVBand="1"/>
       </w:tblPr>
       <w:tblGrid>
         <w:gridCol w:w="4778"/>
@@ -11604,7 +11604,7 @@
           <w:left w:w="10" w:type="dxa"/>
           <w:right w:w="10" w:type="dxa"/>
         </w:tblCellMar>
-        <w:tblLook w:val="0000" w:firstRow="0" w:lastRow="0" w:firstColumn="0" w:lastColumn="0" w:noHBand="0" w:noVBand="0"/>
+        <w:tblLook w:val="04A0" w:firstRow="1" w:lastRow="0" w:firstColumn="1" w:lastColumn="0" w:noHBand="0" w:noVBand="1"/>
       </w:tblPr>
       <w:tblGrid>
         <w:gridCol w:w="2030"/>
@@ -11968,7 +11968,7 @@
       <w:pPr>
         <w:pStyle w:val="Ttulo2"/>
       </w:pPr>
-      <w:bookmarkStart w:id="17" w:name="_Toc241668066"/>
+      <w:bookmarkStart w:id="17" w:name="_Toc241670597"/>
       <w:r>
         <w:t>Crear un mapa</w:t>
       </w:r>
@@ -12176,7 +12176,7 @@
       <w:pPr>
         <w:pStyle w:val="Ttulo2"/>
       </w:pPr>
-      <w:bookmarkStart w:id="18" w:name="_Toc241668067"/>
+      <w:bookmarkStart w:id="18" w:name="_Toc241670598"/>
       <w:r>
         <w:t>Configurar una columna</w:t>
       </w:r>
@@ -12222,7 +12222,7 @@
           <w:left w:w="10" w:type="dxa"/>
           <w:right w:w="10" w:type="dxa"/>
         </w:tblCellMar>
-        <w:tblLook w:val="0000" w:firstRow="0" w:lastRow="0" w:firstColumn="0" w:lastColumn="0" w:noHBand="0" w:noVBand="0"/>
+        <w:tblLook w:val="04A0" w:firstRow="1" w:lastRow="0" w:firstColumn="1" w:lastColumn="0" w:noHBand="0" w:noVBand="1"/>
       </w:tblPr>
       <w:tblGrid>
         <w:gridCol w:w="5743"/>
@@ -13058,7 +13058,7 @@
           <w:left w:w="10" w:type="dxa"/>
           <w:right w:w="10" w:type="dxa"/>
         </w:tblCellMar>
-        <w:tblLook w:val="0000" w:firstRow="0" w:lastRow="0" w:firstColumn="0" w:lastColumn="0" w:noHBand="0" w:noVBand="0"/>
+        <w:tblLook w:val="04A0" w:firstRow="1" w:lastRow="0" w:firstColumn="1" w:lastColumn="0" w:noHBand="0" w:noVBand="1"/>
       </w:tblPr>
       <w:tblGrid>
         <w:gridCol w:w="4513"/>
@@ -13531,7 +13531,7 @@
           <w:left w:w="10" w:type="dxa"/>
           <w:right w:w="10" w:type="dxa"/>
         </w:tblCellMar>
-        <w:tblLook w:val="0000" w:firstRow="0" w:lastRow="0" w:firstColumn="0" w:lastColumn="0" w:noHBand="0" w:noVBand="0"/>
+        <w:tblLook w:val="04A0" w:firstRow="1" w:lastRow="0" w:firstColumn="1" w:lastColumn="0" w:noHBand="0" w:noVBand="1"/>
       </w:tblPr>
       <w:tblGrid>
         <w:gridCol w:w="2545"/>
@@ -13829,7 +13829,7 @@
           <w:left w:w="10" w:type="dxa"/>
           <w:right w:w="10" w:type="dxa"/>
         </w:tblCellMar>
-        <w:tblLook w:val="0000" w:firstRow="0" w:lastRow="0" w:firstColumn="0" w:lastColumn="0" w:noHBand="0" w:noVBand="0"/>
+        <w:tblLook w:val="04A0" w:firstRow="1" w:lastRow="0" w:firstColumn="1" w:lastColumn="0" w:noHBand="0" w:noVBand="1"/>
       </w:tblPr>
       <w:tblGrid>
         <w:gridCol w:w="5602"/>
@@ -14326,7 +14326,7 @@
           <w:left w:w="10" w:type="dxa"/>
           <w:right w:w="10" w:type="dxa"/>
         </w:tblCellMar>
-        <w:tblLook w:val="0000" w:firstRow="0" w:lastRow="0" w:firstColumn="0" w:lastColumn="0" w:noHBand="0" w:noVBand="0"/>
+        <w:tblLook w:val="04A0" w:firstRow="1" w:lastRow="0" w:firstColumn="1" w:lastColumn="0" w:noHBand="0" w:noVBand="1"/>
       </w:tblPr>
       <w:tblGrid>
         <w:gridCol w:w="2911"/>
@@ -14691,7 +14691,7 @@
           <w:left w:w="10" w:type="dxa"/>
           <w:right w:w="10" w:type="dxa"/>
         </w:tblCellMar>
-        <w:tblLook w:val="0000" w:firstRow="0" w:lastRow="0" w:firstColumn="0" w:lastColumn="0" w:noHBand="0" w:noVBand="0"/>
+        <w:tblLook w:val="04A0" w:firstRow="1" w:lastRow="0" w:firstColumn="1" w:lastColumn="0" w:noHBand="0" w:noVBand="1"/>
       </w:tblPr>
       <w:tblGrid>
         <w:gridCol w:w="2363"/>
@@ -14986,7 +14986,7 @@
           <w:noProof/>
         </w:rPr>
         <w:drawing>
-          <wp:inline distT="0" distB="0" distL="0" distR="0" wp14:anchorId="3CB40A64" wp14:editId="61FF6C40">
+          <wp:inline distT="0" distB="0" distL="0" distR="0" wp14:anchorId="7439C9D0" wp14:editId="6800157D">
             <wp:extent cx="5715000" cy="3571875"/>
             <wp:effectExtent l="0" t="0" r="0" b="0"/>
             <wp:docPr id="87" name="08-builder-column-aggregation.png" descr="El cuadro Configurar columna con la lista Agregación abierta." title="El cuadro Configurar columna con la lista Agregación abierta."/>
@@ -15038,7 +15038,7 @@
       <w:pPr>
         <w:pStyle w:val="Ttulo2"/>
       </w:pPr>
-      <w:bookmarkStart w:id="19" w:name="_Toc241668068"/>
+      <w:bookmarkStart w:id="19" w:name="_Toc241670599"/>
       <w:r>
         <w:t>La pestaña Propiedades</w:t>
       </w:r>
@@ -15059,7 +15059,7 @@
           <w:left w:w="10" w:type="dxa"/>
           <w:right w:w="10" w:type="dxa"/>
         </w:tblCellMar>
-        <w:tblLook w:val="0000" w:firstRow="0" w:lastRow="0" w:firstColumn="0" w:lastColumn="0" w:noHBand="0" w:noVBand="0"/>
+        <w:tblLook w:val="04A0" w:firstRow="1" w:lastRow="0" w:firstColumn="1" w:lastColumn="0" w:noHBand="0" w:noVBand="1"/>
       </w:tblPr>
       <w:tblGrid>
         <w:gridCol w:w="4778"/>
@@ -15431,7 +15431,7 @@
           <w:left w:w="10" w:type="dxa"/>
           <w:right w:w="10" w:type="dxa"/>
         </w:tblCellMar>
-        <w:tblLook w:val="0000" w:firstRow="0" w:lastRow="0" w:firstColumn="0" w:lastColumn="0" w:noHBand="0" w:noVBand="0"/>
+        <w:tblLook w:val="04A0" w:firstRow="1" w:lastRow="0" w:firstColumn="1" w:lastColumn="0" w:noHBand="0" w:noVBand="1"/>
       </w:tblPr>
       <w:tblGrid>
         <w:gridCol w:w="5297"/>
@@ -15886,7 +15886,7 @@
       <w:pPr>
         <w:pStyle w:val="Ttulo2"/>
       </w:pPr>
-      <w:bookmarkStart w:id="20" w:name="_Toc241668069"/>
+      <w:bookmarkStart w:id="20" w:name="_Toc241670600"/>
       <w:r>
         <w:t>La pestaña Condiciones</w:t>
       </w:r>
@@ -15912,7 +15912,7 @@
           <w:left w:w="10" w:type="dxa"/>
           <w:right w:w="10" w:type="dxa"/>
         </w:tblCellMar>
-        <w:tblLook w:val="0000" w:firstRow="0" w:lastRow="0" w:firstColumn="0" w:lastColumn="0" w:noHBand="0" w:noVBand="0"/>
+        <w:tblLook w:val="04A0" w:firstRow="1" w:lastRow="0" w:firstColumn="1" w:lastColumn="0" w:noHBand="0" w:noVBand="1"/>
       </w:tblPr>
       <w:tblGrid>
         <w:gridCol w:w="4513"/>
@@ -16835,7 +16835,7 @@
           <w:left w:w="10" w:type="dxa"/>
           <w:right w:w="10" w:type="dxa"/>
         </w:tblCellMar>
-        <w:tblLook w:val="0000" w:firstRow="0" w:lastRow="0" w:firstColumn="0" w:lastColumn="0" w:noHBand="0" w:noVBand="0"/>
+        <w:tblLook w:val="04A0" w:firstRow="1" w:lastRow="0" w:firstColumn="1" w:lastColumn="0" w:noHBand="0" w:noVBand="1"/>
       </w:tblPr>
       <w:tblGrid>
         <w:gridCol w:w="4513"/>
@@ -17429,7 +17429,7 @@
       <w:pPr>
         <w:pStyle w:val="Ttulo2"/>
       </w:pPr>
-      <w:bookmarkStart w:id="21" w:name="_Toc241668070"/>
+      <w:bookmarkStart w:id="21" w:name="_Toc241670601"/>
       <w:r>
         <w:t>La pestaña Ordenación</w:t>
       </w:r>
@@ -17450,7 +17450,7 @@
           <w:left w:w="10" w:type="dxa"/>
           <w:right w:w="10" w:type="dxa"/>
         </w:tblCellMar>
-        <w:tblLook w:val="0000" w:firstRow="0" w:lastRow="0" w:firstColumn="0" w:lastColumn="0" w:noHBand="0" w:noVBand="0"/>
+        <w:tblLook w:val="04A0" w:firstRow="1" w:lastRow="0" w:firstColumn="1" w:lastColumn="0" w:noHBand="0" w:noVBand="1"/>
       </w:tblPr>
       <w:tblGrid>
         <w:gridCol w:w="4513"/>
@@ -17874,7 +17874,7 @@
       <w:pPr>
         <w:pStyle w:val="Ttulo2"/>
       </w:pPr>
-      <w:bookmarkStart w:id="22" w:name="_Toc241668071"/>
+      <w:bookmarkStart w:id="22" w:name="_Toc241670602"/>
       <w:r>
         <w:t>La pestaña Parámetros</w:t>
       </w:r>
@@ -17900,7 +17900,7 @@
           <w:left w:w="10" w:type="dxa"/>
           <w:right w:w="10" w:type="dxa"/>
         </w:tblCellMar>
-        <w:tblLook w:val="0000" w:firstRow="0" w:lastRow="0" w:firstColumn="0" w:lastColumn="0" w:noHBand="0" w:noVBand="0"/>
+        <w:tblLook w:val="04A0" w:firstRow="1" w:lastRow="0" w:firstColumn="1" w:lastColumn="0" w:noHBand="0" w:noVBand="1"/>
       </w:tblPr>
       <w:tblGrid>
         <w:gridCol w:w="4513"/>
@@ -18446,7 +18446,7 @@
           <w:left w:w="10" w:type="dxa"/>
           <w:right w:w="10" w:type="dxa"/>
         </w:tblCellMar>
-        <w:tblLook w:val="0000" w:firstRow="0" w:lastRow="0" w:firstColumn="0" w:lastColumn="0" w:noHBand="0" w:noVBand="0"/>
+        <w:tblLook w:val="04A0" w:firstRow="1" w:lastRow="0" w:firstColumn="1" w:lastColumn="0" w:noHBand="0" w:noVBand="1"/>
       </w:tblPr>
       <w:tblGrid>
         <w:gridCol w:w="4513"/>
@@ -18784,7 +18784,7 @@
       <w:pPr>
         <w:pStyle w:val="Ttulo2"/>
       </w:pPr>
-      <w:bookmarkStart w:id="23" w:name="_Toc241668072"/>
+      <w:bookmarkStart w:id="23" w:name="_Toc241670603"/>
       <w:r>
         <w:lastRenderedPageBreak/>
         <w:t>La pestaña Campos calculados</w:t>
@@ -18811,7 +18811,7 @@
           <w:left w:w="10" w:type="dxa"/>
           <w:right w:w="10" w:type="dxa"/>
         </w:tblCellMar>
-        <w:tblLook w:val="0000" w:firstRow="0" w:lastRow="0" w:firstColumn="0" w:lastColumn="0" w:noHBand="0" w:noVBand="0"/>
+        <w:tblLook w:val="04A0" w:firstRow="1" w:lastRow="0" w:firstColumn="1" w:lastColumn="0" w:noHBand="0" w:noVBand="1"/>
       </w:tblPr>
       <w:tblGrid>
         <w:gridCol w:w="4513"/>
@@ -19345,7 +19345,7 @@
           <w:left w:w="10" w:type="dxa"/>
           <w:right w:w="10" w:type="dxa"/>
         </w:tblCellMar>
-        <w:tblLook w:val="0000" w:firstRow="0" w:lastRow="0" w:firstColumn="0" w:lastColumn="0" w:noHBand="0" w:noVBand="0"/>
+        <w:tblLook w:val="04A0" w:firstRow="1" w:lastRow="0" w:firstColumn="1" w:lastColumn="0" w:noHBand="0" w:noVBand="1"/>
       </w:tblPr>
       <w:tblGrid>
         <w:gridCol w:w="3610"/>
@@ -19683,7 +19683,7 @@
       <w:pPr>
         <w:pStyle w:val="Ttulo2"/>
       </w:pPr>
-      <w:bookmarkStart w:id="24" w:name="_Toc241668073"/>
+      <w:bookmarkStart w:id="24" w:name="_Toc241670604"/>
       <w:r>
         <w:t>Formato condicional</w:t>
       </w:r>
@@ -19726,7 +19726,7 @@
           <w:left w:w="10" w:type="dxa"/>
           <w:right w:w="10" w:type="dxa"/>
         </w:tblCellMar>
-        <w:tblLook w:val="0000" w:firstRow="0" w:lastRow="0" w:firstColumn="0" w:lastColumn="0" w:noHBand="0" w:noVBand="0"/>
+        <w:tblLook w:val="04A0" w:firstRow="1" w:lastRow="0" w:firstColumn="1" w:lastColumn="0" w:noHBand="0" w:noVBand="1"/>
       </w:tblPr>
       <w:tblGrid>
         <w:gridCol w:w="4778"/>
@@ -20474,7 +20474,7 @@
           <w:left w:w="10" w:type="dxa"/>
           <w:right w:w="10" w:type="dxa"/>
         </w:tblCellMar>
-        <w:tblLook w:val="0000" w:firstRow="0" w:lastRow="0" w:firstColumn="0" w:lastColumn="0" w:noHBand="0" w:noVBand="0"/>
+        <w:tblLook w:val="04A0" w:firstRow="1" w:lastRow="0" w:firstColumn="1" w:lastColumn="0" w:noHBand="0" w:noVBand="1"/>
       </w:tblPr>
       <w:tblGrid>
         <w:gridCol w:w="4275"/>
@@ -21077,7 +21077,7 @@
       <w:pPr>
         <w:pStyle w:val="Ttulo2"/>
       </w:pPr>
-      <w:bookmarkStart w:id="25" w:name="_Toc241668074"/>
+      <w:bookmarkStart w:id="25" w:name="_Toc241670605"/>
       <w:r>
         <w:t>Ejecutar un mapa y leer el resultado</w:t>
       </w:r>
@@ -21165,7 +21165,7 @@
           <w:left w:w="10" w:type="dxa"/>
           <w:right w:w="10" w:type="dxa"/>
         </w:tblCellMar>
-        <w:tblLook w:val="0000" w:firstRow="0" w:lastRow="0" w:firstColumn="0" w:lastColumn="0" w:noHBand="0" w:noVBand="0"/>
+        <w:tblLook w:val="04A0" w:firstRow="1" w:lastRow="0" w:firstColumn="1" w:lastColumn="0" w:noHBand="0" w:noVBand="1"/>
       </w:tblPr>
       <w:tblGrid>
         <w:gridCol w:w="4513"/>
@@ -21761,7 +21761,7 @@
           <w:left w:w="10" w:type="dxa"/>
           <w:right w:w="10" w:type="dxa"/>
         </w:tblCellMar>
-        <w:tblLook w:val="0000" w:firstRow="0" w:lastRow="0" w:firstColumn="0" w:lastColumn="0" w:noHBand="0" w:noVBand="0"/>
+        <w:tblLook w:val="04A0" w:firstRow="1" w:lastRow="0" w:firstColumn="1" w:lastColumn="0" w:noHBand="0" w:noVBand="1"/>
       </w:tblPr>
       <w:tblGrid>
         <w:gridCol w:w="1851"/>
@@ -22149,7 +22149,7 @@
           <w:noProof/>
         </w:rPr>
         <w:drawing>
-          <wp:inline distT="0" distB="0" distL="0" distR="0" wp14:anchorId="1EE8CFDC" wp14:editId="647AE105">
+          <wp:inline distT="0" distB="0" distL="0" distR="0" wp14:anchorId="66455006" wp14:editId="0C1BDA70">
             <wp:extent cx="5715000" cy="3571875"/>
             <wp:effectExtent l="0" t="0" r="0" b="0"/>
             <wp:docPr id="88" name="03-viewer-results.png" descr="Los resultados de una ejecución con los botones SQL y Plan junto a los botones Excel, CSV y PDF." title="Los resultados de una ejecución con los botones SQL y Plan junto a los botones Excel, CSV y PDF."/>
@@ -22216,7 +22216,7 @@
       <w:pPr>
         <w:pStyle w:val="Ttulo2"/>
       </w:pPr>
-      <w:bookmarkStart w:id="26" w:name="_Toc241668075"/>
+      <w:bookmarkStart w:id="26" w:name="_Toc241670606"/>
       <w:r>
         <w:t>Rechazos y errores</w:t>
       </w:r>
@@ -22242,7 +22242,7 @@
           <w:left w:w="10" w:type="dxa"/>
           <w:right w:w="10" w:type="dxa"/>
         </w:tblCellMar>
-        <w:tblLook w:val="0000" w:firstRow="0" w:lastRow="0" w:firstColumn="0" w:lastColumn="0" w:noHBand="0" w:noVBand="0"/>
+        <w:tblLook w:val="04A0" w:firstRow="1" w:lastRow="0" w:firstColumn="1" w:lastColumn="0" w:noHBand="0" w:noVBand="1"/>
       </w:tblPr>
       <w:tblGrid>
         <w:gridCol w:w="4247"/>
@@ -22855,7 +22855,7 @@
         <w:pStyle w:val="Ttulo1"/>
         <w:pageBreakBefore/>
       </w:pPr>
-      <w:bookmarkStart w:id="27" w:name="_Toc241668076"/>
+      <w:bookmarkStart w:id="27" w:name="_Toc241670607"/>
       <w:r>
         <w:lastRenderedPageBreak/>
         <w:t>El visor de mapas</w:t>
@@ -22888,7 +22888,7 @@
           <w:noProof/>
         </w:rPr>
         <w:drawing>
-          <wp:inline distT="0" distB="0" distL="0" distR="0" wp14:anchorId="59175C33" wp14:editId="7038F321">
+          <wp:inline distT="0" distB="0" distL="0" distR="0" wp14:anchorId="2397AF84" wp14:editId="0D35109B">
             <wp:extent cx="5715000" cy="3571875"/>
             <wp:effectExtent l="0" t="0" r="0" b="0"/>
             <wp:docPr id="89" name="25-viewer-results.png" descr="El visor de mapas tras una ejecución completada, con la cuadrícula de resultados y los botones de exportación." title="El visor de mapas tras una ejecución completada, con la cuadrícula de resultados y los botones de exportación."/>
@@ -22951,7 +22951,7 @@
           <w:left w:w="10" w:type="dxa"/>
           <w:right w:w="10" w:type="dxa"/>
         </w:tblCellMar>
-        <w:tblLook w:val="0000" w:firstRow="0" w:lastRow="0" w:firstColumn="0" w:lastColumn="0" w:noHBand="0" w:noVBand="0"/>
+        <w:tblLook w:val="04A0" w:firstRow="1" w:lastRow="0" w:firstColumn="1" w:lastColumn="0" w:noHBand="0" w:noVBand="1"/>
       </w:tblPr>
       <w:tblGrid>
         <w:gridCol w:w="5415"/>
@@ -23493,7 +23493,7 @@
         <w:pStyle w:val="Ttulo1"/>
         <w:pageBreakBefore/>
       </w:pPr>
-      <w:bookmarkStart w:id="28" w:name="_Toc241668077"/>
+      <w:bookmarkStart w:id="28" w:name="_Toc241670608"/>
       <w:r>
         <w:lastRenderedPageBreak/>
         <w:t>Ejecuciones</w:t>
@@ -23523,7 +23523,7 @@
           <w:noProof/>
         </w:rPr>
         <w:drawing>
-          <wp:inline distT="0" distB="0" distL="0" distR="0" wp14:anchorId="53D43AB0" wp14:editId="0FDC5BF7">
+          <wp:inline distT="0" distB="0" distL="0" distR="0" wp14:anchorId="47CABFE2" wp14:editId="48301612">
             <wp:extent cx="5715000" cy="3571875"/>
             <wp:effectExtent l="0" t="0" r="0" b="0"/>
             <wp:docPr id="90" name="04-runs-every-user.png" descr="La página Ejecuciones mostrando las ejecuciones de todos los usuarios." title="La página Ejecuciones mostrando las ejecuciones de todos los usuarios."/>
@@ -23586,7 +23586,7 @@
           <w:left w:w="10" w:type="dxa"/>
           <w:right w:w="10" w:type="dxa"/>
         </w:tblCellMar>
-        <w:tblLook w:val="0000" w:firstRow="0" w:lastRow="0" w:firstColumn="0" w:lastColumn="0" w:noHBand="0" w:noVBand="0"/>
+        <w:tblLook w:val="04A0" w:firstRow="1" w:lastRow="0" w:firstColumn="1" w:lastColumn="0" w:noHBand="0" w:noVBand="1"/>
       </w:tblPr>
       <w:tblGrid>
         <w:gridCol w:w="5886"/>
@@ -24408,7 +24408,7 @@
           <w:left w:w="10" w:type="dxa"/>
           <w:right w:w="10" w:type="dxa"/>
         </w:tblCellMar>
-        <w:tblLook w:val="0000" w:firstRow="0" w:lastRow="0" w:firstColumn="0" w:lastColumn="0" w:noHBand="0" w:noVBand="0"/>
+        <w:tblLook w:val="04A0" w:firstRow="1" w:lastRow="0" w:firstColumn="1" w:lastColumn="0" w:noHBand="0" w:noVBand="1"/>
       </w:tblPr>
       <w:tblGrid>
         <w:gridCol w:w="3545"/>
@@ -24853,7 +24853,7 @@
         <w:pStyle w:val="Ttulo1"/>
         <w:pageBreakBefore/>
       </w:pPr>
-      <w:bookmarkStart w:id="29" w:name="_Toc241668078"/>
+      <w:bookmarkStart w:id="29" w:name="_Toc241670609"/>
       <w:r>
         <w:lastRenderedPageBreak/>
         <w:t>Exportaciones</w:t>
@@ -24883,7 +24883,7 @@
           <w:noProof/>
         </w:rPr>
         <w:drawing>
-          <wp:inline distT="0" distB="0" distL="0" distR="0" wp14:anchorId="13C0C709" wp14:editId="65A04F80">
+          <wp:inline distT="0" distB="0" distL="0" distR="0" wp14:anchorId="77CB89A0" wp14:editId="566BBE34">
             <wp:extent cx="5715000" cy="3571875"/>
             <wp:effectExtent l="0" t="0" r="0" b="0"/>
             <wp:docPr id="91" name="05-exports.png" descr="La página Exportaciones con la lista de trabajos de exportación, su estado y los botones de descarga." title="La página Exportaciones con la lista de trabajos de exportación, su estado y los botones de descarga."/>
@@ -24946,7 +24946,7 @@
           <w:left w:w="10" w:type="dxa"/>
           <w:right w:w="10" w:type="dxa"/>
         </w:tblCellMar>
-        <w:tblLook w:val="0000" w:firstRow="0" w:lastRow="0" w:firstColumn="0" w:lastColumn="0" w:noHBand="0" w:noVBand="0"/>
+        <w:tblLook w:val="04A0" w:firstRow="1" w:lastRow="0" w:firstColumn="1" w:lastColumn="0" w:noHBand="0" w:noVBand="1"/>
       </w:tblPr>
       <w:tblGrid>
         <w:gridCol w:w="5886"/>
@@ -25273,7 +25273,7 @@
           <w:left w:w="10" w:type="dxa"/>
           <w:right w:w="10" w:type="dxa"/>
         </w:tblCellMar>
-        <w:tblLook w:val="0000" w:firstRow="0" w:lastRow="0" w:firstColumn="0" w:lastColumn="0" w:noHBand="0" w:noVBand="0"/>
+        <w:tblLook w:val="04A0" w:firstRow="1" w:lastRow="0" w:firstColumn="1" w:lastColumn="0" w:noHBand="0" w:noVBand="1"/>
       </w:tblPr>
       <w:tblGrid>
         <w:gridCol w:w="2188"/>
@@ -25564,7 +25564,7 @@
         <w:pStyle w:val="Ttulo1"/>
         <w:pageBreakBefore/>
       </w:pPr>
-      <w:bookmarkStart w:id="30" w:name="_Toc241668079"/>
+      <w:bookmarkStart w:id="30" w:name="_Toc241670610"/>
       <w:r>
         <w:lastRenderedPageBreak/>
         <w:t>Programaciones</w:t>
@@ -25597,7 +25597,7 @@
           <w:noProof/>
         </w:rPr>
         <w:drawing>
-          <wp:inline distT="0" distB="0" distL="0" distR="0" wp14:anchorId="5216DA49" wp14:editId="51C0F4DD">
+          <wp:inline distT="0" distB="0" distL="0" distR="0" wp14:anchorId="7E6CAD20" wp14:editId="2A3A9578">
             <wp:extent cx="5715000" cy="3571875"/>
             <wp:effectExtent l="0" t="0" r="0" b="0"/>
             <wp:docPr id="92" name="38-schedules-list.png" descr="La página Programaciones con una programación en pausa y sus iconos de acción." title="La página Programaciones con una programación en pausa y sus iconos de acción."/>
@@ -25660,7 +25660,7 @@
           <w:left w:w="10" w:type="dxa"/>
           <w:right w:w="10" w:type="dxa"/>
         </w:tblCellMar>
-        <w:tblLook w:val="0000" w:firstRow="0" w:lastRow="0" w:firstColumn="0" w:lastColumn="0" w:noHBand="0" w:noVBand="0"/>
+        <w:tblLook w:val="04A0" w:firstRow="1" w:lastRow="0" w:firstColumn="1" w:lastColumn="0" w:noHBand="0" w:noVBand="1"/>
       </w:tblPr>
       <w:tblGrid>
         <w:gridCol w:w="5886"/>
@@ -26308,7 +26308,7 @@
       <w:pPr>
         <w:pStyle w:val="Ttulo2"/>
       </w:pPr>
-      <w:bookmarkStart w:id="31" w:name="_Toc241668080"/>
+      <w:bookmarkStart w:id="31" w:name="_Toc241670611"/>
       <w:r>
         <w:t>Nueva programación y Editar programación</w:t>
       </w:r>
@@ -26329,7 +26329,7 @@
           <w:left w:w="10" w:type="dxa"/>
           <w:right w:w="10" w:type="dxa"/>
         </w:tblCellMar>
-        <w:tblLook w:val="0000" w:firstRow="0" w:lastRow="0" w:firstColumn="0" w:lastColumn="0" w:noHBand="0" w:noVBand="0"/>
+        <w:tblLook w:val="04A0" w:firstRow="1" w:lastRow="0" w:firstColumn="1" w:lastColumn="0" w:noHBand="0" w:noVBand="1"/>
       </w:tblPr>
       <w:tblGrid>
         <w:gridCol w:w="4513"/>
@@ -27110,7 +27110,7 @@
           <w:left w:w="10" w:type="dxa"/>
           <w:right w:w="10" w:type="dxa"/>
         </w:tblCellMar>
-        <w:tblLook w:val="0000" w:firstRow="0" w:lastRow="0" w:firstColumn="0" w:lastColumn="0" w:noHBand="0" w:noVBand="0"/>
+        <w:tblLook w:val="04A0" w:firstRow="1" w:lastRow="0" w:firstColumn="1" w:lastColumn="0" w:noHBand="0" w:noVBand="1"/>
       </w:tblPr>
       <w:tblGrid>
         <w:gridCol w:w="4037"/>
@@ -27496,7 +27496,7 @@
           <w:left w:w="10" w:type="dxa"/>
           <w:right w:w="10" w:type="dxa"/>
         </w:tblCellMar>
-        <w:tblLook w:val="0000" w:firstRow="0" w:lastRow="0" w:firstColumn="0" w:lastColumn="0" w:noHBand="0" w:noVBand="0"/>
+        <w:tblLook w:val="04A0" w:firstRow="1" w:lastRow="0" w:firstColumn="1" w:lastColumn="0" w:noHBand="0" w:noVBand="1"/>
       </w:tblPr>
       <w:tblGrid>
         <w:gridCol w:w="2578"/>
@@ -27743,7 +27743,7 @@
           <w:noProof/>
         </w:rPr>
         <w:drawing>
-          <wp:inline distT="0" distB="0" distL="0" distR="0" wp14:anchorId="727EB406" wp14:editId="01CD400C">
+          <wp:inline distT="0" distB="0" distL="0" distR="0" wp14:anchorId="2484E55A" wp14:editId="195F6F7C">
             <wp:extent cx="3743325" cy="4676775"/>
             <wp:effectExtent l="0" t="0" r="0" b="0"/>
             <wp:docPr id="93" name="34-schedule-custom-cron.png" descr="El cuadro Nueva programación con una frecuencia personalizada y el campo Expresión cron." title="El cuadro Nueva programación con una frecuencia personalizada y el campo Expresión cron."/>
@@ -27795,7 +27795,7 @@
       <w:pPr>
         <w:pStyle w:val="Ttulo2"/>
       </w:pPr>
-      <w:bookmarkStart w:id="32" w:name="_Toc241668081"/>
+      <w:bookmarkStart w:id="32" w:name="_Toc241670612"/>
       <w:r>
         <w:t>Historial de ejecución</w:t>
       </w:r>
@@ -27868,7 +27868,7 @@
           <w:left w:w="10" w:type="dxa"/>
           <w:right w:w="10" w:type="dxa"/>
         </w:tblCellMar>
-        <w:tblLook w:val="0000" w:firstRow="0" w:lastRow="0" w:firstColumn="0" w:lastColumn="0" w:noHBand="0" w:noVBand="0"/>
+        <w:tblLook w:val="04A0" w:firstRow="1" w:lastRow="0" w:firstColumn="1" w:lastColumn="0" w:noHBand="0" w:noVBand="1"/>
       </w:tblPr>
       <w:tblGrid>
         <w:gridCol w:w="5014"/>
@@ -28244,7 +28244,7 @@
       <w:pPr>
         <w:pStyle w:val="Ttulo2"/>
       </w:pPr>
-      <w:bookmarkStart w:id="33" w:name="_Toc241668082"/>
+      <w:bookmarkStart w:id="33" w:name="_Toc241670613"/>
       <w:r>
         <w:lastRenderedPageBreak/>
         <w:t>Ejemplo: un resultado semanal</w:t>
@@ -28450,7 +28450,7 @@
         <w:pStyle w:val="Ttulo1"/>
         <w:pageBreakBefore/>
       </w:pPr>
-      <w:bookmarkStart w:id="34" w:name="_Toc241668083"/>
+      <w:bookmarkStart w:id="34" w:name="_Toc241670614"/>
       <w:r>
         <w:lastRenderedPageBreak/>
         <w:t>Áreas de negocio</w:t>
@@ -28483,7 +28483,7 @@
           <w:noProof/>
         </w:rPr>
         <w:drawing>
-          <wp:inline distT="0" distB="0" distL="0" distR="0" wp14:anchorId="3A1EB532" wp14:editId="471A18C8">
+          <wp:inline distT="0" distB="0" distL="0" distR="0" wp14:anchorId="7D44ADF4" wp14:editId="4ED25589">
             <wp:extent cx="5715000" cy="3571875"/>
             <wp:effectExtent l="0" t="0" r="0" b="0"/>
             <wp:docPr id="94" name="06-business-areas.png" descr="La página Áreas de negocio con la lista de áreas, el botón Nueva área de negocio y los iconos de fila." title="La página Áreas de negocio con la lista de áreas, el botón Nueva área de negocio y los iconos de fila."/>
@@ -28611,7 +28611,7 @@
           <w:left w:w="10" w:type="dxa"/>
           <w:right w:w="10" w:type="dxa"/>
         </w:tblCellMar>
-        <w:tblLook w:val="0000" w:firstRow="0" w:lastRow="0" w:firstColumn="0" w:lastColumn="0" w:noHBand="0" w:noVBand="0"/>
+        <w:tblLook w:val="04A0" w:firstRow="1" w:lastRow="0" w:firstColumn="1" w:lastColumn="0" w:noHBand="0" w:noVBand="1"/>
       </w:tblPr>
       <w:tblGrid>
         <w:gridCol w:w="5886"/>
@@ -28997,7 +28997,7 @@
         </w:rPr>
         <w:lastRenderedPageBreak/>
         <w:drawing>
-          <wp:inline distT="0" distB="0" distL="0" distR="0" wp14:anchorId="4F35846D" wp14:editId="53262648">
+          <wp:inline distT="0" distB="0" distL="0" distR="0" wp14:anchorId="7628582F" wp14:editId="04CC071A">
             <wp:extent cx="3324225" cy="2047875"/>
             <wp:effectExtent l="0" t="0" r="0" b="0"/>
             <wp:docPr id="95" name="07-business-areas-new.png" descr="El cuadro Nueva área de negocio con los campos Nombre y Descripción." title="El cuadro Nueva área de negocio con los campos Nombre y Descripción."/>
@@ -29049,7 +29049,7 @@
       <w:pPr>
         <w:pStyle w:val="Ttulo2"/>
       </w:pPr>
-      <w:bookmarkStart w:id="35" w:name="_Toc241668084"/>
+      <w:bookmarkStart w:id="35" w:name="_Toc241670615"/>
       <w:r>
         <w:t>Crear un área de negocio</w:t>
       </w:r>
@@ -29153,7 +29153,7 @@
       <w:pPr>
         <w:pStyle w:val="Ttulo2"/>
       </w:pPr>
-      <w:bookmarkStart w:id="36" w:name="_Toc241668085"/>
+      <w:bookmarkStart w:id="36" w:name="_Toc241670616"/>
       <w:r>
         <w:t>Concesiones</w:t>
       </w:r>
@@ -29185,7 +29185,7 @@
           <w:noProof/>
         </w:rPr>
         <w:drawing>
-          <wp:inline distT="0" distB="0" distL="0" distR="0" wp14:anchorId="79978C71" wp14:editId="45F3C7A8">
+          <wp:inline distT="0" distB="0" distL="0" distR="0" wp14:anchorId="22392605" wp14:editId="057462CA">
             <wp:extent cx="5715000" cy="3571875"/>
             <wp:effectExtent l="0" t="0" r="0" b="0"/>
             <wp:docPr id="96" name="09-business-areas-grants-permission.png" descr="El cuadro Administrar concesiones con la lista Permiso abierta." title="El cuadro Administrar concesiones con la lista Permiso abierta."/>
@@ -29248,7 +29248,7 @@
           <w:left w:w="10" w:type="dxa"/>
           <w:right w:w="10" w:type="dxa"/>
         </w:tblCellMar>
-        <w:tblLook w:val="0000" w:firstRow="0" w:lastRow="0" w:firstColumn="0" w:lastColumn="0" w:noHBand="0" w:noVBand="0"/>
+        <w:tblLook w:val="04A0" w:firstRow="1" w:lastRow="0" w:firstColumn="1" w:lastColumn="0" w:noHBand="0" w:noVBand="1"/>
       </w:tblPr>
       <w:tblGrid>
         <w:gridCol w:w="5014"/>
@@ -29811,7 +29811,7 @@
           <w:left w:w="10" w:type="dxa"/>
           <w:right w:w="10" w:type="dxa"/>
         </w:tblCellMar>
-        <w:tblLook w:val="0000" w:firstRow="0" w:lastRow="0" w:firstColumn="0" w:lastColumn="0" w:noHBand="0" w:noVBand="0"/>
+        <w:tblLook w:val="04A0" w:firstRow="1" w:lastRow="0" w:firstColumn="1" w:lastColumn="0" w:noHBand="0" w:noVBand="1"/>
       </w:tblPr>
       <w:tblGrid>
         <w:gridCol w:w="1851"/>
@@ -30422,7 +30422,7 @@
         <w:pStyle w:val="Ttulo1"/>
         <w:pageBreakBefore/>
       </w:pPr>
-      <w:bookmarkStart w:id="37" w:name="_Toc241668086"/>
+      <w:bookmarkStart w:id="37" w:name="_Toc241670617"/>
       <w:r>
         <w:lastRenderedPageBreak/>
         <w:t>Carpetas</w:t>
@@ -30485,7 +30485,7 @@
           <w:noProof/>
         </w:rPr>
         <w:drawing>
-          <wp:inline distT="0" distB="0" distL="0" distR="0" wp14:anchorId="343F5492" wp14:editId="7C9C2506">
+          <wp:inline distT="0" distB="0" distL="0" distR="0" wp14:anchorId="5CFE921C" wp14:editId="2D3814E3">
             <wp:extent cx="5715000" cy="3571875"/>
             <wp:effectExtent l="0" t="0" r="0" b="0"/>
             <wp:docPr id="97" name="11-folders.png" descr="La página Carpetas con un área de negocio elegida, mostrando la tabla de carpetas y los iconos de fila." title="La página Carpetas con un área de negocio elegida, mostrando la tabla de carpetas y los iconos de fila."/>
@@ -30603,7 +30603,7 @@
           <w:left w:w="10" w:type="dxa"/>
           <w:right w:w="10" w:type="dxa"/>
         </w:tblCellMar>
-        <w:tblLook w:val="0000" w:firstRow="0" w:lastRow="0" w:firstColumn="0" w:lastColumn="0" w:noHBand="0" w:noVBand="0"/>
+        <w:tblLook w:val="04A0" w:firstRow="1" w:lastRow="0" w:firstColumn="1" w:lastColumn="0" w:noHBand="0" w:noVBand="1"/>
       </w:tblPr>
       <w:tblGrid>
         <w:gridCol w:w="5886"/>
@@ -31264,7 +31264,7 @@
       <w:pPr>
         <w:pStyle w:val="Ttulo2"/>
       </w:pPr>
-      <w:bookmarkStart w:id="38" w:name="_Toc241668087"/>
+      <w:bookmarkStart w:id="38" w:name="_Toc241670618"/>
       <w:r>
         <w:t>El asistente de carpetas</w:t>
       </w:r>
@@ -31285,7 +31285,7 @@
           <w:left w:w="10" w:type="dxa"/>
           <w:right w:w="10" w:type="dxa"/>
         </w:tblCellMar>
-        <w:tblLook w:val="0000" w:firstRow="0" w:lastRow="0" w:firstColumn="0" w:lastColumn="0" w:noHBand="0" w:noVBand="0"/>
+        <w:tblLook w:val="04A0" w:firstRow="1" w:lastRow="0" w:firstColumn="1" w:lastColumn="0" w:noHBand="0" w:noVBand="1"/>
       </w:tblPr>
       <w:tblGrid>
         <w:gridCol w:w="5014"/>
@@ -32214,7 +32214,7 @@
           <w:left w:w="10" w:type="dxa"/>
           <w:right w:w="10" w:type="dxa"/>
         </w:tblCellMar>
-        <w:tblLook w:val="0000" w:firstRow="0" w:lastRow="0" w:firstColumn="0" w:lastColumn="0" w:noHBand="0" w:noVBand="0"/>
+        <w:tblLook w:val="04A0" w:firstRow="1" w:lastRow="0" w:firstColumn="1" w:lastColumn="0" w:noHBand="0" w:noVBand="1"/>
       </w:tblPr>
       <w:tblGrid>
         <w:gridCol w:w="2329"/>
@@ -32694,7 +32694,7 @@
         </w:rPr>
         <w:lastRenderedPageBreak/>
         <w:drawing>
-          <wp:inline distT="0" distB="0" distL="0" distR="0" wp14:anchorId="0D455C08" wp14:editId="38E85455">
+          <wp:inline distT="0" distB="0" distL="0" distR="0" wp14:anchorId="5B8624B3" wp14:editId="443AD7DF">
             <wp:extent cx="2238375" cy="5905500"/>
             <wp:effectExtent l="0" t="0" r="0" b="0"/>
             <wp:docPr id="98" name="15-folders-picked.png" descr="El cuadro Nueva carpeta con una tabla elegida y la lista de comprobación Elementos a crear." title="El cuadro Nueva carpeta con una tabla elegida y la lista de comprobación Elementos a crear."/>
@@ -32881,7 +32881,7 @@
       <w:pPr>
         <w:pStyle w:val="Ttulo2"/>
       </w:pPr>
-      <w:bookmarkStart w:id="39" w:name="_Toc241668088"/>
+      <w:bookmarkStart w:id="39" w:name="_Toc241670619"/>
       <w:r>
         <w:t>Compartir una carpeta en otra área de negocio</w:t>
       </w:r>
@@ -32991,7 +32991,7 @@
           <w:noProof/>
         </w:rPr>
         <w:drawing>
-          <wp:inline distT="0" distB="0" distL="0" distR="0" wp14:anchorId="43F807E9" wp14:editId="1D5456FB">
+          <wp:inline distT="0" distB="0" distL="0" distR="0" wp14:anchorId="20784E9F" wp14:editId="426CDD9D">
             <wp:extent cx="3324225" cy="1638300"/>
             <wp:effectExtent l="0" t="0" r="0" b="0"/>
             <wp:docPr id="99" name="16-folders-sharing.png" descr="El cuadro de compartición de carpetas con la insignia del propietario y la lista Compartir con." title="El cuadro de compartición de carpetas con la insignia del propietario y la lista Compartir con."/>
@@ -33044,7 +33044,7 @@
         <w:pStyle w:val="Ttulo1"/>
         <w:pageBreakBefore/>
       </w:pPr>
-      <w:bookmarkStart w:id="40" w:name="_Toc241668089"/>
+      <w:bookmarkStart w:id="40" w:name="_Toc241670620"/>
       <w:r>
         <w:lastRenderedPageBreak/>
         <w:t>Elementos</w:t>
@@ -33097,7 +33097,7 @@
           <w:noProof/>
         </w:rPr>
         <w:drawing>
-          <wp:inline distT="0" distB="0" distL="0" distR="0" wp14:anchorId="47998CC9" wp14:editId="68BADE4C">
+          <wp:inline distT="0" distB="0" distL="0" distR="0" wp14:anchorId="657E9E2F" wp14:editId="45875C39">
             <wp:extent cx="5715000" cy="3571875"/>
             <wp:effectExtent l="0" t="0" r="0" b="0"/>
             <wp:docPr id="100" name="17-items.png" descr="La página Elementos de una carpeta elegida, con las columnas Tipo, Columna, Tipo de datos y Agregación." title="La página Elementos de una carpeta elegida, con las columnas Tipo, Columna, Tipo de datos y Agregación."/>
@@ -33215,7 +33215,7 @@
           <w:left w:w="10" w:type="dxa"/>
           <w:right w:w="10" w:type="dxa"/>
         </w:tblCellMar>
-        <w:tblLook w:val="0000" w:firstRow="0" w:lastRow="0" w:firstColumn="0" w:lastColumn="0" w:noHBand="0" w:noVBand="0"/>
+        <w:tblLook w:val="04A0" w:firstRow="1" w:lastRow="0" w:firstColumn="1" w:lastColumn="0" w:noHBand="0" w:noVBand="1"/>
       </w:tblPr>
       <w:tblGrid>
         <w:gridCol w:w="5886"/>
@@ -33601,7 +33601,7 @@
           <w:left w:w="10" w:type="dxa"/>
           <w:right w:w="10" w:type="dxa"/>
         </w:tblCellMar>
-        <w:tblLook w:val="0000" w:firstRow="0" w:lastRow="0" w:firstColumn="0" w:lastColumn="0" w:noHBand="0" w:noVBand="0"/>
+        <w:tblLook w:val="04A0" w:firstRow="1" w:lastRow="0" w:firstColumn="1" w:lastColumn="0" w:noHBand="0" w:noVBand="1"/>
       </w:tblPr>
       <w:tblGrid>
         <w:gridCol w:w="5014"/>
@@ -34252,7 +34252,7 @@
           <w:left w:w="10" w:type="dxa"/>
           <w:right w:w="10" w:type="dxa"/>
         </w:tblCellMar>
-        <w:tblLook w:val="0000" w:firstRow="0" w:lastRow="0" w:firstColumn="0" w:lastColumn="0" w:noHBand="0" w:noVBand="0"/>
+        <w:tblLook w:val="04A0" w:firstRow="1" w:lastRow="0" w:firstColumn="1" w:lastColumn="0" w:noHBand="0" w:noVBand="1"/>
       </w:tblPr>
       <w:tblGrid>
         <w:gridCol w:w="3072"/>
@@ -34822,7 +34822,7 @@
           <w:left w:w="10" w:type="dxa"/>
           <w:right w:w="10" w:type="dxa"/>
         </w:tblCellMar>
-        <w:tblLook w:val="0000" w:firstRow="0" w:lastRow="0" w:firstColumn="0" w:lastColumn="0" w:noHBand="0" w:noVBand="0"/>
+        <w:tblLook w:val="04A0" w:firstRow="1" w:lastRow="0" w:firstColumn="1" w:lastColumn="0" w:noHBand="0" w:noVBand="1"/>
       </w:tblPr>
       <w:tblGrid>
         <w:gridCol w:w="1851"/>
@@ -35044,7 +35044,7 @@
         </w:rPr>
         <w:lastRenderedPageBreak/>
         <w:drawing>
-          <wp:inline distT="0" distB="0" distL="0" distR="0" wp14:anchorId="63EEFD4C" wp14:editId="627837D4">
+          <wp:inline distT="0" distB="0" distL="0" distR="0" wp14:anchorId="74E9C6CD" wp14:editId="477CAD58">
             <wp:extent cx="5715000" cy="3571875"/>
             <wp:effectExtent l="0" t="0" r="0" b="0"/>
             <wp:docPr id="101" name="19-items-type-open.png" descr="El cuadro Nuevo elemento con la lista Tipo de elemento abierta, mostrando los tipos de elemento." title="El cuadro Nuevo elemento con la lista Tipo de elemento abierta, mostrando los tipos de elemento."/>
@@ -35097,7 +35097,7 @@
         <w:pStyle w:val="Ttulo1"/>
         <w:pageBreakBefore/>
       </w:pPr>
-      <w:bookmarkStart w:id="41" w:name="_Toc241668090"/>
+      <w:bookmarkStart w:id="41" w:name="_Toc241670621"/>
       <w:r>
         <w:lastRenderedPageBreak/>
         <w:t>Combinaciones</w:t>
@@ -35130,7 +35130,7 @@
           <w:noProof/>
         </w:rPr>
         <w:drawing>
-          <wp:inline distT="0" distB="0" distL="0" distR="0" wp14:anchorId="3902BD72" wp14:editId="392A9ACD">
+          <wp:inline distT="0" distB="0" distL="0" distR="0" wp14:anchorId="1512E103" wp14:editId="104EF3FA">
             <wp:extent cx="5715000" cy="3571875"/>
             <wp:effectExtent l="0" t="0" r="0" b="0"/>
             <wp:docPr id="102" name="20-joins.png" descr="La página Combinaciones, con combinaciones formadas por varios pares de columnas." title="La página Combinaciones, con combinaciones formadas por varios pares de columnas."/>
@@ -35259,7 +35259,7 @@
           <w:left w:w="10" w:type="dxa"/>
           <w:right w:w="10" w:type="dxa"/>
         </w:tblCellMar>
-        <w:tblLook w:val="0000" w:firstRow="0" w:lastRow="0" w:firstColumn="0" w:lastColumn="0" w:noHBand="0" w:noVBand="0"/>
+        <w:tblLook w:val="04A0" w:firstRow="1" w:lastRow="0" w:firstColumn="1" w:lastColumn="0" w:noHBand="0" w:noVBand="1"/>
       </w:tblPr>
       <w:tblGrid>
         <w:gridCol w:w="5886"/>
@@ -35630,7 +35630,7 @@
           <w:left w:w="10" w:type="dxa"/>
           <w:right w:w="10" w:type="dxa"/>
         </w:tblCellMar>
-        <w:tblLook w:val="0000" w:firstRow="0" w:lastRow="0" w:firstColumn="0" w:lastColumn="0" w:noHBand="0" w:noVBand="0"/>
+        <w:tblLook w:val="04A0" w:firstRow="1" w:lastRow="0" w:firstColumn="1" w:lastColumn="0" w:noHBand="0" w:noVBand="1"/>
       </w:tblPr>
       <w:tblGrid>
         <w:gridCol w:w="5014"/>
@@ -36219,7 +36219,7 @@
           <w:left w:w="10" w:type="dxa"/>
           <w:right w:w="10" w:type="dxa"/>
         </w:tblCellMar>
-        <w:tblLook w:val="0000" w:firstRow="0" w:lastRow="0" w:firstColumn="0" w:lastColumn="0" w:noHBand="0" w:noVBand="0"/>
+        <w:tblLook w:val="04A0" w:firstRow="1" w:lastRow="0" w:firstColumn="1" w:lastColumn="0" w:noHBand="0" w:noVBand="1"/>
       </w:tblPr>
       <w:tblGrid>
         <w:gridCol w:w="1851"/>
@@ -36498,7 +36498,7 @@
           <w:left w:w="10" w:type="dxa"/>
           <w:right w:w="10" w:type="dxa"/>
         </w:tblCellMar>
-        <w:tblLook w:val="0000" w:firstRow="0" w:lastRow="0" w:firstColumn="0" w:lastColumn="0" w:noHBand="0" w:noVBand="0"/>
+        <w:tblLook w:val="04A0" w:firstRow="1" w:lastRow="0" w:firstColumn="1" w:lastColumn="0" w:noHBand="0" w:noVBand="1"/>
       </w:tblPr>
       <w:tblGrid>
         <w:gridCol w:w="1851"/>
@@ -36786,7 +36786,7 @@
         </w:rPr>
         <w:lastRenderedPageBreak/>
         <w:drawing>
-          <wp:inline distT="0" distB="0" distL="0" distR="0" wp14:anchorId="328182E4" wp14:editId="2D872531">
+          <wp:inline distT="0" distB="0" distL="0" distR="0" wp14:anchorId="3FF28707" wp14:editId="5632DCC7">
             <wp:extent cx="5715000" cy="3571875"/>
             <wp:effectExtent l="0" t="0" r="0" b="0"/>
             <wp:docPr id="103" name="23-joins-select-open.png" descr="El cuadro Nueva combinación con una lista desplegable abierta." title="El cuadro Nueva combinación con una lista desplegable abierta."/>
@@ -36956,7 +36956,7 @@
         <w:pStyle w:val="Ttulo1"/>
         <w:pageBreakBefore/>
       </w:pPr>
-      <w:bookmarkStart w:id="42" w:name="_Toc241668091"/>
+      <w:bookmarkStart w:id="42" w:name="_Toc241670622"/>
       <w:r>
         <w:lastRenderedPageBreak/>
         <w:t>Jerarquías</w:t>
@@ -36989,7 +36989,7 @@
           <w:noProof/>
         </w:rPr>
         <w:drawing>
-          <wp:inline distT="0" distB="0" distL="0" distR="0" wp14:anchorId="34AAA3C4" wp14:editId="11595D50">
+          <wp:inline distT="0" distB="0" distL="0" distR="0" wp14:anchorId="784C91D6" wp14:editId="2C83ACE3">
             <wp:extent cx="5715000" cy="3571875"/>
             <wp:effectExtent l="0" t="0" r="0" b="0"/>
             <wp:docPr id="104" name="24-hierarchies.png" descr="La página Jerarquías con la tabla que muestra el número de niveles." title="La página Jerarquías con la tabla que muestra el número de niveles."/>
@@ -37077,7 +37077,7 @@
           <w:left w:w="10" w:type="dxa"/>
           <w:right w:w="10" w:type="dxa"/>
         </w:tblCellMar>
-        <w:tblLook w:val="0000" w:firstRow="0" w:lastRow="0" w:firstColumn="0" w:lastColumn="0" w:noHBand="0" w:noVBand="0"/>
+        <w:tblLook w:val="04A0" w:firstRow="1" w:lastRow="0" w:firstColumn="1" w:lastColumn="0" w:noHBand="0" w:noVBand="1"/>
       </w:tblPr>
       <w:tblGrid>
         <w:gridCol w:w="5886"/>
@@ -37448,7 +37448,7 @@
           <w:left w:w="10" w:type="dxa"/>
           <w:right w:w="10" w:type="dxa"/>
         </w:tblCellMar>
-        <w:tblLook w:val="0000" w:firstRow="0" w:lastRow="0" w:firstColumn="0" w:lastColumn="0" w:noHBand="0" w:noVBand="0"/>
+        <w:tblLook w:val="04A0" w:firstRow="1" w:lastRow="0" w:firstColumn="1" w:lastColumn="0" w:noHBand="0" w:noVBand="1"/>
       </w:tblPr>
       <w:tblGrid>
         <w:gridCol w:w="5225"/>
@@ -38049,7 +38049,7 @@
           <w:noProof/>
         </w:rPr>
         <w:drawing>
-          <wp:inline distT="0" distB="0" distL="0" distR="0" wp14:anchorId="2C5D8800" wp14:editId="1B373BD9">
+          <wp:inline distT="0" distB="0" distL="0" distR="0" wp14:anchorId="528C5AE7" wp14:editId="6D8832F9">
             <wp:extent cx="4362450" cy="2762250"/>
             <wp:effectExtent l="0" t="0" r="0" b="0"/>
             <wp:docPr id="105" name="26-hierarchies-level-added.png" descr="El cuadro Nueva jerarquía tras agregar un nivel, con los selectores de carpeta y elemento." title="El cuadro Nueva jerarquía tras agregar un nivel, con los selectores de carpeta y elemento."/>
@@ -38102,7 +38102,7 @@
         <w:pStyle w:val="Ttulo1"/>
         <w:pageBreakBefore/>
       </w:pPr>
-      <w:bookmarkStart w:id="43" w:name="_Toc241668092"/>
+      <w:bookmarkStart w:id="43" w:name="_Toc241670623"/>
       <w:r>
         <w:lastRenderedPageBreak/>
         <w:t>Funciones personalizadas</w:t>
@@ -38135,7 +38135,7 @@
           <w:noProof/>
         </w:rPr>
         <w:drawing>
-          <wp:inline distT="0" distB="0" distL="0" distR="0" wp14:anchorId="30FFB120" wp14:editId="5C3AE26E">
+          <wp:inline distT="0" distB="0" distL="0" distR="0" wp14:anchorId="1D18593E" wp14:editId="4A2470D2">
             <wp:extent cx="5715000" cy="3571875"/>
             <wp:effectExtent l="0" t="0" r="0" b="0"/>
             <wp:docPr id="106" name="27-custom-functions.png" descr="La página Funciones personalizadas con el cuadro de filtro, Actualizar todo, Nueva función y la tabla de funciones." title="La página Funciones personalizadas con el cuadro de filtro, Actualizar todo, Nueva función y la tabla de funciones."/>
@@ -38285,7 +38285,7 @@
           <w:left w:w="10" w:type="dxa"/>
           <w:right w:w="10" w:type="dxa"/>
         </w:tblCellMar>
-        <w:tblLook w:val="0000" w:firstRow="0" w:lastRow="0" w:firstColumn="0" w:lastColumn="0" w:noHBand="0" w:noVBand="0"/>
+        <w:tblLook w:val="04A0" w:firstRow="1" w:lastRow="0" w:firstColumn="1" w:lastColumn="0" w:noHBand="0" w:noVBand="1"/>
       </w:tblPr>
       <w:tblGrid>
         <w:gridCol w:w="5886"/>
@@ -38859,7 +38859,7 @@
       <w:pPr>
         <w:pStyle w:val="Ttulo2"/>
       </w:pPr>
-      <w:bookmarkStart w:id="44" w:name="_Toc241668093"/>
+      <w:bookmarkStart w:id="44" w:name="_Toc241670624"/>
       <w:r>
         <w:t>El formulario de la función</w:t>
       </w:r>
@@ -38880,7 +38880,7 @@
           <w:left w:w="10" w:type="dxa"/>
           <w:right w:w="10" w:type="dxa"/>
         </w:tblCellMar>
-        <w:tblLook w:val="0000" w:firstRow="0" w:lastRow="0" w:firstColumn="0" w:lastColumn="0" w:noHBand="0" w:noVBand="0"/>
+        <w:tblLook w:val="04A0" w:firstRow="1" w:lastRow="0" w:firstColumn="1" w:lastColumn="0" w:noHBand="0" w:noVBand="1"/>
       </w:tblPr>
       <w:tblGrid>
         <w:gridCol w:w="5886"/>
@@ -39546,7 +39546,7 @@
           <w:left w:w="10" w:type="dxa"/>
           <w:right w:w="10" w:type="dxa"/>
         </w:tblCellMar>
-        <w:tblLook w:val="0000" w:firstRow="0" w:lastRow="0" w:firstColumn="0" w:lastColumn="0" w:noHBand="0" w:noVBand="0"/>
+        <w:tblLook w:val="04A0" w:firstRow="1" w:lastRow="0" w:firstColumn="1" w:lastColumn="0" w:noHBand="0" w:noVBand="1"/>
       </w:tblPr>
       <w:tblGrid>
         <w:gridCol w:w="2063"/>
@@ -39829,7 +39829,7 @@
         </w:rPr>
         <w:lastRenderedPageBreak/>
         <w:drawing>
-          <wp:inline distT="0" distB="0" distL="0" distR="0" wp14:anchorId="5A0D6C94" wp14:editId="500B42B4">
+          <wp:inline distT="0" distB="0" distL="0" distR="0" wp14:anchorId="73090533" wp14:editId="3C19585C">
             <wp:extent cx="4076700" cy="5905500"/>
             <wp:effectExtent l="0" t="0" r="0" b="0"/>
             <wp:docPr id="107" name="29-custom-functions-search-results.png" descr="El cuadro Nueva función personalizada con las funciones de la base de datos que coinciden con la búsqueda." title="El cuadro Nueva función personalizada con las funciones de la base de datos que coinciden con la búsqueda."/>
@@ -39882,7 +39882,7 @@
         <w:pStyle w:val="Ttulo1"/>
         <w:pageBreakBefore/>
       </w:pPr>
-      <w:bookmarkStart w:id="45" w:name="_Toc241668094"/>
+      <w:bookmarkStart w:id="45" w:name="_Toc241670625"/>
       <w:r>
         <w:lastRenderedPageBreak/>
         <w:t>Orígenes de datos</w:t>
@@ -39915,7 +39915,7 @@
           <w:noProof/>
         </w:rPr>
         <w:drawing>
-          <wp:inline distT="0" distB="0" distL="0" distR="0" wp14:anchorId="5B0AE488" wp14:editId="4BEE19E2">
+          <wp:inline distT="0" distB="0" distL="0" distR="0" wp14:anchorId="335F8B61" wp14:editId="7372C66D">
             <wp:extent cx="5715000" cy="3571875"/>
             <wp:effectExtent l="0" t="0" r="0" b="0"/>
             <wp:docPr id="108" name="30-data-sources.png" descr="La página Orígenes de datos con una tabla de conexiones y cinco iconos de fila." title="La página Orígenes de datos con una tabla de conexiones y cinco iconos de fila."/>
@@ -40033,7 +40033,7 @@
           <w:left w:w="10" w:type="dxa"/>
           <w:right w:w="10" w:type="dxa"/>
         </w:tblCellMar>
-        <w:tblLook w:val="0000" w:firstRow="0" w:lastRow="0" w:firstColumn="0" w:lastColumn="0" w:noHBand="0" w:noVBand="0"/>
+        <w:tblLook w:val="04A0" w:firstRow="1" w:lastRow="0" w:firstColumn="1" w:lastColumn="0" w:noHBand="0" w:noVBand="1"/>
       </w:tblPr>
       <w:tblGrid>
         <w:gridCol w:w="5886"/>
@@ -40555,7 +40555,7 @@
           <w:left w:w="10" w:type="dxa"/>
           <w:right w:w="10" w:type="dxa"/>
         </w:tblCellMar>
-        <w:tblLook w:val="0000" w:firstRow="0" w:lastRow="0" w:firstColumn="0" w:lastColumn="0" w:noHBand="0" w:noVBand="0"/>
+        <w:tblLook w:val="04A0" w:firstRow="1" w:lastRow="0" w:firstColumn="1" w:lastColumn="0" w:noHBand="0" w:noVBand="1"/>
       </w:tblPr>
       <w:tblGrid>
         <w:gridCol w:w="5014"/>
@@ -41073,7 +41073,7 @@
           <w:left w:w="10" w:type="dxa"/>
           <w:right w:w="10" w:type="dxa"/>
         </w:tblCellMar>
-        <w:tblLook w:val="0000" w:firstRow="0" w:lastRow="0" w:firstColumn="0" w:lastColumn="0" w:noHBand="0" w:noVBand="0"/>
+        <w:tblLook w:val="04A0" w:firstRow="1" w:lastRow="0" w:firstColumn="1" w:lastColumn="0" w:noHBand="0" w:noVBand="1"/>
       </w:tblPr>
       <w:tblGrid>
         <w:gridCol w:w="2314"/>
@@ -41295,7 +41295,7 @@
       <w:pPr>
         <w:pStyle w:val="Ttulo2"/>
       </w:pPr>
-      <w:bookmarkStart w:id="46" w:name="_Toc241668095"/>
+      <w:bookmarkStart w:id="46" w:name="_Toc241670626"/>
       <w:r>
         <w:t>Importar tablas</w:t>
       </w:r>
@@ -41458,7 +41458,7 @@
         </w:rPr>
         <w:lastRenderedPageBreak/>
         <w:drawing>
-          <wp:inline distT="0" distB="0" distL="0" distR="0" wp14:anchorId="0863E333" wp14:editId="7B0FC4CF">
+          <wp:inline distT="0" distB="0" distL="0" distR="0" wp14:anchorId="15333AA9" wp14:editId="695E30FF">
             <wp:extent cx="3324225" cy="2286000"/>
             <wp:effectExtent l="0" t="0" r="0" b="0"/>
             <wp:docPr id="109" name="34-data-sources-import-dialog.png" descr="El cuadro Importar tablas con el botón Descubrir tablas, antes de encontrar ninguna tabla." title="El cuadro Importar tablas con el botón Descubrir tablas, antes de encontrar ninguna tabla."/>
@@ -41511,7 +41511,7 @@
         <w:pStyle w:val="Ttulo1"/>
         <w:pageBreakBefore/>
       </w:pPr>
-      <w:bookmarkStart w:id="47" w:name="_Toc241668096"/>
+      <w:bookmarkStart w:id="47" w:name="_Toc241670627"/>
       <w:r>
         <w:lastRenderedPageBreak/>
         <w:t>Usuarios</w:t>
@@ -41541,7 +41541,7 @@
           <w:noProof/>
         </w:rPr>
         <w:drawing>
-          <wp:inline distT="0" distB="0" distL="0" distR="0" wp14:anchorId="26FE3CA0" wp14:editId="026890AF">
+          <wp:inline distT="0" distB="0" distL="0" distR="0" wp14:anchorId="5D8A8B0A" wp14:editId="2704E7C2">
             <wp:extent cx="5715000" cy="3571875"/>
             <wp:effectExtent l="0" t="0" r="0" b="0"/>
             <wp:docPr id="110" name="35-users.png" descr="La página Usuarios con los botones Archivo de credenciales y Nuevo usuario y los iconos de fila." title="La página Usuarios con los botones Archivo de credenciales y Nuevo usuario y los iconos de fila."/>
@@ -41669,7 +41669,7 @@
           <w:left w:w="10" w:type="dxa"/>
           <w:right w:w="10" w:type="dxa"/>
         </w:tblCellMar>
-        <w:tblLook w:val="0000" w:firstRow="0" w:lastRow="0" w:firstColumn="0" w:lastColumn="0" w:noHBand="0" w:noVBand="0"/>
+        <w:tblLook w:val="04A0" w:firstRow="1" w:lastRow="0" w:firstColumn="1" w:lastColumn="0" w:noHBand="0" w:noVBand="1"/>
       </w:tblPr>
       <w:tblGrid>
         <w:gridCol w:w="5886"/>
@@ -42240,7 +42240,7 @@
       <w:pPr>
         <w:pStyle w:val="Ttulo2"/>
       </w:pPr>
-      <w:bookmarkStart w:id="48" w:name="_Toc241668097"/>
+      <w:bookmarkStart w:id="48" w:name="_Toc241670628"/>
       <w:r>
         <w:t>Crear o cambiar un usuario</w:t>
       </w:r>
@@ -42261,7 +42261,7 @@
           <w:left w:w="10" w:type="dxa"/>
           <w:right w:w="10" w:type="dxa"/>
         </w:tblCellMar>
-        <w:tblLook w:val="0000" w:firstRow="0" w:lastRow="0" w:firstColumn="0" w:lastColumn="0" w:noHBand="0" w:noVBand="0"/>
+        <w:tblLook w:val="04A0" w:firstRow="1" w:lastRow="0" w:firstColumn="1" w:lastColumn="0" w:noHBand="0" w:noVBand="1"/>
       </w:tblPr>
       <w:tblGrid>
         <w:gridCol w:w="4513"/>
@@ -42626,7 +42626,7 @@
           <w:left w:w="10" w:type="dxa"/>
           <w:right w:w="10" w:type="dxa"/>
         </w:tblCellMar>
-        <w:tblLook w:val="0000" w:firstRow="0" w:lastRow="0" w:firstColumn="0" w:lastColumn="0" w:noHBand="0" w:noVBand="0"/>
+        <w:tblLook w:val="04A0" w:firstRow="1" w:lastRow="0" w:firstColumn="1" w:lastColumn="0" w:noHBand="0" w:noVBand="1"/>
       </w:tblPr>
       <w:tblGrid>
         <w:gridCol w:w="1851"/>
@@ -43057,7 +43057,7 @@
         </w:rPr>
         <w:lastRenderedPageBreak/>
         <w:drawing>
-          <wp:inline distT="0" distB="0" distL="0" distR="0" wp14:anchorId="008332CA" wp14:editId="44401F1D">
+          <wp:inline distT="0" distB="0" distL="0" distR="0" wp14:anchorId="023BD140" wp14:editId="4BD73A93">
             <wp:extent cx="5715000" cy="3571875"/>
             <wp:effectExtent l="0" t="0" r="0" b="0"/>
             <wp:docPr id="111" name="37-users-role-open.png" descr="El cuadro Nuevo usuario con la lista Rol abierta y cada rol descrito." title="El cuadro Nuevo usuario con la lista Rol abierta y cada rol descrito."/>
@@ -43109,7 +43109,7 @@
       <w:pPr>
         <w:pStyle w:val="Ttulo2"/>
       </w:pPr>
-      <w:bookmarkStart w:id="49" w:name="_Toc241668098"/>
+      <w:bookmarkStart w:id="49" w:name="_Toc241670629"/>
       <w:r>
         <w:t>Desactivar, activar o eliminar</w:t>
       </w:r>
@@ -43201,7 +43201,7 @@
           <w:noProof/>
         </w:rPr>
         <w:drawing>
-          <wp:inline distT="0" distB="0" distL="0" distR="0" wp14:anchorId="6AF6810E" wp14:editId="0DC1E7E8">
+          <wp:inline distT="0" distB="0" distL="0" distR="0" wp14:anchorId="1AEEE755" wp14:editId="5A2D6EC3">
             <wp:extent cx="3324225" cy="1076325"/>
             <wp:effectExtent l="0" t="0" r="0" b="0"/>
             <wp:docPr id="112" name="39-users-deactivate-dialog.png" descr="El cuadro de confirmación que se muestra antes de desactivar a un usuario." title="El cuadro de confirmación que se muestra antes de desactivar a un usuario."/>
@@ -43293,7 +43293,7 @@
       <w:pPr>
         <w:pStyle w:val="Ttulo2"/>
       </w:pPr>
-      <w:bookmarkStart w:id="50" w:name="_Toc241668099"/>
+      <w:bookmarkStart w:id="50" w:name="_Toc241670630"/>
       <w:r>
         <w:t>El archivo de credenciales</w:t>
       </w:r>
@@ -43318,7 +43318,7 @@
       <w:pPr>
         <w:pStyle w:val="Ttulo2"/>
       </w:pPr>
-      <w:bookmarkStart w:id="51" w:name="_Toc241668100"/>
+      <w:bookmarkStart w:id="51" w:name="_Toc241670631"/>
       <w:r>
         <w:lastRenderedPageBreak/>
         <w:t>Mapas que este usuario puede abrir</w:t>
@@ -43361,7 +43361,7 @@
           <w:noProof/>
         </w:rPr>
         <w:drawing>
-          <wp:inline distT="0" distB="0" distL="0" distR="0" wp14:anchorId="62EA5F75" wp14:editId="545D03D6">
+          <wp:inline distT="0" distB="0" distL="0" distR="0" wp14:anchorId="1BFF023D" wp14:editId="21059802">
             <wp:extent cx="4362450" cy="2190750"/>
             <wp:effectExtent l="0" t="0" r="0" b="0"/>
             <wp:docPr id="113" name="41-users-maps-dialog.png" descr="El cuadro Mapas de un usuario, con insignias de origen y selectores de nivel de acceso compartido." title="El cuadro Mapas de un usuario, con insignias de origen y selectores de nivel de acceso compartido."/>
@@ -43424,7 +43424,7 @@
           <w:left w:w="10" w:type="dxa"/>
           <w:right w:w="10" w:type="dxa"/>
         </w:tblCellMar>
-        <w:tblLook w:val="0000" w:firstRow="0" w:lastRow="0" w:firstColumn="0" w:lastColumn="0" w:noHBand="0" w:noVBand="0"/>
+        <w:tblLook w:val="04A0" w:firstRow="1" w:lastRow="0" w:firstColumn="1" w:lastColumn="0" w:noHBand="0" w:noVBand="1"/>
       </w:tblPr>
       <w:tblGrid>
         <w:gridCol w:w="3438"/>
@@ -43834,7 +43834,7 @@
           <w:left w:w="10" w:type="dxa"/>
           <w:right w:w="10" w:type="dxa"/>
         </w:tblCellMar>
-        <w:tblLook w:val="0000" w:firstRow="0" w:lastRow="0" w:firstColumn="0" w:lastColumn="0" w:noHBand="0" w:noVBand="0"/>
+        <w:tblLook w:val="04A0" w:firstRow="1" w:lastRow="0" w:firstColumn="1" w:lastColumn="0" w:noHBand="0" w:noVBand="1"/>
       </w:tblPr>
       <w:tblGrid>
         <w:gridCol w:w="4513"/>
@@ -44303,7 +44303,7 @@
         <w:pStyle w:val="Ttulo1"/>
         <w:pageBreakBefore/>
       </w:pPr>
-      <w:bookmarkStart w:id="52" w:name="_Toc241668101"/>
+      <w:bookmarkStart w:id="52" w:name="_Toc241670632"/>
       <w:r>
         <w:lastRenderedPageBreak/>
         <w:t>Directivas de seguridad</w:t>
@@ -44366,7 +44366,7 @@
           <w:noProof/>
         </w:rPr>
         <w:drawing>
-          <wp:inline distT="0" distB="0" distL="0" distR="0" wp14:anchorId="0F691E02" wp14:editId="4EB0F078">
+          <wp:inline distT="0" distB="0" distL="0" distR="0" wp14:anchorId="6EA540E4" wp14:editId="54B7658F">
             <wp:extent cx="5715000" cy="3571875"/>
             <wp:effectExtent l="0" t="0" r="0" b="0"/>
             <wp:docPr id="114" name="43-security.png" descr="La página Directivas de seguridad con los botones Probar y Nueva directiva." title="La página Directivas de seguridad con los botones Probar y Nueva directiva."/>
@@ -44545,7 +44545,7 @@
           <w:left w:w="10" w:type="dxa"/>
           <w:right w:w="10" w:type="dxa"/>
         </w:tblCellMar>
-        <w:tblLook w:val="0000" w:firstRow="0" w:lastRow="0" w:firstColumn="0" w:lastColumn="0" w:noHBand="0" w:noVBand="0"/>
+        <w:tblLook w:val="04A0" w:firstRow="1" w:lastRow="0" w:firstColumn="1" w:lastColumn="0" w:noHBand="0" w:noVBand="1"/>
       </w:tblPr>
       <w:tblGrid>
         <w:gridCol w:w="5014"/>
@@ -44993,7 +44993,7 @@
       <w:pPr>
         <w:pStyle w:val="Ttulo2"/>
       </w:pPr>
-      <w:bookmarkStart w:id="53" w:name="_Toc241668102"/>
+      <w:bookmarkStart w:id="53" w:name="_Toc241670633"/>
       <w:r>
         <w:lastRenderedPageBreak/>
         <w:t>Escribir una directiva</w:t>
@@ -45015,7 +45015,7 @@
           <w:left w:w="10" w:type="dxa"/>
           <w:right w:w="10" w:type="dxa"/>
         </w:tblCellMar>
-        <w:tblLook w:val="0000" w:firstRow="0" w:lastRow="0" w:firstColumn="0" w:lastColumn="0" w:noHBand="0" w:noVBand="0"/>
+        <w:tblLook w:val="04A0" w:firstRow="1" w:lastRow="0" w:firstColumn="1" w:lastColumn="0" w:noHBand="0" w:noVBand="1"/>
       </w:tblPr>
       <w:tblGrid>
         <w:gridCol w:w="5014"/>
@@ -45739,7 +45739,7 @@
           <w:left w:w="10" w:type="dxa"/>
           <w:right w:w="10" w:type="dxa"/>
         </w:tblCellMar>
-        <w:tblLook w:val="0000" w:firstRow="0" w:lastRow="0" w:firstColumn="0" w:lastColumn="0" w:noHBand="0" w:noVBand="0"/>
+        <w:tblLook w:val="04A0" w:firstRow="1" w:lastRow="0" w:firstColumn="1" w:lastColumn="0" w:noHBand="0" w:noVBand="1"/>
       </w:tblPr>
       <w:tblGrid>
         <w:gridCol w:w="2612"/>
@@ -46049,7 +46049,7 @@
         </w:rPr>
         <w:lastRenderedPageBreak/>
         <w:drawing>
-          <wp:inline distT="0" distB="0" distL="0" distR="0" wp14:anchorId="7505F8D8" wp14:editId="01285ABA">
+          <wp:inline distT="0" distB="0" distL="0" distR="0" wp14:anchorId="1AC00D2C" wp14:editId="54C60BE1">
             <wp:extent cx="3324225" cy="4676775"/>
             <wp:effectExtent l="0" t="0" r="0" b="0"/>
             <wp:docPr id="115" name="46-security-validate.png" descr="El cuadro Nueva directiva tras pulsar Validar en un predicado." title="El cuadro Nueva directiva tras pulsar Validar en un predicado."/>
@@ -46101,7 +46101,7 @@
       <w:pPr>
         <w:pStyle w:val="Ttulo2"/>
       </w:pPr>
-      <w:bookmarkStart w:id="54" w:name="_Toc241668103"/>
+      <w:bookmarkStart w:id="54" w:name="_Toc241670634"/>
       <w:r>
         <w:t>Asignar una directiva</w:t>
       </w:r>
@@ -46127,7 +46127,7 @@
           <w:left w:w="10" w:type="dxa"/>
           <w:right w:w="10" w:type="dxa"/>
         </w:tblCellMar>
-        <w:tblLook w:val="0000" w:firstRow="0" w:lastRow="0" w:firstColumn="0" w:lastColumn="0" w:noHBand="0" w:noVBand="0"/>
+        <w:tblLook w:val="04A0" w:firstRow="1" w:lastRow="0" w:firstColumn="1" w:lastColumn="0" w:noHBand="0" w:noVBand="1"/>
       </w:tblPr>
       <w:tblGrid>
         <w:gridCol w:w="1851"/>
@@ -46491,7 +46491,7 @@
       <w:pPr>
         <w:pStyle w:val="Ttulo2"/>
       </w:pPr>
-      <w:bookmarkStart w:id="55" w:name="_Toc241668104"/>
+      <w:bookmarkStart w:id="55" w:name="_Toc241670635"/>
       <w:r>
         <w:lastRenderedPageBreak/>
         <w:t>Probar una directiva</w:t>
@@ -46566,7 +46566,7 @@
         <w:pStyle w:val="Ttulo1"/>
         <w:pageBreakBefore/>
       </w:pPr>
-      <w:bookmarkStart w:id="56" w:name="_Toc241668105"/>
+      <w:bookmarkStart w:id="56" w:name="_Toc241670636"/>
       <w:r>
         <w:lastRenderedPageBreak/>
         <w:t>Registro de auditoría</w:t>
@@ -46599,7 +46599,7 @@
           <w:noProof/>
         </w:rPr>
         <w:drawing>
-          <wp:inline distT="0" distB="0" distL="0" distR="0" wp14:anchorId="042D468C" wp14:editId="57F82C72">
+          <wp:inline distT="0" distB="0" distL="0" distR="0" wp14:anchorId="4CC287BC" wp14:editId="5DDE1EB2">
             <wp:extent cx="5715000" cy="3571875"/>
             <wp:effectExtent l="0" t="0" r="0" b="0"/>
             <wp:docPr id="116" name="47-audit.png" descr="La página Registro de auditoría con el botón de exportación, las tarjetas de estadísticas, el gráfico diario y los filtros." title="La página Registro de auditoría con el botón de exportación, las tarjetas de estadísticas, el gráfico diario y los filtros."/>
@@ -46697,7 +46697,7 @@
           <w:left w:w="10" w:type="dxa"/>
           <w:right w:w="10" w:type="dxa"/>
         </w:tblCellMar>
-        <w:tblLook w:val="0000" w:firstRow="0" w:lastRow="0" w:firstColumn="0" w:lastColumn="0" w:noHBand="0" w:noVBand="0"/>
+        <w:tblLook w:val="04A0" w:firstRow="1" w:lastRow="0" w:firstColumn="1" w:lastColumn="0" w:noHBand="0" w:noVBand="1"/>
       </w:tblPr>
       <w:tblGrid>
         <w:gridCol w:w="5014"/>
@@ -47460,7 +47460,7 @@
         <w:pStyle w:val="Ttulo1"/>
         <w:pageBreakBefore/>
       </w:pPr>
-      <w:bookmarkStart w:id="57" w:name="_Toc241668106"/>
+      <w:bookmarkStart w:id="57" w:name="_Toc241670637"/>
       <w:r>
         <w:lastRenderedPageBreak/>
         <w:t>Migración</w:t>
@@ -47543,7 +47543,7 @@
           <w:noProof/>
         </w:rPr>
         <w:drawing>
-          <wp:inline distT="0" distB="0" distL="0" distR="0" wp14:anchorId="66CDF09B" wp14:editId="05944713">
+          <wp:inline distT="0" distB="0" distL="0" distR="0" wp14:anchorId="2D4C85FB" wp14:editId="6BBCB690">
             <wp:extent cx="5715000" cy="3571875"/>
             <wp:effectExtent l="0" t="0" r="0" b="0"/>
             <wp:docPr id="117" name="50-migration.png" descr="La página Migración con la tarjeta de origen, sus botones y el texto de ayuda." title="La página Migración con la tarjeta de origen, sus botones y el texto de ayuda."/>
@@ -47620,7 +47620,7 @@
       <w:pPr>
         <w:pStyle w:val="Ttulo2"/>
       </w:pPr>
-      <w:bookmarkStart w:id="58" w:name="_Toc241668107"/>
+      <w:bookmarkStart w:id="58" w:name="_Toc241670638"/>
       <w:r>
         <w:t>Elegir el origen</w:t>
       </w:r>
@@ -47641,7 +47641,7 @@
           <w:left w:w="10" w:type="dxa"/>
           <w:right w:w="10" w:type="dxa"/>
         </w:tblCellMar>
-        <w:tblLook w:val="0000" w:firstRow="0" w:lastRow="0" w:firstColumn="0" w:lastColumn="0" w:noHBand="0" w:noVBand="0"/>
+        <w:tblLook w:val="04A0" w:firstRow="1" w:lastRow="0" w:firstColumn="1" w:lastColumn="0" w:noHBand="0" w:noVBand="1"/>
       </w:tblPr>
       <w:tblGrid>
         <w:gridCol w:w="5415"/>
@@ -48454,7 +48454,7 @@
           <w:left w:w="10" w:type="dxa"/>
           <w:right w:w="10" w:type="dxa"/>
         </w:tblCellMar>
-        <w:tblLook w:val="0000" w:firstRow="0" w:lastRow="0" w:firstColumn="0" w:lastColumn="0" w:noHBand="0" w:noVBand="0"/>
+        <w:tblLook w:val="04A0" w:firstRow="1" w:lastRow="0" w:firstColumn="1" w:lastColumn="0" w:noHBand="0" w:noVBand="1"/>
       </w:tblPr>
       <w:tblGrid>
         <w:gridCol w:w="2943"/>
@@ -48741,7 +48741,7 @@
       <w:pPr>
         <w:pStyle w:val="Ttulo2"/>
       </w:pPr>
-      <w:bookmarkStart w:id="59" w:name="_Toc241668108"/>
+      <w:bookmarkStart w:id="59" w:name="_Toc241670639"/>
       <w:r>
         <w:t>Qué hace cada acción</w:t>
       </w:r>
@@ -48762,7 +48762,7 @@
           <w:left w:w="10" w:type="dxa"/>
           <w:right w:w="10" w:type="dxa"/>
         </w:tblCellMar>
-        <w:tblLook w:val="0000" w:firstRow="0" w:lastRow="0" w:firstColumn="0" w:lastColumn="0" w:noHBand="0" w:noVBand="0"/>
+        <w:tblLook w:val="04A0" w:firstRow="1" w:lastRow="0" w:firstColumn="1" w:lastColumn="0" w:noHBand="0" w:noVBand="1"/>
       </w:tblPr>
       <w:tblGrid>
         <w:gridCol w:w="4513"/>
@@ -49142,7 +49142,7 @@
       <w:pPr>
         <w:pStyle w:val="Ttulo2"/>
       </w:pPr>
-      <w:bookmarkStart w:id="60" w:name="_Toc241668109"/>
+      <w:bookmarkStart w:id="60" w:name="_Toc241670640"/>
       <w:r>
         <w:t>Hacer una migración con seguridad</w:t>
       </w:r>
@@ -49384,7 +49384,7 @@
         <w:pStyle w:val="Ttulo1"/>
         <w:pageBreakBefore/>
       </w:pPr>
-      <w:bookmarkStart w:id="61" w:name="_Toc241668110"/>
+      <w:bookmarkStart w:id="61" w:name="_Toc241670641"/>
       <w:r>
         <w:lastRenderedPageBreak/>
         <w:t>Preguntas frecuentes</w:t>
@@ -49675,7 +49675,7 @@
       <w:pPr>
         <w:pStyle w:val="Ttulo2"/>
       </w:pPr>
-      <w:bookmarkStart w:id="62" w:name="_Toc241668111"/>
+      <w:bookmarkStart w:id="62" w:name="_Toc241670642"/>
       <w:r>
         <w:t>Glosario</w:t>
       </w:r>
@@ -49696,7 +49696,7 @@
           <w:left w:w="10" w:type="dxa"/>
           <w:right w:w="10" w:type="dxa"/>
         </w:tblCellMar>
-        <w:tblLook w:val="0000" w:firstRow="0" w:lastRow="0" w:firstColumn="0" w:lastColumn="0" w:noHBand="0" w:noVBand="0"/>
+        <w:tblLook w:val="04A0" w:firstRow="1" w:lastRow="0" w:firstColumn="1" w:lastColumn="0" w:noHBand="0" w:noVBand="1"/>
       </w:tblPr>
       <w:tblGrid>
         <w:gridCol w:w="3800"/>
@@ -51000,7 +51000,7 @@
         <w:sz w:val="16"/>
         <w:szCs w:val="16"/>
       </w:rPr>
-      <w:t>Discoverer Neo 2.0.0 · Guía completa · ADMIN</w:t>
+      <w:t>Discoverer Neo 2.0.1 · Guía completa · ADMIN</w:t>
     </w:r>
   </w:p>
 </w:hdr>
@@ -51009,822 +51009,10 @@
 <file path=word/numbering.xml><?xml version="1.0" encoding="utf-8"?>
 <w:numbering xmlns:wpc="http://schemas.microsoft.com/office/word/2010/wordprocessingCanvas" xmlns:cx="http://schemas.microsoft.com/office/drawing/2014/chartex" xmlns:cx1="http://schemas.microsoft.com/office/drawing/2015/9/8/chartex" xmlns:cx2="http://schemas.microsoft.com/office/drawing/2015/10/21/chartex" xmlns:cx3="http://schemas.microsoft.com/office/drawing/2016/5/9/chartex" xmlns:cx4="http://schemas.microsoft.com/office/drawing/2016/5/10/chartex" xmlns:cx5="http://schemas.microsoft.com/office/drawing/2016/5/11/chartex" xmlns:cx6="http://schemas.microsoft.com/office/drawing/2016/5/12/chartex" xmlns:cx7="http://schemas.microsoft.com/office/drawing/2016/5/13/chartex" xmlns:cx8="http://schemas.microsoft.com/office/drawing/2016/5/14/chartex" xmlns:mc="http://schemas.openxmlformats.org/markup-compatibility/2006" xmlns:aink="http://schemas.microsoft.com/office/drawing/2016/ink" xmlns:am3d="http://schemas.microsoft.com/office/drawing/2017/model3d" xmlns:o="urn:schemas-microsoft-com:office:office" xmlns:oel="http://schemas.microsoft.com/office/2019/extlst" xmlns:r="http://schemas.openxmlformats.org/officeDocument/2006/relationships" xmlns:m="http://schemas.openxmlformats.org/officeDocument/2006/math" xmlns:v="urn:schemas-microsoft-com:vml" xmlns:wp14="http://schemas.microsoft.com/office/word/2010/wordprocessingDrawing" xmlns:wp="http://schemas.openxmlformats.org/drawingml/2006/wordprocessingDrawing" xmlns:w10="urn:schemas-microsoft-com:office:word" xmlns:w="http://schemas.openxmlformats.org/wordprocessingml/2006/main" xmlns:w14="http://schemas.microsoft.com/office/word/2010/wordml" xmlns:w15="http://schemas.microsoft.com/office/word/2012/wordml" xmlns:w16cex="http://schemas.microsoft.com/office/word/2018/wordml/cex" xmlns:w16cid="http://schemas.microsoft.com/office/word/2016/wordml/cid" xmlns:w16="http://schemas.microsoft.com/office/word/2018/wordml" xmlns:w16sdtdh="http://schemas.microsoft.com/office/word/2020/wordml/sdtdatahash" xmlns:w16se="http://schemas.microsoft.com/office/word/2015/wordml/symex" xmlns:wpg="http://schemas.microsoft.com/office/word/2010/wordprocessingGroup" xmlns:wpi="http://schemas.microsoft.com/office/word/2010/wordprocessingInk" xmlns:wne="http://schemas.microsoft.com/office/word/2006/wordml" xmlns:wps="http://schemas.microsoft.com/office/word/2010/wordprocessingShape" mc:Ignorable="w14 w15 w16se w16cid w16 w16cex w16sdtdh wp14">
   <w:abstractNum w:abstractNumId="0" w15:restartNumberingAfterBreak="0">
-    <w:nsid w:val="0000346D"/>
+    <w:nsid w:val="0D441C62"/>
     <w:multiLevelType w:val="hybridMultilevel"/>
-    <w:tmpl w:val="01D6CF74"/>
-    <w:lvl w:ilvl="0" w:tplc="48265AAA">
-      <w:start w:val="1"/>
-      <w:numFmt w:val="decimal"/>
-      <w:lvlText w:val="%1."/>
-      <w:lvlJc w:val="left"/>
-      <w:pPr>
-        <w:ind w:left="360" w:hanging="300"/>
-      </w:pPr>
-    </w:lvl>
-    <w:lvl w:ilvl="1" w:tplc="B9241AFE" w:tentative="1">
-      <w:start w:val="1"/>
-      <w:numFmt w:val="lowerLetter"/>
-      <w:lvlText w:val="%2."/>
-      <w:lvlJc w:val="left"/>
-      <w:pPr>
-        <w:ind w:left="720" w:hanging="300"/>
-      </w:pPr>
-    </w:lvl>
-    <w:lvl w:ilvl="2" w:tplc="E72E7D02">
-      <w:numFmt w:val="decimal"/>
-      <w:lvlText w:val=""/>
-      <w:lvlJc w:val="left"/>
-    </w:lvl>
-    <w:lvl w:ilvl="3" w:tplc="24DEC400">
-      <w:numFmt w:val="decimal"/>
-      <w:lvlText w:val=""/>
-      <w:lvlJc w:val="left"/>
-    </w:lvl>
-    <w:lvl w:ilvl="4" w:tplc="B0EA97D4">
-      <w:numFmt w:val="decimal"/>
-      <w:lvlText w:val=""/>
-      <w:lvlJc w:val="left"/>
-    </w:lvl>
-    <w:lvl w:ilvl="5" w:tplc="10D8A55E">
-      <w:numFmt w:val="decimal"/>
-      <w:lvlText w:val=""/>
-      <w:lvlJc w:val="left"/>
-    </w:lvl>
-    <w:lvl w:ilvl="6" w:tplc="A4B07732">
-      <w:numFmt w:val="decimal"/>
-      <w:lvlText w:val=""/>
-      <w:lvlJc w:val="left"/>
-    </w:lvl>
-    <w:lvl w:ilvl="7" w:tplc="3814D3F2">
-      <w:numFmt w:val="decimal"/>
-      <w:lvlText w:val=""/>
-      <w:lvlJc w:val="left"/>
-    </w:lvl>
-    <w:lvl w:ilvl="8" w:tplc="A72AA570">
-      <w:numFmt w:val="decimal"/>
-      <w:lvlText w:val=""/>
-      <w:lvlJc w:val="left"/>
-    </w:lvl>
-  </w:abstractNum>
-  <w:abstractNum w:abstractNumId="1" w15:restartNumberingAfterBreak="0">
-    <w:nsid w:val="06132762"/>
-    <w:multiLevelType w:val="hybridMultilevel"/>
-    <w:tmpl w:val="1DE66D98"/>
-    <w:lvl w:ilvl="0" w:tplc="FC7236C0">
-      <w:start w:val="1"/>
-      <w:numFmt w:val="decimal"/>
-      <w:lvlText w:val="%1."/>
-      <w:lvlJc w:val="left"/>
-      <w:pPr>
-        <w:ind w:left="360" w:hanging="300"/>
-      </w:pPr>
-    </w:lvl>
-    <w:lvl w:ilvl="1" w:tplc="C0F2BE62" w:tentative="1">
-      <w:start w:val="1"/>
-      <w:numFmt w:val="lowerLetter"/>
-      <w:lvlText w:val="%2."/>
-      <w:lvlJc w:val="left"/>
-      <w:pPr>
-        <w:ind w:left="720" w:hanging="300"/>
-      </w:pPr>
-    </w:lvl>
-    <w:lvl w:ilvl="2" w:tplc="25988CC4">
-      <w:numFmt w:val="decimal"/>
-      <w:lvlText w:val=""/>
-      <w:lvlJc w:val="left"/>
-    </w:lvl>
-    <w:lvl w:ilvl="3" w:tplc="C20E136A">
-      <w:numFmt w:val="decimal"/>
-      <w:lvlText w:val=""/>
-      <w:lvlJc w:val="left"/>
-    </w:lvl>
-    <w:lvl w:ilvl="4" w:tplc="2A3830AA">
-      <w:numFmt w:val="decimal"/>
-      <w:lvlText w:val=""/>
-      <w:lvlJc w:val="left"/>
-    </w:lvl>
-    <w:lvl w:ilvl="5" w:tplc="3DC4EB38">
-      <w:numFmt w:val="decimal"/>
-      <w:lvlText w:val=""/>
-      <w:lvlJc w:val="left"/>
-    </w:lvl>
-    <w:lvl w:ilvl="6" w:tplc="6BEE05CA">
-      <w:numFmt w:val="decimal"/>
-      <w:lvlText w:val=""/>
-      <w:lvlJc w:val="left"/>
-    </w:lvl>
-    <w:lvl w:ilvl="7" w:tplc="502ACF5A">
-      <w:numFmt w:val="decimal"/>
-      <w:lvlText w:val=""/>
-      <w:lvlJc w:val="left"/>
-    </w:lvl>
-    <w:lvl w:ilvl="8" w:tplc="3DFA1E82">
-      <w:numFmt w:val="decimal"/>
-      <w:lvlText w:val=""/>
-      <w:lvlJc w:val="left"/>
-    </w:lvl>
-  </w:abstractNum>
-  <w:abstractNum w:abstractNumId="2" w15:restartNumberingAfterBreak="0">
-    <w:nsid w:val="15DD064C"/>
-    <w:multiLevelType w:val="hybridMultilevel"/>
-    <w:tmpl w:val="86029132"/>
-    <w:lvl w:ilvl="0" w:tplc="CAE2B63C">
-      <w:start w:val="1"/>
-      <w:numFmt w:val="bullet"/>
-      <w:lvlText w:val="•"/>
-      <w:lvlJc w:val="left"/>
-      <w:pPr>
-        <w:ind w:left="360" w:hanging="260"/>
-      </w:pPr>
-    </w:lvl>
-    <w:lvl w:ilvl="1" w:tplc="908CEFE0" w:tentative="1">
-      <w:start w:val="1"/>
-      <w:numFmt w:val="bullet"/>
-      <w:lvlText w:val="–"/>
-      <w:lvlJc w:val="left"/>
-      <w:pPr>
-        <w:ind w:left="720" w:hanging="260"/>
-      </w:pPr>
-    </w:lvl>
-    <w:lvl w:ilvl="2" w:tplc="0C80DADC">
-      <w:numFmt w:val="decimal"/>
-      <w:lvlText w:val=""/>
-      <w:lvlJc w:val="left"/>
-    </w:lvl>
-    <w:lvl w:ilvl="3" w:tplc="AC64EDB0">
-      <w:numFmt w:val="decimal"/>
-      <w:lvlText w:val=""/>
-      <w:lvlJc w:val="left"/>
-    </w:lvl>
-    <w:lvl w:ilvl="4" w:tplc="0BF4F6BA">
-      <w:numFmt w:val="decimal"/>
-      <w:lvlText w:val=""/>
-      <w:lvlJc w:val="left"/>
-    </w:lvl>
-    <w:lvl w:ilvl="5" w:tplc="DD162B0E">
-      <w:numFmt w:val="decimal"/>
-      <w:lvlText w:val=""/>
-      <w:lvlJc w:val="left"/>
-    </w:lvl>
-    <w:lvl w:ilvl="6" w:tplc="FF700768">
-      <w:numFmt w:val="decimal"/>
-      <w:lvlText w:val=""/>
-      <w:lvlJc w:val="left"/>
-    </w:lvl>
-    <w:lvl w:ilvl="7" w:tplc="70247CFA">
-      <w:numFmt w:val="decimal"/>
-      <w:lvlText w:val=""/>
-      <w:lvlJc w:val="left"/>
-    </w:lvl>
-    <w:lvl w:ilvl="8" w:tplc="FA1A75E6">
-      <w:numFmt w:val="decimal"/>
-      <w:lvlText w:val=""/>
-      <w:lvlJc w:val="left"/>
-    </w:lvl>
-  </w:abstractNum>
-  <w:abstractNum w:abstractNumId="3" w15:restartNumberingAfterBreak="0">
-    <w:nsid w:val="1DC13B9F"/>
-    <w:multiLevelType w:val="hybridMultilevel"/>
-    <w:tmpl w:val="FF68E31C"/>
-    <w:lvl w:ilvl="0" w:tplc="5354531C">
-      <w:start w:val="1"/>
-      <w:numFmt w:val="decimal"/>
-      <w:lvlText w:val="%1."/>
-      <w:lvlJc w:val="left"/>
-      <w:pPr>
-        <w:ind w:left="360" w:hanging="300"/>
-      </w:pPr>
-    </w:lvl>
-    <w:lvl w:ilvl="1" w:tplc="CCFEA62A" w:tentative="1">
-      <w:start w:val="1"/>
-      <w:numFmt w:val="lowerLetter"/>
-      <w:lvlText w:val="%2."/>
-      <w:lvlJc w:val="left"/>
-      <w:pPr>
-        <w:ind w:left="720" w:hanging="300"/>
-      </w:pPr>
-    </w:lvl>
-    <w:lvl w:ilvl="2" w:tplc="108E9566">
-      <w:numFmt w:val="decimal"/>
-      <w:lvlText w:val=""/>
-      <w:lvlJc w:val="left"/>
-    </w:lvl>
-    <w:lvl w:ilvl="3" w:tplc="0EEA6D3E">
-      <w:numFmt w:val="decimal"/>
-      <w:lvlText w:val=""/>
-      <w:lvlJc w:val="left"/>
-    </w:lvl>
-    <w:lvl w:ilvl="4" w:tplc="3B545C2A">
-      <w:numFmt w:val="decimal"/>
-      <w:lvlText w:val=""/>
-      <w:lvlJc w:val="left"/>
-    </w:lvl>
-    <w:lvl w:ilvl="5" w:tplc="52001B22">
-      <w:numFmt w:val="decimal"/>
-      <w:lvlText w:val=""/>
-      <w:lvlJc w:val="left"/>
-    </w:lvl>
-    <w:lvl w:ilvl="6" w:tplc="5F48A4DE">
-      <w:numFmt w:val="decimal"/>
-      <w:lvlText w:val=""/>
-      <w:lvlJc w:val="left"/>
-    </w:lvl>
-    <w:lvl w:ilvl="7" w:tplc="8174B2AA">
-      <w:numFmt w:val="decimal"/>
-      <w:lvlText w:val=""/>
-      <w:lvlJc w:val="left"/>
-    </w:lvl>
-    <w:lvl w:ilvl="8" w:tplc="96AE24DC">
-      <w:numFmt w:val="decimal"/>
-      <w:lvlText w:val=""/>
-      <w:lvlJc w:val="left"/>
-    </w:lvl>
-  </w:abstractNum>
-  <w:abstractNum w:abstractNumId="4" w15:restartNumberingAfterBreak="0">
-    <w:nsid w:val="3E7B363C"/>
-    <w:multiLevelType w:val="hybridMultilevel"/>
-    <w:tmpl w:val="9D94CCD2"/>
-    <w:lvl w:ilvl="0" w:tplc="1D2A5356">
-      <w:start w:val="1"/>
-      <w:numFmt w:val="decimal"/>
-      <w:lvlText w:val="%1."/>
-      <w:lvlJc w:val="left"/>
-      <w:pPr>
-        <w:ind w:left="360" w:hanging="300"/>
-      </w:pPr>
-    </w:lvl>
-    <w:lvl w:ilvl="1" w:tplc="90F45BF4" w:tentative="1">
-      <w:start w:val="1"/>
-      <w:numFmt w:val="lowerLetter"/>
-      <w:lvlText w:val="%2."/>
-      <w:lvlJc w:val="left"/>
-      <w:pPr>
-        <w:ind w:left="720" w:hanging="300"/>
-      </w:pPr>
-    </w:lvl>
-    <w:lvl w:ilvl="2" w:tplc="2166B158">
-      <w:numFmt w:val="decimal"/>
-      <w:lvlText w:val=""/>
-      <w:lvlJc w:val="left"/>
-    </w:lvl>
-    <w:lvl w:ilvl="3" w:tplc="1CC2B0BC">
-      <w:numFmt w:val="decimal"/>
-      <w:lvlText w:val=""/>
-      <w:lvlJc w:val="left"/>
-    </w:lvl>
-    <w:lvl w:ilvl="4" w:tplc="B1E654D6">
-      <w:numFmt w:val="decimal"/>
-      <w:lvlText w:val=""/>
-      <w:lvlJc w:val="left"/>
-    </w:lvl>
-    <w:lvl w:ilvl="5" w:tplc="19E6DB0C">
-      <w:numFmt w:val="decimal"/>
-      <w:lvlText w:val=""/>
-      <w:lvlJc w:val="left"/>
-    </w:lvl>
-    <w:lvl w:ilvl="6" w:tplc="FC780C32">
-      <w:numFmt w:val="decimal"/>
-      <w:lvlText w:val=""/>
-      <w:lvlJc w:val="left"/>
-    </w:lvl>
-    <w:lvl w:ilvl="7" w:tplc="2E225BEE">
-      <w:numFmt w:val="decimal"/>
-      <w:lvlText w:val=""/>
-      <w:lvlJc w:val="left"/>
-    </w:lvl>
-    <w:lvl w:ilvl="8" w:tplc="2292A0C4">
-      <w:numFmt w:val="decimal"/>
-      <w:lvlText w:val=""/>
-      <w:lvlJc w:val="left"/>
-    </w:lvl>
-  </w:abstractNum>
-  <w:abstractNum w:abstractNumId="5" w15:restartNumberingAfterBreak="0">
-    <w:nsid w:val="3F0853E0"/>
-    <w:multiLevelType w:val="hybridMultilevel"/>
-    <w:tmpl w:val="E882699E"/>
-    <w:lvl w:ilvl="0" w:tplc="2ACE98F6">
-      <w:start w:val="1"/>
-      <w:numFmt w:val="decimal"/>
-      <w:lvlText w:val="%1."/>
-      <w:lvlJc w:val="left"/>
-      <w:pPr>
-        <w:ind w:left="360" w:hanging="300"/>
-      </w:pPr>
-    </w:lvl>
-    <w:lvl w:ilvl="1" w:tplc="C100C2E8" w:tentative="1">
-      <w:start w:val="1"/>
-      <w:numFmt w:val="lowerLetter"/>
-      <w:lvlText w:val="%2."/>
-      <w:lvlJc w:val="left"/>
-      <w:pPr>
-        <w:ind w:left="720" w:hanging="300"/>
-      </w:pPr>
-    </w:lvl>
-    <w:lvl w:ilvl="2" w:tplc="D24A02E0">
-      <w:numFmt w:val="decimal"/>
-      <w:lvlText w:val=""/>
-      <w:lvlJc w:val="left"/>
-    </w:lvl>
-    <w:lvl w:ilvl="3" w:tplc="A5B0E166">
-      <w:numFmt w:val="decimal"/>
-      <w:lvlText w:val=""/>
-      <w:lvlJc w:val="left"/>
-    </w:lvl>
-    <w:lvl w:ilvl="4" w:tplc="8FEA89A2">
-      <w:numFmt w:val="decimal"/>
-      <w:lvlText w:val=""/>
-      <w:lvlJc w:val="left"/>
-    </w:lvl>
-    <w:lvl w:ilvl="5" w:tplc="6C6E27AC">
-      <w:numFmt w:val="decimal"/>
-      <w:lvlText w:val=""/>
-      <w:lvlJc w:val="left"/>
-    </w:lvl>
-    <w:lvl w:ilvl="6" w:tplc="5DB2DE18">
-      <w:numFmt w:val="decimal"/>
-      <w:lvlText w:val=""/>
-      <w:lvlJc w:val="left"/>
-    </w:lvl>
-    <w:lvl w:ilvl="7" w:tplc="F07C6BDA">
-      <w:numFmt w:val="decimal"/>
-      <w:lvlText w:val=""/>
-      <w:lvlJc w:val="left"/>
-    </w:lvl>
-    <w:lvl w:ilvl="8" w:tplc="E0C22908">
-      <w:numFmt w:val="decimal"/>
-      <w:lvlText w:val=""/>
-      <w:lvlJc w:val="left"/>
-    </w:lvl>
-  </w:abstractNum>
-  <w:abstractNum w:abstractNumId="6" w15:restartNumberingAfterBreak="0">
-    <w:nsid w:val="56931FF3"/>
-    <w:multiLevelType w:val="hybridMultilevel"/>
-    <w:tmpl w:val="CE4A99B2"/>
-    <w:lvl w:ilvl="0" w:tplc="C97C3B9A">
-      <w:start w:val="1"/>
-      <w:numFmt w:val="decimal"/>
-      <w:lvlText w:val="%1."/>
-      <w:lvlJc w:val="left"/>
-      <w:pPr>
-        <w:ind w:left="360" w:hanging="300"/>
-      </w:pPr>
-    </w:lvl>
-    <w:lvl w:ilvl="1" w:tplc="E20EC736" w:tentative="1">
-      <w:start w:val="1"/>
-      <w:numFmt w:val="lowerLetter"/>
-      <w:lvlText w:val="%2."/>
-      <w:lvlJc w:val="left"/>
-      <w:pPr>
-        <w:ind w:left="720" w:hanging="300"/>
-      </w:pPr>
-    </w:lvl>
-    <w:lvl w:ilvl="2" w:tplc="1ED6706A">
-      <w:numFmt w:val="decimal"/>
-      <w:lvlText w:val=""/>
-      <w:lvlJc w:val="left"/>
-    </w:lvl>
-    <w:lvl w:ilvl="3" w:tplc="EB68B10C">
-      <w:numFmt w:val="decimal"/>
-      <w:lvlText w:val=""/>
-      <w:lvlJc w:val="left"/>
-    </w:lvl>
-    <w:lvl w:ilvl="4" w:tplc="B03EAD76">
-      <w:numFmt w:val="decimal"/>
-      <w:lvlText w:val=""/>
-      <w:lvlJc w:val="left"/>
-    </w:lvl>
-    <w:lvl w:ilvl="5" w:tplc="39CE205C">
-      <w:numFmt w:val="decimal"/>
-      <w:lvlText w:val=""/>
-      <w:lvlJc w:val="left"/>
-    </w:lvl>
-    <w:lvl w:ilvl="6" w:tplc="D2B0234A">
-      <w:numFmt w:val="decimal"/>
-      <w:lvlText w:val=""/>
-      <w:lvlJc w:val="left"/>
-    </w:lvl>
-    <w:lvl w:ilvl="7" w:tplc="550C0D64">
-      <w:numFmt w:val="decimal"/>
-      <w:lvlText w:val=""/>
-      <w:lvlJc w:val="left"/>
-    </w:lvl>
-    <w:lvl w:ilvl="8" w:tplc="378C477A">
-      <w:numFmt w:val="decimal"/>
-      <w:lvlText w:val=""/>
-      <w:lvlJc w:val="left"/>
-    </w:lvl>
-  </w:abstractNum>
-  <w:abstractNum w:abstractNumId="7" w15:restartNumberingAfterBreak="0">
-    <w:nsid w:val="5E4A77BB"/>
-    <w:multiLevelType w:val="hybridMultilevel"/>
-    <w:tmpl w:val="272040B4"/>
-    <w:lvl w:ilvl="0" w:tplc="C21E72D2">
-      <w:start w:val="1"/>
-      <w:numFmt w:val="decimal"/>
-      <w:lvlText w:val="%1."/>
-      <w:lvlJc w:val="left"/>
-      <w:pPr>
-        <w:ind w:left="360" w:hanging="300"/>
-      </w:pPr>
-    </w:lvl>
-    <w:lvl w:ilvl="1" w:tplc="6BAE582C" w:tentative="1">
-      <w:start w:val="1"/>
-      <w:numFmt w:val="lowerLetter"/>
-      <w:lvlText w:val="%2."/>
-      <w:lvlJc w:val="left"/>
-      <w:pPr>
-        <w:ind w:left="720" w:hanging="300"/>
-      </w:pPr>
-    </w:lvl>
-    <w:lvl w:ilvl="2" w:tplc="F23444FC">
-      <w:numFmt w:val="decimal"/>
-      <w:lvlText w:val=""/>
-      <w:lvlJc w:val="left"/>
-    </w:lvl>
-    <w:lvl w:ilvl="3" w:tplc="D55E31EE">
-      <w:numFmt w:val="decimal"/>
-      <w:lvlText w:val=""/>
-      <w:lvlJc w:val="left"/>
-    </w:lvl>
-    <w:lvl w:ilvl="4" w:tplc="F3FA5998">
-      <w:numFmt w:val="decimal"/>
-      <w:lvlText w:val=""/>
-      <w:lvlJc w:val="left"/>
-    </w:lvl>
-    <w:lvl w:ilvl="5" w:tplc="99A620D8">
-      <w:numFmt w:val="decimal"/>
-      <w:lvlText w:val=""/>
-      <w:lvlJc w:val="left"/>
-    </w:lvl>
-    <w:lvl w:ilvl="6" w:tplc="3ED6E854">
-      <w:numFmt w:val="decimal"/>
-      <w:lvlText w:val=""/>
-      <w:lvlJc w:val="left"/>
-    </w:lvl>
-    <w:lvl w:ilvl="7" w:tplc="790C4C30">
-      <w:numFmt w:val="decimal"/>
-      <w:lvlText w:val=""/>
-      <w:lvlJc w:val="left"/>
-    </w:lvl>
-    <w:lvl w:ilvl="8" w:tplc="531E2150">
-      <w:numFmt w:val="decimal"/>
-      <w:lvlText w:val=""/>
-      <w:lvlJc w:val="left"/>
-    </w:lvl>
-  </w:abstractNum>
-  <w:abstractNum w:abstractNumId="8" w15:restartNumberingAfterBreak="0">
-    <w:nsid w:val="63CB2000"/>
-    <w:multiLevelType w:val="hybridMultilevel"/>
-    <w:tmpl w:val="B1B27932"/>
-    <w:lvl w:ilvl="0" w:tplc="04D815D2">
-      <w:start w:val="1"/>
-      <w:numFmt w:val="decimal"/>
-      <w:lvlText w:val="%1."/>
-      <w:lvlJc w:val="left"/>
-      <w:pPr>
-        <w:ind w:left="360" w:hanging="300"/>
-      </w:pPr>
-    </w:lvl>
-    <w:lvl w:ilvl="1" w:tplc="A1ACEAA4" w:tentative="1">
-      <w:start w:val="1"/>
-      <w:numFmt w:val="lowerLetter"/>
-      <w:lvlText w:val="%2."/>
-      <w:lvlJc w:val="left"/>
-      <w:pPr>
-        <w:ind w:left="720" w:hanging="300"/>
-      </w:pPr>
-    </w:lvl>
-    <w:lvl w:ilvl="2" w:tplc="468E3754">
-      <w:numFmt w:val="decimal"/>
-      <w:lvlText w:val=""/>
-      <w:lvlJc w:val="left"/>
-    </w:lvl>
-    <w:lvl w:ilvl="3" w:tplc="EAB0F6F2">
-      <w:numFmt w:val="decimal"/>
-      <w:lvlText w:val=""/>
-      <w:lvlJc w:val="left"/>
-    </w:lvl>
-    <w:lvl w:ilvl="4" w:tplc="53845A48">
-      <w:numFmt w:val="decimal"/>
-      <w:lvlText w:val=""/>
-      <w:lvlJc w:val="left"/>
-    </w:lvl>
-    <w:lvl w:ilvl="5" w:tplc="E2B85B20">
-      <w:numFmt w:val="decimal"/>
-      <w:lvlText w:val=""/>
-      <w:lvlJc w:val="left"/>
-    </w:lvl>
-    <w:lvl w:ilvl="6" w:tplc="32206EEA">
-      <w:numFmt w:val="decimal"/>
-      <w:lvlText w:val=""/>
-      <w:lvlJc w:val="left"/>
-    </w:lvl>
-    <w:lvl w:ilvl="7" w:tplc="87A0AE70">
-      <w:numFmt w:val="decimal"/>
-      <w:lvlText w:val=""/>
-      <w:lvlJc w:val="left"/>
-    </w:lvl>
-    <w:lvl w:ilvl="8" w:tplc="6C9E6A9A">
-      <w:numFmt w:val="decimal"/>
-      <w:lvlText w:val=""/>
-      <w:lvlJc w:val="left"/>
-    </w:lvl>
-  </w:abstractNum>
-  <w:abstractNum w:abstractNumId="9" w15:restartNumberingAfterBreak="0">
-    <w:nsid w:val="6DAC2F78"/>
-    <w:multiLevelType w:val="hybridMultilevel"/>
-    <w:tmpl w:val="ABE85566"/>
-    <w:lvl w:ilvl="0" w:tplc="C3B8E524">
-      <w:start w:val="1"/>
-      <w:numFmt w:val="decimal"/>
-      <w:lvlText w:val="%1."/>
-      <w:lvlJc w:val="left"/>
-      <w:pPr>
-        <w:ind w:left="360" w:hanging="300"/>
-      </w:pPr>
-    </w:lvl>
-    <w:lvl w:ilvl="1" w:tplc="504606B8" w:tentative="1">
-      <w:start w:val="1"/>
-      <w:numFmt w:val="lowerLetter"/>
-      <w:lvlText w:val="%2."/>
-      <w:lvlJc w:val="left"/>
-      <w:pPr>
-        <w:ind w:left="720" w:hanging="300"/>
-      </w:pPr>
-    </w:lvl>
-    <w:lvl w:ilvl="2" w:tplc="1B3AC858">
-      <w:numFmt w:val="decimal"/>
-      <w:lvlText w:val=""/>
-      <w:lvlJc w:val="left"/>
-    </w:lvl>
-    <w:lvl w:ilvl="3" w:tplc="72500BD8">
-      <w:numFmt w:val="decimal"/>
-      <w:lvlText w:val=""/>
-      <w:lvlJc w:val="left"/>
-    </w:lvl>
-    <w:lvl w:ilvl="4" w:tplc="A6E8BB9E">
-      <w:numFmt w:val="decimal"/>
-      <w:lvlText w:val=""/>
-      <w:lvlJc w:val="left"/>
-    </w:lvl>
-    <w:lvl w:ilvl="5" w:tplc="36C6DA42">
-      <w:numFmt w:val="decimal"/>
-      <w:lvlText w:val=""/>
-      <w:lvlJc w:val="left"/>
-    </w:lvl>
-    <w:lvl w:ilvl="6" w:tplc="B0702EDE">
-      <w:numFmt w:val="decimal"/>
-      <w:lvlText w:val=""/>
-      <w:lvlJc w:val="left"/>
-    </w:lvl>
-    <w:lvl w:ilvl="7" w:tplc="6376442E">
-      <w:numFmt w:val="decimal"/>
-      <w:lvlText w:val=""/>
-      <w:lvlJc w:val="left"/>
-    </w:lvl>
-    <w:lvl w:ilvl="8" w:tplc="184EAA90">
-      <w:numFmt w:val="decimal"/>
-      <w:lvlText w:val=""/>
-      <w:lvlJc w:val="left"/>
-    </w:lvl>
-  </w:abstractNum>
-  <w:abstractNum w:abstractNumId="10" w15:restartNumberingAfterBreak="0">
-    <w:nsid w:val="6DB75AD7"/>
-    <w:multiLevelType w:val="hybridMultilevel"/>
-    <w:tmpl w:val="5734EE94"/>
-    <w:lvl w:ilvl="0" w:tplc="4DA2CD2E">
-      <w:start w:val="1"/>
-      <w:numFmt w:val="decimal"/>
-      <w:lvlText w:val="%1."/>
-      <w:lvlJc w:val="left"/>
-      <w:pPr>
-        <w:ind w:left="360" w:hanging="300"/>
-      </w:pPr>
-    </w:lvl>
-    <w:lvl w:ilvl="1" w:tplc="0EBC9402" w:tentative="1">
-      <w:start w:val="1"/>
-      <w:numFmt w:val="lowerLetter"/>
-      <w:lvlText w:val="%2."/>
-      <w:lvlJc w:val="left"/>
-      <w:pPr>
-        <w:ind w:left="720" w:hanging="300"/>
-      </w:pPr>
-    </w:lvl>
-    <w:lvl w:ilvl="2" w:tplc="97DEABD8">
-      <w:numFmt w:val="decimal"/>
-      <w:lvlText w:val=""/>
-      <w:lvlJc w:val="left"/>
-    </w:lvl>
-    <w:lvl w:ilvl="3" w:tplc="2A9CE962">
-      <w:numFmt w:val="decimal"/>
-      <w:lvlText w:val=""/>
-      <w:lvlJc w:val="left"/>
-    </w:lvl>
-    <w:lvl w:ilvl="4" w:tplc="0740992C">
-      <w:numFmt w:val="decimal"/>
-      <w:lvlText w:val=""/>
-      <w:lvlJc w:val="left"/>
-    </w:lvl>
-    <w:lvl w:ilvl="5" w:tplc="D34E00EA">
-      <w:numFmt w:val="decimal"/>
-      <w:lvlText w:val=""/>
-      <w:lvlJc w:val="left"/>
-    </w:lvl>
-    <w:lvl w:ilvl="6" w:tplc="6920596C">
-      <w:numFmt w:val="decimal"/>
-      <w:lvlText w:val=""/>
-      <w:lvlJc w:val="left"/>
-    </w:lvl>
-    <w:lvl w:ilvl="7" w:tplc="FC980A7A">
-      <w:numFmt w:val="decimal"/>
-      <w:lvlText w:val=""/>
-      <w:lvlJc w:val="left"/>
-    </w:lvl>
-    <w:lvl w:ilvl="8" w:tplc="6B7E49EA">
-      <w:numFmt w:val="decimal"/>
-      <w:lvlText w:val=""/>
-      <w:lvlJc w:val="left"/>
-    </w:lvl>
-  </w:abstractNum>
-  <w:abstractNum w:abstractNumId="11" w15:restartNumberingAfterBreak="0">
-    <w:nsid w:val="6DE3619D"/>
-    <w:multiLevelType w:val="hybridMultilevel"/>
-    <w:tmpl w:val="FBC079F4"/>
-    <w:lvl w:ilvl="0" w:tplc="0B6690DE">
-      <w:start w:val="1"/>
-      <w:numFmt w:val="decimal"/>
-      <w:lvlText w:val="%1."/>
-      <w:lvlJc w:val="left"/>
-      <w:pPr>
-        <w:ind w:left="360" w:hanging="300"/>
-      </w:pPr>
-    </w:lvl>
-    <w:lvl w:ilvl="1" w:tplc="1324C36E" w:tentative="1">
-      <w:start w:val="1"/>
-      <w:numFmt w:val="lowerLetter"/>
-      <w:lvlText w:val="%2."/>
-      <w:lvlJc w:val="left"/>
-      <w:pPr>
-        <w:ind w:left="720" w:hanging="300"/>
-      </w:pPr>
-    </w:lvl>
-    <w:lvl w:ilvl="2" w:tplc="C826E0E6">
-      <w:numFmt w:val="decimal"/>
-      <w:lvlText w:val=""/>
-      <w:lvlJc w:val="left"/>
-    </w:lvl>
-    <w:lvl w:ilvl="3" w:tplc="51104870">
-      <w:numFmt w:val="decimal"/>
-      <w:lvlText w:val=""/>
-      <w:lvlJc w:val="left"/>
-    </w:lvl>
-    <w:lvl w:ilvl="4" w:tplc="50B8F3EC">
-      <w:numFmt w:val="decimal"/>
-      <w:lvlText w:val=""/>
-      <w:lvlJc w:val="left"/>
-    </w:lvl>
-    <w:lvl w:ilvl="5" w:tplc="24CC0942">
-      <w:numFmt w:val="decimal"/>
-      <w:lvlText w:val=""/>
-      <w:lvlJc w:val="left"/>
-    </w:lvl>
-    <w:lvl w:ilvl="6" w:tplc="96E0A6CC">
-      <w:numFmt w:val="decimal"/>
-      <w:lvlText w:val=""/>
-      <w:lvlJc w:val="left"/>
-    </w:lvl>
-    <w:lvl w:ilvl="7" w:tplc="62281608">
-      <w:numFmt w:val="decimal"/>
-      <w:lvlText w:val=""/>
-      <w:lvlJc w:val="left"/>
-    </w:lvl>
-    <w:lvl w:ilvl="8" w:tplc="B246D450">
-      <w:numFmt w:val="decimal"/>
-      <w:lvlText w:val=""/>
-      <w:lvlJc w:val="left"/>
-    </w:lvl>
-  </w:abstractNum>
-  <w:abstractNum w:abstractNumId="12" w15:restartNumberingAfterBreak="0">
-    <w:nsid w:val="74594076"/>
-    <w:multiLevelType w:val="hybridMultilevel"/>
-    <w:tmpl w:val="7870D5F8"/>
-    <w:lvl w:ilvl="0" w:tplc="4B44064A">
-      <w:start w:val="1"/>
-      <w:numFmt w:val="decimal"/>
-      <w:lvlText w:val="%1."/>
-      <w:lvlJc w:val="left"/>
-      <w:pPr>
-        <w:ind w:left="360" w:hanging="300"/>
-      </w:pPr>
-    </w:lvl>
-    <w:lvl w:ilvl="1" w:tplc="C220EC84" w:tentative="1">
-      <w:start w:val="1"/>
-      <w:numFmt w:val="lowerLetter"/>
-      <w:lvlText w:val="%2."/>
-      <w:lvlJc w:val="left"/>
-      <w:pPr>
-        <w:ind w:left="720" w:hanging="300"/>
-      </w:pPr>
-    </w:lvl>
-    <w:lvl w:ilvl="2" w:tplc="1CCE6A20">
-      <w:numFmt w:val="decimal"/>
-      <w:lvlText w:val=""/>
-      <w:lvlJc w:val="left"/>
-    </w:lvl>
-    <w:lvl w:ilvl="3" w:tplc="B232B432">
-      <w:numFmt w:val="decimal"/>
-      <w:lvlText w:val=""/>
-      <w:lvlJc w:val="left"/>
-    </w:lvl>
-    <w:lvl w:ilvl="4" w:tplc="6B787204">
-      <w:numFmt w:val="decimal"/>
-      <w:lvlText w:val=""/>
-      <w:lvlJc w:val="left"/>
-    </w:lvl>
-    <w:lvl w:ilvl="5" w:tplc="8250A6E2">
-      <w:numFmt w:val="decimal"/>
-      <w:lvlText w:val=""/>
-      <w:lvlJc w:val="left"/>
-    </w:lvl>
-    <w:lvl w:ilvl="6" w:tplc="C1B6EA9A">
-      <w:numFmt w:val="decimal"/>
-      <w:lvlText w:val=""/>
-      <w:lvlJc w:val="left"/>
-    </w:lvl>
-    <w:lvl w:ilvl="7" w:tplc="B4B40B94">
-      <w:numFmt w:val="decimal"/>
-      <w:lvlText w:val=""/>
-      <w:lvlJc w:val="left"/>
-    </w:lvl>
-    <w:lvl w:ilvl="8" w:tplc="6AD4AFBA">
-      <w:numFmt w:val="decimal"/>
-      <w:lvlText w:val=""/>
-      <w:lvlJc w:val="left"/>
-    </w:lvl>
-  </w:abstractNum>
-  <w:abstractNum w:abstractNumId="13" w15:restartNumberingAfterBreak="0">
-    <w:nsid w:val="78C862CC"/>
-    <w:multiLevelType w:val="hybridMultilevel"/>
-    <w:tmpl w:val="CE4A898A"/>
-    <w:lvl w:ilvl="0" w:tplc="EAE878A8">
-      <w:start w:val="1"/>
-      <w:numFmt w:val="decimal"/>
-      <w:lvlText w:val="%1."/>
-      <w:lvlJc w:val="left"/>
-      <w:pPr>
-        <w:ind w:left="360" w:hanging="300"/>
-      </w:pPr>
-    </w:lvl>
-    <w:lvl w:ilvl="1" w:tplc="3C62070C" w:tentative="1">
-      <w:start w:val="1"/>
-      <w:numFmt w:val="lowerLetter"/>
-      <w:lvlText w:val="%2."/>
-      <w:lvlJc w:val="left"/>
-      <w:pPr>
-        <w:ind w:left="720" w:hanging="300"/>
-      </w:pPr>
-    </w:lvl>
-    <w:lvl w:ilvl="2" w:tplc="C1A2D6A8">
-      <w:numFmt w:val="decimal"/>
-      <w:lvlText w:val=""/>
-      <w:lvlJc w:val="left"/>
-    </w:lvl>
-    <w:lvl w:ilvl="3" w:tplc="84E60250">
-      <w:numFmt w:val="decimal"/>
-      <w:lvlText w:val=""/>
-      <w:lvlJc w:val="left"/>
-    </w:lvl>
-    <w:lvl w:ilvl="4" w:tplc="11E25620">
-      <w:numFmt w:val="decimal"/>
-      <w:lvlText w:val=""/>
-      <w:lvlJc w:val="left"/>
-    </w:lvl>
-    <w:lvl w:ilvl="5" w:tplc="9348A59A">
-      <w:numFmt w:val="decimal"/>
-      <w:lvlText w:val=""/>
-      <w:lvlJc w:val="left"/>
-    </w:lvl>
-    <w:lvl w:ilvl="6" w:tplc="7E667C36">
-      <w:numFmt w:val="decimal"/>
-      <w:lvlText w:val=""/>
-      <w:lvlJc w:val="left"/>
-    </w:lvl>
-    <w:lvl w:ilvl="7" w:tplc="C87828E6">
-      <w:numFmt w:val="decimal"/>
-      <w:lvlText w:val=""/>
-      <w:lvlJc w:val="left"/>
-    </w:lvl>
-    <w:lvl w:ilvl="8" w:tplc="6EECD17E">
-      <w:numFmt w:val="decimal"/>
-      <w:lvlText w:val=""/>
-      <w:lvlJc w:val="left"/>
-    </w:lvl>
-  </w:abstractNum>
-  <w:abstractNum w:abstractNumId="14" w15:restartNumberingAfterBreak="0">
-    <w:nsid w:val="7A515767"/>
-    <w:multiLevelType w:val="hybridMultilevel"/>
-    <w:tmpl w:val="7F987912"/>
-    <w:lvl w:ilvl="0" w:tplc="234A4648" w:tentative="1">
+    <w:tmpl w:val="160AEF3E"/>
+    <w:lvl w:ilvl="0" w:tplc="D4DA3F66" w:tentative="1">
       <w:start w:val="1"/>
       <w:numFmt w:val="bullet"/>
       <w:lvlText w:val="●"/>
@@ -51833,7 +51021,7 @@
         <w:ind w:left="720" w:hanging="360"/>
       </w:pPr>
     </w:lvl>
-    <w:lvl w:ilvl="1" w:tplc="C46AD31E" w:tentative="1">
+    <w:lvl w:ilvl="1" w:tplc="80AA7E4C" w:tentative="1">
       <w:start w:val="1"/>
       <w:numFmt w:val="bullet"/>
       <w:lvlText w:val="○"/>
@@ -51842,7 +51030,7 @@
         <w:ind w:left="1440" w:hanging="360"/>
       </w:pPr>
     </w:lvl>
-    <w:lvl w:ilvl="2" w:tplc="C08A1870" w:tentative="1">
+    <w:lvl w:ilvl="2" w:tplc="CFD6BBDC" w:tentative="1">
       <w:start w:val="1"/>
       <w:numFmt w:val="bullet"/>
       <w:lvlText w:val="■"/>
@@ -51851,7 +51039,7 @@
         <w:ind w:left="2160" w:hanging="360"/>
       </w:pPr>
     </w:lvl>
-    <w:lvl w:ilvl="3" w:tplc="FCFACEDC" w:tentative="1">
+    <w:lvl w:ilvl="3" w:tplc="6CD8FD62" w:tentative="1">
       <w:start w:val="1"/>
       <w:numFmt w:val="bullet"/>
       <w:lvlText w:val="●"/>
@@ -51860,7 +51048,7 @@
         <w:ind w:left="2880" w:hanging="360"/>
       </w:pPr>
     </w:lvl>
-    <w:lvl w:ilvl="4" w:tplc="6F44085A" w:tentative="1">
+    <w:lvl w:ilvl="4" w:tplc="2D7E9132" w:tentative="1">
       <w:start w:val="1"/>
       <w:numFmt w:val="bullet"/>
       <w:lvlText w:val="○"/>
@@ -51869,7 +51057,7 @@
         <w:ind w:left="3600" w:hanging="360"/>
       </w:pPr>
     </w:lvl>
-    <w:lvl w:ilvl="5" w:tplc="A3184A6C" w:tentative="1">
+    <w:lvl w:ilvl="5" w:tplc="C1E4CA60" w:tentative="1">
       <w:start w:val="1"/>
       <w:numFmt w:val="bullet"/>
       <w:lvlText w:val="■"/>
@@ -51878,7 +51066,7 @@
         <w:ind w:left="4320" w:hanging="360"/>
       </w:pPr>
     </w:lvl>
-    <w:lvl w:ilvl="6" w:tplc="85AC7D32" w:tentative="1">
+    <w:lvl w:ilvl="6" w:tplc="66FEA65C" w:tentative="1">
       <w:start w:val="1"/>
       <w:numFmt w:val="bullet"/>
       <w:lvlText w:val="●"/>
@@ -51887,7 +51075,7 @@
         <w:ind w:left="5040" w:hanging="360"/>
       </w:pPr>
     </w:lvl>
-    <w:lvl w:ilvl="7" w:tplc="82EC2C9E" w:tentative="1">
+    <w:lvl w:ilvl="7" w:tplc="C31202AA" w:tentative="1">
       <w:start w:val="1"/>
       <w:numFmt w:val="bullet"/>
       <w:lvlText w:val="●"/>
@@ -51896,7 +51084,7 @@
         <w:ind w:left="5760" w:hanging="360"/>
       </w:pPr>
     </w:lvl>
-    <w:lvl w:ilvl="8" w:tplc="3252EB0E" w:tentative="1">
+    <w:lvl w:ilvl="8" w:tplc="AF40AC24" w:tentative="1">
       <w:start w:val="1"/>
       <w:numFmt w:val="bullet"/>
       <w:lvlText w:val="●"/>
@@ -51906,92 +51094,904 @@
       </w:pPr>
     </w:lvl>
   </w:abstractNum>
-  <w:num w:numId="1" w16cid:durableId="1921022119">
+  <w:abstractNum w:abstractNumId="1" w15:restartNumberingAfterBreak="0">
+    <w:nsid w:val="18065EAD"/>
+    <w:multiLevelType w:val="hybridMultilevel"/>
+    <w:tmpl w:val="9FF05514"/>
+    <w:lvl w:ilvl="0" w:tplc="6058A694">
+      <w:start w:val="1"/>
+      <w:numFmt w:val="decimal"/>
+      <w:lvlText w:val="%1."/>
+      <w:lvlJc w:val="left"/>
+      <w:pPr>
+        <w:ind w:left="360" w:hanging="300"/>
+      </w:pPr>
+    </w:lvl>
+    <w:lvl w:ilvl="1" w:tplc="245675A8" w:tentative="1">
+      <w:start w:val="1"/>
+      <w:numFmt w:val="lowerLetter"/>
+      <w:lvlText w:val="%2."/>
+      <w:lvlJc w:val="left"/>
+      <w:pPr>
+        <w:ind w:left="720" w:hanging="300"/>
+      </w:pPr>
+    </w:lvl>
+    <w:lvl w:ilvl="2" w:tplc="2D38428A">
+      <w:numFmt w:val="decimal"/>
+      <w:lvlText w:val=""/>
+      <w:lvlJc w:val="left"/>
+    </w:lvl>
+    <w:lvl w:ilvl="3" w:tplc="3642CDA4">
+      <w:numFmt w:val="decimal"/>
+      <w:lvlText w:val=""/>
+      <w:lvlJc w:val="left"/>
+    </w:lvl>
+    <w:lvl w:ilvl="4" w:tplc="962E0154">
+      <w:numFmt w:val="decimal"/>
+      <w:lvlText w:val=""/>
+      <w:lvlJc w:val="left"/>
+    </w:lvl>
+    <w:lvl w:ilvl="5" w:tplc="4274D0AA">
+      <w:numFmt w:val="decimal"/>
+      <w:lvlText w:val=""/>
+      <w:lvlJc w:val="left"/>
+    </w:lvl>
+    <w:lvl w:ilvl="6" w:tplc="B46C2602">
+      <w:numFmt w:val="decimal"/>
+      <w:lvlText w:val=""/>
+      <w:lvlJc w:val="left"/>
+    </w:lvl>
+    <w:lvl w:ilvl="7" w:tplc="9CD2BBF6">
+      <w:numFmt w:val="decimal"/>
+      <w:lvlText w:val=""/>
+      <w:lvlJc w:val="left"/>
+    </w:lvl>
+    <w:lvl w:ilvl="8" w:tplc="4864A406">
+      <w:numFmt w:val="decimal"/>
+      <w:lvlText w:val=""/>
+      <w:lvlJc w:val="left"/>
+    </w:lvl>
+  </w:abstractNum>
+  <w:abstractNum w:abstractNumId="2" w15:restartNumberingAfterBreak="0">
+    <w:nsid w:val="1A100072"/>
+    <w:multiLevelType w:val="hybridMultilevel"/>
+    <w:tmpl w:val="8C063A14"/>
+    <w:lvl w:ilvl="0" w:tplc="7A92D650">
+      <w:start w:val="1"/>
+      <w:numFmt w:val="decimal"/>
+      <w:lvlText w:val="%1."/>
+      <w:lvlJc w:val="left"/>
+      <w:pPr>
+        <w:ind w:left="360" w:hanging="300"/>
+      </w:pPr>
+    </w:lvl>
+    <w:lvl w:ilvl="1" w:tplc="76285A8E" w:tentative="1">
+      <w:start w:val="1"/>
+      <w:numFmt w:val="lowerLetter"/>
+      <w:lvlText w:val="%2."/>
+      <w:lvlJc w:val="left"/>
+      <w:pPr>
+        <w:ind w:left="720" w:hanging="300"/>
+      </w:pPr>
+    </w:lvl>
+    <w:lvl w:ilvl="2" w:tplc="72F6AA78">
+      <w:numFmt w:val="decimal"/>
+      <w:lvlText w:val=""/>
+      <w:lvlJc w:val="left"/>
+    </w:lvl>
+    <w:lvl w:ilvl="3" w:tplc="27DA2F52">
+      <w:numFmt w:val="decimal"/>
+      <w:lvlText w:val=""/>
+      <w:lvlJc w:val="left"/>
+    </w:lvl>
+    <w:lvl w:ilvl="4" w:tplc="B5CE579E">
+      <w:numFmt w:val="decimal"/>
+      <w:lvlText w:val=""/>
+      <w:lvlJc w:val="left"/>
+    </w:lvl>
+    <w:lvl w:ilvl="5" w:tplc="99283A2A">
+      <w:numFmt w:val="decimal"/>
+      <w:lvlText w:val=""/>
+      <w:lvlJc w:val="left"/>
+    </w:lvl>
+    <w:lvl w:ilvl="6" w:tplc="D55CA4EA">
+      <w:numFmt w:val="decimal"/>
+      <w:lvlText w:val=""/>
+      <w:lvlJc w:val="left"/>
+    </w:lvl>
+    <w:lvl w:ilvl="7" w:tplc="4D7CE4E4">
+      <w:numFmt w:val="decimal"/>
+      <w:lvlText w:val=""/>
+      <w:lvlJc w:val="left"/>
+    </w:lvl>
+    <w:lvl w:ilvl="8" w:tplc="B5CAB4BE">
+      <w:numFmt w:val="decimal"/>
+      <w:lvlText w:val=""/>
+      <w:lvlJc w:val="left"/>
+    </w:lvl>
+  </w:abstractNum>
+  <w:abstractNum w:abstractNumId="3" w15:restartNumberingAfterBreak="0">
+    <w:nsid w:val="221B19D0"/>
+    <w:multiLevelType w:val="hybridMultilevel"/>
+    <w:tmpl w:val="F0220882"/>
+    <w:lvl w:ilvl="0" w:tplc="C7EAFBB6">
+      <w:start w:val="1"/>
+      <w:numFmt w:val="decimal"/>
+      <w:lvlText w:val="%1."/>
+      <w:lvlJc w:val="left"/>
+      <w:pPr>
+        <w:ind w:left="360" w:hanging="300"/>
+      </w:pPr>
+    </w:lvl>
+    <w:lvl w:ilvl="1" w:tplc="01B240D4" w:tentative="1">
+      <w:start w:val="1"/>
+      <w:numFmt w:val="lowerLetter"/>
+      <w:lvlText w:val="%2."/>
+      <w:lvlJc w:val="left"/>
+      <w:pPr>
+        <w:ind w:left="720" w:hanging="300"/>
+      </w:pPr>
+    </w:lvl>
+    <w:lvl w:ilvl="2" w:tplc="51E8968C">
+      <w:numFmt w:val="decimal"/>
+      <w:lvlText w:val=""/>
+      <w:lvlJc w:val="left"/>
+    </w:lvl>
+    <w:lvl w:ilvl="3" w:tplc="E7FC6F68">
+      <w:numFmt w:val="decimal"/>
+      <w:lvlText w:val=""/>
+      <w:lvlJc w:val="left"/>
+    </w:lvl>
+    <w:lvl w:ilvl="4" w:tplc="76401478">
+      <w:numFmt w:val="decimal"/>
+      <w:lvlText w:val=""/>
+      <w:lvlJc w:val="left"/>
+    </w:lvl>
+    <w:lvl w:ilvl="5" w:tplc="97A4014A">
+      <w:numFmt w:val="decimal"/>
+      <w:lvlText w:val=""/>
+      <w:lvlJc w:val="left"/>
+    </w:lvl>
+    <w:lvl w:ilvl="6" w:tplc="E9A4E9FC">
+      <w:numFmt w:val="decimal"/>
+      <w:lvlText w:val=""/>
+      <w:lvlJc w:val="left"/>
+    </w:lvl>
+    <w:lvl w:ilvl="7" w:tplc="E5EC4E92">
+      <w:numFmt w:val="decimal"/>
+      <w:lvlText w:val=""/>
+      <w:lvlJc w:val="left"/>
+    </w:lvl>
+    <w:lvl w:ilvl="8" w:tplc="CDC0F2D8">
+      <w:numFmt w:val="decimal"/>
+      <w:lvlText w:val=""/>
+      <w:lvlJc w:val="left"/>
+    </w:lvl>
+  </w:abstractNum>
+  <w:abstractNum w:abstractNumId="4" w15:restartNumberingAfterBreak="0">
+    <w:nsid w:val="2823729A"/>
+    <w:multiLevelType w:val="hybridMultilevel"/>
+    <w:tmpl w:val="B9B2660A"/>
+    <w:lvl w:ilvl="0" w:tplc="E56851E6">
+      <w:start w:val="1"/>
+      <w:numFmt w:val="decimal"/>
+      <w:lvlText w:val="%1."/>
+      <w:lvlJc w:val="left"/>
+      <w:pPr>
+        <w:ind w:left="360" w:hanging="300"/>
+      </w:pPr>
+    </w:lvl>
+    <w:lvl w:ilvl="1" w:tplc="7D465EC8" w:tentative="1">
+      <w:start w:val="1"/>
+      <w:numFmt w:val="lowerLetter"/>
+      <w:lvlText w:val="%2."/>
+      <w:lvlJc w:val="left"/>
+      <w:pPr>
+        <w:ind w:left="720" w:hanging="300"/>
+      </w:pPr>
+    </w:lvl>
+    <w:lvl w:ilvl="2" w:tplc="ABB83BAA">
+      <w:numFmt w:val="decimal"/>
+      <w:lvlText w:val=""/>
+      <w:lvlJc w:val="left"/>
+    </w:lvl>
+    <w:lvl w:ilvl="3" w:tplc="52B0C43C">
+      <w:numFmt w:val="decimal"/>
+      <w:lvlText w:val=""/>
+      <w:lvlJc w:val="left"/>
+    </w:lvl>
+    <w:lvl w:ilvl="4" w:tplc="A98E5F08">
+      <w:numFmt w:val="decimal"/>
+      <w:lvlText w:val=""/>
+      <w:lvlJc w:val="left"/>
+    </w:lvl>
+    <w:lvl w:ilvl="5" w:tplc="3CA29456">
+      <w:numFmt w:val="decimal"/>
+      <w:lvlText w:val=""/>
+      <w:lvlJc w:val="left"/>
+    </w:lvl>
+    <w:lvl w:ilvl="6" w:tplc="22080172">
+      <w:numFmt w:val="decimal"/>
+      <w:lvlText w:val=""/>
+      <w:lvlJc w:val="left"/>
+    </w:lvl>
+    <w:lvl w:ilvl="7" w:tplc="BC42E3D2">
+      <w:numFmt w:val="decimal"/>
+      <w:lvlText w:val=""/>
+      <w:lvlJc w:val="left"/>
+    </w:lvl>
+    <w:lvl w:ilvl="8" w:tplc="6DD021B4">
+      <w:numFmt w:val="decimal"/>
+      <w:lvlText w:val=""/>
+      <w:lvlJc w:val="left"/>
+    </w:lvl>
+  </w:abstractNum>
+  <w:abstractNum w:abstractNumId="5" w15:restartNumberingAfterBreak="0">
+    <w:nsid w:val="42AE40FF"/>
+    <w:multiLevelType w:val="hybridMultilevel"/>
+    <w:tmpl w:val="8BCC9E64"/>
+    <w:lvl w:ilvl="0" w:tplc="E5020AC8">
+      <w:start w:val="1"/>
+      <w:numFmt w:val="decimal"/>
+      <w:lvlText w:val="%1."/>
+      <w:lvlJc w:val="left"/>
+      <w:pPr>
+        <w:ind w:left="360" w:hanging="300"/>
+      </w:pPr>
+    </w:lvl>
+    <w:lvl w:ilvl="1" w:tplc="E026ACAE" w:tentative="1">
+      <w:start w:val="1"/>
+      <w:numFmt w:val="lowerLetter"/>
+      <w:lvlText w:val="%2."/>
+      <w:lvlJc w:val="left"/>
+      <w:pPr>
+        <w:ind w:left="720" w:hanging="300"/>
+      </w:pPr>
+    </w:lvl>
+    <w:lvl w:ilvl="2" w:tplc="42C00D1A">
+      <w:numFmt w:val="decimal"/>
+      <w:lvlText w:val=""/>
+      <w:lvlJc w:val="left"/>
+    </w:lvl>
+    <w:lvl w:ilvl="3" w:tplc="FB96697E">
+      <w:numFmt w:val="decimal"/>
+      <w:lvlText w:val=""/>
+      <w:lvlJc w:val="left"/>
+    </w:lvl>
+    <w:lvl w:ilvl="4" w:tplc="6054DE3E">
+      <w:numFmt w:val="decimal"/>
+      <w:lvlText w:val=""/>
+      <w:lvlJc w:val="left"/>
+    </w:lvl>
+    <w:lvl w:ilvl="5" w:tplc="944EE3D6">
+      <w:numFmt w:val="decimal"/>
+      <w:lvlText w:val=""/>
+      <w:lvlJc w:val="left"/>
+    </w:lvl>
+    <w:lvl w:ilvl="6" w:tplc="24645512">
+      <w:numFmt w:val="decimal"/>
+      <w:lvlText w:val=""/>
+      <w:lvlJc w:val="left"/>
+    </w:lvl>
+    <w:lvl w:ilvl="7" w:tplc="238047CE">
+      <w:numFmt w:val="decimal"/>
+      <w:lvlText w:val=""/>
+      <w:lvlJc w:val="left"/>
+    </w:lvl>
+    <w:lvl w:ilvl="8" w:tplc="FA6CB0F6">
+      <w:numFmt w:val="decimal"/>
+      <w:lvlText w:val=""/>
+      <w:lvlJc w:val="left"/>
+    </w:lvl>
+  </w:abstractNum>
+  <w:abstractNum w:abstractNumId="6" w15:restartNumberingAfterBreak="0">
+    <w:nsid w:val="456D29F6"/>
+    <w:multiLevelType w:val="hybridMultilevel"/>
+    <w:tmpl w:val="16FABF82"/>
+    <w:lvl w:ilvl="0" w:tplc="7EA62716">
+      <w:start w:val="1"/>
+      <w:numFmt w:val="decimal"/>
+      <w:lvlText w:val="%1."/>
+      <w:lvlJc w:val="left"/>
+      <w:pPr>
+        <w:ind w:left="360" w:hanging="300"/>
+      </w:pPr>
+    </w:lvl>
+    <w:lvl w:ilvl="1" w:tplc="BF5228FA" w:tentative="1">
+      <w:start w:val="1"/>
+      <w:numFmt w:val="lowerLetter"/>
+      <w:lvlText w:val="%2."/>
+      <w:lvlJc w:val="left"/>
+      <w:pPr>
+        <w:ind w:left="720" w:hanging="300"/>
+      </w:pPr>
+    </w:lvl>
+    <w:lvl w:ilvl="2" w:tplc="54B0797C">
+      <w:numFmt w:val="decimal"/>
+      <w:lvlText w:val=""/>
+      <w:lvlJc w:val="left"/>
+    </w:lvl>
+    <w:lvl w:ilvl="3" w:tplc="2EE8E134">
+      <w:numFmt w:val="decimal"/>
+      <w:lvlText w:val=""/>
+      <w:lvlJc w:val="left"/>
+    </w:lvl>
+    <w:lvl w:ilvl="4" w:tplc="40B6F030">
+      <w:numFmt w:val="decimal"/>
+      <w:lvlText w:val=""/>
+      <w:lvlJc w:val="left"/>
+    </w:lvl>
+    <w:lvl w:ilvl="5" w:tplc="07F0CC80">
+      <w:numFmt w:val="decimal"/>
+      <w:lvlText w:val=""/>
+      <w:lvlJc w:val="left"/>
+    </w:lvl>
+    <w:lvl w:ilvl="6" w:tplc="EB2A321E">
+      <w:numFmt w:val="decimal"/>
+      <w:lvlText w:val=""/>
+      <w:lvlJc w:val="left"/>
+    </w:lvl>
+    <w:lvl w:ilvl="7" w:tplc="1E1A2070">
+      <w:numFmt w:val="decimal"/>
+      <w:lvlText w:val=""/>
+      <w:lvlJc w:val="left"/>
+    </w:lvl>
+    <w:lvl w:ilvl="8" w:tplc="B61609D4">
+      <w:numFmt w:val="decimal"/>
+      <w:lvlText w:val=""/>
+      <w:lvlJc w:val="left"/>
+    </w:lvl>
+  </w:abstractNum>
+  <w:abstractNum w:abstractNumId="7" w15:restartNumberingAfterBreak="0">
+    <w:nsid w:val="4CFA4F27"/>
+    <w:multiLevelType w:val="hybridMultilevel"/>
+    <w:tmpl w:val="847AB552"/>
+    <w:lvl w:ilvl="0" w:tplc="9A88BB40">
+      <w:start w:val="1"/>
+      <w:numFmt w:val="decimal"/>
+      <w:lvlText w:val="%1."/>
+      <w:lvlJc w:val="left"/>
+      <w:pPr>
+        <w:ind w:left="360" w:hanging="300"/>
+      </w:pPr>
+    </w:lvl>
+    <w:lvl w:ilvl="1" w:tplc="F99C713C" w:tentative="1">
+      <w:start w:val="1"/>
+      <w:numFmt w:val="lowerLetter"/>
+      <w:lvlText w:val="%2."/>
+      <w:lvlJc w:val="left"/>
+      <w:pPr>
+        <w:ind w:left="720" w:hanging="300"/>
+      </w:pPr>
+    </w:lvl>
+    <w:lvl w:ilvl="2" w:tplc="87F2BF9A">
+      <w:numFmt w:val="decimal"/>
+      <w:lvlText w:val=""/>
+      <w:lvlJc w:val="left"/>
+    </w:lvl>
+    <w:lvl w:ilvl="3" w:tplc="EDC07812">
+      <w:numFmt w:val="decimal"/>
+      <w:lvlText w:val=""/>
+      <w:lvlJc w:val="left"/>
+    </w:lvl>
+    <w:lvl w:ilvl="4" w:tplc="DBBEB4EA">
+      <w:numFmt w:val="decimal"/>
+      <w:lvlText w:val=""/>
+      <w:lvlJc w:val="left"/>
+    </w:lvl>
+    <w:lvl w:ilvl="5" w:tplc="00342C5E">
+      <w:numFmt w:val="decimal"/>
+      <w:lvlText w:val=""/>
+      <w:lvlJc w:val="left"/>
+    </w:lvl>
+    <w:lvl w:ilvl="6" w:tplc="75FA7958">
+      <w:numFmt w:val="decimal"/>
+      <w:lvlText w:val=""/>
+      <w:lvlJc w:val="left"/>
+    </w:lvl>
+    <w:lvl w:ilvl="7" w:tplc="A59CEE12">
+      <w:numFmt w:val="decimal"/>
+      <w:lvlText w:val=""/>
+      <w:lvlJc w:val="left"/>
+    </w:lvl>
+    <w:lvl w:ilvl="8" w:tplc="CF0C7A9E">
+      <w:numFmt w:val="decimal"/>
+      <w:lvlText w:val=""/>
+      <w:lvlJc w:val="left"/>
+    </w:lvl>
+  </w:abstractNum>
+  <w:abstractNum w:abstractNumId="8" w15:restartNumberingAfterBreak="0">
+    <w:nsid w:val="52D9050B"/>
+    <w:multiLevelType w:val="hybridMultilevel"/>
+    <w:tmpl w:val="56009262"/>
+    <w:lvl w:ilvl="0" w:tplc="2174E4B2">
+      <w:start w:val="1"/>
+      <w:numFmt w:val="decimal"/>
+      <w:lvlText w:val="%1."/>
+      <w:lvlJc w:val="left"/>
+      <w:pPr>
+        <w:ind w:left="360" w:hanging="300"/>
+      </w:pPr>
+    </w:lvl>
+    <w:lvl w:ilvl="1" w:tplc="41CC810C" w:tentative="1">
+      <w:start w:val="1"/>
+      <w:numFmt w:val="lowerLetter"/>
+      <w:lvlText w:val="%2."/>
+      <w:lvlJc w:val="left"/>
+      <w:pPr>
+        <w:ind w:left="720" w:hanging="300"/>
+      </w:pPr>
+    </w:lvl>
+    <w:lvl w:ilvl="2" w:tplc="2FEE4684">
+      <w:numFmt w:val="decimal"/>
+      <w:lvlText w:val=""/>
+      <w:lvlJc w:val="left"/>
+    </w:lvl>
+    <w:lvl w:ilvl="3" w:tplc="9B9E6640">
+      <w:numFmt w:val="decimal"/>
+      <w:lvlText w:val=""/>
+      <w:lvlJc w:val="left"/>
+    </w:lvl>
+    <w:lvl w:ilvl="4" w:tplc="255213DE">
+      <w:numFmt w:val="decimal"/>
+      <w:lvlText w:val=""/>
+      <w:lvlJc w:val="left"/>
+    </w:lvl>
+    <w:lvl w:ilvl="5" w:tplc="733089CA">
+      <w:numFmt w:val="decimal"/>
+      <w:lvlText w:val=""/>
+      <w:lvlJc w:val="left"/>
+    </w:lvl>
+    <w:lvl w:ilvl="6" w:tplc="8E3C28E8">
+      <w:numFmt w:val="decimal"/>
+      <w:lvlText w:val=""/>
+      <w:lvlJc w:val="left"/>
+    </w:lvl>
+    <w:lvl w:ilvl="7" w:tplc="CEBA2A4C">
+      <w:numFmt w:val="decimal"/>
+      <w:lvlText w:val=""/>
+      <w:lvlJc w:val="left"/>
+    </w:lvl>
+    <w:lvl w:ilvl="8" w:tplc="3426F5B4">
+      <w:numFmt w:val="decimal"/>
+      <w:lvlText w:val=""/>
+      <w:lvlJc w:val="left"/>
+    </w:lvl>
+  </w:abstractNum>
+  <w:abstractNum w:abstractNumId="9" w15:restartNumberingAfterBreak="0">
+    <w:nsid w:val="54576422"/>
+    <w:multiLevelType w:val="hybridMultilevel"/>
+    <w:tmpl w:val="7DF484BA"/>
+    <w:lvl w:ilvl="0" w:tplc="36FCE1C8">
+      <w:start w:val="1"/>
+      <w:numFmt w:val="decimal"/>
+      <w:lvlText w:val="%1."/>
+      <w:lvlJc w:val="left"/>
+      <w:pPr>
+        <w:ind w:left="360" w:hanging="300"/>
+      </w:pPr>
+    </w:lvl>
+    <w:lvl w:ilvl="1" w:tplc="6276A340" w:tentative="1">
+      <w:start w:val="1"/>
+      <w:numFmt w:val="lowerLetter"/>
+      <w:lvlText w:val="%2."/>
+      <w:lvlJc w:val="left"/>
+      <w:pPr>
+        <w:ind w:left="720" w:hanging="300"/>
+      </w:pPr>
+    </w:lvl>
+    <w:lvl w:ilvl="2" w:tplc="5C860BB6">
+      <w:numFmt w:val="decimal"/>
+      <w:lvlText w:val=""/>
+      <w:lvlJc w:val="left"/>
+    </w:lvl>
+    <w:lvl w:ilvl="3" w:tplc="B44E868C">
+      <w:numFmt w:val="decimal"/>
+      <w:lvlText w:val=""/>
+      <w:lvlJc w:val="left"/>
+    </w:lvl>
+    <w:lvl w:ilvl="4" w:tplc="1B6696AC">
+      <w:numFmt w:val="decimal"/>
+      <w:lvlText w:val=""/>
+      <w:lvlJc w:val="left"/>
+    </w:lvl>
+    <w:lvl w:ilvl="5" w:tplc="B87A926A">
+      <w:numFmt w:val="decimal"/>
+      <w:lvlText w:val=""/>
+      <w:lvlJc w:val="left"/>
+    </w:lvl>
+    <w:lvl w:ilvl="6" w:tplc="603C7846">
+      <w:numFmt w:val="decimal"/>
+      <w:lvlText w:val=""/>
+      <w:lvlJc w:val="left"/>
+    </w:lvl>
+    <w:lvl w:ilvl="7" w:tplc="B176A3A8">
+      <w:numFmt w:val="decimal"/>
+      <w:lvlText w:val=""/>
+      <w:lvlJc w:val="left"/>
+    </w:lvl>
+    <w:lvl w:ilvl="8" w:tplc="0332D04A">
+      <w:numFmt w:val="decimal"/>
+      <w:lvlText w:val=""/>
+      <w:lvlJc w:val="left"/>
+    </w:lvl>
+  </w:abstractNum>
+  <w:abstractNum w:abstractNumId="10" w15:restartNumberingAfterBreak="0">
+    <w:nsid w:val="72B02726"/>
+    <w:multiLevelType w:val="hybridMultilevel"/>
+    <w:tmpl w:val="31061FD8"/>
+    <w:lvl w:ilvl="0" w:tplc="EFB23008">
+      <w:start w:val="1"/>
+      <w:numFmt w:val="decimal"/>
+      <w:lvlText w:val="%1."/>
+      <w:lvlJc w:val="left"/>
+      <w:pPr>
+        <w:ind w:left="360" w:hanging="300"/>
+      </w:pPr>
+    </w:lvl>
+    <w:lvl w:ilvl="1" w:tplc="24DEC4D8" w:tentative="1">
+      <w:start w:val="1"/>
+      <w:numFmt w:val="lowerLetter"/>
+      <w:lvlText w:val="%2."/>
+      <w:lvlJc w:val="left"/>
+      <w:pPr>
+        <w:ind w:left="720" w:hanging="300"/>
+      </w:pPr>
+    </w:lvl>
+    <w:lvl w:ilvl="2" w:tplc="3A38CA56">
+      <w:numFmt w:val="decimal"/>
+      <w:lvlText w:val=""/>
+      <w:lvlJc w:val="left"/>
+    </w:lvl>
+    <w:lvl w:ilvl="3" w:tplc="D2882420">
+      <w:numFmt w:val="decimal"/>
+      <w:lvlText w:val=""/>
+      <w:lvlJc w:val="left"/>
+    </w:lvl>
+    <w:lvl w:ilvl="4" w:tplc="62F00F50">
+      <w:numFmt w:val="decimal"/>
+      <w:lvlText w:val=""/>
+      <w:lvlJc w:val="left"/>
+    </w:lvl>
+    <w:lvl w:ilvl="5" w:tplc="DE3A1568">
+      <w:numFmt w:val="decimal"/>
+      <w:lvlText w:val=""/>
+      <w:lvlJc w:val="left"/>
+    </w:lvl>
+    <w:lvl w:ilvl="6" w:tplc="8456716A">
+      <w:numFmt w:val="decimal"/>
+      <w:lvlText w:val=""/>
+      <w:lvlJc w:val="left"/>
+    </w:lvl>
+    <w:lvl w:ilvl="7" w:tplc="6C78D6C6">
+      <w:numFmt w:val="decimal"/>
+      <w:lvlText w:val=""/>
+      <w:lvlJc w:val="left"/>
+    </w:lvl>
+    <w:lvl w:ilvl="8" w:tplc="FDBCAABE">
+      <w:numFmt w:val="decimal"/>
+      <w:lvlText w:val=""/>
+      <w:lvlJc w:val="left"/>
+    </w:lvl>
+  </w:abstractNum>
+  <w:abstractNum w:abstractNumId="11" w15:restartNumberingAfterBreak="0">
+    <w:nsid w:val="740D611C"/>
+    <w:multiLevelType w:val="hybridMultilevel"/>
+    <w:tmpl w:val="5E44F3B0"/>
+    <w:lvl w:ilvl="0" w:tplc="6C64B1FE">
+      <w:start w:val="1"/>
+      <w:numFmt w:val="decimal"/>
+      <w:lvlText w:val="%1."/>
+      <w:lvlJc w:val="left"/>
+      <w:pPr>
+        <w:ind w:left="360" w:hanging="300"/>
+      </w:pPr>
+    </w:lvl>
+    <w:lvl w:ilvl="1" w:tplc="E452AAEA" w:tentative="1">
+      <w:start w:val="1"/>
+      <w:numFmt w:val="lowerLetter"/>
+      <w:lvlText w:val="%2."/>
+      <w:lvlJc w:val="left"/>
+      <w:pPr>
+        <w:ind w:left="720" w:hanging="300"/>
+      </w:pPr>
+    </w:lvl>
+    <w:lvl w:ilvl="2" w:tplc="55447116">
+      <w:numFmt w:val="decimal"/>
+      <w:lvlText w:val=""/>
+      <w:lvlJc w:val="left"/>
+    </w:lvl>
+    <w:lvl w:ilvl="3" w:tplc="C3669B58">
+      <w:numFmt w:val="decimal"/>
+      <w:lvlText w:val=""/>
+      <w:lvlJc w:val="left"/>
+    </w:lvl>
+    <w:lvl w:ilvl="4" w:tplc="1654E82E">
+      <w:numFmt w:val="decimal"/>
+      <w:lvlText w:val=""/>
+      <w:lvlJc w:val="left"/>
+    </w:lvl>
+    <w:lvl w:ilvl="5" w:tplc="D858253C">
+      <w:numFmt w:val="decimal"/>
+      <w:lvlText w:val=""/>
+      <w:lvlJc w:val="left"/>
+    </w:lvl>
+    <w:lvl w:ilvl="6" w:tplc="C2B6710C">
+      <w:numFmt w:val="decimal"/>
+      <w:lvlText w:val=""/>
+      <w:lvlJc w:val="left"/>
+    </w:lvl>
+    <w:lvl w:ilvl="7" w:tplc="45486BAE">
+      <w:numFmt w:val="decimal"/>
+      <w:lvlText w:val=""/>
+      <w:lvlJc w:val="left"/>
+    </w:lvl>
+    <w:lvl w:ilvl="8" w:tplc="8422B5B6">
+      <w:numFmt w:val="decimal"/>
+      <w:lvlText w:val=""/>
+      <w:lvlJc w:val="left"/>
+    </w:lvl>
+  </w:abstractNum>
+  <w:abstractNum w:abstractNumId="12" w15:restartNumberingAfterBreak="0">
+    <w:nsid w:val="794809CD"/>
+    <w:multiLevelType w:val="hybridMultilevel"/>
+    <w:tmpl w:val="47362FEC"/>
+    <w:lvl w:ilvl="0" w:tplc="DBEEC2FA">
+      <w:start w:val="1"/>
+      <w:numFmt w:val="decimal"/>
+      <w:lvlText w:val="%1."/>
+      <w:lvlJc w:val="left"/>
+      <w:pPr>
+        <w:ind w:left="360" w:hanging="300"/>
+      </w:pPr>
+    </w:lvl>
+    <w:lvl w:ilvl="1" w:tplc="69D48268" w:tentative="1">
+      <w:start w:val="1"/>
+      <w:numFmt w:val="lowerLetter"/>
+      <w:lvlText w:val="%2."/>
+      <w:lvlJc w:val="left"/>
+      <w:pPr>
+        <w:ind w:left="720" w:hanging="300"/>
+      </w:pPr>
+    </w:lvl>
+    <w:lvl w:ilvl="2" w:tplc="774076DA">
+      <w:numFmt w:val="decimal"/>
+      <w:lvlText w:val=""/>
+      <w:lvlJc w:val="left"/>
+    </w:lvl>
+    <w:lvl w:ilvl="3" w:tplc="2F3A1FEE">
+      <w:numFmt w:val="decimal"/>
+      <w:lvlText w:val=""/>
+      <w:lvlJc w:val="left"/>
+    </w:lvl>
+    <w:lvl w:ilvl="4" w:tplc="4470ED50">
+      <w:numFmt w:val="decimal"/>
+      <w:lvlText w:val=""/>
+      <w:lvlJc w:val="left"/>
+    </w:lvl>
+    <w:lvl w:ilvl="5" w:tplc="9D540DB4">
+      <w:numFmt w:val="decimal"/>
+      <w:lvlText w:val=""/>
+      <w:lvlJc w:val="left"/>
+    </w:lvl>
+    <w:lvl w:ilvl="6" w:tplc="0DC8293E">
+      <w:numFmt w:val="decimal"/>
+      <w:lvlText w:val=""/>
+      <w:lvlJc w:val="left"/>
+    </w:lvl>
+    <w:lvl w:ilvl="7" w:tplc="92D0BC7C">
+      <w:numFmt w:val="decimal"/>
+      <w:lvlText w:val=""/>
+      <w:lvlJc w:val="left"/>
+    </w:lvl>
+    <w:lvl w:ilvl="8" w:tplc="64D830F2">
+      <w:numFmt w:val="decimal"/>
+      <w:lvlText w:val=""/>
+      <w:lvlJc w:val="left"/>
+    </w:lvl>
+  </w:abstractNum>
+  <w:abstractNum w:abstractNumId="13" w15:restartNumberingAfterBreak="0">
+    <w:nsid w:val="7D671E80"/>
+    <w:multiLevelType w:val="hybridMultilevel"/>
+    <w:tmpl w:val="AE9E7A28"/>
+    <w:lvl w:ilvl="0" w:tplc="C0CAA812">
+      <w:start w:val="1"/>
+      <w:numFmt w:val="decimal"/>
+      <w:lvlText w:val="%1."/>
+      <w:lvlJc w:val="left"/>
+      <w:pPr>
+        <w:ind w:left="360" w:hanging="300"/>
+      </w:pPr>
+    </w:lvl>
+    <w:lvl w:ilvl="1" w:tplc="45DED586" w:tentative="1">
+      <w:start w:val="1"/>
+      <w:numFmt w:val="lowerLetter"/>
+      <w:lvlText w:val="%2."/>
+      <w:lvlJc w:val="left"/>
+      <w:pPr>
+        <w:ind w:left="720" w:hanging="300"/>
+      </w:pPr>
+    </w:lvl>
+    <w:lvl w:ilvl="2" w:tplc="FDE2889A">
+      <w:numFmt w:val="decimal"/>
+      <w:lvlText w:val=""/>
+      <w:lvlJc w:val="left"/>
+    </w:lvl>
+    <w:lvl w:ilvl="3" w:tplc="EAFA36EA">
+      <w:numFmt w:val="decimal"/>
+      <w:lvlText w:val=""/>
+      <w:lvlJc w:val="left"/>
+    </w:lvl>
+    <w:lvl w:ilvl="4" w:tplc="1CC8AE08">
+      <w:numFmt w:val="decimal"/>
+      <w:lvlText w:val=""/>
+      <w:lvlJc w:val="left"/>
+    </w:lvl>
+    <w:lvl w:ilvl="5" w:tplc="02804DD4">
+      <w:numFmt w:val="decimal"/>
+      <w:lvlText w:val=""/>
+      <w:lvlJc w:val="left"/>
+    </w:lvl>
+    <w:lvl w:ilvl="6" w:tplc="2DA80CD2">
+      <w:numFmt w:val="decimal"/>
+      <w:lvlText w:val=""/>
+      <w:lvlJc w:val="left"/>
+    </w:lvl>
+    <w:lvl w:ilvl="7" w:tplc="28186E06">
+      <w:numFmt w:val="decimal"/>
+      <w:lvlText w:val=""/>
+      <w:lvlJc w:val="left"/>
+    </w:lvl>
+    <w:lvl w:ilvl="8" w:tplc="6BF891CA">
+      <w:numFmt w:val="decimal"/>
+      <w:lvlText w:val=""/>
+      <w:lvlJc w:val="left"/>
+    </w:lvl>
+  </w:abstractNum>
+  <w:abstractNum w:abstractNumId="14" w15:restartNumberingAfterBreak="0">
+    <w:nsid w:val="7EF54F95"/>
+    <w:multiLevelType w:val="hybridMultilevel"/>
+    <w:tmpl w:val="AB3EF7D8"/>
+    <w:lvl w:ilvl="0" w:tplc="9BF82868">
+      <w:start w:val="1"/>
+      <w:numFmt w:val="bullet"/>
+      <w:lvlText w:val="•"/>
+      <w:lvlJc w:val="left"/>
+      <w:pPr>
+        <w:ind w:left="360" w:hanging="260"/>
+      </w:pPr>
+    </w:lvl>
+    <w:lvl w:ilvl="1" w:tplc="AA6EC856" w:tentative="1">
+      <w:start w:val="1"/>
+      <w:numFmt w:val="bullet"/>
+      <w:lvlText w:val="–"/>
+      <w:lvlJc w:val="left"/>
+      <w:pPr>
+        <w:ind w:left="720" w:hanging="260"/>
+      </w:pPr>
+    </w:lvl>
+    <w:lvl w:ilvl="2" w:tplc="0F489D4E">
+      <w:numFmt w:val="decimal"/>
+      <w:lvlText w:val=""/>
+      <w:lvlJc w:val="left"/>
+    </w:lvl>
+    <w:lvl w:ilvl="3" w:tplc="29F297C6">
+      <w:numFmt w:val="decimal"/>
+      <w:lvlText w:val=""/>
+      <w:lvlJc w:val="left"/>
+    </w:lvl>
+    <w:lvl w:ilvl="4" w:tplc="F530DB1C">
+      <w:numFmt w:val="decimal"/>
+      <w:lvlText w:val=""/>
+      <w:lvlJc w:val="left"/>
+    </w:lvl>
+    <w:lvl w:ilvl="5" w:tplc="7A28E27E">
+      <w:numFmt w:val="decimal"/>
+      <w:lvlText w:val=""/>
+      <w:lvlJc w:val="left"/>
+    </w:lvl>
+    <w:lvl w:ilvl="6" w:tplc="B41080E4">
+      <w:numFmt w:val="decimal"/>
+      <w:lvlText w:val=""/>
+      <w:lvlJc w:val="left"/>
+    </w:lvl>
+    <w:lvl w:ilvl="7" w:tplc="0F00B24A">
+      <w:numFmt w:val="decimal"/>
+      <w:lvlText w:val=""/>
+      <w:lvlJc w:val="left"/>
+    </w:lvl>
+    <w:lvl w:ilvl="8" w:tplc="372C2130">
+      <w:numFmt w:val="decimal"/>
+      <w:lvlText w:val=""/>
+      <w:lvlJc w:val="left"/>
+    </w:lvl>
+  </w:abstractNum>
+  <w:num w:numId="1" w16cid:durableId="948783252">
+    <w:abstractNumId w:val="0"/>
+    <w:lvlOverride w:ilvl="0">
+      <w:startOverride w:val="1"/>
+    </w:lvlOverride>
+  </w:num>
+  <w:num w:numId="2" w16cid:durableId="1737556374">
     <w:abstractNumId w:val="14"/>
     <w:lvlOverride w:ilvl="0">
       <w:startOverride w:val="1"/>
     </w:lvlOverride>
   </w:num>
-  <w:num w:numId="2" w16cid:durableId="1487473730">
+  <w:num w:numId="3" w16cid:durableId="1351880821">
+    <w:abstractNumId w:val="7"/>
+    <w:lvlOverride w:ilvl="0">
+      <w:startOverride w:val="1"/>
+    </w:lvlOverride>
+  </w:num>
+  <w:num w:numId="4" w16cid:durableId="324211156">
+    <w:abstractNumId w:val="11"/>
+    <w:lvlOverride w:ilvl="0">
+      <w:startOverride w:val="1"/>
+    </w:lvlOverride>
+  </w:num>
+  <w:num w:numId="5" w16cid:durableId="513495748">
+    <w:abstractNumId w:val="8"/>
+    <w:lvlOverride w:ilvl="0">
+      <w:startOverride w:val="1"/>
+    </w:lvlOverride>
+  </w:num>
+  <w:num w:numId="6" w16cid:durableId="1230338659">
+    <w:abstractNumId w:val="10"/>
+    <w:lvlOverride w:ilvl="0">
+      <w:startOverride w:val="1"/>
+    </w:lvlOverride>
+  </w:num>
+  <w:num w:numId="7" w16cid:durableId="1960525610">
+    <w:abstractNumId w:val="12"/>
+    <w:lvlOverride w:ilvl="0">
+      <w:startOverride w:val="1"/>
+    </w:lvlOverride>
+  </w:num>
+  <w:num w:numId="8" w16cid:durableId="99032315">
     <w:abstractNumId w:val="2"/>
     <w:lvlOverride w:ilvl="0">
       <w:startOverride w:val="1"/>
     </w:lvlOverride>
   </w:num>
-  <w:num w:numId="3" w16cid:durableId="1485851957">
+  <w:num w:numId="9" w16cid:durableId="484706008">
+    <w:abstractNumId w:val="4"/>
+    <w:lvlOverride w:ilvl="0">
+      <w:startOverride w:val="1"/>
+    </w:lvlOverride>
+  </w:num>
+  <w:num w:numId="10" w16cid:durableId="1733889091">
+    <w:abstractNumId w:val="6"/>
+    <w:lvlOverride w:ilvl="0">
+      <w:startOverride w:val="1"/>
+    </w:lvlOverride>
+  </w:num>
+  <w:num w:numId="11" w16cid:durableId="1802455844">
+    <w:abstractNumId w:val="9"/>
+    <w:lvlOverride w:ilvl="0">
+      <w:startOverride w:val="1"/>
+    </w:lvlOverride>
+  </w:num>
+  <w:num w:numId="12" w16cid:durableId="1688629899">
     <w:abstractNumId w:val="1"/>
     <w:lvlOverride w:ilvl="0">
       <w:startOverride w:val="1"/>
     </w:lvlOverride>
   </w:num>
-  <w:num w:numId="4" w16cid:durableId="1007366281">
-    <w:abstractNumId w:val="5"/>
-    <w:lvlOverride w:ilvl="0">
-      <w:startOverride w:val="1"/>
-    </w:lvlOverride>
-  </w:num>
-  <w:num w:numId="5" w16cid:durableId="1627858067">
-    <w:abstractNumId w:val="6"/>
-    <w:lvlOverride w:ilvl="0">
-      <w:startOverride w:val="1"/>
-    </w:lvlOverride>
-  </w:num>
-  <w:num w:numId="6" w16cid:durableId="1466237108">
-    <w:abstractNumId w:val="4"/>
-    <w:lvlOverride w:ilvl="0">
-      <w:startOverride w:val="1"/>
-    </w:lvlOverride>
-  </w:num>
-  <w:num w:numId="7" w16cid:durableId="2138914264">
-    <w:abstractNumId w:val="9"/>
-    <w:lvlOverride w:ilvl="0">
-      <w:startOverride w:val="1"/>
-    </w:lvlOverride>
-  </w:num>
-  <w:num w:numId="8" w16cid:durableId="869998455">
-    <w:abstractNumId w:val="8"/>
-    <w:lvlOverride w:ilvl="0">
-      <w:startOverride w:val="1"/>
-    </w:lvlOverride>
-  </w:num>
-  <w:num w:numId="9" w16cid:durableId="1149132152">
-    <w:abstractNumId w:val="10"/>
-    <w:lvlOverride w:ilvl="0">
-      <w:startOverride w:val="1"/>
-    </w:lvlOverride>
-  </w:num>
-  <w:num w:numId="10" w16cid:durableId="768550267">
+  <w:num w:numId="13" w16cid:durableId="817720588">
     <w:abstractNumId w:val="3"/>
     <w:lvlOverride w:ilvl="0">
       <w:startOverride w:val="1"/>
     </w:lvlOverride>
   </w:num>
-  <w:num w:numId="11" w16cid:durableId="1043480800">
-    <w:abstractNumId w:val="0"/>
-    <w:lvlOverride w:ilvl="0">
-      <w:startOverride w:val="1"/>
-    </w:lvlOverride>
-  </w:num>
-  <w:num w:numId="12" w16cid:durableId="243729321">
+  <w:num w:numId="14" w16cid:durableId="1926500659">
     <w:abstractNumId w:val="13"/>
     <w:lvlOverride w:ilvl="0">
       <w:startOverride w:val="1"/>
     </w:lvlOverride>
   </w:num>
-  <w:num w:numId="13" w16cid:durableId="392850147">
-    <w:abstractNumId w:val="11"/>
-    <w:lvlOverride w:ilvl="0">
-      <w:startOverride w:val="1"/>
-    </w:lvlOverride>
-  </w:num>
-  <w:num w:numId="14" w16cid:durableId="1638488597">
-    <w:abstractNumId w:val="7"/>
-    <w:lvlOverride w:ilvl="0">
-      <w:startOverride w:val="1"/>
-    </w:lvlOverride>
-  </w:num>
-  <w:num w:numId="15" w16cid:durableId="1992982405">
-    <w:abstractNumId w:val="12"/>
+  <w:num w:numId="15" w16cid:durableId="1215236109">
+    <w:abstractNumId w:val="5"/>
     <w:lvlOverride w:ilvl="0">
       <w:startOverride w:val="1"/>
     </w:lvlOverride>
@@ -52671,7 +52671,7 @@
     <w:autoRedefine/>
     <w:uiPriority w:val="39"/>
     <w:unhideWhenUsed/>
-    <w:rsid w:val="00835B8D"/>
+    <w:rsid w:val="00D73B37"/>
     <w:pPr>
       <w:spacing w:after="100"/>
     </w:pPr>
@@ -52683,7 +52683,7 @@
     <w:autoRedefine/>
     <w:uiPriority w:val="39"/>
     <w:unhideWhenUsed/>
-    <w:rsid w:val="00835B8D"/>
+    <w:rsid w:val="00D73B37"/>
     <w:pPr>
       <w:spacing w:after="100"/>
       <w:ind w:left="210"/>

--- a/discoverer-neo/docs/user-guide/manual/Discoverer-Neo-ADMIN-Guide-Full-es-ES.docx
+++ b/discoverer-neo/docs/user-guide/manual/Discoverer-Neo-ADMIN-Guide-Full-es-ES.docx
@@ -74,7 +74,7 @@
     <w:sdt>
       <w:sdtPr>
         <w:alias w:val="Índice"/>
-        <w:id w:val="-68504313"/>
+        <w:id w:val="827319176"/>
       </w:sdtPr>
       <w:sdtEndPr/>
       <w:sdtContent>
@@ -102,7 +102,7 @@
           <w:r>
             <w:fldChar w:fldCharType="separate"/>
           </w:r>
-          <w:hyperlink w:anchor="_Toc241670580" w:history="1">
+          <w:hyperlink w:anchor="_Toc241692121" w:history="1">
             <w:r>
               <w:rPr>
                 <w:rStyle w:val="Hiperligao"/>
@@ -126,7 +126,7 @@
               <w:rPr>
                 <w:noProof/>
               </w:rPr>
-              <w:instrText xml:space="preserve"> PAGEREF _Toc241670580 \h </w:instrText>
+              <w:instrText xml:space="preserve"> PAGEREF _Toc241692121 \h </w:instrText>
             </w:r>
             <w:r>
               <w:rPr>
@@ -168,7 +168,7 @@
               <w14:ligatures w14:val="standardContextual"/>
             </w:rPr>
           </w:pPr>
-          <w:hyperlink w:anchor="_Toc241670581" w:history="1">
+          <w:hyperlink w:anchor="_Toc241692122" w:history="1">
             <w:r>
               <w:rPr>
                 <w:rStyle w:val="Hiperligao"/>
@@ -192,7 +192,7 @@
               <w:rPr>
                 <w:noProof/>
               </w:rPr>
-              <w:instrText xml:space="preserve"> PAGEREF _Toc241670581 \h </w:instrText>
+              <w:instrText xml:space="preserve"> PAGEREF _Toc241692122 \h </w:instrText>
             </w:r>
             <w:r>
               <w:rPr>
@@ -234,7 +234,7 @@
               <w14:ligatures w14:val="standardContextual"/>
             </w:rPr>
           </w:pPr>
-          <w:hyperlink w:anchor="_Toc241670582" w:history="1">
+          <w:hyperlink w:anchor="_Toc241692123" w:history="1">
             <w:r>
               <w:rPr>
                 <w:rStyle w:val="Hiperligao"/>
@@ -258,7 +258,7 @@
               <w:rPr>
                 <w:noProof/>
               </w:rPr>
-              <w:instrText xml:space="preserve"> PAGEREF _Toc241670582 \h </w:instrText>
+              <w:instrText xml:space="preserve"> PAGEREF _Toc241692123 \h </w:instrText>
             </w:r>
             <w:r>
               <w:rPr>
@@ -300,7 +300,7 @@
               <w14:ligatures w14:val="standardContextual"/>
             </w:rPr>
           </w:pPr>
-          <w:hyperlink w:anchor="_Toc241670583" w:history="1">
+          <w:hyperlink w:anchor="_Toc241692124" w:history="1">
             <w:r>
               <w:rPr>
                 <w:rStyle w:val="Hiperligao"/>
@@ -324,7 +324,7 @@
               <w:rPr>
                 <w:noProof/>
               </w:rPr>
-              <w:instrText xml:space="preserve"> PAGEREF _Toc241670583 \h </w:instrText>
+              <w:instrText xml:space="preserve"> PAGEREF _Toc241692124 \h </w:instrText>
             </w:r>
             <w:r>
               <w:rPr>
@@ -366,7 +366,7 @@
               <w14:ligatures w14:val="standardContextual"/>
             </w:rPr>
           </w:pPr>
-          <w:hyperlink w:anchor="_Toc241670584" w:history="1">
+          <w:hyperlink w:anchor="_Toc241692125" w:history="1">
             <w:r>
               <w:rPr>
                 <w:rStyle w:val="Hiperligao"/>
@@ -390,7 +390,7 @@
               <w:rPr>
                 <w:noProof/>
               </w:rPr>
-              <w:instrText xml:space="preserve"> PAGEREF _Toc241670584 \h </w:instrText>
+              <w:instrText xml:space="preserve"> PAGEREF _Toc241692125 \h </w:instrText>
             </w:r>
             <w:r>
               <w:rPr>
@@ -432,7 +432,7 @@
               <w14:ligatures w14:val="standardContextual"/>
             </w:rPr>
           </w:pPr>
-          <w:hyperlink w:anchor="_Toc241670585" w:history="1">
+          <w:hyperlink w:anchor="_Toc241692126" w:history="1">
             <w:r>
               <w:rPr>
                 <w:rStyle w:val="Hiperligao"/>
@@ -456,7 +456,7 @@
               <w:rPr>
                 <w:noProof/>
               </w:rPr>
-              <w:instrText xml:space="preserve"> PAGEREF _Toc241670585 \h </w:instrText>
+              <w:instrText xml:space="preserve"> PAGEREF _Toc241692126 \h </w:instrText>
             </w:r>
             <w:r>
               <w:rPr>
@@ -498,7 +498,7 @@
               <w14:ligatures w14:val="standardContextual"/>
             </w:rPr>
           </w:pPr>
-          <w:hyperlink w:anchor="_Toc241670586" w:history="1">
+          <w:hyperlink w:anchor="_Toc241692127" w:history="1">
             <w:r>
               <w:rPr>
                 <w:rStyle w:val="Hiperligao"/>
@@ -522,7 +522,7 @@
               <w:rPr>
                 <w:noProof/>
               </w:rPr>
-              <w:instrText xml:space="preserve"> PAGEREF _Toc241670586 \h </w:instrText>
+              <w:instrText xml:space="preserve"> PAGEREF _Toc241692127 \h </w:instrText>
             </w:r>
             <w:r>
               <w:rPr>
@@ -564,7 +564,7 @@
               <w14:ligatures w14:val="standardContextual"/>
             </w:rPr>
           </w:pPr>
-          <w:hyperlink w:anchor="_Toc241670587" w:history="1">
+          <w:hyperlink w:anchor="_Toc241692128" w:history="1">
             <w:r>
               <w:rPr>
                 <w:rStyle w:val="Hiperligao"/>
@@ -588,7 +588,7 @@
               <w:rPr>
                 <w:noProof/>
               </w:rPr>
-              <w:instrText xml:space="preserve"> PAGEREF _Toc241670587 \h </w:instrText>
+              <w:instrText xml:space="preserve"> PAGEREF _Toc241692128 \h </w:instrText>
             </w:r>
             <w:r>
               <w:rPr>
@@ -630,7 +630,7 @@
               <w14:ligatures w14:val="standardContextual"/>
             </w:rPr>
           </w:pPr>
-          <w:hyperlink w:anchor="_Toc241670588" w:history="1">
+          <w:hyperlink w:anchor="_Toc241692129" w:history="1">
             <w:r>
               <w:rPr>
                 <w:rStyle w:val="Hiperligao"/>
@@ -654,7 +654,7 @@
               <w:rPr>
                 <w:noProof/>
               </w:rPr>
-              <w:instrText xml:space="preserve"> PAGEREF _Toc241670588 \h </w:instrText>
+              <w:instrText xml:space="preserve"> PAGEREF _Toc241692129 \h </w:instrText>
             </w:r>
             <w:r>
               <w:rPr>
@@ -696,7 +696,7 @@
               <w14:ligatures w14:val="standardContextual"/>
             </w:rPr>
           </w:pPr>
-          <w:hyperlink w:anchor="_Toc241670589" w:history="1">
+          <w:hyperlink w:anchor="_Toc241692130" w:history="1">
             <w:r>
               <w:rPr>
                 <w:rStyle w:val="Hiperligao"/>
@@ -720,7 +720,7 @@
               <w:rPr>
                 <w:noProof/>
               </w:rPr>
-              <w:instrText xml:space="preserve"> PAGEREF _Toc241670589 \h </w:instrText>
+              <w:instrText xml:space="preserve"> PAGEREF _Toc241692130 \h </w:instrText>
             </w:r>
             <w:r>
               <w:rPr>
@@ -762,7 +762,7 @@
               <w14:ligatures w14:val="standardContextual"/>
             </w:rPr>
           </w:pPr>
-          <w:hyperlink w:anchor="_Toc241670590" w:history="1">
+          <w:hyperlink w:anchor="_Toc241692131" w:history="1">
             <w:r>
               <w:rPr>
                 <w:rStyle w:val="Hiperligao"/>
@@ -786,7 +786,7 @@
               <w:rPr>
                 <w:noProof/>
               </w:rPr>
-              <w:instrText xml:space="preserve"> PAGEREF _Toc241670590 \h </w:instrText>
+              <w:instrText xml:space="preserve"> PAGEREF _Toc241692131 \h </w:instrText>
             </w:r>
             <w:r>
               <w:rPr>
@@ -828,7 +828,7 @@
               <w14:ligatures w14:val="standardContextual"/>
             </w:rPr>
           </w:pPr>
-          <w:hyperlink w:anchor="_Toc241670591" w:history="1">
+          <w:hyperlink w:anchor="_Toc241692132" w:history="1">
             <w:r>
               <w:rPr>
                 <w:rStyle w:val="Hiperligao"/>
@@ -852,7 +852,7 @@
               <w:rPr>
                 <w:noProof/>
               </w:rPr>
-              <w:instrText xml:space="preserve"> PAGEREF _Toc241670591 \h </w:instrText>
+              <w:instrText xml:space="preserve"> PAGEREF _Toc241692132 \h </w:instrText>
             </w:r>
             <w:r>
               <w:rPr>
@@ -894,7 +894,7 @@
               <w14:ligatures w14:val="standardContextual"/>
             </w:rPr>
           </w:pPr>
-          <w:hyperlink w:anchor="_Toc241670592" w:history="1">
+          <w:hyperlink w:anchor="_Toc241692133" w:history="1">
             <w:r>
               <w:rPr>
                 <w:rStyle w:val="Hiperligao"/>
@@ -918,7 +918,7 @@
               <w:rPr>
                 <w:noProof/>
               </w:rPr>
-              <w:instrText xml:space="preserve"> PAGEREF _Toc241670592 \h </w:instrText>
+              <w:instrText xml:space="preserve"> PAGEREF _Toc241692133 \h </w:instrText>
             </w:r>
             <w:r>
               <w:rPr>
@@ -960,7 +960,7 @@
               <w14:ligatures w14:val="standardContextual"/>
             </w:rPr>
           </w:pPr>
-          <w:hyperlink w:anchor="_Toc241670593" w:history="1">
+          <w:hyperlink w:anchor="_Toc241692134" w:history="1">
             <w:r>
               <w:rPr>
                 <w:rStyle w:val="Hiperligao"/>
@@ -984,7 +984,7 @@
               <w:rPr>
                 <w:noProof/>
               </w:rPr>
-              <w:instrText xml:space="preserve"> PAGEREF _Toc241670593 \h </w:instrText>
+              <w:instrText xml:space="preserve"> PAGEREF _Toc241692134 \h </w:instrText>
             </w:r>
             <w:r>
               <w:rPr>
@@ -1026,7 +1026,7 @@
               <w14:ligatures w14:val="standardContextual"/>
             </w:rPr>
           </w:pPr>
-          <w:hyperlink w:anchor="_Toc241670594" w:history="1">
+          <w:hyperlink w:anchor="_Toc241692135" w:history="1">
             <w:r>
               <w:rPr>
                 <w:rStyle w:val="Hiperligao"/>
@@ -1050,7 +1050,7 @@
               <w:rPr>
                 <w:noProof/>
               </w:rPr>
-              <w:instrText xml:space="preserve"> PAGEREF _Toc241670594 \h </w:instrText>
+              <w:instrText xml:space="preserve"> PAGEREF _Toc241692135 \h </w:instrText>
             </w:r>
             <w:r>
               <w:rPr>
@@ -1092,7 +1092,7 @@
               <w14:ligatures w14:val="standardContextual"/>
             </w:rPr>
           </w:pPr>
-          <w:hyperlink w:anchor="_Toc241670595" w:history="1">
+          <w:hyperlink w:anchor="_Toc241692136" w:history="1">
             <w:r>
               <w:rPr>
                 <w:rStyle w:val="Hiperligao"/>
@@ -1116,7 +1116,7 @@
               <w:rPr>
                 <w:noProof/>
               </w:rPr>
-              <w:instrText xml:space="preserve"> PAGEREF _Toc241670595 \h </w:instrText>
+              <w:instrText xml:space="preserve"> PAGEREF _Toc241692136 \h </w:instrText>
             </w:r>
             <w:r>
               <w:rPr>
@@ -1158,7 +1158,7 @@
               <w14:ligatures w14:val="standardContextual"/>
             </w:rPr>
           </w:pPr>
-          <w:hyperlink w:anchor="_Toc241670596" w:history="1">
+          <w:hyperlink w:anchor="_Toc241692137" w:history="1">
             <w:r>
               <w:rPr>
                 <w:rStyle w:val="Hiperligao"/>
@@ -1182,7 +1182,7 @@
               <w:rPr>
                 <w:noProof/>
               </w:rPr>
-              <w:instrText xml:space="preserve"> PAGEREF _Toc241670596 \h </w:instrText>
+              <w:instrText xml:space="preserve"> PAGEREF _Toc241692137 \h </w:instrText>
             </w:r>
             <w:r>
               <w:rPr>
@@ -1224,7 +1224,7 @@
               <w14:ligatures w14:val="standardContextual"/>
             </w:rPr>
           </w:pPr>
-          <w:hyperlink w:anchor="_Toc241670597" w:history="1">
+          <w:hyperlink w:anchor="_Toc241692138" w:history="1">
             <w:r>
               <w:rPr>
                 <w:rStyle w:val="Hiperligao"/>
@@ -1248,7 +1248,7 @@
               <w:rPr>
                 <w:noProof/>
               </w:rPr>
-              <w:instrText xml:space="preserve"> PAGEREF _Toc241670597 \h </w:instrText>
+              <w:instrText xml:space="preserve"> PAGEREF _Toc241692138 \h </w:instrText>
             </w:r>
             <w:r>
               <w:rPr>
@@ -1290,7 +1290,7 @@
               <w14:ligatures w14:val="standardContextual"/>
             </w:rPr>
           </w:pPr>
-          <w:hyperlink w:anchor="_Toc241670598" w:history="1">
+          <w:hyperlink w:anchor="_Toc241692139" w:history="1">
             <w:r>
               <w:rPr>
                 <w:rStyle w:val="Hiperligao"/>
@@ -1314,7 +1314,7 @@
               <w:rPr>
                 <w:noProof/>
               </w:rPr>
-              <w:instrText xml:space="preserve"> PAGEREF _Toc241670598 \h </w:instrText>
+              <w:instrText xml:space="preserve"> PAGEREF _Toc241692139 \h </w:instrText>
             </w:r>
             <w:r>
               <w:rPr>
@@ -1356,7 +1356,7 @@
               <w14:ligatures w14:val="standardContextual"/>
             </w:rPr>
           </w:pPr>
-          <w:hyperlink w:anchor="_Toc241670599" w:history="1">
+          <w:hyperlink w:anchor="_Toc241692140" w:history="1">
             <w:r>
               <w:rPr>
                 <w:rStyle w:val="Hiperligao"/>
@@ -1380,7 +1380,7 @@
               <w:rPr>
                 <w:noProof/>
               </w:rPr>
-              <w:instrText xml:space="preserve"> PAGEREF _Toc241670599 \h </w:instrText>
+              <w:instrText xml:space="preserve"> PAGEREF _Toc241692140 \h </w:instrText>
             </w:r>
             <w:r>
               <w:rPr>
@@ -1422,7 +1422,7 @@
               <w14:ligatures w14:val="standardContextual"/>
             </w:rPr>
           </w:pPr>
-          <w:hyperlink w:anchor="_Toc241670600" w:history="1">
+          <w:hyperlink w:anchor="_Toc241692141" w:history="1">
             <w:r>
               <w:rPr>
                 <w:rStyle w:val="Hiperligao"/>
@@ -1446,7 +1446,7 @@
               <w:rPr>
                 <w:noProof/>
               </w:rPr>
-              <w:instrText xml:space="preserve"> PAGEREF _Toc241670600 \h </w:instrText>
+              <w:instrText xml:space="preserve"> PAGEREF _Toc241692141 \h </w:instrText>
             </w:r>
             <w:r>
               <w:rPr>
@@ -1488,7 +1488,7 @@
               <w14:ligatures w14:val="standardContextual"/>
             </w:rPr>
           </w:pPr>
-          <w:hyperlink w:anchor="_Toc241670601" w:history="1">
+          <w:hyperlink w:anchor="_Toc241692142" w:history="1">
             <w:r>
               <w:rPr>
                 <w:rStyle w:val="Hiperligao"/>
@@ -1512,7 +1512,7 @@
               <w:rPr>
                 <w:noProof/>
               </w:rPr>
-              <w:instrText xml:space="preserve"> PAGEREF _Toc241670601 \h </w:instrText>
+              <w:instrText xml:space="preserve"> PAGEREF _Toc241692142 \h </w:instrText>
             </w:r>
             <w:r>
               <w:rPr>
@@ -1554,7 +1554,7 @@
               <w14:ligatures w14:val="standardContextual"/>
             </w:rPr>
           </w:pPr>
-          <w:hyperlink w:anchor="_Toc241670602" w:history="1">
+          <w:hyperlink w:anchor="_Toc241692143" w:history="1">
             <w:r>
               <w:rPr>
                 <w:rStyle w:val="Hiperligao"/>
@@ -1578,7 +1578,7 @@
               <w:rPr>
                 <w:noProof/>
               </w:rPr>
-              <w:instrText xml:space="preserve"> PAGEREF _Toc241670602 \h </w:instrText>
+              <w:instrText xml:space="preserve"> PAGEREF _Toc241692143 \h </w:instrText>
             </w:r>
             <w:r>
               <w:rPr>
@@ -1620,7 +1620,7 @@
               <w14:ligatures w14:val="standardContextual"/>
             </w:rPr>
           </w:pPr>
-          <w:hyperlink w:anchor="_Toc241670603" w:history="1">
+          <w:hyperlink w:anchor="_Toc241692144" w:history="1">
             <w:r>
               <w:rPr>
                 <w:rStyle w:val="Hiperligao"/>
@@ -1644,7 +1644,7 @@
               <w:rPr>
                 <w:noProof/>
               </w:rPr>
-              <w:instrText xml:space="preserve"> PAGEREF _Toc241670603 \h </w:instrText>
+              <w:instrText xml:space="preserve"> PAGEREF _Toc241692144 \h </w:instrText>
             </w:r>
             <w:r>
               <w:rPr>
@@ -1686,7 +1686,7 @@
               <w14:ligatures w14:val="standardContextual"/>
             </w:rPr>
           </w:pPr>
-          <w:hyperlink w:anchor="_Toc241670604" w:history="1">
+          <w:hyperlink w:anchor="_Toc241692145" w:history="1">
             <w:r>
               <w:rPr>
                 <w:rStyle w:val="Hiperligao"/>
@@ -1710,7 +1710,7 @@
               <w:rPr>
                 <w:noProof/>
               </w:rPr>
-              <w:instrText xml:space="preserve"> PAGEREF _Toc241670604 \h </w:instrText>
+              <w:instrText xml:space="preserve"> PAGEREF _Toc241692145 \h </w:instrText>
             </w:r>
             <w:r>
               <w:rPr>
@@ -1752,7 +1752,7 @@
               <w14:ligatures w14:val="standardContextual"/>
             </w:rPr>
           </w:pPr>
-          <w:hyperlink w:anchor="_Toc241670605" w:history="1">
+          <w:hyperlink w:anchor="_Toc241692146" w:history="1">
             <w:r>
               <w:rPr>
                 <w:rStyle w:val="Hiperligao"/>
@@ -1776,7 +1776,7 @@
               <w:rPr>
                 <w:noProof/>
               </w:rPr>
-              <w:instrText xml:space="preserve"> PAGEREF _Toc241670605 \h </w:instrText>
+              <w:instrText xml:space="preserve"> PAGEREF _Toc241692146 \h </w:instrText>
             </w:r>
             <w:r>
               <w:rPr>
@@ -1818,7 +1818,7 @@
               <w14:ligatures w14:val="standardContextual"/>
             </w:rPr>
           </w:pPr>
-          <w:hyperlink w:anchor="_Toc241670606" w:history="1">
+          <w:hyperlink w:anchor="_Toc241692147" w:history="1">
             <w:r>
               <w:rPr>
                 <w:rStyle w:val="Hiperligao"/>
@@ -1842,7 +1842,7 @@
               <w:rPr>
                 <w:noProof/>
               </w:rPr>
-              <w:instrText xml:space="preserve"> PAGEREF _Toc241670606 \h </w:instrText>
+              <w:instrText xml:space="preserve"> PAGEREF _Toc241692147 \h </w:instrText>
             </w:r>
             <w:r>
               <w:rPr>
@@ -1884,7 +1884,7 @@
               <w14:ligatures w14:val="standardContextual"/>
             </w:rPr>
           </w:pPr>
-          <w:hyperlink w:anchor="_Toc241670607" w:history="1">
+          <w:hyperlink w:anchor="_Toc241692148" w:history="1">
             <w:r>
               <w:rPr>
                 <w:rStyle w:val="Hiperligao"/>
@@ -1908,7 +1908,7 @@
               <w:rPr>
                 <w:noProof/>
               </w:rPr>
-              <w:instrText xml:space="preserve"> PAGEREF _Toc241670607 \h </w:instrText>
+              <w:instrText xml:space="preserve"> PAGEREF _Toc241692148 \h </w:instrText>
             </w:r>
             <w:r>
               <w:rPr>
@@ -1950,7 +1950,7 @@
               <w14:ligatures w14:val="standardContextual"/>
             </w:rPr>
           </w:pPr>
-          <w:hyperlink w:anchor="_Toc241670608" w:history="1">
+          <w:hyperlink w:anchor="_Toc241692149" w:history="1">
             <w:r>
               <w:rPr>
                 <w:rStyle w:val="Hiperligao"/>
@@ -1974,7 +1974,7 @@
               <w:rPr>
                 <w:noProof/>
               </w:rPr>
-              <w:instrText xml:space="preserve"> PAGEREF _Toc241670608 \h </w:instrText>
+              <w:instrText xml:space="preserve"> PAGEREF _Toc241692149 \h </w:instrText>
             </w:r>
             <w:r>
               <w:rPr>
@@ -2016,7 +2016,7 @@
               <w14:ligatures w14:val="standardContextual"/>
             </w:rPr>
           </w:pPr>
-          <w:hyperlink w:anchor="_Toc241670609" w:history="1">
+          <w:hyperlink w:anchor="_Toc241692150" w:history="1">
             <w:r>
               <w:rPr>
                 <w:rStyle w:val="Hiperligao"/>
@@ -2040,7 +2040,7 @@
               <w:rPr>
                 <w:noProof/>
               </w:rPr>
-              <w:instrText xml:space="preserve"> PAGEREF _Toc241670609 \h </w:instrText>
+              <w:instrText xml:space="preserve"> PAGEREF _Toc241692150 \h </w:instrText>
             </w:r>
             <w:r>
               <w:rPr>
@@ -2082,7 +2082,7 @@
               <w14:ligatures w14:val="standardContextual"/>
             </w:rPr>
           </w:pPr>
-          <w:hyperlink w:anchor="_Toc241670610" w:history="1">
+          <w:hyperlink w:anchor="_Toc241692151" w:history="1">
             <w:r>
               <w:rPr>
                 <w:rStyle w:val="Hiperligao"/>
@@ -2106,7 +2106,7 @@
               <w:rPr>
                 <w:noProof/>
               </w:rPr>
-              <w:instrText xml:space="preserve"> PAGEREF _Toc241670610 \h </w:instrText>
+              <w:instrText xml:space="preserve"> PAGEREF _Toc241692151 \h </w:instrText>
             </w:r>
             <w:r>
               <w:rPr>
@@ -2148,7 +2148,7 @@
               <w14:ligatures w14:val="standardContextual"/>
             </w:rPr>
           </w:pPr>
-          <w:hyperlink w:anchor="_Toc241670611" w:history="1">
+          <w:hyperlink w:anchor="_Toc241692152" w:history="1">
             <w:r>
               <w:rPr>
                 <w:rStyle w:val="Hiperligao"/>
@@ -2172,7 +2172,7 @@
               <w:rPr>
                 <w:noProof/>
               </w:rPr>
-              <w:instrText xml:space="preserve"> PAGEREF _Toc241670611 \h </w:instrText>
+              <w:instrText xml:space="preserve"> PAGEREF _Toc241692152 \h </w:instrText>
             </w:r>
             <w:r>
               <w:rPr>
@@ -2214,7 +2214,7 @@
               <w14:ligatures w14:val="standardContextual"/>
             </w:rPr>
           </w:pPr>
-          <w:hyperlink w:anchor="_Toc241670612" w:history="1">
+          <w:hyperlink w:anchor="_Toc241692153" w:history="1">
             <w:r>
               <w:rPr>
                 <w:rStyle w:val="Hiperligao"/>
@@ -2238,7 +2238,7 @@
               <w:rPr>
                 <w:noProof/>
               </w:rPr>
-              <w:instrText xml:space="preserve"> PAGEREF _Toc241670612 \h </w:instrText>
+              <w:instrText xml:space="preserve"> PAGEREF _Toc241692153 \h </w:instrText>
             </w:r>
             <w:r>
               <w:rPr>
@@ -2280,7 +2280,7 @@
               <w14:ligatures w14:val="standardContextual"/>
             </w:rPr>
           </w:pPr>
-          <w:hyperlink w:anchor="_Toc241670613" w:history="1">
+          <w:hyperlink w:anchor="_Toc241692154" w:history="1">
             <w:r>
               <w:rPr>
                 <w:rStyle w:val="Hiperligao"/>
@@ -2304,7 +2304,7 @@
               <w:rPr>
                 <w:noProof/>
               </w:rPr>
-              <w:instrText xml:space="preserve"> PAGEREF _Toc241670613 \h </w:instrText>
+              <w:instrText xml:space="preserve"> PAGEREF _Toc241692154 \h </w:instrText>
             </w:r>
             <w:r>
               <w:rPr>
@@ -2346,7 +2346,7 @@
               <w14:ligatures w14:val="standardContextual"/>
             </w:rPr>
           </w:pPr>
-          <w:hyperlink w:anchor="_Toc241670614" w:history="1">
+          <w:hyperlink w:anchor="_Toc241692155" w:history="1">
             <w:r>
               <w:rPr>
                 <w:rStyle w:val="Hiperligao"/>
@@ -2370,7 +2370,7 @@
               <w:rPr>
                 <w:noProof/>
               </w:rPr>
-              <w:instrText xml:space="preserve"> PAGEREF _Toc241670614 \h </w:instrText>
+              <w:instrText xml:space="preserve"> PAGEREF _Toc241692155 \h </w:instrText>
             </w:r>
             <w:r>
               <w:rPr>
@@ -2412,7 +2412,7 @@
               <w14:ligatures w14:val="standardContextual"/>
             </w:rPr>
           </w:pPr>
-          <w:hyperlink w:anchor="_Toc241670615" w:history="1">
+          <w:hyperlink w:anchor="_Toc241692156" w:history="1">
             <w:r>
               <w:rPr>
                 <w:rStyle w:val="Hiperligao"/>
@@ -2436,7 +2436,7 @@
               <w:rPr>
                 <w:noProof/>
               </w:rPr>
-              <w:instrText xml:space="preserve"> PAGEREF _Toc241670615 \h </w:instrText>
+              <w:instrText xml:space="preserve"> PAGEREF _Toc241692156 \h </w:instrText>
             </w:r>
             <w:r>
               <w:rPr>
@@ -2478,7 +2478,7 @@
               <w14:ligatures w14:val="standardContextual"/>
             </w:rPr>
           </w:pPr>
-          <w:hyperlink w:anchor="_Toc241670616" w:history="1">
+          <w:hyperlink w:anchor="_Toc241692157" w:history="1">
             <w:r>
               <w:rPr>
                 <w:rStyle w:val="Hiperligao"/>
@@ -2502,7 +2502,7 @@
               <w:rPr>
                 <w:noProof/>
               </w:rPr>
-              <w:instrText xml:space="preserve"> PAGEREF _Toc241670616 \h </w:instrText>
+              <w:instrText xml:space="preserve"> PAGEREF _Toc241692157 \h </w:instrText>
             </w:r>
             <w:r>
               <w:rPr>
@@ -2544,7 +2544,7 @@
               <w14:ligatures w14:val="standardContextual"/>
             </w:rPr>
           </w:pPr>
-          <w:hyperlink w:anchor="_Toc241670617" w:history="1">
+          <w:hyperlink w:anchor="_Toc241692158" w:history="1">
             <w:r>
               <w:rPr>
                 <w:rStyle w:val="Hiperligao"/>
@@ -2568,7 +2568,7 @@
               <w:rPr>
                 <w:noProof/>
               </w:rPr>
-              <w:instrText xml:space="preserve"> PAGEREF _Toc241670617 \h </w:instrText>
+              <w:instrText xml:space="preserve"> PAGEREF _Toc241692158 \h </w:instrText>
             </w:r>
             <w:r>
               <w:rPr>
@@ -2610,7 +2610,7 @@
               <w14:ligatures w14:val="standardContextual"/>
             </w:rPr>
           </w:pPr>
-          <w:hyperlink w:anchor="_Toc241670618" w:history="1">
+          <w:hyperlink w:anchor="_Toc241692159" w:history="1">
             <w:r>
               <w:rPr>
                 <w:rStyle w:val="Hiperligao"/>
@@ -2634,7 +2634,7 @@
               <w:rPr>
                 <w:noProof/>
               </w:rPr>
-              <w:instrText xml:space="preserve"> PAGEREF _Toc241670618 \h </w:instrText>
+              <w:instrText xml:space="preserve"> PAGEREF _Toc241692159 \h </w:instrText>
             </w:r>
             <w:r>
               <w:rPr>
@@ -2676,7 +2676,7 @@
               <w14:ligatures w14:val="standardContextual"/>
             </w:rPr>
           </w:pPr>
-          <w:hyperlink w:anchor="_Toc241670619" w:history="1">
+          <w:hyperlink w:anchor="_Toc241692160" w:history="1">
             <w:r>
               <w:rPr>
                 <w:rStyle w:val="Hiperligao"/>
@@ -2700,7 +2700,7 @@
               <w:rPr>
                 <w:noProof/>
               </w:rPr>
-              <w:instrText xml:space="preserve"> PAGEREF _Toc241670619 \h </w:instrText>
+              <w:instrText xml:space="preserve"> PAGEREF _Toc241692160 \h </w:instrText>
             </w:r>
             <w:r>
               <w:rPr>
@@ -2742,7 +2742,7 @@
               <w14:ligatures w14:val="standardContextual"/>
             </w:rPr>
           </w:pPr>
-          <w:hyperlink w:anchor="_Toc241670620" w:history="1">
+          <w:hyperlink w:anchor="_Toc241692161" w:history="1">
             <w:r>
               <w:rPr>
                 <w:rStyle w:val="Hiperligao"/>
@@ -2766,7 +2766,7 @@
               <w:rPr>
                 <w:noProof/>
               </w:rPr>
-              <w:instrText xml:space="preserve"> PAGEREF _Toc241670620 \h </w:instrText>
+              <w:instrText xml:space="preserve"> PAGEREF _Toc241692161 \h </w:instrText>
             </w:r>
             <w:r>
               <w:rPr>
@@ -2808,7 +2808,7 @@
               <w14:ligatures w14:val="standardContextual"/>
             </w:rPr>
           </w:pPr>
-          <w:hyperlink w:anchor="_Toc241670621" w:history="1">
+          <w:hyperlink w:anchor="_Toc241692162" w:history="1">
             <w:r>
               <w:rPr>
                 <w:rStyle w:val="Hiperligao"/>
@@ -2832,7 +2832,7 @@
               <w:rPr>
                 <w:noProof/>
               </w:rPr>
-              <w:instrText xml:space="preserve"> PAGEREF _Toc241670621 \h </w:instrText>
+              <w:instrText xml:space="preserve"> PAGEREF _Toc241692162 \h </w:instrText>
             </w:r>
             <w:r>
               <w:rPr>
@@ -2874,7 +2874,7 @@
               <w14:ligatures w14:val="standardContextual"/>
             </w:rPr>
           </w:pPr>
-          <w:hyperlink w:anchor="_Toc241670622" w:history="1">
+          <w:hyperlink w:anchor="_Toc241692163" w:history="1">
             <w:r>
               <w:rPr>
                 <w:rStyle w:val="Hiperligao"/>
@@ -2898,7 +2898,7 @@
               <w:rPr>
                 <w:noProof/>
               </w:rPr>
-              <w:instrText xml:space="preserve"> PAGEREF _Toc241670622 \h </w:instrText>
+              <w:instrText xml:space="preserve"> PAGEREF _Toc241692163 \h </w:instrText>
             </w:r>
             <w:r>
               <w:rPr>
@@ -2940,7 +2940,7 @@
               <w14:ligatures w14:val="standardContextual"/>
             </w:rPr>
           </w:pPr>
-          <w:hyperlink w:anchor="_Toc241670623" w:history="1">
+          <w:hyperlink w:anchor="_Toc241692164" w:history="1">
             <w:r>
               <w:rPr>
                 <w:rStyle w:val="Hiperligao"/>
@@ -2964,7 +2964,7 @@
               <w:rPr>
                 <w:noProof/>
               </w:rPr>
-              <w:instrText xml:space="preserve"> PAGEREF _Toc241670623 \h </w:instrText>
+              <w:instrText xml:space="preserve"> PAGEREF _Toc241692164 \h </w:instrText>
             </w:r>
             <w:r>
               <w:rPr>
@@ -3006,7 +3006,7 @@
               <w14:ligatures w14:val="standardContextual"/>
             </w:rPr>
           </w:pPr>
-          <w:hyperlink w:anchor="_Toc241670624" w:history="1">
+          <w:hyperlink w:anchor="_Toc241692165" w:history="1">
             <w:r>
               <w:rPr>
                 <w:rStyle w:val="Hiperligao"/>
@@ -3030,7 +3030,7 @@
               <w:rPr>
                 <w:noProof/>
               </w:rPr>
-              <w:instrText xml:space="preserve"> PAGEREF _Toc241670624 \h </w:instrText>
+              <w:instrText xml:space="preserve"> PAGEREF _Toc241692165 \h </w:instrText>
             </w:r>
             <w:r>
               <w:rPr>
@@ -3072,7 +3072,7 @@
               <w14:ligatures w14:val="standardContextual"/>
             </w:rPr>
           </w:pPr>
-          <w:hyperlink w:anchor="_Toc241670625" w:history="1">
+          <w:hyperlink w:anchor="_Toc241692166" w:history="1">
             <w:r>
               <w:rPr>
                 <w:rStyle w:val="Hiperligao"/>
@@ -3096,7 +3096,7 @@
               <w:rPr>
                 <w:noProof/>
               </w:rPr>
-              <w:instrText xml:space="preserve"> PAGEREF _Toc241670625 \h </w:instrText>
+              <w:instrText xml:space="preserve"> PAGEREF _Toc241692166 \h </w:instrText>
             </w:r>
             <w:r>
               <w:rPr>
@@ -3138,7 +3138,7 @@
               <w14:ligatures w14:val="standardContextual"/>
             </w:rPr>
           </w:pPr>
-          <w:hyperlink w:anchor="_Toc241670626" w:history="1">
+          <w:hyperlink w:anchor="_Toc241692167" w:history="1">
             <w:r>
               <w:rPr>
                 <w:rStyle w:val="Hiperligao"/>
@@ -3162,7 +3162,7 @@
               <w:rPr>
                 <w:noProof/>
               </w:rPr>
-              <w:instrText xml:space="preserve"> PAGEREF _Toc241670626 \h </w:instrText>
+              <w:instrText xml:space="preserve"> PAGEREF _Toc241692167 \h </w:instrText>
             </w:r>
             <w:r>
               <w:rPr>
@@ -3204,7 +3204,7 @@
               <w14:ligatures w14:val="standardContextual"/>
             </w:rPr>
           </w:pPr>
-          <w:hyperlink w:anchor="_Toc241670627" w:history="1">
+          <w:hyperlink w:anchor="_Toc241692168" w:history="1">
             <w:r>
               <w:rPr>
                 <w:rStyle w:val="Hiperligao"/>
@@ -3228,7 +3228,7 @@
               <w:rPr>
                 <w:noProof/>
               </w:rPr>
-              <w:instrText xml:space="preserve"> PAGEREF _Toc241670627 \h </w:instrText>
+              <w:instrText xml:space="preserve"> PAGEREF _Toc241692168 \h </w:instrText>
             </w:r>
             <w:r>
               <w:rPr>
@@ -3270,7 +3270,7 @@
               <w14:ligatures w14:val="standardContextual"/>
             </w:rPr>
           </w:pPr>
-          <w:hyperlink w:anchor="_Toc241670628" w:history="1">
+          <w:hyperlink w:anchor="_Toc241692169" w:history="1">
             <w:r>
               <w:rPr>
                 <w:rStyle w:val="Hiperligao"/>
@@ -3294,7 +3294,7 @@
               <w:rPr>
                 <w:noProof/>
               </w:rPr>
-              <w:instrText xml:space="preserve"> PAGEREF _Toc241670628 \h </w:instrText>
+              <w:instrText xml:space="preserve"> PAGEREF _Toc241692169 \h </w:instrText>
             </w:r>
             <w:r>
               <w:rPr>
@@ -3336,7 +3336,7 @@
               <w14:ligatures w14:val="standardContextual"/>
             </w:rPr>
           </w:pPr>
-          <w:hyperlink w:anchor="_Toc241670629" w:history="1">
+          <w:hyperlink w:anchor="_Toc241692170" w:history="1">
             <w:r>
               <w:rPr>
                 <w:rStyle w:val="Hiperligao"/>
@@ -3360,7 +3360,7 @@
               <w:rPr>
                 <w:noProof/>
               </w:rPr>
-              <w:instrText xml:space="preserve"> PAGEREF _Toc241670629 \h </w:instrText>
+              <w:instrText xml:space="preserve"> PAGEREF _Toc241692170 \h </w:instrText>
             </w:r>
             <w:r>
               <w:rPr>
@@ -3402,7 +3402,7 @@
               <w14:ligatures w14:val="standardContextual"/>
             </w:rPr>
           </w:pPr>
-          <w:hyperlink w:anchor="_Toc241670630" w:history="1">
+          <w:hyperlink w:anchor="_Toc241692171" w:history="1">
             <w:r>
               <w:rPr>
                 <w:rStyle w:val="Hiperligao"/>
@@ -3426,7 +3426,7 @@
               <w:rPr>
                 <w:noProof/>
               </w:rPr>
-              <w:instrText xml:space="preserve"> PAGEREF _Toc241670630 \h </w:instrText>
+              <w:instrText xml:space="preserve"> PAGEREF _Toc241692171 \h </w:instrText>
             </w:r>
             <w:r>
               <w:rPr>
@@ -3468,7 +3468,7 @@
               <w14:ligatures w14:val="standardContextual"/>
             </w:rPr>
           </w:pPr>
-          <w:hyperlink w:anchor="_Toc241670631" w:history="1">
+          <w:hyperlink w:anchor="_Toc241692172" w:history="1">
             <w:r>
               <w:rPr>
                 <w:rStyle w:val="Hiperligao"/>
@@ -3492,7 +3492,7 @@
               <w:rPr>
                 <w:noProof/>
               </w:rPr>
-              <w:instrText xml:space="preserve"> PAGEREF _Toc241670631 \h </w:instrText>
+              <w:instrText xml:space="preserve"> PAGEREF _Toc241692172 \h </w:instrText>
             </w:r>
             <w:r>
               <w:rPr>
@@ -3534,7 +3534,7 @@
               <w14:ligatures w14:val="standardContextual"/>
             </w:rPr>
           </w:pPr>
-          <w:hyperlink w:anchor="_Toc241670632" w:history="1">
+          <w:hyperlink w:anchor="_Toc241692173" w:history="1">
             <w:r>
               <w:rPr>
                 <w:rStyle w:val="Hiperligao"/>
@@ -3558,7 +3558,7 @@
               <w:rPr>
                 <w:noProof/>
               </w:rPr>
-              <w:instrText xml:space="preserve"> PAGEREF _Toc241670632 \h </w:instrText>
+              <w:instrText xml:space="preserve"> PAGEREF _Toc241692173 \h </w:instrText>
             </w:r>
             <w:r>
               <w:rPr>
@@ -3600,7 +3600,7 @@
               <w14:ligatures w14:val="standardContextual"/>
             </w:rPr>
           </w:pPr>
-          <w:hyperlink w:anchor="_Toc241670633" w:history="1">
+          <w:hyperlink w:anchor="_Toc241692174" w:history="1">
             <w:r>
               <w:rPr>
                 <w:rStyle w:val="Hiperligao"/>
@@ -3624,7 +3624,7 @@
               <w:rPr>
                 <w:noProof/>
               </w:rPr>
-              <w:instrText xml:space="preserve"> PAGEREF _Toc241670633 \h </w:instrText>
+              <w:instrText xml:space="preserve"> PAGEREF _Toc241692174 \h </w:instrText>
             </w:r>
             <w:r>
               <w:rPr>
@@ -3666,7 +3666,7 @@
               <w14:ligatures w14:val="standardContextual"/>
             </w:rPr>
           </w:pPr>
-          <w:hyperlink w:anchor="_Toc241670634" w:history="1">
+          <w:hyperlink w:anchor="_Toc241692175" w:history="1">
             <w:r>
               <w:rPr>
                 <w:rStyle w:val="Hiperligao"/>
@@ -3690,7 +3690,7 @@
               <w:rPr>
                 <w:noProof/>
               </w:rPr>
-              <w:instrText xml:space="preserve"> PAGEREF _Toc241670634 \h </w:instrText>
+              <w:instrText xml:space="preserve"> PAGEREF _Toc241692175 \h </w:instrText>
             </w:r>
             <w:r>
               <w:rPr>
@@ -3732,7 +3732,7 @@
               <w14:ligatures w14:val="standardContextual"/>
             </w:rPr>
           </w:pPr>
-          <w:hyperlink w:anchor="_Toc241670635" w:history="1">
+          <w:hyperlink w:anchor="_Toc241692176" w:history="1">
             <w:r>
               <w:rPr>
                 <w:rStyle w:val="Hiperligao"/>
@@ -3756,7 +3756,7 @@
               <w:rPr>
                 <w:noProof/>
               </w:rPr>
-              <w:instrText xml:space="preserve"> PAGEREF _Toc241670635 \h </w:instrText>
+              <w:instrText xml:space="preserve"> PAGEREF _Toc241692176 \h </w:instrText>
             </w:r>
             <w:r>
               <w:rPr>
@@ -3798,7 +3798,7 @@
               <w14:ligatures w14:val="standardContextual"/>
             </w:rPr>
           </w:pPr>
-          <w:hyperlink w:anchor="_Toc241670636" w:history="1">
+          <w:hyperlink w:anchor="_Toc241692177" w:history="1">
             <w:r>
               <w:rPr>
                 <w:rStyle w:val="Hiperligao"/>
@@ -3822,7 +3822,7 @@
               <w:rPr>
                 <w:noProof/>
               </w:rPr>
-              <w:instrText xml:space="preserve"> PAGEREF _Toc241670636 \h </w:instrText>
+              <w:instrText xml:space="preserve"> PAGEREF _Toc241692177 \h </w:instrText>
             </w:r>
             <w:r>
               <w:rPr>
@@ -3864,7 +3864,7 @@
               <w14:ligatures w14:val="standardContextual"/>
             </w:rPr>
           </w:pPr>
-          <w:hyperlink w:anchor="_Toc241670637" w:history="1">
+          <w:hyperlink w:anchor="_Toc241692178" w:history="1">
             <w:r>
               <w:rPr>
                 <w:rStyle w:val="Hiperligao"/>
@@ -3888,7 +3888,7 @@
               <w:rPr>
                 <w:noProof/>
               </w:rPr>
-              <w:instrText xml:space="preserve"> PAGEREF _Toc241670637 \h </w:instrText>
+              <w:instrText xml:space="preserve"> PAGEREF _Toc241692178 \h </w:instrText>
             </w:r>
             <w:r>
               <w:rPr>
@@ -3930,7 +3930,7 @@
               <w14:ligatures w14:val="standardContextual"/>
             </w:rPr>
           </w:pPr>
-          <w:hyperlink w:anchor="_Toc241670638" w:history="1">
+          <w:hyperlink w:anchor="_Toc241692179" w:history="1">
             <w:r>
               <w:rPr>
                 <w:rStyle w:val="Hiperligao"/>
@@ -3954,7 +3954,7 @@
               <w:rPr>
                 <w:noProof/>
               </w:rPr>
-              <w:instrText xml:space="preserve"> PAGEREF _Toc241670638 \h </w:instrText>
+              <w:instrText xml:space="preserve"> PAGEREF _Toc241692179 \h </w:instrText>
             </w:r>
             <w:r>
               <w:rPr>
@@ -3996,7 +3996,7 @@
               <w14:ligatures w14:val="standardContextual"/>
             </w:rPr>
           </w:pPr>
-          <w:hyperlink w:anchor="_Toc241670639" w:history="1">
+          <w:hyperlink w:anchor="_Toc241692180" w:history="1">
             <w:r>
               <w:rPr>
                 <w:rStyle w:val="Hiperligao"/>
@@ -4020,7 +4020,7 @@
               <w:rPr>
                 <w:noProof/>
               </w:rPr>
-              <w:instrText xml:space="preserve"> PAGEREF _Toc241670639 \h </w:instrText>
+              <w:instrText xml:space="preserve"> PAGEREF _Toc241692180 \h </w:instrText>
             </w:r>
             <w:r>
               <w:rPr>
@@ -4062,7 +4062,7 @@
               <w14:ligatures w14:val="standardContextual"/>
             </w:rPr>
           </w:pPr>
-          <w:hyperlink w:anchor="_Toc241670640" w:history="1">
+          <w:hyperlink w:anchor="_Toc241692181" w:history="1">
             <w:r>
               <w:rPr>
                 <w:rStyle w:val="Hiperligao"/>
@@ -4086,7 +4086,7 @@
               <w:rPr>
                 <w:noProof/>
               </w:rPr>
-              <w:instrText xml:space="preserve"> PAGEREF _Toc241670640 \h </w:instrText>
+              <w:instrText xml:space="preserve"> PAGEREF _Toc241692181 \h </w:instrText>
             </w:r>
             <w:r>
               <w:rPr>
@@ -4128,7 +4128,7 @@
               <w14:ligatures w14:val="standardContextual"/>
             </w:rPr>
           </w:pPr>
-          <w:hyperlink w:anchor="_Toc241670641" w:history="1">
+          <w:hyperlink w:anchor="_Toc241692182" w:history="1">
             <w:r>
               <w:rPr>
                 <w:rStyle w:val="Hiperligao"/>
@@ -4152,7 +4152,7 @@
               <w:rPr>
                 <w:noProof/>
               </w:rPr>
-              <w:instrText xml:space="preserve"> PAGEREF _Toc241670641 \h </w:instrText>
+              <w:instrText xml:space="preserve"> PAGEREF _Toc241692182 \h </w:instrText>
             </w:r>
             <w:r>
               <w:rPr>
@@ -4194,7 +4194,7 @@
               <w14:ligatures w14:val="standardContextual"/>
             </w:rPr>
           </w:pPr>
-          <w:hyperlink w:anchor="_Toc241670642" w:history="1">
+          <w:hyperlink w:anchor="_Toc241692183" w:history="1">
             <w:r>
               <w:rPr>
                 <w:rStyle w:val="Hiperligao"/>
@@ -4218,7 +4218,7 @@
               <w:rPr>
                 <w:noProof/>
               </w:rPr>
-              <w:instrText xml:space="preserve"> PAGEREF _Toc241670642 \h </w:instrText>
+              <w:instrText xml:space="preserve"> PAGEREF _Toc241692183 \h </w:instrText>
             </w:r>
             <w:r>
               <w:rPr>
@@ -4266,7 +4266,7 @@
       <w:pPr>
         <w:pStyle w:val="Ttulo1"/>
       </w:pPr>
-      <w:bookmarkStart w:id="0" w:name="_Toc241670580"/>
+      <w:bookmarkStart w:id="0" w:name="_Toc241692121"/>
       <w:r>
         <w:lastRenderedPageBreak/>
         <w:t>Su rol de un vistazo</w:t>
@@ -4347,7 +4347,7 @@
       <w:pPr>
         <w:pStyle w:val="Ttulo2"/>
       </w:pPr>
-      <w:bookmarkStart w:id="1" w:name="_Toc241670581"/>
+      <w:bookmarkStart w:id="1" w:name="_Toc241692122"/>
       <w:r>
         <w:t>Puede / No puede</w:t>
       </w:r>
@@ -5195,7 +5195,7 @@
       <w:pPr>
         <w:pStyle w:val="Ttulo2"/>
       </w:pPr>
-      <w:bookmarkStart w:id="2" w:name="_Toc241670582"/>
+      <w:bookmarkStart w:id="2" w:name="_Toc241692123"/>
       <w:r>
         <w:t>De dónde procede su acceso</w:t>
       </w:r>
@@ -5306,7 +5306,7 @@
       <w:pPr>
         <w:pStyle w:val="Ttulo2"/>
       </w:pPr>
-      <w:bookmarkStart w:id="3" w:name="_Toc241670583"/>
+      <w:bookmarkStart w:id="3" w:name="_Toc241692124"/>
       <w:r>
         <w:t>Cómo iniciar sesión, cambiar la contraseña y cerrar sesión</w:t>
       </w:r>
@@ -5420,7 +5420,7 @@
           <w:noProof/>
         </w:rPr>
         <w:drawing>
-          <wp:inline distT="0" distB="0" distL="0" distR="0" wp14:anchorId="42C8E72D" wp14:editId="30598C7B">
+          <wp:inline distT="0" distB="0" distL="0" distR="0" wp14:anchorId="1EA3B998" wp14:editId="0A13BC23">
             <wp:extent cx="5715000" cy="3571875"/>
             <wp:effectExtent l="0" t="0" r="0" b="0"/>
             <wp:docPr id="79" name="01-login.png" descr="La página de inicio de sesión con Correo electrónico, Contraseña, Recordarme y el botón Iniciar sesión." title="La página de inicio de sesión con Correo electrónico, Contraseña, Recordarme y el botón Iniciar sesión."/>
@@ -5538,7 +5538,7 @@
           <w:noProof/>
         </w:rPr>
         <w:drawing>
-          <wp:inline distT="0" distB="0" distL="0" distR="0" wp14:anchorId="766F0A12" wp14:editId="1CE24802">
+          <wp:inline distT="0" distB="0" distL="0" distR="0" wp14:anchorId="32253BDE" wp14:editId="5976937B">
             <wp:extent cx="5715000" cy="3571875"/>
             <wp:effectExtent l="0" t="0" r="0" b="0"/>
             <wp:docPr id="80" name="03-user-menu.png" descr="El menú de la cuenta abierto, con Configuración y Cerrar sesión." title="El menú de la cuenta abierto, con Configuración y Cerrar sesión."/>
@@ -5590,7 +5590,7 @@
       <w:pPr>
         <w:pStyle w:val="Ttulo2"/>
       </w:pPr>
-      <w:bookmarkStart w:id="4" w:name="_Toc241670584"/>
+      <w:bookmarkStart w:id="4" w:name="_Toc241692125"/>
       <w:r>
         <w:t>La barra lateral</w:t>
       </w:r>
@@ -6131,7 +6131,7 @@
         </w:rPr>
         <w:lastRenderedPageBreak/>
         <w:drawing>
-          <wp:inline distT="0" distB="0" distL="0" distR="0" wp14:anchorId="2FF124C2" wp14:editId="511BEA83">
+          <wp:inline distT="0" distB="0" distL="0" distR="0" wp14:anchorId="3504BBBD" wp14:editId="11A30446">
             <wp:extent cx="5715000" cy="5133975"/>
             <wp:effectExtent l="0" t="0" r="0" b="0"/>
             <wp:docPr id="81" name="01-dashboard-sidebar.png" descr="La barra lateral completa de Administrador, con Modelado de datos y Migración." title="La barra lateral completa de Administrador, con Modelado de datos y Migración."/>
@@ -6184,7 +6184,7 @@
         <w:pStyle w:val="Ttulo1"/>
         <w:pageBreakBefore/>
       </w:pPr>
-      <w:bookmarkStart w:id="5" w:name="_Toc241670585"/>
+      <w:bookmarkStart w:id="5" w:name="_Toc241692126"/>
       <w:r>
         <w:lastRenderedPageBreak/>
         <w:t>Configuración</w:t>
@@ -6214,7 +6214,7 @@
           <w:noProof/>
         </w:rPr>
         <w:drawing>
-          <wp:inline distT="0" distB="0" distL="0" distR="0" wp14:anchorId="37007ABB" wp14:editId="28713B4A">
+          <wp:inline distT="0" distB="0" distL="0" distR="0" wp14:anchorId="35E7B744" wp14:editId="156E6A45">
             <wp:extent cx="5715000" cy="3571875"/>
             <wp:effectExtent l="0" t="0" r="0" b="0"/>
             <wp:docPr id="82" name="04-settings.png" descr="La página Configuración con las tarjetas Idioma, Tema y Paleta de colores." title="La página Configuración con las tarjetas Idioma, Tema y Paleta de colores."/>
@@ -7563,7 +7563,7 @@
         <w:pStyle w:val="Ttulo1"/>
         <w:pageBreakBefore/>
       </w:pPr>
-      <w:bookmarkStart w:id="6" w:name="_Toc241670586"/>
+      <w:bookmarkStart w:id="6" w:name="_Toc241692127"/>
       <w:r>
         <w:lastRenderedPageBreak/>
         <w:t>Panel</w:t>
@@ -7596,7 +7596,7 @@
           <w:noProof/>
         </w:rPr>
         <w:drawing>
-          <wp:inline distT="0" distB="0" distL="0" distR="0" wp14:anchorId="1AFC5A2E" wp14:editId="5E1C5773">
+          <wp:inline distT="0" distB="0" distL="0" distR="0" wp14:anchorId="47EFA63E" wp14:editId="4FC975CF">
             <wp:extent cx="5715000" cy="5133975"/>
             <wp:effectExtent l="0" t="0" r="0" b="0"/>
             <wp:docPr id="83" name="01-dashboard-sidebar.png" descr="El panel de Administrador con las tarjetas de resumen y la lista Mapas recientes." title="El panel de Administrador con las tarjetas de resumen y la lista Mapas recientes."/>
@@ -8105,7 +8105,7 @@
         <w:pStyle w:val="Ttulo1"/>
         <w:pageBreakBefore/>
       </w:pPr>
-      <w:bookmarkStart w:id="7" w:name="_Toc241670587"/>
+      <w:bookmarkStart w:id="7" w:name="_Toc241692128"/>
       <w:r>
         <w:lastRenderedPageBreak/>
         <w:t>Mapas</w:t>
@@ -8135,7 +8135,7 @@
           <w:noProof/>
         </w:rPr>
         <w:drawing>
-          <wp:inline distT="0" distB="0" distL="0" distR="0" wp14:anchorId="0053AE39" wp14:editId="254F7336">
+          <wp:inline distT="0" distB="0" distL="0" distR="0" wp14:anchorId="7EB96581" wp14:editId="297807DE">
             <wp:extent cx="5715000" cy="3429000"/>
             <wp:effectExtent l="0" t="0" r="0" b="0"/>
             <wp:docPr id="84" name="02-maps-all.png" descr="La lista de Mapas, pestaña Todos, con todos los iconos de fila y la sección Libros de trabajo encima." title="La lista de Mapas, pestaña Todos, con todos los iconos de fila y la sección Libros de trabajo encima."/>
@@ -8187,7 +8187,7 @@
       <w:pPr>
         <w:pStyle w:val="Ttulo2"/>
       </w:pPr>
-      <w:bookmarkStart w:id="8" w:name="_Toc241670588"/>
+      <w:bookmarkStart w:id="8" w:name="_Toc241692129"/>
       <w:r>
         <w:t>La lista</w:t>
       </w:r>
@@ -9391,7 +9391,7 @@
       <w:pPr>
         <w:pStyle w:val="Ttulo2"/>
       </w:pPr>
-      <w:bookmarkStart w:id="9" w:name="_Toc241670589"/>
+      <w:bookmarkStart w:id="9" w:name="_Toc241692130"/>
       <w:r>
         <w:t>Libros de trabajo</w:t>
       </w:r>
@@ -9805,7 +9805,7 @@
       <w:pPr>
         <w:pStyle w:val="Ttulo2"/>
       </w:pPr>
-      <w:bookmarkStart w:id="10" w:name="_Toc241670590"/>
+      <w:bookmarkStart w:id="10" w:name="_Toc241692131"/>
       <w:r>
         <w:lastRenderedPageBreak/>
         <w:t>Compartir un mapa</w:t>
@@ -9828,7 +9828,7 @@
           <w:noProof/>
         </w:rPr>
         <w:drawing>
-          <wp:inline distT="0" distB="0" distL="0" distR="0" wp14:anchorId="7403A26D" wp14:editId="4A7B2695">
+          <wp:inline distT="0" distB="0" distL="0" distR="0" wp14:anchorId="7CD288D1" wp14:editId="33D7AA78">
             <wp:extent cx="3743325" cy="3895725"/>
             <wp:effectExtent l="0" t="0" r="0" b="0"/>
             <wp:docPr id="85" name="03-share-dialog.png" descr="El cuadro Compartir mapa con un cuadro de búsqueda y los botones Puede ver, Puede exportar y Puede editar." title="El cuadro Compartir mapa con un cuadro de búsqueda y los botones Puede ver, Puede exportar y Puede editar."/>
@@ -10305,7 +10305,7 @@
       <w:pPr>
         <w:pStyle w:val="Ttulo2"/>
       </w:pPr>
-      <w:bookmarkStart w:id="11" w:name="_Toc241670591"/>
+      <w:bookmarkStart w:id="11" w:name="_Toc241692132"/>
       <w:r>
         <w:lastRenderedPageBreak/>
         <w:t>Compartir un libro completo</w:t>
@@ -10361,7 +10361,7 @@
       <w:pPr>
         <w:pStyle w:val="Ttulo2"/>
       </w:pPr>
-      <w:bookmarkStart w:id="12" w:name="_Toc241670592"/>
+      <w:bookmarkStart w:id="12" w:name="_Toc241692133"/>
       <w:r>
         <w:t>Copiar un mapa</w:t>
       </w:r>
@@ -10376,7 +10376,7 @@
       <w:pPr>
         <w:pStyle w:val="Ttulo2"/>
       </w:pPr>
-      <w:bookmarkStart w:id="13" w:name="_Toc241670593"/>
+      <w:bookmarkStart w:id="13" w:name="_Toc241692134"/>
       <w:r>
         <w:t>Ejemplo: dar acceso de lectura a un compañero</w:t>
       </w:r>
@@ -10507,7 +10507,7 @@
         <w:pStyle w:val="Ttulo1"/>
         <w:pageBreakBefore/>
       </w:pPr>
-      <w:bookmarkStart w:id="14" w:name="_Toc241670594"/>
+      <w:bookmarkStart w:id="14" w:name="_Toc241692135"/>
       <w:r>
         <w:lastRenderedPageBreak/>
         <w:t>Generador de mapas</w:t>
@@ -10540,7 +10540,7 @@
           <w:noProof/>
         </w:rPr>
         <w:drawing>
-          <wp:inline distT="0" distB="0" distL="0" distR="0" wp14:anchorId="71840D0D" wp14:editId="71F58D47">
+          <wp:inline distT="0" distB="0" distL="0" distR="0" wp14:anchorId="73B390D6" wp14:editId="4AC85A60">
             <wp:extent cx="5715000" cy="3571875"/>
             <wp:effectExtent l="0" t="0" r="0" b="0"/>
             <wp:docPr id="86" name="05-builder-overview.png" descr="El generador de mapas con el árbol Áreas de negocio, el lienzo de columnas y el panel Propiedades." title="El generador de mapas con el árbol Áreas de negocio, el lienzo de columnas y el panel Propiedades."/>
@@ -10592,7 +10592,7 @@
       <w:pPr>
         <w:pStyle w:val="Ttulo2"/>
       </w:pPr>
-      <w:bookmarkStart w:id="15" w:name="_Toc241670595"/>
+      <w:bookmarkStart w:id="15" w:name="_Toc241692136"/>
       <w:r>
         <w:t>La pantalla</w:t>
       </w:r>
@@ -10752,7 +10752,7 @@
       <w:pPr>
         <w:pStyle w:val="Ttulo2"/>
       </w:pPr>
-      <w:bookmarkStart w:id="16" w:name="_Toc241670596"/>
+      <w:bookmarkStart w:id="16" w:name="_Toc241692137"/>
       <w:r>
         <w:t>La barra de herramientas</w:t>
       </w:r>
@@ -11968,7 +11968,7 @@
       <w:pPr>
         <w:pStyle w:val="Ttulo2"/>
       </w:pPr>
-      <w:bookmarkStart w:id="17" w:name="_Toc241670597"/>
+      <w:bookmarkStart w:id="17" w:name="_Toc241692138"/>
       <w:r>
         <w:t>Crear un mapa</w:t>
       </w:r>
@@ -12176,7 +12176,7 @@
       <w:pPr>
         <w:pStyle w:val="Ttulo2"/>
       </w:pPr>
-      <w:bookmarkStart w:id="18" w:name="_Toc241670598"/>
+      <w:bookmarkStart w:id="18" w:name="_Toc241692139"/>
       <w:r>
         <w:t>Configurar una columna</w:t>
       </w:r>
@@ -14986,7 +14986,7 @@
           <w:noProof/>
         </w:rPr>
         <w:drawing>
-          <wp:inline distT="0" distB="0" distL="0" distR="0" wp14:anchorId="7439C9D0" wp14:editId="6800157D">
+          <wp:inline distT="0" distB="0" distL="0" distR="0" wp14:anchorId="033FFFCD" wp14:editId="494516AA">
             <wp:extent cx="5715000" cy="3571875"/>
             <wp:effectExtent l="0" t="0" r="0" b="0"/>
             <wp:docPr id="87" name="08-builder-column-aggregation.png" descr="El cuadro Configurar columna con la lista Agregación abierta." title="El cuadro Configurar columna con la lista Agregación abierta."/>
@@ -15038,7 +15038,7 @@
       <w:pPr>
         <w:pStyle w:val="Ttulo2"/>
       </w:pPr>
-      <w:bookmarkStart w:id="19" w:name="_Toc241670599"/>
+      <w:bookmarkStart w:id="19" w:name="_Toc241692140"/>
       <w:r>
         <w:t>La pestaña Propiedades</w:t>
       </w:r>
@@ -15886,7 +15886,7 @@
       <w:pPr>
         <w:pStyle w:val="Ttulo2"/>
       </w:pPr>
-      <w:bookmarkStart w:id="20" w:name="_Toc241670600"/>
+      <w:bookmarkStart w:id="20" w:name="_Toc241692141"/>
       <w:r>
         <w:t>La pestaña Condiciones</w:t>
       </w:r>
@@ -17429,7 +17429,7 @@
       <w:pPr>
         <w:pStyle w:val="Ttulo2"/>
       </w:pPr>
-      <w:bookmarkStart w:id="21" w:name="_Toc241670601"/>
+      <w:bookmarkStart w:id="21" w:name="_Toc241692142"/>
       <w:r>
         <w:t>La pestaña Ordenación</w:t>
       </w:r>
@@ -17874,7 +17874,7 @@
       <w:pPr>
         <w:pStyle w:val="Ttulo2"/>
       </w:pPr>
-      <w:bookmarkStart w:id="22" w:name="_Toc241670602"/>
+      <w:bookmarkStart w:id="22" w:name="_Toc241692143"/>
       <w:r>
         <w:t>La pestaña Parámetros</w:t>
       </w:r>
@@ -18784,7 +18784,7 @@
       <w:pPr>
         <w:pStyle w:val="Ttulo2"/>
       </w:pPr>
-      <w:bookmarkStart w:id="23" w:name="_Toc241670603"/>
+      <w:bookmarkStart w:id="23" w:name="_Toc241692144"/>
       <w:r>
         <w:lastRenderedPageBreak/>
         <w:t>La pestaña Campos calculados</w:t>
@@ -19683,7 +19683,7 @@
       <w:pPr>
         <w:pStyle w:val="Ttulo2"/>
       </w:pPr>
-      <w:bookmarkStart w:id="24" w:name="_Toc241670604"/>
+      <w:bookmarkStart w:id="24" w:name="_Toc241692145"/>
       <w:r>
         <w:t>Formato condicional</w:t>
       </w:r>
@@ -21077,7 +21077,7 @@
       <w:pPr>
         <w:pStyle w:val="Ttulo2"/>
       </w:pPr>
-      <w:bookmarkStart w:id="25" w:name="_Toc241670605"/>
+      <w:bookmarkStart w:id="25" w:name="_Toc241692146"/>
       <w:r>
         <w:t>Ejecutar un mapa y leer el resultado</w:t>
       </w:r>
@@ -22149,7 +22149,7 @@
           <w:noProof/>
         </w:rPr>
         <w:drawing>
-          <wp:inline distT="0" distB="0" distL="0" distR="0" wp14:anchorId="66455006" wp14:editId="0C1BDA70">
+          <wp:inline distT="0" distB="0" distL="0" distR="0" wp14:anchorId="7A8364A1" wp14:editId="1DB86269">
             <wp:extent cx="5715000" cy="3571875"/>
             <wp:effectExtent l="0" t="0" r="0" b="0"/>
             <wp:docPr id="88" name="03-viewer-results.png" descr="Los resultados de una ejecución con los botones SQL y Plan junto a los botones Excel, CSV y PDF." title="Los resultados de una ejecución con los botones SQL y Plan junto a los botones Excel, CSV y PDF."/>
@@ -22216,7 +22216,7 @@
       <w:pPr>
         <w:pStyle w:val="Ttulo2"/>
       </w:pPr>
-      <w:bookmarkStart w:id="26" w:name="_Toc241670606"/>
+      <w:bookmarkStart w:id="26" w:name="_Toc241692147"/>
       <w:r>
         <w:t>Rechazos y errores</w:t>
       </w:r>
@@ -22855,7 +22855,7 @@
         <w:pStyle w:val="Ttulo1"/>
         <w:pageBreakBefore/>
       </w:pPr>
-      <w:bookmarkStart w:id="27" w:name="_Toc241670607"/>
+      <w:bookmarkStart w:id="27" w:name="_Toc241692148"/>
       <w:r>
         <w:lastRenderedPageBreak/>
         <w:t>El visor de mapas</w:t>
@@ -22888,7 +22888,7 @@
           <w:noProof/>
         </w:rPr>
         <w:drawing>
-          <wp:inline distT="0" distB="0" distL="0" distR="0" wp14:anchorId="2397AF84" wp14:editId="0D35109B">
+          <wp:inline distT="0" distB="0" distL="0" distR="0" wp14:anchorId="45A41B9A" wp14:editId="43C3CB65">
             <wp:extent cx="5715000" cy="3571875"/>
             <wp:effectExtent l="0" t="0" r="0" b="0"/>
             <wp:docPr id="89" name="25-viewer-results.png" descr="El visor de mapas tras una ejecución completada, con la cuadrícula de resultados y los botones de exportación." title="El visor de mapas tras una ejecución completada, con la cuadrícula de resultados y los botones de exportación."/>
@@ -23493,7 +23493,7 @@
         <w:pStyle w:val="Ttulo1"/>
         <w:pageBreakBefore/>
       </w:pPr>
-      <w:bookmarkStart w:id="28" w:name="_Toc241670608"/>
+      <w:bookmarkStart w:id="28" w:name="_Toc241692149"/>
       <w:r>
         <w:lastRenderedPageBreak/>
         <w:t>Ejecuciones</w:t>
@@ -23523,7 +23523,7 @@
           <w:noProof/>
         </w:rPr>
         <w:drawing>
-          <wp:inline distT="0" distB="0" distL="0" distR="0" wp14:anchorId="47CABFE2" wp14:editId="48301612">
+          <wp:inline distT="0" distB="0" distL="0" distR="0" wp14:anchorId="495EC379" wp14:editId="537DD45E">
             <wp:extent cx="5715000" cy="3571875"/>
             <wp:effectExtent l="0" t="0" r="0" b="0"/>
             <wp:docPr id="90" name="04-runs-every-user.png" descr="La página Ejecuciones mostrando las ejecuciones de todos los usuarios." title="La página Ejecuciones mostrando las ejecuciones de todos los usuarios."/>
@@ -24853,7 +24853,7 @@
         <w:pStyle w:val="Ttulo1"/>
         <w:pageBreakBefore/>
       </w:pPr>
-      <w:bookmarkStart w:id="29" w:name="_Toc241670609"/>
+      <w:bookmarkStart w:id="29" w:name="_Toc241692150"/>
       <w:r>
         <w:lastRenderedPageBreak/>
         <w:t>Exportaciones</w:t>
@@ -24883,7 +24883,7 @@
           <w:noProof/>
         </w:rPr>
         <w:drawing>
-          <wp:inline distT="0" distB="0" distL="0" distR="0" wp14:anchorId="77CB89A0" wp14:editId="566BBE34">
+          <wp:inline distT="0" distB="0" distL="0" distR="0" wp14:anchorId="1D490B11" wp14:editId="163A5AC1">
             <wp:extent cx="5715000" cy="3571875"/>
             <wp:effectExtent l="0" t="0" r="0" b="0"/>
             <wp:docPr id="91" name="05-exports.png" descr="La página Exportaciones con la lista de trabajos de exportación, su estado y los botones de descarga." title="La página Exportaciones con la lista de trabajos de exportación, su estado y los botones de descarga."/>
@@ -25564,7 +25564,7 @@
         <w:pStyle w:val="Ttulo1"/>
         <w:pageBreakBefore/>
       </w:pPr>
-      <w:bookmarkStart w:id="30" w:name="_Toc241670610"/>
+      <w:bookmarkStart w:id="30" w:name="_Toc241692151"/>
       <w:r>
         <w:lastRenderedPageBreak/>
         <w:t>Programaciones</w:t>
@@ -25597,7 +25597,7 @@
           <w:noProof/>
         </w:rPr>
         <w:drawing>
-          <wp:inline distT="0" distB="0" distL="0" distR="0" wp14:anchorId="7E6CAD20" wp14:editId="2A3A9578">
+          <wp:inline distT="0" distB="0" distL="0" distR="0" wp14:anchorId="57B84DD7" wp14:editId="548F25FE">
             <wp:extent cx="5715000" cy="3571875"/>
             <wp:effectExtent l="0" t="0" r="0" b="0"/>
             <wp:docPr id="92" name="38-schedules-list.png" descr="La página Programaciones con una programación en pausa y sus iconos de acción." title="La página Programaciones con una programación en pausa y sus iconos de acción."/>
@@ -26308,7 +26308,7 @@
       <w:pPr>
         <w:pStyle w:val="Ttulo2"/>
       </w:pPr>
-      <w:bookmarkStart w:id="31" w:name="_Toc241670611"/>
+      <w:bookmarkStart w:id="31" w:name="_Toc241692152"/>
       <w:r>
         <w:t>Nueva programación y Editar programación</w:t>
       </w:r>
@@ -27743,7 +27743,7 @@
           <w:noProof/>
         </w:rPr>
         <w:drawing>
-          <wp:inline distT="0" distB="0" distL="0" distR="0" wp14:anchorId="2484E55A" wp14:editId="195F6F7C">
+          <wp:inline distT="0" distB="0" distL="0" distR="0" wp14:anchorId="12B168E7" wp14:editId="3B122169">
             <wp:extent cx="3743325" cy="4676775"/>
             <wp:effectExtent l="0" t="0" r="0" b="0"/>
             <wp:docPr id="93" name="34-schedule-custom-cron.png" descr="El cuadro Nueva programación con una frecuencia personalizada y el campo Expresión cron." title="El cuadro Nueva programación con una frecuencia personalizada y el campo Expresión cron."/>
@@ -27795,7 +27795,7 @@
       <w:pPr>
         <w:pStyle w:val="Ttulo2"/>
       </w:pPr>
-      <w:bookmarkStart w:id="32" w:name="_Toc241670612"/>
+      <w:bookmarkStart w:id="32" w:name="_Toc241692153"/>
       <w:r>
         <w:t>Historial de ejecución</w:t>
       </w:r>
@@ -28244,7 +28244,7 @@
       <w:pPr>
         <w:pStyle w:val="Ttulo2"/>
       </w:pPr>
-      <w:bookmarkStart w:id="33" w:name="_Toc241670613"/>
+      <w:bookmarkStart w:id="33" w:name="_Toc241692154"/>
       <w:r>
         <w:lastRenderedPageBreak/>
         <w:t>Ejemplo: un resultado semanal</w:t>
@@ -28450,7 +28450,7 @@
         <w:pStyle w:val="Ttulo1"/>
         <w:pageBreakBefore/>
       </w:pPr>
-      <w:bookmarkStart w:id="34" w:name="_Toc241670614"/>
+      <w:bookmarkStart w:id="34" w:name="_Toc241692155"/>
       <w:r>
         <w:lastRenderedPageBreak/>
         <w:t>Áreas de negocio</w:t>
@@ -28483,7 +28483,7 @@
           <w:noProof/>
         </w:rPr>
         <w:drawing>
-          <wp:inline distT="0" distB="0" distL="0" distR="0" wp14:anchorId="7D44ADF4" wp14:editId="4ED25589">
+          <wp:inline distT="0" distB="0" distL="0" distR="0" wp14:anchorId="41989B87" wp14:editId="1693507A">
             <wp:extent cx="5715000" cy="3571875"/>
             <wp:effectExtent l="0" t="0" r="0" b="0"/>
             <wp:docPr id="94" name="06-business-areas.png" descr="La página Áreas de negocio con la lista de áreas, el botón Nueva área de negocio y los iconos de fila." title="La página Áreas de negocio con la lista de áreas, el botón Nueva área de negocio y los iconos de fila."/>
@@ -28997,7 +28997,7 @@
         </w:rPr>
         <w:lastRenderedPageBreak/>
         <w:drawing>
-          <wp:inline distT="0" distB="0" distL="0" distR="0" wp14:anchorId="7628582F" wp14:editId="04CC071A">
+          <wp:inline distT="0" distB="0" distL="0" distR="0" wp14:anchorId="2C832845" wp14:editId="3EACB1A3">
             <wp:extent cx="3324225" cy="2047875"/>
             <wp:effectExtent l="0" t="0" r="0" b="0"/>
             <wp:docPr id="95" name="07-business-areas-new.png" descr="El cuadro Nueva área de negocio con los campos Nombre y Descripción." title="El cuadro Nueva área de negocio con los campos Nombre y Descripción."/>
@@ -29049,7 +29049,7 @@
       <w:pPr>
         <w:pStyle w:val="Ttulo2"/>
       </w:pPr>
-      <w:bookmarkStart w:id="35" w:name="_Toc241670615"/>
+      <w:bookmarkStart w:id="35" w:name="_Toc241692156"/>
       <w:r>
         <w:t>Crear un área de negocio</w:t>
       </w:r>
@@ -29153,7 +29153,7 @@
       <w:pPr>
         <w:pStyle w:val="Ttulo2"/>
       </w:pPr>
-      <w:bookmarkStart w:id="36" w:name="_Toc241670616"/>
+      <w:bookmarkStart w:id="36" w:name="_Toc241692157"/>
       <w:r>
         <w:t>Concesiones</w:t>
       </w:r>
@@ -29185,7 +29185,7 @@
           <w:noProof/>
         </w:rPr>
         <w:drawing>
-          <wp:inline distT="0" distB="0" distL="0" distR="0" wp14:anchorId="22392605" wp14:editId="057462CA">
+          <wp:inline distT="0" distB="0" distL="0" distR="0" wp14:anchorId="02279A80" wp14:editId="445EE3A3">
             <wp:extent cx="5715000" cy="3571875"/>
             <wp:effectExtent l="0" t="0" r="0" b="0"/>
             <wp:docPr id="96" name="09-business-areas-grants-permission.png" descr="El cuadro Administrar concesiones con la lista Permiso abierta." title="El cuadro Administrar concesiones con la lista Permiso abierta."/>
@@ -30290,6 +30290,26 @@
       </w:r>
     </w:p>
     <w:p>
+      <w:pPr>
+        <w:pBdr>
+          <w:left w:val="single" w:sz="24" w:space="8" w:color="2E6DA4"/>
+        </w:pBdr>
+        <w:shd w:val="clear" w:color="auto" w:fill="E8F0F8"/>
+        <w:spacing w:before="120" w:after="160"/>
+        <w:ind w:left="200" w:right="200"/>
+      </w:pPr>
+      <w:r>
+        <w:rPr>
+          <w:b/>
+          <w:bCs/>
+        </w:rPr>
+        <w:t>Nota:</w:t>
+      </w:r>
+      <w:r>
+        <w:t xml:space="preserve"> Un Manager nunca cambia carpetas, elementos, combinaciones, jerarquías ni el área, sea cual sea su concesión. Para un Manager, CREATE, EDIT y DELETE solo le permiten crear mapas.</w:t>
+      </w:r>
+    </w:p>
+    <w:p>
       <w:r>
         <w:t xml:space="preserve">Ejemplo: dé a un compañero el derecho de crear mapas en el área de negocio </w:t>
       </w:r>
@@ -30373,6 +30393,7 @@
         <w:spacing w:after="60"/>
       </w:pPr>
       <w:r>
+        <w:lastRenderedPageBreak/>
         <w:t xml:space="preserve">Haga clic en </w:t>
       </w:r>
       <w:r>
@@ -30403,7 +30424,6 @@
     </w:p>
     <w:p>
       <w:r>
-        <w:lastRenderedPageBreak/>
         <w:t xml:space="preserve">Para dar el mismo nivel a varias personas, márquelas a todas antes de hacer clic en </w:t>
       </w:r>
       <w:r>
@@ -30422,7 +30442,7 @@
         <w:pStyle w:val="Ttulo1"/>
         <w:pageBreakBefore/>
       </w:pPr>
-      <w:bookmarkStart w:id="37" w:name="_Toc241670617"/>
+      <w:bookmarkStart w:id="37" w:name="_Toc241692158"/>
       <w:r>
         <w:lastRenderedPageBreak/>
         <w:t>Carpetas</w:t>
@@ -30485,7 +30505,7 @@
           <w:noProof/>
         </w:rPr>
         <w:drawing>
-          <wp:inline distT="0" distB="0" distL="0" distR="0" wp14:anchorId="5CFE921C" wp14:editId="2D3814E3">
+          <wp:inline distT="0" distB="0" distL="0" distR="0" wp14:anchorId="074FB478" wp14:editId="17CB1851">
             <wp:extent cx="5715000" cy="3571875"/>
             <wp:effectExtent l="0" t="0" r="0" b="0"/>
             <wp:docPr id="97" name="11-folders.png" descr="La página Carpetas con un área de negocio elegida, mostrando la tabla de carpetas y los iconos de fila." title="La página Carpetas con un área de negocio elegida, mostrando la tabla de carpetas y los iconos de fila."/>
@@ -31264,7 +31284,7 @@
       <w:pPr>
         <w:pStyle w:val="Ttulo2"/>
       </w:pPr>
-      <w:bookmarkStart w:id="38" w:name="_Toc241670618"/>
+      <w:bookmarkStart w:id="38" w:name="_Toc241692159"/>
       <w:r>
         <w:t>El asistente de carpetas</w:t>
       </w:r>
@@ -32694,7 +32714,7 @@
         </w:rPr>
         <w:lastRenderedPageBreak/>
         <w:drawing>
-          <wp:inline distT="0" distB="0" distL="0" distR="0" wp14:anchorId="5B8624B3" wp14:editId="443AD7DF">
+          <wp:inline distT="0" distB="0" distL="0" distR="0" wp14:anchorId="6570A228" wp14:editId="2D09C45B">
             <wp:extent cx="2238375" cy="5905500"/>
             <wp:effectExtent l="0" t="0" r="0" b="0"/>
             <wp:docPr id="98" name="15-folders-picked.png" descr="El cuadro Nueva carpeta con una tabla elegida y la lista de comprobación Elementos a crear." title="El cuadro Nueva carpeta con una tabla elegida y la lista de comprobación Elementos a crear."/>
@@ -32881,7 +32901,7 @@
       <w:pPr>
         <w:pStyle w:val="Ttulo2"/>
       </w:pPr>
-      <w:bookmarkStart w:id="39" w:name="_Toc241670619"/>
+      <w:bookmarkStart w:id="39" w:name="_Toc241692160"/>
       <w:r>
         <w:t>Compartir una carpeta en otra área de negocio</w:t>
       </w:r>
@@ -32991,7 +33011,7 @@
           <w:noProof/>
         </w:rPr>
         <w:drawing>
-          <wp:inline distT="0" distB="0" distL="0" distR="0" wp14:anchorId="20784E9F" wp14:editId="426CDD9D">
+          <wp:inline distT="0" distB="0" distL="0" distR="0" wp14:anchorId="6ABE9925" wp14:editId="2D060239">
             <wp:extent cx="3324225" cy="1638300"/>
             <wp:effectExtent l="0" t="0" r="0" b="0"/>
             <wp:docPr id="99" name="16-folders-sharing.png" descr="El cuadro de compartición de carpetas con la insignia del propietario y la lista Compartir con." title="El cuadro de compartición de carpetas con la insignia del propietario y la lista Compartir con."/>
@@ -33044,7 +33064,7 @@
         <w:pStyle w:val="Ttulo1"/>
         <w:pageBreakBefore/>
       </w:pPr>
-      <w:bookmarkStart w:id="40" w:name="_Toc241670620"/>
+      <w:bookmarkStart w:id="40" w:name="_Toc241692161"/>
       <w:r>
         <w:lastRenderedPageBreak/>
         <w:t>Elementos</w:t>
@@ -33097,7 +33117,7 @@
           <w:noProof/>
         </w:rPr>
         <w:drawing>
-          <wp:inline distT="0" distB="0" distL="0" distR="0" wp14:anchorId="657E9E2F" wp14:editId="45875C39">
+          <wp:inline distT="0" distB="0" distL="0" distR="0" wp14:anchorId="5A90201E" wp14:editId="662D0FD0">
             <wp:extent cx="5715000" cy="3571875"/>
             <wp:effectExtent l="0" t="0" r="0" b="0"/>
             <wp:docPr id="100" name="17-items.png" descr="La página Elementos de una carpeta elegida, con las columnas Tipo, Columna, Tipo de datos y Agregación." title="La página Elementos de una carpeta elegida, con las columnas Tipo, Columna, Tipo de datos y Agregación."/>
@@ -35044,7 +35064,7 @@
         </w:rPr>
         <w:lastRenderedPageBreak/>
         <w:drawing>
-          <wp:inline distT="0" distB="0" distL="0" distR="0" wp14:anchorId="74E9C6CD" wp14:editId="477CAD58">
+          <wp:inline distT="0" distB="0" distL="0" distR="0" wp14:anchorId="69C4947F" wp14:editId="3581C898">
             <wp:extent cx="5715000" cy="3571875"/>
             <wp:effectExtent l="0" t="0" r="0" b="0"/>
             <wp:docPr id="101" name="19-items-type-open.png" descr="El cuadro Nuevo elemento con la lista Tipo de elemento abierta, mostrando los tipos de elemento." title="El cuadro Nuevo elemento con la lista Tipo de elemento abierta, mostrando los tipos de elemento."/>
@@ -35097,7 +35117,7 @@
         <w:pStyle w:val="Ttulo1"/>
         <w:pageBreakBefore/>
       </w:pPr>
-      <w:bookmarkStart w:id="41" w:name="_Toc241670621"/>
+      <w:bookmarkStart w:id="41" w:name="_Toc241692162"/>
       <w:r>
         <w:lastRenderedPageBreak/>
         <w:t>Combinaciones</w:t>
@@ -35130,7 +35150,7 @@
           <w:noProof/>
         </w:rPr>
         <w:drawing>
-          <wp:inline distT="0" distB="0" distL="0" distR="0" wp14:anchorId="1512E103" wp14:editId="104EF3FA">
+          <wp:inline distT="0" distB="0" distL="0" distR="0" wp14:anchorId="4EF93DBE" wp14:editId="4AC289A6">
             <wp:extent cx="5715000" cy="3571875"/>
             <wp:effectExtent l="0" t="0" r="0" b="0"/>
             <wp:docPr id="102" name="20-joins.png" descr="La página Combinaciones, con combinaciones formadas por varios pares de columnas." title="La página Combinaciones, con combinaciones formadas por varios pares de columnas."/>
@@ -36786,7 +36806,7 @@
         </w:rPr>
         <w:lastRenderedPageBreak/>
         <w:drawing>
-          <wp:inline distT="0" distB="0" distL="0" distR="0" wp14:anchorId="3FF28707" wp14:editId="5632DCC7">
+          <wp:inline distT="0" distB="0" distL="0" distR="0" wp14:anchorId="2427872A" wp14:editId="1B791247">
             <wp:extent cx="5715000" cy="3571875"/>
             <wp:effectExtent l="0" t="0" r="0" b="0"/>
             <wp:docPr id="103" name="23-joins-select-open.png" descr="El cuadro Nueva combinación con una lista desplegable abierta." title="El cuadro Nueva combinación con una lista desplegable abierta."/>
@@ -36956,7 +36976,7 @@
         <w:pStyle w:val="Ttulo1"/>
         <w:pageBreakBefore/>
       </w:pPr>
-      <w:bookmarkStart w:id="42" w:name="_Toc241670622"/>
+      <w:bookmarkStart w:id="42" w:name="_Toc241692163"/>
       <w:r>
         <w:lastRenderedPageBreak/>
         <w:t>Jerarquías</w:t>
@@ -36989,7 +37009,7 @@
           <w:noProof/>
         </w:rPr>
         <w:drawing>
-          <wp:inline distT="0" distB="0" distL="0" distR="0" wp14:anchorId="784C91D6" wp14:editId="2C83ACE3">
+          <wp:inline distT="0" distB="0" distL="0" distR="0" wp14:anchorId="0EBEF43B" wp14:editId="4EAC2505">
             <wp:extent cx="5715000" cy="3571875"/>
             <wp:effectExtent l="0" t="0" r="0" b="0"/>
             <wp:docPr id="104" name="24-hierarchies.png" descr="La página Jerarquías con la tabla que muestra el número de niveles." title="La página Jerarquías con la tabla que muestra el número de niveles."/>
@@ -38049,7 +38069,7 @@
           <w:noProof/>
         </w:rPr>
         <w:drawing>
-          <wp:inline distT="0" distB="0" distL="0" distR="0" wp14:anchorId="528C5AE7" wp14:editId="6D8832F9">
+          <wp:inline distT="0" distB="0" distL="0" distR="0" wp14:anchorId="3D150363" wp14:editId="6A2FCD3F">
             <wp:extent cx="4362450" cy="2762250"/>
             <wp:effectExtent l="0" t="0" r="0" b="0"/>
             <wp:docPr id="105" name="26-hierarchies-level-added.png" descr="El cuadro Nueva jerarquía tras agregar un nivel, con los selectores de carpeta y elemento." title="El cuadro Nueva jerarquía tras agregar un nivel, con los selectores de carpeta y elemento."/>
@@ -38102,7 +38122,7 @@
         <w:pStyle w:val="Ttulo1"/>
         <w:pageBreakBefore/>
       </w:pPr>
-      <w:bookmarkStart w:id="43" w:name="_Toc241670623"/>
+      <w:bookmarkStart w:id="43" w:name="_Toc241692164"/>
       <w:r>
         <w:lastRenderedPageBreak/>
         <w:t>Funciones personalizadas</w:t>
@@ -38135,7 +38155,7 @@
           <w:noProof/>
         </w:rPr>
         <w:drawing>
-          <wp:inline distT="0" distB="0" distL="0" distR="0" wp14:anchorId="1D18593E" wp14:editId="4A2470D2">
+          <wp:inline distT="0" distB="0" distL="0" distR="0" wp14:anchorId="46E1D363" wp14:editId="60774D36">
             <wp:extent cx="5715000" cy="3571875"/>
             <wp:effectExtent l="0" t="0" r="0" b="0"/>
             <wp:docPr id="106" name="27-custom-functions.png" descr="La página Funciones personalizadas con el cuadro de filtro, Actualizar todo, Nueva función y la tabla de funciones." title="La página Funciones personalizadas con el cuadro de filtro, Actualizar todo, Nueva función y la tabla de funciones."/>
@@ -38859,7 +38879,7 @@
       <w:pPr>
         <w:pStyle w:val="Ttulo2"/>
       </w:pPr>
-      <w:bookmarkStart w:id="44" w:name="_Toc241670624"/>
+      <w:bookmarkStart w:id="44" w:name="_Toc241692165"/>
       <w:r>
         <w:t>El formulario de la función</w:t>
       </w:r>
@@ -39829,7 +39849,7 @@
         </w:rPr>
         <w:lastRenderedPageBreak/>
         <w:drawing>
-          <wp:inline distT="0" distB="0" distL="0" distR="0" wp14:anchorId="73090533" wp14:editId="3C19585C">
+          <wp:inline distT="0" distB="0" distL="0" distR="0" wp14:anchorId="5BD9FF0F" wp14:editId="551AD89C">
             <wp:extent cx="4076700" cy="5905500"/>
             <wp:effectExtent l="0" t="0" r="0" b="0"/>
             <wp:docPr id="107" name="29-custom-functions-search-results.png" descr="El cuadro Nueva función personalizada con las funciones de la base de datos que coinciden con la búsqueda." title="El cuadro Nueva función personalizada con las funciones de la base de datos que coinciden con la búsqueda."/>
@@ -39882,7 +39902,7 @@
         <w:pStyle w:val="Ttulo1"/>
         <w:pageBreakBefore/>
       </w:pPr>
-      <w:bookmarkStart w:id="45" w:name="_Toc241670625"/>
+      <w:bookmarkStart w:id="45" w:name="_Toc241692166"/>
       <w:r>
         <w:lastRenderedPageBreak/>
         <w:t>Orígenes de datos</w:t>
@@ -39915,7 +39935,7 @@
           <w:noProof/>
         </w:rPr>
         <w:drawing>
-          <wp:inline distT="0" distB="0" distL="0" distR="0" wp14:anchorId="335F8B61" wp14:editId="7372C66D">
+          <wp:inline distT="0" distB="0" distL="0" distR="0" wp14:anchorId="01F4C3AC" wp14:editId="26035FA6">
             <wp:extent cx="5715000" cy="3571875"/>
             <wp:effectExtent l="0" t="0" r="0" b="0"/>
             <wp:docPr id="108" name="30-data-sources.png" descr="La página Orígenes de datos con una tabla de conexiones y cinco iconos de fila." title="La página Orígenes de datos con una tabla de conexiones y cinco iconos de fila."/>
@@ -41295,7 +41315,7 @@
       <w:pPr>
         <w:pStyle w:val="Ttulo2"/>
       </w:pPr>
-      <w:bookmarkStart w:id="46" w:name="_Toc241670626"/>
+      <w:bookmarkStart w:id="46" w:name="_Toc241692167"/>
       <w:r>
         <w:t>Importar tablas</w:t>
       </w:r>
@@ -41458,7 +41478,7 @@
         </w:rPr>
         <w:lastRenderedPageBreak/>
         <w:drawing>
-          <wp:inline distT="0" distB="0" distL="0" distR="0" wp14:anchorId="15333AA9" wp14:editId="695E30FF">
+          <wp:inline distT="0" distB="0" distL="0" distR="0" wp14:anchorId="6A7925B1" wp14:editId="44A7E598">
             <wp:extent cx="3324225" cy="2286000"/>
             <wp:effectExtent l="0" t="0" r="0" b="0"/>
             <wp:docPr id="109" name="34-data-sources-import-dialog.png" descr="El cuadro Importar tablas con el botón Descubrir tablas, antes de encontrar ninguna tabla." title="El cuadro Importar tablas con el botón Descubrir tablas, antes de encontrar ninguna tabla."/>
@@ -41511,7 +41531,7 @@
         <w:pStyle w:val="Ttulo1"/>
         <w:pageBreakBefore/>
       </w:pPr>
-      <w:bookmarkStart w:id="47" w:name="_Toc241670627"/>
+      <w:bookmarkStart w:id="47" w:name="_Toc241692168"/>
       <w:r>
         <w:lastRenderedPageBreak/>
         <w:t>Usuarios</w:t>
@@ -41541,7 +41561,7 @@
           <w:noProof/>
         </w:rPr>
         <w:drawing>
-          <wp:inline distT="0" distB="0" distL="0" distR="0" wp14:anchorId="5D8A8B0A" wp14:editId="2704E7C2">
+          <wp:inline distT="0" distB="0" distL="0" distR="0" wp14:anchorId="781FE071" wp14:editId="79F2424A">
             <wp:extent cx="5715000" cy="3571875"/>
             <wp:effectExtent l="0" t="0" r="0" b="0"/>
             <wp:docPr id="110" name="35-users.png" descr="La página Usuarios con los botones Archivo de credenciales y Nuevo usuario y los iconos de fila." title="La página Usuarios con los botones Archivo de credenciales y Nuevo usuario y los iconos de fila."/>
@@ -42240,7 +42260,7 @@
       <w:pPr>
         <w:pStyle w:val="Ttulo2"/>
       </w:pPr>
-      <w:bookmarkStart w:id="48" w:name="_Toc241670628"/>
+      <w:bookmarkStart w:id="48" w:name="_Toc241692169"/>
       <w:r>
         <w:t>Crear o cambiar un usuario</w:t>
       </w:r>
@@ -42835,7 +42855,7 @@
               <w:t>Puede editar</w:t>
             </w:r>
             <w:r>
-              <w:t xml:space="preserve">. Trabaja en áreas de negocio, carpetas, elementos, combinaciones y jerarquías solo donde tiene una concesión. No puede usar </w:t>
+              <w:t xml:space="preserve">. No puede cambiar áreas de negocio, carpetas, elementos, combinaciones ni jerarquías, sea cual sea su concesión. No puede usar </w:t>
             </w:r>
             <w:r>
               <w:rPr>
@@ -43057,7 +43077,7 @@
         </w:rPr>
         <w:lastRenderedPageBreak/>
         <w:drawing>
-          <wp:inline distT="0" distB="0" distL="0" distR="0" wp14:anchorId="023BD140" wp14:editId="4BD73A93">
+          <wp:inline distT="0" distB="0" distL="0" distR="0" wp14:anchorId="5DE5F8CF" wp14:editId="5A86F4A4">
             <wp:extent cx="5715000" cy="3571875"/>
             <wp:effectExtent l="0" t="0" r="0" b="0"/>
             <wp:docPr id="111" name="37-users-role-open.png" descr="El cuadro Nuevo usuario con la lista Rol abierta y cada rol descrito." title="El cuadro Nuevo usuario con la lista Rol abierta y cada rol descrito."/>
@@ -43109,7 +43129,7 @@
       <w:pPr>
         <w:pStyle w:val="Ttulo2"/>
       </w:pPr>
-      <w:bookmarkStart w:id="49" w:name="_Toc241670629"/>
+      <w:bookmarkStart w:id="49" w:name="_Toc241692170"/>
       <w:r>
         <w:t>Desactivar, activar o eliminar</w:t>
       </w:r>
@@ -43201,7 +43221,7 @@
           <w:noProof/>
         </w:rPr>
         <w:drawing>
-          <wp:inline distT="0" distB="0" distL="0" distR="0" wp14:anchorId="1AEEE755" wp14:editId="5A2D6EC3">
+          <wp:inline distT="0" distB="0" distL="0" distR="0" wp14:anchorId="06641072" wp14:editId="47D7A939">
             <wp:extent cx="3324225" cy="1076325"/>
             <wp:effectExtent l="0" t="0" r="0" b="0"/>
             <wp:docPr id="112" name="39-users-deactivate-dialog.png" descr="El cuadro de confirmación que se muestra antes de desactivar a un usuario." title="El cuadro de confirmación que se muestra antes de desactivar a un usuario."/>
@@ -43293,7 +43313,7 @@
       <w:pPr>
         <w:pStyle w:val="Ttulo2"/>
       </w:pPr>
-      <w:bookmarkStart w:id="50" w:name="_Toc241670630"/>
+      <w:bookmarkStart w:id="50" w:name="_Toc241692171"/>
       <w:r>
         <w:t>El archivo de credenciales</w:t>
       </w:r>
@@ -43318,7 +43338,7 @@
       <w:pPr>
         <w:pStyle w:val="Ttulo2"/>
       </w:pPr>
-      <w:bookmarkStart w:id="51" w:name="_Toc241670631"/>
+      <w:bookmarkStart w:id="51" w:name="_Toc241692172"/>
       <w:r>
         <w:lastRenderedPageBreak/>
         <w:t>Mapas que este usuario puede abrir</w:t>
@@ -43361,7 +43381,7 @@
           <w:noProof/>
         </w:rPr>
         <w:drawing>
-          <wp:inline distT="0" distB="0" distL="0" distR="0" wp14:anchorId="1BFF023D" wp14:editId="21059802">
+          <wp:inline distT="0" distB="0" distL="0" distR="0" wp14:anchorId="3783D84F" wp14:editId="580E180E">
             <wp:extent cx="4362450" cy="2190750"/>
             <wp:effectExtent l="0" t="0" r="0" b="0"/>
             <wp:docPr id="113" name="41-users-maps-dialog.png" descr="El cuadro Mapas de un usuario, con insignias de origen y selectores de nivel de acceso compartido." title="El cuadro Mapas de un usuario, con insignias de origen y selectores de nivel de acceso compartido."/>
@@ -44303,7 +44323,7 @@
         <w:pStyle w:val="Ttulo1"/>
         <w:pageBreakBefore/>
       </w:pPr>
-      <w:bookmarkStart w:id="52" w:name="_Toc241670632"/>
+      <w:bookmarkStart w:id="52" w:name="_Toc241692173"/>
       <w:r>
         <w:lastRenderedPageBreak/>
         <w:t>Directivas de seguridad</w:t>
@@ -44366,7 +44386,7 @@
           <w:noProof/>
         </w:rPr>
         <w:drawing>
-          <wp:inline distT="0" distB="0" distL="0" distR="0" wp14:anchorId="6EA540E4" wp14:editId="54B7658F">
+          <wp:inline distT="0" distB="0" distL="0" distR="0" wp14:anchorId="2FBDA442" wp14:editId="19534348">
             <wp:extent cx="5715000" cy="3571875"/>
             <wp:effectExtent l="0" t="0" r="0" b="0"/>
             <wp:docPr id="114" name="43-security.png" descr="La página Directivas de seguridad con los botones Probar y Nueva directiva." title="La página Directivas de seguridad con los botones Probar y Nueva directiva."/>
@@ -44993,7 +45013,7 @@
       <w:pPr>
         <w:pStyle w:val="Ttulo2"/>
       </w:pPr>
-      <w:bookmarkStart w:id="53" w:name="_Toc241670633"/>
+      <w:bookmarkStart w:id="53" w:name="_Toc241692174"/>
       <w:r>
         <w:lastRenderedPageBreak/>
         <w:t>Escribir una directiva</w:t>
@@ -46049,7 +46069,7 @@
         </w:rPr>
         <w:lastRenderedPageBreak/>
         <w:drawing>
-          <wp:inline distT="0" distB="0" distL="0" distR="0" wp14:anchorId="1AC00D2C" wp14:editId="54C60BE1">
+          <wp:inline distT="0" distB="0" distL="0" distR="0" wp14:anchorId="2A48E9B0" wp14:editId="4A39D82F">
             <wp:extent cx="3324225" cy="4676775"/>
             <wp:effectExtent l="0" t="0" r="0" b="0"/>
             <wp:docPr id="115" name="46-security-validate.png" descr="El cuadro Nueva directiva tras pulsar Validar en un predicado." title="El cuadro Nueva directiva tras pulsar Validar en un predicado."/>
@@ -46101,7 +46121,7 @@
       <w:pPr>
         <w:pStyle w:val="Ttulo2"/>
       </w:pPr>
-      <w:bookmarkStart w:id="54" w:name="_Toc241670634"/>
+      <w:bookmarkStart w:id="54" w:name="_Toc241692175"/>
       <w:r>
         <w:t>Asignar una directiva</w:t>
       </w:r>
@@ -46491,7 +46511,7 @@
       <w:pPr>
         <w:pStyle w:val="Ttulo2"/>
       </w:pPr>
-      <w:bookmarkStart w:id="55" w:name="_Toc241670635"/>
+      <w:bookmarkStart w:id="55" w:name="_Toc241692176"/>
       <w:r>
         <w:lastRenderedPageBreak/>
         <w:t>Probar una directiva</w:t>
@@ -46566,7 +46586,7 @@
         <w:pStyle w:val="Ttulo1"/>
         <w:pageBreakBefore/>
       </w:pPr>
-      <w:bookmarkStart w:id="56" w:name="_Toc241670636"/>
+      <w:bookmarkStart w:id="56" w:name="_Toc241692177"/>
       <w:r>
         <w:lastRenderedPageBreak/>
         <w:t>Registro de auditoría</w:t>
@@ -46599,7 +46619,7 @@
           <w:noProof/>
         </w:rPr>
         <w:drawing>
-          <wp:inline distT="0" distB="0" distL="0" distR="0" wp14:anchorId="4CC287BC" wp14:editId="5DDE1EB2">
+          <wp:inline distT="0" distB="0" distL="0" distR="0" wp14:anchorId="28275559" wp14:editId="0801FBBF">
             <wp:extent cx="5715000" cy="3571875"/>
             <wp:effectExtent l="0" t="0" r="0" b="0"/>
             <wp:docPr id="116" name="47-audit.png" descr="La página Registro de auditoría con el botón de exportación, las tarjetas de estadísticas, el gráfico diario y los filtros." title="La página Registro de auditoría con el botón de exportación, las tarjetas de estadísticas, el gráfico diario y los filtros."/>
@@ -47460,7 +47480,7 @@
         <w:pStyle w:val="Ttulo1"/>
         <w:pageBreakBefore/>
       </w:pPr>
-      <w:bookmarkStart w:id="57" w:name="_Toc241670637"/>
+      <w:bookmarkStart w:id="57" w:name="_Toc241692178"/>
       <w:r>
         <w:lastRenderedPageBreak/>
         <w:t>Migración</w:t>
@@ -47543,7 +47563,7 @@
           <w:noProof/>
         </w:rPr>
         <w:drawing>
-          <wp:inline distT="0" distB="0" distL="0" distR="0" wp14:anchorId="2D4C85FB" wp14:editId="6BBCB690">
+          <wp:inline distT="0" distB="0" distL="0" distR="0" wp14:anchorId="4F237BA5" wp14:editId="1F4B37B2">
             <wp:extent cx="5715000" cy="3571875"/>
             <wp:effectExtent l="0" t="0" r="0" b="0"/>
             <wp:docPr id="117" name="50-migration.png" descr="La página Migración con la tarjeta de origen, sus botones y el texto de ayuda." title="La página Migración con la tarjeta de origen, sus botones y el texto de ayuda."/>
@@ -47620,7 +47640,7 @@
       <w:pPr>
         <w:pStyle w:val="Ttulo2"/>
       </w:pPr>
-      <w:bookmarkStart w:id="58" w:name="_Toc241670638"/>
+      <w:bookmarkStart w:id="58" w:name="_Toc241692179"/>
       <w:r>
         <w:t>Elegir el origen</w:t>
       </w:r>
@@ -48741,7 +48761,7 @@
       <w:pPr>
         <w:pStyle w:val="Ttulo2"/>
       </w:pPr>
-      <w:bookmarkStart w:id="59" w:name="_Toc241670639"/>
+      <w:bookmarkStart w:id="59" w:name="_Toc241692180"/>
       <w:r>
         <w:t>Qué hace cada acción</w:t>
       </w:r>
@@ -49142,7 +49162,7 @@
       <w:pPr>
         <w:pStyle w:val="Ttulo2"/>
       </w:pPr>
-      <w:bookmarkStart w:id="60" w:name="_Toc241670640"/>
+      <w:bookmarkStart w:id="60" w:name="_Toc241692181"/>
       <w:r>
         <w:t>Hacer una migración con seguridad</w:t>
       </w:r>
@@ -49384,7 +49404,7 @@
         <w:pStyle w:val="Ttulo1"/>
         <w:pageBreakBefore/>
       </w:pPr>
-      <w:bookmarkStart w:id="61" w:name="_Toc241670641"/>
+      <w:bookmarkStart w:id="61" w:name="_Toc241692182"/>
       <w:r>
         <w:lastRenderedPageBreak/>
         <w:t>Preguntas frecuentes</w:t>
@@ -49675,7 +49695,7 @@
       <w:pPr>
         <w:pStyle w:val="Ttulo2"/>
       </w:pPr>
-      <w:bookmarkStart w:id="62" w:name="_Toc241670642"/>
+      <w:bookmarkStart w:id="62" w:name="_Toc241692183"/>
       <w:r>
         <w:t>Glosario</w:t>
       </w:r>
@@ -51009,10 +51029,300 @@
 <file path=word/numbering.xml><?xml version="1.0" encoding="utf-8"?>
 <w:numbering xmlns:wpc="http://schemas.microsoft.com/office/word/2010/wordprocessingCanvas" xmlns:cx="http://schemas.microsoft.com/office/drawing/2014/chartex" xmlns:cx1="http://schemas.microsoft.com/office/drawing/2015/9/8/chartex" xmlns:cx2="http://schemas.microsoft.com/office/drawing/2015/10/21/chartex" xmlns:cx3="http://schemas.microsoft.com/office/drawing/2016/5/9/chartex" xmlns:cx4="http://schemas.microsoft.com/office/drawing/2016/5/10/chartex" xmlns:cx5="http://schemas.microsoft.com/office/drawing/2016/5/11/chartex" xmlns:cx6="http://schemas.microsoft.com/office/drawing/2016/5/12/chartex" xmlns:cx7="http://schemas.microsoft.com/office/drawing/2016/5/13/chartex" xmlns:cx8="http://schemas.microsoft.com/office/drawing/2016/5/14/chartex" xmlns:mc="http://schemas.openxmlformats.org/markup-compatibility/2006" xmlns:aink="http://schemas.microsoft.com/office/drawing/2016/ink" xmlns:am3d="http://schemas.microsoft.com/office/drawing/2017/model3d" xmlns:o="urn:schemas-microsoft-com:office:office" xmlns:oel="http://schemas.microsoft.com/office/2019/extlst" xmlns:r="http://schemas.openxmlformats.org/officeDocument/2006/relationships" xmlns:m="http://schemas.openxmlformats.org/officeDocument/2006/math" xmlns:v="urn:schemas-microsoft-com:vml" xmlns:wp14="http://schemas.microsoft.com/office/word/2010/wordprocessingDrawing" xmlns:wp="http://schemas.openxmlformats.org/drawingml/2006/wordprocessingDrawing" xmlns:w10="urn:schemas-microsoft-com:office:word" xmlns:w="http://schemas.openxmlformats.org/wordprocessingml/2006/main" xmlns:w14="http://schemas.microsoft.com/office/word/2010/wordml" xmlns:w15="http://schemas.microsoft.com/office/word/2012/wordml" xmlns:w16cex="http://schemas.microsoft.com/office/word/2018/wordml/cex" xmlns:w16cid="http://schemas.microsoft.com/office/word/2016/wordml/cid" xmlns:w16="http://schemas.microsoft.com/office/word/2018/wordml" xmlns:w16sdtdh="http://schemas.microsoft.com/office/word/2020/wordml/sdtdatahash" xmlns:w16se="http://schemas.microsoft.com/office/word/2015/wordml/symex" xmlns:wpg="http://schemas.microsoft.com/office/word/2010/wordprocessingGroup" xmlns:wpi="http://schemas.microsoft.com/office/word/2010/wordprocessingInk" xmlns:wne="http://schemas.microsoft.com/office/word/2006/wordml" xmlns:wps="http://schemas.microsoft.com/office/word/2010/wordprocessingShape" mc:Ignorable="w14 w15 w16se w16cid w16 w16cex w16sdtdh wp14">
   <w:abstractNum w:abstractNumId="0" w15:restartNumberingAfterBreak="0">
-    <w:nsid w:val="0D441C62"/>
+    <w:nsid w:val="0724155C"/>
     <w:multiLevelType w:val="hybridMultilevel"/>
-    <w:tmpl w:val="160AEF3E"/>
-    <w:lvl w:ilvl="0" w:tplc="D4DA3F66" w:tentative="1">
+    <w:tmpl w:val="5D527912"/>
+    <w:lvl w:ilvl="0" w:tplc="04B864E2">
+      <w:start w:val="1"/>
+      <w:numFmt w:val="decimal"/>
+      <w:lvlText w:val="%1."/>
+      <w:lvlJc w:val="left"/>
+      <w:pPr>
+        <w:ind w:left="360" w:hanging="300"/>
+      </w:pPr>
+    </w:lvl>
+    <w:lvl w:ilvl="1" w:tplc="AE1291F2" w:tentative="1">
+      <w:start w:val="1"/>
+      <w:numFmt w:val="lowerLetter"/>
+      <w:lvlText w:val="%2."/>
+      <w:lvlJc w:val="left"/>
+      <w:pPr>
+        <w:ind w:left="720" w:hanging="300"/>
+      </w:pPr>
+    </w:lvl>
+    <w:lvl w:ilvl="2" w:tplc="6CA6AEF6">
+      <w:numFmt w:val="decimal"/>
+      <w:lvlText w:val=""/>
+      <w:lvlJc w:val="left"/>
+    </w:lvl>
+    <w:lvl w:ilvl="3" w:tplc="94FE5122">
+      <w:numFmt w:val="decimal"/>
+      <w:lvlText w:val=""/>
+      <w:lvlJc w:val="left"/>
+    </w:lvl>
+    <w:lvl w:ilvl="4" w:tplc="FAB0D93E">
+      <w:numFmt w:val="decimal"/>
+      <w:lvlText w:val=""/>
+      <w:lvlJc w:val="left"/>
+    </w:lvl>
+    <w:lvl w:ilvl="5" w:tplc="D124FE18">
+      <w:numFmt w:val="decimal"/>
+      <w:lvlText w:val=""/>
+      <w:lvlJc w:val="left"/>
+    </w:lvl>
+    <w:lvl w:ilvl="6" w:tplc="85F2FAA0">
+      <w:numFmt w:val="decimal"/>
+      <w:lvlText w:val=""/>
+      <w:lvlJc w:val="left"/>
+    </w:lvl>
+    <w:lvl w:ilvl="7" w:tplc="88E07218">
+      <w:numFmt w:val="decimal"/>
+      <w:lvlText w:val=""/>
+      <w:lvlJc w:val="left"/>
+    </w:lvl>
+    <w:lvl w:ilvl="8" w:tplc="6F545EE0">
+      <w:numFmt w:val="decimal"/>
+      <w:lvlText w:val=""/>
+      <w:lvlJc w:val="left"/>
+    </w:lvl>
+  </w:abstractNum>
+  <w:abstractNum w:abstractNumId="1" w15:restartNumberingAfterBreak="0">
+    <w:nsid w:val="1292198F"/>
+    <w:multiLevelType w:val="hybridMultilevel"/>
+    <w:tmpl w:val="5448C400"/>
+    <w:lvl w:ilvl="0" w:tplc="B98830A2">
+      <w:start w:val="1"/>
+      <w:numFmt w:val="decimal"/>
+      <w:lvlText w:val="%1."/>
+      <w:lvlJc w:val="left"/>
+      <w:pPr>
+        <w:ind w:left="360" w:hanging="300"/>
+      </w:pPr>
+    </w:lvl>
+    <w:lvl w:ilvl="1" w:tplc="46687C96" w:tentative="1">
+      <w:start w:val="1"/>
+      <w:numFmt w:val="lowerLetter"/>
+      <w:lvlText w:val="%2."/>
+      <w:lvlJc w:val="left"/>
+      <w:pPr>
+        <w:ind w:left="720" w:hanging="300"/>
+      </w:pPr>
+    </w:lvl>
+    <w:lvl w:ilvl="2" w:tplc="19E0F6AA">
+      <w:numFmt w:val="decimal"/>
+      <w:lvlText w:val=""/>
+      <w:lvlJc w:val="left"/>
+    </w:lvl>
+    <w:lvl w:ilvl="3" w:tplc="65480FFE">
+      <w:numFmt w:val="decimal"/>
+      <w:lvlText w:val=""/>
+      <w:lvlJc w:val="left"/>
+    </w:lvl>
+    <w:lvl w:ilvl="4" w:tplc="FA262BF2">
+      <w:numFmt w:val="decimal"/>
+      <w:lvlText w:val=""/>
+      <w:lvlJc w:val="left"/>
+    </w:lvl>
+    <w:lvl w:ilvl="5" w:tplc="2800DE80">
+      <w:numFmt w:val="decimal"/>
+      <w:lvlText w:val=""/>
+      <w:lvlJc w:val="left"/>
+    </w:lvl>
+    <w:lvl w:ilvl="6" w:tplc="77EAD4AA">
+      <w:numFmt w:val="decimal"/>
+      <w:lvlText w:val=""/>
+      <w:lvlJc w:val="left"/>
+    </w:lvl>
+    <w:lvl w:ilvl="7" w:tplc="1DB0634A">
+      <w:numFmt w:val="decimal"/>
+      <w:lvlText w:val=""/>
+      <w:lvlJc w:val="left"/>
+    </w:lvl>
+    <w:lvl w:ilvl="8" w:tplc="738A0AF8">
+      <w:numFmt w:val="decimal"/>
+      <w:lvlText w:val=""/>
+      <w:lvlJc w:val="left"/>
+    </w:lvl>
+  </w:abstractNum>
+  <w:abstractNum w:abstractNumId="2" w15:restartNumberingAfterBreak="0">
+    <w:nsid w:val="37F4564E"/>
+    <w:multiLevelType w:val="hybridMultilevel"/>
+    <w:tmpl w:val="5CDA9D0A"/>
+    <w:lvl w:ilvl="0" w:tplc="FC98D50A">
+      <w:start w:val="1"/>
+      <w:numFmt w:val="decimal"/>
+      <w:lvlText w:val="%1."/>
+      <w:lvlJc w:val="left"/>
+      <w:pPr>
+        <w:ind w:left="360" w:hanging="300"/>
+      </w:pPr>
+    </w:lvl>
+    <w:lvl w:ilvl="1" w:tplc="6B6466BE" w:tentative="1">
+      <w:start w:val="1"/>
+      <w:numFmt w:val="lowerLetter"/>
+      <w:lvlText w:val="%2."/>
+      <w:lvlJc w:val="left"/>
+      <w:pPr>
+        <w:ind w:left="720" w:hanging="300"/>
+      </w:pPr>
+    </w:lvl>
+    <w:lvl w:ilvl="2" w:tplc="0E52D2AE">
+      <w:numFmt w:val="decimal"/>
+      <w:lvlText w:val=""/>
+      <w:lvlJc w:val="left"/>
+    </w:lvl>
+    <w:lvl w:ilvl="3" w:tplc="DE2E3A56">
+      <w:numFmt w:val="decimal"/>
+      <w:lvlText w:val=""/>
+      <w:lvlJc w:val="left"/>
+    </w:lvl>
+    <w:lvl w:ilvl="4" w:tplc="4B4278BE">
+      <w:numFmt w:val="decimal"/>
+      <w:lvlText w:val=""/>
+      <w:lvlJc w:val="left"/>
+    </w:lvl>
+    <w:lvl w:ilvl="5" w:tplc="7D908448">
+      <w:numFmt w:val="decimal"/>
+      <w:lvlText w:val=""/>
+      <w:lvlJc w:val="left"/>
+    </w:lvl>
+    <w:lvl w:ilvl="6" w:tplc="58A04AF0">
+      <w:numFmt w:val="decimal"/>
+      <w:lvlText w:val=""/>
+      <w:lvlJc w:val="left"/>
+    </w:lvl>
+    <w:lvl w:ilvl="7" w:tplc="59B61B5C">
+      <w:numFmt w:val="decimal"/>
+      <w:lvlText w:val=""/>
+      <w:lvlJc w:val="left"/>
+    </w:lvl>
+    <w:lvl w:ilvl="8" w:tplc="10C6EF8C">
+      <w:numFmt w:val="decimal"/>
+      <w:lvlText w:val=""/>
+      <w:lvlJc w:val="left"/>
+    </w:lvl>
+  </w:abstractNum>
+  <w:abstractNum w:abstractNumId="3" w15:restartNumberingAfterBreak="0">
+    <w:nsid w:val="3A114B93"/>
+    <w:multiLevelType w:val="hybridMultilevel"/>
+    <w:tmpl w:val="2DC64B0C"/>
+    <w:lvl w:ilvl="0" w:tplc="8D383C68">
+      <w:start w:val="1"/>
+      <w:numFmt w:val="decimal"/>
+      <w:lvlText w:val="%1."/>
+      <w:lvlJc w:val="left"/>
+      <w:pPr>
+        <w:ind w:left="360" w:hanging="300"/>
+      </w:pPr>
+    </w:lvl>
+    <w:lvl w:ilvl="1" w:tplc="C9C06048" w:tentative="1">
+      <w:start w:val="1"/>
+      <w:numFmt w:val="lowerLetter"/>
+      <w:lvlText w:val="%2."/>
+      <w:lvlJc w:val="left"/>
+      <w:pPr>
+        <w:ind w:left="720" w:hanging="300"/>
+      </w:pPr>
+    </w:lvl>
+    <w:lvl w:ilvl="2" w:tplc="0B728C60">
+      <w:numFmt w:val="decimal"/>
+      <w:lvlText w:val=""/>
+      <w:lvlJc w:val="left"/>
+    </w:lvl>
+    <w:lvl w:ilvl="3" w:tplc="AAFE68D2">
+      <w:numFmt w:val="decimal"/>
+      <w:lvlText w:val=""/>
+      <w:lvlJc w:val="left"/>
+    </w:lvl>
+    <w:lvl w:ilvl="4" w:tplc="9F8E8F4A">
+      <w:numFmt w:val="decimal"/>
+      <w:lvlText w:val=""/>
+      <w:lvlJc w:val="left"/>
+    </w:lvl>
+    <w:lvl w:ilvl="5" w:tplc="88E2DADE">
+      <w:numFmt w:val="decimal"/>
+      <w:lvlText w:val=""/>
+      <w:lvlJc w:val="left"/>
+    </w:lvl>
+    <w:lvl w:ilvl="6" w:tplc="1402F90C">
+      <w:numFmt w:val="decimal"/>
+      <w:lvlText w:val=""/>
+      <w:lvlJc w:val="left"/>
+    </w:lvl>
+    <w:lvl w:ilvl="7" w:tplc="07885636">
+      <w:numFmt w:val="decimal"/>
+      <w:lvlText w:val=""/>
+      <w:lvlJc w:val="left"/>
+    </w:lvl>
+    <w:lvl w:ilvl="8" w:tplc="D818CDA8">
+      <w:numFmt w:val="decimal"/>
+      <w:lvlText w:val=""/>
+      <w:lvlJc w:val="left"/>
+    </w:lvl>
+  </w:abstractNum>
+  <w:abstractNum w:abstractNumId="4" w15:restartNumberingAfterBreak="0">
+    <w:nsid w:val="3ECE355A"/>
+    <w:multiLevelType w:val="hybridMultilevel"/>
+    <w:tmpl w:val="0590B068"/>
+    <w:lvl w:ilvl="0" w:tplc="35161A50">
+      <w:start w:val="1"/>
+      <w:numFmt w:val="decimal"/>
+      <w:lvlText w:val="%1."/>
+      <w:lvlJc w:val="left"/>
+      <w:pPr>
+        <w:ind w:left="360" w:hanging="300"/>
+      </w:pPr>
+    </w:lvl>
+    <w:lvl w:ilvl="1" w:tplc="BA340648" w:tentative="1">
+      <w:start w:val="1"/>
+      <w:numFmt w:val="lowerLetter"/>
+      <w:lvlText w:val="%2."/>
+      <w:lvlJc w:val="left"/>
+      <w:pPr>
+        <w:ind w:left="720" w:hanging="300"/>
+      </w:pPr>
+    </w:lvl>
+    <w:lvl w:ilvl="2" w:tplc="4E044CB8">
+      <w:numFmt w:val="decimal"/>
+      <w:lvlText w:val=""/>
+      <w:lvlJc w:val="left"/>
+    </w:lvl>
+    <w:lvl w:ilvl="3" w:tplc="A3265982">
+      <w:numFmt w:val="decimal"/>
+      <w:lvlText w:val=""/>
+      <w:lvlJc w:val="left"/>
+    </w:lvl>
+    <w:lvl w:ilvl="4" w:tplc="3020A9DA">
+      <w:numFmt w:val="decimal"/>
+      <w:lvlText w:val=""/>
+      <w:lvlJc w:val="left"/>
+    </w:lvl>
+    <w:lvl w:ilvl="5" w:tplc="C4E41878">
+      <w:numFmt w:val="decimal"/>
+      <w:lvlText w:val=""/>
+      <w:lvlJc w:val="left"/>
+    </w:lvl>
+    <w:lvl w:ilvl="6" w:tplc="234802C4">
+      <w:numFmt w:val="decimal"/>
+      <w:lvlText w:val=""/>
+      <w:lvlJc w:val="left"/>
+    </w:lvl>
+    <w:lvl w:ilvl="7" w:tplc="73F4DDCC">
+      <w:numFmt w:val="decimal"/>
+      <w:lvlText w:val=""/>
+      <w:lvlJc w:val="left"/>
+    </w:lvl>
+    <w:lvl w:ilvl="8" w:tplc="9AC03D9A">
+      <w:numFmt w:val="decimal"/>
+      <w:lvlText w:val=""/>
+      <w:lvlJc w:val="left"/>
+    </w:lvl>
+  </w:abstractNum>
+  <w:abstractNum w:abstractNumId="5" w15:restartNumberingAfterBreak="0">
+    <w:nsid w:val="3F5D2397"/>
+    <w:multiLevelType w:val="hybridMultilevel"/>
+    <w:tmpl w:val="03424678"/>
+    <w:lvl w:ilvl="0" w:tplc="FE128BD2" w:tentative="1">
       <w:start w:val="1"/>
       <w:numFmt w:val="bullet"/>
       <w:lvlText w:val="●"/>
@@ -51021,7 +51331,7 @@
         <w:ind w:left="720" w:hanging="360"/>
       </w:pPr>
     </w:lvl>
-    <w:lvl w:ilvl="1" w:tplc="80AA7E4C" w:tentative="1">
+    <w:lvl w:ilvl="1" w:tplc="60449A0C" w:tentative="1">
       <w:start w:val="1"/>
       <w:numFmt w:val="bullet"/>
       <w:lvlText w:val="○"/>
@@ -51030,7 +51340,7 @@
         <w:ind w:left="1440" w:hanging="360"/>
       </w:pPr>
     </w:lvl>
-    <w:lvl w:ilvl="2" w:tplc="CFD6BBDC" w:tentative="1">
+    <w:lvl w:ilvl="2" w:tplc="58DC5F80" w:tentative="1">
       <w:start w:val="1"/>
       <w:numFmt w:val="bullet"/>
       <w:lvlText w:val="■"/>
@@ -51039,7 +51349,7 @@
         <w:ind w:left="2160" w:hanging="360"/>
       </w:pPr>
     </w:lvl>
-    <w:lvl w:ilvl="3" w:tplc="6CD8FD62" w:tentative="1">
+    <w:lvl w:ilvl="3" w:tplc="121CFC8E" w:tentative="1">
       <w:start w:val="1"/>
       <w:numFmt w:val="bullet"/>
       <w:lvlText w:val="●"/>
@@ -51048,7 +51358,7 @@
         <w:ind w:left="2880" w:hanging="360"/>
       </w:pPr>
     </w:lvl>
-    <w:lvl w:ilvl="4" w:tplc="2D7E9132" w:tentative="1">
+    <w:lvl w:ilvl="4" w:tplc="55B69FCA" w:tentative="1">
       <w:start w:val="1"/>
       <w:numFmt w:val="bullet"/>
       <w:lvlText w:val="○"/>
@@ -51057,7 +51367,7 @@
         <w:ind w:left="3600" w:hanging="360"/>
       </w:pPr>
     </w:lvl>
-    <w:lvl w:ilvl="5" w:tplc="C1E4CA60" w:tentative="1">
+    <w:lvl w:ilvl="5" w:tplc="87C28DC2" w:tentative="1">
       <w:start w:val="1"/>
       <w:numFmt w:val="bullet"/>
       <w:lvlText w:val="■"/>
@@ -51066,7 +51376,7 @@
         <w:ind w:left="4320" w:hanging="360"/>
       </w:pPr>
     </w:lvl>
-    <w:lvl w:ilvl="6" w:tplc="66FEA65C" w:tentative="1">
+    <w:lvl w:ilvl="6" w:tplc="C066AF5A" w:tentative="1">
       <w:start w:val="1"/>
       <w:numFmt w:val="bullet"/>
       <w:lvlText w:val="●"/>
@@ -51075,7 +51385,7 @@
         <w:ind w:left="5040" w:hanging="360"/>
       </w:pPr>
     </w:lvl>
-    <w:lvl w:ilvl="7" w:tplc="C31202AA" w:tentative="1">
+    <w:lvl w:ilvl="7" w:tplc="7E3AEC6E" w:tentative="1">
       <w:start w:val="1"/>
       <w:numFmt w:val="bullet"/>
       <w:lvlText w:val="●"/>
@@ -51084,7 +51394,7 @@
         <w:ind w:left="5760" w:hanging="360"/>
       </w:pPr>
     </w:lvl>
-    <w:lvl w:ilvl="8" w:tplc="AF40AC24" w:tentative="1">
+    <w:lvl w:ilvl="8" w:tplc="DD58F9E4" w:tentative="1">
       <w:start w:val="1"/>
       <w:numFmt w:val="bullet"/>
       <w:lvlText w:val="●"/>
@@ -51094,11 +51404,11 @@
       </w:pPr>
     </w:lvl>
   </w:abstractNum>
-  <w:abstractNum w:abstractNumId="1" w15:restartNumberingAfterBreak="0">
-    <w:nsid w:val="18065EAD"/>
+  <w:abstractNum w:abstractNumId="6" w15:restartNumberingAfterBreak="0">
+    <w:nsid w:val="404D128F"/>
     <w:multiLevelType w:val="hybridMultilevel"/>
-    <w:tmpl w:val="9FF05514"/>
-    <w:lvl w:ilvl="0" w:tplc="6058A694">
+    <w:tmpl w:val="6C1C0C7A"/>
+    <w:lvl w:ilvl="0" w:tplc="DF289236">
       <w:start w:val="1"/>
       <w:numFmt w:val="decimal"/>
       <w:lvlText w:val="%1."/>
@@ -51107,7 +51417,7 @@
         <w:ind w:left="360" w:hanging="300"/>
       </w:pPr>
     </w:lvl>
-    <w:lvl w:ilvl="1" w:tplc="245675A8" w:tentative="1">
+    <w:lvl w:ilvl="1" w:tplc="B762AF0E" w:tentative="1">
       <w:start w:val="1"/>
       <w:numFmt w:val="lowerLetter"/>
       <w:lvlText w:val="%2."/>
@@ -51116,47 +51426,47 @@
         <w:ind w:left="720" w:hanging="300"/>
       </w:pPr>
     </w:lvl>
-    <w:lvl w:ilvl="2" w:tplc="2D38428A">
+    <w:lvl w:ilvl="2" w:tplc="44F6280A">
       <w:numFmt w:val="decimal"/>
       <w:lvlText w:val=""/>
       <w:lvlJc w:val="left"/>
     </w:lvl>
-    <w:lvl w:ilvl="3" w:tplc="3642CDA4">
+    <w:lvl w:ilvl="3" w:tplc="7206D58E">
       <w:numFmt w:val="decimal"/>
       <w:lvlText w:val=""/>
       <w:lvlJc w:val="left"/>
     </w:lvl>
-    <w:lvl w:ilvl="4" w:tplc="962E0154">
+    <w:lvl w:ilvl="4" w:tplc="5136F342">
       <w:numFmt w:val="decimal"/>
       <w:lvlText w:val=""/>
       <w:lvlJc w:val="left"/>
     </w:lvl>
-    <w:lvl w:ilvl="5" w:tplc="4274D0AA">
+    <w:lvl w:ilvl="5" w:tplc="D24C3354">
       <w:numFmt w:val="decimal"/>
       <w:lvlText w:val=""/>
       <w:lvlJc w:val="left"/>
     </w:lvl>
-    <w:lvl w:ilvl="6" w:tplc="B46C2602">
+    <w:lvl w:ilvl="6" w:tplc="6C6A9C78">
       <w:numFmt w:val="decimal"/>
       <w:lvlText w:val=""/>
       <w:lvlJc w:val="left"/>
     </w:lvl>
-    <w:lvl w:ilvl="7" w:tplc="9CD2BBF6">
+    <w:lvl w:ilvl="7" w:tplc="1C009C1E">
       <w:numFmt w:val="decimal"/>
       <w:lvlText w:val=""/>
       <w:lvlJc w:val="left"/>
     </w:lvl>
-    <w:lvl w:ilvl="8" w:tplc="4864A406">
+    <w:lvl w:ilvl="8" w:tplc="CA1ACAD0">
       <w:numFmt w:val="decimal"/>
       <w:lvlText w:val=""/>
       <w:lvlJc w:val="left"/>
     </w:lvl>
   </w:abstractNum>
-  <w:abstractNum w:abstractNumId="2" w15:restartNumberingAfterBreak="0">
-    <w:nsid w:val="1A100072"/>
+  <w:abstractNum w:abstractNumId="7" w15:restartNumberingAfterBreak="0">
+    <w:nsid w:val="54D77418"/>
     <w:multiLevelType w:val="hybridMultilevel"/>
-    <w:tmpl w:val="8C063A14"/>
-    <w:lvl w:ilvl="0" w:tplc="7A92D650">
+    <w:tmpl w:val="211C6F9C"/>
+    <w:lvl w:ilvl="0" w:tplc="0D2C9FFE">
       <w:start w:val="1"/>
       <w:numFmt w:val="decimal"/>
       <w:lvlText w:val="%1."/>
@@ -51165,7 +51475,7 @@
         <w:ind w:left="360" w:hanging="300"/>
       </w:pPr>
     </w:lvl>
-    <w:lvl w:ilvl="1" w:tplc="76285A8E" w:tentative="1">
+    <w:lvl w:ilvl="1" w:tplc="64E05B42" w:tentative="1">
       <w:start w:val="1"/>
       <w:numFmt w:val="lowerLetter"/>
       <w:lvlText w:val="%2."/>
@@ -51174,47 +51484,47 @@
         <w:ind w:left="720" w:hanging="300"/>
       </w:pPr>
     </w:lvl>
-    <w:lvl w:ilvl="2" w:tplc="72F6AA78">
+    <w:lvl w:ilvl="2" w:tplc="5E764EF4">
       <w:numFmt w:val="decimal"/>
       <w:lvlText w:val=""/>
       <w:lvlJc w:val="left"/>
     </w:lvl>
-    <w:lvl w:ilvl="3" w:tplc="27DA2F52">
+    <w:lvl w:ilvl="3" w:tplc="41C205B6">
       <w:numFmt w:val="decimal"/>
       <w:lvlText w:val=""/>
       <w:lvlJc w:val="left"/>
     </w:lvl>
-    <w:lvl w:ilvl="4" w:tplc="B5CE579E">
+    <w:lvl w:ilvl="4" w:tplc="99DE527A">
       <w:numFmt w:val="decimal"/>
       <w:lvlText w:val=""/>
       <w:lvlJc w:val="left"/>
     </w:lvl>
-    <w:lvl w:ilvl="5" w:tplc="99283A2A">
+    <w:lvl w:ilvl="5" w:tplc="94E2256E">
       <w:numFmt w:val="decimal"/>
       <w:lvlText w:val=""/>
       <w:lvlJc w:val="left"/>
     </w:lvl>
-    <w:lvl w:ilvl="6" w:tplc="D55CA4EA">
+    <w:lvl w:ilvl="6" w:tplc="4DFAE3F6">
       <w:numFmt w:val="decimal"/>
       <w:lvlText w:val=""/>
       <w:lvlJc w:val="left"/>
     </w:lvl>
-    <w:lvl w:ilvl="7" w:tplc="4D7CE4E4">
+    <w:lvl w:ilvl="7" w:tplc="DCEE1996">
       <w:numFmt w:val="decimal"/>
       <w:lvlText w:val=""/>
       <w:lvlJc w:val="left"/>
     </w:lvl>
-    <w:lvl w:ilvl="8" w:tplc="B5CAB4BE">
+    <w:lvl w:ilvl="8" w:tplc="EBF0E57C">
       <w:numFmt w:val="decimal"/>
       <w:lvlText w:val=""/>
       <w:lvlJc w:val="left"/>
     </w:lvl>
   </w:abstractNum>
-  <w:abstractNum w:abstractNumId="3" w15:restartNumberingAfterBreak="0">
-    <w:nsid w:val="221B19D0"/>
+  <w:abstractNum w:abstractNumId="8" w15:restartNumberingAfterBreak="0">
+    <w:nsid w:val="6B101FC4"/>
     <w:multiLevelType w:val="hybridMultilevel"/>
-    <w:tmpl w:val="F0220882"/>
-    <w:lvl w:ilvl="0" w:tplc="C7EAFBB6">
+    <w:tmpl w:val="98E04C08"/>
+    <w:lvl w:ilvl="0" w:tplc="274ABFFA">
       <w:start w:val="1"/>
       <w:numFmt w:val="decimal"/>
       <w:lvlText w:val="%1."/>
@@ -51223,7 +51533,7 @@
         <w:ind w:left="360" w:hanging="300"/>
       </w:pPr>
     </w:lvl>
-    <w:lvl w:ilvl="1" w:tplc="01B240D4" w:tentative="1">
+    <w:lvl w:ilvl="1" w:tplc="88D00104" w:tentative="1">
       <w:start w:val="1"/>
       <w:numFmt w:val="lowerLetter"/>
       <w:lvlText w:val="%2."/>
@@ -51232,47 +51542,105 @@
         <w:ind w:left="720" w:hanging="300"/>
       </w:pPr>
     </w:lvl>
-    <w:lvl w:ilvl="2" w:tplc="51E8968C">
+    <w:lvl w:ilvl="2" w:tplc="44CE16D8">
       <w:numFmt w:val="decimal"/>
       <w:lvlText w:val=""/>
       <w:lvlJc w:val="left"/>
     </w:lvl>
-    <w:lvl w:ilvl="3" w:tplc="E7FC6F68">
+    <w:lvl w:ilvl="3" w:tplc="9BD6F2D2">
       <w:numFmt w:val="decimal"/>
       <w:lvlText w:val=""/>
       <w:lvlJc w:val="left"/>
     </w:lvl>
-    <w:lvl w:ilvl="4" w:tplc="76401478">
+    <w:lvl w:ilvl="4" w:tplc="FE187DE0">
       <w:numFmt w:val="decimal"/>
       <w:lvlText w:val=""/>
       <w:lvlJc w:val="left"/>
     </w:lvl>
-    <w:lvl w:ilvl="5" w:tplc="97A4014A">
+    <w:lvl w:ilvl="5" w:tplc="73120854">
       <w:numFmt w:val="decimal"/>
       <w:lvlText w:val=""/>
       <w:lvlJc w:val="left"/>
     </w:lvl>
-    <w:lvl w:ilvl="6" w:tplc="E9A4E9FC">
+    <w:lvl w:ilvl="6" w:tplc="C68A38B6">
       <w:numFmt w:val="decimal"/>
       <w:lvlText w:val=""/>
       <w:lvlJc w:val="left"/>
     </w:lvl>
-    <w:lvl w:ilvl="7" w:tplc="E5EC4E92">
+    <w:lvl w:ilvl="7" w:tplc="041E2B48">
       <w:numFmt w:val="decimal"/>
       <w:lvlText w:val=""/>
       <w:lvlJc w:val="left"/>
     </w:lvl>
-    <w:lvl w:ilvl="8" w:tplc="CDC0F2D8">
+    <w:lvl w:ilvl="8" w:tplc="EAC29B08">
       <w:numFmt w:val="decimal"/>
       <w:lvlText w:val=""/>
       <w:lvlJc w:val="left"/>
     </w:lvl>
   </w:abstractNum>
-  <w:abstractNum w:abstractNumId="4" w15:restartNumberingAfterBreak="0">
-    <w:nsid w:val="2823729A"/>
+  <w:abstractNum w:abstractNumId="9" w15:restartNumberingAfterBreak="0">
+    <w:nsid w:val="6D187409"/>
     <w:multiLevelType w:val="hybridMultilevel"/>
-    <w:tmpl w:val="B9B2660A"/>
-    <w:lvl w:ilvl="0" w:tplc="E56851E6">
+    <w:tmpl w:val="B06A44BE"/>
+    <w:lvl w:ilvl="0" w:tplc="A4DE53A2">
+      <w:start w:val="1"/>
+      <w:numFmt w:val="bullet"/>
+      <w:lvlText w:val="•"/>
+      <w:lvlJc w:val="left"/>
+      <w:pPr>
+        <w:ind w:left="360" w:hanging="260"/>
+      </w:pPr>
+    </w:lvl>
+    <w:lvl w:ilvl="1" w:tplc="FF0E88C0" w:tentative="1">
+      <w:start w:val="1"/>
+      <w:numFmt w:val="bullet"/>
+      <w:lvlText w:val="–"/>
+      <w:lvlJc w:val="left"/>
+      <w:pPr>
+        <w:ind w:left="720" w:hanging="260"/>
+      </w:pPr>
+    </w:lvl>
+    <w:lvl w:ilvl="2" w:tplc="D86AD286">
+      <w:numFmt w:val="decimal"/>
+      <w:lvlText w:val=""/>
+      <w:lvlJc w:val="left"/>
+    </w:lvl>
+    <w:lvl w:ilvl="3" w:tplc="E3CA3E48">
+      <w:numFmt w:val="decimal"/>
+      <w:lvlText w:val=""/>
+      <w:lvlJc w:val="left"/>
+    </w:lvl>
+    <w:lvl w:ilvl="4" w:tplc="A64087AE">
+      <w:numFmt w:val="decimal"/>
+      <w:lvlText w:val=""/>
+      <w:lvlJc w:val="left"/>
+    </w:lvl>
+    <w:lvl w:ilvl="5" w:tplc="B24A67F6">
+      <w:numFmt w:val="decimal"/>
+      <w:lvlText w:val=""/>
+      <w:lvlJc w:val="left"/>
+    </w:lvl>
+    <w:lvl w:ilvl="6" w:tplc="BDA854DE">
+      <w:numFmt w:val="decimal"/>
+      <w:lvlText w:val=""/>
+      <w:lvlJc w:val="left"/>
+    </w:lvl>
+    <w:lvl w:ilvl="7" w:tplc="2ED048C8">
+      <w:numFmt w:val="decimal"/>
+      <w:lvlText w:val=""/>
+      <w:lvlJc w:val="left"/>
+    </w:lvl>
+    <w:lvl w:ilvl="8" w:tplc="781A1F58">
+      <w:numFmt w:val="decimal"/>
+      <w:lvlText w:val=""/>
+      <w:lvlJc w:val="left"/>
+    </w:lvl>
+  </w:abstractNum>
+  <w:abstractNum w:abstractNumId="10" w15:restartNumberingAfterBreak="0">
+    <w:nsid w:val="789072EF"/>
+    <w:multiLevelType w:val="hybridMultilevel"/>
+    <w:tmpl w:val="F8D80CA6"/>
+    <w:lvl w:ilvl="0" w:tplc="8BB8A816">
       <w:start w:val="1"/>
       <w:numFmt w:val="decimal"/>
       <w:lvlText w:val="%1."/>
@@ -51281,7 +51649,7 @@
         <w:ind w:left="360" w:hanging="300"/>
       </w:pPr>
     </w:lvl>
-    <w:lvl w:ilvl="1" w:tplc="7D465EC8" w:tentative="1">
+    <w:lvl w:ilvl="1" w:tplc="E81618BC" w:tentative="1">
       <w:start w:val="1"/>
       <w:numFmt w:val="lowerLetter"/>
       <w:lvlText w:val="%2."/>
@@ -51290,47 +51658,47 @@
         <w:ind w:left="720" w:hanging="300"/>
       </w:pPr>
     </w:lvl>
-    <w:lvl w:ilvl="2" w:tplc="ABB83BAA">
+    <w:lvl w:ilvl="2" w:tplc="25744C02">
       <w:numFmt w:val="decimal"/>
       <w:lvlText w:val=""/>
       <w:lvlJc w:val="left"/>
     </w:lvl>
-    <w:lvl w:ilvl="3" w:tplc="52B0C43C">
+    <w:lvl w:ilvl="3" w:tplc="37F40064">
       <w:numFmt w:val="decimal"/>
       <w:lvlText w:val=""/>
       <w:lvlJc w:val="left"/>
     </w:lvl>
-    <w:lvl w:ilvl="4" w:tplc="A98E5F08">
+    <w:lvl w:ilvl="4" w:tplc="647E9A4C">
       <w:numFmt w:val="decimal"/>
       <w:lvlText w:val=""/>
       <w:lvlJc w:val="left"/>
     </w:lvl>
-    <w:lvl w:ilvl="5" w:tplc="3CA29456">
+    <w:lvl w:ilvl="5" w:tplc="F66292BC">
       <w:numFmt w:val="decimal"/>
       <w:lvlText w:val=""/>
       <w:lvlJc w:val="left"/>
     </w:lvl>
-    <w:lvl w:ilvl="6" w:tplc="22080172">
+    <w:lvl w:ilvl="6" w:tplc="AD368F24">
       <w:numFmt w:val="decimal"/>
       <w:lvlText w:val=""/>
       <w:lvlJc w:val="left"/>
     </w:lvl>
-    <w:lvl w:ilvl="7" w:tplc="BC42E3D2">
+    <w:lvl w:ilvl="7" w:tplc="D3BA3146">
       <w:numFmt w:val="decimal"/>
       <w:lvlText w:val=""/>
       <w:lvlJc w:val="left"/>
     </w:lvl>
-    <w:lvl w:ilvl="8" w:tplc="6DD021B4">
+    <w:lvl w:ilvl="8" w:tplc="A17A5C96">
       <w:numFmt w:val="decimal"/>
       <w:lvlText w:val=""/>
       <w:lvlJc w:val="left"/>
     </w:lvl>
   </w:abstractNum>
-  <w:abstractNum w:abstractNumId="5" w15:restartNumberingAfterBreak="0">
-    <w:nsid w:val="42AE40FF"/>
+  <w:abstractNum w:abstractNumId="11" w15:restartNumberingAfterBreak="0">
+    <w:nsid w:val="79A4666B"/>
     <w:multiLevelType w:val="hybridMultilevel"/>
-    <w:tmpl w:val="8BCC9E64"/>
-    <w:lvl w:ilvl="0" w:tplc="E5020AC8">
+    <w:tmpl w:val="AA367FE4"/>
+    <w:lvl w:ilvl="0" w:tplc="D472C92A">
       <w:start w:val="1"/>
       <w:numFmt w:val="decimal"/>
       <w:lvlText w:val="%1."/>
@@ -51339,7 +51707,7 @@
         <w:ind w:left="360" w:hanging="300"/>
       </w:pPr>
     </w:lvl>
-    <w:lvl w:ilvl="1" w:tplc="E026ACAE" w:tentative="1">
+    <w:lvl w:ilvl="1" w:tplc="FAD8F7E4" w:tentative="1">
       <w:start w:val="1"/>
       <w:numFmt w:val="lowerLetter"/>
       <w:lvlText w:val="%2."/>
@@ -51348,47 +51716,47 @@
         <w:ind w:left="720" w:hanging="300"/>
       </w:pPr>
     </w:lvl>
-    <w:lvl w:ilvl="2" w:tplc="42C00D1A">
+    <w:lvl w:ilvl="2" w:tplc="7C184154">
       <w:numFmt w:val="decimal"/>
       <w:lvlText w:val=""/>
       <w:lvlJc w:val="left"/>
     </w:lvl>
-    <w:lvl w:ilvl="3" w:tplc="FB96697E">
+    <w:lvl w:ilvl="3" w:tplc="B8B0E4E8">
       <w:numFmt w:val="decimal"/>
       <w:lvlText w:val=""/>
       <w:lvlJc w:val="left"/>
     </w:lvl>
-    <w:lvl w:ilvl="4" w:tplc="6054DE3E">
+    <w:lvl w:ilvl="4" w:tplc="2F729132">
       <w:numFmt w:val="decimal"/>
       <w:lvlText w:val=""/>
       <w:lvlJc w:val="left"/>
     </w:lvl>
-    <w:lvl w:ilvl="5" w:tplc="944EE3D6">
+    <w:lvl w:ilvl="5" w:tplc="8DE88600">
       <w:numFmt w:val="decimal"/>
       <w:lvlText w:val=""/>
       <w:lvlJc w:val="left"/>
     </w:lvl>
-    <w:lvl w:ilvl="6" w:tplc="24645512">
+    <w:lvl w:ilvl="6" w:tplc="340AF308">
       <w:numFmt w:val="decimal"/>
       <w:lvlText w:val=""/>
       <w:lvlJc w:val="left"/>
     </w:lvl>
-    <w:lvl w:ilvl="7" w:tplc="238047CE">
+    <w:lvl w:ilvl="7" w:tplc="2A5EA030">
       <w:numFmt w:val="decimal"/>
       <w:lvlText w:val=""/>
       <w:lvlJc w:val="left"/>
     </w:lvl>
-    <w:lvl w:ilvl="8" w:tplc="FA6CB0F6">
+    <w:lvl w:ilvl="8" w:tplc="C49E7F56">
       <w:numFmt w:val="decimal"/>
       <w:lvlText w:val=""/>
       <w:lvlJc w:val="left"/>
     </w:lvl>
   </w:abstractNum>
-  <w:abstractNum w:abstractNumId="6" w15:restartNumberingAfterBreak="0">
-    <w:nsid w:val="456D29F6"/>
+  <w:abstractNum w:abstractNumId="12" w15:restartNumberingAfterBreak="0">
+    <w:nsid w:val="7D9D3458"/>
     <w:multiLevelType w:val="hybridMultilevel"/>
-    <w:tmpl w:val="16FABF82"/>
-    <w:lvl w:ilvl="0" w:tplc="7EA62716">
+    <w:tmpl w:val="C2E6A4D4"/>
+    <w:lvl w:ilvl="0" w:tplc="D7CC52E6">
       <w:start w:val="1"/>
       <w:numFmt w:val="decimal"/>
       <w:lvlText w:val="%1."/>
@@ -51397,7 +51765,7 @@
         <w:ind w:left="360" w:hanging="300"/>
       </w:pPr>
     </w:lvl>
-    <w:lvl w:ilvl="1" w:tplc="BF5228FA" w:tentative="1">
+    <w:lvl w:ilvl="1" w:tplc="AABEAB70" w:tentative="1">
       <w:start w:val="1"/>
       <w:numFmt w:val="lowerLetter"/>
       <w:lvlText w:val="%2."/>
@@ -51406,47 +51774,47 @@
         <w:ind w:left="720" w:hanging="300"/>
       </w:pPr>
     </w:lvl>
-    <w:lvl w:ilvl="2" w:tplc="54B0797C">
+    <w:lvl w:ilvl="2" w:tplc="6BDC3F16">
       <w:numFmt w:val="decimal"/>
       <w:lvlText w:val=""/>
       <w:lvlJc w:val="left"/>
     </w:lvl>
-    <w:lvl w:ilvl="3" w:tplc="2EE8E134">
+    <w:lvl w:ilvl="3" w:tplc="81203930">
       <w:numFmt w:val="decimal"/>
       <w:lvlText w:val=""/>
       <w:lvlJc w:val="left"/>
     </w:lvl>
-    <w:lvl w:ilvl="4" w:tplc="40B6F030">
+    <w:lvl w:ilvl="4" w:tplc="791A788E">
       <w:numFmt w:val="decimal"/>
       <w:lvlText w:val=""/>
       <w:lvlJc w:val="left"/>
     </w:lvl>
-    <w:lvl w:ilvl="5" w:tplc="07F0CC80">
+    <w:lvl w:ilvl="5" w:tplc="5D14348C">
       <w:numFmt w:val="decimal"/>
       <w:lvlText w:val=""/>
       <w:lvlJc w:val="left"/>
     </w:lvl>
-    <w:lvl w:ilvl="6" w:tplc="EB2A321E">
+    <w:lvl w:ilvl="6" w:tplc="280CD98C">
       <w:numFmt w:val="decimal"/>
       <w:lvlText w:val=""/>
       <w:lvlJc w:val="left"/>
     </w:lvl>
-    <w:lvl w:ilvl="7" w:tplc="1E1A2070">
+    <w:lvl w:ilvl="7" w:tplc="50ECF474">
       <w:numFmt w:val="decimal"/>
       <w:lvlText w:val=""/>
       <w:lvlJc w:val="left"/>
     </w:lvl>
-    <w:lvl w:ilvl="8" w:tplc="B61609D4">
+    <w:lvl w:ilvl="8" w:tplc="A5B0BC5C">
       <w:numFmt w:val="decimal"/>
       <w:lvlText w:val=""/>
       <w:lvlJc w:val="left"/>
     </w:lvl>
   </w:abstractNum>
-  <w:abstractNum w:abstractNumId="7" w15:restartNumberingAfterBreak="0">
-    <w:nsid w:val="4CFA4F27"/>
+  <w:abstractNum w:abstractNumId="13" w15:restartNumberingAfterBreak="0">
+    <w:nsid w:val="7E6B30C7"/>
     <w:multiLevelType w:val="hybridMultilevel"/>
-    <w:tmpl w:val="847AB552"/>
-    <w:lvl w:ilvl="0" w:tplc="9A88BB40">
+    <w:tmpl w:val="0486D1D4"/>
+    <w:lvl w:ilvl="0" w:tplc="7266416C">
       <w:start w:val="1"/>
       <w:numFmt w:val="decimal"/>
       <w:lvlText w:val="%1."/>
@@ -51455,7 +51823,7 @@
         <w:ind w:left="360" w:hanging="300"/>
       </w:pPr>
     </w:lvl>
-    <w:lvl w:ilvl="1" w:tplc="F99C713C" w:tentative="1">
+    <w:lvl w:ilvl="1" w:tplc="1D30274A" w:tentative="1">
       <w:start w:val="1"/>
       <w:numFmt w:val="lowerLetter"/>
       <w:lvlText w:val="%2."/>
@@ -51464,47 +51832,47 @@
         <w:ind w:left="720" w:hanging="300"/>
       </w:pPr>
     </w:lvl>
-    <w:lvl w:ilvl="2" w:tplc="87F2BF9A">
+    <w:lvl w:ilvl="2" w:tplc="B24EF24C">
       <w:numFmt w:val="decimal"/>
       <w:lvlText w:val=""/>
       <w:lvlJc w:val="left"/>
     </w:lvl>
-    <w:lvl w:ilvl="3" w:tplc="EDC07812">
+    <w:lvl w:ilvl="3" w:tplc="E22C41E2">
       <w:numFmt w:val="decimal"/>
       <w:lvlText w:val=""/>
       <w:lvlJc w:val="left"/>
     </w:lvl>
-    <w:lvl w:ilvl="4" w:tplc="DBBEB4EA">
+    <w:lvl w:ilvl="4" w:tplc="E79625A6">
       <w:numFmt w:val="decimal"/>
       <w:lvlText w:val=""/>
       <w:lvlJc w:val="left"/>
     </w:lvl>
-    <w:lvl w:ilvl="5" w:tplc="00342C5E">
+    <w:lvl w:ilvl="5" w:tplc="A28C5CA2">
       <w:numFmt w:val="decimal"/>
       <w:lvlText w:val=""/>
       <w:lvlJc w:val="left"/>
     </w:lvl>
-    <w:lvl w:ilvl="6" w:tplc="75FA7958">
+    <w:lvl w:ilvl="6" w:tplc="1C30BC36">
       <w:numFmt w:val="decimal"/>
       <w:lvlText w:val=""/>
       <w:lvlJc w:val="left"/>
     </w:lvl>
-    <w:lvl w:ilvl="7" w:tplc="A59CEE12">
+    <w:lvl w:ilvl="7" w:tplc="02DE3BB8">
       <w:numFmt w:val="decimal"/>
       <w:lvlText w:val=""/>
       <w:lvlJc w:val="left"/>
     </w:lvl>
-    <w:lvl w:ilvl="8" w:tplc="CF0C7A9E">
+    <w:lvl w:ilvl="8" w:tplc="742C2F16">
       <w:numFmt w:val="decimal"/>
       <w:lvlText w:val=""/>
       <w:lvlJc w:val="left"/>
     </w:lvl>
   </w:abstractNum>
-  <w:abstractNum w:abstractNumId="8" w15:restartNumberingAfterBreak="0">
-    <w:nsid w:val="52D9050B"/>
+  <w:abstractNum w:abstractNumId="14" w15:restartNumberingAfterBreak="0">
+    <w:nsid w:val="7F344627"/>
     <w:multiLevelType w:val="hybridMultilevel"/>
-    <w:tmpl w:val="56009262"/>
-    <w:lvl w:ilvl="0" w:tplc="2174E4B2">
+    <w:tmpl w:val="0C1E52E6"/>
+    <w:lvl w:ilvl="0" w:tplc="C5CA7C76">
       <w:start w:val="1"/>
       <w:numFmt w:val="decimal"/>
       <w:lvlText w:val="%1."/>
@@ -51513,7 +51881,7 @@
         <w:ind w:left="360" w:hanging="300"/>
       </w:pPr>
     </w:lvl>
-    <w:lvl w:ilvl="1" w:tplc="41CC810C" w:tentative="1">
+    <w:lvl w:ilvl="1" w:tplc="3724BA1C" w:tentative="1">
       <w:start w:val="1"/>
       <w:numFmt w:val="lowerLetter"/>
       <w:lvlText w:val="%2."/>
@@ -51522,476 +51890,128 @@
         <w:ind w:left="720" w:hanging="300"/>
       </w:pPr>
     </w:lvl>
-    <w:lvl w:ilvl="2" w:tplc="2FEE4684">
+    <w:lvl w:ilvl="2" w:tplc="539E3A7C">
       <w:numFmt w:val="decimal"/>
       <w:lvlText w:val=""/>
       <w:lvlJc w:val="left"/>
     </w:lvl>
-    <w:lvl w:ilvl="3" w:tplc="9B9E6640">
+    <w:lvl w:ilvl="3" w:tplc="2DC656B8">
       <w:numFmt w:val="decimal"/>
       <w:lvlText w:val=""/>
       <w:lvlJc w:val="left"/>
     </w:lvl>
-    <w:lvl w:ilvl="4" w:tplc="255213DE">
+    <w:lvl w:ilvl="4" w:tplc="2AE01CD2">
       <w:numFmt w:val="decimal"/>
       <w:lvlText w:val=""/>
       <w:lvlJc w:val="left"/>
     </w:lvl>
-    <w:lvl w:ilvl="5" w:tplc="733089CA">
+    <w:lvl w:ilvl="5" w:tplc="19B23140">
       <w:numFmt w:val="decimal"/>
       <w:lvlText w:val=""/>
       <w:lvlJc w:val="left"/>
     </w:lvl>
-    <w:lvl w:ilvl="6" w:tplc="8E3C28E8">
+    <w:lvl w:ilvl="6" w:tplc="D9FE761A">
       <w:numFmt w:val="decimal"/>
       <w:lvlText w:val=""/>
       <w:lvlJc w:val="left"/>
     </w:lvl>
-    <w:lvl w:ilvl="7" w:tplc="CEBA2A4C">
+    <w:lvl w:ilvl="7" w:tplc="28A8FA18">
       <w:numFmt w:val="decimal"/>
       <w:lvlText w:val=""/>
       <w:lvlJc w:val="left"/>
     </w:lvl>
-    <w:lvl w:ilvl="8" w:tplc="3426F5B4">
+    <w:lvl w:ilvl="8" w:tplc="EF682074">
       <w:numFmt w:val="decimal"/>
       <w:lvlText w:val=""/>
       <w:lvlJc w:val="left"/>
     </w:lvl>
   </w:abstractNum>
-  <w:abstractNum w:abstractNumId="9" w15:restartNumberingAfterBreak="0">
-    <w:nsid w:val="54576422"/>
-    <w:multiLevelType w:val="hybridMultilevel"/>
-    <w:tmpl w:val="7DF484BA"/>
-    <w:lvl w:ilvl="0" w:tplc="36FCE1C8">
-      <w:start w:val="1"/>
-      <w:numFmt w:val="decimal"/>
-      <w:lvlText w:val="%1."/>
-      <w:lvlJc w:val="left"/>
-      <w:pPr>
-        <w:ind w:left="360" w:hanging="300"/>
-      </w:pPr>
-    </w:lvl>
-    <w:lvl w:ilvl="1" w:tplc="6276A340" w:tentative="1">
-      <w:start w:val="1"/>
-      <w:numFmt w:val="lowerLetter"/>
-      <w:lvlText w:val="%2."/>
-      <w:lvlJc w:val="left"/>
-      <w:pPr>
-        <w:ind w:left="720" w:hanging="300"/>
-      </w:pPr>
-    </w:lvl>
-    <w:lvl w:ilvl="2" w:tplc="5C860BB6">
-      <w:numFmt w:val="decimal"/>
-      <w:lvlText w:val=""/>
-      <w:lvlJc w:val="left"/>
-    </w:lvl>
-    <w:lvl w:ilvl="3" w:tplc="B44E868C">
-      <w:numFmt w:val="decimal"/>
-      <w:lvlText w:val=""/>
-      <w:lvlJc w:val="left"/>
-    </w:lvl>
-    <w:lvl w:ilvl="4" w:tplc="1B6696AC">
-      <w:numFmt w:val="decimal"/>
-      <w:lvlText w:val=""/>
-      <w:lvlJc w:val="left"/>
-    </w:lvl>
-    <w:lvl w:ilvl="5" w:tplc="B87A926A">
-      <w:numFmt w:val="decimal"/>
-      <w:lvlText w:val=""/>
-      <w:lvlJc w:val="left"/>
-    </w:lvl>
-    <w:lvl w:ilvl="6" w:tplc="603C7846">
-      <w:numFmt w:val="decimal"/>
-      <w:lvlText w:val=""/>
-      <w:lvlJc w:val="left"/>
-    </w:lvl>
-    <w:lvl w:ilvl="7" w:tplc="B176A3A8">
-      <w:numFmt w:val="decimal"/>
-      <w:lvlText w:val=""/>
-      <w:lvlJc w:val="left"/>
-    </w:lvl>
-    <w:lvl w:ilvl="8" w:tplc="0332D04A">
-      <w:numFmt w:val="decimal"/>
-      <w:lvlText w:val=""/>
-      <w:lvlJc w:val="left"/>
-    </w:lvl>
-  </w:abstractNum>
-  <w:abstractNum w:abstractNumId="10" w15:restartNumberingAfterBreak="0">
-    <w:nsid w:val="72B02726"/>
-    <w:multiLevelType w:val="hybridMultilevel"/>
-    <w:tmpl w:val="31061FD8"/>
-    <w:lvl w:ilvl="0" w:tplc="EFB23008">
-      <w:start w:val="1"/>
-      <w:numFmt w:val="decimal"/>
-      <w:lvlText w:val="%1."/>
-      <w:lvlJc w:val="left"/>
-      <w:pPr>
-        <w:ind w:left="360" w:hanging="300"/>
-      </w:pPr>
-    </w:lvl>
-    <w:lvl w:ilvl="1" w:tplc="24DEC4D8" w:tentative="1">
-      <w:start w:val="1"/>
-      <w:numFmt w:val="lowerLetter"/>
-      <w:lvlText w:val="%2."/>
-      <w:lvlJc w:val="left"/>
-      <w:pPr>
-        <w:ind w:left="720" w:hanging="300"/>
-      </w:pPr>
-    </w:lvl>
-    <w:lvl w:ilvl="2" w:tplc="3A38CA56">
-      <w:numFmt w:val="decimal"/>
-      <w:lvlText w:val=""/>
-      <w:lvlJc w:val="left"/>
-    </w:lvl>
-    <w:lvl w:ilvl="3" w:tplc="D2882420">
-      <w:numFmt w:val="decimal"/>
-      <w:lvlText w:val=""/>
-      <w:lvlJc w:val="left"/>
-    </w:lvl>
-    <w:lvl w:ilvl="4" w:tplc="62F00F50">
-      <w:numFmt w:val="decimal"/>
-      <w:lvlText w:val=""/>
-      <w:lvlJc w:val="left"/>
-    </w:lvl>
-    <w:lvl w:ilvl="5" w:tplc="DE3A1568">
-      <w:numFmt w:val="decimal"/>
-      <w:lvlText w:val=""/>
-      <w:lvlJc w:val="left"/>
-    </w:lvl>
-    <w:lvl w:ilvl="6" w:tplc="8456716A">
-      <w:numFmt w:val="decimal"/>
-      <w:lvlText w:val=""/>
-      <w:lvlJc w:val="left"/>
-    </w:lvl>
-    <w:lvl w:ilvl="7" w:tplc="6C78D6C6">
-      <w:numFmt w:val="decimal"/>
-      <w:lvlText w:val=""/>
-      <w:lvlJc w:val="left"/>
-    </w:lvl>
-    <w:lvl w:ilvl="8" w:tplc="FDBCAABE">
-      <w:numFmt w:val="decimal"/>
-      <w:lvlText w:val=""/>
-      <w:lvlJc w:val="left"/>
-    </w:lvl>
-  </w:abstractNum>
-  <w:abstractNum w:abstractNumId="11" w15:restartNumberingAfterBreak="0">
-    <w:nsid w:val="740D611C"/>
-    <w:multiLevelType w:val="hybridMultilevel"/>
-    <w:tmpl w:val="5E44F3B0"/>
-    <w:lvl w:ilvl="0" w:tplc="6C64B1FE">
-      <w:start w:val="1"/>
-      <w:numFmt w:val="decimal"/>
-      <w:lvlText w:val="%1."/>
-      <w:lvlJc w:val="left"/>
-      <w:pPr>
-        <w:ind w:left="360" w:hanging="300"/>
-      </w:pPr>
-    </w:lvl>
-    <w:lvl w:ilvl="1" w:tplc="E452AAEA" w:tentative="1">
-      <w:start w:val="1"/>
-      <w:numFmt w:val="lowerLetter"/>
-      <w:lvlText w:val="%2."/>
-      <w:lvlJc w:val="left"/>
-      <w:pPr>
-        <w:ind w:left="720" w:hanging="300"/>
-      </w:pPr>
-    </w:lvl>
-    <w:lvl w:ilvl="2" w:tplc="55447116">
-      <w:numFmt w:val="decimal"/>
-      <w:lvlText w:val=""/>
-      <w:lvlJc w:val="left"/>
-    </w:lvl>
-    <w:lvl w:ilvl="3" w:tplc="C3669B58">
-      <w:numFmt w:val="decimal"/>
-      <w:lvlText w:val=""/>
-      <w:lvlJc w:val="left"/>
-    </w:lvl>
-    <w:lvl w:ilvl="4" w:tplc="1654E82E">
-      <w:numFmt w:val="decimal"/>
-      <w:lvlText w:val=""/>
-      <w:lvlJc w:val="left"/>
-    </w:lvl>
-    <w:lvl w:ilvl="5" w:tplc="D858253C">
-      <w:numFmt w:val="decimal"/>
-      <w:lvlText w:val=""/>
-      <w:lvlJc w:val="left"/>
-    </w:lvl>
-    <w:lvl w:ilvl="6" w:tplc="C2B6710C">
-      <w:numFmt w:val="decimal"/>
-      <w:lvlText w:val=""/>
-      <w:lvlJc w:val="left"/>
-    </w:lvl>
-    <w:lvl w:ilvl="7" w:tplc="45486BAE">
-      <w:numFmt w:val="decimal"/>
-      <w:lvlText w:val=""/>
-      <w:lvlJc w:val="left"/>
-    </w:lvl>
-    <w:lvl w:ilvl="8" w:tplc="8422B5B6">
-      <w:numFmt w:val="decimal"/>
-      <w:lvlText w:val=""/>
-      <w:lvlJc w:val="left"/>
-    </w:lvl>
-  </w:abstractNum>
-  <w:abstractNum w:abstractNumId="12" w15:restartNumberingAfterBreak="0">
-    <w:nsid w:val="794809CD"/>
-    <w:multiLevelType w:val="hybridMultilevel"/>
-    <w:tmpl w:val="47362FEC"/>
-    <w:lvl w:ilvl="0" w:tplc="DBEEC2FA">
-      <w:start w:val="1"/>
-      <w:numFmt w:val="decimal"/>
-      <w:lvlText w:val="%1."/>
-      <w:lvlJc w:val="left"/>
-      <w:pPr>
-        <w:ind w:left="360" w:hanging="300"/>
-      </w:pPr>
-    </w:lvl>
-    <w:lvl w:ilvl="1" w:tplc="69D48268" w:tentative="1">
-      <w:start w:val="1"/>
-      <w:numFmt w:val="lowerLetter"/>
-      <w:lvlText w:val="%2."/>
-      <w:lvlJc w:val="left"/>
-      <w:pPr>
-        <w:ind w:left="720" w:hanging="300"/>
-      </w:pPr>
-    </w:lvl>
-    <w:lvl w:ilvl="2" w:tplc="774076DA">
-      <w:numFmt w:val="decimal"/>
-      <w:lvlText w:val=""/>
-      <w:lvlJc w:val="left"/>
-    </w:lvl>
-    <w:lvl w:ilvl="3" w:tplc="2F3A1FEE">
-      <w:numFmt w:val="decimal"/>
-      <w:lvlText w:val=""/>
-      <w:lvlJc w:val="left"/>
-    </w:lvl>
-    <w:lvl w:ilvl="4" w:tplc="4470ED50">
-      <w:numFmt w:val="decimal"/>
-      <w:lvlText w:val=""/>
-      <w:lvlJc w:val="left"/>
-    </w:lvl>
-    <w:lvl w:ilvl="5" w:tplc="9D540DB4">
-      <w:numFmt w:val="decimal"/>
-      <w:lvlText w:val=""/>
-      <w:lvlJc w:val="left"/>
-    </w:lvl>
-    <w:lvl w:ilvl="6" w:tplc="0DC8293E">
-      <w:numFmt w:val="decimal"/>
-      <w:lvlText w:val=""/>
-      <w:lvlJc w:val="left"/>
-    </w:lvl>
-    <w:lvl w:ilvl="7" w:tplc="92D0BC7C">
-      <w:numFmt w:val="decimal"/>
-      <w:lvlText w:val=""/>
-      <w:lvlJc w:val="left"/>
-    </w:lvl>
-    <w:lvl w:ilvl="8" w:tplc="64D830F2">
-      <w:numFmt w:val="decimal"/>
-      <w:lvlText w:val=""/>
-      <w:lvlJc w:val="left"/>
-    </w:lvl>
-  </w:abstractNum>
-  <w:abstractNum w:abstractNumId="13" w15:restartNumberingAfterBreak="0">
-    <w:nsid w:val="7D671E80"/>
-    <w:multiLevelType w:val="hybridMultilevel"/>
-    <w:tmpl w:val="AE9E7A28"/>
-    <w:lvl w:ilvl="0" w:tplc="C0CAA812">
-      <w:start w:val="1"/>
-      <w:numFmt w:val="decimal"/>
-      <w:lvlText w:val="%1."/>
-      <w:lvlJc w:val="left"/>
-      <w:pPr>
-        <w:ind w:left="360" w:hanging="300"/>
-      </w:pPr>
-    </w:lvl>
-    <w:lvl w:ilvl="1" w:tplc="45DED586" w:tentative="1">
-      <w:start w:val="1"/>
-      <w:numFmt w:val="lowerLetter"/>
-      <w:lvlText w:val="%2."/>
-      <w:lvlJc w:val="left"/>
-      <w:pPr>
-        <w:ind w:left="720" w:hanging="300"/>
-      </w:pPr>
-    </w:lvl>
-    <w:lvl w:ilvl="2" w:tplc="FDE2889A">
-      <w:numFmt w:val="decimal"/>
-      <w:lvlText w:val=""/>
-      <w:lvlJc w:val="left"/>
-    </w:lvl>
-    <w:lvl w:ilvl="3" w:tplc="EAFA36EA">
-      <w:numFmt w:val="decimal"/>
-      <w:lvlText w:val=""/>
-      <w:lvlJc w:val="left"/>
-    </w:lvl>
-    <w:lvl w:ilvl="4" w:tplc="1CC8AE08">
-      <w:numFmt w:val="decimal"/>
-      <w:lvlText w:val=""/>
-      <w:lvlJc w:val="left"/>
-    </w:lvl>
-    <w:lvl w:ilvl="5" w:tplc="02804DD4">
-      <w:numFmt w:val="decimal"/>
-      <w:lvlText w:val=""/>
-      <w:lvlJc w:val="left"/>
-    </w:lvl>
-    <w:lvl w:ilvl="6" w:tplc="2DA80CD2">
-      <w:numFmt w:val="decimal"/>
-      <w:lvlText w:val=""/>
-      <w:lvlJc w:val="left"/>
-    </w:lvl>
-    <w:lvl w:ilvl="7" w:tplc="28186E06">
-      <w:numFmt w:val="decimal"/>
-      <w:lvlText w:val=""/>
-      <w:lvlJc w:val="left"/>
-    </w:lvl>
-    <w:lvl w:ilvl="8" w:tplc="6BF891CA">
-      <w:numFmt w:val="decimal"/>
-      <w:lvlText w:val=""/>
-      <w:lvlJc w:val="left"/>
-    </w:lvl>
-  </w:abstractNum>
-  <w:abstractNum w:abstractNumId="14" w15:restartNumberingAfterBreak="0">
-    <w:nsid w:val="7EF54F95"/>
-    <w:multiLevelType w:val="hybridMultilevel"/>
-    <w:tmpl w:val="AB3EF7D8"/>
-    <w:lvl w:ilvl="0" w:tplc="9BF82868">
-      <w:start w:val="1"/>
-      <w:numFmt w:val="bullet"/>
-      <w:lvlText w:val="•"/>
-      <w:lvlJc w:val="left"/>
-      <w:pPr>
-        <w:ind w:left="360" w:hanging="260"/>
-      </w:pPr>
-    </w:lvl>
-    <w:lvl w:ilvl="1" w:tplc="AA6EC856" w:tentative="1">
-      <w:start w:val="1"/>
-      <w:numFmt w:val="bullet"/>
-      <w:lvlText w:val="–"/>
-      <w:lvlJc w:val="left"/>
-      <w:pPr>
-        <w:ind w:left="720" w:hanging="260"/>
-      </w:pPr>
-    </w:lvl>
-    <w:lvl w:ilvl="2" w:tplc="0F489D4E">
-      <w:numFmt w:val="decimal"/>
-      <w:lvlText w:val=""/>
-      <w:lvlJc w:val="left"/>
-    </w:lvl>
-    <w:lvl w:ilvl="3" w:tplc="29F297C6">
-      <w:numFmt w:val="decimal"/>
-      <w:lvlText w:val=""/>
-      <w:lvlJc w:val="left"/>
-    </w:lvl>
-    <w:lvl w:ilvl="4" w:tplc="F530DB1C">
-      <w:numFmt w:val="decimal"/>
-      <w:lvlText w:val=""/>
-      <w:lvlJc w:val="left"/>
-    </w:lvl>
-    <w:lvl w:ilvl="5" w:tplc="7A28E27E">
-      <w:numFmt w:val="decimal"/>
-      <w:lvlText w:val=""/>
-      <w:lvlJc w:val="left"/>
-    </w:lvl>
-    <w:lvl w:ilvl="6" w:tplc="B41080E4">
-      <w:numFmt w:val="decimal"/>
-      <w:lvlText w:val=""/>
-      <w:lvlJc w:val="left"/>
-    </w:lvl>
-    <w:lvl w:ilvl="7" w:tplc="0F00B24A">
-      <w:numFmt w:val="decimal"/>
-      <w:lvlText w:val=""/>
-      <w:lvlJc w:val="left"/>
-    </w:lvl>
-    <w:lvl w:ilvl="8" w:tplc="372C2130">
-      <w:numFmt w:val="decimal"/>
-      <w:lvlText w:val=""/>
-      <w:lvlJc w:val="left"/>
-    </w:lvl>
-  </w:abstractNum>
-  <w:num w:numId="1" w16cid:durableId="948783252">
+  <w:num w:numId="1" w16cid:durableId="1299611274">
+    <w:abstractNumId w:val="5"/>
+    <w:lvlOverride w:ilvl="0">
+      <w:startOverride w:val="1"/>
+    </w:lvlOverride>
+  </w:num>
+  <w:num w:numId="2" w16cid:durableId="1607536993">
+    <w:abstractNumId w:val="9"/>
+    <w:lvlOverride w:ilvl="0">
+      <w:startOverride w:val="1"/>
+    </w:lvlOverride>
+  </w:num>
+  <w:num w:numId="3" w16cid:durableId="1838568408">
+    <w:abstractNumId w:val="13"/>
+    <w:lvlOverride w:ilvl="0">
+      <w:startOverride w:val="1"/>
+    </w:lvlOverride>
+  </w:num>
+  <w:num w:numId="4" w16cid:durableId="1170295430">
+    <w:abstractNumId w:val="11"/>
+    <w:lvlOverride w:ilvl="0">
+      <w:startOverride w:val="1"/>
+    </w:lvlOverride>
+  </w:num>
+  <w:num w:numId="5" w16cid:durableId="170950061">
+    <w:abstractNumId w:val="6"/>
+    <w:lvlOverride w:ilvl="0">
+      <w:startOverride w:val="1"/>
+    </w:lvlOverride>
+  </w:num>
+  <w:num w:numId="6" w16cid:durableId="585267668">
     <w:abstractNumId w:val="0"/>
     <w:lvlOverride w:ilvl="0">
       <w:startOverride w:val="1"/>
     </w:lvlOverride>
   </w:num>
-  <w:num w:numId="2" w16cid:durableId="1737556374">
+  <w:num w:numId="7" w16cid:durableId="1984850893">
+    <w:abstractNumId w:val="12"/>
+    <w:lvlOverride w:ilvl="0">
+      <w:startOverride w:val="1"/>
+    </w:lvlOverride>
+  </w:num>
+  <w:num w:numId="8" w16cid:durableId="1634797622">
+    <w:abstractNumId w:val="3"/>
+    <w:lvlOverride w:ilvl="0">
+      <w:startOverride w:val="1"/>
+    </w:lvlOverride>
+  </w:num>
+  <w:num w:numId="9" w16cid:durableId="267271885">
+    <w:abstractNumId w:val="10"/>
+    <w:lvlOverride w:ilvl="0">
+      <w:startOverride w:val="1"/>
+    </w:lvlOverride>
+  </w:num>
+  <w:num w:numId="10" w16cid:durableId="207884144">
+    <w:abstractNumId w:val="1"/>
+    <w:lvlOverride w:ilvl="0">
+      <w:startOverride w:val="1"/>
+    </w:lvlOverride>
+  </w:num>
+  <w:num w:numId="11" w16cid:durableId="114716969">
     <w:abstractNumId w:val="14"/>
     <w:lvlOverride w:ilvl="0">
       <w:startOverride w:val="1"/>
     </w:lvlOverride>
   </w:num>
-  <w:num w:numId="3" w16cid:durableId="1351880821">
+  <w:num w:numId="12" w16cid:durableId="862014550">
+    <w:abstractNumId w:val="8"/>
+    <w:lvlOverride w:ilvl="0">
+      <w:startOverride w:val="1"/>
+    </w:lvlOverride>
+  </w:num>
+  <w:num w:numId="13" w16cid:durableId="1454053454">
+    <w:abstractNumId w:val="4"/>
+    <w:lvlOverride w:ilvl="0">
+      <w:startOverride w:val="1"/>
+    </w:lvlOverride>
+  </w:num>
+  <w:num w:numId="14" w16cid:durableId="788159664">
     <w:abstractNumId w:val="7"/>
     <w:lvlOverride w:ilvl="0">
       <w:startOverride w:val="1"/>
     </w:lvlOverride>
   </w:num>
-  <w:num w:numId="4" w16cid:durableId="324211156">
-    <w:abstractNumId w:val="11"/>
-    <w:lvlOverride w:ilvl="0">
-      <w:startOverride w:val="1"/>
-    </w:lvlOverride>
-  </w:num>
-  <w:num w:numId="5" w16cid:durableId="513495748">
-    <w:abstractNumId w:val="8"/>
-    <w:lvlOverride w:ilvl="0">
-      <w:startOverride w:val="1"/>
-    </w:lvlOverride>
-  </w:num>
-  <w:num w:numId="6" w16cid:durableId="1230338659">
-    <w:abstractNumId w:val="10"/>
-    <w:lvlOverride w:ilvl="0">
-      <w:startOverride w:val="1"/>
-    </w:lvlOverride>
-  </w:num>
-  <w:num w:numId="7" w16cid:durableId="1960525610">
-    <w:abstractNumId w:val="12"/>
-    <w:lvlOverride w:ilvl="0">
-      <w:startOverride w:val="1"/>
-    </w:lvlOverride>
-  </w:num>
-  <w:num w:numId="8" w16cid:durableId="99032315">
+  <w:num w:numId="15" w16cid:durableId="590622702">
     <w:abstractNumId w:val="2"/>
-    <w:lvlOverride w:ilvl="0">
-      <w:startOverride w:val="1"/>
-    </w:lvlOverride>
-  </w:num>
-  <w:num w:numId="9" w16cid:durableId="484706008">
-    <w:abstractNumId w:val="4"/>
-    <w:lvlOverride w:ilvl="0">
-      <w:startOverride w:val="1"/>
-    </w:lvlOverride>
-  </w:num>
-  <w:num w:numId="10" w16cid:durableId="1733889091">
-    <w:abstractNumId w:val="6"/>
-    <w:lvlOverride w:ilvl="0">
-      <w:startOverride w:val="1"/>
-    </w:lvlOverride>
-  </w:num>
-  <w:num w:numId="11" w16cid:durableId="1802455844">
-    <w:abstractNumId w:val="9"/>
-    <w:lvlOverride w:ilvl="0">
-      <w:startOverride w:val="1"/>
-    </w:lvlOverride>
-  </w:num>
-  <w:num w:numId="12" w16cid:durableId="1688629899">
-    <w:abstractNumId w:val="1"/>
-    <w:lvlOverride w:ilvl="0">
-      <w:startOverride w:val="1"/>
-    </w:lvlOverride>
-  </w:num>
-  <w:num w:numId="13" w16cid:durableId="817720588">
-    <w:abstractNumId w:val="3"/>
-    <w:lvlOverride w:ilvl="0">
-      <w:startOverride w:val="1"/>
-    </w:lvlOverride>
-  </w:num>
-  <w:num w:numId="14" w16cid:durableId="1926500659">
-    <w:abstractNumId w:val="13"/>
-    <w:lvlOverride w:ilvl="0">
-      <w:startOverride w:val="1"/>
-    </w:lvlOverride>
-  </w:num>
-  <w:num w:numId="15" w16cid:durableId="1215236109">
-    <w:abstractNumId w:val="5"/>
     <w:lvlOverride w:ilvl="0">
       <w:startOverride w:val="1"/>
     </w:lvlOverride>
@@ -52671,7 +52691,7 @@
     <w:autoRedefine/>
     <w:uiPriority w:val="39"/>
     <w:unhideWhenUsed/>
-    <w:rsid w:val="00D73B37"/>
+    <w:rsid w:val="00AB3CE6"/>
     <w:pPr>
       <w:spacing w:after="100"/>
     </w:pPr>
@@ -52683,7 +52703,7 @@
     <w:autoRedefine/>
     <w:uiPriority w:val="39"/>
     <w:unhideWhenUsed/>
-    <w:rsid w:val="00D73B37"/>
+    <w:rsid w:val="00AB3CE6"/>
     <w:pPr>
       <w:spacing w:after="100"/>
       <w:ind w:left="210"/>

--- a/discoverer-neo/docs/user-guide/manual/Discoverer-Neo-ADMIN-Guide-Full-es-ES.docx
+++ b/discoverer-neo/docs/user-guide/manual/Discoverer-Neo-ADMIN-Guide-Full-es-ES.docx
@@ -54,7 +54,7 @@
           <w:sz w:val="22"/>
           <w:szCs w:val="22"/>
         </w:rPr>
-        <w:t>Versión 2.0.1</w:t>
+        <w:t>Versión 2.1.0</w:t>
       </w:r>
     </w:p>
     <w:p>
@@ -74,7 +74,7 @@
     <w:sdt>
       <w:sdtPr>
         <w:alias w:val="Índice"/>
-        <w:id w:val="827319176"/>
+        <w:id w:val="-314564987"/>
       </w:sdtPr>
       <w:sdtEndPr/>
       <w:sdtContent>
@@ -102,7 +102,7 @@
           <w:r>
             <w:fldChar w:fldCharType="separate"/>
           </w:r>
-          <w:hyperlink w:anchor="_Toc241692121" w:history="1">
+          <w:hyperlink w:anchor="_Toc241696009" w:history="1">
             <w:r>
               <w:rPr>
                 <w:rStyle w:val="Hiperligao"/>
@@ -126,7 +126,7 @@
               <w:rPr>
                 <w:noProof/>
               </w:rPr>
-              <w:instrText xml:space="preserve"> PAGEREF _Toc241692121 \h </w:instrText>
+              <w:instrText xml:space="preserve"> PAGEREF _Toc241696009 \h </w:instrText>
             </w:r>
             <w:r>
               <w:rPr>
@@ -168,7 +168,7 @@
               <w14:ligatures w14:val="standardContextual"/>
             </w:rPr>
           </w:pPr>
-          <w:hyperlink w:anchor="_Toc241692122" w:history="1">
+          <w:hyperlink w:anchor="_Toc241696010" w:history="1">
             <w:r>
               <w:rPr>
                 <w:rStyle w:val="Hiperligao"/>
@@ -192,7 +192,7 @@
               <w:rPr>
                 <w:noProof/>
               </w:rPr>
-              <w:instrText xml:space="preserve"> PAGEREF _Toc241692122 \h </w:instrText>
+              <w:instrText xml:space="preserve"> PAGEREF _Toc241696010 \h </w:instrText>
             </w:r>
             <w:r>
               <w:rPr>
@@ -234,7 +234,7 @@
               <w14:ligatures w14:val="standardContextual"/>
             </w:rPr>
           </w:pPr>
-          <w:hyperlink w:anchor="_Toc241692123" w:history="1">
+          <w:hyperlink w:anchor="_Toc241696011" w:history="1">
             <w:r>
               <w:rPr>
                 <w:rStyle w:val="Hiperligao"/>
@@ -258,7 +258,7 @@
               <w:rPr>
                 <w:noProof/>
               </w:rPr>
-              <w:instrText xml:space="preserve"> PAGEREF _Toc241692123 \h </w:instrText>
+              <w:instrText xml:space="preserve"> PAGEREF _Toc241696011 \h </w:instrText>
             </w:r>
             <w:r>
               <w:rPr>
@@ -300,7 +300,7 @@
               <w14:ligatures w14:val="standardContextual"/>
             </w:rPr>
           </w:pPr>
-          <w:hyperlink w:anchor="_Toc241692124" w:history="1">
+          <w:hyperlink w:anchor="_Toc241696012" w:history="1">
             <w:r>
               <w:rPr>
                 <w:rStyle w:val="Hiperligao"/>
@@ -324,7 +324,7 @@
               <w:rPr>
                 <w:noProof/>
               </w:rPr>
-              <w:instrText xml:space="preserve"> PAGEREF _Toc241692124 \h </w:instrText>
+              <w:instrText xml:space="preserve"> PAGEREF _Toc241696012 \h </w:instrText>
             </w:r>
             <w:r>
               <w:rPr>
@@ -366,7 +366,7 @@
               <w14:ligatures w14:val="standardContextual"/>
             </w:rPr>
           </w:pPr>
-          <w:hyperlink w:anchor="_Toc241692125" w:history="1">
+          <w:hyperlink w:anchor="_Toc241696013" w:history="1">
             <w:r>
               <w:rPr>
                 <w:rStyle w:val="Hiperligao"/>
@@ -390,7 +390,7 @@
               <w:rPr>
                 <w:noProof/>
               </w:rPr>
-              <w:instrText xml:space="preserve"> PAGEREF _Toc241692125 \h </w:instrText>
+              <w:instrText xml:space="preserve"> PAGEREF _Toc241696013 \h </w:instrText>
             </w:r>
             <w:r>
               <w:rPr>
@@ -432,7 +432,7 @@
               <w14:ligatures w14:val="standardContextual"/>
             </w:rPr>
           </w:pPr>
-          <w:hyperlink w:anchor="_Toc241692126" w:history="1">
+          <w:hyperlink w:anchor="_Toc241696014" w:history="1">
             <w:r>
               <w:rPr>
                 <w:rStyle w:val="Hiperligao"/>
@@ -456,7 +456,7 @@
               <w:rPr>
                 <w:noProof/>
               </w:rPr>
-              <w:instrText xml:space="preserve"> PAGEREF _Toc241692126 \h </w:instrText>
+              <w:instrText xml:space="preserve"> PAGEREF _Toc241696014 \h </w:instrText>
             </w:r>
             <w:r>
               <w:rPr>
@@ -498,7 +498,7 @@
               <w14:ligatures w14:val="standardContextual"/>
             </w:rPr>
           </w:pPr>
-          <w:hyperlink w:anchor="_Toc241692127" w:history="1">
+          <w:hyperlink w:anchor="_Toc241696015" w:history="1">
             <w:r>
               <w:rPr>
                 <w:rStyle w:val="Hiperligao"/>
@@ -522,7 +522,7 @@
               <w:rPr>
                 <w:noProof/>
               </w:rPr>
-              <w:instrText xml:space="preserve"> PAGEREF _Toc241692127 \h </w:instrText>
+              <w:instrText xml:space="preserve"> PAGEREF _Toc241696015 \h </w:instrText>
             </w:r>
             <w:r>
               <w:rPr>
@@ -564,7 +564,7 @@
               <w14:ligatures w14:val="standardContextual"/>
             </w:rPr>
           </w:pPr>
-          <w:hyperlink w:anchor="_Toc241692128" w:history="1">
+          <w:hyperlink w:anchor="_Toc241696016" w:history="1">
             <w:r>
               <w:rPr>
                 <w:rStyle w:val="Hiperligao"/>
@@ -588,7 +588,7 @@
               <w:rPr>
                 <w:noProof/>
               </w:rPr>
-              <w:instrText xml:space="preserve"> PAGEREF _Toc241692128 \h </w:instrText>
+              <w:instrText xml:space="preserve"> PAGEREF _Toc241696016 \h </w:instrText>
             </w:r>
             <w:r>
               <w:rPr>
@@ -630,7 +630,7 @@
               <w14:ligatures w14:val="standardContextual"/>
             </w:rPr>
           </w:pPr>
-          <w:hyperlink w:anchor="_Toc241692129" w:history="1">
+          <w:hyperlink w:anchor="_Toc241696017" w:history="1">
             <w:r>
               <w:rPr>
                 <w:rStyle w:val="Hiperligao"/>
@@ -654,7 +654,7 @@
               <w:rPr>
                 <w:noProof/>
               </w:rPr>
-              <w:instrText xml:space="preserve"> PAGEREF _Toc241692129 \h </w:instrText>
+              <w:instrText xml:space="preserve"> PAGEREF _Toc241696017 \h </w:instrText>
             </w:r>
             <w:r>
               <w:rPr>
@@ -696,7 +696,7 @@
               <w14:ligatures w14:val="standardContextual"/>
             </w:rPr>
           </w:pPr>
-          <w:hyperlink w:anchor="_Toc241692130" w:history="1">
+          <w:hyperlink w:anchor="_Toc241696018" w:history="1">
             <w:r>
               <w:rPr>
                 <w:rStyle w:val="Hiperligao"/>
@@ -720,7 +720,7 @@
               <w:rPr>
                 <w:noProof/>
               </w:rPr>
-              <w:instrText xml:space="preserve"> PAGEREF _Toc241692130 \h </w:instrText>
+              <w:instrText xml:space="preserve"> PAGEREF _Toc241696018 \h </w:instrText>
             </w:r>
             <w:r>
               <w:rPr>
@@ -762,7 +762,7 @@
               <w14:ligatures w14:val="standardContextual"/>
             </w:rPr>
           </w:pPr>
-          <w:hyperlink w:anchor="_Toc241692131" w:history="1">
+          <w:hyperlink w:anchor="_Toc241696019" w:history="1">
             <w:r>
               <w:rPr>
                 <w:rStyle w:val="Hiperligao"/>
@@ -786,7 +786,7 @@
               <w:rPr>
                 <w:noProof/>
               </w:rPr>
-              <w:instrText xml:space="preserve"> PAGEREF _Toc241692131 \h </w:instrText>
+              <w:instrText xml:space="preserve"> PAGEREF _Toc241696019 \h </w:instrText>
             </w:r>
             <w:r>
               <w:rPr>
@@ -828,7 +828,7 @@
               <w14:ligatures w14:val="standardContextual"/>
             </w:rPr>
           </w:pPr>
-          <w:hyperlink w:anchor="_Toc241692132" w:history="1">
+          <w:hyperlink w:anchor="_Toc241696020" w:history="1">
             <w:r>
               <w:rPr>
                 <w:rStyle w:val="Hiperligao"/>
@@ -852,7 +852,7 @@
               <w:rPr>
                 <w:noProof/>
               </w:rPr>
-              <w:instrText xml:space="preserve"> PAGEREF _Toc241692132 \h </w:instrText>
+              <w:instrText xml:space="preserve"> PAGEREF _Toc241696020 \h </w:instrText>
             </w:r>
             <w:r>
               <w:rPr>
@@ -894,7 +894,7 @@
               <w14:ligatures w14:val="standardContextual"/>
             </w:rPr>
           </w:pPr>
-          <w:hyperlink w:anchor="_Toc241692133" w:history="1">
+          <w:hyperlink w:anchor="_Toc241696021" w:history="1">
             <w:r>
               <w:rPr>
                 <w:rStyle w:val="Hiperligao"/>
@@ -918,7 +918,7 @@
               <w:rPr>
                 <w:noProof/>
               </w:rPr>
-              <w:instrText xml:space="preserve"> PAGEREF _Toc241692133 \h </w:instrText>
+              <w:instrText xml:space="preserve"> PAGEREF _Toc241696021 \h </w:instrText>
             </w:r>
             <w:r>
               <w:rPr>
@@ -960,7 +960,7 @@
               <w14:ligatures w14:val="standardContextual"/>
             </w:rPr>
           </w:pPr>
-          <w:hyperlink w:anchor="_Toc241692134" w:history="1">
+          <w:hyperlink w:anchor="_Toc241696022" w:history="1">
             <w:r>
               <w:rPr>
                 <w:rStyle w:val="Hiperligao"/>
@@ -984,7 +984,7 @@
               <w:rPr>
                 <w:noProof/>
               </w:rPr>
-              <w:instrText xml:space="preserve"> PAGEREF _Toc241692134 \h </w:instrText>
+              <w:instrText xml:space="preserve"> PAGEREF _Toc241696022 \h </w:instrText>
             </w:r>
             <w:r>
               <w:rPr>
@@ -1026,7 +1026,7 @@
               <w14:ligatures w14:val="standardContextual"/>
             </w:rPr>
           </w:pPr>
-          <w:hyperlink w:anchor="_Toc241692135" w:history="1">
+          <w:hyperlink w:anchor="_Toc241696023" w:history="1">
             <w:r>
               <w:rPr>
                 <w:rStyle w:val="Hiperligao"/>
@@ -1050,7 +1050,7 @@
               <w:rPr>
                 <w:noProof/>
               </w:rPr>
-              <w:instrText xml:space="preserve"> PAGEREF _Toc241692135 \h </w:instrText>
+              <w:instrText xml:space="preserve"> PAGEREF _Toc241696023 \h </w:instrText>
             </w:r>
             <w:r>
               <w:rPr>
@@ -1092,7 +1092,7 @@
               <w14:ligatures w14:val="standardContextual"/>
             </w:rPr>
           </w:pPr>
-          <w:hyperlink w:anchor="_Toc241692136" w:history="1">
+          <w:hyperlink w:anchor="_Toc241696024" w:history="1">
             <w:r>
               <w:rPr>
                 <w:rStyle w:val="Hiperligao"/>
@@ -1116,7 +1116,7 @@
               <w:rPr>
                 <w:noProof/>
               </w:rPr>
-              <w:instrText xml:space="preserve"> PAGEREF _Toc241692136 \h </w:instrText>
+              <w:instrText xml:space="preserve"> PAGEREF _Toc241696024 \h </w:instrText>
             </w:r>
             <w:r>
               <w:rPr>
@@ -1158,7 +1158,7 @@
               <w14:ligatures w14:val="standardContextual"/>
             </w:rPr>
           </w:pPr>
-          <w:hyperlink w:anchor="_Toc241692137" w:history="1">
+          <w:hyperlink w:anchor="_Toc241696025" w:history="1">
             <w:r>
               <w:rPr>
                 <w:rStyle w:val="Hiperligao"/>
@@ -1182,7 +1182,7 @@
               <w:rPr>
                 <w:noProof/>
               </w:rPr>
-              <w:instrText xml:space="preserve"> PAGEREF _Toc241692137 \h </w:instrText>
+              <w:instrText xml:space="preserve"> PAGEREF _Toc241696025 \h </w:instrText>
             </w:r>
             <w:r>
               <w:rPr>
@@ -1224,7 +1224,7 @@
               <w14:ligatures w14:val="standardContextual"/>
             </w:rPr>
           </w:pPr>
-          <w:hyperlink w:anchor="_Toc241692138" w:history="1">
+          <w:hyperlink w:anchor="_Toc241696026" w:history="1">
             <w:r>
               <w:rPr>
                 <w:rStyle w:val="Hiperligao"/>
@@ -1248,7 +1248,7 @@
               <w:rPr>
                 <w:noProof/>
               </w:rPr>
-              <w:instrText xml:space="preserve"> PAGEREF _Toc241692138 \h </w:instrText>
+              <w:instrText xml:space="preserve"> PAGEREF _Toc241696026 \h </w:instrText>
             </w:r>
             <w:r>
               <w:rPr>
@@ -1290,7 +1290,7 @@
               <w14:ligatures w14:val="standardContextual"/>
             </w:rPr>
           </w:pPr>
-          <w:hyperlink w:anchor="_Toc241692139" w:history="1">
+          <w:hyperlink w:anchor="_Toc241696027" w:history="1">
             <w:r>
               <w:rPr>
                 <w:rStyle w:val="Hiperligao"/>
@@ -1314,7 +1314,7 @@
               <w:rPr>
                 <w:noProof/>
               </w:rPr>
-              <w:instrText xml:space="preserve"> PAGEREF _Toc241692139 \h </w:instrText>
+              <w:instrText xml:space="preserve"> PAGEREF _Toc241696027 \h </w:instrText>
             </w:r>
             <w:r>
               <w:rPr>
@@ -1356,7 +1356,7 @@
               <w14:ligatures w14:val="standardContextual"/>
             </w:rPr>
           </w:pPr>
-          <w:hyperlink w:anchor="_Toc241692140" w:history="1">
+          <w:hyperlink w:anchor="_Toc241696028" w:history="1">
             <w:r>
               <w:rPr>
                 <w:rStyle w:val="Hiperligao"/>
@@ -1380,7 +1380,7 @@
               <w:rPr>
                 <w:noProof/>
               </w:rPr>
-              <w:instrText xml:space="preserve"> PAGEREF _Toc241692140 \h </w:instrText>
+              <w:instrText xml:space="preserve"> PAGEREF _Toc241696028 \h </w:instrText>
             </w:r>
             <w:r>
               <w:rPr>
@@ -1422,7 +1422,7 @@
               <w14:ligatures w14:val="standardContextual"/>
             </w:rPr>
           </w:pPr>
-          <w:hyperlink w:anchor="_Toc241692141" w:history="1">
+          <w:hyperlink w:anchor="_Toc241696029" w:history="1">
             <w:r>
               <w:rPr>
                 <w:rStyle w:val="Hiperligao"/>
@@ -1446,7 +1446,7 @@
               <w:rPr>
                 <w:noProof/>
               </w:rPr>
-              <w:instrText xml:space="preserve"> PAGEREF _Toc241692141 \h </w:instrText>
+              <w:instrText xml:space="preserve"> PAGEREF _Toc241696029 \h </w:instrText>
             </w:r>
             <w:r>
               <w:rPr>
@@ -1488,7 +1488,7 @@
               <w14:ligatures w14:val="standardContextual"/>
             </w:rPr>
           </w:pPr>
-          <w:hyperlink w:anchor="_Toc241692142" w:history="1">
+          <w:hyperlink w:anchor="_Toc241696030" w:history="1">
             <w:r>
               <w:rPr>
                 <w:rStyle w:val="Hiperligao"/>
@@ -1512,7 +1512,7 @@
               <w:rPr>
                 <w:noProof/>
               </w:rPr>
-              <w:instrText xml:space="preserve"> PAGEREF _Toc241692142 \h </w:instrText>
+              <w:instrText xml:space="preserve"> PAGEREF _Toc241696030 \h </w:instrText>
             </w:r>
             <w:r>
               <w:rPr>
@@ -1554,7 +1554,7 @@
               <w14:ligatures w14:val="standardContextual"/>
             </w:rPr>
           </w:pPr>
-          <w:hyperlink w:anchor="_Toc241692143" w:history="1">
+          <w:hyperlink w:anchor="_Toc241696031" w:history="1">
             <w:r>
               <w:rPr>
                 <w:rStyle w:val="Hiperligao"/>
@@ -1578,7 +1578,7 @@
               <w:rPr>
                 <w:noProof/>
               </w:rPr>
-              <w:instrText xml:space="preserve"> PAGEREF _Toc241692143 \h </w:instrText>
+              <w:instrText xml:space="preserve"> PAGEREF _Toc241696031 \h </w:instrText>
             </w:r>
             <w:r>
               <w:rPr>
@@ -1620,7 +1620,7 @@
               <w14:ligatures w14:val="standardContextual"/>
             </w:rPr>
           </w:pPr>
-          <w:hyperlink w:anchor="_Toc241692144" w:history="1">
+          <w:hyperlink w:anchor="_Toc241696032" w:history="1">
             <w:r>
               <w:rPr>
                 <w:rStyle w:val="Hiperligao"/>
@@ -1644,7 +1644,7 @@
               <w:rPr>
                 <w:noProof/>
               </w:rPr>
-              <w:instrText xml:space="preserve"> PAGEREF _Toc241692144 \h </w:instrText>
+              <w:instrText xml:space="preserve"> PAGEREF _Toc241696032 \h </w:instrText>
             </w:r>
             <w:r>
               <w:rPr>
@@ -1686,7 +1686,7 @@
               <w14:ligatures w14:val="standardContextual"/>
             </w:rPr>
           </w:pPr>
-          <w:hyperlink w:anchor="_Toc241692145" w:history="1">
+          <w:hyperlink w:anchor="_Toc241696033" w:history="1">
             <w:r>
               <w:rPr>
                 <w:rStyle w:val="Hiperligao"/>
@@ -1710,7 +1710,7 @@
               <w:rPr>
                 <w:noProof/>
               </w:rPr>
-              <w:instrText xml:space="preserve"> PAGEREF _Toc241692145 \h </w:instrText>
+              <w:instrText xml:space="preserve"> PAGEREF _Toc241696033 \h </w:instrText>
             </w:r>
             <w:r>
               <w:rPr>
@@ -1752,7 +1752,7 @@
               <w14:ligatures w14:val="standardContextual"/>
             </w:rPr>
           </w:pPr>
-          <w:hyperlink w:anchor="_Toc241692146" w:history="1">
+          <w:hyperlink w:anchor="_Toc241696034" w:history="1">
             <w:r>
               <w:rPr>
                 <w:rStyle w:val="Hiperligao"/>
@@ -1776,7 +1776,7 @@
               <w:rPr>
                 <w:noProof/>
               </w:rPr>
-              <w:instrText xml:space="preserve"> PAGEREF _Toc241692146 \h </w:instrText>
+              <w:instrText xml:space="preserve"> PAGEREF _Toc241696034 \h </w:instrText>
             </w:r>
             <w:r>
               <w:rPr>
@@ -1818,7 +1818,7 @@
               <w14:ligatures w14:val="standardContextual"/>
             </w:rPr>
           </w:pPr>
-          <w:hyperlink w:anchor="_Toc241692147" w:history="1">
+          <w:hyperlink w:anchor="_Toc241696035" w:history="1">
             <w:r>
               <w:rPr>
                 <w:rStyle w:val="Hiperligao"/>
@@ -1842,7 +1842,7 @@
               <w:rPr>
                 <w:noProof/>
               </w:rPr>
-              <w:instrText xml:space="preserve"> PAGEREF _Toc241692147 \h </w:instrText>
+              <w:instrText xml:space="preserve"> PAGEREF _Toc241696035 \h </w:instrText>
             </w:r>
             <w:r>
               <w:rPr>
@@ -1884,7 +1884,7 @@
               <w14:ligatures w14:val="standardContextual"/>
             </w:rPr>
           </w:pPr>
-          <w:hyperlink w:anchor="_Toc241692148" w:history="1">
+          <w:hyperlink w:anchor="_Toc241696036" w:history="1">
             <w:r>
               <w:rPr>
                 <w:rStyle w:val="Hiperligao"/>
@@ -1908,7 +1908,7 @@
               <w:rPr>
                 <w:noProof/>
               </w:rPr>
-              <w:instrText xml:space="preserve"> PAGEREF _Toc241692148 \h </w:instrText>
+              <w:instrText xml:space="preserve"> PAGEREF _Toc241696036 \h </w:instrText>
             </w:r>
             <w:r>
               <w:rPr>
@@ -1950,7 +1950,7 @@
               <w14:ligatures w14:val="standardContextual"/>
             </w:rPr>
           </w:pPr>
-          <w:hyperlink w:anchor="_Toc241692149" w:history="1">
+          <w:hyperlink w:anchor="_Toc241696037" w:history="1">
             <w:r>
               <w:rPr>
                 <w:rStyle w:val="Hiperligao"/>
@@ -1974,7 +1974,7 @@
               <w:rPr>
                 <w:noProof/>
               </w:rPr>
-              <w:instrText xml:space="preserve"> PAGEREF _Toc241692149 \h </w:instrText>
+              <w:instrText xml:space="preserve"> PAGEREF _Toc241696037 \h </w:instrText>
             </w:r>
             <w:r>
               <w:rPr>
@@ -2016,7 +2016,7 @@
               <w14:ligatures w14:val="standardContextual"/>
             </w:rPr>
           </w:pPr>
-          <w:hyperlink w:anchor="_Toc241692150" w:history="1">
+          <w:hyperlink w:anchor="_Toc241696038" w:history="1">
             <w:r>
               <w:rPr>
                 <w:rStyle w:val="Hiperligao"/>
@@ -2040,7 +2040,7 @@
               <w:rPr>
                 <w:noProof/>
               </w:rPr>
-              <w:instrText xml:space="preserve"> PAGEREF _Toc241692150 \h </w:instrText>
+              <w:instrText xml:space="preserve"> PAGEREF _Toc241696038 \h </w:instrText>
             </w:r>
             <w:r>
               <w:rPr>
@@ -2082,7 +2082,7 @@
               <w14:ligatures w14:val="standardContextual"/>
             </w:rPr>
           </w:pPr>
-          <w:hyperlink w:anchor="_Toc241692151" w:history="1">
+          <w:hyperlink w:anchor="_Toc241696039" w:history="1">
             <w:r>
               <w:rPr>
                 <w:rStyle w:val="Hiperligao"/>
@@ -2106,7 +2106,7 @@
               <w:rPr>
                 <w:noProof/>
               </w:rPr>
-              <w:instrText xml:space="preserve"> PAGEREF _Toc241692151 \h </w:instrText>
+              <w:instrText xml:space="preserve"> PAGEREF _Toc241696039 \h </w:instrText>
             </w:r>
             <w:r>
               <w:rPr>
@@ -2148,7 +2148,7 @@
               <w14:ligatures w14:val="standardContextual"/>
             </w:rPr>
           </w:pPr>
-          <w:hyperlink w:anchor="_Toc241692152" w:history="1">
+          <w:hyperlink w:anchor="_Toc241696040" w:history="1">
             <w:r>
               <w:rPr>
                 <w:rStyle w:val="Hiperligao"/>
@@ -2172,7 +2172,7 @@
               <w:rPr>
                 <w:noProof/>
               </w:rPr>
-              <w:instrText xml:space="preserve"> PAGEREF _Toc241692152 \h </w:instrText>
+              <w:instrText xml:space="preserve"> PAGEREF _Toc241696040 \h </w:instrText>
             </w:r>
             <w:r>
               <w:rPr>
@@ -2214,7 +2214,7 @@
               <w14:ligatures w14:val="standardContextual"/>
             </w:rPr>
           </w:pPr>
-          <w:hyperlink w:anchor="_Toc241692153" w:history="1">
+          <w:hyperlink w:anchor="_Toc241696041" w:history="1">
             <w:r>
               <w:rPr>
                 <w:rStyle w:val="Hiperligao"/>
@@ -2238,7 +2238,7 @@
               <w:rPr>
                 <w:noProof/>
               </w:rPr>
-              <w:instrText xml:space="preserve"> PAGEREF _Toc241692153 \h </w:instrText>
+              <w:instrText xml:space="preserve"> PAGEREF _Toc241696041 \h </w:instrText>
             </w:r>
             <w:r>
               <w:rPr>
@@ -2280,7 +2280,7 @@
               <w14:ligatures w14:val="standardContextual"/>
             </w:rPr>
           </w:pPr>
-          <w:hyperlink w:anchor="_Toc241692154" w:history="1">
+          <w:hyperlink w:anchor="_Toc241696042" w:history="1">
             <w:r>
               <w:rPr>
                 <w:rStyle w:val="Hiperligao"/>
@@ -2304,7 +2304,7 @@
               <w:rPr>
                 <w:noProof/>
               </w:rPr>
-              <w:instrText xml:space="preserve"> PAGEREF _Toc241692154 \h </w:instrText>
+              <w:instrText xml:space="preserve"> PAGEREF _Toc241696042 \h </w:instrText>
             </w:r>
             <w:r>
               <w:rPr>
@@ -2346,7 +2346,7 @@
               <w14:ligatures w14:val="standardContextual"/>
             </w:rPr>
           </w:pPr>
-          <w:hyperlink w:anchor="_Toc241692155" w:history="1">
+          <w:hyperlink w:anchor="_Toc241696043" w:history="1">
             <w:r>
               <w:rPr>
                 <w:rStyle w:val="Hiperligao"/>
@@ -2370,7 +2370,7 @@
               <w:rPr>
                 <w:noProof/>
               </w:rPr>
-              <w:instrText xml:space="preserve"> PAGEREF _Toc241692155 \h </w:instrText>
+              <w:instrText xml:space="preserve"> PAGEREF _Toc241696043 \h </w:instrText>
             </w:r>
             <w:r>
               <w:rPr>
@@ -2412,7 +2412,7 @@
               <w14:ligatures w14:val="standardContextual"/>
             </w:rPr>
           </w:pPr>
-          <w:hyperlink w:anchor="_Toc241692156" w:history="1">
+          <w:hyperlink w:anchor="_Toc241696044" w:history="1">
             <w:r>
               <w:rPr>
                 <w:rStyle w:val="Hiperligao"/>
@@ -2436,7 +2436,7 @@
               <w:rPr>
                 <w:noProof/>
               </w:rPr>
-              <w:instrText xml:space="preserve"> PAGEREF _Toc241692156 \h </w:instrText>
+              <w:instrText xml:space="preserve"> PAGEREF _Toc241696044 \h </w:instrText>
             </w:r>
             <w:r>
               <w:rPr>
@@ -2478,7 +2478,7 @@
               <w14:ligatures w14:val="standardContextual"/>
             </w:rPr>
           </w:pPr>
-          <w:hyperlink w:anchor="_Toc241692157" w:history="1">
+          <w:hyperlink w:anchor="_Toc241696045" w:history="1">
             <w:r>
               <w:rPr>
                 <w:rStyle w:val="Hiperligao"/>
@@ -2502,7 +2502,7 @@
               <w:rPr>
                 <w:noProof/>
               </w:rPr>
-              <w:instrText xml:space="preserve"> PAGEREF _Toc241692157 \h </w:instrText>
+              <w:instrText xml:space="preserve"> PAGEREF _Toc241696045 \h </w:instrText>
             </w:r>
             <w:r>
               <w:rPr>
@@ -2544,7 +2544,7 @@
               <w14:ligatures w14:val="standardContextual"/>
             </w:rPr>
           </w:pPr>
-          <w:hyperlink w:anchor="_Toc241692158" w:history="1">
+          <w:hyperlink w:anchor="_Toc241696046" w:history="1">
             <w:r>
               <w:rPr>
                 <w:rStyle w:val="Hiperligao"/>
@@ -2568,7 +2568,7 @@
               <w:rPr>
                 <w:noProof/>
               </w:rPr>
-              <w:instrText xml:space="preserve"> PAGEREF _Toc241692158 \h </w:instrText>
+              <w:instrText xml:space="preserve"> PAGEREF _Toc241696046 \h </w:instrText>
             </w:r>
             <w:r>
               <w:rPr>
@@ -2610,7 +2610,7 @@
               <w14:ligatures w14:val="standardContextual"/>
             </w:rPr>
           </w:pPr>
-          <w:hyperlink w:anchor="_Toc241692159" w:history="1">
+          <w:hyperlink w:anchor="_Toc241696047" w:history="1">
             <w:r>
               <w:rPr>
                 <w:rStyle w:val="Hiperligao"/>
@@ -2634,7 +2634,7 @@
               <w:rPr>
                 <w:noProof/>
               </w:rPr>
-              <w:instrText xml:space="preserve"> PAGEREF _Toc241692159 \h </w:instrText>
+              <w:instrText xml:space="preserve"> PAGEREF _Toc241696047 \h </w:instrText>
             </w:r>
             <w:r>
               <w:rPr>
@@ -2676,7 +2676,7 @@
               <w14:ligatures w14:val="standardContextual"/>
             </w:rPr>
           </w:pPr>
-          <w:hyperlink w:anchor="_Toc241692160" w:history="1">
+          <w:hyperlink w:anchor="_Toc241696048" w:history="1">
             <w:r>
               <w:rPr>
                 <w:rStyle w:val="Hiperligao"/>
@@ -2700,7 +2700,7 @@
               <w:rPr>
                 <w:noProof/>
               </w:rPr>
-              <w:instrText xml:space="preserve"> PAGEREF _Toc241692160 \h </w:instrText>
+              <w:instrText xml:space="preserve"> PAGEREF _Toc241696048 \h </w:instrText>
             </w:r>
             <w:r>
               <w:rPr>
@@ -2742,7 +2742,7 @@
               <w14:ligatures w14:val="standardContextual"/>
             </w:rPr>
           </w:pPr>
-          <w:hyperlink w:anchor="_Toc241692161" w:history="1">
+          <w:hyperlink w:anchor="_Toc241696049" w:history="1">
             <w:r>
               <w:rPr>
                 <w:rStyle w:val="Hiperligao"/>
@@ -2766,7 +2766,7 @@
               <w:rPr>
                 <w:noProof/>
               </w:rPr>
-              <w:instrText xml:space="preserve"> PAGEREF _Toc241692161 \h </w:instrText>
+              <w:instrText xml:space="preserve"> PAGEREF _Toc241696049 \h </w:instrText>
             </w:r>
             <w:r>
               <w:rPr>
@@ -2808,7 +2808,7 @@
               <w14:ligatures w14:val="standardContextual"/>
             </w:rPr>
           </w:pPr>
-          <w:hyperlink w:anchor="_Toc241692162" w:history="1">
+          <w:hyperlink w:anchor="_Toc241696050" w:history="1">
             <w:r>
               <w:rPr>
                 <w:rStyle w:val="Hiperligao"/>
@@ -2832,7 +2832,7 @@
               <w:rPr>
                 <w:noProof/>
               </w:rPr>
-              <w:instrText xml:space="preserve"> PAGEREF _Toc241692162 \h </w:instrText>
+              <w:instrText xml:space="preserve"> PAGEREF _Toc241696050 \h </w:instrText>
             </w:r>
             <w:r>
               <w:rPr>
@@ -2874,7 +2874,7 @@
               <w14:ligatures w14:val="standardContextual"/>
             </w:rPr>
           </w:pPr>
-          <w:hyperlink w:anchor="_Toc241692163" w:history="1">
+          <w:hyperlink w:anchor="_Toc241696051" w:history="1">
             <w:r>
               <w:rPr>
                 <w:rStyle w:val="Hiperligao"/>
@@ -2898,7 +2898,7 @@
               <w:rPr>
                 <w:noProof/>
               </w:rPr>
-              <w:instrText xml:space="preserve"> PAGEREF _Toc241692163 \h </w:instrText>
+              <w:instrText xml:space="preserve"> PAGEREF _Toc241696051 \h </w:instrText>
             </w:r>
             <w:r>
               <w:rPr>
@@ -2940,7 +2940,7 @@
               <w14:ligatures w14:val="standardContextual"/>
             </w:rPr>
           </w:pPr>
-          <w:hyperlink w:anchor="_Toc241692164" w:history="1">
+          <w:hyperlink w:anchor="_Toc241696052" w:history="1">
             <w:r>
               <w:rPr>
                 <w:rStyle w:val="Hiperligao"/>
@@ -2964,7 +2964,7 @@
               <w:rPr>
                 <w:noProof/>
               </w:rPr>
-              <w:instrText xml:space="preserve"> PAGEREF _Toc241692164 \h </w:instrText>
+              <w:instrText xml:space="preserve"> PAGEREF _Toc241696052 \h </w:instrText>
             </w:r>
             <w:r>
               <w:rPr>
@@ -3006,7 +3006,7 @@
               <w14:ligatures w14:val="standardContextual"/>
             </w:rPr>
           </w:pPr>
-          <w:hyperlink w:anchor="_Toc241692165" w:history="1">
+          <w:hyperlink w:anchor="_Toc241696053" w:history="1">
             <w:r>
               <w:rPr>
                 <w:rStyle w:val="Hiperligao"/>
@@ -3030,7 +3030,7 @@
               <w:rPr>
                 <w:noProof/>
               </w:rPr>
-              <w:instrText xml:space="preserve"> PAGEREF _Toc241692165 \h </w:instrText>
+              <w:instrText xml:space="preserve"> PAGEREF _Toc241696053 \h </w:instrText>
             </w:r>
             <w:r>
               <w:rPr>
@@ -3072,7 +3072,7 @@
               <w14:ligatures w14:val="standardContextual"/>
             </w:rPr>
           </w:pPr>
-          <w:hyperlink w:anchor="_Toc241692166" w:history="1">
+          <w:hyperlink w:anchor="_Toc241696054" w:history="1">
             <w:r>
               <w:rPr>
                 <w:rStyle w:val="Hiperligao"/>
@@ -3096,7 +3096,7 @@
               <w:rPr>
                 <w:noProof/>
               </w:rPr>
-              <w:instrText xml:space="preserve"> PAGEREF _Toc241692166 \h </w:instrText>
+              <w:instrText xml:space="preserve"> PAGEREF _Toc241696054 \h </w:instrText>
             </w:r>
             <w:r>
               <w:rPr>
@@ -3138,7 +3138,7 @@
               <w14:ligatures w14:val="standardContextual"/>
             </w:rPr>
           </w:pPr>
-          <w:hyperlink w:anchor="_Toc241692167" w:history="1">
+          <w:hyperlink w:anchor="_Toc241696055" w:history="1">
             <w:r>
               <w:rPr>
                 <w:rStyle w:val="Hiperligao"/>
@@ -3162,7 +3162,7 @@
               <w:rPr>
                 <w:noProof/>
               </w:rPr>
-              <w:instrText xml:space="preserve"> PAGEREF _Toc241692167 \h </w:instrText>
+              <w:instrText xml:space="preserve"> PAGEREF _Toc241696055 \h </w:instrText>
             </w:r>
             <w:r>
               <w:rPr>
@@ -3204,7 +3204,7 @@
               <w14:ligatures w14:val="standardContextual"/>
             </w:rPr>
           </w:pPr>
-          <w:hyperlink w:anchor="_Toc241692168" w:history="1">
+          <w:hyperlink w:anchor="_Toc241696056" w:history="1">
             <w:r>
               <w:rPr>
                 <w:rStyle w:val="Hiperligao"/>
@@ -3228,7 +3228,7 @@
               <w:rPr>
                 <w:noProof/>
               </w:rPr>
-              <w:instrText xml:space="preserve"> PAGEREF _Toc241692168 \h </w:instrText>
+              <w:instrText xml:space="preserve"> PAGEREF _Toc241696056 \h </w:instrText>
             </w:r>
             <w:r>
               <w:rPr>
@@ -3270,7 +3270,7 @@
               <w14:ligatures w14:val="standardContextual"/>
             </w:rPr>
           </w:pPr>
-          <w:hyperlink w:anchor="_Toc241692169" w:history="1">
+          <w:hyperlink w:anchor="_Toc241696057" w:history="1">
             <w:r>
               <w:rPr>
                 <w:rStyle w:val="Hiperligao"/>
@@ -3294,7 +3294,7 @@
               <w:rPr>
                 <w:noProof/>
               </w:rPr>
-              <w:instrText xml:space="preserve"> PAGEREF _Toc241692169 \h </w:instrText>
+              <w:instrText xml:space="preserve"> PAGEREF _Toc241696057 \h </w:instrText>
             </w:r>
             <w:r>
               <w:rPr>
@@ -3336,7 +3336,7 @@
               <w14:ligatures w14:val="standardContextual"/>
             </w:rPr>
           </w:pPr>
-          <w:hyperlink w:anchor="_Toc241692170" w:history="1">
+          <w:hyperlink w:anchor="_Toc241696058" w:history="1">
             <w:r>
               <w:rPr>
                 <w:rStyle w:val="Hiperligao"/>
@@ -3360,7 +3360,7 @@
               <w:rPr>
                 <w:noProof/>
               </w:rPr>
-              <w:instrText xml:space="preserve"> PAGEREF _Toc241692170 \h </w:instrText>
+              <w:instrText xml:space="preserve"> PAGEREF _Toc241696058 \h </w:instrText>
             </w:r>
             <w:r>
               <w:rPr>
@@ -3402,7 +3402,7 @@
               <w14:ligatures w14:val="standardContextual"/>
             </w:rPr>
           </w:pPr>
-          <w:hyperlink w:anchor="_Toc241692171" w:history="1">
+          <w:hyperlink w:anchor="_Toc241696059" w:history="1">
             <w:r>
               <w:rPr>
                 <w:rStyle w:val="Hiperligao"/>
@@ -3426,7 +3426,7 @@
               <w:rPr>
                 <w:noProof/>
               </w:rPr>
-              <w:instrText xml:space="preserve"> PAGEREF _Toc241692171 \h </w:instrText>
+              <w:instrText xml:space="preserve"> PAGEREF _Toc241696059 \h </w:instrText>
             </w:r>
             <w:r>
               <w:rPr>
@@ -3468,7 +3468,7 @@
               <w14:ligatures w14:val="standardContextual"/>
             </w:rPr>
           </w:pPr>
-          <w:hyperlink w:anchor="_Toc241692172" w:history="1">
+          <w:hyperlink w:anchor="_Toc241696060" w:history="1">
             <w:r>
               <w:rPr>
                 <w:rStyle w:val="Hiperligao"/>
@@ -3492,7 +3492,7 @@
               <w:rPr>
                 <w:noProof/>
               </w:rPr>
-              <w:instrText xml:space="preserve"> PAGEREF _Toc241692172 \h </w:instrText>
+              <w:instrText xml:space="preserve"> PAGEREF _Toc241696060 \h </w:instrText>
             </w:r>
             <w:r>
               <w:rPr>
@@ -3534,7 +3534,7 @@
               <w14:ligatures w14:val="standardContextual"/>
             </w:rPr>
           </w:pPr>
-          <w:hyperlink w:anchor="_Toc241692173" w:history="1">
+          <w:hyperlink w:anchor="_Toc241696061" w:history="1">
             <w:r>
               <w:rPr>
                 <w:rStyle w:val="Hiperligao"/>
@@ -3558,7 +3558,7 @@
               <w:rPr>
                 <w:noProof/>
               </w:rPr>
-              <w:instrText xml:space="preserve"> PAGEREF _Toc241692173 \h </w:instrText>
+              <w:instrText xml:space="preserve"> PAGEREF _Toc241696061 \h </w:instrText>
             </w:r>
             <w:r>
               <w:rPr>
@@ -3600,7 +3600,7 @@
               <w14:ligatures w14:val="standardContextual"/>
             </w:rPr>
           </w:pPr>
-          <w:hyperlink w:anchor="_Toc241692174" w:history="1">
+          <w:hyperlink w:anchor="_Toc241696062" w:history="1">
             <w:r>
               <w:rPr>
                 <w:rStyle w:val="Hiperligao"/>
@@ -3624,7 +3624,7 @@
               <w:rPr>
                 <w:noProof/>
               </w:rPr>
-              <w:instrText xml:space="preserve"> PAGEREF _Toc241692174 \h </w:instrText>
+              <w:instrText xml:space="preserve"> PAGEREF _Toc241696062 \h </w:instrText>
             </w:r>
             <w:r>
               <w:rPr>
@@ -3666,7 +3666,7 @@
               <w14:ligatures w14:val="standardContextual"/>
             </w:rPr>
           </w:pPr>
-          <w:hyperlink w:anchor="_Toc241692175" w:history="1">
+          <w:hyperlink w:anchor="_Toc241696063" w:history="1">
             <w:r>
               <w:rPr>
                 <w:rStyle w:val="Hiperligao"/>
@@ -3690,7 +3690,7 @@
               <w:rPr>
                 <w:noProof/>
               </w:rPr>
-              <w:instrText xml:space="preserve"> PAGEREF _Toc241692175 \h </w:instrText>
+              <w:instrText xml:space="preserve"> PAGEREF _Toc241696063 \h </w:instrText>
             </w:r>
             <w:r>
               <w:rPr>
@@ -3732,7 +3732,7 @@
               <w14:ligatures w14:val="standardContextual"/>
             </w:rPr>
           </w:pPr>
-          <w:hyperlink w:anchor="_Toc241692176" w:history="1">
+          <w:hyperlink w:anchor="_Toc241696064" w:history="1">
             <w:r>
               <w:rPr>
                 <w:rStyle w:val="Hiperligao"/>
@@ -3756,7 +3756,7 @@
               <w:rPr>
                 <w:noProof/>
               </w:rPr>
-              <w:instrText xml:space="preserve"> PAGEREF _Toc241692176 \h </w:instrText>
+              <w:instrText xml:space="preserve"> PAGEREF _Toc241696064 \h </w:instrText>
             </w:r>
             <w:r>
               <w:rPr>
@@ -3798,7 +3798,7 @@
               <w14:ligatures w14:val="standardContextual"/>
             </w:rPr>
           </w:pPr>
-          <w:hyperlink w:anchor="_Toc241692177" w:history="1">
+          <w:hyperlink w:anchor="_Toc241696065" w:history="1">
             <w:r>
               <w:rPr>
                 <w:rStyle w:val="Hiperligao"/>
@@ -3822,7 +3822,7 @@
               <w:rPr>
                 <w:noProof/>
               </w:rPr>
-              <w:instrText xml:space="preserve"> PAGEREF _Toc241692177 \h </w:instrText>
+              <w:instrText xml:space="preserve"> PAGEREF _Toc241696065 \h </w:instrText>
             </w:r>
             <w:r>
               <w:rPr>
@@ -3864,7 +3864,7 @@
               <w14:ligatures w14:val="standardContextual"/>
             </w:rPr>
           </w:pPr>
-          <w:hyperlink w:anchor="_Toc241692178" w:history="1">
+          <w:hyperlink w:anchor="_Toc241696066" w:history="1">
             <w:r>
               <w:rPr>
                 <w:rStyle w:val="Hiperligao"/>
@@ -3888,7 +3888,7 @@
               <w:rPr>
                 <w:noProof/>
               </w:rPr>
-              <w:instrText xml:space="preserve"> PAGEREF _Toc241692178 \h </w:instrText>
+              <w:instrText xml:space="preserve"> PAGEREF _Toc241696066 \h </w:instrText>
             </w:r>
             <w:r>
               <w:rPr>
@@ -3930,7 +3930,7 @@
               <w14:ligatures w14:val="standardContextual"/>
             </w:rPr>
           </w:pPr>
-          <w:hyperlink w:anchor="_Toc241692179" w:history="1">
+          <w:hyperlink w:anchor="_Toc241696067" w:history="1">
             <w:r>
               <w:rPr>
                 <w:rStyle w:val="Hiperligao"/>
@@ -3954,7 +3954,7 @@
               <w:rPr>
                 <w:noProof/>
               </w:rPr>
-              <w:instrText xml:space="preserve"> PAGEREF _Toc241692179 \h </w:instrText>
+              <w:instrText xml:space="preserve"> PAGEREF _Toc241696067 \h </w:instrText>
             </w:r>
             <w:r>
               <w:rPr>
@@ -3996,7 +3996,7 @@
               <w14:ligatures w14:val="standardContextual"/>
             </w:rPr>
           </w:pPr>
-          <w:hyperlink w:anchor="_Toc241692180" w:history="1">
+          <w:hyperlink w:anchor="_Toc241696068" w:history="1">
             <w:r>
               <w:rPr>
                 <w:rStyle w:val="Hiperligao"/>
@@ -4020,7 +4020,7 @@
               <w:rPr>
                 <w:noProof/>
               </w:rPr>
-              <w:instrText xml:space="preserve"> PAGEREF _Toc241692180 \h </w:instrText>
+              <w:instrText xml:space="preserve"> PAGEREF _Toc241696068 \h </w:instrText>
             </w:r>
             <w:r>
               <w:rPr>
@@ -4062,7 +4062,7 @@
               <w14:ligatures w14:val="standardContextual"/>
             </w:rPr>
           </w:pPr>
-          <w:hyperlink w:anchor="_Toc241692181" w:history="1">
+          <w:hyperlink w:anchor="_Toc241696069" w:history="1">
             <w:r>
               <w:rPr>
                 <w:rStyle w:val="Hiperligao"/>
@@ -4086,7 +4086,7 @@
               <w:rPr>
                 <w:noProof/>
               </w:rPr>
-              <w:instrText xml:space="preserve"> PAGEREF _Toc241692181 \h </w:instrText>
+              <w:instrText xml:space="preserve"> PAGEREF _Toc241696069 \h </w:instrText>
             </w:r>
             <w:r>
               <w:rPr>
@@ -4128,7 +4128,7 @@
               <w14:ligatures w14:val="standardContextual"/>
             </w:rPr>
           </w:pPr>
-          <w:hyperlink w:anchor="_Toc241692182" w:history="1">
+          <w:hyperlink w:anchor="_Toc241696070" w:history="1">
             <w:r>
               <w:rPr>
                 <w:rStyle w:val="Hiperligao"/>
@@ -4152,7 +4152,7 @@
               <w:rPr>
                 <w:noProof/>
               </w:rPr>
-              <w:instrText xml:space="preserve"> PAGEREF _Toc241692182 \h </w:instrText>
+              <w:instrText xml:space="preserve"> PAGEREF _Toc241696070 \h </w:instrText>
             </w:r>
             <w:r>
               <w:rPr>
@@ -4194,7 +4194,7 @@
               <w14:ligatures w14:val="standardContextual"/>
             </w:rPr>
           </w:pPr>
-          <w:hyperlink w:anchor="_Toc241692183" w:history="1">
+          <w:hyperlink w:anchor="_Toc241696071" w:history="1">
             <w:r>
               <w:rPr>
                 <w:rStyle w:val="Hiperligao"/>
@@ -4218,7 +4218,7 @@
               <w:rPr>
                 <w:noProof/>
               </w:rPr>
-              <w:instrText xml:space="preserve"> PAGEREF _Toc241692183 \h </w:instrText>
+              <w:instrText xml:space="preserve"> PAGEREF _Toc241696071 \h </w:instrText>
             </w:r>
             <w:r>
               <w:rPr>
@@ -4266,7 +4266,7 @@
       <w:pPr>
         <w:pStyle w:val="Ttulo1"/>
       </w:pPr>
-      <w:bookmarkStart w:id="0" w:name="_Toc241692121"/>
+      <w:bookmarkStart w:id="0" w:name="_Toc241696009"/>
       <w:r>
         <w:lastRenderedPageBreak/>
         <w:t>Su rol de un vistazo</w:t>
@@ -4347,7 +4347,7 @@
       <w:pPr>
         <w:pStyle w:val="Ttulo2"/>
       </w:pPr>
-      <w:bookmarkStart w:id="1" w:name="_Toc241692122"/>
+      <w:bookmarkStart w:id="1" w:name="_Toc241696010"/>
       <w:r>
         <w:t>Puede / No puede</w:t>
       </w:r>
@@ -4368,7 +4368,7 @@
           <w:left w:w="10" w:type="dxa"/>
           <w:right w:w="10" w:type="dxa"/>
         </w:tblCellMar>
-        <w:tblLook w:val="04A0" w:firstRow="1" w:lastRow="0" w:firstColumn="1" w:lastColumn="0" w:noHBand="0" w:noVBand="1"/>
+        <w:tblLook w:val="0000" w:firstRow="0" w:lastRow="0" w:firstColumn="0" w:lastColumn="0" w:noHBand="0" w:noVBand="0"/>
       </w:tblPr>
       <w:tblGrid>
         <w:gridCol w:w="4513"/>
@@ -5195,7 +5195,7 @@
       <w:pPr>
         <w:pStyle w:val="Ttulo2"/>
       </w:pPr>
-      <w:bookmarkStart w:id="2" w:name="_Toc241692123"/>
+      <w:bookmarkStart w:id="2" w:name="_Toc241696011"/>
       <w:r>
         <w:t>De dónde procede su acceso</w:t>
       </w:r>
@@ -5306,7 +5306,7 @@
       <w:pPr>
         <w:pStyle w:val="Ttulo2"/>
       </w:pPr>
-      <w:bookmarkStart w:id="3" w:name="_Toc241692124"/>
+      <w:bookmarkStart w:id="3" w:name="_Toc241696012"/>
       <w:r>
         <w:t>Cómo iniciar sesión, cambiar la contraseña y cerrar sesión</w:t>
       </w:r>
@@ -5420,7 +5420,7 @@
           <w:noProof/>
         </w:rPr>
         <w:drawing>
-          <wp:inline distT="0" distB="0" distL="0" distR="0" wp14:anchorId="1EA3B998" wp14:editId="0A13BC23">
+          <wp:inline distT="0" distB="0" distL="0" distR="0" wp14:anchorId="3EADEB13" wp14:editId="31201650">
             <wp:extent cx="5715000" cy="3571875"/>
             <wp:effectExtent l="0" t="0" r="0" b="0"/>
             <wp:docPr id="79" name="01-login.png" descr="La página de inicio de sesión con Correo electrónico, Contraseña, Recordarme y el botón Iniciar sesión." title="La página de inicio de sesión con Correo electrónico, Contraseña, Recordarme y el botón Iniciar sesión."/>
@@ -5538,7 +5538,7 @@
           <w:noProof/>
         </w:rPr>
         <w:drawing>
-          <wp:inline distT="0" distB="0" distL="0" distR="0" wp14:anchorId="32253BDE" wp14:editId="5976937B">
+          <wp:inline distT="0" distB="0" distL="0" distR="0" wp14:anchorId="3704CFCF" wp14:editId="4EA4FC62">
             <wp:extent cx="5715000" cy="3571875"/>
             <wp:effectExtent l="0" t="0" r="0" b="0"/>
             <wp:docPr id="80" name="03-user-menu.png" descr="El menú de la cuenta abierto, con Configuración y Cerrar sesión." title="El menú de la cuenta abierto, con Configuración y Cerrar sesión."/>
@@ -5590,7 +5590,7 @@
       <w:pPr>
         <w:pStyle w:val="Ttulo2"/>
       </w:pPr>
-      <w:bookmarkStart w:id="4" w:name="_Toc241692125"/>
+      <w:bookmarkStart w:id="4" w:name="_Toc241696013"/>
       <w:r>
         <w:t>La barra lateral</w:t>
       </w:r>
@@ -5611,7 +5611,7 @@
           <w:left w:w="10" w:type="dxa"/>
           <w:right w:w="10" w:type="dxa"/>
         </w:tblCellMar>
-        <w:tblLook w:val="04A0" w:firstRow="1" w:lastRow="0" w:firstColumn="1" w:lastColumn="0" w:noHBand="0" w:noVBand="1"/>
+        <w:tblLook w:val="0000" w:firstRow="0" w:lastRow="0" w:firstColumn="0" w:lastColumn="0" w:noHBand="0" w:noVBand="0"/>
       </w:tblPr>
       <w:tblGrid>
         <w:gridCol w:w="4513"/>
@@ -6131,7 +6131,7 @@
         </w:rPr>
         <w:lastRenderedPageBreak/>
         <w:drawing>
-          <wp:inline distT="0" distB="0" distL="0" distR="0" wp14:anchorId="3504BBBD" wp14:editId="11A30446">
+          <wp:inline distT="0" distB="0" distL="0" distR="0" wp14:anchorId="2A7320AE" wp14:editId="1DB98E53">
             <wp:extent cx="5715000" cy="5133975"/>
             <wp:effectExtent l="0" t="0" r="0" b="0"/>
             <wp:docPr id="81" name="01-dashboard-sidebar.png" descr="La barra lateral completa de Administrador, con Modelado de datos y Migración." title="La barra lateral completa de Administrador, con Modelado de datos y Migración."/>
@@ -6184,7 +6184,7 @@
         <w:pStyle w:val="Ttulo1"/>
         <w:pageBreakBefore/>
       </w:pPr>
-      <w:bookmarkStart w:id="5" w:name="_Toc241692126"/>
+      <w:bookmarkStart w:id="5" w:name="_Toc241696014"/>
       <w:r>
         <w:lastRenderedPageBreak/>
         <w:t>Configuración</w:t>
@@ -6214,7 +6214,7 @@
           <w:noProof/>
         </w:rPr>
         <w:drawing>
-          <wp:inline distT="0" distB="0" distL="0" distR="0" wp14:anchorId="35E7B744" wp14:editId="156E6A45">
+          <wp:inline distT="0" distB="0" distL="0" distR="0" wp14:anchorId="7295DB31" wp14:editId="7A06ED38">
             <wp:extent cx="5715000" cy="3571875"/>
             <wp:effectExtent l="0" t="0" r="0" b="0"/>
             <wp:docPr id="82" name="04-settings.png" descr="La página Configuración con las tarjetas Idioma, Tema y Paleta de colores." title="La página Configuración con las tarjetas Idioma, Tema y Paleta de colores."/>
@@ -6277,7 +6277,7 @@
           <w:left w:w="10" w:type="dxa"/>
           <w:right w:w="10" w:type="dxa"/>
         </w:tblCellMar>
-        <w:tblLook w:val="04A0" w:firstRow="1" w:lastRow="0" w:firstColumn="1" w:lastColumn="0" w:noHBand="0" w:noVBand="1"/>
+        <w:tblLook w:val="0000" w:firstRow="0" w:lastRow="0" w:firstColumn="0" w:lastColumn="0" w:noHBand="0" w:noVBand="0"/>
       </w:tblPr>
       <w:tblGrid>
         <w:gridCol w:w="5014"/>
@@ -6651,7 +6651,7 @@
           <w:left w:w="10" w:type="dxa"/>
           <w:right w:w="10" w:type="dxa"/>
         </w:tblCellMar>
-        <w:tblLook w:val="04A0" w:firstRow="1" w:lastRow="0" w:firstColumn="1" w:lastColumn="0" w:noHBand="0" w:noVBand="1"/>
+        <w:tblLook w:val="0000" w:firstRow="0" w:lastRow="0" w:firstColumn="0" w:lastColumn="0" w:noHBand="0" w:noVBand="0"/>
       </w:tblPr>
       <w:tblGrid>
         <w:gridCol w:w="2578"/>
@@ -7010,7 +7010,7 @@
           <w:left w:w="10" w:type="dxa"/>
           <w:right w:w="10" w:type="dxa"/>
         </w:tblCellMar>
-        <w:tblLook w:val="04A0" w:firstRow="1" w:lastRow="0" w:firstColumn="1" w:lastColumn="0" w:noHBand="0" w:noVBand="1"/>
+        <w:tblLook w:val="0000" w:firstRow="0" w:lastRow="0" w:firstColumn="0" w:lastColumn="0" w:noHBand="0" w:noVBand="0"/>
       </w:tblPr>
       <w:tblGrid>
         <w:gridCol w:w="3610"/>
@@ -7327,7 +7327,7 @@
           <w:left w:w="10" w:type="dxa"/>
           <w:right w:w="10" w:type="dxa"/>
         </w:tblCellMar>
-        <w:tblLook w:val="04A0" w:firstRow="1" w:lastRow="0" w:firstColumn="1" w:lastColumn="0" w:noHBand="0" w:noVBand="1"/>
+        <w:tblLook w:val="0000" w:firstRow="0" w:lastRow="0" w:firstColumn="0" w:lastColumn="0" w:noHBand="0" w:noVBand="0"/>
       </w:tblPr>
       <w:tblGrid>
         <w:gridCol w:w="1851"/>
@@ -7563,7 +7563,7 @@
         <w:pStyle w:val="Ttulo1"/>
         <w:pageBreakBefore/>
       </w:pPr>
-      <w:bookmarkStart w:id="6" w:name="_Toc241692127"/>
+      <w:bookmarkStart w:id="6" w:name="_Toc241696015"/>
       <w:r>
         <w:lastRenderedPageBreak/>
         <w:t>Panel</w:t>
@@ -7596,7 +7596,7 @@
           <w:noProof/>
         </w:rPr>
         <w:drawing>
-          <wp:inline distT="0" distB="0" distL="0" distR="0" wp14:anchorId="47EFA63E" wp14:editId="4FC975CF">
+          <wp:inline distT="0" distB="0" distL="0" distR="0" wp14:anchorId="76C77873" wp14:editId="5D64BE66">
             <wp:extent cx="5715000" cy="5133975"/>
             <wp:effectExtent l="0" t="0" r="0" b="0"/>
             <wp:docPr id="83" name="01-dashboard-sidebar.png" descr="El panel de Administrador con las tarjetas de resumen y la lista Mapas recientes." title="El panel de Administrador con las tarjetas de resumen y la lista Mapas recientes."/>
@@ -7659,7 +7659,7 @@
           <w:left w:w="10" w:type="dxa"/>
           <w:right w:w="10" w:type="dxa"/>
         </w:tblCellMar>
-        <w:tblLook w:val="04A0" w:firstRow="1" w:lastRow="0" w:firstColumn="1" w:lastColumn="0" w:noHBand="0" w:noVBand="1"/>
+        <w:tblLook w:val="0000" w:firstRow="0" w:lastRow="0" w:firstColumn="0" w:lastColumn="0" w:noHBand="0" w:noVBand="0"/>
       </w:tblPr>
       <w:tblGrid>
         <w:gridCol w:w="3800"/>
@@ -8105,7 +8105,7 @@
         <w:pStyle w:val="Ttulo1"/>
         <w:pageBreakBefore/>
       </w:pPr>
-      <w:bookmarkStart w:id="7" w:name="_Toc241692128"/>
+      <w:bookmarkStart w:id="7" w:name="_Toc241696016"/>
       <w:r>
         <w:lastRenderedPageBreak/>
         <w:t>Mapas</w:t>
@@ -8135,7 +8135,7 @@
           <w:noProof/>
         </w:rPr>
         <w:drawing>
-          <wp:inline distT="0" distB="0" distL="0" distR="0" wp14:anchorId="7EB96581" wp14:editId="297807DE">
+          <wp:inline distT="0" distB="0" distL="0" distR="0" wp14:anchorId="7CE93B2C" wp14:editId="1A900B4F">
             <wp:extent cx="5715000" cy="3429000"/>
             <wp:effectExtent l="0" t="0" r="0" b="0"/>
             <wp:docPr id="84" name="02-maps-all.png" descr="La lista de Mapas, pestaña Todos, con todos los iconos de fila y la sección Libros de trabajo encima." title="La lista de Mapas, pestaña Todos, con todos los iconos de fila y la sección Libros de trabajo encima."/>
@@ -8187,7 +8187,7 @@
       <w:pPr>
         <w:pStyle w:val="Ttulo2"/>
       </w:pPr>
-      <w:bookmarkStart w:id="8" w:name="_Toc241692129"/>
+      <w:bookmarkStart w:id="8" w:name="_Toc241696017"/>
       <w:r>
         <w:t>La lista</w:t>
       </w:r>
@@ -8208,7 +8208,7 @@
           <w:left w:w="10" w:type="dxa"/>
           <w:right w:w="10" w:type="dxa"/>
         </w:tblCellMar>
-        <w:tblLook w:val="04A0" w:firstRow="1" w:lastRow="0" w:firstColumn="1" w:lastColumn="0" w:noHBand="0" w:noVBand="1"/>
+        <w:tblLook w:val="0000" w:firstRow="0" w:lastRow="0" w:firstColumn="0" w:lastColumn="0" w:noHBand="0" w:noVBand="0"/>
       </w:tblPr>
       <w:tblGrid>
         <w:gridCol w:w="5225"/>
@@ -9391,7 +9391,7 @@
       <w:pPr>
         <w:pStyle w:val="Ttulo2"/>
       </w:pPr>
-      <w:bookmarkStart w:id="9" w:name="_Toc241692130"/>
+      <w:bookmarkStart w:id="9" w:name="_Toc241696018"/>
       <w:r>
         <w:t>Libros de trabajo</w:t>
       </w:r>
@@ -9437,7 +9437,7 @@
           <w:left w:w="10" w:type="dxa"/>
           <w:right w:w="10" w:type="dxa"/>
         </w:tblCellMar>
-        <w:tblLook w:val="04A0" w:firstRow="1" w:lastRow="0" w:firstColumn="1" w:lastColumn="0" w:noHBand="0" w:noVBand="1"/>
+        <w:tblLook w:val="0000" w:firstRow="0" w:lastRow="0" w:firstColumn="0" w:lastColumn="0" w:noHBand="0" w:noVBand="0"/>
       </w:tblPr>
       <w:tblGrid>
         <w:gridCol w:w="5415"/>
@@ -9805,7 +9805,7 @@
       <w:pPr>
         <w:pStyle w:val="Ttulo2"/>
       </w:pPr>
-      <w:bookmarkStart w:id="10" w:name="_Toc241692131"/>
+      <w:bookmarkStart w:id="10" w:name="_Toc241696019"/>
       <w:r>
         <w:lastRenderedPageBreak/>
         <w:t>Compartir un mapa</w:t>
@@ -9828,7 +9828,7 @@
           <w:noProof/>
         </w:rPr>
         <w:drawing>
-          <wp:inline distT="0" distB="0" distL="0" distR="0" wp14:anchorId="7CD288D1" wp14:editId="33D7AA78">
+          <wp:inline distT="0" distB="0" distL="0" distR="0" wp14:anchorId="230EA726" wp14:editId="042F214B">
             <wp:extent cx="3743325" cy="3895725"/>
             <wp:effectExtent l="0" t="0" r="0" b="0"/>
             <wp:docPr id="85" name="03-share-dialog.png" descr="El cuadro Compartir mapa con un cuadro de búsqueda y los botones Puede ver, Puede exportar y Puede editar." title="El cuadro Compartir mapa con un cuadro de búsqueda y los botones Puede ver, Puede exportar y Puede editar."/>
@@ -9968,7 +9968,7 @@
           <w:left w:w="10" w:type="dxa"/>
           <w:right w:w="10" w:type="dxa"/>
         </w:tblCellMar>
-        <w:tblLook w:val="04A0" w:firstRow="1" w:lastRow="0" w:firstColumn="1" w:lastColumn="0" w:noHBand="0" w:noVBand="1"/>
+        <w:tblLook w:val="0000" w:firstRow="0" w:lastRow="0" w:firstColumn="0" w:lastColumn="0" w:noHBand="0" w:noVBand="0"/>
       </w:tblPr>
       <w:tblGrid>
         <w:gridCol w:w="1851"/>
@@ -10305,7 +10305,7 @@
       <w:pPr>
         <w:pStyle w:val="Ttulo2"/>
       </w:pPr>
-      <w:bookmarkStart w:id="11" w:name="_Toc241692132"/>
+      <w:bookmarkStart w:id="11" w:name="_Toc241696020"/>
       <w:r>
         <w:lastRenderedPageBreak/>
         <w:t>Compartir un libro completo</w:t>
@@ -10361,7 +10361,7 @@
       <w:pPr>
         <w:pStyle w:val="Ttulo2"/>
       </w:pPr>
-      <w:bookmarkStart w:id="12" w:name="_Toc241692133"/>
+      <w:bookmarkStart w:id="12" w:name="_Toc241696021"/>
       <w:r>
         <w:t>Copiar un mapa</w:t>
       </w:r>
@@ -10376,7 +10376,7 @@
       <w:pPr>
         <w:pStyle w:val="Ttulo2"/>
       </w:pPr>
-      <w:bookmarkStart w:id="13" w:name="_Toc241692134"/>
+      <w:bookmarkStart w:id="13" w:name="_Toc241696022"/>
       <w:r>
         <w:t>Ejemplo: dar acceso de lectura a un compañero</w:t>
       </w:r>
@@ -10507,7 +10507,7 @@
         <w:pStyle w:val="Ttulo1"/>
         <w:pageBreakBefore/>
       </w:pPr>
-      <w:bookmarkStart w:id="14" w:name="_Toc241692135"/>
+      <w:bookmarkStart w:id="14" w:name="_Toc241696023"/>
       <w:r>
         <w:lastRenderedPageBreak/>
         <w:t>Generador de mapas</w:t>
@@ -10540,7 +10540,7 @@
           <w:noProof/>
         </w:rPr>
         <w:drawing>
-          <wp:inline distT="0" distB="0" distL="0" distR="0" wp14:anchorId="73B390D6" wp14:editId="4AC85A60">
+          <wp:inline distT="0" distB="0" distL="0" distR="0" wp14:anchorId="1F1CEE79" wp14:editId="33F56296">
             <wp:extent cx="5715000" cy="3571875"/>
             <wp:effectExtent l="0" t="0" r="0" b="0"/>
             <wp:docPr id="86" name="05-builder-overview.png" descr="El generador de mapas con el árbol Áreas de negocio, el lienzo de columnas y el panel Propiedades." title="El generador de mapas con el árbol Áreas de negocio, el lienzo de columnas y el panel Propiedades."/>
@@ -10592,7 +10592,7 @@
       <w:pPr>
         <w:pStyle w:val="Ttulo2"/>
       </w:pPr>
-      <w:bookmarkStart w:id="15" w:name="_Toc241692136"/>
+      <w:bookmarkStart w:id="15" w:name="_Toc241696024"/>
       <w:r>
         <w:t>La pantalla</w:t>
       </w:r>
@@ -10752,7 +10752,7 @@
       <w:pPr>
         <w:pStyle w:val="Ttulo2"/>
       </w:pPr>
-      <w:bookmarkStart w:id="16" w:name="_Toc241692137"/>
+      <w:bookmarkStart w:id="16" w:name="_Toc241696025"/>
       <w:r>
         <w:t>La barra de herramientas</w:t>
       </w:r>
@@ -10773,7 +10773,7 @@
           <w:left w:w="10" w:type="dxa"/>
           <w:right w:w="10" w:type="dxa"/>
         </w:tblCellMar>
-        <w:tblLook w:val="04A0" w:firstRow="1" w:lastRow="0" w:firstColumn="1" w:lastColumn="0" w:noHBand="0" w:noVBand="1"/>
+        <w:tblLook w:val="0000" w:firstRow="0" w:lastRow="0" w:firstColumn="0" w:lastColumn="0" w:noHBand="0" w:noVBand="0"/>
       </w:tblPr>
       <w:tblGrid>
         <w:gridCol w:w="4778"/>
@@ -11604,7 +11604,7 @@
           <w:left w:w="10" w:type="dxa"/>
           <w:right w:w="10" w:type="dxa"/>
         </w:tblCellMar>
-        <w:tblLook w:val="04A0" w:firstRow="1" w:lastRow="0" w:firstColumn="1" w:lastColumn="0" w:noHBand="0" w:noVBand="1"/>
+        <w:tblLook w:val="0000" w:firstRow="0" w:lastRow="0" w:firstColumn="0" w:lastColumn="0" w:noHBand="0" w:noVBand="0"/>
       </w:tblPr>
       <w:tblGrid>
         <w:gridCol w:w="2030"/>
@@ -11968,7 +11968,7 @@
       <w:pPr>
         <w:pStyle w:val="Ttulo2"/>
       </w:pPr>
-      <w:bookmarkStart w:id="17" w:name="_Toc241692138"/>
+      <w:bookmarkStart w:id="17" w:name="_Toc241696026"/>
       <w:r>
         <w:t>Crear un mapa</w:t>
       </w:r>
@@ -12176,7 +12176,7 @@
       <w:pPr>
         <w:pStyle w:val="Ttulo2"/>
       </w:pPr>
-      <w:bookmarkStart w:id="18" w:name="_Toc241692139"/>
+      <w:bookmarkStart w:id="18" w:name="_Toc241696027"/>
       <w:r>
         <w:t>Configurar una columna</w:t>
       </w:r>
@@ -12222,7 +12222,7 @@
           <w:left w:w="10" w:type="dxa"/>
           <w:right w:w="10" w:type="dxa"/>
         </w:tblCellMar>
-        <w:tblLook w:val="04A0" w:firstRow="1" w:lastRow="0" w:firstColumn="1" w:lastColumn="0" w:noHBand="0" w:noVBand="1"/>
+        <w:tblLook w:val="0000" w:firstRow="0" w:lastRow="0" w:firstColumn="0" w:lastColumn="0" w:noHBand="0" w:noVBand="0"/>
       </w:tblPr>
       <w:tblGrid>
         <w:gridCol w:w="5743"/>
@@ -13058,7 +13058,7 @@
           <w:left w:w="10" w:type="dxa"/>
           <w:right w:w="10" w:type="dxa"/>
         </w:tblCellMar>
-        <w:tblLook w:val="04A0" w:firstRow="1" w:lastRow="0" w:firstColumn="1" w:lastColumn="0" w:noHBand="0" w:noVBand="1"/>
+        <w:tblLook w:val="0000" w:firstRow="0" w:lastRow="0" w:firstColumn="0" w:lastColumn="0" w:noHBand="0" w:noVBand="0"/>
       </w:tblPr>
       <w:tblGrid>
         <w:gridCol w:w="4513"/>
@@ -13531,7 +13531,7 @@
           <w:left w:w="10" w:type="dxa"/>
           <w:right w:w="10" w:type="dxa"/>
         </w:tblCellMar>
-        <w:tblLook w:val="04A0" w:firstRow="1" w:lastRow="0" w:firstColumn="1" w:lastColumn="0" w:noHBand="0" w:noVBand="1"/>
+        <w:tblLook w:val="0000" w:firstRow="0" w:lastRow="0" w:firstColumn="0" w:lastColumn="0" w:noHBand="0" w:noVBand="0"/>
       </w:tblPr>
       <w:tblGrid>
         <w:gridCol w:w="2545"/>
@@ -13829,7 +13829,7 @@
           <w:left w:w="10" w:type="dxa"/>
           <w:right w:w="10" w:type="dxa"/>
         </w:tblCellMar>
-        <w:tblLook w:val="04A0" w:firstRow="1" w:lastRow="0" w:firstColumn="1" w:lastColumn="0" w:noHBand="0" w:noVBand="1"/>
+        <w:tblLook w:val="0000" w:firstRow="0" w:lastRow="0" w:firstColumn="0" w:lastColumn="0" w:noHBand="0" w:noVBand="0"/>
       </w:tblPr>
       <w:tblGrid>
         <w:gridCol w:w="5602"/>
@@ -14326,7 +14326,7 @@
           <w:left w:w="10" w:type="dxa"/>
           <w:right w:w="10" w:type="dxa"/>
         </w:tblCellMar>
-        <w:tblLook w:val="04A0" w:firstRow="1" w:lastRow="0" w:firstColumn="1" w:lastColumn="0" w:noHBand="0" w:noVBand="1"/>
+        <w:tblLook w:val="0000" w:firstRow="0" w:lastRow="0" w:firstColumn="0" w:lastColumn="0" w:noHBand="0" w:noVBand="0"/>
       </w:tblPr>
       <w:tblGrid>
         <w:gridCol w:w="2911"/>
@@ -14691,7 +14691,7 @@
           <w:left w:w="10" w:type="dxa"/>
           <w:right w:w="10" w:type="dxa"/>
         </w:tblCellMar>
-        <w:tblLook w:val="04A0" w:firstRow="1" w:lastRow="0" w:firstColumn="1" w:lastColumn="0" w:noHBand="0" w:noVBand="1"/>
+        <w:tblLook w:val="0000" w:firstRow="0" w:lastRow="0" w:firstColumn="0" w:lastColumn="0" w:noHBand="0" w:noVBand="0"/>
       </w:tblPr>
       <w:tblGrid>
         <w:gridCol w:w="2363"/>
@@ -14986,7 +14986,7 @@
           <w:noProof/>
         </w:rPr>
         <w:drawing>
-          <wp:inline distT="0" distB="0" distL="0" distR="0" wp14:anchorId="033FFFCD" wp14:editId="494516AA">
+          <wp:inline distT="0" distB="0" distL="0" distR="0" wp14:anchorId="67D3EB08" wp14:editId="47EC8A3E">
             <wp:extent cx="5715000" cy="3571875"/>
             <wp:effectExtent l="0" t="0" r="0" b="0"/>
             <wp:docPr id="87" name="08-builder-column-aggregation.png" descr="El cuadro Configurar columna con la lista Agregación abierta." title="El cuadro Configurar columna con la lista Agregación abierta."/>
@@ -15038,7 +15038,7 @@
       <w:pPr>
         <w:pStyle w:val="Ttulo2"/>
       </w:pPr>
-      <w:bookmarkStart w:id="19" w:name="_Toc241692140"/>
+      <w:bookmarkStart w:id="19" w:name="_Toc241696028"/>
       <w:r>
         <w:t>La pestaña Propiedades</w:t>
       </w:r>
@@ -15059,7 +15059,7 @@
           <w:left w:w="10" w:type="dxa"/>
           <w:right w:w="10" w:type="dxa"/>
         </w:tblCellMar>
-        <w:tblLook w:val="04A0" w:firstRow="1" w:lastRow="0" w:firstColumn="1" w:lastColumn="0" w:noHBand="0" w:noVBand="1"/>
+        <w:tblLook w:val="0000" w:firstRow="0" w:lastRow="0" w:firstColumn="0" w:lastColumn="0" w:noHBand="0" w:noVBand="0"/>
       </w:tblPr>
       <w:tblGrid>
         <w:gridCol w:w="4778"/>
@@ -15431,7 +15431,7 @@
           <w:left w:w="10" w:type="dxa"/>
           <w:right w:w="10" w:type="dxa"/>
         </w:tblCellMar>
-        <w:tblLook w:val="04A0" w:firstRow="1" w:lastRow="0" w:firstColumn="1" w:lastColumn="0" w:noHBand="0" w:noVBand="1"/>
+        <w:tblLook w:val="0000" w:firstRow="0" w:lastRow="0" w:firstColumn="0" w:lastColumn="0" w:noHBand="0" w:noVBand="0"/>
       </w:tblPr>
       <w:tblGrid>
         <w:gridCol w:w="5297"/>
@@ -15886,7 +15886,7 @@
       <w:pPr>
         <w:pStyle w:val="Ttulo2"/>
       </w:pPr>
-      <w:bookmarkStart w:id="20" w:name="_Toc241692141"/>
+      <w:bookmarkStart w:id="20" w:name="_Toc241696029"/>
       <w:r>
         <w:t>La pestaña Condiciones</w:t>
       </w:r>
@@ -15912,7 +15912,7 @@
           <w:left w:w="10" w:type="dxa"/>
           <w:right w:w="10" w:type="dxa"/>
         </w:tblCellMar>
-        <w:tblLook w:val="04A0" w:firstRow="1" w:lastRow="0" w:firstColumn="1" w:lastColumn="0" w:noHBand="0" w:noVBand="1"/>
+        <w:tblLook w:val="0000" w:firstRow="0" w:lastRow="0" w:firstColumn="0" w:lastColumn="0" w:noHBand="0" w:noVBand="0"/>
       </w:tblPr>
       <w:tblGrid>
         <w:gridCol w:w="4513"/>
@@ -16835,7 +16835,7 @@
           <w:left w:w="10" w:type="dxa"/>
           <w:right w:w="10" w:type="dxa"/>
         </w:tblCellMar>
-        <w:tblLook w:val="04A0" w:firstRow="1" w:lastRow="0" w:firstColumn="1" w:lastColumn="0" w:noHBand="0" w:noVBand="1"/>
+        <w:tblLook w:val="0000" w:firstRow="0" w:lastRow="0" w:firstColumn="0" w:lastColumn="0" w:noHBand="0" w:noVBand="0"/>
       </w:tblPr>
       <w:tblGrid>
         <w:gridCol w:w="4513"/>
@@ -17429,7 +17429,7 @@
       <w:pPr>
         <w:pStyle w:val="Ttulo2"/>
       </w:pPr>
-      <w:bookmarkStart w:id="21" w:name="_Toc241692142"/>
+      <w:bookmarkStart w:id="21" w:name="_Toc241696030"/>
       <w:r>
         <w:t>La pestaña Ordenación</w:t>
       </w:r>
@@ -17450,7 +17450,7 @@
           <w:left w:w="10" w:type="dxa"/>
           <w:right w:w="10" w:type="dxa"/>
         </w:tblCellMar>
-        <w:tblLook w:val="04A0" w:firstRow="1" w:lastRow="0" w:firstColumn="1" w:lastColumn="0" w:noHBand="0" w:noVBand="1"/>
+        <w:tblLook w:val="0000" w:firstRow="0" w:lastRow="0" w:firstColumn="0" w:lastColumn="0" w:noHBand="0" w:noVBand="0"/>
       </w:tblPr>
       <w:tblGrid>
         <w:gridCol w:w="4513"/>
@@ -17874,7 +17874,7 @@
       <w:pPr>
         <w:pStyle w:val="Ttulo2"/>
       </w:pPr>
-      <w:bookmarkStart w:id="22" w:name="_Toc241692143"/>
+      <w:bookmarkStart w:id="22" w:name="_Toc241696031"/>
       <w:r>
         <w:t>La pestaña Parámetros</w:t>
       </w:r>
@@ -17900,7 +17900,7 @@
           <w:left w:w="10" w:type="dxa"/>
           <w:right w:w="10" w:type="dxa"/>
         </w:tblCellMar>
-        <w:tblLook w:val="04A0" w:firstRow="1" w:lastRow="0" w:firstColumn="1" w:lastColumn="0" w:noHBand="0" w:noVBand="1"/>
+        <w:tblLook w:val="0000" w:firstRow="0" w:lastRow="0" w:firstColumn="0" w:lastColumn="0" w:noHBand="0" w:noVBand="0"/>
       </w:tblPr>
       <w:tblGrid>
         <w:gridCol w:w="4513"/>
@@ -18446,7 +18446,7 @@
           <w:left w:w="10" w:type="dxa"/>
           <w:right w:w="10" w:type="dxa"/>
         </w:tblCellMar>
-        <w:tblLook w:val="04A0" w:firstRow="1" w:lastRow="0" w:firstColumn="1" w:lastColumn="0" w:noHBand="0" w:noVBand="1"/>
+        <w:tblLook w:val="0000" w:firstRow="0" w:lastRow="0" w:firstColumn="0" w:lastColumn="0" w:noHBand="0" w:noVBand="0"/>
       </w:tblPr>
       <w:tblGrid>
         <w:gridCol w:w="4513"/>
@@ -18784,7 +18784,7 @@
       <w:pPr>
         <w:pStyle w:val="Ttulo2"/>
       </w:pPr>
-      <w:bookmarkStart w:id="23" w:name="_Toc241692144"/>
+      <w:bookmarkStart w:id="23" w:name="_Toc241696032"/>
       <w:r>
         <w:lastRenderedPageBreak/>
         <w:t>La pestaña Campos calculados</w:t>
@@ -18811,7 +18811,7 @@
           <w:left w:w="10" w:type="dxa"/>
           <w:right w:w="10" w:type="dxa"/>
         </w:tblCellMar>
-        <w:tblLook w:val="04A0" w:firstRow="1" w:lastRow="0" w:firstColumn="1" w:lastColumn="0" w:noHBand="0" w:noVBand="1"/>
+        <w:tblLook w:val="0000" w:firstRow="0" w:lastRow="0" w:firstColumn="0" w:lastColumn="0" w:noHBand="0" w:noVBand="0"/>
       </w:tblPr>
       <w:tblGrid>
         <w:gridCol w:w="4513"/>
@@ -19345,7 +19345,7 @@
           <w:left w:w="10" w:type="dxa"/>
           <w:right w:w="10" w:type="dxa"/>
         </w:tblCellMar>
-        <w:tblLook w:val="04A0" w:firstRow="1" w:lastRow="0" w:firstColumn="1" w:lastColumn="0" w:noHBand="0" w:noVBand="1"/>
+        <w:tblLook w:val="0000" w:firstRow="0" w:lastRow="0" w:firstColumn="0" w:lastColumn="0" w:noHBand="0" w:noVBand="0"/>
       </w:tblPr>
       <w:tblGrid>
         <w:gridCol w:w="3610"/>
@@ -19683,7 +19683,7 @@
       <w:pPr>
         <w:pStyle w:val="Ttulo2"/>
       </w:pPr>
-      <w:bookmarkStart w:id="24" w:name="_Toc241692145"/>
+      <w:bookmarkStart w:id="24" w:name="_Toc241696033"/>
       <w:r>
         <w:t>Formato condicional</w:t>
       </w:r>
@@ -19726,7 +19726,7 @@
           <w:left w:w="10" w:type="dxa"/>
           <w:right w:w="10" w:type="dxa"/>
         </w:tblCellMar>
-        <w:tblLook w:val="04A0" w:firstRow="1" w:lastRow="0" w:firstColumn="1" w:lastColumn="0" w:noHBand="0" w:noVBand="1"/>
+        <w:tblLook w:val="0000" w:firstRow="0" w:lastRow="0" w:firstColumn="0" w:lastColumn="0" w:noHBand="0" w:noVBand="0"/>
       </w:tblPr>
       <w:tblGrid>
         <w:gridCol w:w="4778"/>
@@ -20474,7 +20474,7 @@
           <w:left w:w="10" w:type="dxa"/>
           <w:right w:w="10" w:type="dxa"/>
         </w:tblCellMar>
-        <w:tblLook w:val="04A0" w:firstRow="1" w:lastRow="0" w:firstColumn="1" w:lastColumn="0" w:noHBand="0" w:noVBand="1"/>
+        <w:tblLook w:val="0000" w:firstRow="0" w:lastRow="0" w:firstColumn="0" w:lastColumn="0" w:noHBand="0" w:noVBand="0"/>
       </w:tblPr>
       <w:tblGrid>
         <w:gridCol w:w="4275"/>
@@ -21077,7 +21077,7 @@
       <w:pPr>
         <w:pStyle w:val="Ttulo2"/>
       </w:pPr>
-      <w:bookmarkStart w:id="25" w:name="_Toc241692146"/>
+      <w:bookmarkStart w:id="25" w:name="_Toc241696034"/>
       <w:r>
         <w:t>Ejecutar un mapa y leer el resultado</w:t>
       </w:r>
@@ -21165,7 +21165,7 @@
           <w:left w:w="10" w:type="dxa"/>
           <w:right w:w="10" w:type="dxa"/>
         </w:tblCellMar>
-        <w:tblLook w:val="04A0" w:firstRow="1" w:lastRow="0" w:firstColumn="1" w:lastColumn="0" w:noHBand="0" w:noVBand="1"/>
+        <w:tblLook w:val="0000" w:firstRow="0" w:lastRow="0" w:firstColumn="0" w:lastColumn="0" w:noHBand="0" w:noVBand="0"/>
       </w:tblPr>
       <w:tblGrid>
         <w:gridCol w:w="4513"/>
@@ -21761,7 +21761,7 @@
           <w:left w:w="10" w:type="dxa"/>
           <w:right w:w="10" w:type="dxa"/>
         </w:tblCellMar>
-        <w:tblLook w:val="04A0" w:firstRow="1" w:lastRow="0" w:firstColumn="1" w:lastColumn="0" w:noHBand="0" w:noVBand="1"/>
+        <w:tblLook w:val="0000" w:firstRow="0" w:lastRow="0" w:firstColumn="0" w:lastColumn="0" w:noHBand="0" w:noVBand="0"/>
       </w:tblPr>
       <w:tblGrid>
         <w:gridCol w:w="1851"/>
@@ -22149,7 +22149,7 @@
           <w:noProof/>
         </w:rPr>
         <w:drawing>
-          <wp:inline distT="0" distB="0" distL="0" distR="0" wp14:anchorId="7A8364A1" wp14:editId="1DB86269">
+          <wp:inline distT="0" distB="0" distL="0" distR="0" wp14:anchorId="58803B6C" wp14:editId="4A748257">
             <wp:extent cx="5715000" cy="3571875"/>
             <wp:effectExtent l="0" t="0" r="0" b="0"/>
             <wp:docPr id="88" name="03-viewer-results.png" descr="Los resultados de una ejecución con los botones SQL y Plan junto a los botones Excel, CSV y PDF." title="Los resultados de una ejecución con los botones SQL y Plan junto a los botones Excel, CSV y PDF."/>
@@ -22216,7 +22216,7 @@
       <w:pPr>
         <w:pStyle w:val="Ttulo2"/>
       </w:pPr>
-      <w:bookmarkStart w:id="26" w:name="_Toc241692147"/>
+      <w:bookmarkStart w:id="26" w:name="_Toc241696035"/>
       <w:r>
         <w:t>Rechazos y errores</w:t>
       </w:r>
@@ -22242,7 +22242,7 @@
           <w:left w:w="10" w:type="dxa"/>
           <w:right w:w="10" w:type="dxa"/>
         </w:tblCellMar>
-        <w:tblLook w:val="04A0" w:firstRow="1" w:lastRow="0" w:firstColumn="1" w:lastColumn="0" w:noHBand="0" w:noVBand="1"/>
+        <w:tblLook w:val="0000" w:firstRow="0" w:lastRow="0" w:firstColumn="0" w:lastColumn="0" w:noHBand="0" w:noVBand="0"/>
       </w:tblPr>
       <w:tblGrid>
         <w:gridCol w:w="4247"/>
@@ -22855,7 +22855,7 @@
         <w:pStyle w:val="Ttulo1"/>
         <w:pageBreakBefore/>
       </w:pPr>
-      <w:bookmarkStart w:id="27" w:name="_Toc241692148"/>
+      <w:bookmarkStart w:id="27" w:name="_Toc241696036"/>
       <w:r>
         <w:lastRenderedPageBreak/>
         <w:t>El visor de mapas</w:t>
@@ -22888,7 +22888,7 @@
           <w:noProof/>
         </w:rPr>
         <w:drawing>
-          <wp:inline distT="0" distB="0" distL="0" distR="0" wp14:anchorId="45A41B9A" wp14:editId="43C3CB65">
+          <wp:inline distT="0" distB="0" distL="0" distR="0" wp14:anchorId="72B910DB" wp14:editId="40C885D0">
             <wp:extent cx="5715000" cy="3571875"/>
             <wp:effectExtent l="0" t="0" r="0" b="0"/>
             <wp:docPr id="89" name="25-viewer-results.png" descr="El visor de mapas tras una ejecución completada, con la cuadrícula de resultados y los botones de exportación." title="El visor de mapas tras una ejecución completada, con la cuadrícula de resultados y los botones de exportación."/>
@@ -22951,7 +22951,7 @@
           <w:left w:w="10" w:type="dxa"/>
           <w:right w:w="10" w:type="dxa"/>
         </w:tblCellMar>
-        <w:tblLook w:val="04A0" w:firstRow="1" w:lastRow="0" w:firstColumn="1" w:lastColumn="0" w:noHBand="0" w:noVBand="1"/>
+        <w:tblLook w:val="0000" w:firstRow="0" w:lastRow="0" w:firstColumn="0" w:lastColumn="0" w:noHBand="0" w:noVBand="0"/>
       </w:tblPr>
       <w:tblGrid>
         <w:gridCol w:w="5415"/>
@@ -23493,7 +23493,7 @@
         <w:pStyle w:val="Ttulo1"/>
         <w:pageBreakBefore/>
       </w:pPr>
-      <w:bookmarkStart w:id="28" w:name="_Toc241692149"/>
+      <w:bookmarkStart w:id="28" w:name="_Toc241696037"/>
       <w:r>
         <w:lastRenderedPageBreak/>
         <w:t>Ejecuciones</w:t>
@@ -23523,7 +23523,7 @@
           <w:noProof/>
         </w:rPr>
         <w:drawing>
-          <wp:inline distT="0" distB="0" distL="0" distR="0" wp14:anchorId="495EC379" wp14:editId="537DD45E">
+          <wp:inline distT="0" distB="0" distL="0" distR="0" wp14:anchorId="67C257E6" wp14:editId="25B2FC81">
             <wp:extent cx="5715000" cy="3571875"/>
             <wp:effectExtent l="0" t="0" r="0" b="0"/>
             <wp:docPr id="90" name="04-runs-every-user.png" descr="La página Ejecuciones mostrando las ejecuciones de todos los usuarios." title="La página Ejecuciones mostrando las ejecuciones de todos los usuarios."/>
@@ -23586,7 +23586,7 @@
           <w:left w:w="10" w:type="dxa"/>
           <w:right w:w="10" w:type="dxa"/>
         </w:tblCellMar>
-        <w:tblLook w:val="04A0" w:firstRow="1" w:lastRow="0" w:firstColumn="1" w:lastColumn="0" w:noHBand="0" w:noVBand="1"/>
+        <w:tblLook w:val="0000" w:firstRow="0" w:lastRow="0" w:firstColumn="0" w:lastColumn="0" w:noHBand="0" w:noVBand="0"/>
       </w:tblPr>
       <w:tblGrid>
         <w:gridCol w:w="5886"/>
@@ -24408,7 +24408,7 @@
           <w:left w:w="10" w:type="dxa"/>
           <w:right w:w="10" w:type="dxa"/>
         </w:tblCellMar>
-        <w:tblLook w:val="04A0" w:firstRow="1" w:lastRow="0" w:firstColumn="1" w:lastColumn="0" w:noHBand="0" w:noVBand="1"/>
+        <w:tblLook w:val="0000" w:firstRow="0" w:lastRow="0" w:firstColumn="0" w:lastColumn="0" w:noHBand="0" w:noVBand="0"/>
       </w:tblPr>
       <w:tblGrid>
         <w:gridCol w:w="3545"/>
@@ -24853,7 +24853,7 @@
         <w:pStyle w:val="Ttulo1"/>
         <w:pageBreakBefore/>
       </w:pPr>
-      <w:bookmarkStart w:id="29" w:name="_Toc241692150"/>
+      <w:bookmarkStart w:id="29" w:name="_Toc241696038"/>
       <w:r>
         <w:lastRenderedPageBreak/>
         <w:t>Exportaciones</w:t>
@@ -24883,7 +24883,7 @@
           <w:noProof/>
         </w:rPr>
         <w:drawing>
-          <wp:inline distT="0" distB="0" distL="0" distR="0" wp14:anchorId="1D490B11" wp14:editId="163A5AC1">
+          <wp:inline distT="0" distB="0" distL="0" distR="0" wp14:anchorId="5E8DB48F" wp14:editId="7D54A7AA">
             <wp:extent cx="5715000" cy="3571875"/>
             <wp:effectExtent l="0" t="0" r="0" b="0"/>
             <wp:docPr id="91" name="05-exports.png" descr="La página Exportaciones con la lista de trabajos de exportación, su estado y los botones de descarga." title="La página Exportaciones con la lista de trabajos de exportación, su estado y los botones de descarga."/>
@@ -24946,7 +24946,7 @@
           <w:left w:w="10" w:type="dxa"/>
           <w:right w:w="10" w:type="dxa"/>
         </w:tblCellMar>
-        <w:tblLook w:val="04A0" w:firstRow="1" w:lastRow="0" w:firstColumn="1" w:lastColumn="0" w:noHBand="0" w:noVBand="1"/>
+        <w:tblLook w:val="0000" w:firstRow="0" w:lastRow="0" w:firstColumn="0" w:lastColumn="0" w:noHBand="0" w:noVBand="0"/>
       </w:tblPr>
       <w:tblGrid>
         <w:gridCol w:w="5886"/>
@@ -25273,7 +25273,7 @@
           <w:left w:w="10" w:type="dxa"/>
           <w:right w:w="10" w:type="dxa"/>
         </w:tblCellMar>
-        <w:tblLook w:val="04A0" w:firstRow="1" w:lastRow="0" w:firstColumn="1" w:lastColumn="0" w:noHBand="0" w:noVBand="1"/>
+        <w:tblLook w:val="0000" w:firstRow="0" w:lastRow="0" w:firstColumn="0" w:lastColumn="0" w:noHBand="0" w:noVBand="0"/>
       </w:tblPr>
       <w:tblGrid>
         <w:gridCol w:w="2188"/>
@@ -25564,7 +25564,7 @@
         <w:pStyle w:val="Ttulo1"/>
         <w:pageBreakBefore/>
       </w:pPr>
-      <w:bookmarkStart w:id="30" w:name="_Toc241692151"/>
+      <w:bookmarkStart w:id="30" w:name="_Toc241696039"/>
       <w:r>
         <w:lastRenderedPageBreak/>
         <w:t>Programaciones</w:t>
@@ -25597,7 +25597,7 @@
           <w:noProof/>
         </w:rPr>
         <w:drawing>
-          <wp:inline distT="0" distB="0" distL="0" distR="0" wp14:anchorId="57B84DD7" wp14:editId="548F25FE">
+          <wp:inline distT="0" distB="0" distL="0" distR="0" wp14:anchorId="33B11D2B" wp14:editId="2CB8D091">
             <wp:extent cx="5715000" cy="3571875"/>
             <wp:effectExtent l="0" t="0" r="0" b="0"/>
             <wp:docPr id="92" name="38-schedules-list.png" descr="La página Programaciones con una programación en pausa y sus iconos de acción." title="La página Programaciones con una programación en pausa y sus iconos de acción."/>
@@ -25660,7 +25660,7 @@
           <w:left w:w="10" w:type="dxa"/>
           <w:right w:w="10" w:type="dxa"/>
         </w:tblCellMar>
-        <w:tblLook w:val="04A0" w:firstRow="1" w:lastRow="0" w:firstColumn="1" w:lastColumn="0" w:noHBand="0" w:noVBand="1"/>
+        <w:tblLook w:val="0000" w:firstRow="0" w:lastRow="0" w:firstColumn="0" w:lastColumn="0" w:noHBand="0" w:noVBand="0"/>
       </w:tblPr>
       <w:tblGrid>
         <w:gridCol w:w="5886"/>
@@ -26308,7 +26308,7 @@
       <w:pPr>
         <w:pStyle w:val="Ttulo2"/>
       </w:pPr>
-      <w:bookmarkStart w:id="31" w:name="_Toc241692152"/>
+      <w:bookmarkStart w:id="31" w:name="_Toc241696040"/>
       <w:r>
         <w:t>Nueva programación y Editar programación</w:t>
       </w:r>
@@ -26329,7 +26329,7 @@
           <w:left w:w="10" w:type="dxa"/>
           <w:right w:w="10" w:type="dxa"/>
         </w:tblCellMar>
-        <w:tblLook w:val="04A0" w:firstRow="1" w:lastRow="0" w:firstColumn="1" w:lastColumn="0" w:noHBand="0" w:noVBand="1"/>
+        <w:tblLook w:val="0000" w:firstRow="0" w:lastRow="0" w:firstColumn="0" w:lastColumn="0" w:noHBand="0" w:noVBand="0"/>
       </w:tblPr>
       <w:tblGrid>
         <w:gridCol w:w="4513"/>
@@ -27110,7 +27110,7 @@
           <w:left w:w="10" w:type="dxa"/>
           <w:right w:w="10" w:type="dxa"/>
         </w:tblCellMar>
-        <w:tblLook w:val="04A0" w:firstRow="1" w:lastRow="0" w:firstColumn="1" w:lastColumn="0" w:noHBand="0" w:noVBand="1"/>
+        <w:tblLook w:val="0000" w:firstRow="0" w:lastRow="0" w:firstColumn="0" w:lastColumn="0" w:noHBand="0" w:noVBand="0"/>
       </w:tblPr>
       <w:tblGrid>
         <w:gridCol w:w="4037"/>
@@ -27496,7 +27496,7 @@
           <w:left w:w="10" w:type="dxa"/>
           <w:right w:w="10" w:type="dxa"/>
         </w:tblCellMar>
-        <w:tblLook w:val="04A0" w:firstRow="1" w:lastRow="0" w:firstColumn="1" w:lastColumn="0" w:noHBand="0" w:noVBand="1"/>
+        <w:tblLook w:val="0000" w:firstRow="0" w:lastRow="0" w:firstColumn="0" w:lastColumn="0" w:noHBand="0" w:noVBand="0"/>
       </w:tblPr>
       <w:tblGrid>
         <w:gridCol w:w="2578"/>
@@ -27743,7 +27743,7 @@
           <w:noProof/>
         </w:rPr>
         <w:drawing>
-          <wp:inline distT="0" distB="0" distL="0" distR="0" wp14:anchorId="12B168E7" wp14:editId="3B122169">
+          <wp:inline distT="0" distB="0" distL="0" distR="0" wp14:anchorId="49260B44" wp14:editId="538AF935">
             <wp:extent cx="3743325" cy="4676775"/>
             <wp:effectExtent l="0" t="0" r="0" b="0"/>
             <wp:docPr id="93" name="34-schedule-custom-cron.png" descr="El cuadro Nueva programación con una frecuencia personalizada y el campo Expresión cron." title="El cuadro Nueva programación con una frecuencia personalizada y el campo Expresión cron."/>
@@ -27795,7 +27795,7 @@
       <w:pPr>
         <w:pStyle w:val="Ttulo2"/>
       </w:pPr>
-      <w:bookmarkStart w:id="32" w:name="_Toc241692153"/>
+      <w:bookmarkStart w:id="32" w:name="_Toc241696041"/>
       <w:r>
         <w:t>Historial de ejecución</w:t>
       </w:r>
@@ -27868,7 +27868,7 @@
           <w:left w:w="10" w:type="dxa"/>
           <w:right w:w="10" w:type="dxa"/>
         </w:tblCellMar>
-        <w:tblLook w:val="04A0" w:firstRow="1" w:lastRow="0" w:firstColumn="1" w:lastColumn="0" w:noHBand="0" w:noVBand="1"/>
+        <w:tblLook w:val="0000" w:firstRow="0" w:lastRow="0" w:firstColumn="0" w:lastColumn="0" w:noHBand="0" w:noVBand="0"/>
       </w:tblPr>
       <w:tblGrid>
         <w:gridCol w:w="5014"/>
@@ -28244,7 +28244,7 @@
       <w:pPr>
         <w:pStyle w:val="Ttulo2"/>
       </w:pPr>
-      <w:bookmarkStart w:id="33" w:name="_Toc241692154"/>
+      <w:bookmarkStart w:id="33" w:name="_Toc241696042"/>
       <w:r>
         <w:lastRenderedPageBreak/>
         <w:t>Ejemplo: un resultado semanal</w:t>
@@ -28450,7 +28450,7 @@
         <w:pStyle w:val="Ttulo1"/>
         <w:pageBreakBefore/>
       </w:pPr>
-      <w:bookmarkStart w:id="34" w:name="_Toc241692155"/>
+      <w:bookmarkStart w:id="34" w:name="_Toc241696043"/>
       <w:r>
         <w:lastRenderedPageBreak/>
         <w:t>Áreas de negocio</w:t>
@@ -28483,7 +28483,7 @@
           <w:noProof/>
         </w:rPr>
         <w:drawing>
-          <wp:inline distT="0" distB="0" distL="0" distR="0" wp14:anchorId="41989B87" wp14:editId="1693507A">
+          <wp:inline distT="0" distB="0" distL="0" distR="0" wp14:anchorId="1587475D" wp14:editId="01C97DDA">
             <wp:extent cx="5715000" cy="3571875"/>
             <wp:effectExtent l="0" t="0" r="0" b="0"/>
             <wp:docPr id="94" name="06-business-areas.png" descr="La página Áreas de negocio con la lista de áreas, el botón Nueva área de negocio y los iconos de fila." title="La página Áreas de negocio con la lista de áreas, el botón Nueva área de negocio y los iconos de fila."/>
@@ -28611,7 +28611,7 @@
           <w:left w:w="10" w:type="dxa"/>
           <w:right w:w="10" w:type="dxa"/>
         </w:tblCellMar>
-        <w:tblLook w:val="04A0" w:firstRow="1" w:lastRow="0" w:firstColumn="1" w:lastColumn="0" w:noHBand="0" w:noVBand="1"/>
+        <w:tblLook w:val="0000" w:firstRow="0" w:lastRow="0" w:firstColumn="0" w:lastColumn="0" w:noHBand="0" w:noVBand="0"/>
       </w:tblPr>
       <w:tblGrid>
         <w:gridCol w:w="5886"/>
@@ -28997,7 +28997,7 @@
         </w:rPr>
         <w:lastRenderedPageBreak/>
         <w:drawing>
-          <wp:inline distT="0" distB="0" distL="0" distR="0" wp14:anchorId="2C832845" wp14:editId="3EACB1A3">
+          <wp:inline distT="0" distB="0" distL="0" distR="0" wp14:anchorId="29EDB71D" wp14:editId="1F969FBE">
             <wp:extent cx="3324225" cy="2047875"/>
             <wp:effectExtent l="0" t="0" r="0" b="0"/>
             <wp:docPr id="95" name="07-business-areas-new.png" descr="El cuadro Nueva área de negocio con los campos Nombre y Descripción." title="El cuadro Nueva área de negocio con los campos Nombre y Descripción."/>
@@ -29049,7 +29049,7 @@
       <w:pPr>
         <w:pStyle w:val="Ttulo2"/>
       </w:pPr>
-      <w:bookmarkStart w:id="35" w:name="_Toc241692156"/>
+      <w:bookmarkStart w:id="35" w:name="_Toc241696044"/>
       <w:r>
         <w:t>Crear un área de negocio</w:t>
       </w:r>
@@ -29153,7 +29153,7 @@
       <w:pPr>
         <w:pStyle w:val="Ttulo2"/>
       </w:pPr>
-      <w:bookmarkStart w:id="36" w:name="_Toc241692157"/>
+      <w:bookmarkStart w:id="36" w:name="_Toc241696045"/>
       <w:r>
         <w:t>Concesiones</w:t>
       </w:r>
@@ -29185,7 +29185,7 @@
           <w:noProof/>
         </w:rPr>
         <w:drawing>
-          <wp:inline distT="0" distB="0" distL="0" distR="0" wp14:anchorId="02279A80" wp14:editId="445EE3A3">
+          <wp:inline distT="0" distB="0" distL="0" distR="0" wp14:anchorId="707AFC16" wp14:editId="3925BD72">
             <wp:extent cx="5715000" cy="3571875"/>
             <wp:effectExtent l="0" t="0" r="0" b="0"/>
             <wp:docPr id="96" name="09-business-areas-grants-permission.png" descr="El cuadro Administrar concesiones con la lista Permiso abierta." title="El cuadro Administrar concesiones con la lista Permiso abierta."/>
@@ -29248,7 +29248,7 @@
           <w:left w:w="10" w:type="dxa"/>
           <w:right w:w="10" w:type="dxa"/>
         </w:tblCellMar>
-        <w:tblLook w:val="04A0" w:firstRow="1" w:lastRow="0" w:firstColumn="1" w:lastColumn="0" w:noHBand="0" w:noVBand="1"/>
+        <w:tblLook w:val="0000" w:firstRow="0" w:lastRow="0" w:firstColumn="0" w:lastColumn="0" w:noHBand="0" w:noVBand="0"/>
       </w:tblPr>
       <w:tblGrid>
         <w:gridCol w:w="5014"/>
@@ -29811,7 +29811,7 @@
           <w:left w:w="10" w:type="dxa"/>
           <w:right w:w="10" w:type="dxa"/>
         </w:tblCellMar>
-        <w:tblLook w:val="04A0" w:firstRow="1" w:lastRow="0" w:firstColumn="1" w:lastColumn="0" w:noHBand="0" w:noVBand="1"/>
+        <w:tblLook w:val="0000" w:firstRow="0" w:lastRow="0" w:firstColumn="0" w:lastColumn="0" w:noHBand="0" w:noVBand="0"/>
       </w:tblPr>
       <w:tblGrid>
         <w:gridCol w:w="1851"/>
@@ -30442,7 +30442,7 @@
         <w:pStyle w:val="Ttulo1"/>
         <w:pageBreakBefore/>
       </w:pPr>
-      <w:bookmarkStart w:id="37" w:name="_Toc241692158"/>
+      <w:bookmarkStart w:id="37" w:name="_Toc241696046"/>
       <w:r>
         <w:lastRenderedPageBreak/>
         <w:t>Carpetas</w:t>
@@ -30505,7 +30505,7 @@
           <w:noProof/>
         </w:rPr>
         <w:drawing>
-          <wp:inline distT="0" distB="0" distL="0" distR="0" wp14:anchorId="074FB478" wp14:editId="17CB1851">
+          <wp:inline distT="0" distB="0" distL="0" distR="0" wp14:anchorId="77E19627" wp14:editId="244A4AE9">
             <wp:extent cx="5715000" cy="3571875"/>
             <wp:effectExtent l="0" t="0" r="0" b="0"/>
             <wp:docPr id="97" name="11-folders.png" descr="La página Carpetas con un área de negocio elegida, mostrando la tabla de carpetas y los iconos de fila." title="La página Carpetas con un área de negocio elegida, mostrando la tabla de carpetas y los iconos de fila."/>
@@ -30623,7 +30623,7 @@
           <w:left w:w="10" w:type="dxa"/>
           <w:right w:w="10" w:type="dxa"/>
         </w:tblCellMar>
-        <w:tblLook w:val="04A0" w:firstRow="1" w:lastRow="0" w:firstColumn="1" w:lastColumn="0" w:noHBand="0" w:noVBand="1"/>
+        <w:tblLook w:val="0000" w:firstRow="0" w:lastRow="0" w:firstColumn="0" w:lastColumn="0" w:noHBand="0" w:noVBand="0"/>
       </w:tblPr>
       <w:tblGrid>
         <w:gridCol w:w="5886"/>
@@ -31284,7 +31284,7 @@
       <w:pPr>
         <w:pStyle w:val="Ttulo2"/>
       </w:pPr>
-      <w:bookmarkStart w:id="38" w:name="_Toc241692159"/>
+      <w:bookmarkStart w:id="38" w:name="_Toc241696047"/>
       <w:r>
         <w:t>El asistente de carpetas</w:t>
       </w:r>
@@ -31305,7 +31305,7 @@
           <w:left w:w="10" w:type="dxa"/>
           <w:right w:w="10" w:type="dxa"/>
         </w:tblCellMar>
-        <w:tblLook w:val="04A0" w:firstRow="1" w:lastRow="0" w:firstColumn="1" w:lastColumn="0" w:noHBand="0" w:noVBand="1"/>
+        <w:tblLook w:val="0000" w:firstRow="0" w:lastRow="0" w:firstColumn="0" w:lastColumn="0" w:noHBand="0" w:noVBand="0"/>
       </w:tblPr>
       <w:tblGrid>
         <w:gridCol w:w="5014"/>
@@ -32234,7 +32234,7 @@
           <w:left w:w="10" w:type="dxa"/>
           <w:right w:w="10" w:type="dxa"/>
         </w:tblCellMar>
-        <w:tblLook w:val="04A0" w:firstRow="1" w:lastRow="0" w:firstColumn="1" w:lastColumn="0" w:noHBand="0" w:noVBand="1"/>
+        <w:tblLook w:val="0000" w:firstRow="0" w:lastRow="0" w:firstColumn="0" w:lastColumn="0" w:noHBand="0" w:noVBand="0"/>
       </w:tblPr>
       <w:tblGrid>
         <w:gridCol w:w="2329"/>
@@ -32714,7 +32714,7 @@
         </w:rPr>
         <w:lastRenderedPageBreak/>
         <w:drawing>
-          <wp:inline distT="0" distB="0" distL="0" distR="0" wp14:anchorId="6570A228" wp14:editId="2D09C45B">
+          <wp:inline distT="0" distB="0" distL="0" distR="0" wp14:anchorId="5128801F" wp14:editId="19C7F6F0">
             <wp:extent cx="2238375" cy="5905500"/>
             <wp:effectExtent l="0" t="0" r="0" b="0"/>
             <wp:docPr id="98" name="15-folders-picked.png" descr="El cuadro Nueva carpeta con una tabla elegida y la lista de comprobación Elementos a crear." title="El cuadro Nueva carpeta con una tabla elegida y la lista de comprobación Elementos a crear."/>
@@ -32901,7 +32901,7 @@
       <w:pPr>
         <w:pStyle w:val="Ttulo2"/>
       </w:pPr>
-      <w:bookmarkStart w:id="39" w:name="_Toc241692160"/>
+      <w:bookmarkStart w:id="39" w:name="_Toc241696048"/>
       <w:r>
         <w:t>Compartir una carpeta en otra área de negocio</w:t>
       </w:r>
@@ -33011,7 +33011,7 @@
           <w:noProof/>
         </w:rPr>
         <w:drawing>
-          <wp:inline distT="0" distB="0" distL="0" distR="0" wp14:anchorId="6ABE9925" wp14:editId="2D060239">
+          <wp:inline distT="0" distB="0" distL="0" distR="0" wp14:anchorId="27590837" wp14:editId="1D9CF435">
             <wp:extent cx="3324225" cy="1638300"/>
             <wp:effectExtent l="0" t="0" r="0" b="0"/>
             <wp:docPr id="99" name="16-folders-sharing.png" descr="El cuadro de compartición de carpetas con la insignia del propietario y la lista Compartir con." title="El cuadro de compartición de carpetas con la insignia del propietario y la lista Compartir con."/>
@@ -33064,7 +33064,7 @@
         <w:pStyle w:val="Ttulo1"/>
         <w:pageBreakBefore/>
       </w:pPr>
-      <w:bookmarkStart w:id="40" w:name="_Toc241692161"/>
+      <w:bookmarkStart w:id="40" w:name="_Toc241696049"/>
       <w:r>
         <w:lastRenderedPageBreak/>
         <w:t>Elementos</w:t>
@@ -33117,7 +33117,7 @@
           <w:noProof/>
         </w:rPr>
         <w:drawing>
-          <wp:inline distT="0" distB="0" distL="0" distR="0" wp14:anchorId="5A90201E" wp14:editId="662D0FD0">
+          <wp:inline distT="0" distB="0" distL="0" distR="0" wp14:anchorId="29516102" wp14:editId="320355B4">
             <wp:extent cx="5715000" cy="3571875"/>
             <wp:effectExtent l="0" t="0" r="0" b="0"/>
             <wp:docPr id="100" name="17-items.png" descr="La página Elementos de una carpeta elegida, con las columnas Tipo, Columna, Tipo de datos y Agregación." title="La página Elementos de una carpeta elegida, con las columnas Tipo, Columna, Tipo de datos y Agregación."/>
@@ -33235,7 +33235,7 @@
           <w:left w:w="10" w:type="dxa"/>
           <w:right w:w="10" w:type="dxa"/>
         </w:tblCellMar>
-        <w:tblLook w:val="04A0" w:firstRow="1" w:lastRow="0" w:firstColumn="1" w:lastColumn="0" w:noHBand="0" w:noVBand="1"/>
+        <w:tblLook w:val="0000" w:firstRow="0" w:lastRow="0" w:firstColumn="0" w:lastColumn="0" w:noHBand="0" w:noVBand="0"/>
       </w:tblPr>
       <w:tblGrid>
         <w:gridCol w:w="5886"/>
@@ -33621,7 +33621,7 @@
           <w:left w:w="10" w:type="dxa"/>
           <w:right w:w="10" w:type="dxa"/>
         </w:tblCellMar>
-        <w:tblLook w:val="04A0" w:firstRow="1" w:lastRow="0" w:firstColumn="1" w:lastColumn="0" w:noHBand="0" w:noVBand="1"/>
+        <w:tblLook w:val="0000" w:firstRow="0" w:lastRow="0" w:firstColumn="0" w:lastColumn="0" w:noHBand="0" w:noVBand="0"/>
       </w:tblPr>
       <w:tblGrid>
         <w:gridCol w:w="5014"/>
@@ -34272,7 +34272,7 @@
           <w:left w:w="10" w:type="dxa"/>
           <w:right w:w="10" w:type="dxa"/>
         </w:tblCellMar>
-        <w:tblLook w:val="04A0" w:firstRow="1" w:lastRow="0" w:firstColumn="1" w:lastColumn="0" w:noHBand="0" w:noVBand="1"/>
+        <w:tblLook w:val="0000" w:firstRow="0" w:lastRow="0" w:firstColumn="0" w:lastColumn="0" w:noHBand="0" w:noVBand="0"/>
       </w:tblPr>
       <w:tblGrid>
         <w:gridCol w:w="3072"/>
@@ -34842,7 +34842,7 @@
           <w:left w:w="10" w:type="dxa"/>
           <w:right w:w="10" w:type="dxa"/>
         </w:tblCellMar>
-        <w:tblLook w:val="04A0" w:firstRow="1" w:lastRow="0" w:firstColumn="1" w:lastColumn="0" w:noHBand="0" w:noVBand="1"/>
+        <w:tblLook w:val="0000" w:firstRow="0" w:lastRow="0" w:firstColumn="0" w:lastColumn="0" w:noHBand="0" w:noVBand="0"/>
       </w:tblPr>
       <w:tblGrid>
         <w:gridCol w:w="1851"/>
@@ -35064,7 +35064,7 @@
         </w:rPr>
         <w:lastRenderedPageBreak/>
         <w:drawing>
-          <wp:inline distT="0" distB="0" distL="0" distR="0" wp14:anchorId="69C4947F" wp14:editId="3581C898">
+          <wp:inline distT="0" distB="0" distL="0" distR="0" wp14:anchorId="44FBBB46" wp14:editId="084C40F4">
             <wp:extent cx="5715000" cy="3571875"/>
             <wp:effectExtent l="0" t="0" r="0" b="0"/>
             <wp:docPr id="101" name="19-items-type-open.png" descr="El cuadro Nuevo elemento con la lista Tipo de elemento abierta, mostrando los tipos de elemento." title="El cuadro Nuevo elemento con la lista Tipo de elemento abierta, mostrando los tipos de elemento."/>
@@ -35117,7 +35117,7 @@
         <w:pStyle w:val="Ttulo1"/>
         <w:pageBreakBefore/>
       </w:pPr>
-      <w:bookmarkStart w:id="41" w:name="_Toc241692162"/>
+      <w:bookmarkStart w:id="41" w:name="_Toc241696050"/>
       <w:r>
         <w:lastRenderedPageBreak/>
         <w:t>Combinaciones</w:t>
@@ -35150,7 +35150,7 @@
           <w:noProof/>
         </w:rPr>
         <w:drawing>
-          <wp:inline distT="0" distB="0" distL="0" distR="0" wp14:anchorId="4EF93DBE" wp14:editId="4AC289A6">
+          <wp:inline distT="0" distB="0" distL="0" distR="0" wp14:anchorId="70647FEB" wp14:editId="5A8C4BD0">
             <wp:extent cx="5715000" cy="3571875"/>
             <wp:effectExtent l="0" t="0" r="0" b="0"/>
             <wp:docPr id="102" name="20-joins.png" descr="La página Combinaciones, con combinaciones formadas por varios pares de columnas." title="La página Combinaciones, con combinaciones formadas por varios pares de columnas."/>
@@ -35279,7 +35279,7 @@
           <w:left w:w="10" w:type="dxa"/>
           <w:right w:w="10" w:type="dxa"/>
         </w:tblCellMar>
-        <w:tblLook w:val="04A0" w:firstRow="1" w:lastRow="0" w:firstColumn="1" w:lastColumn="0" w:noHBand="0" w:noVBand="1"/>
+        <w:tblLook w:val="0000" w:firstRow="0" w:lastRow="0" w:firstColumn="0" w:lastColumn="0" w:noHBand="0" w:noVBand="0"/>
       </w:tblPr>
       <w:tblGrid>
         <w:gridCol w:w="5886"/>
@@ -35650,7 +35650,7 @@
           <w:left w:w="10" w:type="dxa"/>
           <w:right w:w="10" w:type="dxa"/>
         </w:tblCellMar>
-        <w:tblLook w:val="04A0" w:firstRow="1" w:lastRow="0" w:firstColumn="1" w:lastColumn="0" w:noHBand="0" w:noVBand="1"/>
+        <w:tblLook w:val="0000" w:firstRow="0" w:lastRow="0" w:firstColumn="0" w:lastColumn="0" w:noHBand="0" w:noVBand="0"/>
       </w:tblPr>
       <w:tblGrid>
         <w:gridCol w:w="5014"/>
@@ -36239,7 +36239,7 @@
           <w:left w:w="10" w:type="dxa"/>
           <w:right w:w="10" w:type="dxa"/>
         </w:tblCellMar>
-        <w:tblLook w:val="04A0" w:firstRow="1" w:lastRow="0" w:firstColumn="1" w:lastColumn="0" w:noHBand="0" w:noVBand="1"/>
+        <w:tblLook w:val="0000" w:firstRow="0" w:lastRow="0" w:firstColumn="0" w:lastColumn="0" w:noHBand="0" w:noVBand="0"/>
       </w:tblPr>
       <w:tblGrid>
         <w:gridCol w:w="1851"/>
@@ -36518,7 +36518,7 @@
           <w:left w:w="10" w:type="dxa"/>
           <w:right w:w="10" w:type="dxa"/>
         </w:tblCellMar>
-        <w:tblLook w:val="04A0" w:firstRow="1" w:lastRow="0" w:firstColumn="1" w:lastColumn="0" w:noHBand="0" w:noVBand="1"/>
+        <w:tblLook w:val="0000" w:firstRow="0" w:lastRow="0" w:firstColumn="0" w:lastColumn="0" w:noHBand="0" w:noVBand="0"/>
       </w:tblPr>
       <w:tblGrid>
         <w:gridCol w:w="1851"/>
@@ -36806,7 +36806,7 @@
         </w:rPr>
         <w:lastRenderedPageBreak/>
         <w:drawing>
-          <wp:inline distT="0" distB="0" distL="0" distR="0" wp14:anchorId="2427872A" wp14:editId="1B791247">
+          <wp:inline distT="0" distB="0" distL="0" distR="0" wp14:anchorId="534544B3" wp14:editId="23697493">
             <wp:extent cx="5715000" cy="3571875"/>
             <wp:effectExtent l="0" t="0" r="0" b="0"/>
             <wp:docPr id="103" name="23-joins-select-open.png" descr="El cuadro Nueva combinación con una lista desplegable abierta." title="El cuadro Nueva combinación con una lista desplegable abierta."/>
@@ -36976,7 +36976,7 @@
         <w:pStyle w:val="Ttulo1"/>
         <w:pageBreakBefore/>
       </w:pPr>
-      <w:bookmarkStart w:id="42" w:name="_Toc241692163"/>
+      <w:bookmarkStart w:id="42" w:name="_Toc241696051"/>
       <w:r>
         <w:lastRenderedPageBreak/>
         <w:t>Jerarquías</w:t>
@@ -37009,7 +37009,7 @@
           <w:noProof/>
         </w:rPr>
         <w:drawing>
-          <wp:inline distT="0" distB="0" distL="0" distR="0" wp14:anchorId="0EBEF43B" wp14:editId="4EAC2505">
+          <wp:inline distT="0" distB="0" distL="0" distR="0" wp14:anchorId="1FA9F44F" wp14:editId="560E4A6C">
             <wp:extent cx="5715000" cy="3571875"/>
             <wp:effectExtent l="0" t="0" r="0" b="0"/>
             <wp:docPr id="104" name="24-hierarchies.png" descr="La página Jerarquías con la tabla que muestra el número de niveles." title="La página Jerarquías con la tabla que muestra el número de niveles."/>
@@ -37097,7 +37097,7 @@
           <w:left w:w="10" w:type="dxa"/>
           <w:right w:w="10" w:type="dxa"/>
         </w:tblCellMar>
-        <w:tblLook w:val="04A0" w:firstRow="1" w:lastRow="0" w:firstColumn="1" w:lastColumn="0" w:noHBand="0" w:noVBand="1"/>
+        <w:tblLook w:val="0000" w:firstRow="0" w:lastRow="0" w:firstColumn="0" w:lastColumn="0" w:noHBand="0" w:noVBand="0"/>
       </w:tblPr>
       <w:tblGrid>
         <w:gridCol w:w="5886"/>
@@ -37468,7 +37468,7 @@
           <w:left w:w="10" w:type="dxa"/>
           <w:right w:w="10" w:type="dxa"/>
         </w:tblCellMar>
-        <w:tblLook w:val="04A0" w:firstRow="1" w:lastRow="0" w:firstColumn="1" w:lastColumn="0" w:noHBand="0" w:noVBand="1"/>
+        <w:tblLook w:val="0000" w:firstRow="0" w:lastRow="0" w:firstColumn="0" w:lastColumn="0" w:noHBand="0" w:noVBand="0"/>
       </w:tblPr>
       <w:tblGrid>
         <w:gridCol w:w="5225"/>
@@ -38069,7 +38069,7 @@
           <w:noProof/>
         </w:rPr>
         <w:drawing>
-          <wp:inline distT="0" distB="0" distL="0" distR="0" wp14:anchorId="3D150363" wp14:editId="6A2FCD3F">
+          <wp:inline distT="0" distB="0" distL="0" distR="0" wp14:anchorId="7D49F543" wp14:editId="1952F7FD">
             <wp:extent cx="4362450" cy="2762250"/>
             <wp:effectExtent l="0" t="0" r="0" b="0"/>
             <wp:docPr id="105" name="26-hierarchies-level-added.png" descr="El cuadro Nueva jerarquía tras agregar un nivel, con los selectores de carpeta y elemento." title="El cuadro Nueva jerarquía tras agregar un nivel, con los selectores de carpeta y elemento."/>
@@ -38122,7 +38122,7 @@
         <w:pStyle w:val="Ttulo1"/>
         <w:pageBreakBefore/>
       </w:pPr>
-      <w:bookmarkStart w:id="43" w:name="_Toc241692164"/>
+      <w:bookmarkStart w:id="43" w:name="_Toc241696052"/>
       <w:r>
         <w:lastRenderedPageBreak/>
         <w:t>Funciones personalizadas</w:t>
@@ -38155,7 +38155,7 @@
           <w:noProof/>
         </w:rPr>
         <w:drawing>
-          <wp:inline distT="0" distB="0" distL="0" distR="0" wp14:anchorId="46E1D363" wp14:editId="60774D36">
+          <wp:inline distT="0" distB="0" distL="0" distR="0" wp14:anchorId="1F006713" wp14:editId="6D7F0649">
             <wp:extent cx="5715000" cy="3571875"/>
             <wp:effectExtent l="0" t="0" r="0" b="0"/>
             <wp:docPr id="106" name="27-custom-functions.png" descr="La página Funciones personalizadas con el cuadro de filtro, Actualizar todo, Nueva función y la tabla de funciones." title="La página Funciones personalizadas con el cuadro de filtro, Actualizar todo, Nueva función y la tabla de funciones."/>
@@ -38305,7 +38305,7 @@
           <w:left w:w="10" w:type="dxa"/>
           <w:right w:w="10" w:type="dxa"/>
         </w:tblCellMar>
-        <w:tblLook w:val="04A0" w:firstRow="1" w:lastRow="0" w:firstColumn="1" w:lastColumn="0" w:noHBand="0" w:noVBand="1"/>
+        <w:tblLook w:val="0000" w:firstRow="0" w:lastRow="0" w:firstColumn="0" w:lastColumn="0" w:noHBand="0" w:noVBand="0"/>
       </w:tblPr>
       <w:tblGrid>
         <w:gridCol w:w="5886"/>
@@ -38879,7 +38879,7 @@
       <w:pPr>
         <w:pStyle w:val="Ttulo2"/>
       </w:pPr>
-      <w:bookmarkStart w:id="44" w:name="_Toc241692165"/>
+      <w:bookmarkStart w:id="44" w:name="_Toc241696053"/>
       <w:r>
         <w:t>El formulario de la función</w:t>
       </w:r>
@@ -38900,7 +38900,7 @@
           <w:left w:w="10" w:type="dxa"/>
           <w:right w:w="10" w:type="dxa"/>
         </w:tblCellMar>
-        <w:tblLook w:val="04A0" w:firstRow="1" w:lastRow="0" w:firstColumn="1" w:lastColumn="0" w:noHBand="0" w:noVBand="1"/>
+        <w:tblLook w:val="0000" w:firstRow="0" w:lastRow="0" w:firstColumn="0" w:lastColumn="0" w:noHBand="0" w:noVBand="0"/>
       </w:tblPr>
       <w:tblGrid>
         <w:gridCol w:w="5886"/>
@@ -39566,7 +39566,7 @@
           <w:left w:w="10" w:type="dxa"/>
           <w:right w:w="10" w:type="dxa"/>
         </w:tblCellMar>
-        <w:tblLook w:val="04A0" w:firstRow="1" w:lastRow="0" w:firstColumn="1" w:lastColumn="0" w:noHBand="0" w:noVBand="1"/>
+        <w:tblLook w:val="0000" w:firstRow="0" w:lastRow="0" w:firstColumn="0" w:lastColumn="0" w:noHBand="0" w:noVBand="0"/>
       </w:tblPr>
       <w:tblGrid>
         <w:gridCol w:w="2063"/>
@@ -39849,7 +39849,7 @@
         </w:rPr>
         <w:lastRenderedPageBreak/>
         <w:drawing>
-          <wp:inline distT="0" distB="0" distL="0" distR="0" wp14:anchorId="5BD9FF0F" wp14:editId="551AD89C">
+          <wp:inline distT="0" distB="0" distL="0" distR="0" wp14:anchorId="3D211C2D" wp14:editId="3A42B55A">
             <wp:extent cx="4076700" cy="5905500"/>
             <wp:effectExtent l="0" t="0" r="0" b="0"/>
             <wp:docPr id="107" name="29-custom-functions-search-results.png" descr="El cuadro Nueva función personalizada con las funciones de la base de datos que coinciden con la búsqueda." title="El cuadro Nueva función personalizada con las funciones de la base de datos que coinciden con la búsqueda."/>
@@ -39902,7 +39902,7 @@
         <w:pStyle w:val="Ttulo1"/>
         <w:pageBreakBefore/>
       </w:pPr>
-      <w:bookmarkStart w:id="45" w:name="_Toc241692166"/>
+      <w:bookmarkStart w:id="45" w:name="_Toc241696054"/>
       <w:r>
         <w:lastRenderedPageBreak/>
         <w:t>Orígenes de datos</w:t>
@@ -39935,7 +39935,7 @@
           <w:noProof/>
         </w:rPr>
         <w:drawing>
-          <wp:inline distT="0" distB="0" distL="0" distR="0" wp14:anchorId="01F4C3AC" wp14:editId="26035FA6">
+          <wp:inline distT="0" distB="0" distL="0" distR="0" wp14:anchorId="2C3410B8" wp14:editId="64722035">
             <wp:extent cx="5715000" cy="3571875"/>
             <wp:effectExtent l="0" t="0" r="0" b="0"/>
             <wp:docPr id="108" name="30-data-sources.png" descr="La página Orígenes de datos con una tabla de conexiones y cinco iconos de fila." title="La página Orígenes de datos con una tabla de conexiones y cinco iconos de fila."/>
@@ -40053,7 +40053,7 @@
           <w:left w:w="10" w:type="dxa"/>
           <w:right w:w="10" w:type="dxa"/>
         </w:tblCellMar>
-        <w:tblLook w:val="04A0" w:firstRow="1" w:lastRow="0" w:firstColumn="1" w:lastColumn="0" w:noHBand="0" w:noVBand="1"/>
+        <w:tblLook w:val="0000" w:firstRow="0" w:lastRow="0" w:firstColumn="0" w:lastColumn="0" w:noHBand="0" w:noVBand="0"/>
       </w:tblPr>
       <w:tblGrid>
         <w:gridCol w:w="5886"/>
@@ -40575,7 +40575,7 @@
           <w:left w:w="10" w:type="dxa"/>
           <w:right w:w="10" w:type="dxa"/>
         </w:tblCellMar>
-        <w:tblLook w:val="04A0" w:firstRow="1" w:lastRow="0" w:firstColumn="1" w:lastColumn="0" w:noHBand="0" w:noVBand="1"/>
+        <w:tblLook w:val="0000" w:firstRow="0" w:lastRow="0" w:firstColumn="0" w:lastColumn="0" w:noHBand="0" w:noVBand="0"/>
       </w:tblPr>
       <w:tblGrid>
         <w:gridCol w:w="5014"/>
@@ -41093,7 +41093,7 @@
           <w:left w:w="10" w:type="dxa"/>
           <w:right w:w="10" w:type="dxa"/>
         </w:tblCellMar>
-        <w:tblLook w:val="04A0" w:firstRow="1" w:lastRow="0" w:firstColumn="1" w:lastColumn="0" w:noHBand="0" w:noVBand="1"/>
+        <w:tblLook w:val="0000" w:firstRow="0" w:lastRow="0" w:firstColumn="0" w:lastColumn="0" w:noHBand="0" w:noVBand="0"/>
       </w:tblPr>
       <w:tblGrid>
         <w:gridCol w:w="2314"/>
@@ -41315,7 +41315,7 @@
       <w:pPr>
         <w:pStyle w:val="Ttulo2"/>
       </w:pPr>
-      <w:bookmarkStart w:id="46" w:name="_Toc241692167"/>
+      <w:bookmarkStart w:id="46" w:name="_Toc241696055"/>
       <w:r>
         <w:t>Importar tablas</w:t>
       </w:r>
@@ -41478,7 +41478,7 @@
         </w:rPr>
         <w:lastRenderedPageBreak/>
         <w:drawing>
-          <wp:inline distT="0" distB="0" distL="0" distR="0" wp14:anchorId="6A7925B1" wp14:editId="44A7E598">
+          <wp:inline distT="0" distB="0" distL="0" distR="0" wp14:anchorId="094A8865" wp14:editId="0B5F36D4">
             <wp:extent cx="3324225" cy="2286000"/>
             <wp:effectExtent l="0" t="0" r="0" b="0"/>
             <wp:docPr id="109" name="34-data-sources-import-dialog.png" descr="El cuadro Importar tablas con el botón Descubrir tablas, antes de encontrar ninguna tabla." title="El cuadro Importar tablas con el botón Descubrir tablas, antes de encontrar ninguna tabla."/>
@@ -41531,7 +41531,7 @@
         <w:pStyle w:val="Ttulo1"/>
         <w:pageBreakBefore/>
       </w:pPr>
-      <w:bookmarkStart w:id="47" w:name="_Toc241692168"/>
+      <w:bookmarkStart w:id="47" w:name="_Toc241696056"/>
       <w:r>
         <w:lastRenderedPageBreak/>
         <w:t>Usuarios</w:t>
@@ -41561,7 +41561,7 @@
           <w:noProof/>
         </w:rPr>
         <w:drawing>
-          <wp:inline distT="0" distB="0" distL="0" distR="0" wp14:anchorId="781FE071" wp14:editId="79F2424A">
+          <wp:inline distT="0" distB="0" distL="0" distR="0" wp14:anchorId="5EC715F7" wp14:editId="16A2925A">
             <wp:extent cx="5715000" cy="3571875"/>
             <wp:effectExtent l="0" t="0" r="0" b="0"/>
             <wp:docPr id="110" name="35-users.png" descr="La página Usuarios con los botones Archivo de credenciales y Nuevo usuario y los iconos de fila." title="La página Usuarios con los botones Archivo de credenciales y Nuevo usuario y los iconos de fila."/>
@@ -41689,7 +41689,7 @@
           <w:left w:w="10" w:type="dxa"/>
           <w:right w:w="10" w:type="dxa"/>
         </w:tblCellMar>
-        <w:tblLook w:val="04A0" w:firstRow="1" w:lastRow="0" w:firstColumn="1" w:lastColumn="0" w:noHBand="0" w:noVBand="1"/>
+        <w:tblLook w:val="0000" w:firstRow="0" w:lastRow="0" w:firstColumn="0" w:lastColumn="0" w:noHBand="0" w:noVBand="0"/>
       </w:tblPr>
       <w:tblGrid>
         <w:gridCol w:w="5886"/>
@@ -42260,7 +42260,7 @@
       <w:pPr>
         <w:pStyle w:val="Ttulo2"/>
       </w:pPr>
-      <w:bookmarkStart w:id="48" w:name="_Toc241692169"/>
+      <w:bookmarkStart w:id="48" w:name="_Toc241696057"/>
       <w:r>
         <w:t>Crear o cambiar un usuario</w:t>
       </w:r>
@@ -42281,7 +42281,7 @@
           <w:left w:w="10" w:type="dxa"/>
           <w:right w:w="10" w:type="dxa"/>
         </w:tblCellMar>
-        <w:tblLook w:val="04A0" w:firstRow="1" w:lastRow="0" w:firstColumn="1" w:lastColumn="0" w:noHBand="0" w:noVBand="1"/>
+        <w:tblLook w:val="0000" w:firstRow="0" w:lastRow="0" w:firstColumn="0" w:lastColumn="0" w:noHBand="0" w:noVBand="0"/>
       </w:tblPr>
       <w:tblGrid>
         <w:gridCol w:w="4513"/>
@@ -42646,7 +42646,7 @@
           <w:left w:w="10" w:type="dxa"/>
           <w:right w:w="10" w:type="dxa"/>
         </w:tblCellMar>
-        <w:tblLook w:val="04A0" w:firstRow="1" w:lastRow="0" w:firstColumn="1" w:lastColumn="0" w:noHBand="0" w:noVBand="1"/>
+        <w:tblLook w:val="0000" w:firstRow="0" w:lastRow="0" w:firstColumn="0" w:lastColumn="0" w:noHBand="0" w:noVBand="0"/>
       </w:tblPr>
       <w:tblGrid>
         <w:gridCol w:w="1851"/>
@@ -42855,7 +42855,27 @@
               <w:t>Puede editar</w:t>
             </w:r>
             <w:r>
-              <w:t xml:space="preserve">. No puede cambiar áreas de negocio, carpetas, elementos, combinaciones ni jerarquías, sea cual sea su concesión. No puede usar </w:t>
+              <w:t xml:space="preserve">. Ve, edita, activa y desactiva cuentas MANAGER, USER y VIEWER, pero nunca ve a los administradores y no puede crear ni eliminar usuarios ni dar el rol ADMIN. No puede cambiar áreas de negocio, carpetas, elementos, combinaciones ni jerarquías, sea cual sea su concesión. No puede usar </w:t>
+            </w:r>
+            <w:r>
+              <w:rPr>
+                <w:b/>
+                <w:bCs/>
+              </w:rPr>
+              <w:t>Funciones personalizadas</w:t>
+            </w:r>
+            <w:r>
+              <w:t xml:space="preserve">, </w:t>
+            </w:r>
+            <w:r>
+              <w:rPr>
+                <w:b/>
+                <w:bCs/>
+              </w:rPr>
+              <w:t>Orígenes de datos</w:t>
+            </w:r>
+            <w:r>
+              <w:t xml:space="preserve">, </w:t>
             </w:r>
             <w:r>
               <w:rPr>
@@ -43077,7 +43097,7 @@
         </w:rPr>
         <w:lastRenderedPageBreak/>
         <w:drawing>
-          <wp:inline distT="0" distB="0" distL="0" distR="0" wp14:anchorId="5DE5F8CF" wp14:editId="5A86F4A4">
+          <wp:inline distT="0" distB="0" distL="0" distR="0" wp14:anchorId="75D55691" wp14:editId="1466EAA5">
             <wp:extent cx="5715000" cy="3571875"/>
             <wp:effectExtent l="0" t="0" r="0" b="0"/>
             <wp:docPr id="111" name="37-users-role-open.png" descr="El cuadro Nuevo usuario con la lista Rol abierta y cada rol descrito." title="El cuadro Nuevo usuario con la lista Rol abierta y cada rol descrito."/>
@@ -43129,7 +43149,7 @@
       <w:pPr>
         <w:pStyle w:val="Ttulo2"/>
       </w:pPr>
-      <w:bookmarkStart w:id="49" w:name="_Toc241692170"/>
+      <w:bookmarkStart w:id="49" w:name="_Toc241696058"/>
       <w:r>
         <w:t>Desactivar, activar o eliminar</w:t>
       </w:r>
@@ -43221,7 +43241,7 @@
           <w:noProof/>
         </w:rPr>
         <w:drawing>
-          <wp:inline distT="0" distB="0" distL="0" distR="0" wp14:anchorId="06641072" wp14:editId="47D7A939">
+          <wp:inline distT="0" distB="0" distL="0" distR="0" wp14:anchorId="4B447A0E" wp14:editId="1D0B5B2E">
             <wp:extent cx="3324225" cy="1076325"/>
             <wp:effectExtent l="0" t="0" r="0" b="0"/>
             <wp:docPr id="112" name="39-users-deactivate-dialog.png" descr="El cuadro de confirmación que se muestra antes de desactivar a un usuario." title="El cuadro de confirmación que se muestra antes de desactivar a un usuario."/>
@@ -43313,7 +43333,7 @@
       <w:pPr>
         <w:pStyle w:val="Ttulo2"/>
       </w:pPr>
-      <w:bookmarkStart w:id="50" w:name="_Toc241692171"/>
+      <w:bookmarkStart w:id="50" w:name="_Toc241696059"/>
       <w:r>
         <w:t>El archivo de credenciales</w:t>
       </w:r>
@@ -43338,7 +43358,7 @@
       <w:pPr>
         <w:pStyle w:val="Ttulo2"/>
       </w:pPr>
-      <w:bookmarkStart w:id="51" w:name="_Toc241692172"/>
+      <w:bookmarkStart w:id="51" w:name="_Toc241696060"/>
       <w:r>
         <w:lastRenderedPageBreak/>
         <w:t>Mapas que este usuario puede abrir</w:t>
@@ -43381,7 +43401,7 @@
           <w:noProof/>
         </w:rPr>
         <w:drawing>
-          <wp:inline distT="0" distB="0" distL="0" distR="0" wp14:anchorId="3783D84F" wp14:editId="580E180E">
+          <wp:inline distT="0" distB="0" distL="0" distR="0" wp14:anchorId="57B5C35C" wp14:editId="73147D7B">
             <wp:extent cx="4362450" cy="2190750"/>
             <wp:effectExtent l="0" t="0" r="0" b="0"/>
             <wp:docPr id="113" name="41-users-maps-dialog.png" descr="El cuadro Mapas de un usuario, con insignias de origen y selectores de nivel de acceso compartido." title="El cuadro Mapas de un usuario, con insignias de origen y selectores de nivel de acceso compartido."/>
@@ -43444,7 +43464,7 @@
           <w:left w:w="10" w:type="dxa"/>
           <w:right w:w="10" w:type="dxa"/>
         </w:tblCellMar>
-        <w:tblLook w:val="04A0" w:firstRow="1" w:lastRow="0" w:firstColumn="1" w:lastColumn="0" w:noHBand="0" w:noVBand="1"/>
+        <w:tblLook w:val="0000" w:firstRow="0" w:lastRow="0" w:firstColumn="0" w:lastColumn="0" w:noHBand="0" w:noVBand="0"/>
       </w:tblPr>
       <w:tblGrid>
         <w:gridCol w:w="3438"/>
@@ -43854,7 +43874,7 @@
           <w:left w:w="10" w:type="dxa"/>
           <w:right w:w="10" w:type="dxa"/>
         </w:tblCellMar>
-        <w:tblLook w:val="04A0" w:firstRow="1" w:lastRow="0" w:firstColumn="1" w:lastColumn="0" w:noHBand="0" w:noVBand="1"/>
+        <w:tblLook w:val="0000" w:firstRow="0" w:lastRow="0" w:firstColumn="0" w:lastColumn="0" w:noHBand="0" w:noVBand="0"/>
       </w:tblPr>
       <w:tblGrid>
         <w:gridCol w:w="4513"/>
@@ -44323,7 +44343,7 @@
         <w:pStyle w:val="Ttulo1"/>
         <w:pageBreakBefore/>
       </w:pPr>
-      <w:bookmarkStart w:id="52" w:name="_Toc241692173"/>
+      <w:bookmarkStart w:id="52" w:name="_Toc241696061"/>
       <w:r>
         <w:lastRenderedPageBreak/>
         <w:t>Directivas de seguridad</w:t>
@@ -44386,7 +44406,7 @@
           <w:noProof/>
         </w:rPr>
         <w:drawing>
-          <wp:inline distT="0" distB="0" distL="0" distR="0" wp14:anchorId="2FBDA442" wp14:editId="19534348">
+          <wp:inline distT="0" distB="0" distL="0" distR="0" wp14:anchorId="741EC873" wp14:editId="5BFCCBDA">
             <wp:extent cx="5715000" cy="3571875"/>
             <wp:effectExtent l="0" t="0" r="0" b="0"/>
             <wp:docPr id="114" name="43-security.png" descr="La página Directivas de seguridad con los botones Probar y Nueva directiva." title="La página Directivas de seguridad con los botones Probar y Nueva directiva."/>
@@ -44565,7 +44585,7 @@
           <w:left w:w="10" w:type="dxa"/>
           <w:right w:w="10" w:type="dxa"/>
         </w:tblCellMar>
-        <w:tblLook w:val="04A0" w:firstRow="1" w:lastRow="0" w:firstColumn="1" w:lastColumn="0" w:noHBand="0" w:noVBand="1"/>
+        <w:tblLook w:val="0000" w:firstRow="0" w:lastRow="0" w:firstColumn="0" w:lastColumn="0" w:noHBand="0" w:noVBand="0"/>
       </w:tblPr>
       <w:tblGrid>
         <w:gridCol w:w="5014"/>
@@ -45013,7 +45033,7 @@
       <w:pPr>
         <w:pStyle w:val="Ttulo2"/>
       </w:pPr>
-      <w:bookmarkStart w:id="53" w:name="_Toc241692174"/>
+      <w:bookmarkStart w:id="53" w:name="_Toc241696062"/>
       <w:r>
         <w:lastRenderedPageBreak/>
         <w:t>Escribir una directiva</w:t>
@@ -45035,7 +45055,7 @@
           <w:left w:w="10" w:type="dxa"/>
           <w:right w:w="10" w:type="dxa"/>
         </w:tblCellMar>
-        <w:tblLook w:val="04A0" w:firstRow="1" w:lastRow="0" w:firstColumn="1" w:lastColumn="0" w:noHBand="0" w:noVBand="1"/>
+        <w:tblLook w:val="0000" w:firstRow="0" w:lastRow="0" w:firstColumn="0" w:lastColumn="0" w:noHBand="0" w:noVBand="0"/>
       </w:tblPr>
       <w:tblGrid>
         <w:gridCol w:w="5014"/>
@@ -45759,7 +45779,7 @@
           <w:left w:w="10" w:type="dxa"/>
           <w:right w:w="10" w:type="dxa"/>
         </w:tblCellMar>
-        <w:tblLook w:val="04A0" w:firstRow="1" w:lastRow="0" w:firstColumn="1" w:lastColumn="0" w:noHBand="0" w:noVBand="1"/>
+        <w:tblLook w:val="0000" w:firstRow="0" w:lastRow="0" w:firstColumn="0" w:lastColumn="0" w:noHBand="0" w:noVBand="0"/>
       </w:tblPr>
       <w:tblGrid>
         <w:gridCol w:w="2612"/>
@@ -46069,7 +46089,7 @@
         </w:rPr>
         <w:lastRenderedPageBreak/>
         <w:drawing>
-          <wp:inline distT="0" distB="0" distL="0" distR="0" wp14:anchorId="2A48E9B0" wp14:editId="4A39D82F">
+          <wp:inline distT="0" distB="0" distL="0" distR="0" wp14:anchorId="0C254F94" wp14:editId="0E6A8B07">
             <wp:extent cx="3324225" cy="4676775"/>
             <wp:effectExtent l="0" t="0" r="0" b="0"/>
             <wp:docPr id="115" name="46-security-validate.png" descr="El cuadro Nueva directiva tras pulsar Validar en un predicado." title="El cuadro Nueva directiva tras pulsar Validar en un predicado."/>
@@ -46121,7 +46141,7 @@
       <w:pPr>
         <w:pStyle w:val="Ttulo2"/>
       </w:pPr>
-      <w:bookmarkStart w:id="54" w:name="_Toc241692175"/>
+      <w:bookmarkStart w:id="54" w:name="_Toc241696063"/>
       <w:r>
         <w:t>Asignar una directiva</w:t>
       </w:r>
@@ -46147,7 +46167,7 @@
           <w:left w:w="10" w:type="dxa"/>
           <w:right w:w="10" w:type="dxa"/>
         </w:tblCellMar>
-        <w:tblLook w:val="04A0" w:firstRow="1" w:lastRow="0" w:firstColumn="1" w:lastColumn="0" w:noHBand="0" w:noVBand="1"/>
+        <w:tblLook w:val="0000" w:firstRow="0" w:lastRow="0" w:firstColumn="0" w:lastColumn="0" w:noHBand="0" w:noVBand="0"/>
       </w:tblPr>
       <w:tblGrid>
         <w:gridCol w:w="1851"/>
@@ -46511,7 +46531,7 @@
       <w:pPr>
         <w:pStyle w:val="Ttulo2"/>
       </w:pPr>
-      <w:bookmarkStart w:id="55" w:name="_Toc241692176"/>
+      <w:bookmarkStart w:id="55" w:name="_Toc241696064"/>
       <w:r>
         <w:lastRenderedPageBreak/>
         <w:t>Probar una directiva</w:t>
@@ -46586,7 +46606,7 @@
         <w:pStyle w:val="Ttulo1"/>
         <w:pageBreakBefore/>
       </w:pPr>
-      <w:bookmarkStart w:id="56" w:name="_Toc241692177"/>
+      <w:bookmarkStart w:id="56" w:name="_Toc241696065"/>
       <w:r>
         <w:lastRenderedPageBreak/>
         <w:t>Registro de auditoría</w:t>
@@ -46619,7 +46639,7 @@
           <w:noProof/>
         </w:rPr>
         <w:drawing>
-          <wp:inline distT="0" distB="0" distL="0" distR="0" wp14:anchorId="28275559" wp14:editId="0801FBBF">
+          <wp:inline distT="0" distB="0" distL="0" distR="0" wp14:anchorId="2864501B" wp14:editId="2B61D701">
             <wp:extent cx="5715000" cy="3571875"/>
             <wp:effectExtent l="0" t="0" r="0" b="0"/>
             <wp:docPr id="116" name="47-audit.png" descr="La página Registro de auditoría con el botón de exportación, las tarjetas de estadísticas, el gráfico diario y los filtros." title="La página Registro de auditoría con el botón de exportación, las tarjetas de estadísticas, el gráfico diario y los filtros."/>
@@ -46717,7 +46737,7 @@
           <w:left w:w="10" w:type="dxa"/>
           <w:right w:w="10" w:type="dxa"/>
         </w:tblCellMar>
-        <w:tblLook w:val="04A0" w:firstRow="1" w:lastRow="0" w:firstColumn="1" w:lastColumn="0" w:noHBand="0" w:noVBand="1"/>
+        <w:tblLook w:val="0000" w:firstRow="0" w:lastRow="0" w:firstColumn="0" w:lastColumn="0" w:noHBand="0" w:noVBand="0"/>
       </w:tblPr>
       <w:tblGrid>
         <w:gridCol w:w="5014"/>
@@ -47480,7 +47500,7 @@
         <w:pStyle w:val="Ttulo1"/>
         <w:pageBreakBefore/>
       </w:pPr>
-      <w:bookmarkStart w:id="57" w:name="_Toc241692178"/>
+      <w:bookmarkStart w:id="57" w:name="_Toc241696066"/>
       <w:r>
         <w:lastRenderedPageBreak/>
         <w:t>Migración</w:t>
@@ -47563,7 +47583,7 @@
           <w:noProof/>
         </w:rPr>
         <w:drawing>
-          <wp:inline distT="0" distB="0" distL="0" distR="0" wp14:anchorId="4F237BA5" wp14:editId="1F4B37B2">
+          <wp:inline distT="0" distB="0" distL="0" distR="0" wp14:anchorId="638207DE" wp14:editId="0E74CCEF">
             <wp:extent cx="5715000" cy="3571875"/>
             <wp:effectExtent l="0" t="0" r="0" b="0"/>
             <wp:docPr id="117" name="50-migration.png" descr="La página Migración con la tarjeta de origen, sus botones y el texto de ayuda." title="La página Migración con la tarjeta de origen, sus botones y el texto de ayuda."/>
@@ -47640,7 +47660,7 @@
       <w:pPr>
         <w:pStyle w:val="Ttulo2"/>
       </w:pPr>
-      <w:bookmarkStart w:id="58" w:name="_Toc241692179"/>
+      <w:bookmarkStart w:id="58" w:name="_Toc241696067"/>
       <w:r>
         <w:t>Elegir el origen</w:t>
       </w:r>
@@ -47661,7 +47681,7 @@
           <w:left w:w="10" w:type="dxa"/>
           <w:right w:w="10" w:type="dxa"/>
         </w:tblCellMar>
-        <w:tblLook w:val="04A0" w:firstRow="1" w:lastRow="0" w:firstColumn="1" w:lastColumn="0" w:noHBand="0" w:noVBand="1"/>
+        <w:tblLook w:val="0000" w:firstRow="0" w:lastRow="0" w:firstColumn="0" w:lastColumn="0" w:noHBand="0" w:noVBand="0"/>
       </w:tblPr>
       <w:tblGrid>
         <w:gridCol w:w="5415"/>
@@ -48474,7 +48494,7 @@
           <w:left w:w="10" w:type="dxa"/>
           <w:right w:w="10" w:type="dxa"/>
         </w:tblCellMar>
-        <w:tblLook w:val="04A0" w:firstRow="1" w:lastRow="0" w:firstColumn="1" w:lastColumn="0" w:noHBand="0" w:noVBand="1"/>
+        <w:tblLook w:val="0000" w:firstRow="0" w:lastRow="0" w:firstColumn="0" w:lastColumn="0" w:noHBand="0" w:noVBand="0"/>
       </w:tblPr>
       <w:tblGrid>
         <w:gridCol w:w="2943"/>
@@ -48761,7 +48781,7 @@
       <w:pPr>
         <w:pStyle w:val="Ttulo2"/>
       </w:pPr>
-      <w:bookmarkStart w:id="59" w:name="_Toc241692180"/>
+      <w:bookmarkStart w:id="59" w:name="_Toc241696068"/>
       <w:r>
         <w:t>Qué hace cada acción</w:t>
       </w:r>
@@ -48782,7 +48802,7 @@
           <w:left w:w="10" w:type="dxa"/>
           <w:right w:w="10" w:type="dxa"/>
         </w:tblCellMar>
-        <w:tblLook w:val="04A0" w:firstRow="1" w:lastRow="0" w:firstColumn="1" w:lastColumn="0" w:noHBand="0" w:noVBand="1"/>
+        <w:tblLook w:val="0000" w:firstRow="0" w:lastRow="0" w:firstColumn="0" w:lastColumn="0" w:noHBand="0" w:noVBand="0"/>
       </w:tblPr>
       <w:tblGrid>
         <w:gridCol w:w="4513"/>
@@ -49162,7 +49182,7 @@
       <w:pPr>
         <w:pStyle w:val="Ttulo2"/>
       </w:pPr>
-      <w:bookmarkStart w:id="60" w:name="_Toc241692181"/>
+      <w:bookmarkStart w:id="60" w:name="_Toc241696069"/>
       <w:r>
         <w:t>Hacer una migración con seguridad</w:t>
       </w:r>
@@ -49404,7 +49424,7 @@
         <w:pStyle w:val="Ttulo1"/>
         <w:pageBreakBefore/>
       </w:pPr>
-      <w:bookmarkStart w:id="61" w:name="_Toc241692182"/>
+      <w:bookmarkStart w:id="61" w:name="_Toc241696070"/>
       <w:r>
         <w:lastRenderedPageBreak/>
         <w:t>Preguntas frecuentes</w:t>
@@ -49695,7 +49715,7 @@
       <w:pPr>
         <w:pStyle w:val="Ttulo2"/>
       </w:pPr>
-      <w:bookmarkStart w:id="62" w:name="_Toc241692183"/>
+      <w:bookmarkStart w:id="62" w:name="_Toc241696071"/>
       <w:r>
         <w:t>Glosario</w:t>
       </w:r>
@@ -49716,7 +49736,7 @@
           <w:left w:w="10" w:type="dxa"/>
           <w:right w:w="10" w:type="dxa"/>
         </w:tblCellMar>
-        <w:tblLook w:val="04A0" w:firstRow="1" w:lastRow="0" w:firstColumn="1" w:lastColumn="0" w:noHBand="0" w:noVBand="1"/>
+        <w:tblLook w:val="0000" w:firstRow="0" w:lastRow="0" w:firstColumn="0" w:lastColumn="0" w:noHBand="0" w:noVBand="0"/>
       </w:tblPr>
       <w:tblGrid>
         <w:gridCol w:w="3800"/>
@@ -51020,7 +51040,7 @@
         <w:sz w:val="16"/>
         <w:szCs w:val="16"/>
       </w:rPr>
-      <w:t>Discoverer Neo 2.0.1 · Guía completa · ADMIN</w:t>
+      <w:t>Discoverer Neo 2.1.0 · Guía completa · ADMIN</w:t>
     </w:r>
   </w:p>
 </w:hdr>
@@ -51029,10 +51049,10 @@
 <file path=word/numbering.xml><?xml version="1.0" encoding="utf-8"?>
 <w:numbering xmlns:wpc="http://schemas.microsoft.com/office/word/2010/wordprocessingCanvas" xmlns:cx="http://schemas.microsoft.com/office/drawing/2014/chartex" xmlns:cx1="http://schemas.microsoft.com/office/drawing/2015/9/8/chartex" xmlns:cx2="http://schemas.microsoft.com/office/drawing/2015/10/21/chartex" xmlns:cx3="http://schemas.microsoft.com/office/drawing/2016/5/9/chartex" xmlns:cx4="http://schemas.microsoft.com/office/drawing/2016/5/10/chartex" xmlns:cx5="http://schemas.microsoft.com/office/drawing/2016/5/11/chartex" xmlns:cx6="http://schemas.microsoft.com/office/drawing/2016/5/12/chartex" xmlns:cx7="http://schemas.microsoft.com/office/drawing/2016/5/13/chartex" xmlns:cx8="http://schemas.microsoft.com/office/drawing/2016/5/14/chartex" xmlns:mc="http://schemas.openxmlformats.org/markup-compatibility/2006" xmlns:aink="http://schemas.microsoft.com/office/drawing/2016/ink" xmlns:am3d="http://schemas.microsoft.com/office/drawing/2017/model3d" xmlns:o="urn:schemas-microsoft-com:office:office" xmlns:oel="http://schemas.microsoft.com/office/2019/extlst" xmlns:r="http://schemas.openxmlformats.org/officeDocument/2006/relationships" xmlns:m="http://schemas.openxmlformats.org/officeDocument/2006/math" xmlns:v="urn:schemas-microsoft-com:vml" xmlns:wp14="http://schemas.microsoft.com/office/word/2010/wordprocessingDrawing" xmlns:wp="http://schemas.openxmlformats.org/drawingml/2006/wordprocessingDrawing" xmlns:w10="urn:schemas-microsoft-com:office:word" xmlns:w="http://schemas.openxmlformats.org/wordprocessingml/2006/main" xmlns:w14="http://schemas.microsoft.com/office/word/2010/wordml" xmlns:w15="http://schemas.microsoft.com/office/word/2012/wordml" xmlns:w16cex="http://schemas.microsoft.com/office/word/2018/wordml/cex" xmlns:w16cid="http://schemas.microsoft.com/office/word/2016/wordml/cid" xmlns:w16="http://schemas.microsoft.com/office/word/2018/wordml" xmlns:w16sdtdh="http://schemas.microsoft.com/office/word/2020/wordml/sdtdatahash" xmlns:w16se="http://schemas.microsoft.com/office/word/2015/wordml/symex" xmlns:wpg="http://schemas.microsoft.com/office/word/2010/wordprocessingGroup" xmlns:wpi="http://schemas.microsoft.com/office/word/2010/wordprocessingInk" xmlns:wne="http://schemas.microsoft.com/office/word/2006/wordml" xmlns:wps="http://schemas.microsoft.com/office/word/2010/wordprocessingShape" mc:Ignorable="w14 w15 w16se w16cid w16 w16cex w16sdtdh wp14">
   <w:abstractNum w:abstractNumId="0" w15:restartNumberingAfterBreak="0">
-    <w:nsid w:val="0724155C"/>
+    <w:nsid w:val="031D29C8"/>
     <w:multiLevelType w:val="hybridMultilevel"/>
-    <w:tmpl w:val="5D527912"/>
-    <w:lvl w:ilvl="0" w:tplc="04B864E2">
+    <w:tmpl w:val="3A5A1ED2"/>
+    <w:lvl w:ilvl="0" w:tplc="B3DCB284">
       <w:start w:val="1"/>
       <w:numFmt w:val="decimal"/>
       <w:lvlText w:val="%1."/>
@@ -51041,7 +51061,7 @@
         <w:ind w:left="360" w:hanging="300"/>
       </w:pPr>
     </w:lvl>
-    <w:lvl w:ilvl="1" w:tplc="AE1291F2" w:tentative="1">
+    <w:lvl w:ilvl="1" w:tplc="F348B156" w:tentative="1">
       <w:start w:val="1"/>
       <w:numFmt w:val="lowerLetter"/>
       <w:lvlText w:val="%2."/>
@@ -51050,47 +51070,47 @@
         <w:ind w:left="720" w:hanging="300"/>
       </w:pPr>
     </w:lvl>
-    <w:lvl w:ilvl="2" w:tplc="6CA6AEF6">
+    <w:lvl w:ilvl="2" w:tplc="A8E62312">
       <w:numFmt w:val="decimal"/>
       <w:lvlText w:val=""/>
       <w:lvlJc w:val="left"/>
     </w:lvl>
-    <w:lvl w:ilvl="3" w:tplc="94FE5122">
+    <w:lvl w:ilvl="3" w:tplc="BE20537E">
       <w:numFmt w:val="decimal"/>
       <w:lvlText w:val=""/>
       <w:lvlJc w:val="left"/>
     </w:lvl>
-    <w:lvl w:ilvl="4" w:tplc="FAB0D93E">
+    <w:lvl w:ilvl="4" w:tplc="7E24A34E">
       <w:numFmt w:val="decimal"/>
       <w:lvlText w:val=""/>
       <w:lvlJc w:val="left"/>
     </w:lvl>
-    <w:lvl w:ilvl="5" w:tplc="D124FE18">
+    <w:lvl w:ilvl="5" w:tplc="91AC0D38">
       <w:numFmt w:val="decimal"/>
       <w:lvlText w:val=""/>
       <w:lvlJc w:val="left"/>
     </w:lvl>
-    <w:lvl w:ilvl="6" w:tplc="85F2FAA0">
+    <w:lvl w:ilvl="6" w:tplc="67A45488">
       <w:numFmt w:val="decimal"/>
       <w:lvlText w:val=""/>
       <w:lvlJc w:val="left"/>
     </w:lvl>
-    <w:lvl w:ilvl="7" w:tplc="88E07218">
+    <w:lvl w:ilvl="7" w:tplc="77709C82">
       <w:numFmt w:val="decimal"/>
       <w:lvlText w:val=""/>
       <w:lvlJc w:val="left"/>
     </w:lvl>
-    <w:lvl w:ilvl="8" w:tplc="6F545EE0">
+    <w:lvl w:ilvl="8" w:tplc="C54A2894">
       <w:numFmt w:val="decimal"/>
       <w:lvlText w:val=""/>
       <w:lvlJc w:val="left"/>
     </w:lvl>
   </w:abstractNum>
   <w:abstractNum w:abstractNumId="1" w15:restartNumberingAfterBreak="0">
-    <w:nsid w:val="1292198F"/>
+    <w:nsid w:val="06713C94"/>
     <w:multiLevelType w:val="hybridMultilevel"/>
-    <w:tmpl w:val="5448C400"/>
-    <w:lvl w:ilvl="0" w:tplc="B98830A2">
+    <w:tmpl w:val="8A3A5F06"/>
+    <w:lvl w:ilvl="0" w:tplc="077C9D94">
       <w:start w:val="1"/>
       <w:numFmt w:val="decimal"/>
       <w:lvlText w:val="%1."/>
@@ -51099,7 +51119,7 @@
         <w:ind w:left="360" w:hanging="300"/>
       </w:pPr>
     </w:lvl>
-    <w:lvl w:ilvl="1" w:tplc="46687C96" w:tentative="1">
+    <w:lvl w:ilvl="1" w:tplc="DA98B520" w:tentative="1">
       <w:start w:val="1"/>
       <w:numFmt w:val="lowerLetter"/>
       <w:lvlText w:val="%2."/>
@@ -51108,47 +51128,47 @@
         <w:ind w:left="720" w:hanging="300"/>
       </w:pPr>
     </w:lvl>
-    <w:lvl w:ilvl="2" w:tplc="19E0F6AA">
+    <w:lvl w:ilvl="2" w:tplc="35B02618">
       <w:numFmt w:val="decimal"/>
       <w:lvlText w:val=""/>
       <w:lvlJc w:val="left"/>
     </w:lvl>
-    <w:lvl w:ilvl="3" w:tplc="65480FFE">
+    <w:lvl w:ilvl="3" w:tplc="DB364ED8">
       <w:numFmt w:val="decimal"/>
       <w:lvlText w:val=""/>
       <w:lvlJc w:val="left"/>
     </w:lvl>
-    <w:lvl w:ilvl="4" w:tplc="FA262BF2">
+    <w:lvl w:ilvl="4" w:tplc="370C44A4">
       <w:numFmt w:val="decimal"/>
       <w:lvlText w:val=""/>
       <w:lvlJc w:val="left"/>
     </w:lvl>
-    <w:lvl w:ilvl="5" w:tplc="2800DE80">
+    <w:lvl w:ilvl="5" w:tplc="B6B6E024">
       <w:numFmt w:val="decimal"/>
       <w:lvlText w:val=""/>
       <w:lvlJc w:val="left"/>
     </w:lvl>
-    <w:lvl w:ilvl="6" w:tplc="77EAD4AA">
+    <w:lvl w:ilvl="6" w:tplc="7018DADA">
       <w:numFmt w:val="decimal"/>
       <w:lvlText w:val=""/>
       <w:lvlJc w:val="left"/>
     </w:lvl>
-    <w:lvl w:ilvl="7" w:tplc="1DB0634A">
+    <w:lvl w:ilvl="7" w:tplc="61C42870">
       <w:numFmt w:val="decimal"/>
       <w:lvlText w:val=""/>
       <w:lvlJc w:val="left"/>
     </w:lvl>
-    <w:lvl w:ilvl="8" w:tplc="738A0AF8">
+    <w:lvl w:ilvl="8" w:tplc="CC2066F6">
       <w:numFmt w:val="decimal"/>
       <w:lvlText w:val=""/>
       <w:lvlJc w:val="left"/>
     </w:lvl>
   </w:abstractNum>
   <w:abstractNum w:abstractNumId="2" w15:restartNumberingAfterBreak="0">
-    <w:nsid w:val="37F4564E"/>
+    <w:nsid w:val="187F7BAD"/>
     <w:multiLevelType w:val="hybridMultilevel"/>
-    <w:tmpl w:val="5CDA9D0A"/>
-    <w:lvl w:ilvl="0" w:tplc="FC98D50A">
+    <w:tmpl w:val="CB041502"/>
+    <w:lvl w:ilvl="0" w:tplc="4B24F4F4">
       <w:start w:val="1"/>
       <w:numFmt w:val="decimal"/>
       <w:lvlText w:val="%1."/>
@@ -51157,7 +51177,7 @@
         <w:ind w:left="360" w:hanging="300"/>
       </w:pPr>
     </w:lvl>
-    <w:lvl w:ilvl="1" w:tplc="6B6466BE" w:tentative="1">
+    <w:lvl w:ilvl="1" w:tplc="D8385892" w:tentative="1">
       <w:start w:val="1"/>
       <w:numFmt w:val="lowerLetter"/>
       <w:lvlText w:val="%2."/>
@@ -51166,47 +51186,47 @@
         <w:ind w:left="720" w:hanging="300"/>
       </w:pPr>
     </w:lvl>
-    <w:lvl w:ilvl="2" w:tplc="0E52D2AE">
+    <w:lvl w:ilvl="2" w:tplc="5EC4F7BE">
       <w:numFmt w:val="decimal"/>
       <w:lvlText w:val=""/>
       <w:lvlJc w:val="left"/>
     </w:lvl>
-    <w:lvl w:ilvl="3" w:tplc="DE2E3A56">
+    <w:lvl w:ilvl="3" w:tplc="FC90D484">
       <w:numFmt w:val="decimal"/>
       <w:lvlText w:val=""/>
       <w:lvlJc w:val="left"/>
     </w:lvl>
-    <w:lvl w:ilvl="4" w:tplc="4B4278BE">
+    <w:lvl w:ilvl="4" w:tplc="72D6014C">
       <w:numFmt w:val="decimal"/>
       <w:lvlText w:val=""/>
       <w:lvlJc w:val="left"/>
     </w:lvl>
-    <w:lvl w:ilvl="5" w:tplc="7D908448">
+    <w:lvl w:ilvl="5" w:tplc="FEEC4798">
       <w:numFmt w:val="decimal"/>
       <w:lvlText w:val=""/>
       <w:lvlJc w:val="left"/>
     </w:lvl>
-    <w:lvl w:ilvl="6" w:tplc="58A04AF0">
+    <w:lvl w:ilvl="6" w:tplc="F816F628">
       <w:numFmt w:val="decimal"/>
       <w:lvlText w:val=""/>
       <w:lvlJc w:val="left"/>
     </w:lvl>
-    <w:lvl w:ilvl="7" w:tplc="59B61B5C">
+    <w:lvl w:ilvl="7" w:tplc="1D3622D6">
       <w:numFmt w:val="decimal"/>
       <w:lvlText w:val=""/>
       <w:lvlJc w:val="left"/>
     </w:lvl>
-    <w:lvl w:ilvl="8" w:tplc="10C6EF8C">
+    <w:lvl w:ilvl="8" w:tplc="D73A51EC">
       <w:numFmt w:val="decimal"/>
       <w:lvlText w:val=""/>
       <w:lvlJc w:val="left"/>
     </w:lvl>
   </w:abstractNum>
   <w:abstractNum w:abstractNumId="3" w15:restartNumberingAfterBreak="0">
-    <w:nsid w:val="3A114B93"/>
+    <w:nsid w:val="194F3028"/>
     <w:multiLevelType w:val="hybridMultilevel"/>
-    <w:tmpl w:val="2DC64B0C"/>
-    <w:lvl w:ilvl="0" w:tplc="8D383C68">
+    <w:tmpl w:val="66A2AC4E"/>
+    <w:lvl w:ilvl="0" w:tplc="BEC4FC1A">
       <w:start w:val="1"/>
       <w:numFmt w:val="decimal"/>
       <w:lvlText w:val="%1."/>
@@ -51215,7 +51235,7 @@
         <w:ind w:left="360" w:hanging="300"/>
       </w:pPr>
     </w:lvl>
-    <w:lvl w:ilvl="1" w:tplc="C9C06048" w:tentative="1">
+    <w:lvl w:ilvl="1" w:tplc="0744FB96" w:tentative="1">
       <w:start w:val="1"/>
       <w:numFmt w:val="lowerLetter"/>
       <w:lvlText w:val="%2."/>
@@ -51224,47 +51244,105 @@
         <w:ind w:left="720" w:hanging="300"/>
       </w:pPr>
     </w:lvl>
-    <w:lvl w:ilvl="2" w:tplc="0B728C60">
+    <w:lvl w:ilvl="2" w:tplc="6F4AE7A4">
       <w:numFmt w:val="decimal"/>
       <w:lvlText w:val=""/>
       <w:lvlJc w:val="left"/>
     </w:lvl>
-    <w:lvl w:ilvl="3" w:tplc="AAFE68D2">
+    <w:lvl w:ilvl="3" w:tplc="4606B1BA">
       <w:numFmt w:val="decimal"/>
       <w:lvlText w:val=""/>
       <w:lvlJc w:val="left"/>
     </w:lvl>
-    <w:lvl w:ilvl="4" w:tplc="9F8E8F4A">
+    <w:lvl w:ilvl="4" w:tplc="AA562440">
       <w:numFmt w:val="decimal"/>
       <w:lvlText w:val=""/>
       <w:lvlJc w:val="left"/>
     </w:lvl>
-    <w:lvl w:ilvl="5" w:tplc="88E2DADE">
+    <w:lvl w:ilvl="5" w:tplc="0AFCE39A">
       <w:numFmt w:val="decimal"/>
       <w:lvlText w:val=""/>
       <w:lvlJc w:val="left"/>
     </w:lvl>
-    <w:lvl w:ilvl="6" w:tplc="1402F90C">
+    <w:lvl w:ilvl="6" w:tplc="10D88352">
       <w:numFmt w:val="decimal"/>
       <w:lvlText w:val=""/>
       <w:lvlJc w:val="left"/>
     </w:lvl>
-    <w:lvl w:ilvl="7" w:tplc="07885636">
+    <w:lvl w:ilvl="7" w:tplc="754AF22A">
       <w:numFmt w:val="decimal"/>
       <w:lvlText w:val=""/>
       <w:lvlJc w:val="left"/>
     </w:lvl>
-    <w:lvl w:ilvl="8" w:tplc="D818CDA8">
+    <w:lvl w:ilvl="8" w:tplc="EF7E756E">
       <w:numFmt w:val="decimal"/>
       <w:lvlText w:val=""/>
       <w:lvlJc w:val="left"/>
     </w:lvl>
   </w:abstractNum>
   <w:abstractNum w:abstractNumId="4" w15:restartNumberingAfterBreak="0">
-    <w:nsid w:val="3ECE355A"/>
+    <w:nsid w:val="37F875C6"/>
     <w:multiLevelType w:val="hybridMultilevel"/>
-    <w:tmpl w:val="0590B068"/>
-    <w:lvl w:ilvl="0" w:tplc="35161A50">
+    <w:tmpl w:val="166A6520"/>
+    <w:lvl w:ilvl="0" w:tplc="1020F8C2">
+      <w:start w:val="1"/>
+      <w:numFmt w:val="bullet"/>
+      <w:lvlText w:val="•"/>
+      <w:lvlJc w:val="left"/>
+      <w:pPr>
+        <w:ind w:left="360" w:hanging="260"/>
+      </w:pPr>
+    </w:lvl>
+    <w:lvl w:ilvl="1" w:tplc="C70CAC36" w:tentative="1">
+      <w:start w:val="1"/>
+      <w:numFmt w:val="bullet"/>
+      <w:lvlText w:val="–"/>
+      <w:lvlJc w:val="left"/>
+      <w:pPr>
+        <w:ind w:left="720" w:hanging="260"/>
+      </w:pPr>
+    </w:lvl>
+    <w:lvl w:ilvl="2" w:tplc="12C8E6A2">
+      <w:numFmt w:val="decimal"/>
+      <w:lvlText w:val=""/>
+      <w:lvlJc w:val="left"/>
+    </w:lvl>
+    <w:lvl w:ilvl="3" w:tplc="66D442C6">
+      <w:numFmt w:val="decimal"/>
+      <w:lvlText w:val=""/>
+      <w:lvlJc w:val="left"/>
+    </w:lvl>
+    <w:lvl w:ilvl="4" w:tplc="014E8AB2">
+      <w:numFmt w:val="decimal"/>
+      <w:lvlText w:val=""/>
+      <w:lvlJc w:val="left"/>
+    </w:lvl>
+    <w:lvl w:ilvl="5" w:tplc="4AAADD94">
+      <w:numFmt w:val="decimal"/>
+      <w:lvlText w:val=""/>
+      <w:lvlJc w:val="left"/>
+    </w:lvl>
+    <w:lvl w:ilvl="6" w:tplc="3ABA4A32">
+      <w:numFmt w:val="decimal"/>
+      <w:lvlText w:val=""/>
+      <w:lvlJc w:val="left"/>
+    </w:lvl>
+    <w:lvl w:ilvl="7" w:tplc="CD000BCA">
+      <w:numFmt w:val="decimal"/>
+      <w:lvlText w:val=""/>
+      <w:lvlJc w:val="left"/>
+    </w:lvl>
+    <w:lvl w:ilvl="8" w:tplc="BA1ECB2A">
+      <w:numFmt w:val="decimal"/>
+      <w:lvlText w:val=""/>
+      <w:lvlJc w:val="left"/>
+    </w:lvl>
+  </w:abstractNum>
+  <w:abstractNum w:abstractNumId="5" w15:restartNumberingAfterBreak="0">
+    <w:nsid w:val="394B26CB"/>
+    <w:multiLevelType w:val="hybridMultilevel"/>
+    <w:tmpl w:val="C16A9F84"/>
+    <w:lvl w:ilvl="0" w:tplc="F4807AC0">
       <w:start w:val="1"/>
       <w:numFmt w:val="decimal"/>
       <w:lvlText w:val="%1."/>
@@ -51273,7 +51351,7 @@
         <w:ind w:left="360" w:hanging="300"/>
       </w:pPr>
     </w:lvl>
-    <w:lvl w:ilvl="1" w:tplc="BA340648" w:tentative="1">
+    <w:lvl w:ilvl="1" w:tplc="A372F904" w:tentative="1">
       <w:start w:val="1"/>
       <w:numFmt w:val="lowerLetter"/>
       <w:lvlText w:val="%2."/>
@@ -51282,47 +51360,279 @@
         <w:ind w:left="720" w:hanging="300"/>
       </w:pPr>
     </w:lvl>
-    <w:lvl w:ilvl="2" w:tplc="4E044CB8">
+    <w:lvl w:ilvl="2" w:tplc="B3346FB0">
       <w:numFmt w:val="decimal"/>
       <w:lvlText w:val=""/>
       <w:lvlJc w:val="left"/>
     </w:lvl>
-    <w:lvl w:ilvl="3" w:tplc="A3265982">
+    <w:lvl w:ilvl="3" w:tplc="499A1FF6">
       <w:numFmt w:val="decimal"/>
       <w:lvlText w:val=""/>
       <w:lvlJc w:val="left"/>
     </w:lvl>
-    <w:lvl w:ilvl="4" w:tplc="3020A9DA">
+    <w:lvl w:ilvl="4" w:tplc="98DCD800">
       <w:numFmt w:val="decimal"/>
       <w:lvlText w:val=""/>
       <w:lvlJc w:val="left"/>
     </w:lvl>
-    <w:lvl w:ilvl="5" w:tplc="C4E41878">
+    <w:lvl w:ilvl="5" w:tplc="2DE28F28">
       <w:numFmt w:val="decimal"/>
       <w:lvlText w:val=""/>
       <w:lvlJc w:val="left"/>
     </w:lvl>
-    <w:lvl w:ilvl="6" w:tplc="234802C4">
+    <w:lvl w:ilvl="6" w:tplc="8EC81A6E">
       <w:numFmt w:val="decimal"/>
       <w:lvlText w:val=""/>
       <w:lvlJc w:val="left"/>
     </w:lvl>
-    <w:lvl w:ilvl="7" w:tplc="73F4DDCC">
+    <w:lvl w:ilvl="7" w:tplc="7058801A">
       <w:numFmt w:val="decimal"/>
       <w:lvlText w:val=""/>
       <w:lvlJc w:val="left"/>
     </w:lvl>
-    <w:lvl w:ilvl="8" w:tplc="9AC03D9A">
+    <w:lvl w:ilvl="8" w:tplc="E70E96B0">
       <w:numFmt w:val="decimal"/>
       <w:lvlText w:val=""/>
       <w:lvlJc w:val="left"/>
     </w:lvl>
   </w:abstractNum>
-  <w:abstractNum w:abstractNumId="5" w15:restartNumberingAfterBreak="0">
-    <w:nsid w:val="3F5D2397"/>
+  <w:abstractNum w:abstractNumId="6" w15:restartNumberingAfterBreak="0">
+    <w:nsid w:val="41A75606"/>
     <w:multiLevelType w:val="hybridMultilevel"/>
-    <w:tmpl w:val="03424678"/>
-    <w:lvl w:ilvl="0" w:tplc="FE128BD2" w:tentative="1">
+    <w:tmpl w:val="C7C0AAA8"/>
+    <w:lvl w:ilvl="0" w:tplc="9C781468">
+      <w:start w:val="1"/>
+      <w:numFmt w:val="decimal"/>
+      <w:lvlText w:val="%1."/>
+      <w:lvlJc w:val="left"/>
+      <w:pPr>
+        <w:ind w:left="360" w:hanging="300"/>
+      </w:pPr>
+    </w:lvl>
+    <w:lvl w:ilvl="1" w:tplc="272C4B12" w:tentative="1">
+      <w:start w:val="1"/>
+      <w:numFmt w:val="lowerLetter"/>
+      <w:lvlText w:val="%2."/>
+      <w:lvlJc w:val="left"/>
+      <w:pPr>
+        <w:ind w:left="720" w:hanging="300"/>
+      </w:pPr>
+    </w:lvl>
+    <w:lvl w:ilvl="2" w:tplc="670C9142">
+      <w:numFmt w:val="decimal"/>
+      <w:lvlText w:val=""/>
+      <w:lvlJc w:val="left"/>
+    </w:lvl>
+    <w:lvl w:ilvl="3" w:tplc="F75E8522">
+      <w:numFmt w:val="decimal"/>
+      <w:lvlText w:val=""/>
+      <w:lvlJc w:val="left"/>
+    </w:lvl>
+    <w:lvl w:ilvl="4" w:tplc="F7FAB73C">
+      <w:numFmt w:val="decimal"/>
+      <w:lvlText w:val=""/>
+      <w:lvlJc w:val="left"/>
+    </w:lvl>
+    <w:lvl w:ilvl="5" w:tplc="016CEEA2">
+      <w:numFmt w:val="decimal"/>
+      <w:lvlText w:val=""/>
+      <w:lvlJc w:val="left"/>
+    </w:lvl>
+    <w:lvl w:ilvl="6" w:tplc="86D66A46">
+      <w:numFmt w:val="decimal"/>
+      <w:lvlText w:val=""/>
+      <w:lvlJc w:val="left"/>
+    </w:lvl>
+    <w:lvl w:ilvl="7" w:tplc="560A1060">
+      <w:numFmt w:val="decimal"/>
+      <w:lvlText w:val=""/>
+      <w:lvlJc w:val="left"/>
+    </w:lvl>
+    <w:lvl w:ilvl="8" w:tplc="A0BE4A98">
+      <w:numFmt w:val="decimal"/>
+      <w:lvlText w:val=""/>
+      <w:lvlJc w:val="left"/>
+    </w:lvl>
+  </w:abstractNum>
+  <w:abstractNum w:abstractNumId="7" w15:restartNumberingAfterBreak="0">
+    <w:nsid w:val="42FF79D0"/>
+    <w:multiLevelType w:val="hybridMultilevel"/>
+    <w:tmpl w:val="0CBCF3DA"/>
+    <w:lvl w:ilvl="0" w:tplc="A7EA3D72">
+      <w:start w:val="1"/>
+      <w:numFmt w:val="decimal"/>
+      <w:lvlText w:val="%1."/>
+      <w:lvlJc w:val="left"/>
+      <w:pPr>
+        <w:ind w:left="360" w:hanging="300"/>
+      </w:pPr>
+    </w:lvl>
+    <w:lvl w:ilvl="1" w:tplc="BA560CB8" w:tentative="1">
+      <w:start w:val="1"/>
+      <w:numFmt w:val="lowerLetter"/>
+      <w:lvlText w:val="%2."/>
+      <w:lvlJc w:val="left"/>
+      <w:pPr>
+        <w:ind w:left="720" w:hanging="300"/>
+      </w:pPr>
+    </w:lvl>
+    <w:lvl w:ilvl="2" w:tplc="646629D4">
+      <w:numFmt w:val="decimal"/>
+      <w:lvlText w:val=""/>
+      <w:lvlJc w:val="left"/>
+    </w:lvl>
+    <w:lvl w:ilvl="3" w:tplc="06CCFA18">
+      <w:numFmt w:val="decimal"/>
+      <w:lvlText w:val=""/>
+      <w:lvlJc w:val="left"/>
+    </w:lvl>
+    <w:lvl w:ilvl="4" w:tplc="0088DBC8">
+      <w:numFmt w:val="decimal"/>
+      <w:lvlText w:val=""/>
+      <w:lvlJc w:val="left"/>
+    </w:lvl>
+    <w:lvl w:ilvl="5" w:tplc="469089E8">
+      <w:numFmt w:val="decimal"/>
+      <w:lvlText w:val=""/>
+      <w:lvlJc w:val="left"/>
+    </w:lvl>
+    <w:lvl w:ilvl="6" w:tplc="EA184756">
+      <w:numFmt w:val="decimal"/>
+      <w:lvlText w:val=""/>
+      <w:lvlJc w:val="left"/>
+    </w:lvl>
+    <w:lvl w:ilvl="7" w:tplc="FBC42338">
+      <w:numFmt w:val="decimal"/>
+      <w:lvlText w:val=""/>
+      <w:lvlJc w:val="left"/>
+    </w:lvl>
+    <w:lvl w:ilvl="8" w:tplc="99D64F5E">
+      <w:numFmt w:val="decimal"/>
+      <w:lvlText w:val=""/>
+      <w:lvlJc w:val="left"/>
+    </w:lvl>
+  </w:abstractNum>
+  <w:abstractNum w:abstractNumId="8" w15:restartNumberingAfterBreak="0">
+    <w:nsid w:val="43FA04EA"/>
+    <w:multiLevelType w:val="hybridMultilevel"/>
+    <w:tmpl w:val="7EA03C22"/>
+    <w:lvl w:ilvl="0" w:tplc="6EF899BE">
+      <w:start w:val="1"/>
+      <w:numFmt w:val="decimal"/>
+      <w:lvlText w:val="%1."/>
+      <w:lvlJc w:val="left"/>
+      <w:pPr>
+        <w:ind w:left="360" w:hanging="300"/>
+      </w:pPr>
+    </w:lvl>
+    <w:lvl w:ilvl="1" w:tplc="7FA6A820" w:tentative="1">
+      <w:start w:val="1"/>
+      <w:numFmt w:val="lowerLetter"/>
+      <w:lvlText w:val="%2."/>
+      <w:lvlJc w:val="left"/>
+      <w:pPr>
+        <w:ind w:left="720" w:hanging="300"/>
+      </w:pPr>
+    </w:lvl>
+    <w:lvl w:ilvl="2" w:tplc="57804726">
+      <w:numFmt w:val="decimal"/>
+      <w:lvlText w:val=""/>
+      <w:lvlJc w:val="left"/>
+    </w:lvl>
+    <w:lvl w:ilvl="3" w:tplc="EA22B682">
+      <w:numFmt w:val="decimal"/>
+      <w:lvlText w:val=""/>
+      <w:lvlJc w:val="left"/>
+    </w:lvl>
+    <w:lvl w:ilvl="4" w:tplc="1C845622">
+      <w:numFmt w:val="decimal"/>
+      <w:lvlText w:val=""/>
+      <w:lvlJc w:val="left"/>
+    </w:lvl>
+    <w:lvl w:ilvl="5" w:tplc="EF38DCB6">
+      <w:numFmt w:val="decimal"/>
+      <w:lvlText w:val=""/>
+      <w:lvlJc w:val="left"/>
+    </w:lvl>
+    <w:lvl w:ilvl="6" w:tplc="CE041E32">
+      <w:numFmt w:val="decimal"/>
+      <w:lvlText w:val=""/>
+      <w:lvlJc w:val="left"/>
+    </w:lvl>
+    <w:lvl w:ilvl="7" w:tplc="A8182228">
+      <w:numFmt w:val="decimal"/>
+      <w:lvlText w:val=""/>
+      <w:lvlJc w:val="left"/>
+    </w:lvl>
+    <w:lvl w:ilvl="8" w:tplc="DDC0A95C">
+      <w:numFmt w:val="decimal"/>
+      <w:lvlText w:val=""/>
+      <w:lvlJc w:val="left"/>
+    </w:lvl>
+  </w:abstractNum>
+  <w:abstractNum w:abstractNumId="9" w15:restartNumberingAfterBreak="0">
+    <w:nsid w:val="46BD0136"/>
+    <w:multiLevelType w:val="hybridMultilevel"/>
+    <w:tmpl w:val="452295BA"/>
+    <w:lvl w:ilvl="0" w:tplc="8F02E39C">
+      <w:start w:val="1"/>
+      <w:numFmt w:val="decimal"/>
+      <w:lvlText w:val="%1."/>
+      <w:lvlJc w:val="left"/>
+      <w:pPr>
+        <w:ind w:left="360" w:hanging="300"/>
+      </w:pPr>
+    </w:lvl>
+    <w:lvl w:ilvl="1" w:tplc="80F6DD24" w:tentative="1">
+      <w:start w:val="1"/>
+      <w:numFmt w:val="lowerLetter"/>
+      <w:lvlText w:val="%2."/>
+      <w:lvlJc w:val="left"/>
+      <w:pPr>
+        <w:ind w:left="720" w:hanging="300"/>
+      </w:pPr>
+    </w:lvl>
+    <w:lvl w:ilvl="2" w:tplc="614ACFFE">
+      <w:numFmt w:val="decimal"/>
+      <w:lvlText w:val=""/>
+      <w:lvlJc w:val="left"/>
+    </w:lvl>
+    <w:lvl w:ilvl="3" w:tplc="B894B28A">
+      <w:numFmt w:val="decimal"/>
+      <w:lvlText w:val=""/>
+      <w:lvlJc w:val="left"/>
+    </w:lvl>
+    <w:lvl w:ilvl="4" w:tplc="EF5C36F2">
+      <w:numFmt w:val="decimal"/>
+      <w:lvlText w:val=""/>
+      <w:lvlJc w:val="left"/>
+    </w:lvl>
+    <w:lvl w:ilvl="5" w:tplc="709EEDBA">
+      <w:numFmt w:val="decimal"/>
+      <w:lvlText w:val=""/>
+      <w:lvlJc w:val="left"/>
+    </w:lvl>
+    <w:lvl w:ilvl="6" w:tplc="80C6A4D8">
+      <w:numFmt w:val="decimal"/>
+      <w:lvlText w:val=""/>
+      <w:lvlJc w:val="left"/>
+    </w:lvl>
+    <w:lvl w:ilvl="7" w:tplc="92147B02">
+      <w:numFmt w:val="decimal"/>
+      <w:lvlText w:val=""/>
+      <w:lvlJc w:val="left"/>
+    </w:lvl>
+    <w:lvl w:ilvl="8" w:tplc="5E46423A">
+      <w:numFmt w:val="decimal"/>
+      <w:lvlText w:val=""/>
+      <w:lvlJc w:val="left"/>
+    </w:lvl>
+  </w:abstractNum>
+  <w:abstractNum w:abstractNumId="10" w15:restartNumberingAfterBreak="0">
+    <w:nsid w:val="57523D61"/>
+    <w:multiLevelType w:val="hybridMultilevel"/>
+    <w:tmpl w:val="D1A09D48"/>
+    <w:lvl w:ilvl="0" w:tplc="5F1C4C7E" w:tentative="1">
       <w:start w:val="1"/>
       <w:numFmt w:val="bullet"/>
       <w:lvlText w:val="●"/>
@@ -51331,7 +51641,7 @@
         <w:ind w:left="720" w:hanging="360"/>
       </w:pPr>
     </w:lvl>
-    <w:lvl w:ilvl="1" w:tplc="60449A0C" w:tentative="1">
+    <w:lvl w:ilvl="1" w:tplc="FDC4079E" w:tentative="1">
       <w:start w:val="1"/>
       <w:numFmt w:val="bullet"/>
       <w:lvlText w:val="○"/>
@@ -51340,7 +51650,7 @@
         <w:ind w:left="1440" w:hanging="360"/>
       </w:pPr>
     </w:lvl>
-    <w:lvl w:ilvl="2" w:tplc="58DC5F80" w:tentative="1">
+    <w:lvl w:ilvl="2" w:tplc="864C8998" w:tentative="1">
       <w:start w:val="1"/>
       <w:numFmt w:val="bullet"/>
       <w:lvlText w:val="■"/>
@@ -51349,7 +51659,7 @@
         <w:ind w:left="2160" w:hanging="360"/>
       </w:pPr>
     </w:lvl>
-    <w:lvl w:ilvl="3" w:tplc="121CFC8E" w:tentative="1">
+    <w:lvl w:ilvl="3" w:tplc="FBC68DD6" w:tentative="1">
       <w:start w:val="1"/>
       <w:numFmt w:val="bullet"/>
       <w:lvlText w:val="●"/>
@@ -51358,7 +51668,7 @@
         <w:ind w:left="2880" w:hanging="360"/>
       </w:pPr>
     </w:lvl>
-    <w:lvl w:ilvl="4" w:tplc="55B69FCA" w:tentative="1">
+    <w:lvl w:ilvl="4" w:tplc="ADC6173C" w:tentative="1">
       <w:start w:val="1"/>
       <w:numFmt w:val="bullet"/>
       <w:lvlText w:val="○"/>
@@ -51367,7 +51677,7 @@
         <w:ind w:left="3600" w:hanging="360"/>
       </w:pPr>
     </w:lvl>
-    <w:lvl w:ilvl="5" w:tplc="87C28DC2" w:tentative="1">
+    <w:lvl w:ilvl="5" w:tplc="CF4E6D3A" w:tentative="1">
       <w:start w:val="1"/>
       <w:numFmt w:val="bullet"/>
       <w:lvlText w:val="■"/>
@@ -51376,7 +51686,7 @@
         <w:ind w:left="4320" w:hanging="360"/>
       </w:pPr>
     </w:lvl>
-    <w:lvl w:ilvl="6" w:tplc="C066AF5A" w:tentative="1">
+    <w:lvl w:ilvl="6" w:tplc="C31A739C" w:tentative="1">
       <w:start w:val="1"/>
       <w:numFmt w:val="bullet"/>
       <w:lvlText w:val="●"/>
@@ -51385,7 +51695,7 @@
         <w:ind w:left="5040" w:hanging="360"/>
       </w:pPr>
     </w:lvl>
-    <w:lvl w:ilvl="7" w:tplc="7E3AEC6E" w:tentative="1">
+    <w:lvl w:ilvl="7" w:tplc="B2BE9CEC" w:tentative="1">
       <w:start w:val="1"/>
       <w:numFmt w:val="bullet"/>
       <w:lvlText w:val="●"/>
@@ -51394,7 +51704,7 @@
         <w:ind w:left="5760" w:hanging="360"/>
       </w:pPr>
     </w:lvl>
-    <w:lvl w:ilvl="8" w:tplc="DD58F9E4" w:tentative="1">
+    <w:lvl w:ilvl="8" w:tplc="85D84398" w:tentative="1">
       <w:start w:val="1"/>
       <w:numFmt w:val="bullet"/>
       <w:lvlText w:val="●"/>
@@ -51404,11 +51714,11 @@
       </w:pPr>
     </w:lvl>
   </w:abstractNum>
-  <w:abstractNum w:abstractNumId="6" w15:restartNumberingAfterBreak="0">
-    <w:nsid w:val="404D128F"/>
+  <w:abstractNum w:abstractNumId="11" w15:restartNumberingAfterBreak="0">
+    <w:nsid w:val="5FD95788"/>
     <w:multiLevelType w:val="hybridMultilevel"/>
-    <w:tmpl w:val="6C1C0C7A"/>
-    <w:lvl w:ilvl="0" w:tplc="DF289236">
+    <w:tmpl w:val="A89ABE40"/>
+    <w:lvl w:ilvl="0" w:tplc="2F7631F0">
       <w:start w:val="1"/>
       <w:numFmt w:val="decimal"/>
       <w:lvlText w:val="%1."/>
@@ -51417,7 +51727,7 @@
         <w:ind w:left="360" w:hanging="300"/>
       </w:pPr>
     </w:lvl>
-    <w:lvl w:ilvl="1" w:tplc="B762AF0E" w:tentative="1">
+    <w:lvl w:ilvl="1" w:tplc="2FEA8218" w:tentative="1">
       <w:start w:val="1"/>
       <w:numFmt w:val="lowerLetter"/>
       <w:lvlText w:val="%2."/>
@@ -51426,47 +51736,47 @@
         <w:ind w:left="720" w:hanging="300"/>
       </w:pPr>
     </w:lvl>
-    <w:lvl w:ilvl="2" w:tplc="44F6280A">
+    <w:lvl w:ilvl="2" w:tplc="5DB43694">
       <w:numFmt w:val="decimal"/>
       <w:lvlText w:val=""/>
       <w:lvlJc w:val="left"/>
     </w:lvl>
-    <w:lvl w:ilvl="3" w:tplc="7206D58E">
+    <w:lvl w:ilvl="3" w:tplc="33E40E80">
       <w:numFmt w:val="decimal"/>
       <w:lvlText w:val=""/>
       <w:lvlJc w:val="left"/>
     </w:lvl>
-    <w:lvl w:ilvl="4" w:tplc="5136F342">
+    <w:lvl w:ilvl="4" w:tplc="9350EC18">
       <w:numFmt w:val="decimal"/>
       <w:lvlText w:val=""/>
       <w:lvlJc w:val="left"/>
     </w:lvl>
-    <w:lvl w:ilvl="5" w:tplc="D24C3354">
+    <w:lvl w:ilvl="5" w:tplc="F0326FD8">
       <w:numFmt w:val="decimal"/>
       <w:lvlText w:val=""/>
       <w:lvlJc w:val="left"/>
     </w:lvl>
-    <w:lvl w:ilvl="6" w:tplc="6C6A9C78">
+    <w:lvl w:ilvl="6" w:tplc="1452E842">
       <w:numFmt w:val="decimal"/>
       <w:lvlText w:val=""/>
       <w:lvlJc w:val="left"/>
     </w:lvl>
-    <w:lvl w:ilvl="7" w:tplc="1C009C1E">
+    <w:lvl w:ilvl="7" w:tplc="C54EEA4E">
       <w:numFmt w:val="decimal"/>
       <w:lvlText w:val=""/>
       <w:lvlJc w:val="left"/>
     </w:lvl>
-    <w:lvl w:ilvl="8" w:tplc="CA1ACAD0">
+    <w:lvl w:ilvl="8" w:tplc="7B2843C4">
       <w:numFmt w:val="decimal"/>
       <w:lvlText w:val=""/>
       <w:lvlJc w:val="left"/>
     </w:lvl>
   </w:abstractNum>
-  <w:abstractNum w:abstractNumId="7" w15:restartNumberingAfterBreak="0">
-    <w:nsid w:val="54D77418"/>
+  <w:abstractNum w:abstractNumId="12" w15:restartNumberingAfterBreak="0">
+    <w:nsid w:val="6C647743"/>
     <w:multiLevelType w:val="hybridMultilevel"/>
-    <w:tmpl w:val="211C6F9C"/>
-    <w:lvl w:ilvl="0" w:tplc="0D2C9FFE">
+    <w:tmpl w:val="41D6FF18"/>
+    <w:lvl w:ilvl="0" w:tplc="FC5CE3E6">
       <w:start w:val="1"/>
       <w:numFmt w:val="decimal"/>
       <w:lvlText w:val="%1."/>
@@ -51475,7 +51785,7 @@
         <w:ind w:left="360" w:hanging="300"/>
       </w:pPr>
     </w:lvl>
-    <w:lvl w:ilvl="1" w:tplc="64E05B42" w:tentative="1">
+    <w:lvl w:ilvl="1" w:tplc="7ED4F11C" w:tentative="1">
       <w:start w:val="1"/>
       <w:numFmt w:val="lowerLetter"/>
       <w:lvlText w:val="%2."/>
@@ -51484,47 +51794,47 @@
         <w:ind w:left="720" w:hanging="300"/>
       </w:pPr>
     </w:lvl>
-    <w:lvl w:ilvl="2" w:tplc="5E764EF4">
+    <w:lvl w:ilvl="2" w:tplc="4952261A">
       <w:numFmt w:val="decimal"/>
       <w:lvlText w:val=""/>
       <w:lvlJc w:val="left"/>
     </w:lvl>
-    <w:lvl w:ilvl="3" w:tplc="41C205B6">
+    <w:lvl w:ilvl="3" w:tplc="21D64F9E">
       <w:numFmt w:val="decimal"/>
       <w:lvlText w:val=""/>
       <w:lvlJc w:val="left"/>
     </w:lvl>
-    <w:lvl w:ilvl="4" w:tplc="99DE527A">
+    <w:lvl w:ilvl="4" w:tplc="F27E59C8">
       <w:numFmt w:val="decimal"/>
       <w:lvlText w:val=""/>
       <w:lvlJc w:val="left"/>
     </w:lvl>
-    <w:lvl w:ilvl="5" w:tplc="94E2256E">
+    <w:lvl w:ilvl="5" w:tplc="A3A0DA0E">
       <w:numFmt w:val="decimal"/>
       <w:lvlText w:val=""/>
       <w:lvlJc w:val="left"/>
     </w:lvl>
-    <w:lvl w:ilvl="6" w:tplc="4DFAE3F6">
+    <w:lvl w:ilvl="6" w:tplc="0334489E">
       <w:numFmt w:val="decimal"/>
       <w:lvlText w:val=""/>
       <w:lvlJc w:val="left"/>
     </w:lvl>
-    <w:lvl w:ilvl="7" w:tplc="DCEE1996">
+    <w:lvl w:ilvl="7" w:tplc="6BCAAF04">
       <w:numFmt w:val="decimal"/>
       <w:lvlText w:val=""/>
       <w:lvlJc w:val="left"/>
     </w:lvl>
-    <w:lvl w:ilvl="8" w:tplc="EBF0E57C">
+    <w:lvl w:ilvl="8" w:tplc="9B3CECD8">
       <w:numFmt w:val="decimal"/>
       <w:lvlText w:val=""/>
       <w:lvlJc w:val="left"/>
     </w:lvl>
   </w:abstractNum>
-  <w:abstractNum w:abstractNumId="8" w15:restartNumberingAfterBreak="0">
-    <w:nsid w:val="6B101FC4"/>
+  <w:abstractNum w:abstractNumId="13" w15:restartNumberingAfterBreak="0">
+    <w:nsid w:val="6EF338D4"/>
     <w:multiLevelType w:val="hybridMultilevel"/>
-    <w:tmpl w:val="98E04C08"/>
-    <w:lvl w:ilvl="0" w:tplc="274ABFFA">
+    <w:tmpl w:val="DCD474DC"/>
+    <w:lvl w:ilvl="0" w:tplc="972C0516">
       <w:start w:val="1"/>
       <w:numFmt w:val="decimal"/>
       <w:lvlText w:val="%1."/>
@@ -51533,7 +51843,7 @@
         <w:ind w:left="360" w:hanging="300"/>
       </w:pPr>
     </w:lvl>
-    <w:lvl w:ilvl="1" w:tplc="88D00104" w:tentative="1">
+    <w:lvl w:ilvl="1" w:tplc="8D4C0154" w:tentative="1">
       <w:start w:val="1"/>
       <w:numFmt w:val="lowerLetter"/>
       <w:lvlText w:val="%2."/>
@@ -51542,105 +51852,47 @@
         <w:ind w:left="720" w:hanging="300"/>
       </w:pPr>
     </w:lvl>
-    <w:lvl w:ilvl="2" w:tplc="44CE16D8">
+    <w:lvl w:ilvl="2" w:tplc="5B682346">
       <w:numFmt w:val="decimal"/>
       <w:lvlText w:val=""/>
       <w:lvlJc w:val="left"/>
     </w:lvl>
-    <w:lvl w:ilvl="3" w:tplc="9BD6F2D2">
+    <w:lvl w:ilvl="3" w:tplc="84B4831C">
       <w:numFmt w:val="decimal"/>
       <w:lvlText w:val=""/>
       <w:lvlJc w:val="left"/>
     </w:lvl>
-    <w:lvl w:ilvl="4" w:tplc="FE187DE0">
+    <w:lvl w:ilvl="4" w:tplc="2AA084EA">
       <w:numFmt w:val="decimal"/>
       <w:lvlText w:val=""/>
       <w:lvlJc w:val="left"/>
     </w:lvl>
-    <w:lvl w:ilvl="5" w:tplc="73120854">
+    <w:lvl w:ilvl="5" w:tplc="62F4B7DC">
       <w:numFmt w:val="decimal"/>
       <w:lvlText w:val=""/>
       <w:lvlJc w:val="left"/>
     </w:lvl>
-    <w:lvl w:ilvl="6" w:tplc="C68A38B6">
+    <w:lvl w:ilvl="6" w:tplc="2B9690F4">
       <w:numFmt w:val="decimal"/>
       <w:lvlText w:val=""/>
       <w:lvlJc w:val="left"/>
     </w:lvl>
-    <w:lvl w:ilvl="7" w:tplc="041E2B48">
+    <w:lvl w:ilvl="7" w:tplc="4B32539E">
       <w:numFmt w:val="decimal"/>
       <w:lvlText w:val=""/>
       <w:lvlJc w:val="left"/>
     </w:lvl>
-    <w:lvl w:ilvl="8" w:tplc="EAC29B08">
+    <w:lvl w:ilvl="8" w:tplc="69740BFE">
       <w:numFmt w:val="decimal"/>
       <w:lvlText w:val=""/>
       <w:lvlJc w:val="left"/>
     </w:lvl>
   </w:abstractNum>
-  <w:abstractNum w:abstractNumId="9" w15:restartNumberingAfterBreak="0">
-    <w:nsid w:val="6D187409"/>
+  <w:abstractNum w:abstractNumId="14" w15:restartNumberingAfterBreak="0">
+    <w:nsid w:val="75B04118"/>
     <w:multiLevelType w:val="hybridMultilevel"/>
-    <w:tmpl w:val="B06A44BE"/>
-    <w:lvl w:ilvl="0" w:tplc="A4DE53A2">
-      <w:start w:val="1"/>
-      <w:numFmt w:val="bullet"/>
-      <w:lvlText w:val="•"/>
-      <w:lvlJc w:val="left"/>
-      <w:pPr>
-        <w:ind w:left="360" w:hanging="260"/>
-      </w:pPr>
-    </w:lvl>
-    <w:lvl w:ilvl="1" w:tplc="FF0E88C0" w:tentative="1">
-      <w:start w:val="1"/>
-      <w:numFmt w:val="bullet"/>
-      <w:lvlText w:val="–"/>
-      <w:lvlJc w:val="left"/>
-      <w:pPr>
-        <w:ind w:left="720" w:hanging="260"/>
-      </w:pPr>
-    </w:lvl>
-    <w:lvl w:ilvl="2" w:tplc="D86AD286">
-      <w:numFmt w:val="decimal"/>
-      <w:lvlText w:val=""/>
-      <w:lvlJc w:val="left"/>
-    </w:lvl>
-    <w:lvl w:ilvl="3" w:tplc="E3CA3E48">
-      <w:numFmt w:val="decimal"/>
-      <w:lvlText w:val=""/>
-      <w:lvlJc w:val="left"/>
-    </w:lvl>
-    <w:lvl w:ilvl="4" w:tplc="A64087AE">
-      <w:numFmt w:val="decimal"/>
-      <w:lvlText w:val=""/>
-      <w:lvlJc w:val="left"/>
-    </w:lvl>
-    <w:lvl w:ilvl="5" w:tplc="B24A67F6">
-      <w:numFmt w:val="decimal"/>
-      <w:lvlText w:val=""/>
-      <w:lvlJc w:val="left"/>
-    </w:lvl>
-    <w:lvl w:ilvl="6" w:tplc="BDA854DE">
-      <w:numFmt w:val="decimal"/>
-      <w:lvlText w:val=""/>
-      <w:lvlJc w:val="left"/>
-    </w:lvl>
-    <w:lvl w:ilvl="7" w:tplc="2ED048C8">
-      <w:numFmt w:val="decimal"/>
-      <w:lvlText w:val=""/>
-      <w:lvlJc w:val="left"/>
-    </w:lvl>
-    <w:lvl w:ilvl="8" w:tplc="781A1F58">
-      <w:numFmt w:val="decimal"/>
-      <w:lvlText w:val=""/>
-      <w:lvlJc w:val="left"/>
-    </w:lvl>
-  </w:abstractNum>
-  <w:abstractNum w:abstractNumId="10" w15:restartNumberingAfterBreak="0">
-    <w:nsid w:val="789072EF"/>
-    <w:multiLevelType w:val="hybridMultilevel"/>
-    <w:tmpl w:val="F8D80CA6"/>
-    <w:lvl w:ilvl="0" w:tplc="8BB8A816">
+    <w:tmpl w:val="0C06A8F6"/>
+    <w:lvl w:ilvl="0" w:tplc="514AFB36">
       <w:start w:val="1"/>
       <w:numFmt w:val="decimal"/>
       <w:lvlText w:val="%1."/>
@@ -51649,7 +51901,7 @@
         <w:ind w:left="360" w:hanging="300"/>
       </w:pPr>
     </w:lvl>
-    <w:lvl w:ilvl="1" w:tplc="E81618BC" w:tentative="1">
+    <w:lvl w:ilvl="1" w:tplc="CA7C98D2" w:tentative="1">
       <w:start w:val="1"/>
       <w:numFmt w:val="lowerLetter"/>
       <w:lvlText w:val="%2."/>
@@ -51658,360 +51910,128 @@
         <w:ind w:left="720" w:hanging="300"/>
       </w:pPr>
     </w:lvl>
-    <w:lvl w:ilvl="2" w:tplc="25744C02">
+    <w:lvl w:ilvl="2" w:tplc="1700AC18">
       <w:numFmt w:val="decimal"/>
       <w:lvlText w:val=""/>
       <w:lvlJc w:val="left"/>
     </w:lvl>
-    <w:lvl w:ilvl="3" w:tplc="37F40064">
+    <w:lvl w:ilvl="3" w:tplc="9698BC18">
       <w:numFmt w:val="decimal"/>
       <w:lvlText w:val=""/>
       <w:lvlJc w:val="left"/>
     </w:lvl>
-    <w:lvl w:ilvl="4" w:tplc="647E9A4C">
+    <w:lvl w:ilvl="4" w:tplc="95BA664C">
       <w:numFmt w:val="decimal"/>
       <w:lvlText w:val=""/>
       <w:lvlJc w:val="left"/>
     </w:lvl>
-    <w:lvl w:ilvl="5" w:tplc="F66292BC">
+    <w:lvl w:ilvl="5" w:tplc="E5B4C448">
       <w:numFmt w:val="decimal"/>
       <w:lvlText w:val=""/>
       <w:lvlJc w:val="left"/>
     </w:lvl>
-    <w:lvl w:ilvl="6" w:tplc="AD368F24">
+    <w:lvl w:ilvl="6" w:tplc="7EAE731A">
       <w:numFmt w:val="decimal"/>
       <w:lvlText w:val=""/>
       <w:lvlJc w:val="left"/>
     </w:lvl>
-    <w:lvl w:ilvl="7" w:tplc="D3BA3146">
+    <w:lvl w:ilvl="7" w:tplc="0BB8D540">
       <w:numFmt w:val="decimal"/>
       <w:lvlText w:val=""/>
       <w:lvlJc w:val="left"/>
     </w:lvl>
-    <w:lvl w:ilvl="8" w:tplc="A17A5C96">
+    <w:lvl w:ilvl="8" w:tplc="804C551E">
       <w:numFmt w:val="decimal"/>
       <w:lvlText w:val=""/>
       <w:lvlJc w:val="left"/>
     </w:lvl>
   </w:abstractNum>
-  <w:abstractNum w:abstractNumId="11" w15:restartNumberingAfterBreak="0">
-    <w:nsid w:val="79A4666B"/>
-    <w:multiLevelType w:val="hybridMultilevel"/>
-    <w:tmpl w:val="AA367FE4"/>
-    <w:lvl w:ilvl="0" w:tplc="D472C92A">
-      <w:start w:val="1"/>
-      <w:numFmt w:val="decimal"/>
-      <w:lvlText w:val="%1."/>
-      <w:lvlJc w:val="left"/>
-      <w:pPr>
-        <w:ind w:left="360" w:hanging="300"/>
-      </w:pPr>
-    </w:lvl>
-    <w:lvl w:ilvl="1" w:tplc="FAD8F7E4" w:tentative="1">
-      <w:start w:val="1"/>
-      <w:numFmt w:val="lowerLetter"/>
-      <w:lvlText w:val="%2."/>
-      <w:lvlJc w:val="left"/>
-      <w:pPr>
-        <w:ind w:left="720" w:hanging="300"/>
-      </w:pPr>
-    </w:lvl>
-    <w:lvl w:ilvl="2" w:tplc="7C184154">
-      <w:numFmt w:val="decimal"/>
-      <w:lvlText w:val=""/>
-      <w:lvlJc w:val="left"/>
-    </w:lvl>
-    <w:lvl w:ilvl="3" w:tplc="B8B0E4E8">
-      <w:numFmt w:val="decimal"/>
-      <w:lvlText w:val=""/>
-      <w:lvlJc w:val="left"/>
-    </w:lvl>
-    <w:lvl w:ilvl="4" w:tplc="2F729132">
-      <w:numFmt w:val="decimal"/>
-      <w:lvlText w:val=""/>
-      <w:lvlJc w:val="left"/>
-    </w:lvl>
-    <w:lvl w:ilvl="5" w:tplc="8DE88600">
-      <w:numFmt w:val="decimal"/>
-      <w:lvlText w:val=""/>
-      <w:lvlJc w:val="left"/>
-    </w:lvl>
-    <w:lvl w:ilvl="6" w:tplc="340AF308">
-      <w:numFmt w:val="decimal"/>
-      <w:lvlText w:val=""/>
-      <w:lvlJc w:val="left"/>
-    </w:lvl>
-    <w:lvl w:ilvl="7" w:tplc="2A5EA030">
-      <w:numFmt w:val="decimal"/>
-      <w:lvlText w:val=""/>
-      <w:lvlJc w:val="left"/>
-    </w:lvl>
-    <w:lvl w:ilvl="8" w:tplc="C49E7F56">
-      <w:numFmt w:val="decimal"/>
-      <w:lvlText w:val=""/>
-      <w:lvlJc w:val="left"/>
-    </w:lvl>
-  </w:abstractNum>
-  <w:abstractNum w:abstractNumId="12" w15:restartNumberingAfterBreak="0">
-    <w:nsid w:val="7D9D3458"/>
-    <w:multiLevelType w:val="hybridMultilevel"/>
-    <w:tmpl w:val="C2E6A4D4"/>
-    <w:lvl w:ilvl="0" w:tplc="D7CC52E6">
-      <w:start w:val="1"/>
-      <w:numFmt w:val="decimal"/>
-      <w:lvlText w:val="%1."/>
-      <w:lvlJc w:val="left"/>
-      <w:pPr>
-        <w:ind w:left="360" w:hanging="300"/>
-      </w:pPr>
-    </w:lvl>
-    <w:lvl w:ilvl="1" w:tplc="AABEAB70" w:tentative="1">
-      <w:start w:val="1"/>
-      <w:numFmt w:val="lowerLetter"/>
-      <w:lvlText w:val="%2."/>
-      <w:lvlJc w:val="left"/>
-      <w:pPr>
-        <w:ind w:left="720" w:hanging="300"/>
-      </w:pPr>
-    </w:lvl>
-    <w:lvl w:ilvl="2" w:tplc="6BDC3F16">
-      <w:numFmt w:val="decimal"/>
-      <w:lvlText w:val=""/>
-      <w:lvlJc w:val="left"/>
-    </w:lvl>
-    <w:lvl w:ilvl="3" w:tplc="81203930">
-      <w:numFmt w:val="decimal"/>
-      <w:lvlText w:val=""/>
-      <w:lvlJc w:val="left"/>
-    </w:lvl>
-    <w:lvl w:ilvl="4" w:tplc="791A788E">
-      <w:numFmt w:val="decimal"/>
-      <w:lvlText w:val=""/>
-      <w:lvlJc w:val="left"/>
-    </w:lvl>
-    <w:lvl w:ilvl="5" w:tplc="5D14348C">
-      <w:numFmt w:val="decimal"/>
-      <w:lvlText w:val=""/>
-      <w:lvlJc w:val="left"/>
-    </w:lvl>
-    <w:lvl w:ilvl="6" w:tplc="280CD98C">
-      <w:numFmt w:val="decimal"/>
-      <w:lvlText w:val=""/>
-      <w:lvlJc w:val="left"/>
-    </w:lvl>
-    <w:lvl w:ilvl="7" w:tplc="50ECF474">
-      <w:numFmt w:val="decimal"/>
-      <w:lvlText w:val=""/>
-      <w:lvlJc w:val="left"/>
-    </w:lvl>
-    <w:lvl w:ilvl="8" w:tplc="A5B0BC5C">
-      <w:numFmt w:val="decimal"/>
-      <w:lvlText w:val=""/>
-      <w:lvlJc w:val="left"/>
-    </w:lvl>
-  </w:abstractNum>
-  <w:abstractNum w:abstractNumId="13" w15:restartNumberingAfterBreak="0">
-    <w:nsid w:val="7E6B30C7"/>
-    <w:multiLevelType w:val="hybridMultilevel"/>
-    <w:tmpl w:val="0486D1D4"/>
-    <w:lvl w:ilvl="0" w:tplc="7266416C">
-      <w:start w:val="1"/>
-      <w:numFmt w:val="decimal"/>
-      <w:lvlText w:val="%1."/>
-      <w:lvlJc w:val="left"/>
-      <w:pPr>
-        <w:ind w:left="360" w:hanging="300"/>
-      </w:pPr>
-    </w:lvl>
-    <w:lvl w:ilvl="1" w:tplc="1D30274A" w:tentative="1">
-      <w:start w:val="1"/>
-      <w:numFmt w:val="lowerLetter"/>
-      <w:lvlText w:val="%2."/>
-      <w:lvlJc w:val="left"/>
-      <w:pPr>
-        <w:ind w:left="720" w:hanging="300"/>
-      </w:pPr>
-    </w:lvl>
-    <w:lvl w:ilvl="2" w:tplc="B24EF24C">
-      <w:numFmt w:val="decimal"/>
-      <w:lvlText w:val=""/>
-      <w:lvlJc w:val="left"/>
-    </w:lvl>
-    <w:lvl w:ilvl="3" w:tplc="E22C41E2">
-      <w:numFmt w:val="decimal"/>
-      <w:lvlText w:val=""/>
-      <w:lvlJc w:val="left"/>
-    </w:lvl>
-    <w:lvl w:ilvl="4" w:tplc="E79625A6">
-      <w:numFmt w:val="decimal"/>
-      <w:lvlText w:val=""/>
-      <w:lvlJc w:val="left"/>
-    </w:lvl>
-    <w:lvl w:ilvl="5" w:tplc="A28C5CA2">
-      <w:numFmt w:val="decimal"/>
-      <w:lvlText w:val=""/>
-      <w:lvlJc w:val="left"/>
-    </w:lvl>
-    <w:lvl w:ilvl="6" w:tplc="1C30BC36">
-      <w:numFmt w:val="decimal"/>
-      <w:lvlText w:val=""/>
-      <w:lvlJc w:val="left"/>
-    </w:lvl>
-    <w:lvl w:ilvl="7" w:tplc="02DE3BB8">
-      <w:numFmt w:val="decimal"/>
-      <w:lvlText w:val=""/>
-      <w:lvlJc w:val="left"/>
-    </w:lvl>
-    <w:lvl w:ilvl="8" w:tplc="742C2F16">
-      <w:numFmt w:val="decimal"/>
-      <w:lvlText w:val=""/>
-      <w:lvlJc w:val="left"/>
-    </w:lvl>
-  </w:abstractNum>
-  <w:abstractNum w:abstractNumId="14" w15:restartNumberingAfterBreak="0">
-    <w:nsid w:val="7F344627"/>
-    <w:multiLevelType w:val="hybridMultilevel"/>
-    <w:tmpl w:val="0C1E52E6"/>
-    <w:lvl w:ilvl="0" w:tplc="C5CA7C76">
-      <w:start w:val="1"/>
-      <w:numFmt w:val="decimal"/>
-      <w:lvlText w:val="%1."/>
-      <w:lvlJc w:val="left"/>
-      <w:pPr>
-        <w:ind w:left="360" w:hanging="300"/>
-      </w:pPr>
-    </w:lvl>
-    <w:lvl w:ilvl="1" w:tplc="3724BA1C" w:tentative="1">
-      <w:start w:val="1"/>
-      <w:numFmt w:val="lowerLetter"/>
-      <w:lvlText w:val="%2."/>
-      <w:lvlJc w:val="left"/>
-      <w:pPr>
-        <w:ind w:left="720" w:hanging="300"/>
-      </w:pPr>
-    </w:lvl>
-    <w:lvl w:ilvl="2" w:tplc="539E3A7C">
-      <w:numFmt w:val="decimal"/>
-      <w:lvlText w:val=""/>
-      <w:lvlJc w:val="left"/>
-    </w:lvl>
-    <w:lvl w:ilvl="3" w:tplc="2DC656B8">
-      <w:numFmt w:val="decimal"/>
-      <w:lvlText w:val=""/>
-      <w:lvlJc w:val="left"/>
-    </w:lvl>
-    <w:lvl w:ilvl="4" w:tplc="2AE01CD2">
-      <w:numFmt w:val="decimal"/>
-      <w:lvlText w:val=""/>
-      <w:lvlJc w:val="left"/>
-    </w:lvl>
-    <w:lvl w:ilvl="5" w:tplc="19B23140">
-      <w:numFmt w:val="decimal"/>
-      <w:lvlText w:val=""/>
-      <w:lvlJc w:val="left"/>
-    </w:lvl>
-    <w:lvl w:ilvl="6" w:tplc="D9FE761A">
-      <w:numFmt w:val="decimal"/>
-      <w:lvlText w:val=""/>
-      <w:lvlJc w:val="left"/>
-    </w:lvl>
-    <w:lvl w:ilvl="7" w:tplc="28A8FA18">
-      <w:numFmt w:val="decimal"/>
-      <w:lvlText w:val=""/>
-      <w:lvlJc w:val="left"/>
-    </w:lvl>
-    <w:lvl w:ilvl="8" w:tplc="EF682074">
-      <w:numFmt w:val="decimal"/>
-      <w:lvlText w:val=""/>
-      <w:lvlJc w:val="left"/>
-    </w:lvl>
-  </w:abstractNum>
-  <w:num w:numId="1" w16cid:durableId="1299611274">
+  <w:num w:numId="1" w16cid:durableId="1998461647">
+    <w:abstractNumId w:val="10"/>
+    <w:lvlOverride w:ilvl="0">
+      <w:startOverride w:val="1"/>
+    </w:lvlOverride>
+  </w:num>
+  <w:num w:numId="2" w16cid:durableId="510533438">
+    <w:abstractNumId w:val="4"/>
+    <w:lvlOverride w:ilvl="0">
+      <w:startOverride w:val="1"/>
+    </w:lvlOverride>
+  </w:num>
+  <w:num w:numId="3" w16cid:durableId="1244603697">
+    <w:abstractNumId w:val="7"/>
+    <w:lvlOverride w:ilvl="0">
+      <w:startOverride w:val="1"/>
+    </w:lvlOverride>
+  </w:num>
+  <w:num w:numId="4" w16cid:durableId="818307221">
+    <w:abstractNumId w:val="6"/>
+    <w:lvlOverride w:ilvl="0">
+      <w:startOverride w:val="1"/>
+    </w:lvlOverride>
+  </w:num>
+  <w:num w:numId="5" w16cid:durableId="740180661">
+    <w:abstractNumId w:val="14"/>
+    <w:lvlOverride w:ilvl="0">
+      <w:startOverride w:val="1"/>
+    </w:lvlOverride>
+  </w:num>
+  <w:num w:numId="6" w16cid:durableId="681512665">
+    <w:abstractNumId w:val="8"/>
+    <w:lvlOverride w:ilvl="0">
+      <w:startOverride w:val="1"/>
+    </w:lvlOverride>
+  </w:num>
+  <w:num w:numId="7" w16cid:durableId="208154977">
     <w:abstractNumId w:val="5"/>
     <w:lvlOverride w:ilvl="0">
       <w:startOverride w:val="1"/>
     </w:lvlOverride>
   </w:num>
-  <w:num w:numId="2" w16cid:durableId="1607536993">
+  <w:num w:numId="8" w16cid:durableId="191958182">
+    <w:abstractNumId w:val="0"/>
+    <w:lvlOverride w:ilvl="0">
+      <w:startOverride w:val="1"/>
+    </w:lvlOverride>
+  </w:num>
+  <w:num w:numId="9" w16cid:durableId="1028527326">
+    <w:abstractNumId w:val="12"/>
+    <w:lvlOverride w:ilvl="0">
+      <w:startOverride w:val="1"/>
+    </w:lvlOverride>
+  </w:num>
+  <w:num w:numId="10" w16cid:durableId="1809929083">
+    <w:abstractNumId w:val="13"/>
+    <w:lvlOverride w:ilvl="0">
+      <w:startOverride w:val="1"/>
+    </w:lvlOverride>
+  </w:num>
+  <w:num w:numId="11" w16cid:durableId="294680948">
+    <w:abstractNumId w:val="11"/>
+    <w:lvlOverride w:ilvl="0">
+      <w:startOverride w:val="1"/>
+    </w:lvlOverride>
+  </w:num>
+  <w:num w:numId="12" w16cid:durableId="408504154">
     <w:abstractNumId w:val="9"/>
     <w:lvlOverride w:ilvl="0">
       <w:startOverride w:val="1"/>
     </w:lvlOverride>
   </w:num>
-  <w:num w:numId="3" w16cid:durableId="1838568408">
-    <w:abstractNumId w:val="13"/>
+  <w:num w:numId="13" w16cid:durableId="2116170154">
+    <w:abstractNumId w:val="2"/>
     <w:lvlOverride w:ilvl="0">
       <w:startOverride w:val="1"/>
     </w:lvlOverride>
   </w:num>
-  <w:num w:numId="4" w16cid:durableId="1170295430">
-    <w:abstractNumId w:val="11"/>
-    <w:lvlOverride w:ilvl="0">
-      <w:startOverride w:val="1"/>
-    </w:lvlOverride>
-  </w:num>
-  <w:num w:numId="5" w16cid:durableId="170950061">
-    <w:abstractNumId w:val="6"/>
-    <w:lvlOverride w:ilvl="0">
-      <w:startOverride w:val="1"/>
-    </w:lvlOverride>
-  </w:num>
-  <w:num w:numId="6" w16cid:durableId="585267668">
-    <w:abstractNumId w:val="0"/>
-    <w:lvlOverride w:ilvl="0">
-      <w:startOverride w:val="1"/>
-    </w:lvlOverride>
-  </w:num>
-  <w:num w:numId="7" w16cid:durableId="1984850893">
-    <w:abstractNumId w:val="12"/>
-    <w:lvlOverride w:ilvl="0">
-      <w:startOverride w:val="1"/>
-    </w:lvlOverride>
-  </w:num>
-  <w:num w:numId="8" w16cid:durableId="1634797622">
-    <w:abstractNumId w:val="3"/>
-    <w:lvlOverride w:ilvl="0">
-      <w:startOverride w:val="1"/>
-    </w:lvlOverride>
-  </w:num>
-  <w:num w:numId="9" w16cid:durableId="267271885">
-    <w:abstractNumId w:val="10"/>
-    <w:lvlOverride w:ilvl="0">
-      <w:startOverride w:val="1"/>
-    </w:lvlOverride>
-  </w:num>
-  <w:num w:numId="10" w16cid:durableId="207884144">
+  <w:num w:numId="14" w16cid:durableId="646907242">
     <w:abstractNumId w:val="1"/>
     <w:lvlOverride w:ilvl="0">
       <w:startOverride w:val="1"/>
     </w:lvlOverride>
   </w:num>
-  <w:num w:numId="11" w16cid:durableId="114716969">
-    <w:abstractNumId w:val="14"/>
-    <w:lvlOverride w:ilvl="0">
-      <w:startOverride w:val="1"/>
-    </w:lvlOverride>
-  </w:num>
-  <w:num w:numId="12" w16cid:durableId="862014550">
-    <w:abstractNumId w:val="8"/>
-    <w:lvlOverride w:ilvl="0">
-      <w:startOverride w:val="1"/>
-    </w:lvlOverride>
-  </w:num>
-  <w:num w:numId="13" w16cid:durableId="1454053454">
-    <w:abstractNumId w:val="4"/>
-    <w:lvlOverride w:ilvl="0">
-      <w:startOverride w:val="1"/>
-    </w:lvlOverride>
-  </w:num>
-  <w:num w:numId="14" w16cid:durableId="788159664">
-    <w:abstractNumId w:val="7"/>
-    <w:lvlOverride w:ilvl="0">
-      <w:startOverride w:val="1"/>
-    </w:lvlOverride>
-  </w:num>
-  <w:num w:numId="15" w16cid:durableId="590622702">
-    <w:abstractNumId w:val="2"/>
+  <w:num w:numId="15" w16cid:durableId="2049447952">
+    <w:abstractNumId w:val="3"/>
     <w:lvlOverride w:ilvl="0">
       <w:startOverride w:val="1"/>
     </w:lvlOverride>
@@ -52691,7 +52711,7 @@
     <w:autoRedefine/>
     <w:uiPriority w:val="39"/>
     <w:unhideWhenUsed/>
-    <w:rsid w:val="00AB3CE6"/>
+    <w:rsid w:val="00360EF6"/>
     <w:pPr>
       <w:spacing w:after="100"/>
     </w:pPr>
@@ -52703,7 +52723,7 @@
     <w:autoRedefine/>
     <w:uiPriority w:val="39"/>
     <w:unhideWhenUsed/>
-    <w:rsid w:val="00AB3CE6"/>
+    <w:rsid w:val="00360EF6"/>
     <w:pPr>
       <w:spacing w:after="100"/>
       <w:ind w:left="210"/>

--- a/discoverer-neo/docs/user-guide/manual/Discoverer-Neo-ADMIN-Guide-Full-es-ES.docx
+++ b/discoverer-neo/docs/user-guide/manual/Discoverer-Neo-ADMIN-Guide-Full-es-ES.docx
@@ -74,7 +74,7 @@
     <w:sdt>
       <w:sdtPr>
         <w:alias w:val="Índice"/>
-        <w:id w:val="-314564987"/>
+        <w:id w:val="-1746490990"/>
       </w:sdtPr>
       <w:sdtEndPr/>
       <w:sdtContent>
@@ -102,7 +102,7 @@
           <w:r>
             <w:fldChar w:fldCharType="separate"/>
           </w:r>
-          <w:hyperlink w:anchor="_Toc241696009" w:history="1">
+          <w:hyperlink w:anchor="_Toc241744881" w:history="1">
             <w:r>
               <w:rPr>
                 <w:rStyle w:val="Hiperligao"/>
@@ -126,7 +126,7 @@
               <w:rPr>
                 <w:noProof/>
               </w:rPr>
-              <w:instrText xml:space="preserve"> PAGEREF _Toc241696009 \h </w:instrText>
+              <w:instrText xml:space="preserve"> PAGEREF _Toc241744881 \h </w:instrText>
             </w:r>
             <w:r>
               <w:rPr>
@@ -168,7 +168,7 @@
               <w14:ligatures w14:val="standardContextual"/>
             </w:rPr>
           </w:pPr>
-          <w:hyperlink w:anchor="_Toc241696010" w:history="1">
+          <w:hyperlink w:anchor="_Toc241744882" w:history="1">
             <w:r>
               <w:rPr>
                 <w:rStyle w:val="Hiperligao"/>
@@ -192,7 +192,7 @@
               <w:rPr>
                 <w:noProof/>
               </w:rPr>
-              <w:instrText xml:space="preserve"> PAGEREF _Toc241696010 \h </w:instrText>
+              <w:instrText xml:space="preserve"> PAGEREF _Toc241744882 \h </w:instrText>
             </w:r>
             <w:r>
               <w:rPr>
@@ -234,7 +234,7 @@
               <w14:ligatures w14:val="standardContextual"/>
             </w:rPr>
           </w:pPr>
-          <w:hyperlink w:anchor="_Toc241696011" w:history="1">
+          <w:hyperlink w:anchor="_Toc241744883" w:history="1">
             <w:r>
               <w:rPr>
                 <w:rStyle w:val="Hiperligao"/>
@@ -258,7 +258,7 @@
               <w:rPr>
                 <w:noProof/>
               </w:rPr>
-              <w:instrText xml:space="preserve"> PAGEREF _Toc241696011 \h </w:instrText>
+              <w:instrText xml:space="preserve"> PAGEREF _Toc241744883 \h </w:instrText>
             </w:r>
             <w:r>
               <w:rPr>
@@ -300,7 +300,7 @@
               <w14:ligatures w14:val="standardContextual"/>
             </w:rPr>
           </w:pPr>
-          <w:hyperlink w:anchor="_Toc241696012" w:history="1">
+          <w:hyperlink w:anchor="_Toc241744884" w:history="1">
             <w:r>
               <w:rPr>
                 <w:rStyle w:val="Hiperligao"/>
@@ -324,7 +324,7 @@
               <w:rPr>
                 <w:noProof/>
               </w:rPr>
-              <w:instrText xml:space="preserve"> PAGEREF _Toc241696012 \h </w:instrText>
+              <w:instrText xml:space="preserve"> PAGEREF _Toc241744884 \h </w:instrText>
             </w:r>
             <w:r>
               <w:rPr>
@@ -366,7 +366,7 @@
               <w14:ligatures w14:val="standardContextual"/>
             </w:rPr>
           </w:pPr>
-          <w:hyperlink w:anchor="_Toc241696013" w:history="1">
+          <w:hyperlink w:anchor="_Toc241744885" w:history="1">
             <w:r>
               <w:rPr>
                 <w:rStyle w:val="Hiperligao"/>
@@ -390,7 +390,7 @@
               <w:rPr>
                 <w:noProof/>
               </w:rPr>
-              <w:instrText xml:space="preserve"> PAGEREF _Toc241696013 \h </w:instrText>
+              <w:instrText xml:space="preserve"> PAGEREF _Toc241744885 \h </w:instrText>
             </w:r>
             <w:r>
               <w:rPr>
@@ -432,7 +432,7 @@
               <w14:ligatures w14:val="standardContextual"/>
             </w:rPr>
           </w:pPr>
-          <w:hyperlink w:anchor="_Toc241696014" w:history="1">
+          <w:hyperlink w:anchor="_Toc241744886" w:history="1">
             <w:r>
               <w:rPr>
                 <w:rStyle w:val="Hiperligao"/>
@@ -456,7 +456,7 @@
               <w:rPr>
                 <w:noProof/>
               </w:rPr>
-              <w:instrText xml:space="preserve"> PAGEREF _Toc241696014 \h </w:instrText>
+              <w:instrText xml:space="preserve"> PAGEREF _Toc241744886 \h </w:instrText>
             </w:r>
             <w:r>
               <w:rPr>
@@ -498,7 +498,7 @@
               <w14:ligatures w14:val="standardContextual"/>
             </w:rPr>
           </w:pPr>
-          <w:hyperlink w:anchor="_Toc241696015" w:history="1">
+          <w:hyperlink w:anchor="_Toc241744887" w:history="1">
             <w:r>
               <w:rPr>
                 <w:rStyle w:val="Hiperligao"/>
@@ -522,7 +522,7 @@
               <w:rPr>
                 <w:noProof/>
               </w:rPr>
-              <w:instrText xml:space="preserve"> PAGEREF _Toc241696015 \h </w:instrText>
+              <w:instrText xml:space="preserve"> PAGEREF _Toc241744887 \h </w:instrText>
             </w:r>
             <w:r>
               <w:rPr>
@@ -564,7 +564,7 @@
               <w14:ligatures w14:val="standardContextual"/>
             </w:rPr>
           </w:pPr>
-          <w:hyperlink w:anchor="_Toc241696016" w:history="1">
+          <w:hyperlink w:anchor="_Toc241744888" w:history="1">
             <w:r>
               <w:rPr>
                 <w:rStyle w:val="Hiperligao"/>
@@ -588,7 +588,7 @@
               <w:rPr>
                 <w:noProof/>
               </w:rPr>
-              <w:instrText xml:space="preserve"> PAGEREF _Toc241696016 \h </w:instrText>
+              <w:instrText xml:space="preserve"> PAGEREF _Toc241744888 \h </w:instrText>
             </w:r>
             <w:r>
               <w:rPr>
@@ -630,7 +630,7 @@
               <w14:ligatures w14:val="standardContextual"/>
             </w:rPr>
           </w:pPr>
-          <w:hyperlink w:anchor="_Toc241696017" w:history="1">
+          <w:hyperlink w:anchor="_Toc241744889" w:history="1">
             <w:r>
               <w:rPr>
                 <w:rStyle w:val="Hiperligao"/>
@@ -654,7 +654,7 @@
               <w:rPr>
                 <w:noProof/>
               </w:rPr>
-              <w:instrText xml:space="preserve"> PAGEREF _Toc241696017 \h </w:instrText>
+              <w:instrText xml:space="preserve"> PAGEREF _Toc241744889 \h </w:instrText>
             </w:r>
             <w:r>
               <w:rPr>
@@ -696,7 +696,7 @@
               <w14:ligatures w14:val="standardContextual"/>
             </w:rPr>
           </w:pPr>
-          <w:hyperlink w:anchor="_Toc241696018" w:history="1">
+          <w:hyperlink w:anchor="_Toc241744890" w:history="1">
             <w:r>
               <w:rPr>
                 <w:rStyle w:val="Hiperligao"/>
@@ -720,7 +720,7 @@
               <w:rPr>
                 <w:noProof/>
               </w:rPr>
-              <w:instrText xml:space="preserve"> PAGEREF _Toc241696018 \h </w:instrText>
+              <w:instrText xml:space="preserve"> PAGEREF _Toc241744890 \h </w:instrText>
             </w:r>
             <w:r>
               <w:rPr>
@@ -762,7 +762,7 @@
               <w14:ligatures w14:val="standardContextual"/>
             </w:rPr>
           </w:pPr>
-          <w:hyperlink w:anchor="_Toc241696019" w:history="1">
+          <w:hyperlink w:anchor="_Toc241744891" w:history="1">
             <w:r>
               <w:rPr>
                 <w:rStyle w:val="Hiperligao"/>
@@ -786,7 +786,7 @@
               <w:rPr>
                 <w:noProof/>
               </w:rPr>
-              <w:instrText xml:space="preserve"> PAGEREF _Toc241696019 \h </w:instrText>
+              <w:instrText xml:space="preserve"> PAGEREF _Toc241744891 \h </w:instrText>
             </w:r>
             <w:r>
               <w:rPr>
@@ -828,7 +828,7 @@
               <w14:ligatures w14:val="standardContextual"/>
             </w:rPr>
           </w:pPr>
-          <w:hyperlink w:anchor="_Toc241696020" w:history="1">
+          <w:hyperlink w:anchor="_Toc241744892" w:history="1">
             <w:r>
               <w:rPr>
                 <w:rStyle w:val="Hiperligao"/>
@@ -852,7 +852,7 @@
               <w:rPr>
                 <w:noProof/>
               </w:rPr>
-              <w:instrText xml:space="preserve"> PAGEREF _Toc241696020 \h </w:instrText>
+              <w:instrText xml:space="preserve"> PAGEREF _Toc241744892 \h </w:instrText>
             </w:r>
             <w:r>
               <w:rPr>
@@ -894,7 +894,7 @@
               <w14:ligatures w14:val="standardContextual"/>
             </w:rPr>
           </w:pPr>
-          <w:hyperlink w:anchor="_Toc241696021" w:history="1">
+          <w:hyperlink w:anchor="_Toc241744893" w:history="1">
             <w:r>
               <w:rPr>
                 <w:rStyle w:val="Hiperligao"/>
@@ -918,7 +918,7 @@
               <w:rPr>
                 <w:noProof/>
               </w:rPr>
-              <w:instrText xml:space="preserve"> PAGEREF _Toc241696021 \h </w:instrText>
+              <w:instrText xml:space="preserve"> PAGEREF _Toc241744893 \h </w:instrText>
             </w:r>
             <w:r>
               <w:rPr>
@@ -960,7 +960,7 @@
               <w14:ligatures w14:val="standardContextual"/>
             </w:rPr>
           </w:pPr>
-          <w:hyperlink w:anchor="_Toc241696022" w:history="1">
+          <w:hyperlink w:anchor="_Toc241744894" w:history="1">
             <w:r>
               <w:rPr>
                 <w:rStyle w:val="Hiperligao"/>
@@ -984,7 +984,7 @@
               <w:rPr>
                 <w:noProof/>
               </w:rPr>
-              <w:instrText xml:space="preserve"> PAGEREF _Toc241696022 \h </w:instrText>
+              <w:instrText xml:space="preserve"> PAGEREF _Toc241744894 \h </w:instrText>
             </w:r>
             <w:r>
               <w:rPr>
@@ -1026,7 +1026,7 @@
               <w14:ligatures w14:val="standardContextual"/>
             </w:rPr>
           </w:pPr>
-          <w:hyperlink w:anchor="_Toc241696023" w:history="1">
+          <w:hyperlink w:anchor="_Toc241744895" w:history="1">
             <w:r>
               <w:rPr>
                 <w:rStyle w:val="Hiperligao"/>
@@ -1050,7 +1050,7 @@
               <w:rPr>
                 <w:noProof/>
               </w:rPr>
-              <w:instrText xml:space="preserve"> PAGEREF _Toc241696023 \h </w:instrText>
+              <w:instrText xml:space="preserve"> PAGEREF _Toc241744895 \h </w:instrText>
             </w:r>
             <w:r>
               <w:rPr>
@@ -1092,7 +1092,7 @@
               <w14:ligatures w14:val="standardContextual"/>
             </w:rPr>
           </w:pPr>
-          <w:hyperlink w:anchor="_Toc241696024" w:history="1">
+          <w:hyperlink w:anchor="_Toc241744896" w:history="1">
             <w:r>
               <w:rPr>
                 <w:rStyle w:val="Hiperligao"/>
@@ -1116,7 +1116,7 @@
               <w:rPr>
                 <w:noProof/>
               </w:rPr>
-              <w:instrText xml:space="preserve"> PAGEREF _Toc241696024 \h </w:instrText>
+              <w:instrText xml:space="preserve"> PAGEREF _Toc241744896 \h </w:instrText>
             </w:r>
             <w:r>
               <w:rPr>
@@ -1158,7 +1158,7 @@
               <w14:ligatures w14:val="standardContextual"/>
             </w:rPr>
           </w:pPr>
-          <w:hyperlink w:anchor="_Toc241696025" w:history="1">
+          <w:hyperlink w:anchor="_Toc241744897" w:history="1">
             <w:r>
               <w:rPr>
                 <w:rStyle w:val="Hiperligao"/>
@@ -1182,7 +1182,7 @@
               <w:rPr>
                 <w:noProof/>
               </w:rPr>
-              <w:instrText xml:space="preserve"> PAGEREF _Toc241696025 \h </w:instrText>
+              <w:instrText xml:space="preserve"> PAGEREF _Toc241744897 \h </w:instrText>
             </w:r>
             <w:r>
               <w:rPr>
@@ -1224,7 +1224,7 @@
               <w14:ligatures w14:val="standardContextual"/>
             </w:rPr>
           </w:pPr>
-          <w:hyperlink w:anchor="_Toc241696026" w:history="1">
+          <w:hyperlink w:anchor="_Toc241744898" w:history="1">
             <w:r>
               <w:rPr>
                 <w:rStyle w:val="Hiperligao"/>
@@ -1248,7 +1248,7 @@
               <w:rPr>
                 <w:noProof/>
               </w:rPr>
-              <w:instrText xml:space="preserve"> PAGEREF _Toc241696026 \h </w:instrText>
+              <w:instrText xml:space="preserve"> PAGEREF _Toc241744898 \h </w:instrText>
             </w:r>
             <w:r>
               <w:rPr>
@@ -1290,7 +1290,7 @@
               <w14:ligatures w14:val="standardContextual"/>
             </w:rPr>
           </w:pPr>
-          <w:hyperlink w:anchor="_Toc241696027" w:history="1">
+          <w:hyperlink w:anchor="_Toc241744899" w:history="1">
             <w:r>
               <w:rPr>
                 <w:rStyle w:val="Hiperligao"/>
@@ -1314,7 +1314,7 @@
               <w:rPr>
                 <w:noProof/>
               </w:rPr>
-              <w:instrText xml:space="preserve"> PAGEREF _Toc241696027 \h </w:instrText>
+              <w:instrText xml:space="preserve"> PAGEREF _Toc241744899 \h </w:instrText>
             </w:r>
             <w:r>
               <w:rPr>
@@ -1356,7 +1356,7 @@
               <w14:ligatures w14:val="standardContextual"/>
             </w:rPr>
           </w:pPr>
-          <w:hyperlink w:anchor="_Toc241696028" w:history="1">
+          <w:hyperlink w:anchor="_Toc241744900" w:history="1">
             <w:r>
               <w:rPr>
                 <w:rStyle w:val="Hiperligao"/>
@@ -1380,7 +1380,7 @@
               <w:rPr>
                 <w:noProof/>
               </w:rPr>
-              <w:instrText xml:space="preserve"> PAGEREF _Toc241696028 \h </w:instrText>
+              <w:instrText xml:space="preserve"> PAGEREF _Toc241744900 \h </w:instrText>
             </w:r>
             <w:r>
               <w:rPr>
@@ -1422,7 +1422,7 @@
               <w14:ligatures w14:val="standardContextual"/>
             </w:rPr>
           </w:pPr>
-          <w:hyperlink w:anchor="_Toc241696029" w:history="1">
+          <w:hyperlink w:anchor="_Toc241744901" w:history="1">
             <w:r>
               <w:rPr>
                 <w:rStyle w:val="Hiperligao"/>
@@ -1446,7 +1446,7 @@
               <w:rPr>
                 <w:noProof/>
               </w:rPr>
-              <w:instrText xml:space="preserve"> PAGEREF _Toc241696029 \h </w:instrText>
+              <w:instrText xml:space="preserve"> PAGEREF _Toc241744901 \h </w:instrText>
             </w:r>
             <w:r>
               <w:rPr>
@@ -1488,7 +1488,7 @@
               <w14:ligatures w14:val="standardContextual"/>
             </w:rPr>
           </w:pPr>
-          <w:hyperlink w:anchor="_Toc241696030" w:history="1">
+          <w:hyperlink w:anchor="_Toc241744902" w:history="1">
             <w:r>
               <w:rPr>
                 <w:rStyle w:val="Hiperligao"/>
@@ -1512,7 +1512,7 @@
               <w:rPr>
                 <w:noProof/>
               </w:rPr>
-              <w:instrText xml:space="preserve"> PAGEREF _Toc241696030 \h </w:instrText>
+              <w:instrText xml:space="preserve"> PAGEREF _Toc241744902 \h </w:instrText>
             </w:r>
             <w:r>
               <w:rPr>
@@ -1554,7 +1554,7 @@
               <w14:ligatures w14:val="standardContextual"/>
             </w:rPr>
           </w:pPr>
-          <w:hyperlink w:anchor="_Toc241696031" w:history="1">
+          <w:hyperlink w:anchor="_Toc241744903" w:history="1">
             <w:r>
               <w:rPr>
                 <w:rStyle w:val="Hiperligao"/>
@@ -1578,7 +1578,7 @@
               <w:rPr>
                 <w:noProof/>
               </w:rPr>
-              <w:instrText xml:space="preserve"> PAGEREF _Toc241696031 \h </w:instrText>
+              <w:instrText xml:space="preserve"> PAGEREF _Toc241744903 \h </w:instrText>
             </w:r>
             <w:r>
               <w:rPr>
@@ -1620,7 +1620,7 @@
               <w14:ligatures w14:val="standardContextual"/>
             </w:rPr>
           </w:pPr>
-          <w:hyperlink w:anchor="_Toc241696032" w:history="1">
+          <w:hyperlink w:anchor="_Toc241744904" w:history="1">
             <w:r>
               <w:rPr>
                 <w:rStyle w:val="Hiperligao"/>
@@ -1644,7 +1644,7 @@
               <w:rPr>
                 <w:noProof/>
               </w:rPr>
-              <w:instrText xml:space="preserve"> PAGEREF _Toc241696032 \h </w:instrText>
+              <w:instrText xml:space="preserve"> PAGEREF _Toc241744904 \h </w:instrText>
             </w:r>
             <w:r>
               <w:rPr>
@@ -1686,7 +1686,7 @@
               <w14:ligatures w14:val="standardContextual"/>
             </w:rPr>
           </w:pPr>
-          <w:hyperlink w:anchor="_Toc241696033" w:history="1">
+          <w:hyperlink w:anchor="_Toc241744905" w:history="1">
             <w:r>
               <w:rPr>
                 <w:rStyle w:val="Hiperligao"/>
@@ -1710,7 +1710,7 @@
               <w:rPr>
                 <w:noProof/>
               </w:rPr>
-              <w:instrText xml:space="preserve"> PAGEREF _Toc241696033 \h </w:instrText>
+              <w:instrText xml:space="preserve"> PAGEREF _Toc241744905 \h </w:instrText>
             </w:r>
             <w:r>
               <w:rPr>
@@ -1752,7 +1752,7 @@
               <w14:ligatures w14:val="standardContextual"/>
             </w:rPr>
           </w:pPr>
-          <w:hyperlink w:anchor="_Toc241696034" w:history="1">
+          <w:hyperlink w:anchor="_Toc241744906" w:history="1">
             <w:r>
               <w:rPr>
                 <w:rStyle w:val="Hiperligao"/>
@@ -1776,7 +1776,7 @@
               <w:rPr>
                 <w:noProof/>
               </w:rPr>
-              <w:instrText xml:space="preserve"> PAGEREF _Toc241696034 \h </w:instrText>
+              <w:instrText xml:space="preserve"> PAGEREF _Toc241744906 \h </w:instrText>
             </w:r>
             <w:r>
               <w:rPr>
@@ -1818,7 +1818,7 @@
               <w14:ligatures w14:val="standardContextual"/>
             </w:rPr>
           </w:pPr>
-          <w:hyperlink w:anchor="_Toc241696035" w:history="1">
+          <w:hyperlink w:anchor="_Toc241744907" w:history="1">
             <w:r>
               <w:rPr>
                 <w:rStyle w:val="Hiperligao"/>
@@ -1842,7 +1842,7 @@
               <w:rPr>
                 <w:noProof/>
               </w:rPr>
-              <w:instrText xml:space="preserve"> PAGEREF _Toc241696035 \h </w:instrText>
+              <w:instrText xml:space="preserve"> PAGEREF _Toc241744907 \h </w:instrText>
             </w:r>
             <w:r>
               <w:rPr>
@@ -1884,7 +1884,7 @@
               <w14:ligatures w14:val="standardContextual"/>
             </w:rPr>
           </w:pPr>
-          <w:hyperlink w:anchor="_Toc241696036" w:history="1">
+          <w:hyperlink w:anchor="_Toc241744908" w:history="1">
             <w:r>
               <w:rPr>
                 <w:rStyle w:val="Hiperligao"/>
@@ -1908,7 +1908,7 @@
               <w:rPr>
                 <w:noProof/>
               </w:rPr>
-              <w:instrText xml:space="preserve"> PAGEREF _Toc241696036 \h </w:instrText>
+              <w:instrText xml:space="preserve"> PAGEREF _Toc241744908 \h </w:instrText>
             </w:r>
             <w:r>
               <w:rPr>
@@ -1950,7 +1950,7 @@
               <w14:ligatures w14:val="standardContextual"/>
             </w:rPr>
           </w:pPr>
-          <w:hyperlink w:anchor="_Toc241696037" w:history="1">
+          <w:hyperlink w:anchor="_Toc241744909" w:history="1">
             <w:r>
               <w:rPr>
                 <w:rStyle w:val="Hiperligao"/>
@@ -1974,7 +1974,7 @@
               <w:rPr>
                 <w:noProof/>
               </w:rPr>
-              <w:instrText xml:space="preserve"> PAGEREF _Toc241696037 \h </w:instrText>
+              <w:instrText xml:space="preserve"> PAGEREF _Toc241744909 \h </w:instrText>
             </w:r>
             <w:r>
               <w:rPr>
@@ -2016,7 +2016,7 @@
               <w14:ligatures w14:val="standardContextual"/>
             </w:rPr>
           </w:pPr>
-          <w:hyperlink w:anchor="_Toc241696038" w:history="1">
+          <w:hyperlink w:anchor="_Toc241744910" w:history="1">
             <w:r>
               <w:rPr>
                 <w:rStyle w:val="Hiperligao"/>
@@ -2040,7 +2040,7 @@
               <w:rPr>
                 <w:noProof/>
               </w:rPr>
-              <w:instrText xml:space="preserve"> PAGEREF _Toc241696038 \h </w:instrText>
+              <w:instrText xml:space="preserve"> PAGEREF _Toc241744910 \h </w:instrText>
             </w:r>
             <w:r>
               <w:rPr>
@@ -2082,7 +2082,7 @@
               <w14:ligatures w14:val="standardContextual"/>
             </w:rPr>
           </w:pPr>
-          <w:hyperlink w:anchor="_Toc241696039" w:history="1">
+          <w:hyperlink w:anchor="_Toc241744911" w:history="1">
             <w:r>
               <w:rPr>
                 <w:rStyle w:val="Hiperligao"/>
@@ -2106,7 +2106,7 @@
               <w:rPr>
                 <w:noProof/>
               </w:rPr>
-              <w:instrText xml:space="preserve"> PAGEREF _Toc241696039 \h </w:instrText>
+              <w:instrText xml:space="preserve"> PAGEREF _Toc241744911 \h </w:instrText>
             </w:r>
             <w:r>
               <w:rPr>
@@ -2148,7 +2148,7 @@
               <w14:ligatures w14:val="standardContextual"/>
             </w:rPr>
           </w:pPr>
-          <w:hyperlink w:anchor="_Toc241696040" w:history="1">
+          <w:hyperlink w:anchor="_Toc241744912" w:history="1">
             <w:r>
               <w:rPr>
                 <w:rStyle w:val="Hiperligao"/>
@@ -2172,7 +2172,7 @@
               <w:rPr>
                 <w:noProof/>
               </w:rPr>
-              <w:instrText xml:space="preserve"> PAGEREF _Toc241696040 \h </w:instrText>
+              <w:instrText xml:space="preserve"> PAGEREF _Toc241744912 \h </w:instrText>
             </w:r>
             <w:r>
               <w:rPr>
@@ -2214,7 +2214,7 @@
               <w14:ligatures w14:val="standardContextual"/>
             </w:rPr>
           </w:pPr>
-          <w:hyperlink w:anchor="_Toc241696041" w:history="1">
+          <w:hyperlink w:anchor="_Toc241744913" w:history="1">
             <w:r>
               <w:rPr>
                 <w:rStyle w:val="Hiperligao"/>
@@ -2238,7 +2238,7 @@
               <w:rPr>
                 <w:noProof/>
               </w:rPr>
-              <w:instrText xml:space="preserve"> PAGEREF _Toc241696041 \h </w:instrText>
+              <w:instrText xml:space="preserve"> PAGEREF _Toc241744913 \h </w:instrText>
             </w:r>
             <w:r>
               <w:rPr>
@@ -2280,7 +2280,7 @@
               <w14:ligatures w14:val="standardContextual"/>
             </w:rPr>
           </w:pPr>
-          <w:hyperlink w:anchor="_Toc241696042" w:history="1">
+          <w:hyperlink w:anchor="_Toc241744914" w:history="1">
             <w:r>
               <w:rPr>
                 <w:rStyle w:val="Hiperligao"/>
@@ -2304,7 +2304,7 @@
               <w:rPr>
                 <w:noProof/>
               </w:rPr>
-              <w:instrText xml:space="preserve"> PAGEREF _Toc241696042 \h </w:instrText>
+              <w:instrText xml:space="preserve"> PAGEREF _Toc241744914 \h </w:instrText>
             </w:r>
             <w:r>
               <w:rPr>
@@ -2346,7 +2346,7 @@
               <w14:ligatures w14:val="standardContextual"/>
             </w:rPr>
           </w:pPr>
-          <w:hyperlink w:anchor="_Toc241696043" w:history="1">
+          <w:hyperlink w:anchor="_Toc241744915" w:history="1">
             <w:r>
               <w:rPr>
                 <w:rStyle w:val="Hiperligao"/>
@@ -2370,7 +2370,7 @@
               <w:rPr>
                 <w:noProof/>
               </w:rPr>
-              <w:instrText xml:space="preserve"> PAGEREF _Toc241696043 \h </w:instrText>
+              <w:instrText xml:space="preserve"> PAGEREF _Toc241744915 \h </w:instrText>
             </w:r>
             <w:r>
               <w:rPr>
@@ -2412,7 +2412,7 @@
               <w14:ligatures w14:val="standardContextual"/>
             </w:rPr>
           </w:pPr>
-          <w:hyperlink w:anchor="_Toc241696044" w:history="1">
+          <w:hyperlink w:anchor="_Toc241744916" w:history="1">
             <w:r>
               <w:rPr>
                 <w:rStyle w:val="Hiperligao"/>
@@ -2436,7 +2436,7 @@
               <w:rPr>
                 <w:noProof/>
               </w:rPr>
-              <w:instrText xml:space="preserve"> PAGEREF _Toc241696044 \h </w:instrText>
+              <w:instrText xml:space="preserve"> PAGEREF _Toc241744916 \h </w:instrText>
             </w:r>
             <w:r>
               <w:rPr>
@@ -2478,7 +2478,7 @@
               <w14:ligatures w14:val="standardContextual"/>
             </w:rPr>
           </w:pPr>
-          <w:hyperlink w:anchor="_Toc241696045" w:history="1">
+          <w:hyperlink w:anchor="_Toc241744917" w:history="1">
             <w:r>
               <w:rPr>
                 <w:rStyle w:val="Hiperligao"/>
@@ -2502,7 +2502,7 @@
               <w:rPr>
                 <w:noProof/>
               </w:rPr>
-              <w:instrText xml:space="preserve"> PAGEREF _Toc241696045 \h </w:instrText>
+              <w:instrText xml:space="preserve"> PAGEREF _Toc241744917 \h </w:instrText>
             </w:r>
             <w:r>
               <w:rPr>
@@ -2544,7 +2544,7 @@
               <w14:ligatures w14:val="standardContextual"/>
             </w:rPr>
           </w:pPr>
-          <w:hyperlink w:anchor="_Toc241696046" w:history="1">
+          <w:hyperlink w:anchor="_Toc241744918" w:history="1">
             <w:r>
               <w:rPr>
                 <w:rStyle w:val="Hiperligao"/>
@@ -2568,7 +2568,7 @@
               <w:rPr>
                 <w:noProof/>
               </w:rPr>
-              <w:instrText xml:space="preserve"> PAGEREF _Toc241696046 \h </w:instrText>
+              <w:instrText xml:space="preserve"> PAGEREF _Toc241744918 \h </w:instrText>
             </w:r>
             <w:r>
               <w:rPr>
@@ -2610,7 +2610,7 @@
               <w14:ligatures w14:val="standardContextual"/>
             </w:rPr>
           </w:pPr>
-          <w:hyperlink w:anchor="_Toc241696047" w:history="1">
+          <w:hyperlink w:anchor="_Toc241744919" w:history="1">
             <w:r>
               <w:rPr>
                 <w:rStyle w:val="Hiperligao"/>
@@ -2634,7 +2634,7 @@
               <w:rPr>
                 <w:noProof/>
               </w:rPr>
-              <w:instrText xml:space="preserve"> PAGEREF _Toc241696047 \h </w:instrText>
+              <w:instrText xml:space="preserve"> PAGEREF _Toc241744919 \h </w:instrText>
             </w:r>
             <w:r>
               <w:rPr>
@@ -2676,7 +2676,7 @@
               <w14:ligatures w14:val="standardContextual"/>
             </w:rPr>
           </w:pPr>
-          <w:hyperlink w:anchor="_Toc241696048" w:history="1">
+          <w:hyperlink w:anchor="_Toc241744920" w:history="1">
             <w:r>
               <w:rPr>
                 <w:rStyle w:val="Hiperligao"/>
@@ -2700,7 +2700,7 @@
               <w:rPr>
                 <w:noProof/>
               </w:rPr>
-              <w:instrText xml:space="preserve"> PAGEREF _Toc241696048 \h </w:instrText>
+              <w:instrText xml:space="preserve"> PAGEREF _Toc241744920 \h </w:instrText>
             </w:r>
             <w:r>
               <w:rPr>
@@ -2742,7 +2742,7 @@
               <w14:ligatures w14:val="standardContextual"/>
             </w:rPr>
           </w:pPr>
-          <w:hyperlink w:anchor="_Toc241696049" w:history="1">
+          <w:hyperlink w:anchor="_Toc241744921" w:history="1">
             <w:r>
               <w:rPr>
                 <w:rStyle w:val="Hiperligao"/>
@@ -2766,7 +2766,7 @@
               <w:rPr>
                 <w:noProof/>
               </w:rPr>
-              <w:instrText xml:space="preserve"> PAGEREF _Toc241696049 \h </w:instrText>
+              <w:instrText xml:space="preserve"> PAGEREF _Toc241744921 \h </w:instrText>
             </w:r>
             <w:r>
               <w:rPr>
@@ -2808,7 +2808,7 @@
               <w14:ligatures w14:val="standardContextual"/>
             </w:rPr>
           </w:pPr>
-          <w:hyperlink w:anchor="_Toc241696050" w:history="1">
+          <w:hyperlink w:anchor="_Toc241744922" w:history="1">
             <w:r>
               <w:rPr>
                 <w:rStyle w:val="Hiperligao"/>
@@ -2832,7 +2832,7 @@
               <w:rPr>
                 <w:noProof/>
               </w:rPr>
-              <w:instrText xml:space="preserve"> PAGEREF _Toc241696050 \h </w:instrText>
+              <w:instrText xml:space="preserve"> PAGEREF _Toc241744922 \h </w:instrText>
             </w:r>
             <w:r>
               <w:rPr>
@@ -2874,7 +2874,7 @@
               <w14:ligatures w14:val="standardContextual"/>
             </w:rPr>
           </w:pPr>
-          <w:hyperlink w:anchor="_Toc241696051" w:history="1">
+          <w:hyperlink w:anchor="_Toc241744923" w:history="1">
             <w:r>
               <w:rPr>
                 <w:rStyle w:val="Hiperligao"/>
@@ -2898,7 +2898,7 @@
               <w:rPr>
                 <w:noProof/>
               </w:rPr>
-              <w:instrText xml:space="preserve"> PAGEREF _Toc241696051 \h </w:instrText>
+              <w:instrText xml:space="preserve"> PAGEREF _Toc241744923 \h </w:instrText>
             </w:r>
             <w:r>
               <w:rPr>
@@ -2940,7 +2940,7 @@
               <w14:ligatures w14:val="standardContextual"/>
             </w:rPr>
           </w:pPr>
-          <w:hyperlink w:anchor="_Toc241696052" w:history="1">
+          <w:hyperlink w:anchor="_Toc241744924" w:history="1">
             <w:r>
               <w:rPr>
                 <w:rStyle w:val="Hiperligao"/>
@@ -2964,7 +2964,7 @@
               <w:rPr>
                 <w:noProof/>
               </w:rPr>
-              <w:instrText xml:space="preserve"> PAGEREF _Toc241696052 \h </w:instrText>
+              <w:instrText xml:space="preserve"> PAGEREF _Toc241744924 \h </w:instrText>
             </w:r>
             <w:r>
               <w:rPr>
@@ -3006,7 +3006,7 @@
               <w14:ligatures w14:val="standardContextual"/>
             </w:rPr>
           </w:pPr>
-          <w:hyperlink w:anchor="_Toc241696053" w:history="1">
+          <w:hyperlink w:anchor="_Toc241744925" w:history="1">
             <w:r>
               <w:rPr>
                 <w:rStyle w:val="Hiperligao"/>
@@ -3030,7 +3030,7 @@
               <w:rPr>
                 <w:noProof/>
               </w:rPr>
-              <w:instrText xml:space="preserve"> PAGEREF _Toc241696053 \h </w:instrText>
+              <w:instrText xml:space="preserve"> PAGEREF _Toc241744925 \h </w:instrText>
             </w:r>
             <w:r>
               <w:rPr>
@@ -3072,7 +3072,7 @@
               <w14:ligatures w14:val="standardContextual"/>
             </w:rPr>
           </w:pPr>
-          <w:hyperlink w:anchor="_Toc241696054" w:history="1">
+          <w:hyperlink w:anchor="_Toc241744926" w:history="1">
             <w:r>
               <w:rPr>
                 <w:rStyle w:val="Hiperligao"/>
@@ -3096,7 +3096,7 @@
               <w:rPr>
                 <w:noProof/>
               </w:rPr>
-              <w:instrText xml:space="preserve"> PAGEREF _Toc241696054 \h </w:instrText>
+              <w:instrText xml:space="preserve"> PAGEREF _Toc241744926 \h </w:instrText>
             </w:r>
             <w:r>
               <w:rPr>
@@ -3138,7 +3138,7 @@
               <w14:ligatures w14:val="standardContextual"/>
             </w:rPr>
           </w:pPr>
-          <w:hyperlink w:anchor="_Toc241696055" w:history="1">
+          <w:hyperlink w:anchor="_Toc241744927" w:history="1">
             <w:r>
               <w:rPr>
                 <w:rStyle w:val="Hiperligao"/>
@@ -3162,7 +3162,7 @@
               <w:rPr>
                 <w:noProof/>
               </w:rPr>
-              <w:instrText xml:space="preserve"> PAGEREF _Toc241696055 \h </w:instrText>
+              <w:instrText xml:space="preserve"> PAGEREF _Toc241744927 \h </w:instrText>
             </w:r>
             <w:r>
               <w:rPr>
@@ -3204,7 +3204,7 @@
               <w14:ligatures w14:val="standardContextual"/>
             </w:rPr>
           </w:pPr>
-          <w:hyperlink w:anchor="_Toc241696056" w:history="1">
+          <w:hyperlink w:anchor="_Toc241744928" w:history="1">
             <w:r>
               <w:rPr>
                 <w:rStyle w:val="Hiperligao"/>
@@ -3228,7 +3228,7 @@
               <w:rPr>
                 <w:noProof/>
               </w:rPr>
-              <w:instrText xml:space="preserve"> PAGEREF _Toc241696056 \h </w:instrText>
+              <w:instrText xml:space="preserve"> PAGEREF _Toc241744928 \h </w:instrText>
             </w:r>
             <w:r>
               <w:rPr>
@@ -3270,7 +3270,7 @@
               <w14:ligatures w14:val="standardContextual"/>
             </w:rPr>
           </w:pPr>
-          <w:hyperlink w:anchor="_Toc241696057" w:history="1">
+          <w:hyperlink w:anchor="_Toc241744929" w:history="1">
             <w:r>
               <w:rPr>
                 <w:rStyle w:val="Hiperligao"/>
@@ -3294,7 +3294,7 @@
               <w:rPr>
                 <w:noProof/>
               </w:rPr>
-              <w:instrText xml:space="preserve"> PAGEREF _Toc241696057 \h </w:instrText>
+              <w:instrText xml:space="preserve"> PAGEREF _Toc241744929 \h </w:instrText>
             </w:r>
             <w:r>
               <w:rPr>
@@ -3336,7 +3336,7 @@
               <w14:ligatures w14:val="standardContextual"/>
             </w:rPr>
           </w:pPr>
-          <w:hyperlink w:anchor="_Toc241696058" w:history="1">
+          <w:hyperlink w:anchor="_Toc241744930" w:history="1">
             <w:r>
               <w:rPr>
                 <w:rStyle w:val="Hiperligao"/>
@@ -3360,7 +3360,7 @@
               <w:rPr>
                 <w:noProof/>
               </w:rPr>
-              <w:instrText xml:space="preserve"> PAGEREF _Toc241696058 \h </w:instrText>
+              <w:instrText xml:space="preserve"> PAGEREF _Toc241744930 \h </w:instrText>
             </w:r>
             <w:r>
               <w:rPr>
@@ -3402,7 +3402,7 @@
               <w14:ligatures w14:val="standardContextual"/>
             </w:rPr>
           </w:pPr>
-          <w:hyperlink w:anchor="_Toc241696059" w:history="1">
+          <w:hyperlink w:anchor="_Toc241744931" w:history="1">
             <w:r>
               <w:rPr>
                 <w:rStyle w:val="Hiperligao"/>
@@ -3426,7 +3426,7 @@
               <w:rPr>
                 <w:noProof/>
               </w:rPr>
-              <w:instrText xml:space="preserve"> PAGEREF _Toc241696059 \h </w:instrText>
+              <w:instrText xml:space="preserve"> PAGEREF _Toc241744931 \h </w:instrText>
             </w:r>
             <w:r>
               <w:rPr>
@@ -3468,7 +3468,7 @@
               <w14:ligatures w14:val="standardContextual"/>
             </w:rPr>
           </w:pPr>
-          <w:hyperlink w:anchor="_Toc241696060" w:history="1">
+          <w:hyperlink w:anchor="_Toc241744932" w:history="1">
             <w:r>
               <w:rPr>
                 <w:rStyle w:val="Hiperligao"/>
@@ -3492,7 +3492,7 @@
               <w:rPr>
                 <w:noProof/>
               </w:rPr>
-              <w:instrText xml:space="preserve"> PAGEREF _Toc241696060 \h </w:instrText>
+              <w:instrText xml:space="preserve"> PAGEREF _Toc241744932 \h </w:instrText>
             </w:r>
             <w:r>
               <w:rPr>
@@ -3534,7 +3534,7 @@
               <w14:ligatures w14:val="standardContextual"/>
             </w:rPr>
           </w:pPr>
-          <w:hyperlink w:anchor="_Toc241696061" w:history="1">
+          <w:hyperlink w:anchor="_Toc241744933" w:history="1">
             <w:r>
               <w:rPr>
                 <w:rStyle w:val="Hiperligao"/>
@@ -3558,7 +3558,7 @@
               <w:rPr>
                 <w:noProof/>
               </w:rPr>
-              <w:instrText xml:space="preserve"> PAGEREF _Toc241696061 \h </w:instrText>
+              <w:instrText xml:space="preserve"> PAGEREF _Toc241744933 \h </w:instrText>
             </w:r>
             <w:r>
               <w:rPr>
@@ -3600,7 +3600,7 @@
               <w14:ligatures w14:val="standardContextual"/>
             </w:rPr>
           </w:pPr>
-          <w:hyperlink w:anchor="_Toc241696062" w:history="1">
+          <w:hyperlink w:anchor="_Toc241744934" w:history="1">
             <w:r>
               <w:rPr>
                 <w:rStyle w:val="Hiperligao"/>
@@ -3624,7 +3624,7 @@
               <w:rPr>
                 <w:noProof/>
               </w:rPr>
-              <w:instrText xml:space="preserve"> PAGEREF _Toc241696062 \h </w:instrText>
+              <w:instrText xml:space="preserve"> PAGEREF _Toc241744934 \h </w:instrText>
             </w:r>
             <w:r>
               <w:rPr>
@@ -3666,7 +3666,7 @@
               <w14:ligatures w14:val="standardContextual"/>
             </w:rPr>
           </w:pPr>
-          <w:hyperlink w:anchor="_Toc241696063" w:history="1">
+          <w:hyperlink w:anchor="_Toc241744935" w:history="1">
             <w:r>
               <w:rPr>
                 <w:rStyle w:val="Hiperligao"/>
@@ -3690,7 +3690,7 @@
               <w:rPr>
                 <w:noProof/>
               </w:rPr>
-              <w:instrText xml:space="preserve"> PAGEREF _Toc241696063 \h </w:instrText>
+              <w:instrText xml:space="preserve"> PAGEREF _Toc241744935 \h </w:instrText>
             </w:r>
             <w:r>
               <w:rPr>
@@ -3732,7 +3732,7 @@
               <w14:ligatures w14:val="standardContextual"/>
             </w:rPr>
           </w:pPr>
-          <w:hyperlink w:anchor="_Toc241696064" w:history="1">
+          <w:hyperlink w:anchor="_Toc241744936" w:history="1">
             <w:r>
               <w:rPr>
                 <w:rStyle w:val="Hiperligao"/>
@@ -3756,7 +3756,7 @@
               <w:rPr>
                 <w:noProof/>
               </w:rPr>
-              <w:instrText xml:space="preserve"> PAGEREF _Toc241696064 \h </w:instrText>
+              <w:instrText xml:space="preserve"> PAGEREF _Toc241744936 \h </w:instrText>
             </w:r>
             <w:r>
               <w:rPr>
@@ -3798,7 +3798,7 @@
               <w14:ligatures w14:val="standardContextual"/>
             </w:rPr>
           </w:pPr>
-          <w:hyperlink w:anchor="_Toc241696065" w:history="1">
+          <w:hyperlink w:anchor="_Toc241744937" w:history="1">
             <w:r>
               <w:rPr>
                 <w:rStyle w:val="Hiperligao"/>
@@ -3822,7 +3822,7 @@
               <w:rPr>
                 <w:noProof/>
               </w:rPr>
-              <w:instrText xml:space="preserve"> PAGEREF _Toc241696065 \h </w:instrText>
+              <w:instrText xml:space="preserve"> PAGEREF _Toc241744937 \h </w:instrText>
             </w:r>
             <w:r>
               <w:rPr>
@@ -3864,7 +3864,7 @@
               <w14:ligatures w14:val="standardContextual"/>
             </w:rPr>
           </w:pPr>
-          <w:hyperlink w:anchor="_Toc241696066" w:history="1">
+          <w:hyperlink w:anchor="_Toc241744938" w:history="1">
             <w:r>
               <w:rPr>
                 <w:rStyle w:val="Hiperligao"/>
@@ -3888,7 +3888,7 @@
               <w:rPr>
                 <w:noProof/>
               </w:rPr>
-              <w:instrText xml:space="preserve"> PAGEREF _Toc241696066 \h </w:instrText>
+              <w:instrText xml:space="preserve"> PAGEREF _Toc241744938 \h </w:instrText>
             </w:r>
             <w:r>
               <w:rPr>
@@ -3930,7 +3930,7 @@
               <w14:ligatures w14:val="standardContextual"/>
             </w:rPr>
           </w:pPr>
-          <w:hyperlink w:anchor="_Toc241696067" w:history="1">
+          <w:hyperlink w:anchor="_Toc241744939" w:history="1">
             <w:r>
               <w:rPr>
                 <w:rStyle w:val="Hiperligao"/>
@@ -3954,7 +3954,7 @@
               <w:rPr>
                 <w:noProof/>
               </w:rPr>
-              <w:instrText xml:space="preserve"> PAGEREF _Toc241696067 \h </w:instrText>
+              <w:instrText xml:space="preserve"> PAGEREF _Toc241744939 \h </w:instrText>
             </w:r>
             <w:r>
               <w:rPr>
@@ -3996,7 +3996,7 @@
               <w14:ligatures w14:val="standardContextual"/>
             </w:rPr>
           </w:pPr>
-          <w:hyperlink w:anchor="_Toc241696068" w:history="1">
+          <w:hyperlink w:anchor="_Toc241744940" w:history="1">
             <w:r>
               <w:rPr>
                 <w:rStyle w:val="Hiperligao"/>
@@ -4020,7 +4020,7 @@
               <w:rPr>
                 <w:noProof/>
               </w:rPr>
-              <w:instrText xml:space="preserve"> PAGEREF _Toc241696068 \h </w:instrText>
+              <w:instrText xml:space="preserve"> PAGEREF _Toc241744940 \h </w:instrText>
             </w:r>
             <w:r>
               <w:rPr>
@@ -4062,7 +4062,7 @@
               <w14:ligatures w14:val="standardContextual"/>
             </w:rPr>
           </w:pPr>
-          <w:hyperlink w:anchor="_Toc241696069" w:history="1">
+          <w:hyperlink w:anchor="_Toc241744941" w:history="1">
             <w:r>
               <w:rPr>
                 <w:rStyle w:val="Hiperligao"/>
@@ -4086,7 +4086,7 @@
               <w:rPr>
                 <w:noProof/>
               </w:rPr>
-              <w:instrText xml:space="preserve"> PAGEREF _Toc241696069 \h </w:instrText>
+              <w:instrText xml:space="preserve"> PAGEREF _Toc241744941 \h </w:instrText>
             </w:r>
             <w:r>
               <w:rPr>
@@ -4128,7 +4128,7 @@
               <w14:ligatures w14:val="standardContextual"/>
             </w:rPr>
           </w:pPr>
-          <w:hyperlink w:anchor="_Toc241696070" w:history="1">
+          <w:hyperlink w:anchor="_Toc241744942" w:history="1">
             <w:r>
               <w:rPr>
                 <w:rStyle w:val="Hiperligao"/>
@@ -4152,7 +4152,7 @@
               <w:rPr>
                 <w:noProof/>
               </w:rPr>
-              <w:instrText xml:space="preserve"> PAGEREF _Toc241696070 \h </w:instrText>
+              <w:instrText xml:space="preserve"> PAGEREF _Toc241744942 \h </w:instrText>
             </w:r>
             <w:r>
               <w:rPr>
@@ -4194,7 +4194,7 @@
               <w14:ligatures w14:val="standardContextual"/>
             </w:rPr>
           </w:pPr>
-          <w:hyperlink w:anchor="_Toc241696071" w:history="1">
+          <w:hyperlink w:anchor="_Toc241744943" w:history="1">
             <w:r>
               <w:rPr>
                 <w:rStyle w:val="Hiperligao"/>
@@ -4218,7 +4218,7 @@
               <w:rPr>
                 <w:noProof/>
               </w:rPr>
-              <w:instrText xml:space="preserve"> PAGEREF _Toc241696071 \h </w:instrText>
+              <w:instrText xml:space="preserve"> PAGEREF _Toc241744943 \h </w:instrText>
             </w:r>
             <w:r>
               <w:rPr>
@@ -4266,7 +4266,7 @@
       <w:pPr>
         <w:pStyle w:val="Ttulo1"/>
       </w:pPr>
-      <w:bookmarkStart w:id="0" w:name="_Toc241696009"/>
+      <w:bookmarkStart w:id="0" w:name="_Toc241744881"/>
       <w:r>
         <w:lastRenderedPageBreak/>
         <w:t>Su rol de un vistazo</w:t>
@@ -4347,7 +4347,7 @@
       <w:pPr>
         <w:pStyle w:val="Ttulo2"/>
       </w:pPr>
-      <w:bookmarkStart w:id="1" w:name="_Toc241696010"/>
+      <w:bookmarkStart w:id="1" w:name="_Toc241744882"/>
       <w:r>
         <w:t>Puede / No puede</w:t>
       </w:r>
@@ -5195,7 +5195,7 @@
       <w:pPr>
         <w:pStyle w:val="Ttulo2"/>
       </w:pPr>
-      <w:bookmarkStart w:id="2" w:name="_Toc241696011"/>
+      <w:bookmarkStart w:id="2" w:name="_Toc241744883"/>
       <w:r>
         <w:t>De dónde procede su acceso</w:t>
       </w:r>
@@ -5306,7 +5306,7 @@
       <w:pPr>
         <w:pStyle w:val="Ttulo2"/>
       </w:pPr>
-      <w:bookmarkStart w:id="3" w:name="_Toc241696012"/>
+      <w:bookmarkStart w:id="3" w:name="_Toc241744884"/>
       <w:r>
         <w:t>Cómo iniciar sesión, cambiar la contraseña y cerrar sesión</w:t>
       </w:r>
@@ -5420,7 +5420,7 @@
           <w:noProof/>
         </w:rPr>
         <w:drawing>
-          <wp:inline distT="0" distB="0" distL="0" distR="0" wp14:anchorId="3EADEB13" wp14:editId="31201650">
+          <wp:inline distT="0" distB="0" distL="0" distR="0" wp14:anchorId="2DCE9D34" wp14:editId="6A71ACFA">
             <wp:extent cx="5715000" cy="3571875"/>
             <wp:effectExtent l="0" t="0" r="0" b="0"/>
             <wp:docPr id="79" name="01-login.png" descr="La página de inicio de sesión con Correo electrónico, Contraseña, Recordarme y el botón Iniciar sesión." title="La página de inicio de sesión con Correo electrónico, Contraseña, Recordarme y el botón Iniciar sesión."/>
@@ -5538,7 +5538,7 @@
           <w:noProof/>
         </w:rPr>
         <w:drawing>
-          <wp:inline distT="0" distB="0" distL="0" distR="0" wp14:anchorId="3704CFCF" wp14:editId="4EA4FC62">
+          <wp:inline distT="0" distB="0" distL="0" distR="0" wp14:anchorId="2605F1E7" wp14:editId="4D1DE0CA">
             <wp:extent cx="5715000" cy="3571875"/>
             <wp:effectExtent l="0" t="0" r="0" b="0"/>
             <wp:docPr id="80" name="03-user-menu.png" descr="El menú de la cuenta abierto, con Configuración y Cerrar sesión." title="El menú de la cuenta abierto, con Configuración y Cerrar sesión."/>
@@ -5590,7 +5590,7 @@
       <w:pPr>
         <w:pStyle w:val="Ttulo2"/>
       </w:pPr>
-      <w:bookmarkStart w:id="4" w:name="_Toc241696013"/>
+      <w:bookmarkStart w:id="4" w:name="_Toc241744885"/>
       <w:r>
         <w:t>La barra lateral</w:t>
       </w:r>
@@ -6131,7 +6131,7 @@
         </w:rPr>
         <w:lastRenderedPageBreak/>
         <w:drawing>
-          <wp:inline distT="0" distB="0" distL="0" distR="0" wp14:anchorId="2A7320AE" wp14:editId="1DB98E53">
+          <wp:inline distT="0" distB="0" distL="0" distR="0" wp14:anchorId="0E45963A" wp14:editId="1EA0F7AE">
             <wp:extent cx="5715000" cy="5133975"/>
             <wp:effectExtent l="0" t="0" r="0" b="0"/>
             <wp:docPr id="81" name="01-dashboard-sidebar.png" descr="La barra lateral completa de Administrador, con Modelado de datos y Migración." title="La barra lateral completa de Administrador, con Modelado de datos y Migración."/>
@@ -6184,7 +6184,7 @@
         <w:pStyle w:val="Ttulo1"/>
         <w:pageBreakBefore/>
       </w:pPr>
-      <w:bookmarkStart w:id="5" w:name="_Toc241696014"/>
+      <w:bookmarkStart w:id="5" w:name="_Toc241744886"/>
       <w:r>
         <w:lastRenderedPageBreak/>
         <w:t>Configuración</w:t>
@@ -6214,7 +6214,7 @@
           <w:noProof/>
         </w:rPr>
         <w:drawing>
-          <wp:inline distT="0" distB="0" distL="0" distR="0" wp14:anchorId="7295DB31" wp14:editId="7A06ED38">
+          <wp:inline distT="0" distB="0" distL="0" distR="0" wp14:anchorId="204A8210" wp14:editId="656C6DF6">
             <wp:extent cx="5715000" cy="3571875"/>
             <wp:effectExtent l="0" t="0" r="0" b="0"/>
             <wp:docPr id="82" name="04-settings.png" descr="La página Configuración con las tarjetas Idioma, Tema y Paleta de colores." title="La página Configuración con las tarjetas Idioma, Tema y Paleta de colores."/>
@@ -7563,7 +7563,7 @@
         <w:pStyle w:val="Ttulo1"/>
         <w:pageBreakBefore/>
       </w:pPr>
-      <w:bookmarkStart w:id="6" w:name="_Toc241696015"/>
+      <w:bookmarkStart w:id="6" w:name="_Toc241744887"/>
       <w:r>
         <w:lastRenderedPageBreak/>
         <w:t>Panel</w:t>
@@ -7596,7 +7596,7 @@
           <w:noProof/>
         </w:rPr>
         <w:drawing>
-          <wp:inline distT="0" distB="0" distL="0" distR="0" wp14:anchorId="76C77873" wp14:editId="5D64BE66">
+          <wp:inline distT="0" distB="0" distL="0" distR="0" wp14:anchorId="0BC36185" wp14:editId="6180D50D">
             <wp:extent cx="5715000" cy="5133975"/>
             <wp:effectExtent l="0" t="0" r="0" b="0"/>
             <wp:docPr id="83" name="01-dashboard-sidebar.png" descr="El panel de Administrador con las tarjetas de resumen y la lista Mapas recientes." title="El panel de Administrador con las tarjetas de resumen y la lista Mapas recientes."/>
@@ -8105,7 +8105,7 @@
         <w:pStyle w:val="Ttulo1"/>
         <w:pageBreakBefore/>
       </w:pPr>
-      <w:bookmarkStart w:id="7" w:name="_Toc241696016"/>
+      <w:bookmarkStart w:id="7" w:name="_Toc241744888"/>
       <w:r>
         <w:lastRenderedPageBreak/>
         <w:t>Mapas</w:t>
@@ -8135,7 +8135,7 @@
           <w:noProof/>
         </w:rPr>
         <w:drawing>
-          <wp:inline distT="0" distB="0" distL="0" distR="0" wp14:anchorId="7CE93B2C" wp14:editId="1A900B4F">
+          <wp:inline distT="0" distB="0" distL="0" distR="0" wp14:anchorId="267A343B" wp14:editId="3932937A">
             <wp:extent cx="5715000" cy="3429000"/>
             <wp:effectExtent l="0" t="0" r="0" b="0"/>
             <wp:docPr id="84" name="02-maps-all.png" descr="La lista de Mapas, pestaña Todos, con todos los iconos de fila y la sección Libros de trabajo encima." title="La lista de Mapas, pestaña Todos, con todos los iconos de fila y la sección Libros de trabajo encima."/>
@@ -8187,7 +8187,7 @@
       <w:pPr>
         <w:pStyle w:val="Ttulo2"/>
       </w:pPr>
-      <w:bookmarkStart w:id="8" w:name="_Toc241696017"/>
+      <w:bookmarkStart w:id="8" w:name="_Toc241744889"/>
       <w:r>
         <w:t>La lista</w:t>
       </w:r>
@@ -9391,7 +9391,7 @@
       <w:pPr>
         <w:pStyle w:val="Ttulo2"/>
       </w:pPr>
-      <w:bookmarkStart w:id="9" w:name="_Toc241696018"/>
+      <w:bookmarkStart w:id="9" w:name="_Toc241744890"/>
       <w:r>
         <w:t>Libros de trabajo</w:t>
       </w:r>
@@ -9805,7 +9805,7 @@
       <w:pPr>
         <w:pStyle w:val="Ttulo2"/>
       </w:pPr>
-      <w:bookmarkStart w:id="10" w:name="_Toc241696019"/>
+      <w:bookmarkStart w:id="10" w:name="_Toc241744891"/>
       <w:r>
         <w:lastRenderedPageBreak/>
         <w:t>Compartir un mapa</w:t>
@@ -9828,7 +9828,7 @@
           <w:noProof/>
         </w:rPr>
         <w:drawing>
-          <wp:inline distT="0" distB="0" distL="0" distR="0" wp14:anchorId="230EA726" wp14:editId="042F214B">
+          <wp:inline distT="0" distB="0" distL="0" distR="0" wp14:anchorId="64507334" wp14:editId="7D608175">
             <wp:extent cx="3743325" cy="3895725"/>
             <wp:effectExtent l="0" t="0" r="0" b="0"/>
             <wp:docPr id="85" name="03-share-dialog.png" descr="El cuadro Compartir mapa con un cuadro de búsqueda y los botones Puede ver, Puede exportar y Puede editar." title="El cuadro Compartir mapa con un cuadro de búsqueda y los botones Puede ver, Puede exportar y Puede editar."/>
@@ -10305,7 +10305,7 @@
       <w:pPr>
         <w:pStyle w:val="Ttulo2"/>
       </w:pPr>
-      <w:bookmarkStart w:id="11" w:name="_Toc241696020"/>
+      <w:bookmarkStart w:id="11" w:name="_Toc241744892"/>
       <w:r>
         <w:lastRenderedPageBreak/>
         <w:t>Compartir un libro completo</w:t>
@@ -10361,7 +10361,7 @@
       <w:pPr>
         <w:pStyle w:val="Ttulo2"/>
       </w:pPr>
-      <w:bookmarkStart w:id="12" w:name="_Toc241696021"/>
+      <w:bookmarkStart w:id="12" w:name="_Toc241744893"/>
       <w:r>
         <w:t>Copiar un mapa</w:t>
       </w:r>
@@ -10376,7 +10376,7 @@
       <w:pPr>
         <w:pStyle w:val="Ttulo2"/>
       </w:pPr>
-      <w:bookmarkStart w:id="13" w:name="_Toc241696022"/>
+      <w:bookmarkStart w:id="13" w:name="_Toc241744894"/>
       <w:r>
         <w:t>Ejemplo: dar acceso de lectura a un compañero</w:t>
       </w:r>
@@ -10507,7 +10507,7 @@
         <w:pStyle w:val="Ttulo1"/>
         <w:pageBreakBefore/>
       </w:pPr>
-      <w:bookmarkStart w:id="14" w:name="_Toc241696023"/>
+      <w:bookmarkStart w:id="14" w:name="_Toc241744895"/>
       <w:r>
         <w:lastRenderedPageBreak/>
         <w:t>Generador de mapas</w:t>
@@ -10540,7 +10540,7 @@
           <w:noProof/>
         </w:rPr>
         <w:drawing>
-          <wp:inline distT="0" distB="0" distL="0" distR="0" wp14:anchorId="1F1CEE79" wp14:editId="33F56296">
+          <wp:inline distT="0" distB="0" distL="0" distR="0" wp14:anchorId="7A535119" wp14:editId="695B25FD">
             <wp:extent cx="5715000" cy="3571875"/>
             <wp:effectExtent l="0" t="0" r="0" b="0"/>
             <wp:docPr id="86" name="05-builder-overview.png" descr="El generador de mapas con el árbol Áreas de negocio, el lienzo de columnas y el panel Propiedades." title="El generador de mapas con el árbol Áreas de negocio, el lienzo de columnas y el panel Propiedades."/>
@@ -10592,7 +10592,7 @@
       <w:pPr>
         <w:pStyle w:val="Ttulo2"/>
       </w:pPr>
-      <w:bookmarkStart w:id="15" w:name="_Toc241696024"/>
+      <w:bookmarkStart w:id="15" w:name="_Toc241744896"/>
       <w:r>
         <w:t>La pantalla</w:t>
       </w:r>
@@ -10752,7 +10752,7 @@
       <w:pPr>
         <w:pStyle w:val="Ttulo2"/>
       </w:pPr>
-      <w:bookmarkStart w:id="16" w:name="_Toc241696025"/>
+      <w:bookmarkStart w:id="16" w:name="_Toc241744897"/>
       <w:r>
         <w:t>La barra de herramientas</w:t>
       </w:r>
@@ -11968,7 +11968,7 @@
       <w:pPr>
         <w:pStyle w:val="Ttulo2"/>
       </w:pPr>
-      <w:bookmarkStart w:id="17" w:name="_Toc241696026"/>
+      <w:bookmarkStart w:id="17" w:name="_Toc241744898"/>
       <w:r>
         <w:t>Crear un mapa</w:t>
       </w:r>
@@ -12176,7 +12176,7 @@
       <w:pPr>
         <w:pStyle w:val="Ttulo2"/>
       </w:pPr>
-      <w:bookmarkStart w:id="18" w:name="_Toc241696027"/>
+      <w:bookmarkStart w:id="18" w:name="_Toc241744899"/>
       <w:r>
         <w:t>Configurar una columna</w:t>
       </w:r>
@@ -14986,7 +14986,7 @@
           <w:noProof/>
         </w:rPr>
         <w:drawing>
-          <wp:inline distT="0" distB="0" distL="0" distR="0" wp14:anchorId="67D3EB08" wp14:editId="47EC8A3E">
+          <wp:inline distT="0" distB="0" distL="0" distR="0" wp14:anchorId="68CD4921" wp14:editId="267B583F">
             <wp:extent cx="5715000" cy="3571875"/>
             <wp:effectExtent l="0" t="0" r="0" b="0"/>
             <wp:docPr id="87" name="08-builder-column-aggregation.png" descr="El cuadro Configurar columna con la lista Agregación abierta." title="El cuadro Configurar columna con la lista Agregación abierta."/>
@@ -15038,7 +15038,7 @@
       <w:pPr>
         <w:pStyle w:val="Ttulo2"/>
       </w:pPr>
-      <w:bookmarkStart w:id="19" w:name="_Toc241696028"/>
+      <w:bookmarkStart w:id="19" w:name="_Toc241744900"/>
       <w:r>
         <w:t>La pestaña Propiedades</w:t>
       </w:r>
@@ -15886,7 +15886,7 @@
       <w:pPr>
         <w:pStyle w:val="Ttulo2"/>
       </w:pPr>
-      <w:bookmarkStart w:id="20" w:name="_Toc241696029"/>
+      <w:bookmarkStart w:id="20" w:name="_Toc241744901"/>
       <w:r>
         <w:t>La pestaña Condiciones</w:t>
       </w:r>
@@ -17429,7 +17429,7 @@
       <w:pPr>
         <w:pStyle w:val="Ttulo2"/>
       </w:pPr>
-      <w:bookmarkStart w:id="21" w:name="_Toc241696030"/>
+      <w:bookmarkStart w:id="21" w:name="_Toc241744902"/>
       <w:r>
         <w:t>La pestaña Ordenación</w:t>
       </w:r>
@@ -17874,7 +17874,7 @@
       <w:pPr>
         <w:pStyle w:val="Ttulo2"/>
       </w:pPr>
-      <w:bookmarkStart w:id="22" w:name="_Toc241696031"/>
+      <w:bookmarkStart w:id="22" w:name="_Toc241744903"/>
       <w:r>
         <w:t>La pestaña Parámetros</w:t>
       </w:r>
@@ -18784,7 +18784,7 @@
       <w:pPr>
         <w:pStyle w:val="Ttulo2"/>
       </w:pPr>
-      <w:bookmarkStart w:id="23" w:name="_Toc241696032"/>
+      <w:bookmarkStart w:id="23" w:name="_Toc241744904"/>
       <w:r>
         <w:lastRenderedPageBreak/>
         <w:t>La pestaña Campos calculados</w:t>
@@ -19683,7 +19683,7 @@
       <w:pPr>
         <w:pStyle w:val="Ttulo2"/>
       </w:pPr>
-      <w:bookmarkStart w:id="24" w:name="_Toc241696033"/>
+      <w:bookmarkStart w:id="24" w:name="_Toc241744905"/>
       <w:r>
         <w:t>Formato condicional</w:t>
       </w:r>
@@ -21077,7 +21077,7 @@
       <w:pPr>
         <w:pStyle w:val="Ttulo2"/>
       </w:pPr>
-      <w:bookmarkStart w:id="25" w:name="_Toc241696034"/>
+      <w:bookmarkStart w:id="25" w:name="_Toc241744906"/>
       <w:r>
         <w:t>Ejecutar un mapa y leer el resultado</w:t>
       </w:r>
@@ -22149,7 +22149,7 @@
           <w:noProof/>
         </w:rPr>
         <w:drawing>
-          <wp:inline distT="0" distB="0" distL="0" distR="0" wp14:anchorId="58803B6C" wp14:editId="4A748257">
+          <wp:inline distT="0" distB="0" distL="0" distR="0" wp14:anchorId="64F539E2" wp14:editId="2EBA7A81">
             <wp:extent cx="5715000" cy="3571875"/>
             <wp:effectExtent l="0" t="0" r="0" b="0"/>
             <wp:docPr id="88" name="03-viewer-results.png" descr="Los resultados de una ejecución con los botones SQL y Plan junto a los botones Excel, CSV y PDF." title="Los resultados de una ejecución con los botones SQL y Plan junto a los botones Excel, CSV y PDF."/>
@@ -22216,7 +22216,7 @@
       <w:pPr>
         <w:pStyle w:val="Ttulo2"/>
       </w:pPr>
-      <w:bookmarkStart w:id="26" w:name="_Toc241696035"/>
+      <w:bookmarkStart w:id="26" w:name="_Toc241744907"/>
       <w:r>
         <w:t>Rechazos y errores</w:t>
       </w:r>
@@ -22855,7 +22855,7 @@
         <w:pStyle w:val="Ttulo1"/>
         <w:pageBreakBefore/>
       </w:pPr>
-      <w:bookmarkStart w:id="27" w:name="_Toc241696036"/>
+      <w:bookmarkStart w:id="27" w:name="_Toc241744908"/>
       <w:r>
         <w:lastRenderedPageBreak/>
         <w:t>El visor de mapas</w:t>
@@ -22888,7 +22888,7 @@
           <w:noProof/>
         </w:rPr>
         <w:drawing>
-          <wp:inline distT="0" distB="0" distL="0" distR="0" wp14:anchorId="72B910DB" wp14:editId="40C885D0">
+          <wp:inline distT="0" distB="0" distL="0" distR="0" wp14:anchorId="42FA73D1" wp14:editId="1D39E14F">
             <wp:extent cx="5715000" cy="3571875"/>
             <wp:effectExtent l="0" t="0" r="0" b="0"/>
             <wp:docPr id="89" name="25-viewer-results.png" descr="El visor de mapas tras una ejecución completada, con la cuadrícula de resultados y los botones de exportación." title="El visor de mapas tras una ejecución completada, con la cuadrícula de resultados y los botones de exportación."/>
@@ -23493,7 +23493,7 @@
         <w:pStyle w:val="Ttulo1"/>
         <w:pageBreakBefore/>
       </w:pPr>
-      <w:bookmarkStart w:id="28" w:name="_Toc241696037"/>
+      <w:bookmarkStart w:id="28" w:name="_Toc241744909"/>
       <w:r>
         <w:lastRenderedPageBreak/>
         <w:t>Ejecuciones</w:t>
@@ -23523,7 +23523,7 @@
           <w:noProof/>
         </w:rPr>
         <w:drawing>
-          <wp:inline distT="0" distB="0" distL="0" distR="0" wp14:anchorId="67C257E6" wp14:editId="25B2FC81">
+          <wp:inline distT="0" distB="0" distL="0" distR="0" wp14:anchorId="50855902" wp14:editId="26B47C3E">
             <wp:extent cx="5715000" cy="3571875"/>
             <wp:effectExtent l="0" t="0" r="0" b="0"/>
             <wp:docPr id="90" name="04-runs-every-user.png" descr="La página Ejecuciones mostrando las ejecuciones de todos los usuarios." title="La página Ejecuciones mostrando las ejecuciones de todos los usuarios."/>
@@ -24853,7 +24853,7 @@
         <w:pStyle w:val="Ttulo1"/>
         <w:pageBreakBefore/>
       </w:pPr>
-      <w:bookmarkStart w:id="29" w:name="_Toc241696038"/>
+      <w:bookmarkStart w:id="29" w:name="_Toc241744910"/>
       <w:r>
         <w:lastRenderedPageBreak/>
         <w:t>Exportaciones</w:t>
@@ -24883,7 +24883,7 @@
           <w:noProof/>
         </w:rPr>
         <w:drawing>
-          <wp:inline distT="0" distB="0" distL="0" distR="0" wp14:anchorId="5E8DB48F" wp14:editId="7D54A7AA">
+          <wp:inline distT="0" distB="0" distL="0" distR="0" wp14:anchorId="750F1A2E" wp14:editId="5F6C57BC">
             <wp:extent cx="5715000" cy="3571875"/>
             <wp:effectExtent l="0" t="0" r="0" b="0"/>
             <wp:docPr id="91" name="05-exports.png" descr="La página Exportaciones con la lista de trabajos de exportación, su estado y los botones de descarga." title="La página Exportaciones con la lista de trabajos de exportación, su estado y los botones de descarga."/>
@@ -25564,7 +25564,7 @@
         <w:pStyle w:val="Ttulo1"/>
         <w:pageBreakBefore/>
       </w:pPr>
-      <w:bookmarkStart w:id="30" w:name="_Toc241696039"/>
+      <w:bookmarkStart w:id="30" w:name="_Toc241744911"/>
       <w:r>
         <w:lastRenderedPageBreak/>
         <w:t>Programaciones</w:t>
@@ -25597,7 +25597,7 @@
           <w:noProof/>
         </w:rPr>
         <w:drawing>
-          <wp:inline distT="0" distB="0" distL="0" distR="0" wp14:anchorId="33B11D2B" wp14:editId="2CB8D091">
+          <wp:inline distT="0" distB="0" distL="0" distR="0" wp14:anchorId="5A6EBF68" wp14:editId="65B1D923">
             <wp:extent cx="5715000" cy="3571875"/>
             <wp:effectExtent l="0" t="0" r="0" b="0"/>
             <wp:docPr id="92" name="38-schedules-list.png" descr="La página Programaciones con una programación en pausa y sus iconos de acción." title="La página Programaciones con una programación en pausa y sus iconos de acción."/>
@@ -26308,7 +26308,7 @@
       <w:pPr>
         <w:pStyle w:val="Ttulo2"/>
       </w:pPr>
-      <w:bookmarkStart w:id="31" w:name="_Toc241696040"/>
+      <w:bookmarkStart w:id="31" w:name="_Toc241744912"/>
       <w:r>
         <w:t>Nueva programación y Editar programación</w:t>
       </w:r>
@@ -27743,7 +27743,7 @@
           <w:noProof/>
         </w:rPr>
         <w:drawing>
-          <wp:inline distT="0" distB="0" distL="0" distR="0" wp14:anchorId="49260B44" wp14:editId="538AF935">
+          <wp:inline distT="0" distB="0" distL="0" distR="0" wp14:anchorId="72E4042E" wp14:editId="30814B34">
             <wp:extent cx="3743325" cy="4676775"/>
             <wp:effectExtent l="0" t="0" r="0" b="0"/>
             <wp:docPr id="93" name="34-schedule-custom-cron.png" descr="El cuadro Nueva programación con una frecuencia personalizada y el campo Expresión cron." title="El cuadro Nueva programación con una frecuencia personalizada y el campo Expresión cron."/>
@@ -27795,7 +27795,7 @@
       <w:pPr>
         <w:pStyle w:val="Ttulo2"/>
       </w:pPr>
-      <w:bookmarkStart w:id="32" w:name="_Toc241696041"/>
+      <w:bookmarkStart w:id="32" w:name="_Toc241744913"/>
       <w:r>
         <w:t>Historial de ejecución</w:t>
       </w:r>
@@ -28244,7 +28244,7 @@
       <w:pPr>
         <w:pStyle w:val="Ttulo2"/>
       </w:pPr>
-      <w:bookmarkStart w:id="33" w:name="_Toc241696042"/>
+      <w:bookmarkStart w:id="33" w:name="_Toc241744914"/>
       <w:r>
         <w:lastRenderedPageBreak/>
         <w:t>Ejemplo: un resultado semanal</w:t>
@@ -28450,7 +28450,7 @@
         <w:pStyle w:val="Ttulo1"/>
         <w:pageBreakBefore/>
       </w:pPr>
-      <w:bookmarkStart w:id="34" w:name="_Toc241696043"/>
+      <w:bookmarkStart w:id="34" w:name="_Toc241744915"/>
       <w:r>
         <w:lastRenderedPageBreak/>
         <w:t>Áreas de negocio</w:t>
@@ -28483,7 +28483,7 @@
           <w:noProof/>
         </w:rPr>
         <w:drawing>
-          <wp:inline distT="0" distB="0" distL="0" distR="0" wp14:anchorId="1587475D" wp14:editId="01C97DDA">
+          <wp:inline distT="0" distB="0" distL="0" distR="0" wp14:anchorId="6B2ED258" wp14:editId="7E486C9B">
             <wp:extent cx="5715000" cy="3571875"/>
             <wp:effectExtent l="0" t="0" r="0" b="0"/>
             <wp:docPr id="94" name="06-business-areas.png" descr="La página Áreas de negocio con la lista de áreas, el botón Nueva área de negocio y los iconos de fila." title="La página Áreas de negocio con la lista de áreas, el botón Nueva área de negocio y los iconos de fila."/>
@@ -28997,7 +28997,7 @@
         </w:rPr>
         <w:lastRenderedPageBreak/>
         <w:drawing>
-          <wp:inline distT="0" distB="0" distL="0" distR="0" wp14:anchorId="29EDB71D" wp14:editId="1F969FBE">
+          <wp:inline distT="0" distB="0" distL="0" distR="0" wp14:anchorId="3B7B7337" wp14:editId="09FFD708">
             <wp:extent cx="3324225" cy="2047875"/>
             <wp:effectExtent l="0" t="0" r="0" b="0"/>
             <wp:docPr id="95" name="07-business-areas-new.png" descr="El cuadro Nueva área de negocio con los campos Nombre y Descripción." title="El cuadro Nueva área de negocio con los campos Nombre y Descripción."/>
@@ -29049,7 +29049,7 @@
       <w:pPr>
         <w:pStyle w:val="Ttulo2"/>
       </w:pPr>
-      <w:bookmarkStart w:id="35" w:name="_Toc241696044"/>
+      <w:bookmarkStart w:id="35" w:name="_Toc241744916"/>
       <w:r>
         <w:t>Crear un área de negocio</w:t>
       </w:r>
@@ -29153,7 +29153,7 @@
       <w:pPr>
         <w:pStyle w:val="Ttulo2"/>
       </w:pPr>
-      <w:bookmarkStart w:id="36" w:name="_Toc241696045"/>
+      <w:bookmarkStart w:id="36" w:name="_Toc241744917"/>
       <w:r>
         <w:t>Concesiones</w:t>
       </w:r>
@@ -29185,7 +29185,7 @@
           <w:noProof/>
         </w:rPr>
         <w:drawing>
-          <wp:inline distT="0" distB="0" distL="0" distR="0" wp14:anchorId="707AFC16" wp14:editId="3925BD72">
+          <wp:inline distT="0" distB="0" distL="0" distR="0" wp14:anchorId="36E8FD69" wp14:editId="234E8521">
             <wp:extent cx="5715000" cy="3571875"/>
             <wp:effectExtent l="0" t="0" r="0" b="0"/>
             <wp:docPr id="96" name="09-business-areas-grants-permission.png" descr="El cuadro Administrar concesiones con la lista Permiso abierta." title="El cuadro Administrar concesiones con la lista Permiso abierta."/>
@@ -30442,7 +30442,7 @@
         <w:pStyle w:val="Ttulo1"/>
         <w:pageBreakBefore/>
       </w:pPr>
-      <w:bookmarkStart w:id="37" w:name="_Toc241696046"/>
+      <w:bookmarkStart w:id="37" w:name="_Toc241744918"/>
       <w:r>
         <w:lastRenderedPageBreak/>
         <w:t>Carpetas</w:t>
@@ -30505,7 +30505,7 @@
           <w:noProof/>
         </w:rPr>
         <w:drawing>
-          <wp:inline distT="0" distB="0" distL="0" distR="0" wp14:anchorId="77E19627" wp14:editId="244A4AE9">
+          <wp:inline distT="0" distB="0" distL="0" distR="0" wp14:anchorId="1656109E" wp14:editId="7EC837C4">
             <wp:extent cx="5715000" cy="3571875"/>
             <wp:effectExtent l="0" t="0" r="0" b="0"/>
             <wp:docPr id="97" name="11-folders.png" descr="La página Carpetas con un área de negocio elegida, mostrando la tabla de carpetas y los iconos de fila." title="La página Carpetas con un área de negocio elegida, mostrando la tabla de carpetas y los iconos de fila."/>
@@ -31284,7 +31284,7 @@
       <w:pPr>
         <w:pStyle w:val="Ttulo2"/>
       </w:pPr>
-      <w:bookmarkStart w:id="38" w:name="_Toc241696047"/>
+      <w:bookmarkStart w:id="38" w:name="_Toc241744919"/>
       <w:r>
         <w:t>El asistente de carpetas</w:t>
       </w:r>
@@ -32714,7 +32714,7 @@
         </w:rPr>
         <w:lastRenderedPageBreak/>
         <w:drawing>
-          <wp:inline distT="0" distB="0" distL="0" distR="0" wp14:anchorId="5128801F" wp14:editId="19C7F6F0">
+          <wp:inline distT="0" distB="0" distL="0" distR="0" wp14:anchorId="62104726" wp14:editId="25865AD7">
             <wp:extent cx="2238375" cy="5905500"/>
             <wp:effectExtent l="0" t="0" r="0" b="0"/>
             <wp:docPr id="98" name="15-folders-picked.png" descr="El cuadro Nueva carpeta con una tabla elegida y la lista de comprobación Elementos a crear." title="El cuadro Nueva carpeta con una tabla elegida y la lista de comprobación Elementos a crear."/>
@@ -32901,7 +32901,7 @@
       <w:pPr>
         <w:pStyle w:val="Ttulo2"/>
       </w:pPr>
-      <w:bookmarkStart w:id="39" w:name="_Toc241696048"/>
+      <w:bookmarkStart w:id="39" w:name="_Toc241744920"/>
       <w:r>
         <w:t>Compartir una carpeta en otra área de negocio</w:t>
       </w:r>
@@ -33011,7 +33011,7 @@
           <w:noProof/>
         </w:rPr>
         <w:drawing>
-          <wp:inline distT="0" distB="0" distL="0" distR="0" wp14:anchorId="27590837" wp14:editId="1D9CF435">
+          <wp:inline distT="0" distB="0" distL="0" distR="0" wp14:anchorId="2E57C25F" wp14:editId="77C88F4C">
             <wp:extent cx="3324225" cy="1638300"/>
             <wp:effectExtent l="0" t="0" r="0" b="0"/>
             <wp:docPr id="99" name="16-folders-sharing.png" descr="El cuadro de compartición de carpetas con la insignia del propietario y la lista Compartir con." title="El cuadro de compartición de carpetas con la insignia del propietario y la lista Compartir con."/>
@@ -33064,7 +33064,7 @@
         <w:pStyle w:val="Ttulo1"/>
         <w:pageBreakBefore/>
       </w:pPr>
-      <w:bookmarkStart w:id="40" w:name="_Toc241696049"/>
+      <w:bookmarkStart w:id="40" w:name="_Toc241744921"/>
       <w:r>
         <w:lastRenderedPageBreak/>
         <w:t>Elementos</w:t>
@@ -33117,7 +33117,7 @@
           <w:noProof/>
         </w:rPr>
         <w:drawing>
-          <wp:inline distT="0" distB="0" distL="0" distR="0" wp14:anchorId="29516102" wp14:editId="320355B4">
+          <wp:inline distT="0" distB="0" distL="0" distR="0" wp14:anchorId="642E602D" wp14:editId="622C8B11">
             <wp:extent cx="5715000" cy="3571875"/>
             <wp:effectExtent l="0" t="0" r="0" b="0"/>
             <wp:docPr id="100" name="17-items.png" descr="La página Elementos de una carpeta elegida, con las columnas Tipo, Columna, Tipo de datos y Agregación." title="La página Elementos de una carpeta elegida, con las columnas Tipo, Columna, Tipo de datos y Agregación."/>
@@ -35064,7 +35064,7 @@
         </w:rPr>
         <w:lastRenderedPageBreak/>
         <w:drawing>
-          <wp:inline distT="0" distB="0" distL="0" distR="0" wp14:anchorId="44FBBB46" wp14:editId="084C40F4">
+          <wp:inline distT="0" distB="0" distL="0" distR="0" wp14:anchorId="61DFFA84" wp14:editId="689A9702">
             <wp:extent cx="5715000" cy="3571875"/>
             <wp:effectExtent l="0" t="0" r="0" b="0"/>
             <wp:docPr id="101" name="19-items-type-open.png" descr="El cuadro Nuevo elemento con la lista Tipo de elemento abierta, mostrando los tipos de elemento." title="El cuadro Nuevo elemento con la lista Tipo de elemento abierta, mostrando los tipos de elemento."/>
@@ -35117,7 +35117,7 @@
         <w:pStyle w:val="Ttulo1"/>
         <w:pageBreakBefore/>
       </w:pPr>
-      <w:bookmarkStart w:id="41" w:name="_Toc241696050"/>
+      <w:bookmarkStart w:id="41" w:name="_Toc241744922"/>
       <w:r>
         <w:lastRenderedPageBreak/>
         <w:t>Combinaciones</w:t>
@@ -35150,7 +35150,7 @@
           <w:noProof/>
         </w:rPr>
         <w:drawing>
-          <wp:inline distT="0" distB="0" distL="0" distR="0" wp14:anchorId="70647FEB" wp14:editId="5A8C4BD0">
+          <wp:inline distT="0" distB="0" distL="0" distR="0" wp14:anchorId="0DA007A3" wp14:editId="4F51BEDF">
             <wp:extent cx="5715000" cy="3571875"/>
             <wp:effectExtent l="0" t="0" r="0" b="0"/>
             <wp:docPr id="102" name="20-joins.png" descr="La página Combinaciones, con combinaciones formadas por varios pares de columnas." title="La página Combinaciones, con combinaciones formadas por varios pares de columnas."/>
@@ -36806,7 +36806,7 @@
         </w:rPr>
         <w:lastRenderedPageBreak/>
         <w:drawing>
-          <wp:inline distT="0" distB="0" distL="0" distR="0" wp14:anchorId="534544B3" wp14:editId="23697493">
+          <wp:inline distT="0" distB="0" distL="0" distR="0" wp14:anchorId="0E1455DE" wp14:editId="3D2EEBDB">
             <wp:extent cx="5715000" cy="3571875"/>
             <wp:effectExtent l="0" t="0" r="0" b="0"/>
             <wp:docPr id="103" name="23-joins-select-open.png" descr="El cuadro Nueva combinación con una lista desplegable abierta." title="El cuadro Nueva combinación con una lista desplegable abierta."/>
@@ -36976,7 +36976,7 @@
         <w:pStyle w:val="Ttulo1"/>
         <w:pageBreakBefore/>
       </w:pPr>
-      <w:bookmarkStart w:id="42" w:name="_Toc241696051"/>
+      <w:bookmarkStart w:id="42" w:name="_Toc241744923"/>
       <w:r>
         <w:lastRenderedPageBreak/>
         <w:t>Jerarquías</w:t>
@@ -37009,7 +37009,7 @@
           <w:noProof/>
         </w:rPr>
         <w:drawing>
-          <wp:inline distT="0" distB="0" distL="0" distR="0" wp14:anchorId="1FA9F44F" wp14:editId="560E4A6C">
+          <wp:inline distT="0" distB="0" distL="0" distR="0" wp14:anchorId="4C1B11F7" wp14:editId="458D0FAA">
             <wp:extent cx="5715000" cy="3571875"/>
             <wp:effectExtent l="0" t="0" r="0" b="0"/>
             <wp:docPr id="104" name="24-hierarchies.png" descr="La página Jerarquías con la tabla que muestra el número de niveles." title="La página Jerarquías con la tabla que muestra el número de niveles."/>
@@ -38069,7 +38069,7 @@
           <w:noProof/>
         </w:rPr>
         <w:drawing>
-          <wp:inline distT="0" distB="0" distL="0" distR="0" wp14:anchorId="7D49F543" wp14:editId="1952F7FD">
+          <wp:inline distT="0" distB="0" distL="0" distR="0" wp14:anchorId="4F9ECBEB" wp14:editId="1A01C413">
             <wp:extent cx="4362450" cy="2762250"/>
             <wp:effectExtent l="0" t="0" r="0" b="0"/>
             <wp:docPr id="105" name="26-hierarchies-level-added.png" descr="El cuadro Nueva jerarquía tras agregar un nivel, con los selectores de carpeta y elemento." title="El cuadro Nueva jerarquía tras agregar un nivel, con los selectores de carpeta y elemento."/>
@@ -38122,7 +38122,7 @@
         <w:pStyle w:val="Ttulo1"/>
         <w:pageBreakBefore/>
       </w:pPr>
-      <w:bookmarkStart w:id="43" w:name="_Toc241696052"/>
+      <w:bookmarkStart w:id="43" w:name="_Toc241744924"/>
       <w:r>
         <w:lastRenderedPageBreak/>
         <w:t>Funciones personalizadas</w:t>
@@ -38155,7 +38155,7 @@
           <w:noProof/>
         </w:rPr>
         <w:drawing>
-          <wp:inline distT="0" distB="0" distL="0" distR="0" wp14:anchorId="1F006713" wp14:editId="6D7F0649">
+          <wp:inline distT="0" distB="0" distL="0" distR="0" wp14:anchorId="50CBCE3D" wp14:editId="35B3E2FC">
             <wp:extent cx="5715000" cy="3571875"/>
             <wp:effectExtent l="0" t="0" r="0" b="0"/>
             <wp:docPr id="106" name="27-custom-functions.png" descr="La página Funciones personalizadas con el cuadro de filtro, Actualizar todo, Nueva función y la tabla de funciones." title="La página Funciones personalizadas con el cuadro de filtro, Actualizar todo, Nueva función y la tabla de funciones."/>
@@ -38879,7 +38879,7 @@
       <w:pPr>
         <w:pStyle w:val="Ttulo2"/>
       </w:pPr>
-      <w:bookmarkStart w:id="44" w:name="_Toc241696053"/>
+      <w:bookmarkStart w:id="44" w:name="_Toc241744925"/>
       <w:r>
         <w:t>El formulario de la función</w:t>
       </w:r>
@@ -39849,7 +39849,7 @@
         </w:rPr>
         <w:lastRenderedPageBreak/>
         <w:drawing>
-          <wp:inline distT="0" distB="0" distL="0" distR="0" wp14:anchorId="3D211C2D" wp14:editId="3A42B55A">
+          <wp:inline distT="0" distB="0" distL="0" distR="0" wp14:anchorId="5117BBCE" wp14:editId="168CBB02">
             <wp:extent cx="4076700" cy="5905500"/>
             <wp:effectExtent l="0" t="0" r="0" b="0"/>
             <wp:docPr id="107" name="29-custom-functions-search-results.png" descr="El cuadro Nueva función personalizada con las funciones de la base de datos que coinciden con la búsqueda." title="El cuadro Nueva función personalizada con las funciones de la base de datos que coinciden con la búsqueda."/>
@@ -39902,7 +39902,7 @@
         <w:pStyle w:val="Ttulo1"/>
         <w:pageBreakBefore/>
       </w:pPr>
-      <w:bookmarkStart w:id="45" w:name="_Toc241696054"/>
+      <w:bookmarkStart w:id="45" w:name="_Toc241744926"/>
       <w:r>
         <w:lastRenderedPageBreak/>
         <w:t>Orígenes de datos</w:t>
@@ -39935,7 +39935,7 @@
           <w:noProof/>
         </w:rPr>
         <w:drawing>
-          <wp:inline distT="0" distB="0" distL="0" distR="0" wp14:anchorId="2C3410B8" wp14:editId="64722035">
+          <wp:inline distT="0" distB="0" distL="0" distR="0" wp14:anchorId="2FEF0828" wp14:editId="0018A480">
             <wp:extent cx="5715000" cy="3571875"/>
             <wp:effectExtent l="0" t="0" r="0" b="0"/>
             <wp:docPr id="108" name="30-data-sources.png" descr="La página Orígenes de datos con una tabla de conexiones y cinco iconos de fila." title="La página Orígenes de datos con una tabla de conexiones y cinco iconos de fila."/>
@@ -41315,7 +41315,7 @@
       <w:pPr>
         <w:pStyle w:val="Ttulo2"/>
       </w:pPr>
-      <w:bookmarkStart w:id="46" w:name="_Toc241696055"/>
+      <w:bookmarkStart w:id="46" w:name="_Toc241744927"/>
       <w:r>
         <w:t>Importar tablas</w:t>
       </w:r>
@@ -41478,7 +41478,7 @@
         </w:rPr>
         <w:lastRenderedPageBreak/>
         <w:drawing>
-          <wp:inline distT="0" distB="0" distL="0" distR="0" wp14:anchorId="094A8865" wp14:editId="0B5F36D4">
+          <wp:inline distT="0" distB="0" distL="0" distR="0" wp14:anchorId="4C6B7E4B" wp14:editId="52D8DB23">
             <wp:extent cx="3324225" cy="2286000"/>
             <wp:effectExtent l="0" t="0" r="0" b="0"/>
             <wp:docPr id="109" name="34-data-sources-import-dialog.png" descr="El cuadro Importar tablas con el botón Descubrir tablas, antes de encontrar ninguna tabla." title="El cuadro Importar tablas con el botón Descubrir tablas, antes de encontrar ninguna tabla."/>
@@ -41531,7 +41531,7 @@
         <w:pStyle w:val="Ttulo1"/>
         <w:pageBreakBefore/>
       </w:pPr>
-      <w:bookmarkStart w:id="47" w:name="_Toc241696056"/>
+      <w:bookmarkStart w:id="47" w:name="_Toc241744928"/>
       <w:r>
         <w:lastRenderedPageBreak/>
         <w:t>Usuarios</w:t>
@@ -41561,7 +41561,7 @@
           <w:noProof/>
         </w:rPr>
         <w:drawing>
-          <wp:inline distT="0" distB="0" distL="0" distR="0" wp14:anchorId="5EC715F7" wp14:editId="16A2925A">
+          <wp:inline distT="0" distB="0" distL="0" distR="0" wp14:anchorId="645BB7A9" wp14:editId="2DA1C874">
             <wp:extent cx="5715000" cy="3571875"/>
             <wp:effectExtent l="0" t="0" r="0" b="0"/>
             <wp:docPr id="110" name="35-users.png" descr="La página Usuarios con los botones Archivo de credenciales y Nuevo usuario y los iconos de fila." title="La página Usuarios con los botones Archivo de credenciales y Nuevo usuario y los iconos de fila."/>
@@ -42260,7 +42260,7 @@
       <w:pPr>
         <w:pStyle w:val="Ttulo2"/>
       </w:pPr>
-      <w:bookmarkStart w:id="48" w:name="_Toc241696057"/>
+      <w:bookmarkStart w:id="48" w:name="_Toc241744929"/>
       <w:r>
         <w:t>Crear o cambiar un usuario</w:t>
       </w:r>
@@ -43097,7 +43097,7 @@
         </w:rPr>
         <w:lastRenderedPageBreak/>
         <w:drawing>
-          <wp:inline distT="0" distB="0" distL="0" distR="0" wp14:anchorId="75D55691" wp14:editId="1466EAA5">
+          <wp:inline distT="0" distB="0" distL="0" distR="0" wp14:anchorId="3293DFDC" wp14:editId="6DFFCCF7">
             <wp:extent cx="5715000" cy="3571875"/>
             <wp:effectExtent l="0" t="0" r="0" b="0"/>
             <wp:docPr id="111" name="37-users-role-open.png" descr="El cuadro Nuevo usuario con la lista Rol abierta y cada rol descrito." title="El cuadro Nuevo usuario con la lista Rol abierta y cada rol descrito."/>
@@ -43149,7 +43149,7 @@
       <w:pPr>
         <w:pStyle w:val="Ttulo2"/>
       </w:pPr>
-      <w:bookmarkStart w:id="49" w:name="_Toc241696058"/>
+      <w:bookmarkStart w:id="49" w:name="_Toc241744930"/>
       <w:r>
         <w:t>Desactivar, activar o eliminar</w:t>
       </w:r>
@@ -43241,7 +43241,7 @@
           <w:noProof/>
         </w:rPr>
         <w:drawing>
-          <wp:inline distT="0" distB="0" distL="0" distR="0" wp14:anchorId="4B447A0E" wp14:editId="1D0B5B2E">
+          <wp:inline distT="0" distB="0" distL="0" distR="0" wp14:anchorId="09671BF7" wp14:editId="53A88C80">
             <wp:extent cx="3324225" cy="1076325"/>
             <wp:effectExtent l="0" t="0" r="0" b="0"/>
             <wp:docPr id="112" name="39-users-deactivate-dialog.png" descr="El cuadro de confirmación que se muestra antes de desactivar a un usuario." title="El cuadro de confirmación que se muestra antes de desactivar a un usuario."/>
@@ -43333,7 +43333,7 @@
       <w:pPr>
         <w:pStyle w:val="Ttulo2"/>
       </w:pPr>
-      <w:bookmarkStart w:id="50" w:name="_Toc241696059"/>
+      <w:bookmarkStart w:id="50" w:name="_Toc241744931"/>
       <w:r>
         <w:t>El archivo de credenciales</w:t>
       </w:r>
@@ -43358,7 +43358,7 @@
       <w:pPr>
         <w:pStyle w:val="Ttulo2"/>
       </w:pPr>
-      <w:bookmarkStart w:id="51" w:name="_Toc241696060"/>
+      <w:bookmarkStart w:id="51" w:name="_Toc241744932"/>
       <w:r>
         <w:lastRenderedPageBreak/>
         <w:t>Mapas que este usuario puede abrir</w:t>
@@ -43401,7 +43401,7 @@
           <w:noProof/>
         </w:rPr>
         <w:drawing>
-          <wp:inline distT="0" distB="0" distL="0" distR="0" wp14:anchorId="57B5C35C" wp14:editId="73147D7B">
+          <wp:inline distT="0" distB="0" distL="0" distR="0" wp14:anchorId="0422E611" wp14:editId="49E0CC4D">
             <wp:extent cx="4362450" cy="2190750"/>
             <wp:effectExtent l="0" t="0" r="0" b="0"/>
             <wp:docPr id="113" name="41-users-maps-dialog.png" descr="El cuadro Mapas de un usuario, con insignias de origen y selectores de nivel de acceso compartido." title="El cuadro Mapas de un usuario, con insignias de origen y selectores de nivel de acceso compartido."/>
@@ -44343,7 +44343,7 @@
         <w:pStyle w:val="Ttulo1"/>
         <w:pageBreakBefore/>
       </w:pPr>
-      <w:bookmarkStart w:id="52" w:name="_Toc241696061"/>
+      <w:bookmarkStart w:id="52" w:name="_Toc241744933"/>
       <w:r>
         <w:lastRenderedPageBreak/>
         <w:t>Directivas de seguridad</w:t>
@@ -44406,7 +44406,7 @@
           <w:noProof/>
         </w:rPr>
         <w:drawing>
-          <wp:inline distT="0" distB="0" distL="0" distR="0" wp14:anchorId="741EC873" wp14:editId="5BFCCBDA">
+          <wp:inline distT="0" distB="0" distL="0" distR="0" wp14:anchorId="500A93AB" wp14:editId="40CFDDF7">
             <wp:extent cx="5715000" cy="3571875"/>
             <wp:effectExtent l="0" t="0" r="0" b="0"/>
             <wp:docPr id="114" name="43-security.png" descr="La página Directivas de seguridad con los botones Probar y Nueva directiva." title="La página Directivas de seguridad con los botones Probar y Nueva directiva."/>
@@ -45033,7 +45033,7 @@
       <w:pPr>
         <w:pStyle w:val="Ttulo2"/>
       </w:pPr>
-      <w:bookmarkStart w:id="53" w:name="_Toc241696062"/>
+      <w:bookmarkStart w:id="53" w:name="_Toc241744934"/>
       <w:r>
         <w:lastRenderedPageBreak/>
         <w:t>Escribir una directiva</w:t>
@@ -46089,7 +46089,7 @@
         </w:rPr>
         <w:lastRenderedPageBreak/>
         <w:drawing>
-          <wp:inline distT="0" distB="0" distL="0" distR="0" wp14:anchorId="0C254F94" wp14:editId="0E6A8B07">
+          <wp:inline distT="0" distB="0" distL="0" distR="0" wp14:anchorId="01831437" wp14:editId="1CAB4066">
             <wp:extent cx="3324225" cy="4676775"/>
             <wp:effectExtent l="0" t="0" r="0" b="0"/>
             <wp:docPr id="115" name="46-security-validate.png" descr="El cuadro Nueva directiva tras pulsar Validar en un predicado." title="El cuadro Nueva directiva tras pulsar Validar en un predicado."/>
@@ -46141,7 +46141,7 @@
       <w:pPr>
         <w:pStyle w:val="Ttulo2"/>
       </w:pPr>
-      <w:bookmarkStart w:id="54" w:name="_Toc241696063"/>
+      <w:bookmarkStart w:id="54" w:name="_Toc241744935"/>
       <w:r>
         <w:t>Asignar una directiva</w:t>
       </w:r>
@@ -46531,7 +46531,7 @@
       <w:pPr>
         <w:pStyle w:val="Ttulo2"/>
       </w:pPr>
-      <w:bookmarkStart w:id="55" w:name="_Toc241696064"/>
+      <w:bookmarkStart w:id="55" w:name="_Toc241744936"/>
       <w:r>
         <w:lastRenderedPageBreak/>
         <w:t>Probar una directiva</w:t>
@@ -46606,7 +46606,7 @@
         <w:pStyle w:val="Ttulo1"/>
         <w:pageBreakBefore/>
       </w:pPr>
-      <w:bookmarkStart w:id="56" w:name="_Toc241696065"/>
+      <w:bookmarkStart w:id="56" w:name="_Toc241744937"/>
       <w:r>
         <w:lastRenderedPageBreak/>
         <w:t>Registro de auditoría</w:t>
@@ -46639,7 +46639,7 @@
           <w:noProof/>
         </w:rPr>
         <w:drawing>
-          <wp:inline distT="0" distB="0" distL="0" distR="0" wp14:anchorId="2864501B" wp14:editId="2B61D701">
+          <wp:inline distT="0" distB="0" distL="0" distR="0" wp14:anchorId="70D2484B" wp14:editId="4E2C5646">
             <wp:extent cx="5715000" cy="3571875"/>
             <wp:effectExtent l="0" t="0" r="0" b="0"/>
             <wp:docPr id="116" name="47-audit.png" descr="La página Registro de auditoría con el botón de exportación, las tarjetas de estadísticas, el gráfico diario y los filtros." title="La página Registro de auditoría con el botón de exportación, las tarjetas de estadísticas, el gráfico diario y los filtros."/>
@@ -47500,7 +47500,7 @@
         <w:pStyle w:val="Ttulo1"/>
         <w:pageBreakBefore/>
       </w:pPr>
-      <w:bookmarkStart w:id="57" w:name="_Toc241696066"/>
+      <w:bookmarkStart w:id="57" w:name="_Toc241744938"/>
       <w:r>
         <w:lastRenderedPageBreak/>
         <w:t>Migración</w:t>
@@ -47583,7 +47583,7 @@
           <w:noProof/>
         </w:rPr>
         <w:drawing>
-          <wp:inline distT="0" distB="0" distL="0" distR="0" wp14:anchorId="638207DE" wp14:editId="0E74CCEF">
+          <wp:inline distT="0" distB="0" distL="0" distR="0" wp14:anchorId="15F6A8C1" wp14:editId="32B4A81D">
             <wp:extent cx="5715000" cy="3571875"/>
             <wp:effectExtent l="0" t="0" r="0" b="0"/>
             <wp:docPr id="117" name="50-migration.png" descr="La página Migración con la tarjeta de origen, sus botones y el texto de ayuda." title="La página Migración con la tarjeta de origen, sus botones y el texto de ayuda."/>
@@ -47660,7 +47660,7 @@
       <w:pPr>
         <w:pStyle w:val="Ttulo2"/>
       </w:pPr>
-      <w:bookmarkStart w:id="58" w:name="_Toc241696067"/>
+      <w:bookmarkStart w:id="58" w:name="_Toc241744939"/>
       <w:r>
         <w:t>Elegir el origen</w:t>
       </w:r>
@@ -48781,7 +48781,7 @@
       <w:pPr>
         <w:pStyle w:val="Ttulo2"/>
       </w:pPr>
-      <w:bookmarkStart w:id="59" w:name="_Toc241696068"/>
+      <w:bookmarkStart w:id="59" w:name="_Toc241744940"/>
       <w:r>
         <w:t>Qué hace cada acción</w:t>
       </w:r>
@@ -49182,7 +49182,7 @@
       <w:pPr>
         <w:pStyle w:val="Ttulo2"/>
       </w:pPr>
-      <w:bookmarkStart w:id="60" w:name="_Toc241696069"/>
+      <w:bookmarkStart w:id="60" w:name="_Toc241744941"/>
       <w:r>
         <w:t>Hacer una migración con seguridad</w:t>
       </w:r>
@@ -49424,7 +49424,7 @@
         <w:pStyle w:val="Ttulo1"/>
         <w:pageBreakBefore/>
       </w:pPr>
-      <w:bookmarkStart w:id="61" w:name="_Toc241696070"/>
+      <w:bookmarkStart w:id="61" w:name="_Toc241744942"/>
       <w:r>
         <w:lastRenderedPageBreak/>
         <w:t>Preguntas frecuentes</w:t>
@@ -49715,7 +49715,7 @@
       <w:pPr>
         <w:pStyle w:val="Ttulo2"/>
       </w:pPr>
-      <w:bookmarkStart w:id="62" w:name="_Toc241696071"/>
+      <w:bookmarkStart w:id="62" w:name="_Toc241744943"/>
       <w:r>
         <w:t>Glosario</w:t>
       </w:r>
@@ -51049,10 +51049,10 @@
 <file path=word/numbering.xml><?xml version="1.0" encoding="utf-8"?>
 <w:numbering xmlns:wpc="http://schemas.microsoft.com/office/word/2010/wordprocessingCanvas" xmlns:cx="http://schemas.microsoft.com/office/drawing/2014/chartex" xmlns:cx1="http://schemas.microsoft.com/office/drawing/2015/9/8/chartex" xmlns:cx2="http://schemas.microsoft.com/office/drawing/2015/10/21/chartex" xmlns:cx3="http://schemas.microsoft.com/office/drawing/2016/5/9/chartex" xmlns:cx4="http://schemas.microsoft.com/office/drawing/2016/5/10/chartex" xmlns:cx5="http://schemas.microsoft.com/office/drawing/2016/5/11/chartex" xmlns:cx6="http://schemas.microsoft.com/office/drawing/2016/5/12/chartex" xmlns:cx7="http://schemas.microsoft.com/office/drawing/2016/5/13/chartex" xmlns:cx8="http://schemas.microsoft.com/office/drawing/2016/5/14/chartex" xmlns:mc="http://schemas.openxmlformats.org/markup-compatibility/2006" xmlns:aink="http://schemas.microsoft.com/office/drawing/2016/ink" xmlns:am3d="http://schemas.microsoft.com/office/drawing/2017/model3d" xmlns:o="urn:schemas-microsoft-com:office:office" xmlns:oel="http://schemas.microsoft.com/office/2019/extlst" xmlns:r="http://schemas.openxmlformats.org/officeDocument/2006/relationships" xmlns:m="http://schemas.openxmlformats.org/officeDocument/2006/math" xmlns:v="urn:schemas-microsoft-com:vml" xmlns:wp14="http://schemas.microsoft.com/office/word/2010/wordprocessingDrawing" xmlns:wp="http://schemas.openxmlformats.org/drawingml/2006/wordprocessingDrawing" xmlns:w10="urn:schemas-microsoft-com:office:word" xmlns:w="http://schemas.openxmlformats.org/wordprocessingml/2006/main" xmlns:w14="http://schemas.microsoft.com/office/word/2010/wordml" xmlns:w15="http://schemas.microsoft.com/office/word/2012/wordml" xmlns:w16cex="http://schemas.microsoft.com/office/word/2018/wordml/cex" xmlns:w16cid="http://schemas.microsoft.com/office/word/2016/wordml/cid" xmlns:w16="http://schemas.microsoft.com/office/word/2018/wordml" xmlns:w16sdtdh="http://schemas.microsoft.com/office/word/2020/wordml/sdtdatahash" xmlns:w16se="http://schemas.microsoft.com/office/word/2015/wordml/symex" xmlns:wpg="http://schemas.microsoft.com/office/word/2010/wordprocessingGroup" xmlns:wpi="http://schemas.microsoft.com/office/word/2010/wordprocessingInk" xmlns:wne="http://schemas.microsoft.com/office/word/2006/wordml" xmlns:wps="http://schemas.microsoft.com/office/word/2010/wordprocessingShape" mc:Ignorable="w14 w15 w16se w16cid w16 w16cex w16sdtdh wp14">
   <w:abstractNum w:abstractNumId="0" w15:restartNumberingAfterBreak="0">
-    <w:nsid w:val="031D29C8"/>
+    <w:nsid w:val="091D5F25"/>
     <w:multiLevelType w:val="hybridMultilevel"/>
-    <w:tmpl w:val="3A5A1ED2"/>
-    <w:lvl w:ilvl="0" w:tplc="B3DCB284">
+    <w:tmpl w:val="986C0818"/>
+    <w:lvl w:ilvl="0" w:tplc="F1BC5D9A">
       <w:start w:val="1"/>
       <w:numFmt w:val="decimal"/>
       <w:lvlText w:val="%1."/>
@@ -51061,7 +51061,7 @@
         <w:ind w:left="360" w:hanging="300"/>
       </w:pPr>
     </w:lvl>
-    <w:lvl w:ilvl="1" w:tplc="F348B156" w:tentative="1">
+    <w:lvl w:ilvl="1" w:tplc="31F85F48" w:tentative="1">
       <w:start w:val="1"/>
       <w:numFmt w:val="lowerLetter"/>
       <w:lvlText w:val="%2."/>
@@ -51070,47 +51070,47 @@
         <w:ind w:left="720" w:hanging="300"/>
       </w:pPr>
     </w:lvl>
-    <w:lvl w:ilvl="2" w:tplc="A8E62312">
+    <w:lvl w:ilvl="2" w:tplc="A95A8CC6">
       <w:numFmt w:val="decimal"/>
       <w:lvlText w:val=""/>
       <w:lvlJc w:val="left"/>
     </w:lvl>
-    <w:lvl w:ilvl="3" w:tplc="BE20537E">
+    <w:lvl w:ilvl="3" w:tplc="20166B4A">
       <w:numFmt w:val="decimal"/>
       <w:lvlText w:val=""/>
       <w:lvlJc w:val="left"/>
     </w:lvl>
-    <w:lvl w:ilvl="4" w:tplc="7E24A34E">
+    <w:lvl w:ilvl="4" w:tplc="78A0FB22">
       <w:numFmt w:val="decimal"/>
       <w:lvlText w:val=""/>
       <w:lvlJc w:val="left"/>
     </w:lvl>
-    <w:lvl w:ilvl="5" w:tplc="91AC0D38">
+    <w:lvl w:ilvl="5" w:tplc="D9C8696E">
       <w:numFmt w:val="decimal"/>
       <w:lvlText w:val=""/>
       <w:lvlJc w:val="left"/>
     </w:lvl>
-    <w:lvl w:ilvl="6" w:tplc="67A45488">
+    <w:lvl w:ilvl="6" w:tplc="24CC16A0">
       <w:numFmt w:val="decimal"/>
       <w:lvlText w:val=""/>
       <w:lvlJc w:val="left"/>
     </w:lvl>
-    <w:lvl w:ilvl="7" w:tplc="77709C82">
+    <w:lvl w:ilvl="7" w:tplc="3960AB92">
       <w:numFmt w:val="decimal"/>
       <w:lvlText w:val=""/>
       <w:lvlJc w:val="left"/>
     </w:lvl>
-    <w:lvl w:ilvl="8" w:tplc="C54A2894">
+    <w:lvl w:ilvl="8" w:tplc="709A337E">
       <w:numFmt w:val="decimal"/>
       <w:lvlText w:val=""/>
       <w:lvlJc w:val="left"/>
     </w:lvl>
   </w:abstractNum>
   <w:abstractNum w:abstractNumId="1" w15:restartNumberingAfterBreak="0">
-    <w:nsid w:val="06713C94"/>
+    <w:nsid w:val="13CD5AD4"/>
     <w:multiLevelType w:val="hybridMultilevel"/>
-    <w:tmpl w:val="8A3A5F06"/>
-    <w:lvl w:ilvl="0" w:tplc="077C9D94">
+    <w:tmpl w:val="5C605106"/>
+    <w:lvl w:ilvl="0" w:tplc="E63E5FCE">
       <w:start w:val="1"/>
       <w:numFmt w:val="decimal"/>
       <w:lvlText w:val="%1."/>
@@ -51119,7 +51119,7 @@
         <w:ind w:left="360" w:hanging="300"/>
       </w:pPr>
     </w:lvl>
-    <w:lvl w:ilvl="1" w:tplc="DA98B520" w:tentative="1">
+    <w:lvl w:ilvl="1" w:tplc="CB34479C" w:tentative="1">
       <w:start w:val="1"/>
       <w:numFmt w:val="lowerLetter"/>
       <w:lvlText w:val="%2."/>
@@ -51128,511 +51128,47 @@
         <w:ind w:left="720" w:hanging="300"/>
       </w:pPr>
     </w:lvl>
-    <w:lvl w:ilvl="2" w:tplc="35B02618">
+    <w:lvl w:ilvl="2" w:tplc="8E549700">
       <w:numFmt w:val="decimal"/>
       <w:lvlText w:val=""/>
       <w:lvlJc w:val="left"/>
     </w:lvl>
-    <w:lvl w:ilvl="3" w:tplc="DB364ED8">
+    <w:lvl w:ilvl="3" w:tplc="51047632">
       <w:numFmt w:val="decimal"/>
       <w:lvlText w:val=""/>
       <w:lvlJc w:val="left"/>
     </w:lvl>
-    <w:lvl w:ilvl="4" w:tplc="370C44A4">
+    <w:lvl w:ilvl="4" w:tplc="01628382">
       <w:numFmt w:val="decimal"/>
       <w:lvlText w:val=""/>
       <w:lvlJc w:val="left"/>
     </w:lvl>
-    <w:lvl w:ilvl="5" w:tplc="B6B6E024">
+    <w:lvl w:ilvl="5" w:tplc="7454597A">
       <w:numFmt w:val="decimal"/>
       <w:lvlText w:val=""/>
       <w:lvlJc w:val="left"/>
     </w:lvl>
-    <w:lvl w:ilvl="6" w:tplc="7018DADA">
+    <w:lvl w:ilvl="6" w:tplc="F93E8B70">
       <w:numFmt w:val="decimal"/>
       <w:lvlText w:val=""/>
       <w:lvlJc w:val="left"/>
     </w:lvl>
-    <w:lvl w:ilvl="7" w:tplc="61C42870">
+    <w:lvl w:ilvl="7" w:tplc="BD084BDE">
       <w:numFmt w:val="decimal"/>
       <w:lvlText w:val=""/>
       <w:lvlJc w:val="left"/>
     </w:lvl>
-    <w:lvl w:ilvl="8" w:tplc="CC2066F6">
+    <w:lvl w:ilvl="8" w:tplc="1060815C">
       <w:numFmt w:val="decimal"/>
       <w:lvlText w:val=""/>
       <w:lvlJc w:val="left"/>
     </w:lvl>
   </w:abstractNum>
   <w:abstractNum w:abstractNumId="2" w15:restartNumberingAfterBreak="0">
-    <w:nsid w:val="187F7BAD"/>
+    <w:nsid w:val="1B024ABB"/>
     <w:multiLevelType w:val="hybridMultilevel"/>
-    <w:tmpl w:val="CB041502"/>
-    <w:lvl w:ilvl="0" w:tplc="4B24F4F4">
-      <w:start w:val="1"/>
-      <w:numFmt w:val="decimal"/>
-      <w:lvlText w:val="%1."/>
-      <w:lvlJc w:val="left"/>
-      <w:pPr>
-        <w:ind w:left="360" w:hanging="300"/>
-      </w:pPr>
-    </w:lvl>
-    <w:lvl w:ilvl="1" w:tplc="D8385892" w:tentative="1">
-      <w:start w:val="1"/>
-      <w:numFmt w:val="lowerLetter"/>
-      <w:lvlText w:val="%2."/>
-      <w:lvlJc w:val="left"/>
-      <w:pPr>
-        <w:ind w:left="720" w:hanging="300"/>
-      </w:pPr>
-    </w:lvl>
-    <w:lvl w:ilvl="2" w:tplc="5EC4F7BE">
-      <w:numFmt w:val="decimal"/>
-      <w:lvlText w:val=""/>
-      <w:lvlJc w:val="left"/>
-    </w:lvl>
-    <w:lvl w:ilvl="3" w:tplc="FC90D484">
-      <w:numFmt w:val="decimal"/>
-      <w:lvlText w:val=""/>
-      <w:lvlJc w:val="left"/>
-    </w:lvl>
-    <w:lvl w:ilvl="4" w:tplc="72D6014C">
-      <w:numFmt w:val="decimal"/>
-      <w:lvlText w:val=""/>
-      <w:lvlJc w:val="left"/>
-    </w:lvl>
-    <w:lvl w:ilvl="5" w:tplc="FEEC4798">
-      <w:numFmt w:val="decimal"/>
-      <w:lvlText w:val=""/>
-      <w:lvlJc w:val="left"/>
-    </w:lvl>
-    <w:lvl w:ilvl="6" w:tplc="F816F628">
-      <w:numFmt w:val="decimal"/>
-      <w:lvlText w:val=""/>
-      <w:lvlJc w:val="left"/>
-    </w:lvl>
-    <w:lvl w:ilvl="7" w:tplc="1D3622D6">
-      <w:numFmt w:val="decimal"/>
-      <w:lvlText w:val=""/>
-      <w:lvlJc w:val="left"/>
-    </w:lvl>
-    <w:lvl w:ilvl="8" w:tplc="D73A51EC">
-      <w:numFmt w:val="decimal"/>
-      <w:lvlText w:val=""/>
-      <w:lvlJc w:val="left"/>
-    </w:lvl>
-  </w:abstractNum>
-  <w:abstractNum w:abstractNumId="3" w15:restartNumberingAfterBreak="0">
-    <w:nsid w:val="194F3028"/>
-    <w:multiLevelType w:val="hybridMultilevel"/>
-    <w:tmpl w:val="66A2AC4E"/>
-    <w:lvl w:ilvl="0" w:tplc="BEC4FC1A">
-      <w:start w:val="1"/>
-      <w:numFmt w:val="decimal"/>
-      <w:lvlText w:val="%1."/>
-      <w:lvlJc w:val="left"/>
-      <w:pPr>
-        <w:ind w:left="360" w:hanging="300"/>
-      </w:pPr>
-    </w:lvl>
-    <w:lvl w:ilvl="1" w:tplc="0744FB96" w:tentative="1">
-      <w:start w:val="1"/>
-      <w:numFmt w:val="lowerLetter"/>
-      <w:lvlText w:val="%2."/>
-      <w:lvlJc w:val="left"/>
-      <w:pPr>
-        <w:ind w:left="720" w:hanging="300"/>
-      </w:pPr>
-    </w:lvl>
-    <w:lvl w:ilvl="2" w:tplc="6F4AE7A4">
-      <w:numFmt w:val="decimal"/>
-      <w:lvlText w:val=""/>
-      <w:lvlJc w:val="left"/>
-    </w:lvl>
-    <w:lvl w:ilvl="3" w:tplc="4606B1BA">
-      <w:numFmt w:val="decimal"/>
-      <w:lvlText w:val=""/>
-      <w:lvlJc w:val="left"/>
-    </w:lvl>
-    <w:lvl w:ilvl="4" w:tplc="AA562440">
-      <w:numFmt w:val="decimal"/>
-      <w:lvlText w:val=""/>
-      <w:lvlJc w:val="left"/>
-    </w:lvl>
-    <w:lvl w:ilvl="5" w:tplc="0AFCE39A">
-      <w:numFmt w:val="decimal"/>
-      <w:lvlText w:val=""/>
-      <w:lvlJc w:val="left"/>
-    </w:lvl>
-    <w:lvl w:ilvl="6" w:tplc="10D88352">
-      <w:numFmt w:val="decimal"/>
-      <w:lvlText w:val=""/>
-      <w:lvlJc w:val="left"/>
-    </w:lvl>
-    <w:lvl w:ilvl="7" w:tplc="754AF22A">
-      <w:numFmt w:val="decimal"/>
-      <w:lvlText w:val=""/>
-      <w:lvlJc w:val="left"/>
-    </w:lvl>
-    <w:lvl w:ilvl="8" w:tplc="EF7E756E">
-      <w:numFmt w:val="decimal"/>
-      <w:lvlText w:val=""/>
-      <w:lvlJc w:val="left"/>
-    </w:lvl>
-  </w:abstractNum>
-  <w:abstractNum w:abstractNumId="4" w15:restartNumberingAfterBreak="0">
-    <w:nsid w:val="37F875C6"/>
-    <w:multiLevelType w:val="hybridMultilevel"/>
-    <w:tmpl w:val="166A6520"/>
-    <w:lvl w:ilvl="0" w:tplc="1020F8C2">
-      <w:start w:val="1"/>
-      <w:numFmt w:val="bullet"/>
-      <w:lvlText w:val="•"/>
-      <w:lvlJc w:val="left"/>
-      <w:pPr>
-        <w:ind w:left="360" w:hanging="260"/>
-      </w:pPr>
-    </w:lvl>
-    <w:lvl w:ilvl="1" w:tplc="C70CAC36" w:tentative="1">
-      <w:start w:val="1"/>
-      <w:numFmt w:val="bullet"/>
-      <w:lvlText w:val="–"/>
-      <w:lvlJc w:val="left"/>
-      <w:pPr>
-        <w:ind w:left="720" w:hanging="260"/>
-      </w:pPr>
-    </w:lvl>
-    <w:lvl w:ilvl="2" w:tplc="12C8E6A2">
-      <w:numFmt w:val="decimal"/>
-      <w:lvlText w:val=""/>
-      <w:lvlJc w:val="left"/>
-    </w:lvl>
-    <w:lvl w:ilvl="3" w:tplc="66D442C6">
-      <w:numFmt w:val="decimal"/>
-      <w:lvlText w:val=""/>
-      <w:lvlJc w:val="left"/>
-    </w:lvl>
-    <w:lvl w:ilvl="4" w:tplc="014E8AB2">
-      <w:numFmt w:val="decimal"/>
-      <w:lvlText w:val=""/>
-      <w:lvlJc w:val="left"/>
-    </w:lvl>
-    <w:lvl w:ilvl="5" w:tplc="4AAADD94">
-      <w:numFmt w:val="decimal"/>
-      <w:lvlText w:val=""/>
-      <w:lvlJc w:val="left"/>
-    </w:lvl>
-    <w:lvl w:ilvl="6" w:tplc="3ABA4A32">
-      <w:numFmt w:val="decimal"/>
-      <w:lvlText w:val=""/>
-      <w:lvlJc w:val="left"/>
-    </w:lvl>
-    <w:lvl w:ilvl="7" w:tplc="CD000BCA">
-      <w:numFmt w:val="decimal"/>
-      <w:lvlText w:val=""/>
-      <w:lvlJc w:val="left"/>
-    </w:lvl>
-    <w:lvl w:ilvl="8" w:tplc="BA1ECB2A">
-      <w:numFmt w:val="decimal"/>
-      <w:lvlText w:val=""/>
-      <w:lvlJc w:val="left"/>
-    </w:lvl>
-  </w:abstractNum>
-  <w:abstractNum w:abstractNumId="5" w15:restartNumberingAfterBreak="0">
-    <w:nsid w:val="394B26CB"/>
-    <w:multiLevelType w:val="hybridMultilevel"/>
-    <w:tmpl w:val="C16A9F84"/>
-    <w:lvl w:ilvl="0" w:tplc="F4807AC0">
-      <w:start w:val="1"/>
-      <w:numFmt w:val="decimal"/>
-      <w:lvlText w:val="%1."/>
-      <w:lvlJc w:val="left"/>
-      <w:pPr>
-        <w:ind w:left="360" w:hanging="300"/>
-      </w:pPr>
-    </w:lvl>
-    <w:lvl w:ilvl="1" w:tplc="A372F904" w:tentative="1">
-      <w:start w:val="1"/>
-      <w:numFmt w:val="lowerLetter"/>
-      <w:lvlText w:val="%2."/>
-      <w:lvlJc w:val="left"/>
-      <w:pPr>
-        <w:ind w:left="720" w:hanging="300"/>
-      </w:pPr>
-    </w:lvl>
-    <w:lvl w:ilvl="2" w:tplc="B3346FB0">
-      <w:numFmt w:val="decimal"/>
-      <w:lvlText w:val=""/>
-      <w:lvlJc w:val="left"/>
-    </w:lvl>
-    <w:lvl w:ilvl="3" w:tplc="499A1FF6">
-      <w:numFmt w:val="decimal"/>
-      <w:lvlText w:val=""/>
-      <w:lvlJc w:val="left"/>
-    </w:lvl>
-    <w:lvl w:ilvl="4" w:tplc="98DCD800">
-      <w:numFmt w:val="decimal"/>
-      <w:lvlText w:val=""/>
-      <w:lvlJc w:val="left"/>
-    </w:lvl>
-    <w:lvl w:ilvl="5" w:tplc="2DE28F28">
-      <w:numFmt w:val="decimal"/>
-      <w:lvlText w:val=""/>
-      <w:lvlJc w:val="left"/>
-    </w:lvl>
-    <w:lvl w:ilvl="6" w:tplc="8EC81A6E">
-      <w:numFmt w:val="decimal"/>
-      <w:lvlText w:val=""/>
-      <w:lvlJc w:val="left"/>
-    </w:lvl>
-    <w:lvl w:ilvl="7" w:tplc="7058801A">
-      <w:numFmt w:val="decimal"/>
-      <w:lvlText w:val=""/>
-      <w:lvlJc w:val="left"/>
-    </w:lvl>
-    <w:lvl w:ilvl="8" w:tplc="E70E96B0">
-      <w:numFmt w:val="decimal"/>
-      <w:lvlText w:val=""/>
-      <w:lvlJc w:val="left"/>
-    </w:lvl>
-  </w:abstractNum>
-  <w:abstractNum w:abstractNumId="6" w15:restartNumberingAfterBreak="0">
-    <w:nsid w:val="41A75606"/>
-    <w:multiLevelType w:val="hybridMultilevel"/>
-    <w:tmpl w:val="C7C0AAA8"/>
-    <w:lvl w:ilvl="0" w:tplc="9C781468">
-      <w:start w:val="1"/>
-      <w:numFmt w:val="decimal"/>
-      <w:lvlText w:val="%1."/>
-      <w:lvlJc w:val="left"/>
-      <w:pPr>
-        <w:ind w:left="360" w:hanging="300"/>
-      </w:pPr>
-    </w:lvl>
-    <w:lvl w:ilvl="1" w:tplc="272C4B12" w:tentative="1">
-      <w:start w:val="1"/>
-      <w:numFmt w:val="lowerLetter"/>
-      <w:lvlText w:val="%2."/>
-      <w:lvlJc w:val="left"/>
-      <w:pPr>
-        <w:ind w:left="720" w:hanging="300"/>
-      </w:pPr>
-    </w:lvl>
-    <w:lvl w:ilvl="2" w:tplc="670C9142">
-      <w:numFmt w:val="decimal"/>
-      <w:lvlText w:val=""/>
-      <w:lvlJc w:val="left"/>
-    </w:lvl>
-    <w:lvl w:ilvl="3" w:tplc="F75E8522">
-      <w:numFmt w:val="decimal"/>
-      <w:lvlText w:val=""/>
-      <w:lvlJc w:val="left"/>
-    </w:lvl>
-    <w:lvl w:ilvl="4" w:tplc="F7FAB73C">
-      <w:numFmt w:val="decimal"/>
-      <w:lvlText w:val=""/>
-      <w:lvlJc w:val="left"/>
-    </w:lvl>
-    <w:lvl w:ilvl="5" w:tplc="016CEEA2">
-      <w:numFmt w:val="decimal"/>
-      <w:lvlText w:val=""/>
-      <w:lvlJc w:val="left"/>
-    </w:lvl>
-    <w:lvl w:ilvl="6" w:tplc="86D66A46">
-      <w:numFmt w:val="decimal"/>
-      <w:lvlText w:val=""/>
-      <w:lvlJc w:val="left"/>
-    </w:lvl>
-    <w:lvl w:ilvl="7" w:tplc="560A1060">
-      <w:numFmt w:val="decimal"/>
-      <w:lvlText w:val=""/>
-      <w:lvlJc w:val="left"/>
-    </w:lvl>
-    <w:lvl w:ilvl="8" w:tplc="A0BE4A98">
-      <w:numFmt w:val="decimal"/>
-      <w:lvlText w:val=""/>
-      <w:lvlJc w:val="left"/>
-    </w:lvl>
-  </w:abstractNum>
-  <w:abstractNum w:abstractNumId="7" w15:restartNumberingAfterBreak="0">
-    <w:nsid w:val="42FF79D0"/>
-    <w:multiLevelType w:val="hybridMultilevel"/>
-    <w:tmpl w:val="0CBCF3DA"/>
-    <w:lvl w:ilvl="0" w:tplc="A7EA3D72">
-      <w:start w:val="1"/>
-      <w:numFmt w:val="decimal"/>
-      <w:lvlText w:val="%1."/>
-      <w:lvlJc w:val="left"/>
-      <w:pPr>
-        <w:ind w:left="360" w:hanging="300"/>
-      </w:pPr>
-    </w:lvl>
-    <w:lvl w:ilvl="1" w:tplc="BA560CB8" w:tentative="1">
-      <w:start w:val="1"/>
-      <w:numFmt w:val="lowerLetter"/>
-      <w:lvlText w:val="%2."/>
-      <w:lvlJc w:val="left"/>
-      <w:pPr>
-        <w:ind w:left="720" w:hanging="300"/>
-      </w:pPr>
-    </w:lvl>
-    <w:lvl w:ilvl="2" w:tplc="646629D4">
-      <w:numFmt w:val="decimal"/>
-      <w:lvlText w:val=""/>
-      <w:lvlJc w:val="left"/>
-    </w:lvl>
-    <w:lvl w:ilvl="3" w:tplc="06CCFA18">
-      <w:numFmt w:val="decimal"/>
-      <w:lvlText w:val=""/>
-      <w:lvlJc w:val="left"/>
-    </w:lvl>
-    <w:lvl w:ilvl="4" w:tplc="0088DBC8">
-      <w:numFmt w:val="decimal"/>
-      <w:lvlText w:val=""/>
-      <w:lvlJc w:val="left"/>
-    </w:lvl>
-    <w:lvl w:ilvl="5" w:tplc="469089E8">
-      <w:numFmt w:val="decimal"/>
-      <w:lvlText w:val=""/>
-      <w:lvlJc w:val="left"/>
-    </w:lvl>
-    <w:lvl w:ilvl="6" w:tplc="EA184756">
-      <w:numFmt w:val="decimal"/>
-      <w:lvlText w:val=""/>
-      <w:lvlJc w:val="left"/>
-    </w:lvl>
-    <w:lvl w:ilvl="7" w:tplc="FBC42338">
-      <w:numFmt w:val="decimal"/>
-      <w:lvlText w:val=""/>
-      <w:lvlJc w:val="left"/>
-    </w:lvl>
-    <w:lvl w:ilvl="8" w:tplc="99D64F5E">
-      <w:numFmt w:val="decimal"/>
-      <w:lvlText w:val=""/>
-      <w:lvlJc w:val="left"/>
-    </w:lvl>
-  </w:abstractNum>
-  <w:abstractNum w:abstractNumId="8" w15:restartNumberingAfterBreak="0">
-    <w:nsid w:val="43FA04EA"/>
-    <w:multiLevelType w:val="hybridMultilevel"/>
-    <w:tmpl w:val="7EA03C22"/>
-    <w:lvl w:ilvl="0" w:tplc="6EF899BE">
-      <w:start w:val="1"/>
-      <w:numFmt w:val="decimal"/>
-      <w:lvlText w:val="%1."/>
-      <w:lvlJc w:val="left"/>
-      <w:pPr>
-        <w:ind w:left="360" w:hanging="300"/>
-      </w:pPr>
-    </w:lvl>
-    <w:lvl w:ilvl="1" w:tplc="7FA6A820" w:tentative="1">
-      <w:start w:val="1"/>
-      <w:numFmt w:val="lowerLetter"/>
-      <w:lvlText w:val="%2."/>
-      <w:lvlJc w:val="left"/>
-      <w:pPr>
-        <w:ind w:left="720" w:hanging="300"/>
-      </w:pPr>
-    </w:lvl>
-    <w:lvl w:ilvl="2" w:tplc="57804726">
-      <w:numFmt w:val="decimal"/>
-      <w:lvlText w:val=""/>
-      <w:lvlJc w:val="left"/>
-    </w:lvl>
-    <w:lvl w:ilvl="3" w:tplc="EA22B682">
-      <w:numFmt w:val="decimal"/>
-      <w:lvlText w:val=""/>
-      <w:lvlJc w:val="left"/>
-    </w:lvl>
-    <w:lvl w:ilvl="4" w:tplc="1C845622">
-      <w:numFmt w:val="decimal"/>
-      <w:lvlText w:val=""/>
-      <w:lvlJc w:val="left"/>
-    </w:lvl>
-    <w:lvl w:ilvl="5" w:tplc="EF38DCB6">
-      <w:numFmt w:val="decimal"/>
-      <w:lvlText w:val=""/>
-      <w:lvlJc w:val="left"/>
-    </w:lvl>
-    <w:lvl w:ilvl="6" w:tplc="CE041E32">
-      <w:numFmt w:val="decimal"/>
-      <w:lvlText w:val=""/>
-      <w:lvlJc w:val="left"/>
-    </w:lvl>
-    <w:lvl w:ilvl="7" w:tplc="A8182228">
-      <w:numFmt w:val="decimal"/>
-      <w:lvlText w:val=""/>
-      <w:lvlJc w:val="left"/>
-    </w:lvl>
-    <w:lvl w:ilvl="8" w:tplc="DDC0A95C">
-      <w:numFmt w:val="decimal"/>
-      <w:lvlText w:val=""/>
-      <w:lvlJc w:val="left"/>
-    </w:lvl>
-  </w:abstractNum>
-  <w:abstractNum w:abstractNumId="9" w15:restartNumberingAfterBreak="0">
-    <w:nsid w:val="46BD0136"/>
-    <w:multiLevelType w:val="hybridMultilevel"/>
-    <w:tmpl w:val="452295BA"/>
-    <w:lvl w:ilvl="0" w:tplc="8F02E39C">
-      <w:start w:val="1"/>
-      <w:numFmt w:val="decimal"/>
-      <w:lvlText w:val="%1."/>
-      <w:lvlJc w:val="left"/>
-      <w:pPr>
-        <w:ind w:left="360" w:hanging="300"/>
-      </w:pPr>
-    </w:lvl>
-    <w:lvl w:ilvl="1" w:tplc="80F6DD24" w:tentative="1">
-      <w:start w:val="1"/>
-      <w:numFmt w:val="lowerLetter"/>
-      <w:lvlText w:val="%2."/>
-      <w:lvlJc w:val="left"/>
-      <w:pPr>
-        <w:ind w:left="720" w:hanging="300"/>
-      </w:pPr>
-    </w:lvl>
-    <w:lvl w:ilvl="2" w:tplc="614ACFFE">
-      <w:numFmt w:val="decimal"/>
-      <w:lvlText w:val=""/>
-      <w:lvlJc w:val="left"/>
-    </w:lvl>
-    <w:lvl w:ilvl="3" w:tplc="B894B28A">
-      <w:numFmt w:val="decimal"/>
-      <w:lvlText w:val=""/>
-      <w:lvlJc w:val="left"/>
-    </w:lvl>
-    <w:lvl w:ilvl="4" w:tplc="EF5C36F2">
-      <w:numFmt w:val="decimal"/>
-      <w:lvlText w:val=""/>
-      <w:lvlJc w:val="left"/>
-    </w:lvl>
-    <w:lvl w:ilvl="5" w:tplc="709EEDBA">
-      <w:numFmt w:val="decimal"/>
-      <w:lvlText w:val=""/>
-      <w:lvlJc w:val="left"/>
-    </w:lvl>
-    <w:lvl w:ilvl="6" w:tplc="80C6A4D8">
-      <w:numFmt w:val="decimal"/>
-      <w:lvlText w:val=""/>
-      <w:lvlJc w:val="left"/>
-    </w:lvl>
-    <w:lvl w:ilvl="7" w:tplc="92147B02">
-      <w:numFmt w:val="decimal"/>
-      <w:lvlText w:val=""/>
-      <w:lvlJc w:val="left"/>
-    </w:lvl>
-    <w:lvl w:ilvl="8" w:tplc="5E46423A">
-      <w:numFmt w:val="decimal"/>
-      <w:lvlText w:val=""/>
-      <w:lvlJc w:val="left"/>
-    </w:lvl>
-  </w:abstractNum>
-  <w:abstractNum w:abstractNumId="10" w15:restartNumberingAfterBreak="0">
-    <w:nsid w:val="57523D61"/>
-    <w:multiLevelType w:val="hybridMultilevel"/>
-    <w:tmpl w:val="D1A09D48"/>
-    <w:lvl w:ilvl="0" w:tplc="5F1C4C7E" w:tentative="1">
+    <w:tmpl w:val="3ED4A39C"/>
+    <w:lvl w:ilvl="0" w:tplc="2760F04E" w:tentative="1">
       <w:start w:val="1"/>
       <w:numFmt w:val="bullet"/>
       <w:lvlText w:val="●"/>
@@ -51641,7 +51177,7 @@
         <w:ind w:left="720" w:hanging="360"/>
       </w:pPr>
     </w:lvl>
-    <w:lvl w:ilvl="1" w:tplc="FDC4079E" w:tentative="1">
+    <w:lvl w:ilvl="1" w:tplc="67046120" w:tentative="1">
       <w:start w:val="1"/>
       <w:numFmt w:val="bullet"/>
       <w:lvlText w:val="○"/>
@@ -51650,7 +51186,7 @@
         <w:ind w:left="1440" w:hanging="360"/>
       </w:pPr>
     </w:lvl>
-    <w:lvl w:ilvl="2" w:tplc="864C8998" w:tentative="1">
+    <w:lvl w:ilvl="2" w:tplc="61A20D7A" w:tentative="1">
       <w:start w:val="1"/>
       <w:numFmt w:val="bullet"/>
       <w:lvlText w:val="■"/>
@@ -51659,7 +51195,7 @@
         <w:ind w:left="2160" w:hanging="360"/>
       </w:pPr>
     </w:lvl>
-    <w:lvl w:ilvl="3" w:tplc="FBC68DD6" w:tentative="1">
+    <w:lvl w:ilvl="3" w:tplc="4000C6F2" w:tentative="1">
       <w:start w:val="1"/>
       <w:numFmt w:val="bullet"/>
       <w:lvlText w:val="●"/>
@@ -51668,7 +51204,7 @@
         <w:ind w:left="2880" w:hanging="360"/>
       </w:pPr>
     </w:lvl>
-    <w:lvl w:ilvl="4" w:tplc="ADC6173C" w:tentative="1">
+    <w:lvl w:ilvl="4" w:tplc="DD1ACE5C" w:tentative="1">
       <w:start w:val="1"/>
       <w:numFmt w:val="bullet"/>
       <w:lvlText w:val="○"/>
@@ -51677,7 +51213,7 @@
         <w:ind w:left="3600" w:hanging="360"/>
       </w:pPr>
     </w:lvl>
-    <w:lvl w:ilvl="5" w:tplc="CF4E6D3A" w:tentative="1">
+    <w:lvl w:ilvl="5" w:tplc="3E4A295A" w:tentative="1">
       <w:start w:val="1"/>
       <w:numFmt w:val="bullet"/>
       <w:lvlText w:val="■"/>
@@ -51686,7 +51222,7 @@
         <w:ind w:left="4320" w:hanging="360"/>
       </w:pPr>
     </w:lvl>
-    <w:lvl w:ilvl="6" w:tplc="C31A739C" w:tentative="1">
+    <w:lvl w:ilvl="6" w:tplc="B08EBE70" w:tentative="1">
       <w:start w:val="1"/>
       <w:numFmt w:val="bullet"/>
       <w:lvlText w:val="●"/>
@@ -51695,7 +51231,7 @@
         <w:ind w:left="5040" w:hanging="360"/>
       </w:pPr>
     </w:lvl>
-    <w:lvl w:ilvl="7" w:tplc="B2BE9CEC" w:tentative="1">
+    <w:lvl w:ilvl="7" w:tplc="5A7EEA44" w:tentative="1">
       <w:start w:val="1"/>
       <w:numFmt w:val="bullet"/>
       <w:lvlText w:val="●"/>
@@ -51704,7 +51240,7 @@
         <w:ind w:left="5760" w:hanging="360"/>
       </w:pPr>
     </w:lvl>
-    <w:lvl w:ilvl="8" w:tplc="85D84398" w:tentative="1">
+    <w:lvl w:ilvl="8" w:tplc="D93A2DE2" w:tentative="1">
       <w:start w:val="1"/>
       <w:numFmt w:val="bullet"/>
       <w:lvlText w:val="●"/>
@@ -51714,11 +51250,11 @@
       </w:pPr>
     </w:lvl>
   </w:abstractNum>
-  <w:abstractNum w:abstractNumId="11" w15:restartNumberingAfterBreak="0">
-    <w:nsid w:val="5FD95788"/>
+  <w:abstractNum w:abstractNumId="3" w15:restartNumberingAfterBreak="0">
+    <w:nsid w:val="1C701BE7"/>
     <w:multiLevelType w:val="hybridMultilevel"/>
-    <w:tmpl w:val="A89ABE40"/>
-    <w:lvl w:ilvl="0" w:tplc="2F7631F0">
+    <w:tmpl w:val="5268E210"/>
+    <w:lvl w:ilvl="0" w:tplc="4636E6CA">
       <w:start w:val="1"/>
       <w:numFmt w:val="decimal"/>
       <w:lvlText w:val="%1."/>
@@ -51727,7 +51263,7 @@
         <w:ind w:left="360" w:hanging="300"/>
       </w:pPr>
     </w:lvl>
-    <w:lvl w:ilvl="1" w:tplc="2FEA8218" w:tentative="1">
+    <w:lvl w:ilvl="1" w:tplc="5706DA4A" w:tentative="1">
       <w:start w:val="1"/>
       <w:numFmt w:val="lowerLetter"/>
       <w:lvlText w:val="%2."/>
@@ -51736,47 +51272,47 @@
         <w:ind w:left="720" w:hanging="300"/>
       </w:pPr>
     </w:lvl>
-    <w:lvl w:ilvl="2" w:tplc="5DB43694">
+    <w:lvl w:ilvl="2" w:tplc="C7A81154">
       <w:numFmt w:val="decimal"/>
       <w:lvlText w:val=""/>
       <w:lvlJc w:val="left"/>
     </w:lvl>
-    <w:lvl w:ilvl="3" w:tplc="33E40E80">
+    <w:lvl w:ilvl="3" w:tplc="10862524">
       <w:numFmt w:val="decimal"/>
       <w:lvlText w:val=""/>
       <w:lvlJc w:val="left"/>
     </w:lvl>
-    <w:lvl w:ilvl="4" w:tplc="9350EC18">
+    <w:lvl w:ilvl="4" w:tplc="29D42ED4">
       <w:numFmt w:val="decimal"/>
       <w:lvlText w:val=""/>
       <w:lvlJc w:val="left"/>
     </w:lvl>
-    <w:lvl w:ilvl="5" w:tplc="F0326FD8">
+    <w:lvl w:ilvl="5" w:tplc="02D05E94">
       <w:numFmt w:val="decimal"/>
       <w:lvlText w:val=""/>
       <w:lvlJc w:val="left"/>
     </w:lvl>
-    <w:lvl w:ilvl="6" w:tplc="1452E842">
+    <w:lvl w:ilvl="6" w:tplc="B03098D0">
       <w:numFmt w:val="decimal"/>
       <w:lvlText w:val=""/>
       <w:lvlJc w:val="left"/>
     </w:lvl>
-    <w:lvl w:ilvl="7" w:tplc="C54EEA4E">
+    <w:lvl w:ilvl="7" w:tplc="EAC65032">
       <w:numFmt w:val="decimal"/>
       <w:lvlText w:val=""/>
       <w:lvlJc w:val="left"/>
     </w:lvl>
-    <w:lvl w:ilvl="8" w:tplc="7B2843C4">
+    <w:lvl w:ilvl="8" w:tplc="129C5622">
       <w:numFmt w:val="decimal"/>
       <w:lvlText w:val=""/>
       <w:lvlJc w:val="left"/>
     </w:lvl>
   </w:abstractNum>
-  <w:abstractNum w:abstractNumId="12" w15:restartNumberingAfterBreak="0">
-    <w:nsid w:val="6C647743"/>
+  <w:abstractNum w:abstractNumId="4" w15:restartNumberingAfterBreak="0">
+    <w:nsid w:val="23FD4851"/>
     <w:multiLevelType w:val="hybridMultilevel"/>
-    <w:tmpl w:val="41D6FF18"/>
-    <w:lvl w:ilvl="0" w:tplc="FC5CE3E6">
+    <w:tmpl w:val="1CD8F986"/>
+    <w:lvl w:ilvl="0" w:tplc="1A302BDE">
       <w:start w:val="1"/>
       <w:numFmt w:val="decimal"/>
       <w:lvlText w:val="%1."/>
@@ -51785,7 +51321,7 @@
         <w:ind w:left="360" w:hanging="300"/>
       </w:pPr>
     </w:lvl>
-    <w:lvl w:ilvl="1" w:tplc="7ED4F11C" w:tentative="1">
+    <w:lvl w:ilvl="1" w:tplc="736670EC" w:tentative="1">
       <w:start w:val="1"/>
       <w:numFmt w:val="lowerLetter"/>
       <w:lvlText w:val="%2."/>
@@ -51794,47 +51330,47 @@
         <w:ind w:left="720" w:hanging="300"/>
       </w:pPr>
     </w:lvl>
-    <w:lvl w:ilvl="2" w:tplc="4952261A">
+    <w:lvl w:ilvl="2" w:tplc="8EFA9552">
       <w:numFmt w:val="decimal"/>
       <w:lvlText w:val=""/>
       <w:lvlJc w:val="left"/>
     </w:lvl>
-    <w:lvl w:ilvl="3" w:tplc="21D64F9E">
+    <w:lvl w:ilvl="3" w:tplc="EE76E4AE">
       <w:numFmt w:val="decimal"/>
       <w:lvlText w:val=""/>
       <w:lvlJc w:val="left"/>
     </w:lvl>
-    <w:lvl w:ilvl="4" w:tplc="F27E59C8">
+    <w:lvl w:ilvl="4" w:tplc="A23687EC">
       <w:numFmt w:val="decimal"/>
       <w:lvlText w:val=""/>
       <w:lvlJc w:val="left"/>
     </w:lvl>
-    <w:lvl w:ilvl="5" w:tplc="A3A0DA0E">
+    <w:lvl w:ilvl="5" w:tplc="DBA4AC32">
       <w:numFmt w:val="decimal"/>
       <w:lvlText w:val=""/>
       <w:lvlJc w:val="left"/>
     </w:lvl>
-    <w:lvl w:ilvl="6" w:tplc="0334489E">
+    <w:lvl w:ilvl="6" w:tplc="6502835C">
       <w:numFmt w:val="decimal"/>
       <w:lvlText w:val=""/>
       <w:lvlJc w:val="left"/>
     </w:lvl>
-    <w:lvl w:ilvl="7" w:tplc="6BCAAF04">
+    <w:lvl w:ilvl="7" w:tplc="C6CC2AC8">
       <w:numFmt w:val="decimal"/>
       <w:lvlText w:val=""/>
       <w:lvlJc w:val="left"/>
     </w:lvl>
-    <w:lvl w:ilvl="8" w:tplc="9B3CECD8">
+    <w:lvl w:ilvl="8" w:tplc="AF50133A">
       <w:numFmt w:val="decimal"/>
       <w:lvlText w:val=""/>
       <w:lvlJc w:val="left"/>
     </w:lvl>
   </w:abstractNum>
-  <w:abstractNum w:abstractNumId="13" w15:restartNumberingAfterBreak="0">
-    <w:nsid w:val="6EF338D4"/>
+  <w:abstractNum w:abstractNumId="5" w15:restartNumberingAfterBreak="0">
+    <w:nsid w:val="30F5750C"/>
     <w:multiLevelType w:val="hybridMultilevel"/>
-    <w:tmpl w:val="DCD474DC"/>
-    <w:lvl w:ilvl="0" w:tplc="972C0516">
+    <w:tmpl w:val="2408D13E"/>
+    <w:lvl w:ilvl="0" w:tplc="CED8F062">
       <w:start w:val="1"/>
       <w:numFmt w:val="decimal"/>
       <w:lvlText w:val="%1."/>
@@ -51843,7 +51379,7 @@
         <w:ind w:left="360" w:hanging="300"/>
       </w:pPr>
     </w:lvl>
-    <w:lvl w:ilvl="1" w:tplc="8D4C0154" w:tentative="1">
+    <w:lvl w:ilvl="1" w:tplc="5DF620B6" w:tentative="1">
       <w:start w:val="1"/>
       <w:numFmt w:val="lowerLetter"/>
       <w:lvlText w:val="%2."/>
@@ -51852,47 +51388,47 @@
         <w:ind w:left="720" w:hanging="300"/>
       </w:pPr>
     </w:lvl>
-    <w:lvl w:ilvl="2" w:tplc="5B682346">
+    <w:lvl w:ilvl="2" w:tplc="539AD49C">
       <w:numFmt w:val="decimal"/>
       <w:lvlText w:val=""/>
       <w:lvlJc w:val="left"/>
     </w:lvl>
-    <w:lvl w:ilvl="3" w:tplc="84B4831C">
+    <w:lvl w:ilvl="3" w:tplc="E124B3E4">
       <w:numFmt w:val="decimal"/>
       <w:lvlText w:val=""/>
       <w:lvlJc w:val="left"/>
     </w:lvl>
-    <w:lvl w:ilvl="4" w:tplc="2AA084EA">
+    <w:lvl w:ilvl="4" w:tplc="D22A52B4">
       <w:numFmt w:val="decimal"/>
       <w:lvlText w:val=""/>
       <w:lvlJc w:val="left"/>
     </w:lvl>
-    <w:lvl w:ilvl="5" w:tplc="62F4B7DC">
+    <w:lvl w:ilvl="5" w:tplc="44F85904">
       <w:numFmt w:val="decimal"/>
       <w:lvlText w:val=""/>
       <w:lvlJc w:val="left"/>
     </w:lvl>
-    <w:lvl w:ilvl="6" w:tplc="2B9690F4">
+    <w:lvl w:ilvl="6" w:tplc="48EA8C0A">
       <w:numFmt w:val="decimal"/>
       <w:lvlText w:val=""/>
       <w:lvlJc w:val="left"/>
     </w:lvl>
-    <w:lvl w:ilvl="7" w:tplc="4B32539E">
+    <w:lvl w:ilvl="7" w:tplc="EC3C7D26">
       <w:numFmt w:val="decimal"/>
       <w:lvlText w:val=""/>
       <w:lvlJc w:val="left"/>
     </w:lvl>
-    <w:lvl w:ilvl="8" w:tplc="69740BFE">
+    <w:lvl w:ilvl="8" w:tplc="B13A7384">
       <w:numFmt w:val="decimal"/>
       <w:lvlText w:val=""/>
       <w:lvlJc w:val="left"/>
     </w:lvl>
   </w:abstractNum>
-  <w:abstractNum w:abstractNumId="14" w15:restartNumberingAfterBreak="0">
-    <w:nsid w:val="75B04118"/>
+  <w:abstractNum w:abstractNumId="6" w15:restartNumberingAfterBreak="0">
+    <w:nsid w:val="33D06A1B"/>
     <w:multiLevelType w:val="hybridMultilevel"/>
-    <w:tmpl w:val="0C06A8F6"/>
-    <w:lvl w:ilvl="0" w:tplc="514AFB36">
+    <w:tmpl w:val="B096E900"/>
+    <w:lvl w:ilvl="0" w:tplc="38EACD5A">
       <w:start w:val="1"/>
       <w:numFmt w:val="decimal"/>
       <w:lvlText w:val="%1."/>
@@ -51901,7 +51437,7 @@
         <w:ind w:left="360" w:hanging="300"/>
       </w:pPr>
     </w:lvl>
-    <w:lvl w:ilvl="1" w:tplc="CA7C98D2" w:tentative="1">
+    <w:lvl w:ilvl="1" w:tplc="A4525F7A" w:tentative="1">
       <w:start w:val="1"/>
       <w:numFmt w:val="lowerLetter"/>
       <w:lvlText w:val="%2."/>
@@ -51910,128 +51446,592 @@
         <w:ind w:left="720" w:hanging="300"/>
       </w:pPr>
     </w:lvl>
-    <w:lvl w:ilvl="2" w:tplc="1700AC18">
+    <w:lvl w:ilvl="2" w:tplc="433847FA">
       <w:numFmt w:val="decimal"/>
       <w:lvlText w:val=""/>
       <w:lvlJc w:val="left"/>
     </w:lvl>
-    <w:lvl w:ilvl="3" w:tplc="9698BC18">
+    <w:lvl w:ilvl="3" w:tplc="C1767B82">
       <w:numFmt w:val="decimal"/>
       <w:lvlText w:val=""/>
       <w:lvlJc w:val="left"/>
     </w:lvl>
-    <w:lvl w:ilvl="4" w:tplc="95BA664C">
+    <w:lvl w:ilvl="4" w:tplc="D05025B4">
       <w:numFmt w:val="decimal"/>
       <w:lvlText w:val=""/>
       <w:lvlJc w:val="left"/>
     </w:lvl>
-    <w:lvl w:ilvl="5" w:tplc="E5B4C448">
+    <w:lvl w:ilvl="5" w:tplc="F5344D0A">
       <w:numFmt w:val="decimal"/>
       <w:lvlText w:val=""/>
       <w:lvlJc w:val="left"/>
     </w:lvl>
-    <w:lvl w:ilvl="6" w:tplc="7EAE731A">
+    <w:lvl w:ilvl="6" w:tplc="EE9687B0">
       <w:numFmt w:val="decimal"/>
       <w:lvlText w:val=""/>
       <w:lvlJc w:val="left"/>
     </w:lvl>
-    <w:lvl w:ilvl="7" w:tplc="0BB8D540">
+    <w:lvl w:ilvl="7" w:tplc="0A0E275E">
       <w:numFmt w:val="decimal"/>
       <w:lvlText w:val=""/>
       <w:lvlJc w:val="left"/>
     </w:lvl>
-    <w:lvl w:ilvl="8" w:tplc="804C551E">
+    <w:lvl w:ilvl="8" w:tplc="A296FC8A">
       <w:numFmt w:val="decimal"/>
       <w:lvlText w:val=""/>
       <w:lvlJc w:val="left"/>
     </w:lvl>
   </w:abstractNum>
-  <w:num w:numId="1" w16cid:durableId="1998461647">
-    <w:abstractNumId w:val="10"/>
+  <w:abstractNum w:abstractNumId="7" w15:restartNumberingAfterBreak="0">
+    <w:nsid w:val="41C6083F"/>
+    <w:multiLevelType w:val="hybridMultilevel"/>
+    <w:tmpl w:val="2436A412"/>
+    <w:lvl w:ilvl="0" w:tplc="F9F00EEA">
+      <w:start w:val="1"/>
+      <w:numFmt w:val="bullet"/>
+      <w:lvlText w:val="•"/>
+      <w:lvlJc w:val="left"/>
+      <w:pPr>
+        <w:ind w:left="360" w:hanging="260"/>
+      </w:pPr>
+    </w:lvl>
+    <w:lvl w:ilvl="1" w:tplc="990CF956" w:tentative="1">
+      <w:start w:val="1"/>
+      <w:numFmt w:val="bullet"/>
+      <w:lvlText w:val="–"/>
+      <w:lvlJc w:val="left"/>
+      <w:pPr>
+        <w:ind w:left="720" w:hanging="260"/>
+      </w:pPr>
+    </w:lvl>
+    <w:lvl w:ilvl="2" w:tplc="F3FCAE80">
+      <w:numFmt w:val="decimal"/>
+      <w:lvlText w:val=""/>
+      <w:lvlJc w:val="left"/>
+    </w:lvl>
+    <w:lvl w:ilvl="3" w:tplc="094AD740">
+      <w:numFmt w:val="decimal"/>
+      <w:lvlText w:val=""/>
+      <w:lvlJc w:val="left"/>
+    </w:lvl>
+    <w:lvl w:ilvl="4" w:tplc="6728FC84">
+      <w:numFmt w:val="decimal"/>
+      <w:lvlText w:val=""/>
+      <w:lvlJc w:val="left"/>
+    </w:lvl>
+    <w:lvl w:ilvl="5" w:tplc="E1CA8790">
+      <w:numFmt w:val="decimal"/>
+      <w:lvlText w:val=""/>
+      <w:lvlJc w:val="left"/>
+    </w:lvl>
+    <w:lvl w:ilvl="6" w:tplc="37BA2D96">
+      <w:numFmt w:val="decimal"/>
+      <w:lvlText w:val=""/>
+      <w:lvlJc w:val="left"/>
+    </w:lvl>
+    <w:lvl w:ilvl="7" w:tplc="592C4C70">
+      <w:numFmt w:val="decimal"/>
+      <w:lvlText w:val=""/>
+      <w:lvlJc w:val="left"/>
+    </w:lvl>
+    <w:lvl w:ilvl="8" w:tplc="BCDE3BF8">
+      <w:numFmt w:val="decimal"/>
+      <w:lvlText w:val=""/>
+      <w:lvlJc w:val="left"/>
+    </w:lvl>
+  </w:abstractNum>
+  <w:abstractNum w:abstractNumId="8" w15:restartNumberingAfterBreak="0">
+    <w:nsid w:val="447748FD"/>
+    <w:multiLevelType w:val="hybridMultilevel"/>
+    <w:tmpl w:val="97B8FDAC"/>
+    <w:lvl w:ilvl="0" w:tplc="434ABCD0">
+      <w:start w:val="1"/>
+      <w:numFmt w:val="decimal"/>
+      <w:lvlText w:val="%1."/>
+      <w:lvlJc w:val="left"/>
+      <w:pPr>
+        <w:ind w:left="360" w:hanging="300"/>
+      </w:pPr>
+    </w:lvl>
+    <w:lvl w:ilvl="1" w:tplc="1E3069CE" w:tentative="1">
+      <w:start w:val="1"/>
+      <w:numFmt w:val="lowerLetter"/>
+      <w:lvlText w:val="%2."/>
+      <w:lvlJc w:val="left"/>
+      <w:pPr>
+        <w:ind w:left="720" w:hanging="300"/>
+      </w:pPr>
+    </w:lvl>
+    <w:lvl w:ilvl="2" w:tplc="674EACD0">
+      <w:numFmt w:val="decimal"/>
+      <w:lvlText w:val=""/>
+      <w:lvlJc w:val="left"/>
+    </w:lvl>
+    <w:lvl w:ilvl="3" w:tplc="56AEB91E">
+      <w:numFmt w:val="decimal"/>
+      <w:lvlText w:val=""/>
+      <w:lvlJc w:val="left"/>
+    </w:lvl>
+    <w:lvl w:ilvl="4" w:tplc="593CBA06">
+      <w:numFmt w:val="decimal"/>
+      <w:lvlText w:val=""/>
+      <w:lvlJc w:val="left"/>
+    </w:lvl>
+    <w:lvl w:ilvl="5" w:tplc="07627488">
+      <w:numFmt w:val="decimal"/>
+      <w:lvlText w:val=""/>
+      <w:lvlJc w:val="left"/>
+    </w:lvl>
+    <w:lvl w:ilvl="6" w:tplc="EF4CB65C">
+      <w:numFmt w:val="decimal"/>
+      <w:lvlText w:val=""/>
+      <w:lvlJc w:val="left"/>
+    </w:lvl>
+    <w:lvl w:ilvl="7" w:tplc="7A347EC0">
+      <w:numFmt w:val="decimal"/>
+      <w:lvlText w:val=""/>
+      <w:lvlJc w:val="left"/>
+    </w:lvl>
+    <w:lvl w:ilvl="8" w:tplc="F3687866">
+      <w:numFmt w:val="decimal"/>
+      <w:lvlText w:val=""/>
+      <w:lvlJc w:val="left"/>
+    </w:lvl>
+  </w:abstractNum>
+  <w:abstractNum w:abstractNumId="9" w15:restartNumberingAfterBreak="0">
+    <w:nsid w:val="4E137ABD"/>
+    <w:multiLevelType w:val="hybridMultilevel"/>
+    <w:tmpl w:val="D6065D66"/>
+    <w:lvl w:ilvl="0" w:tplc="788CFA72">
+      <w:start w:val="1"/>
+      <w:numFmt w:val="decimal"/>
+      <w:lvlText w:val="%1."/>
+      <w:lvlJc w:val="left"/>
+      <w:pPr>
+        <w:ind w:left="360" w:hanging="300"/>
+      </w:pPr>
+    </w:lvl>
+    <w:lvl w:ilvl="1" w:tplc="9EC0A512" w:tentative="1">
+      <w:start w:val="1"/>
+      <w:numFmt w:val="lowerLetter"/>
+      <w:lvlText w:val="%2."/>
+      <w:lvlJc w:val="left"/>
+      <w:pPr>
+        <w:ind w:left="720" w:hanging="300"/>
+      </w:pPr>
+    </w:lvl>
+    <w:lvl w:ilvl="2" w:tplc="47D65970">
+      <w:numFmt w:val="decimal"/>
+      <w:lvlText w:val=""/>
+      <w:lvlJc w:val="left"/>
+    </w:lvl>
+    <w:lvl w:ilvl="3" w:tplc="8C3C6FBE">
+      <w:numFmt w:val="decimal"/>
+      <w:lvlText w:val=""/>
+      <w:lvlJc w:val="left"/>
+    </w:lvl>
+    <w:lvl w:ilvl="4" w:tplc="3CDC22C2">
+      <w:numFmt w:val="decimal"/>
+      <w:lvlText w:val=""/>
+      <w:lvlJc w:val="left"/>
+    </w:lvl>
+    <w:lvl w:ilvl="5" w:tplc="F2424F52">
+      <w:numFmt w:val="decimal"/>
+      <w:lvlText w:val=""/>
+      <w:lvlJc w:val="left"/>
+    </w:lvl>
+    <w:lvl w:ilvl="6" w:tplc="62606B4A">
+      <w:numFmt w:val="decimal"/>
+      <w:lvlText w:val=""/>
+      <w:lvlJc w:val="left"/>
+    </w:lvl>
+    <w:lvl w:ilvl="7" w:tplc="52120B62">
+      <w:numFmt w:val="decimal"/>
+      <w:lvlText w:val=""/>
+      <w:lvlJc w:val="left"/>
+    </w:lvl>
+    <w:lvl w:ilvl="8" w:tplc="28EE984C">
+      <w:numFmt w:val="decimal"/>
+      <w:lvlText w:val=""/>
+      <w:lvlJc w:val="left"/>
+    </w:lvl>
+  </w:abstractNum>
+  <w:abstractNum w:abstractNumId="10" w15:restartNumberingAfterBreak="0">
+    <w:nsid w:val="552A6B0B"/>
+    <w:multiLevelType w:val="hybridMultilevel"/>
+    <w:tmpl w:val="9AC29DC6"/>
+    <w:lvl w:ilvl="0" w:tplc="5ABA0BC4">
+      <w:start w:val="1"/>
+      <w:numFmt w:val="decimal"/>
+      <w:lvlText w:val="%1."/>
+      <w:lvlJc w:val="left"/>
+      <w:pPr>
+        <w:ind w:left="360" w:hanging="300"/>
+      </w:pPr>
+    </w:lvl>
+    <w:lvl w:ilvl="1" w:tplc="D96A7664" w:tentative="1">
+      <w:start w:val="1"/>
+      <w:numFmt w:val="lowerLetter"/>
+      <w:lvlText w:val="%2."/>
+      <w:lvlJc w:val="left"/>
+      <w:pPr>
+        <w:ind w:left="720" w:hanging="300"/>
+      </w:pPr>
+    </w:lvl>
+    <w:lvl w:ilvl="2" w:tplc="3746C2BA">
+      <w:numFmt w:val="decimal"/>
+      <w:lvlText w:val=""/>
+      <w:lvlJc w:val="left"/>
+    </w:lvl>
+    <w:lvl w:ilvl="3" w:tplc="F050B8C4">
+      <w:numFmt w:val="decimal"/>
+      <w:lvlText w:val=""/>
+      <w:lvlJc w:val="left"/>
+    </w:lvl>
+    <w:lvl w:ilvl="4" w:tplc="E9F86182">
+      <w:numFmt w:val="decimal"/>
+      <w:lvlText w:val=""/>
+      <w:lvlJc w:val="left"/>
+    </w:lvl>
+    <w:lvl w:ilvl="5" w:tplc="2DEC0F24">
+      <w:numFmt w:val="decimal"/>
+      <w:lvlText w:val=""/>
+      <w:lvlJc w:val="left"/>
+    </w:lvl>
+    <w:lvl w:ilvl="6" w:tplc="46E4FE3A">
+      <w:numFmt w:val="decimal"/>
+      <w:lvlText w:val=""/>
+      <w:lvlJc w:val="left"/>
+    </w:lvl>
+    <w:lvl w:ilvl="7" w:tplc="B72A5906">
+      <w:numFmt w:val="decimal"/>
+      <w:lvlText w:val=""/>
+      <w:lvlJc w:val="left"/>
+    </w:lvl>
+    <w:lvl w:ilvl="8" w:tplc="D2F6A15C">
+      <w:numFmt w:val="decimal"/>
+      <w:lvlText w:val=""/>
+      <w:lvlJc w:val="left"/>
+    </w:lvl>
+  </w:abstractNum>
+  <w:abstractNum w:abstractNumId="11" w15:restartNumberingAfterBreak="0">
+    <w:nsid w:val="637B35B0"/>
+    <w:multiLevelType w:val="hybridMultilevel"/>
+    <w:tmpl w:val="CC4C3BD8"/>
+    <w:lvl w:ilvl="0" w:tplc="3794BB40">
+      <w:start w:val="1"/>
+      <w:numFmt w:val="decimal"/>
+      <w:lvlText w:val="%1."/>
+      <w:lvlJc w:val="left"/>
+      <w:pPr>
+        <w:ind w:left="360" w:hanging="300"/>
+      </w:pPr>
+    </w:lvl>
+    <w:lvl w:ilvl="1" w:tplc="0F7ED582" w:tentative="1">
+      <w:start w:val="1"/>
+      <w:numFmt w:val="lowerLetter"/>
+      <w:lvlText w:val="%2."/>
+      <w:lvlJc w:val="left"/>
+      <w:pPr>
+        <w:ind w:left="720" w:hanging="300"/>
+      </w:pPr>
+    </w:lvl>
+    <w:lvl w:ilvl="2" w:tplc="69EABF48">
+      <w:numFmt w:val="decimal"/>
+      <w:lvlText w:val=""/>
+      <w:lvlJc w:val="left"/>
+    </w:lvl>
+    <w:lvl w:ilvl="3" w:tplc="DEA29746">
+      <w:numFmt w:val="decimal"/>
+      <w:lvlText w:val=""/>
+      <w:lvlJc w:val="left"/>
+    </w:lvl>
+    <w:lvl w:ilvl="4" w:tplc="CE0E825C">
+      <w:numFmt w:val="decimal"/>
+      <w:lvlText w:val=""/>
+      <w:lvlJc w:val="left"/>
+    </w:lvl>
+    <w:lvl w:ilvl="5" w:tplc="8252FD66">
+      <w:numFmt w:val="decimal"/>
+      <w:lvlText w:val=""/>
+      <w:lvlJc w:val="left"/>
+    </w:lvl>
+    <w:lvl w:ilvl="6" w:tplc="DCBE113C">
+      <w:numFmt w:val="decimal"/>
+      <w:lvlText w:val=""/>
+      <w:lvlJc w:val="left"/>
+    </w:lvl>
+    <w:lvl w:ilvl="7" w:tplc="A8181CF6">
+      <w:numFmt w:val="decimal"/>
+      <w:lvlText w:val=""/>
+      <w:lvlJc w:val="left"/>
+    </w:lvl>
+    <w:lvl w:ilvl="8" w:tplc="8F38FD46">
+      <w:numFmt w:val="decimal"/>
+      <w:lvlText w:val=""/>
+      <w:lvlJc w:val="left"/>
+    </w:lvl>
+  </w:abstractNum>
+  <w:abstractNum w:abstractNumId="12" w15:restartNumberingAfterBreak="0">
+    <w:nsid w:val="67625660"/>
+    <w:multiLevelType w:val="hybridMultilevel"/>
+    <w:tmpl w:val="B38C834E"/>
+    <w:lvl w:ilvl="0" w:tplc="D0E0BFF6">
+      <w:start w:val="1"/>
+      <w:numFmt w:val="decimal"/>
+      <w:lvlText w:val="%1."/>
+      <w:lvlJc w:val="left"/>
+      <w:pPr>
+        <w:ind w:left="360" w:hanging="300"/>
+      </w:pPr>
+    </w:lvl>
+    <w:lvl w:ilvl="1" w:tplc="BA2839FE" w:tentative="1">
+      <w:start w:val="1"/>
+      <w:numFmt w:val="lowerLetter"/>
+      <w:lvlText w:val="%2."/>
+      <w:lvlJc w:val="left"/>
+      <w:pPr>
+        <w:ind w:left="720" w:hanging="300"/>
+      </w:pPr>
+    </w:lvl>
+    <w:lvl w:ilvl="2" w:tplc="47A85292">
+      <w:numFmt w:val="decimal"/>
+      <w:lvlText w:val=""/>
+      <w:lvlJc w:val="left"/>
+    </w:lvl>
+    <w:lvl w:ilvl="3" w:tplc="281871A2">
+      <w:numFmt w:val="decimal"/>
+      <w:lvlText w:val=""/>
+      <w:lvlJc w:val="left"/>
+    </w:lvl>
+    <w:lvl w:ilvl="4" w:tplc="D8362E2A">
+      <w:numFmt w:val="decimal"/>
+      <w:lvlText w:val=""/>
+      <w:lvlJc w:val="left"/>
+    </w:lvl>
+    <w:lvl w:ilvl="5" w:tplc="48185902">
+      <w:numFmt w:val="decimal"/>
+      <w:lvlText w:val=""/>
+      <w:lvlJc w:val="left"/>
+    </w:lvl>
+    <w:lvl w:ilvl="6" w:tplc="3D402800">
+      <w:numFmt w:val="decimal"/>
+      <w:lvlText w:val=""/>
+      <w:lvlJc w:val="left"/>
+    </w:lvl>
+    <w:lvl w:ilvl="7" w:tplc="DAD84476">
+      <w:numFmt w:val="decimal"/>
+      <w:lvlText w:val=""/>
+      <w:lvlJc w:val="left"/>
+    </w:lvl>
+    <w:lvl w:ilvl="8" w:tplc="B35C763C">
+      <w:numFmt w:val="decimal"/>
+      <w:lvlText w:val=""/>
+      <w:lvlJc w:val="left"/>
+    </w:lvl>
+  </w:abstractNum>
+  <w:abstractNum w:abstractNumId="13" w15:restartNumberingAfterBreak="0">
+    <w:nsid w:val="733B6987"/>
+    <w:multiLevelType w:val="hybridMultilevel"/>
+    <w:tmpl w:val="4FB2CC1C"/>
+    <w:lvl w:ilvl="0" w:tplc="03C61398">
+      <w:start w:val="1"/>
+      <w:numFmt w:val="decimal"/>
+      <w:lvlText w:val="%1."/>
+      <w:lvlJc w:val="left"/>
+      <w:pPr>
+        <w:ind w:left="360" w:hanging="300"/>
+      </w:pPr>
+    </w:lvl>
+    <w:lvl w:ilvl="1" w:tplc="0C58F806" w:tentative="1">
+      <w:start w:val="1"/>
+      <w:numFmt w:val="lowerLetter"/>
+      <w:lvlText w:val="%2."/>
+      <w:lvlJc w:val="left"/>
+      <w:pPr>
+        <w:ind w:left="720" w:hanging="300"/>
+      </w:pPr>
+    </w:lvl>
+    <w:lvl w:ilvl="2" w:tplc="B7D62824">
+      <w:numFmt w:val="decimal"/>
+      <w:lvlText w:val=""/>
+      <w:lvlJc w:val="left"/>
+    </w:lvl>
+    <w:lvl w:ilvl="3" w:tplc="368CEF52">
+      <w:numFmt w:val="decimal"/>
+      <w:lvlText w:val=""/>
+      <w:lvlJc w:val="left"/>
+    </w:lvl>
+    <w:lvl w:ilvl="4" w:tplc="B41E93FA">
+      <w:numFmt w:val="decimal"/>
+      <w:lvlText w:val=""/>
+      <w:lvlJc w:val="left"/>
+    </w:lvl>
+    <w:lvl w:ilvl="5" w:tplc="4A5E5448">
+      <w:numFmt w:val="decimal"/>
+      <w:lvlText w:val=""/>
+      <w:lvlJc w:val="left"/>
+    </w:lvl>
+    <w:lvl w:ilvl="6" w:tplc="CAE68C96">
+      <w:numFmt w:val="decimal"/>
+      <w:lvlText w:val=""/>
+      <w:lvlJc w:val="left"/>
+    </w:lvl>
+    <w:lvl w:ilvl="7" w:tplc="C46C09CA">
+      <w:numFmt w:val="decimal"/>
+      <w:lvlText w:val=""/>
+      <w:lvlJc w:val="left"/>
+    </w:lvl>
+    <w:lvl w:ilvl="8" w:tplc="D3529714">
+      <w:numFmt w:val="decimal"/>
+      <w:lvlText w:val=""/>
+      <w:lvlJc w:val="left"/>
+    </w:lvl>
+  </w:abstractNum>
+  <w:abstractNum w:abstractNumId="14" w15:restartNumberingAfterBreak="0">
+    <w:nsid w:val="7D1F6645"/>
+    <w:multiLevelType w:val="hybridMultilevel"/>
+    <w:tmpl w:val="67AC97DC"/>
+    <w:lvl w:ilvl="0" w:tplc="7080602A">
+      <w:start w:val="1"/>
+      <w:numFmt w:val="decimal"/>
+      <w:lvlText w:val="%1."/>
+      <w:lvlJc w:val="left"/>
+      <w:pPr>
+        <w:ind w:left="360" w:hanging="300"/>
+      </w:pPr>
+    </w:lvl>
+    <w:lvl w:ilvl="1" w:tplc="A2F4D554" w:tentative="1">
+      <w:start w:val="1"/>
+      <w:numFmt w:val="lowerLetter"/>
+      <w:lvlText w:val="%2."/>
+      <w:lvlJc w:val="left"/>
+      <w:pPr>
+        <w:ind w:left="720" w:hanging="300"/>
+      </w:pPr>
+    </w:lvl>
+    <w:lvl w:ilvl="2" w:tplc="9EA00AEC">
+      <w:numFmt w:val="decimal"/>
+      <w:lvlText w:val=""/>
+      <w:lvlJc w:val="left"/>
+    </w:lvl>
+    <w:lvl w:ilvl="3" w:tplc="6CB8565A">
+      <w:numFmt w:val="decimal"/>
+      <w:lvlText w:val=""/>
+      <w:lvlJc w:val="left"/>
+    </w:lvl>
+    <w:lvl w:ilvl="4" w:tplc="23C6A9E6">
+      <w:numFmt w:val="decimal"/>
+      <w:lvlText w:val=""/>
+      <w:lvlJc w:val="left"/>
+    </w:lvl>
+    <w:lvl w:ilvl="5" w:tplc="54EEB6E0">
+      <w:numFmt w:val="decimal"/>
+      <w:lvlText w:val=""/>
+      <w:lvlJc w:val="left"/>
+    </w:lvl>
+    <w:lvl w:ilvl="6" w:tplc="6382E6EC">
+      <w:numFmt w:val="decimal"/>
+      <w:lvlText w:val=""/>
+      <w:lvlJc w:val="left"/>
+    </w:lvl>
+    <w:lvl w:ilvl="7" w:tplc="A41E8CB4">
+      <w:numFmt w:val="decimal"/>
+      <w:lvlText w:val=""/>
+      <w:lvlJc w:val="left"/>
+    </w:lvl>
+    <w:lvl w:ilvl="8" w:tplc="764A89B8">
+      <w:numFmt w:val="decimal"/>
+      <w:lvlText w:val=""/>
+      <w:lvlJc w:val="left"/>
+    </w:lvl>
+  </w:abstractNum>
+  <w:num w:numId="1" w16cid:durableId="825123222">
+    <w:abstractNumId w:val="2"/>
     <w:lvlOverride w:ilvl="0">
       <w:startOverride w:val="1"/>
     </w:lvlOverride>
   </w:num>
-  <w:num w:numId="2" w16cid:durableId="510533438">
+  <w:num w:numId="2" w16cid:durableId="1671562082">
+    <w:abstractNumId w:val="7"/>
+    <w:lvlOverride w:ilvl="0">
+      <w:startOverride w:val="1"/>
+    </w:lvlOverride>
+  </w:num>
+  <w:num w:numId="3" w16cid:durableId="655039404">
     <w:abstractNumId w:val="4"/>
     <w:lvlOverride w:ilvl="0">
       <w:startOverride w:val="1"/>
     </w:lvlOverride>
   </w:num>
-  <w:num w:numId="3" w16cid:durableId="1244603697">
-    <w:abstractNumId w:val="7"/>
+  <w:num w:numId="4" w16cid:durableId="19167924">
+    <w:abstractNumId w:val="3"/>
     <w:lvlOverride w:ilvl="0">
       <w:startOverride w:val="1"/>
     </w:lvlOverride>
   </w:num>
-  <w:num w:numId="4" w16cid:durableId="818307221">
+  <w:num w:numId="5" w16cid:durableId="140464461">
     <w:abstractNumId w:val="6"/>
     <w:lvlOverride w:ilvl="0">
       <w:startOverride w:val="1"/>
     </w:lvlOverride>
   </w:num>
-  <w:num w:numId="5" w16cid:durableId="740180661">
+  <w:num w:numId="6" w16cid:durableId="1218206657">
+    <w:abstractNumId w:val="8"/>
+    <w:lvlOverride w:ilvl="0">
+      <w:startOverride w:val="1"/>
+    </w:lvlOverride>
+  </w:num>
+  <w:num w:numId="7" w16cid:durableId="1319073487">
+    <w:abstractNumId w:val="12"/>
+    <w:lvlOverride w:ilvl="0">
+      <w:startOverride w:val="1"/>
+    </w:lvlOverride>
+  </w:num>
+  <w:num w:numId="8" w16cid:durableId="1398554565">
+    <w:abstractNumId w:val="13"/>
+    <w:lvlOverride w:ilvl="0">
+      <w:startOverride w:val="1"/>
+    </w:lvlOverride>
+  </w:num>
+  <w:num w:numId="9" w16cid:durableId="1269891905">
+    <w:abstractNumId w:val="5"/>
+    <w:lvlOverride w:ilvl="0">
+      <w:startOverride w:val="1"/>
+    </w:lvlOverride>
+  </w:num>
+  <w:num w:numId="10" w16cid:durableId="1565793852">
+    <w:abstractNumId w:val="1"/>
+    <w:lvlOverride w:ilvl="0">
+      <w:startOverride w:val="1"/>
+    </w:lvlOverride>
+  </w:num>
+  <w:num w:numId="11" w16cid:durableId="1455441348">
+    <w:abstractNumId w:val="11"/>
+    <w:lvlOverride w:ilvl="0">
+      <w:startOverride w:val="1"/>
+    </w:lvlOverride>
+  </w:num>
+  <w:num w:numId="12" w16cid:durableId="1879703599">
     <w:abstractNumId w:val="14"/>
     <w:lvlOverride w:ilvl="0">
       <w:startOverride w:val="1"/>
     </w:lvlOverride>
   </w:num>
-  <w:num w:numId="6" w16cid:durableId="681512665">
-    <w:abstractNumId w:val="8"/>
+  <w:num w:numId="13" w16cid:durableId="1075978761">
+    <w:abstractNumId w:val="9"/>
     <w:lvlOverride w:ilvl="0">
       <w:startOverride w:val="1"/>
     </w:lvlOverride>
   </w:num>
-  <w:num w:numId="7" w16cid:durableId="208154977">
-    <w:abstractNumId w:val="5"/>
-    <w:lvlOverride w:ilvl="0">
-      <w:startOverride w:val="1"/>
-    </w:lvlOverride>
-  </w:num>
-  <w:num w:numId="8" w16cid:durableId="191958182">
+  <w:num w:numId="14" w16cid:durableId="1601376502">
     <w:abstractNumId w:val="0"/>
     <w:lvlOverride w:ilvl="0">
       <w:startOverride w:val="1"/>
     </w:lvlOverride>
   </w:num>
-  <w:num w:numId="9" w16cid:durableId="1028527326">
-    <w:abstractNumId w:val="12"/>
-    <w:lvlOverride w:ilvl="0">
-      <w:startOverride w:val="1"/>
-    </w:lvlOverride>
-  </w:num>
-  <w:num w:numId="10" w16cid:durableId="1809929083">
-    <w:abstractNumId w:val="13"/>
-    <w:lvlOverride w:ilvl="0">
-      <w:startOverride w:val="1"/>
-    </w:lvlOverride>
-  </w:num>
-  <w:num w:numId="11" w16cid:durableId="294680948">
-    <w:abstractNumId w:val="11"/>
-    <w:lvlOverride w:ilvl="0">
-      <w:startOverride w:val="1"/>
-    </w:lvlOverride>
-  </w:num>
-  <w:num w:numId="12" w16cid:durableId="408504154">
-    <w:abstractNumId w:val="9"/>
-    <w:lvlOverride w:ilvl="0">
-      <w:startOverride w:val="1"/>
-    </w:lvlOverride>
-  </w:num>
-  <w:num w:numId="13" w16cid:durableId="2116170154">
-    <w:abstractNumId w:val="2"/>
-    <w:lvlOverride w:ilvl="0">
-      <w:startOverride w:val="1"/>
-    </w:lvlOverride>
-  </w:num>
-  <w:num w:numId="14" w16cid:durableId="646907242">
-    <w:abstractNumId w:val="1"/>
-    <w:lvlOverride w:ilvl="0">
-      <w:startOverride w:val="1"/>
-    </w:lvlOverride>
-  </w:num>
-  <w:num w:numId="15" w16cid:durableId="2049447952">
-    <w:abstractNumId w:val="3"/>
+  <w:num w:numId="15" w16cid:durableId="1027873661">
+    <w:abstractNumId w:val="10"/>
     <w:lvlOverride w:ilvl="0">
       <w:startOverride w:val="1"/>
     </w:lvlOverride>
@@ -52711,7 +52711,7 @@
     <w:autoRedefine/>
     <w:uiPriority w:val="39"/>
     <w:unhideWhenUsed/>
-    <w:rsid w:val="00360EF6"/>
+    <w:rsid w:val="006E20D7"/>
     <w:pPr>
       <w:spacing w:after="100"/>
     </w:pPr>
@@ -52723,7 +52723,7 @@
     <w:autoRedefine/>
     <w:uiPriority w:val="39"/>
     <w:unhideWhenUsed/>
-    <w:rsid w:val="00360EF6"/>
+    <w:rsid w:val="006E20D7"/>
     <w:pPr>
       <w:spacing w:after="100"/>
       <w:ind w:left="210"/>

--- a/discoverer-neo/docs/user-guide/manual/Discoverer-Neo-ADMIN-Guide-Full-es-ES.docx
+++ b/discoverer-neo/docs/user-guide/manual/Discoverer-Neo-ADMIN-Guide-Full-es-ES.docx
@@ -54,7 +54,7 @@
           <w:sz w:val="22"/>
           <w:szCs w:val="22"/>
         </w:rPr>
-        <w:t>Versión 2.1.0</w:t>
+        <w:t>Versión 2.1.1</w:t>
       </w:r>
     </w:p>
     <w:p>
@@ -74,7 +74,7 @@
     <w:sdt>
       <w:sdtPr>
         <w:alias w:val="Índice"/>
-        <w:id w:val="-1746490990"/>
+        <w:id w:val="220716548"/>
       </w:sdtPr>
       <w:sdtEndPr/>
       <w:sdtContent>
@@ -102,7 +102,7 @@
           <w:r>
             <w:fldChar w:fldCharType="separate"/>
           </w:r>
-          <w:hyperlink w:anchor="_Toc241744881" w:history="1">
+          <w:hyperlink w:anchor="_Toc241747721" w:history="1">
             <w:r>
               <w:rPr>
                 <w:rStyle w:val="Hiperligao"/>
@@ -126,7 +126,7 @@
               <w:rPr>
                 <w:noProof/>
               </w:rPr>
-              <w:instrText xml:space="preserve"> PAGEREF _Toc241744881 \h </w:instrText>
+              <w:instrText xml:space="preserve"> PAGEREF _Toc241747721 \h </w:instrText>
             </w:r>
             <w:r>
               <w:rPr>
@@ -168,7 +168,7 @@
               <w14:ligatures w14:val="standardContextual"/>
             </w:rPr>
           </w:pPr>
-          <w:hyperlink w:anchor="_Toc241744882" w:history="1">
+          <w:hyperlink w:anchor="_Toc241747722" w:history="1">
             <w:r>
               <w:rPr>
                 <w:rStyle w:val="Hiperligao"/>
@@ -192,7 +192,7 @@
               <w:rPr>
                 <w:noProof/>
               </w:rPr>
-              <w:instrText xml:space="preserve"> PAGEREF _Toc241744882 \h </w:instrText>
+              <w:instrText xml:space="preserve"> PAGEREF _Toc241747722 \h </w:instrText>
             </w:r>
             <w:r>
               <w:rPr>
@@ -234,7 +234,7 @@
               <w14:ligatures w14:val="standardContextual"/>
             </w:rPr>
           </w:pPr>
-          <w:hyperlink w:anchor="_Toc241744883" w:history="1">
+          <w:hyperlink w:anchor="_Toc241747723" w:history="1">
             <w:r>
               <w:rPr>
                 <w:rStyle w:val="Hiperligao"/>
@@ -258,7 +258,7 @@
               <w:rPr>
                 <w:noProof/>
               </w:rPr>
-              <w:instrText xml:space="preserve"> PAGEREF _Toc241744883 \h </w:instrText>
+              <w:instrText xml:space="preserve"> PAGEREF _Toc241747723 \h </w:instrText>
             </w:r>
             <w:r>
               <w:rPr>
@@ -300,7 +300,7 @@
               <w14:ligatures w14:val="standardContextual"/>
             </w:rPr>
           </w:pPr>
-          <w:hyperlink w:anchor="_Toc241744884" w:history="1">
+          <w:hyperlink w:anchor="_Toc241747724" w:history="1">
             <w:r>
               <w:rPr>
                 <w:rStyle w:val="Hiperligao"/>
@@ -324,7 +324,7 @@
               <w:rPr>
                 <w:noProof/>
               </w:rPr>
-              <w:instrText xml:space="preserve"> PAGEREF _Toc241744884 \h </w:instrText>
+              <w:instrText xml:space="preserve"> PAGEREF _Toc241747724 \h </w:instrText>
             </w:r>
             <w:r>
               <w:rPr>
@@ -366,7 +366,7 @@
               <w14:ligatures w14:val="standardContextual"/>
             </w:rPr>
           </w:pPr>
-          <w:hyperlink w:anchor="_Toc241744885" w:history="1">
+          <w:hyperlink w:anchor="_Toc241747725" w:history="1">
             <w:r>
               <w:rPr>
                 <w:rStyle w:val="Hiperligao"/>
@@ -390,7 +390,7 @@
               <w:rPr>
                 <w:noProof/>
               </w:rPr>
-              <w:instrText xml:space="preserve"> PAGEREF _Toc241744885 \h </w:instrText>
+              <w:instrText xml:space="preserve"> PAGEREF _Toc241747725 \h </w:instrText>
             </w:r>
             <w:r>
               <w:rPr>
@@ -432,7 +432,7 @@
               <w14:ligatures w14:val="standardContextual"/>
             </w:rPr>
           </w:pPr>
-          <w:hyperlink w:anchor="_Toc241744886" w:history="1">
+          <w:hyperlink w:anchor="_Toc241747726" w:history="1">
             <w:r>
               <w:rPr>
                 <w:rStyle w:val="Hiperligao"/>
@@ -456,7 +456,7 @@
               <w:rPr>
                 <w:noProof/>
               </w:rPr>
-              <w:instrText xml:space="preserve"> PAGEREF _Toc241744886 \h </w:instrText>
+              <w:instrText xml:space="preserve"> PAGEREF _Toc241747726 \h </w:instrText>
             </w:r>
             <w:r>
               <w:rPr>
@@ -498,7 +498,7 @@
               <w14:ligatures w14:val="standardContextual"/>
             </w:rPr>
           </w:pPr>
-          <w:hyperlink w:anchor="_Toc241744887" w:history="1">
+          <w:hyperlink w:anchor="_Toc241747727" w:history="1">
             <w:r>
               <w:rPr>
                 <w:rStyle w:val="Hiperligao"/>
@@ -522,7 +522,7 @@
               <w:rPr>
                 <w:noProof/>
               </w:rPr>
-              <w:instrText xml:space="preserve"> PAGEREF _Toc241744887 \h </w:instrText>
+              <w:instrText xml:space="preserve"> PAGEREF _Toc241747727 \h </w:instrText>
             </w:r>
             <w:r>
               <w:rPr>
@@ -564,7 +564,7 @@
               <w14:ligatures w14:val="standardContextual"/>
             </w:rPr>
           </w:pPr>
-          <w:hyperlink w:anchor="_Toc241744888" w:history="1">
+          <w:hyperlink w:anchor="_Toc241747728" w:history="1">
             <w:r>
               <w:rPr>
                 <w:rStyle w:val="Hiperligao"/>
@@ -588,7 +588,7 @@
               <w:rPr>
                 <w:noProof/>
               </w:rPr>
-              <w:instrText xml:space="preserve"> PAGEREF _Toc241744888 \h </w:instrText>
+              <w:instrText xml:space="preserve"> PAGEREF _Toc241747728 \h </w:instrText>
             </w:r>
             <w:r>
               <w:rPr>
@@ -630,7 +630,7 @@
               <w14:ligatures w14:val="standardContextual"/>
             </w:rPr>
           </w:pPr>
-          <w:hyperlink w:anchor="_Toc241744889" w:history="1">
+          <w:hyperlink w:anchor="_Toc241747729" w:history="1">
             <w:r>
               <w:rPr>
                 <w:rStyle w:val="Hiperligao"/>
@@ -654,7 +654,7 @@
               <w:rPr>
                 <w:noProof/>
               </w:rPr>
-              <w:instrText xml:space="preserve"> PAGEREF _Toc241744889 \h </w:instrText>
+              <w:instrText xml:space="preserve"> PAGEREF _Toc241747729 \h </w:instrText>
             </w:r>
             <w:r>
               <w:rPr>
@@ -696,7 +696,7 @@
               <w14:ligatures w14:val="standardContextual"/>
             </w:rPr>
           </w:pPr>
-          <w:hyperlink w:anchor="_Toc241744890" w:history="1">
+          <w:hyperlink w:anchor="_Toc241747730" w:history="1">
             <w:r>
               <w:rPr>
                 <w:rStyle w:val="Hiperligao"/>
@@ -720,7 +720,7 @@
               <w:rPr>
                 <w:noProof/>
               </w:rPr>
-              <w:instrText xml:space="preserve"> PAGEREF _Toc241744890 \h </w:instrText>
+              <w:instrText xml:space="preserve"> PAGEREF _Toc241747730 \h </w:instrText>
             </w:r>
             <w:r>
               <w:rPr>
@@ -762,7 +762,7 @@
               <w14:ligatures w14:val="standardContextual"/>
             </w:rPr>
           </w:pPr>
-          <w:hyperlink w:anchor="_Toc241744891" w:history="1">
+          <w:hyperlink w:anchor="_Toc241747731" w:history="1">
             <w:r>
               <w:rPr>
                 <w:rStyle w:val="Hiperligao"/>
@@ -786,7 +786,7 @@
               <w:rPr>
                 <w:noProof/>
               </w:rPr>
-              <w:instrText xml:space="preserve"> PAGEREF _Toc241744891 \h </w:instrText>
+              <w:instrText xml:space="preserve"> PAGEREF _Toc241747731 \h </w:instrText>
             </w:r>
             <w:r>
               <w:rPr>
@@ -828,7 +828,7 @@
               <w14:ligatures w14:val="standardContextual"/>
             </w:rPr>
           </w:pPr>
-          <w:hyperlink w:anchor="_Toc241744892" w:history="1">
+          <w:hyperlink w:anchor="_Toc241747732" w:history="1">
             <w:r>
               <w:rPr>
                 <w:rStyle w:val="Hiperligao"/>
@@ -852,7 +852,7 @@
               <w:rPr>
                 <w:noProof/>
               </w:rPr>
-              <w:instrText xml:space="preserve"> PAGEREF _Toc241744892 \h </w:instrText>
+              <w:instrText xml:space="preserve"> PAGEREF _Toc241747732 \h </w:instrText>
             </w:r>
             <w:r>
               <w:rPr>
@@ -894,7 +894,7 @@
               <w14:ligatures w14:val="standardContextual"/>
             </w:rPr>
           </w:pPr>
-          <w:hyperlink w:anchor="_Toc241744893" w:history="1">
+          <w:hyperlink w:anchor="_Toc241747733" w:history="1">
             <w:r>
               <w:rPr>
                 <w:rStyle w:val="Hiperligao"/>
@@ -918,7 +918,7 @@
               <w:rPr>
                 <w:noProof/>
               </w:rPr>
-              <w:instrText xml:space="preserve"> PAGEREF _Toc241744893 \h </w:instrText>
+              <w:instrText xml:space="preserve"> PAGEREF _Toc241747733 \h </w:instrText>
             </w:r>
             <w:r>
               <w:rPr>
@@ -960,7 +960,7 @@
               <w14:ligatures w14:val="standardContextual"/>
             </w:rPr>
           </w:pPr>
-          <w:hyperlink w:anchor="_Toc241744894" w:history="1">
+          <w:hyperlink w:anchor="_Toc241747734" w:history="1">
             <w:r>
               <w:rPr>
                 <w:rStyle w:val="Hiperligao"/>
@@ -984,7 +984,7 @@
               <w:rPr>
                 <w:noProof/>
               </w:rPr>
-              <w:instrText xml:space="preserve"> PAGEREF _Toc241744894 \h </w:instrText>
+              <w:instrText xml:space="preserve"> PAGEREF _Toc241747734 \h </w:instrText>
             </w:r>
             <w:r>
               <w:rPr>
@@ -1026,7 +1026,7 @@
               <w14:ligatures w14:val="standardContextual"/>
             </w:rPr>
           </w:pPr>
-          <w:hyperlink w:anchor="_Toc241744895" w:history="1">
+          <w:hyperlink w:anchor="_Toc241747735" w:history="1">
             <w:r>
               <w:rPr>
                 <w:rStyle w:val="Hiperligao"/>
@@ -1050,7 +1050,7 @@
               <w:rPr>
                 <w:noProof/>
               </w:rPr>
-              <w:instrText xml:space="preserve"> PAGEREF _Toc241744895 \h </w:instrText>
+              <w:instrText xml:space="preserve"> PAGEREF _Toc241747735 \h </w:instrText>
             </w:r>
             <w:r>
               <w:rPr>
@@ -1092,7 +1092,7 @@
               <w14:ligatures w14:val="standardContextual"/>
             </w:rPr>
           </w:pPr>
-          <w:hyperlink w:anchor="_Toc241744896" w:history="1">
+          <w:hyperlink w:anchor="_Toc241747736" w:history="1">
             <w:r>
               <w:rPr>
                 <w:rStyle w:val="Hiperligao"/>
@@ -1116,7 +1116,7 @@
               <w:rPr>
                 <w:noProof/>
               </w:rPr>
-              <w:instrText xml:space="preserve"> PAGEREF _Toc241744896 \h </w:instrText>
+              <w:instrText xml:space="preserve"> PAGEREF _Toc241747736 \h </w:instrText>
             </w:r>
             <w:r>
               <w:rPr>
@@ -1158,7 +1158,7 @@
               <w14:ligatures w14:val="standardContextual"/>
             </w:rPr>
           </w:pPr>
-          <w:hyperlink w:anchor="_Toc241744897" w:history="1">
+          <w:hyperlink w:anchor="_Toc241747737" w:history="1">
             <w:r>
               <w:rPr>
                 <w:rStyle w:val="Hiperligao"/>
@@ -1182,7 +1182,7 @@
               <w:rPr>
                 <w:noProof/>
               </w:rPr>
-              <w:instrText xml:space="preserve"> PAGEREF _Toc241744897 \h </w:instrText>
+              <w:instrText xml:space="preserve"> PAGEREF _Toc241747737 \h </w:instrText>
             </w:r>
             <w:r>
               <w:rPr>
@@ -1224,7 +1224,7 @@
               <w14:ligatures w14:val="standardContextual"/>
             </w:rPr>
           </w:pPr>
-          <w:hyperlink w:anchor="_Toc241744898" w:history="1">
+          <w:hyperlink w:anchor="_Toc241747738" w:history="1">
             <w:r>
               <w:rPr>
                 <w:rStyle w:val="Hiperligao"/>
@@ -1248,7 +1248,7 @@
               <w:rPr>
                 <w:noProof/>
               </w:rPr>
-              <w:instrText xml:space="preserve"> PAGEREF _Toc241744898 \h </w:instrText>
+              <w:instrText xml:space="preserve"> PAGEREF _Toc241747738 \h </w:instrText>
             </w:r>
             <w:r>
               <w:rPr>
@@ -1290,7 +1290,7 @@
               <w14:ligatures w14:val="standardContextual"/>
             </w:rPr>
           </w:pPr>
-          <w:hyperlink w:anchor="_Toc241744899" w:history="1">
+          <w:hyperlink w:anchor="_Toc241747739" w:history="1">
             <w:r>
               <w:rPr>
                 <w:rStyle w:val="Hiperligao"/>
@@ -1314,7 +1314,7 @@
               <w:rPr>
                 <w:noProof/>
               </w:rPr>
-              <w:instrText xml:space="preserve"> PAGEREF _Toc241744899 \h </w:instrText>
+              <w:instrText xml:space="preserve"> PAGEREF _Toc241747739 \h </w:instrText>
             </w:r>
             <w:r>
               <w:rPr>
@@ -1356,7 +1356,7 @@
               <w14:ligatures w14:val="standardContextual"/>
             </w:rPr>
           </w:pPr>
-          <w:hyperlink w:anchor="_Toc241744900" w:history="1">
+          <w:hyperlink w:anchor="_Toc241747740" w:history="1">
             <w:r>
               <w:rPr>
                 <w:rStyle w:val="Hiperligao"/>
@@ -1380,7 +1380,7 @@
               <w:rPr>
                 <w:noProof/>
               </w:rPr>
-              <w:instrText xml:space="preserve"> PAGEREF _Toc241744900 \h </w:instrText>
+              <w:instrText xml:space="preserve"> PAGEREF _Toc241747740 \h </w:instrText>
             </w:r>
             <w:r>
               <w:rPr>
@@ -1422,7 +1422,7 @@
               <w14:ligatures w14:val="standardContextual"/>
             </w:rPr>
           </w:pPr>
-          <w:hyperlink w:anchor="_Toc241744901" w:history="1">
+          <w:hyperlink w:anchor="_Toc241747741" w:history="1">
             <w:r>
               <w:rPr>
                 <w:rStyle w:val="Hiperligao"/>
@@ -1446,7 +1446,7 @@
               <w:rPr>
                 <w:noProof/>
               </w:rPr>
-              <w:instrText xml:space="preserve"> PAGEREF _Toc241744901 \h </w:instrText>
+              <w:instrText xml:space="preserve"> PAGEREF _Toc241747741 \h </w:instrText>
             </w:r>
             <w:r>
               <w:rPr>
@@ -1488,7 +1488,7 @@
               <w14:ligatures w14:val="standardContextual"/>
             </w:rPr>
           </w:pPr>
-          <w:hyperlink w:anchor="_Toc241744902" w:history="1">
+          <w:hyperlink w:anchor="_Toc241747742" w:history="1">
             <w:r>
               <w:rPr>
                 <w:rStyle w:val="Hiperligao"/>
@@ -1512,7 +1512,7 @@
               <w:rPr>
                 <w:noProof/>
               </w:rPr>
-              <w:instrText xml:space="preserve"> PAGEREF _Toc241744902 \h </w:instrText>
+              <w:instrText xml:space="preserve"> PAGEREF _Toc241747742 \h </w:instrText>
             </w:r>
             <w:r>
               <w:rPr>
@@ -1554,7 +1554,7 @@
               <w14:ligatures w14:val="standardContextual"/>
             </w:rPr>
           </w:pPr>
-          <w:hyperlink w:anchor="_Toc241744903" w:history="1">
+          <w:hyperlink w:anchor="_Toc241747743" w:history="1">
             <w:r>
               <w:rPr>
                 <w:rStyle w:val="Hiperligao"/>
@@ -1578,7 +1578,7 @@
               <w:rPr>
                 <w:noProof/>
               </w:rPr>
-              <w:instrText xml:space="preserve"> PAGEREF _Toc241744903 \h </w:instrText>
+              <w:instrText xml:space="preserve"> PAGEREF _Toc241747743 \h </w:instrText>
             </w:r>
             <w:r>
               <w:rPr>
@@ -1620,7 +1620,7 @@
               <w14:ligatures w14:val="standardContextual"/>
             </w:rPr>
           </w:pPr>
-          <w:hyperlink w:anchor="_Toc241744904" w:history="1">
+          <w:hyperlink w:anchor="_Toc241747744" w:history="1">
             <w:r>
               <w:rPr>
                 <w:rStyle w:val="Hiperligao"/>
@@ -1644,7 +1644,7 @@
               <w:rPr>
                 <w:noProof/>
               </w:rPr>
-              <w:instrText xml:space="preserve"> PAGEREF _Toc241744904 \h </w:instrText>
+              <w:instrText xml:space="preserve"> PAGEREF _Toc241747744 \h </w:instrText>
             </w:r>
             <w:r>
               <w:rPr>
@@ -1686,7 +1686,7 @@
               <w14:ligatures w14:val="standardContextual"/>
             </w:rPr>
           </w:pPr>
-          <w:hyperlink w:anchor="_Toc241744905" w:history="1">
+          <w:hyperlink w:anchor="_Toc241747745" w:history="1">
             <w:r>
               <w:rPr>
                 <w:rStyle w:val="Hiperligao"/>
@@ -1710,7 +1710,7 @@
               <w:rPr>
                 <w:noProof/>
               </w:rPr>
-              <w:instrText xml:space="preserve"> PAGEREF _Toc241744905 \h </w:instrText>
+              <w:instrText xml:space="preserve"> PAGEREF _Toc241747745 \h </w:instrText>
             </w:r>
             <w:r>
               <w:rPr>
@@ -1752,7 +1752,7 @@
               <w14:ligatures w14:val="standardContextual"/>
             </w:rPr>
           </w:pPr>
-          <w:hyperlink w:anchor="_Toc241744906" w:history="1">
+          <w:hyperlink w:anchor="_Toc241747746" w:history="1">
             <w:r>
               <w:rPr>
                 <w:rStyle w:val="Hiperligao"/>
@@ -1776,7 +1776,7 @@
               <w:rPr>
                 <w:noProof/>
               </w:rPr>
-              <w:instrText xml:space="preserve"> PAGEREF _Toc241744906 \h </w:instrText>
+              <w:instrText xml:space="preserve"> PAGEREF _Toc241747746 \h </w:instrText>
             </w:r>
             <w:r>
               <w:rPr>
@@ -1818,7 +1818,7 @@
               <w14:ligatures w14:val="standardContextual"/>
             </w:rPr>
           </w:pPr>
-          <w:hyperlink w:anchor="_Toc241744907" w:history="1">
+          <w:hyperlink w:anchor="_Toc241747747" w:history="1">
             <w:r>
               <w:rPr>
                 <w:rStyle w:val="Hiperligao"/>
@@ -1842,7 +1842,7 @@
               <w:rPr>
                 <w:noProof/>
               </w:rPr>
-              <w:instrText xml:space="preserve"> PAGEREF _Toc241744907 \h </w:instrText>
+              <w:instrText xml:space="preserve"> PAGEREF _Toc241747747 \h </w:instrText>
             </w:r>
             <w:r>
               <w:rPr>
@@ -1884,7 +1884,7 @@
               <w14:ligatures w14:val="standardContextual"/>
             </w:rPr>
           </w:pPr>
-          <w:hyperlink w:anchor="_Toc241744908" w:history="1">
+          <w:hyperlink w:anchor="_Toc241747748" w:history="1">
             <w:r>
               <w:rPr>
                 <w:rStyle w:val="Hiperligao"/>
@@ -1908,7 +1908,7 @@
               <w:rPr>
                 <w:noProof/>
               </w:rPr>
-              <w:instrText xml:space="preserve"> PAGEREF _Toc241744908 \h </w:instrText>
+              <w:instrText xml:space="preserve"> PAGEREF _Toc241747748 \h </w:instrText>
             </w:r>
             <w:r>
               <w:rPr>
@@ -1950,7 +1950,7 @@
               <w14:ligatures w14:val="standardContextual"/>
             </w:rPr>
           </w:pPr>
-          <w:hyperlink w:anchor="_Toc241744909" w:history="1">
+          <w:hyperlink w:anchor="_Toc241747749" w:history="1">
             <w:r>
               <w:rPr>
                 <w:rStyle w:val="Hiperligao"/>
@@ -1974,7 +1974,7 @@
               <w:rPr>
                 <w:noProof/>
               </w:rPr>
-              <w:instrText xml:space="preserve"> PAGEREF _Toc241744909 \h </w:instrText>
+              <w:instrText xml:space="preserve"> PAGEREF _Toc241747749 \h </w:instrText>
             </w:r>
             <w:r>
               <w:rPr>
@@ -2016,7 +2016,7 @@
               <w14:ligatures w14:val="standardContextual"/>
             </w:rPr>
           </w:pPr>
-          <w:hyperlink w:anchor="_Toc241744910" w:history="1">
+          <w:hyperlink w:anchor="_Toc241747750" w:history="1">
             <w:r>
               <w:rPr>
                 <w:rStyle w:val="Hiperligao"/>
@@ -2040,7 +2040,7 @@
               <w:rPr>
                 <w:noProof/>
               </w:rPr>
-              <w:instrText xml:space="preserve"> PAGEREF _Toc241744910 \h </w:instrText>
+              <w:instrText xml:space="preserve"> PAGEREF _Toc241747750 \h </w:instrText>
             </w:r>
             <w:r>
               <w:rPr>
@@ -2082,7 +2082,7 @@
               <w14:ligatures w14:val="standardContextual"/>
             </w:rPr>
           </w:pPr>
-          <w:hyperlink w:anchor="_Toc241744911" w:history="1">
+          <w:hyperlink w:anchor="_Toc241747751" w:history="1">
             <w:r>
               <w:rPr>
                 <w:rStyle w:val="Hiperligao"/>
@@ -2106,7 +2106,7 @@
               <w:rPr>
                 <w:noProof/>
               </w:rPr>
-              <w:instrText xml:space="preserve"> PAGEREF _Toc241744911 \h </w:instrText>
+              <w:instrText xml:space="preserve"> PAGEREF _Toc241747751 \h </w:instrText>
             </w:r>
             <w:r>
               <w:rPr>
@@ -2148,7 +2148,7 @@
               <w14:ligatures w14:val="standardContextual"/>
             </w:rPr>
           </w:pPr>
-          <w:hyperlink w:anchor="_Toc241744912" w:history="1">
+          <w:hyperlink w:anchor="_Toc241747752" w:history="1">
             <w:r>
               <w:rPr>
                 <w:rStyle w:val="Hiperligao"/>
@@ -2172,7 +2172,7 @@
               <w:rPr>
                 <w:noProof/>
               </w:rPr>
-              <w:instrText xml:space="preserve"> PAGEREF _Toc241744912 \h </w:instrText>
+              <w:instrText xml:space="preserve"> PAGEREF _Toc241747752 \h </w:instrText>
             </w:r>
             <w:r>
               <w:rPr>
@@ -2214,7 +2214,7 @@
               <w14:ligatures w14:val="standardContextual"/>
             </w:rPr>
           </w:pPr>
-          <w:hyperlink w:anchor="_Toc241744913" w:history="1">
+          <w:hyperlink w:anchor="_Toc241747753" w:history="1">
             <w:r>
               <w:rPr>
                 <w:rStyle w:val="Hiperligao"/>
@@ -2238,7 +2238,7 @@
               <w:rPr>
                 <w:noProof/>
               </w:rPr>
-              <w:instrText xml:space="preserve"> PAGEREF _Toc241744913 \h </w:instrText>
+              <w:instrText xml:space="preserve"> PAGEREF _Toc241747753 \h </w:instrText>
             </w:r>
             <w:r>
               <w:rPr>
@@ -2280,7 +2280,7 @@
               <w14:ligatures w14:val="standardContextual"/>
             </w:rPr>
           </w:pPr>
-          <w:hyperlink w:anchor="_Toc241744914" w:history="1">
+          <w:hyperlink w:anchor="_Toc241747754" w:history="1">
             <w:r>
               <w:rPr>
                 <w:rStyle w:val="Hiperligao"/>
@@ -2304,7 +2304,7 @@
               <w:rPr>
                 <w:noProof/>
               </w:rPr>
-              <w:instrText xml:space="preserve"> PAGEREF _Toc241744914 \h </w:instrText>
+              <w:instrText xml:space="preserve"> PAGEREF _Toc241747754 \h </w:instrText>
             </w:r>
             <w:r>
               <w:rPr>
@@ -2346,7 +2346,7 @@
               <w14:ligatures w14:val="standardContextual"/>
             </w:rPr>
           </w:pPr>
-          <w:hyperlink w:anchor="_Toc241744915" w:history="1">
+          <w:hyperlink w:anchor="_Toc241747755" w:history="1">
             <w:r>
               <w:rPr>
                 <w:rStyle w:val="Hiperligao"/>
@@ -2370,7 +2370,7 @@
               <w:rPr>
                 <w:noProof/>
               </w:rPr>
-              <w:instrText xml:space="preserve"> PAGEREF _Toc241744915 \h </w:instrText>
+              <w:instrText xml:space="preserve"> PAGEREF _Toc241747755 \h </w:instrText>
             </w:r>
             <w:r>
               <w:rPr>
@@ -2412,7 +2412,7 @@
               <w14:ligatures w14:val="standardContextual"/>
             </w:rPr>
           </w:pPr>
-          <w:hyperlink w:anchor="_Toc241744916" w:history="1">
+          <w:hyperlink w:anchor="_Toc241747756" w:history="1">
             <w:r>
               <w:rPr>
                 <w:rStyle w:val="Hiperligao"/>
@@ -2436,7 +2436,7 @@
               <w:rPr>
                 <w:noProof/>
               </w:rPr>
-              <w:instrText xml:space="preserve"> PAGEREF _Toc241744916 \h </w:instrText>
+              <w:instrText xml:space="preserve"> PAGEREF _Toc241747756 \h </w:instrText>
             </w:r>
             <w:r>
               <w:rPr>
@@ -2478,7 +2478,7 @@
               <w14:ligatures w14:val="standardContextual"/>
             </w:rPr>
           </w:pPr>
-          <w:hyperlink w:anchor="_Toc241744917" w:history="1">
+          <w:hyperlink w:anchor="_Toc241747757" w:history="1">
             <w:r>
               <w:rPr>
                 <w:rStyle w:val="Hiperligao"/>
@@ -2502,7 +2502,7 @@
               <w:rPr>
                 <w:noProof/>
               </w:rPr>
-              <w:instrText xml:space="preserve"> PAGEREF _Toc241744917 \h </w:instrText>
+              <w:instrText xml:space="preserve"> PAGEREF _Toc241747757 \h </w:instrText>
             </w:r>
             <w:r>
               <w:rPr>
@@ -2544,7 +2544,7 @@
               <w14:ligatures w14:val="standardContextual"/>
             </w:rPr>
           </w:pPr>
-          <w:hyperlink w:anchor="_Toc241744918" w:history="1">
+          <w:hyperlink w:anchor="_Toc241747758" w:history="1">
             <w:r>
               <w:rPr>
                 <w:rStyle w:val="Hiperligao"/>
@@ -2568,7 +2568,7 @@
               <w:rPr>
                 <w:noProof/>
               </w:rPr>
-              <w:instrText xml:space="preserve"> PAGEREF _Toc241744918 \h </w:instrText>
+              <w:instrText xml:space="preserve"> PAGEREF _Toc241747758 \h </w:instrText>
             </w:r>
             <w:r>
               <w:rPr>
@@ -2610,7 +2610,7 @@
               <w14:ligatures w14:val="standardContextual"/>
             </w:rPr>
           </w:pPr>
-          <w:hyperlink w:anchor="_Toc241744919" w:history="1">
+          <w:hyperlink w:anchor="_Toc241747759" w:history="1">
             <w:r>
               <w:rPr>
                 <w:rStyle w:val="Hiperligao"/>
@@ -2634,7 +2634,7 @@
               <w:rPr>
                 <w:noProof/>
               </w:rPr>
-              <w:instrText xml:space="preserve"> PAGEREF _Toc241744919 \h </w:instrText>
+              <w:instrText xml:space="preserve"> PAGEREF _Toc241747759 \h </w:instrText>
             </w:r>
             <w:r>
               <w:rPr>
@@ -2676,7 +2676,7 @@
               <w14:ligatures w14:val="standardContextual"/>
             </w:rPr>
           </w:pPr>
-          <w:hyperlink w:anchor="_Toc241744920" w:history="1">
+          <w:hyperlink w:anchor="_Toc241747760" w:history="1">
             <w:r>
               <w:rPr>
                 <w:rStyle w:val="Hiperligao"/>
@@ -2700,7 +2700,7 @@
               <w:rPr>
                 <w:noProof/>
               </w:rPr>
-              <w:instrText xml:space="preserve"> PAGEREF _Toc241744920 \h </w:instrText>
+              <w:instrText xml:space="preserve"> PAGEREF _Toc241747760 \h </w:instrText>
             </w:r>
             <w:r>
               <w:rPr>
@@ -2742,7 +2742,7 @@
               <w14:ligatures w14:val="standardContextual"/>
             </w:rPr>
           </w:pPr>
-          <w:hyperlink w:anchor="_Toc241744921" w:history="1">
+          <w:hyperlink w:anchor="_Toc241747761" w:history="1">
             <w:r>
               <w:rPr>
                 <w:rStyle w:val="Hiperligao"/>
@@ -2766,7 +2766,7 @@
               <w:rPr>
                 <w:noProof/>
               </w:rPr>
-              <w:instrText xml:space="preserve"> PAGEREF _Toc241744921 \h </w:instrText>
+              <w:instrText xml:space="preserve"> PAGEREF _Toc241747761 \h </w:instrText>
             </w:r>
             <w:r>
               <w:rPr>
@@ -2808,7 +2808,7 @@
               <w14:ligatures w14:val="standardContextual"/>
             </w:rPr>
           </w:pPr>
-          <w:hyperlink w:anchor="_Toc241744922" w:history="1">
+          <w:hyperlink w:anchor="_Toc241747762" w:history="1">
             <w:r>
               <w:rPr>
                 <w:rStyle w:val="Hiperligao"/>
@@ -2832,7 +2832,7 @@
               <w:rPr>
                 <w:noProof/>
               </w:rPr>
-              <w:instrText xml:space="preserve"> PAGEREF _Toc241744922 \h </w:instrText>
+              <w:instrText xml:space="preserve"> PAGEREF _Toc241747762 \h </w:instrText>
             </w:r>
             <w:r>
               <w:rPr>
@@ -2874,7 +2874,7 @@
               <w14:ligatures w14:val="standardContextual"/>
             </w:rPr>
           </w:pPr>
-          <w:hyperlink w:anchor="_Toc241744923" w:history="1">
+          <w:hyperlink w:anchor="_Toc241747763" w:history="1">
             <w:r>
               <w:rPr>
                 <w:rStyle w:val="Hiperligao"/>
@@ -2898,7 +2898,7 @@
               <w:rPr>
                 <w:noProof/>
               </w:rPr>
-              <w:instrText xml:space="preserve"> PAGEREF _Toc241744923 \h </w:instrText>
+              <w:instrText xml:space="preserve"> PAGEREF _Toc241747763 \h </w:instrText>
             </w:r>
             <w:r>
               <w:rPr>
@@ -2940,7 +2940,7 @@
               <w14:ligatures w14:val="standardContextual"/>
             </w:rPr>
           </w:pPr>
-          <w:hyperlink w:anchor="_Toc241744924" w:history="1">
+          <w:hyperlink w:anchor="_Toc241747764" w:history="1">
             <w:r>
               <w:rPr>
                 <w:rStyle w:val="Hiperligao"/>
@@ -2964,7 +2964,7 @@
               <w:rPr>
                 <w:noProof/>
               </w:rPr>
-              <w:instrText xml:space="preserve"> PAGEREF _Toc241744924 \h </w:instrText>
+              <w:instrText xml:space="preserve"> PAGEREF _Toc241747764 \h </w:instrText>
             </w:r>
             <w:r>
               <w:rPr>
@@ -3006,7 +3006,7 @@
               <w14:ligatures w14:val="standardContextual"/>
             </w:rPr>
           </w:pPr>
-          <w:hyperlink w:anchor="_Toc241744925" w:history="1">
+          <w:hyperlink w:anchor="_Toc241747765" w:history="1">
             <w:r>
               <w:rPr>
                 <w:rStyle w:val="Hiperligao"/>
@@ -3030,7 +3030,7 @@
               <w:rPr>
                 <w:noProof/>
               </w:rPr>
-              <w:instrText xml:space="preserve"> PAGEREF _Toc241744925 \h </w:instrText>
+              <w:instrText xml:space="preserve"> PAGEREF _Toc241747765 \h </w:instrText>
             </w:r>
             <w:r>
               <w:rPr>
@@ -3072,7 +3072,7 @@
               <w14:ligatures w14:val="standardContextual"/>
             </w:rPr>
           </w:pPr>
-          <w:hyperlink w:anchor="_Toc241744926" w:history="1">
+          <w:hyperlink w:anchor="_Toc241747766" w:history="1">
             <w:r>
               <w:rPr>
                 <w:rStyle w:val="Hiperligao"/>
@@ -3096,7 +3096,7 @@
               <w:rPr>
                 <w:noProof/>
               </w:rPr>
-              <w:instrText xml:space="preserve"> PAGEREF _Toc241744926 \h </w:instrText>
+              <w:instrText xml:space="preserve"> PAGEREF _Toc241747766 \h </w:instrText>
             </w:r>
             <w:r>
               <w:rPr>
@@ -3138,7 +3138,7 @@
               <w14:ligatures w14:val="standardContextual"/>
             </w:rPr>
           </w:pPr>
-          <w:hyperlink w:anchor="_Toc241744927" w:history="1">
+          <w:hyperlink w:anchor="_Toc241747767" w:history="1">
             <w:r>
               <w:rPr>
                 <w:rStyle w:val="Hiperligao"/>
@@ -3162,7 +3162,7 @@
               <w:rPr>
                 <w:noProof/>
               </w:rPr>
-              <w:instrText xml:space="preserve"> PAGEREF _Toc241744927 \h </w:instrText>
+              <w:instrText xml:space="preserve"> PAGEREF _Toc241747767 \h </w:instrText>
             </w:r>
             <w:r>
               <w:rPr>
@@ -3204,7 +3204,7 @@
               <w14:ligatures w14:val="standardContextual"/>
             </w:rPr>
           </w:pPr>
-          <w:hyperlink w:anchor="_Toc241744928" w:history="1">
+          <w:hyperlink w:anchor="_Toc241747768" w:history="1">
             <w:r>
               <w:rPr>
                 <w:rStyle w:val="Hiperligao"/>
@@ -3228,7 +3228,7 @@
               <w:rPr>
                 <w:noProof/>
               </w:rPr>
-              <w:instrText xml:space="preserve"> PAGEREF _Toc241744928 \h </w:instrText>
+              <w:instrText xml:space="preserve"> PAGEREF _Toc241747768 \h </w:instrText>
             </w:r>
             <w:r>
               <w:rPr>
@@ -3270,7 +3270,7 @@
               <w14:ligatures w14:val="standardContextual"/>
             </w:rPr>
           </w:pPr>
-          <w:hyperlink w:anchor="_Toc241744929" w:history="1">
+          <w:hyperlink w:anchor="_Toc241747769" w:history="1">
             <w:r>
               <w:rPr>
                 <w:rStyle w:val="Hiperligao"/>
@@ -3294,7 +3294,7 @@
               <w:rPr>
                 <w:noProof/>
               </w:rPr>
-              <w:instrText xml:space="preserve"> PAGEREF _Toc241744929 \h </w:instrText>
+              <w:instrText xml:space="preserve"> PAGEREF _Toc241747769 \h </w:instrText>
             </w:r>
             <w:r>
               <w:rPr>
@@ -3336,7 +3336,7 @@
               <w14:ligatures w14:val="standardContextual"/>
             </w:rPr>
           </w:pPr>
-          <w:hyperlink w:anchor="_Toc241744930" w:history="1">
+          <w:hyperlink w:anchor="_Toc241747770" w:history="1">
             <w:r>
               <w:rPr>
                 <w:rStyle w:val="Hiperligao"/>
@@ -3360,7 +3360,7 @@
               <w:rPr>
                 <w:noProof/>
               </w:rPr>
-              <w:instrText xml:space="preserve"> PAGEREF _Toc241744930 \h </w:instrText>
+              <w:instrText xml:space="preserve"> PAGEREF _Toc241747770 \h </w:instrText>
             </w:r>
             <w:r>
               <w:rPr>
@@ -3402,7 +3402,7 @@
               <w14:ligatures w14:val="standardContextual"/>
             </w:rPr>
           </w:pPr>
-          <w:hyperlink w:anchor="_Toc241744931" w:history="1">
+          <w:hyperlink w:anchor="_Toc241747771" w:history="1">
             <w:r>
               <w:rPr>
                 <w:rStyle w:val="Hiperligao"/>
@@ -3426,7 +3426,7 @@
               <w:rPr>
                 <w:noProof/>
               </w:rPr>
-              <w:instrText xml:space="preserve"> PAGEREF _Toc241744931 \h </w:instrText>
+              <w:instrText xml:space="preserve"> PAGEREF _Toc241747771 \h </w:instrText>
             </w:r>
             <w:r>
               <w:rPr>
@@ -3468,7 +3468,7 @@
               <w14:ligatures w14:val="standardContextual"/>
             </w:rPr>
           </w:pPr>
-          <w:hyperlink w:anchor="_Toc241744932" w:history="1">
+          <w:hyperlink w:anchor="_Toc241747772" w:history="1">
             <w:r>
               <w:rPr>
                 <w:rStyle w:val="Hiperligao"/>
@@ -3492,7 +3492,7 @@
               <w:rPr>
                 <w:noProof/>
               </w:rPr>
-              <w:instrText xml:space="preserve"> PAGEREF _Toc241744932 \h </w:instrText>
+              <w:instrText xml:space="preserve"> PAGEREF _Toc241747772 \h </w:instrText>
             </w:r>
             <w:r>
               <w:rPr>
@@ -3534,7 +3534,7 @@
               <w14:ligatures w14:val="standardContextual"/>
             </w:rPr>
           </w:pPr>
-          <w:hyperlink w:anchor="_Toc241744933" w:history="1">
+          <w:hyperlink w:anchor="_Toc241747773" w:history="1">
             <w:r>
               <w:rPr>
                 <w:rStyle w:val="Hiperligao"/>
@@ -3558,7 +3558,7 @@
               <w:rPr>
                 <w:noProof/>
               </w:rPr>
-              <w:instrText xml:space="preserve"> PAGEREF _Toc241744933 \h </w:instrText>
+              <w:instrText xml:space="preserve"> PAGEREF _Toc241747773 \h </w:instrText>
             </w:r>
             <w:r>
               <w:rPr>
@@ -3600,7 +3600,7 @@
               <w14:ligatures w14:val="standardContextual"/>
             </w:rPr>
           </w:pPr>
-          <w:hyperlink w:anchor="_Toc241744934" w:history="1">
+          <w:hyperlink w:anchor="_Toc241747774" w:history="1">
             <w:r>
               <w:rPr>
                 <w:rStyle w:val="Hiperligao"/>
@@ -3624,7 +3624,7 @@
               <w:rPr>
                 <w:noProof/>
               </w:rPr>
-              <w:instrText xml:space="preserve"> PAGEREF _Toc241744934 \h </w:instrText>
+              <w:instrText xml:space="preserve"> PAGEREF _Toc241747774 \h </w:instrText>
             </w:r>
             <w:r>
               <w:rPr>
@@ -3666,7 +3666,7 @@
               <w14:ligatures w14:val="standardContextual"/>
             </w:rPr>
           </w:pPr>
-          <w:hyperlink w:anchor="_Toc241744935" w:history="1">
+          <w:hyperlink w:anchor="_Toc241747775" w:history="1">
             <w:r>
               <w:rPr>
                 <w:rStyle w:val="Hiperligao"/>
@@ -3690,7 +3690,7 @@
               <w:rPr>
                 <w:noProof/>
               </w:rPr>
-              <w:instrText xml:space="preserve"> PAGEREF _Toc241744935 \h </w:instrText>
+              <w:instrText xml:space="preserve"> PAGEREF _Toc241747775 \h </w:instrText>
             </w:r>
             <w:r>
               <w:rPr>
@@ -3732,7 +3732,7 @@
               <w14:ligatures w14:val="standardContextual"/>
             </w:rPr>
           </w:pPr>
-          <w:hyperlink w:anchor="_Toc241744936" w:history="1">
+          <w:hyperlink w:anchor="_Toc241747776" w:history="1">
             <w:r>
               <w:rPr>
                 <w:rStyle w:val="Hiperligao"/>
@@ -3756,7 +3756,7 @@
               <w:rPr>
                 <w:noProof/>
               </w:rPr>
-              <w:instrText xml:space="preserve"> PAGEREF _Toc241744936 \h </w:instrText>
+              <w:instrText xml:space="preserve"> PAGEREF _Toc241747776 \h </w:instrText>
             </w:r>
             <w:r>
               <w:rPr>
@@ -3798,7 +3798,7 @@
               <w14:ligatures w14:val="standardContextual"/>
             </w:rPr>
           </w:pPr>
-          <w:hyperlink w:anchor="_Toc241744937" w:history="1">
+          <w:hyperlink w:anchor="_Toc241747777" w:history="1">
             <w:r>
               <w:rPr>
                 <w:rStyle w:val="Hiperligao"/>
@@ -3822,7 +3822,7 @@
               <w:rPr>
                 <w:noProof/>
               </w:rPr>
-              <w:instrText xml:space="preserve"> PAGEREF _Toc241744937 \h </w:instrText>
+              <w:instrText xml:space="preserve"> PAGEREF _Toc241747777 \h </w:instrText>
             </w:r>
             <w:r>
               <w:rPr>
@@ -3864,7 +3864,7 @@
               <w14:ligatures w14:val="standardContextual"/>
             </w:rPr>
           </w:pPr>
-          <w:hyperlink w:anchor="_Toc241744938" w:history="1">
+          <w:hyperlink w:anchor="_Toc241747778" w:history="1">
             <w:r>
               <w:rPr>
                 <w:rStyle w:val="Hiperligao"/>
@@ -3888,7 +3888,7 @@
               <w:rPr>
                 <w:noProof/>
               </w:rPr>
-              <w:instrText xml:space="preserve"> PAGEREF _Toc241744938 \h </w:instrText>
+              <w:instrText xml:space="preserve"> PAGEREF _Toc241747778 \h </w:instrText>
             </w:r>
             <w:r>
               <w:rPr>
@@ -3930,7 +3930,7 @@
               <w14:ligatures w14:val="standardContextual"/>
             </w:rPr>
           </w:pPr>
-          <w:hyperlink w:anchor="_Toc241744939" w:history="1">
+          <w:hyperlink w:anchor="_Toc241747779" w:history="1">
             <w:r>
               <w:rPr>
                 <w:rStyle w:val="Hiperligao"/>
@@ -3954,7 +3954,7 @@
               <w:rPr>
                 <w:noProof/>
               </w:rPr>
-              <w:instrText xml:space="preserve"> PAGEREF _Toc241744939 \h </w:instrText>
+              <w:instrText xml:space="preserve"> PAGEREF _Toc241747779 \h </w:instrText>
             </w:r>
             <w:r>
               <w:rPr>
@@ -3996,7 +3996,7 @@
               <w14:ligatures w14:val="standardContextual"/>
             </w:rPr>
           </w:pPr>
-          <w:hyperlink w:anchor="_Toc241744940" w:history="1">
+          <w:hyperlink w:anchor="_Toc241747780" w:history="1">
             <w:r>
               <w:rPr>
                 <w:rStyle w:val="Hiperligao"/>
@@ -4020,7 +4020,7 @@
               <w:rPr>
                 <w:noProof/>
               </w:rPr>
-              <w:instrText xml:space="preserve"> PAGEREF _Toc241744940 \h </w:instrText>
+              <w:instrText xml:space="preserve"> PAGEREF _Toc241747780 \h </w:instrText>
             </w:r>
             <w:r>
               <w:rPr>
@@ -4062,7 +4062,7 @@
               <w14:ligatures w14:val="standardContextual"/>
             </w:rPr>
           </w:pPr>
-          <w:hyperlink w:anchor="_Toc241744941" w:history="1">
+          <w:hyperlink w:anchor="_Toc241747781" w:history="1">
             <w:r>
               <w:rPr>
                 <w:rStyle w:val="Hiperligao"/>
@@ -4086,7 +4086,7 @@
               <w:rPr>
                 <w:noProof/>
               </w:rPr>
-              <w:instrText xml:space="preserve"> PAGEREF _Toc241744941 \h </w:instrText>
+              <w:instrText xml:space="preserve"> PAGEREF _Toc241747781 \h </w:instrText>
             </w:r>
             <w:r>
               <w:rPr>
@@ -4128,7 +4128,7 @@
               <w14:ligatures w14:val="standardContextual"/>
             </w:rPr>
           </w:pPr>
-          <w:hyperlink w:anchor="_Toc241744942" w:history="1">
+          <w:hyperlink w:anchor="_Toc241747782" w:history="1">
             <w:r>
               <w:rPr>
                 <w:rStyle w:val="Hiperligao"/>
@@ -4152,7 +4152,7 @@
               <w:rPr>
                 <w:noProof/>
               </w:rPr>
-              <w:instrText xml:space="preserve"> PAGEREF _Toc241744942 \h </w:instrText>
+              <w:instrText xml:space="preserve"> PAGEREF _Toc241747782 \h </w:instrText>
             </w:r>
             <w:r>
               <w:rPr>
@@ -4194,7 +4194,7 @@
               <w14:ligatures w14:val="standardContextual"/>
             </w:rPr>
           </w:pPr>
-          <w:hyperlink w:anchor="_Toc241744943" w:history="1">
+          <w:hyperlink w:anchor="_Toc241747783" w:history="1">
             <w:r>
               <w:rPr>
                 <w:rStyle w:val="Hiperligao"/>
@@ -4218,7 +4218,7 @@
               <w:rPr>
                 <w:noProof/>
               </w:rPr>
-              <w:instrText xml:space="preserve"> PAGEREF _Toc241744943 \h </w:instrText>
+              <w:instrText xml:space="preserve"> PAGEREF _Toc241747783 \h </w:instrText>
             </w:r>
             <w:r>
               <w:rPr>
@@ -4266,7 +4266,7 @@
       <w:pPr>
         <w:pStyle w:val="Ttulo1"/>
       </w:pPr>
-      <w:bookmarkStart w:id="0" w:name="_Toc241744881"/>
+      <w:bookmarkStart w:id="0" w:name="_Toc241747721"/>
       <w:r>
         <w:lastRenderedPageBreak/>
         <w:t>Su rol de un vistazo</w:t>
@@ -4347,7 +4347,7 @@
       <w:pPr>
         <w:pStyle w:val="Ttulo2"/>
       </w:pPr>
-      <w:bookmarkStart w:id="1" w:name="_Toc241744882"/>
+      <w:bookmarkStart w:id="1" w:name="_Toc241747722"/>
       <w:r>
         <w:t>Puede / No puede</w:t>
       </w:r>
@@ -5195,7 +5195,7 @@
       <w:pPr>
         <w:pStyle w:val="Ttulo2"/>
       </w:pPr>
-      <w:bookmarkStart w:id="2" w:name="_Toc241744883"/>
+      <w:bookmarkStart w:id="2" w:name="_Toc241747723"/>
       <w:r>
         <w:t>De dónde procede su acceso</w:t>
       </w:r>
@@ -5306,7 +5306,7 @@
       <w:pPr>
         <w:pStyle w:val="Ttulo2"/>
       </w:pPr>
-      <w:bookmarkStart w:id="3" w:name="_Toc241744884"/>
+      <w:bookmarkStart w:id="3" w:name="_Toc241747724"/>
       <w:r>
         <w:t>Cómo iniciar sesión, cambiar la contraseña y cerrar sesión</w:t>
       </w:r>
@@ -5420,7 +5420,7 @@
           <w:noProof/>
         </w:rPr>
         <w:drawing>
-          <wp:inline distT="0" distB="0" distL="0" distR="0" wp14:anchorId="2DCE9D34" wp14:editId="6A71ACFA">
+          <wp:inline distT="0" distB="0" distL="0" distR="0" wp14:anchorId="20592877" wp14:editId="1772246A">
             <wp:extent cx="5715000" cy="3571875"/>
             <wp:effectExtent l="0" t="0" r="0" b="0"/>
             <wp:docPr id="79" name="01-login.png" descr="La página de inicio de sesión con Correo electrónico, Contraseña, Recordarme y el botón Iniciar sesión." title="La página de inicio de sesión con Correo electrónico, Contraseña, Recordarme y el botón Iniciar sesión."/>
@@ -5538,7 +5538,7 @@
           <w:noProof/>
         </w:rPr>
         <w:drawing>
-          <wp:inline distT="0" distB="0" distL="0" distR="0" wp14:anchorId="2605F1E7" wp14:editId="4D1DE0CA">
+          <wp:inline distT="0" distB="0" distL="0" distR="0" wp14:anchorId="10EBBF6B" wp14:editId="3F1B153B">
             <wp:extent cx="5715000" cy="3571875"/>
             <wp:effectExtent l="0" t="0" r="0" b="0"/>
             <wp:docPr id="80" name="03-user-menu.png" descr="El menú de la cuenta abierto, con Configuración y Cerrar sesión." title="El menú de la cuenta abierto, con Configuración y Cerrar sesión."/>
@@ -5590,7 +5590,7 @@
       <w:pPr>
         <w:pStyle w:val="Ttulo2"/>
       </w:pPr>
-      <w:bookmarkStart w:id="4" w:name="_Toc241744885"/>
+      <w:bookmarkStart w:id="4" w:name="_Toc241747725"/>
       <w:r>
         <w:t>La barra lateral</w:t>
       </w:r>
@@ -6131,7 +6131,7 @@
         </w:rPr>
         <w:lastRenderedPageBreak/>
         <w:drawing>
-          <wp:inline distT="0" distB="0" distL="0" distR="0" wp14:anchorId="0E45963A" wp14:editId="1EA0F7AE">
+          <wp:inline distT="0" distB="0" distL="0" distR="0" wp14:anchorId="0D0A5C77" wp14:editId="618A0783">
             <wp:extent cx="5715000" cy="5133975"/>
             <wp:effectExtent l="0" t="0" r="0" b="0"/>
             <wp:docPr id="81" name="01-dashboard-sidebar.png" descr="La barra lateral completa de Administrador, con Modelado de datos y Migración." title="La barra lateral completa de Administrador, con Modelado de datos y Migración."/>
@@ -6184,7 +6184,7 @@
         <w:pStyle w:val="Ttulo1"/>
         <w:pageBreakBefore/>
       </w:pPr>
-      <w:bookmarkStart w:id="5" w:name="_Toc241744886"/>
+      <w:bookmarkStart w:id="5" w:name="_Toc241747726"/>
       <w:r>
         <w:lastRenderedPageBreak/>
         <w:t>Configuración</w:t>
@@ -6214,7 +6214,7 @@
           <w:noProof/>
         </w:rPr>
         <w:drawing>
-          <wp:inline distT="0" distB="0" distL="0" distR="0" wp14:anchorId="204A8210" wp14:editId="656C6DF6">
+          <wp:inline distT="0" distB="0" distL="0" distR="0" wp14:anchorId="074F14F8" wp14:editId="7FE4228A">
             <wp:extent cx="5715000" cy="3571875"/>
             <wp:effectExtent l="0" t="0" r="0" b="0"/>
             <wp:docPr id="82" name="04-settings.png" descr="La página Configuración con las tarjetas Idioma, Tema y Paleta de colores." title="La página Configuración con las tarjetas Idioma, Tema y Paleta de colores."/>
@@ -7563,7 +7563,7 @@
         <w:pStyle w:val="Ttulo1"/>
         <w:pageBreakBefore/>
       </w:pPr>
-      <w:bookmarkStart w:id="6" w:name="_Toc241744887"/>
+      <w:bookmarkStart w:id="6" w:name="_Toc241747727"/>
       <w:r>
         <w:lastRenderedPageBreak/>
         <w:t>Panel</w:t>
@@ -7596,7 +7596,7 @@
           <w:noProof/>
         </w:rPr>
         <w:drawing>
-          <wp:inline distT="0" distB="0" distL="0" distR="0" wp14:anchorId="0BC36185" wp14:editId="6180D50D">
+          <wp:inline distT="0" distB="0" distL="0" distR="0" wp14:anchorId="6E0E0E07" wp14:editId="2C3D1329">
             <wp:extent cx="5715000" cy="5133975"/>
             <wp:effectExtent l="0" t="0" r="0" b="0"/>
             <wp:docPr id="83" name="01-dashboard-sidebar.png" descr="El panel de Administrador con las tarjetas de resumen y la lista Mapas recientes." title="El panel de Administrador con las tarjetas de resumen y la lista Mapas recientes."/>
@@ -8105,7 +8105,7 @@
         <w:pStyle w:val="Ttulo1"/>
         <w:pageBreakBefore/>
       </w:pPr>
-      <w:bookmarkStart w:id="7" w:name="_Toc241744888"/>
+      <w:bookmarkStart w:id="7" w:name="_Toc241747728"/>
       <w:r>
         <w:lastRenderedPageBreak/>
         <w:t>Mapas</w:t>
@@ -8135,7 +8135,7 @@
           <w:noProof/>
         </w:rPr>
         <w:drawing>
-          <wp:inline distT="0" distB="0" distL="0" distR="0" wp14:anchorId="267A343B" wp14:editId="3932937A">
+          <wp:inline distT="0" distB="0" distL="0" distR="0" wp14:anchorId="3E14E609" wp14:editId="42C9AE74">
             <wp:extent cx="5715000" cy="3429000"/>
             <wp:effectExtent l="0" t="0" r="0" b="0"/>
             <wp:docPr id="84" name="02-maps-all.png" descr="La lista de Mapas, pestaña Todos, con todos los iconos de fila y la sección Libros de trabajo encima." title="La lista de Mapas, pestaña Todos, con todos los iconos de fila y la sección Libros de trabajo encima."/>
@@ -8187,7 +8187,7 @@
       <w:pPr>
         <w:pStyle w:val="Ttulo2"/>
       </w:pPr>
-      <w:bookmarkStart w:id="8" w:name="_Toc241744889"/>
+      <w:bookmarkStart w:id="8" w:name="_Toc241747729"/>
       <w:r>
         <w:t>La lista</w:t>
       </w:r>
@@ -9391,7 +9391,7 @@
       <w:pPr>
         <w:pStyle w:val="Ttulo2"/>
       </w:pPr>
-      <w:bookmarkStart w:id="9" w:name="_Toc241744890"/>
+      <w:bookmarkStart w:id="9" w:name="_Toc241747730"/>
       <w:r>
         <w:t>Libros de trabajo</w:t>
       </w:r>
@@ -9805,7 +9805,7 @@
       <w:pPr>
         <w:pStyle w:val="Ttulo2"/>
       </w:pPr>
-      <w:bookmarkStart w:id="10" w:name="_Toc241744891"/>
+      <w:bookmarkStart w:id="10" w:name="_Toc241747731"/>
       <w:r>
         <w:lastRenderedPageBreak/>
         <w:t>Compartir un mapa</w:t>
@@ -9828,7 +9828,7 @@
           <w:noProof/>
         </w:rPr>
         <w:drawing>
-          <wp:inline distT="0" distB="0" distL="0" distR="0" wp14:anchorId="64507334" wp14:editId="7D608175">
+          <wp:inline distT="0" distB="0" distL="0" distR="0" wp14:anchorId="4E36610C" wp14:editId="1735D916">
             <wp:extent cx="3743325" cy="3895725"/>
             <wp:effectExtent l="0" t="0" r="0" b="0"/>
             <wp:docPr id="85" name="03-share-dialog.png" descr="El cuadro Compartir mapa con un cuadro de búsqueda y los botones Puede ver, Puede exportar y Puede editar." title="El cuadro Compartir mapa con un cuadro de búsqueda y los botones Puede ver, Puede exportar y Puede editar."/>
@@ -10305,7 +10305,7 @@
       <w:pPr>
         <w:pStyle w:val="Ttulo2"/>
       </w:pPr>
-      <w:bookmarkStart w:id="11" w:name="_Toc241744892"/>
+      <w:bookmarkStart w:id="11" w:name="_Toc241747732"/>
       <w:r>
         <w:lastRenderedPageBreak/>
         <w:t>Compartir un libro completo</w:t>
@@ -10361,7 +10361,7 @@
       <w:pPr>
         <w:pStyle w:val="Ttulo2"/>
       </w:pPr>
-      <w:bookmarkStart w:id="12" w:name="_Toc241744893"/>
+      <w:bookmarkStart w:id="12" w:name="_Toc241747733"/>
       <w:r>
         <w:t>Copiar un mapa</w:t>
       </w:r>
@@ -10376,7 +10376,7 @@
       <w:pPr>
         <w:pStyle w:val="Ttulo2"/>
       </w:pPr>
-      <w:bookmarkStart w:id="13" w:name="_Toc241744894"/>
+      <w:bookmarkStart w:id="13" w:name="_Toc241747734"/>
       <w:r>
         <w:t>Ejemplo: dar acceso de lectura a un compañero</w:t>
       </w:r>
@@ -10507,7 +10507,7 @@
         <w:pStyle w:val="Ttulo1"/>
         <w:pageBreakBefore/>
       </w:pPr>
-      <w:bookmarkStart w:id="14" w:name="_Toc241744895"/>
+      <w:bookmarkStart w:id="14" w:name="_Toc241747735"/>
       <w:r>
         <w:lastRenderedPageBreak/>
         <w:t>Generador de mapas</w:t>
@@ -10540,7 +10540,7 @@
           <w:noProof/>
         </w:rPr>
         <w:drawing>
-          <wp:inline distT="0" distB="0" distL="0" distR="0" wp14:anchorId="7A535119" wp14:editId="695B25FD">
+          <wp:inline distT="0" distB="0" distL="0" distR="0" wp14:anchorId="07D5DEA9" wp14:editId="32CBBFAE">
             <wp:extent cx="5715000" cy="3571875"/>
             <wp:effectExtent l="0" t="0" r="0" b="0"/>
             <wp:docPr id="86" name="05-builder-overview.png" descr="El generador de mapas con el árbol Áreas de negocio, el lienzo de columnas y el panel Propiedades." title="El generador de mapas con el árbol Áreas de negocio, el lienzo de columnas y el panel Propiedades."/>
@@ -10592,7 +10592,7 @@
       <w:pPr>
         <w:pStyle w:val="Ttulo2"/>
       </w:pPr>
-      <w:bookmarkStart w:id="15" w:name="_Toc241744896"/>
+      <w:bookmarkStart w:id="15" w:name="_Toc241747736"/>
       <w:r>
         <w:t>La pantalla</w:t>
       </w:r>
@@ -10752,7 +10752,7 @@
       <w:pPr>
         <w:pStyle w:val="Ttulo2"/>
       </w:pPr>
-      <w:bookmarkStart w:id="16" w:name="_Toc241744897"/>
+      <w:bookmarkStart w:id="16" w:name="_Toc241747737"/>
       <w:r>
         <w:t>La barra de herramientas</w:t>
       </w:r>
@@ -11968,7 +11968,7 @@
       <w:pPr>
         <w:pStyle w:val="Ttulo2"/>
       </w:pPr>
-      <w:bookmarkStart w:id="17" w:name="_Toc241744898"/>
+      <w:bookmarkStart w:id="17" w:name="_Toc241747738"/>
       <w:r>
         <w:t>Crear un mapa</w:t>
       </w:r>
@@ -12176,7 +12176,7 @@
       <w:pPr>
         <w:pStyle w:val="Ttulo2"/>
       </w:pPr>
-      <w:bookmarkStart w:id="18" w:name="_Toc241744899"/>
+      <w:bookmarkStart w:id="18" w:name="_Toc241747739"/>
       <w:r>
         <w:t>Configurar una columna</w:t>
       </w:r>
@@ -14986,7 +14986,7 @@
           <w:noProof/>
         </w:rPr>
         <w:drawing>
-          <wp:inline distT="0" distB="0" distL="0" distR="0" wp14:anchorId="68CD4921" wp14:editId="267B583F">
+          <wp:inline distT="0" distB="0" distL="0" distR="0" wp14:anchorId="4D853839" wp14:editId="0ACABD86">
             <wp:extent cx="5715000" cy="3571875"/>
             <wp:effectExtent l="0" t="0" r="0" b="0"/>
             <wp:docPr id="87" name="08-builder-column-aggregation.png" descr="El cuadro Configurar columna con la lista Agregación abierta." title="El cuadro Configurar columna con la lista Agregación abierta."/>
@@ -15038,7 +15038,7 @@
       <w:pPr>
         <w:pStyle w:val="Ttulo2"/>
       </w:pPr>
-      <w:bookmarkStart w:id="19" w:name="_Toc241744900"/>
+      <w:bookmarkStart w:id="19" w:name="_Toc241747740"/>
       <w:r>
         <w:t>La pestaña Propiedades</w:t>
       </w:r>
@@ -15886,7 +15886,7 @@
       <w:pPr>
         <w:pStyle w:val="Ttulo2"/>
       </w:pPr>
-      <w:bookmarkStart w:id="20" w:name="_Toc241744901"/>
+      <w:bookmarkStart w:id="20" w:name="_Toc241747741"/>
       <w:r>
         <w:t>La pestaña Condiciones</w:t>
       </w:r>
@@ -17429,7 +17429,7 @@
       <w:pPr>
         <w:pStyle w:val="Ttulo2"/>
       </w:pPr>
-      <w:bookmarkStart w:id="21" w:name="_Toc241744902"/>
+      <w:bookmarkStart w:id="21" w:name="_Toc241747742"/>
       <w:r>
         <w:t>La pestaña Ordenación</w:t>
       </w:r>
@@ -17874,7 +17874,7 @@
       <w:pPr>
         <w:pStyle w:val="Ttulo2"/>
       </w:pPr>
-      <w:bookmarkStart w:id="22" w:name="_Toc241744903"/>
+      <w:bookmarkStart w:id="22" w:name="_Toc241747743"/>
       <w:r>
         <w:t>La pestaña Parámetros</w:t>
       </w:r>
@@ -18784,7 +18784,7 @@
       <w:pPr>
         <w:pStyle w:val="Ttulo2"/>
       </w:pPr>
-      <w:bookmarkStart w:id="23" w:name="_Toc241744904"/>
+      <w:bookmarkStart w:id="23" w:name="_Toc241747744"/>
       <w:r>
         <w:lastRenderedPageBreak/>
         <w:t>La pestaña Campos calculados</w:t>
@@ -19683,7 +19683,7 @@
       <w:pPr>
         <w:pStyle w:val="Ttulo2"/>
       </w:pPr>
-      <w:bookmarkStart w:id="24" w:name="_Toc241744905"/>
+      <w:bookmarkStart w:id="24" w:name="_Toc241747745"/>
       <w:r>
         <w:t>Formato condicional</w:t>
       </w:r>
@@ -21077,7 +21077,7 @@
       <w:pPr>
         <w:pStyle w:val="Ttulo2"/>
       </w:pPr>
-      <w:bookmarkStart w:id="25" w:name="_Toc241744906"/>
+      <w:bookmarkStart w:id="25" w:name="_Toc241747746"/>
       <w:r>
         <w:t>Ejecutar un mapa y leer el resultado</w:t>
       </w:r>
@@ -22149,7 +22149,7 @@
           <w:noProof/>
         </w:rPr>
         <w:drawing>
-          <wp:inline distT="0" distB="0" distL="0" distR="0" wp14:anchorId="64F539E2" wp14:editId="2EBA7A81">
+          <wp:inline distT="0" distB="0" distL="0" distR="0" wp14:anchorId="1ED576DA" wp14:editId="7E3D535F">
             <wp:extent cx="5715000" cy="3571875"/>
             <wp:effectExtent l="0" t="0" r="0" b="0"/>
             <wp:docPr id="88" name="03-viewer-results.png" descr="Los resultados de una ejecución con los botones SQL y Plan junto a los botones Excel, CSV y PDF." title="Los resultados de una ejecución con los botones SQL y Plan junto a los botones Excel, CSV y PDF."/>
@@ -22216,7 +22216,7 @@
       <w:pPr>
         <w:pStyle w:val="Ttulo2"/>
       </w:pPr>
-      <w:bookmarkStart w:id="26" w:name="_Toc241744907"/>
+      <w:bookmarkStart w:id="26" w:name="_Toc241747747"/>
       <w:r>
         <w:t>Rechazos y errores</w:t>
       </w:r>
@@ -22855,7 +22855,7 @@
         <w:pStyle w:val="Ttulo1"/>
         <w:pageBreakBefore/>
       </w:pPr>
-      <w:bookmarkStart w:id="27" w:name="_Toc241744908"/>
+      <w:bookmarkStart w:id="27" w:name="_Toc241747748"/>
       <w:r>
         <w:lastRenderedPageBreak/>
         <w:t>El visor de mapas</w:t>
@@ -22888,7 +22888,7 @@
           <w:noProof/>
         </w:rPr>
         <w:drawing>
-          <wp:inline distT="0" distB="0" distL="0" distR="0" wp14:anchorId="42FA73D1" wp14:editId="1D39E14F">
+          <wp:inline distT="0" distB="0" distL="0" distR="0" wp14:anchorId="11B45CF9" wp14:editId="4F5F80DE">
             <wp:extent cx="5715000" cy="3571875"/>
             <wp:effectExtent l="0" t="0" r="0" b="0"/>
             <wp:docPr id="89" name="25-viewer-results.png" descr="El visor de mapas tras una ejecución completada, con la cuadrícula de resultados y los botones de exportación." title="El visor de mapas tras una ejecución completada, con la cuadrícula de resultados y los botones de exportación."/>
@@ -23493,7 +23493,7 @@
         <w:pStyle w:val="Ttulo1"/>
         <w:pageBreakBefore/>
       </w:pPr>
-      <w:bookmarkStart w:id="28" w:name="_Toc241744909"/>
+      <w:bookmarkStart w:id="28" w:name="_Toc241747749"/>
       <w:r>
         <w:lastRenderedPageBreak/>
         <w:t>Ejecuciones</w:t>
@@ -23523,7 +23523,7 @@
           <w:noProof/>
         </w:rPr>
         <w:drawing>
-          <wp:inline distT="0" distB="0" distL="0" distR="0" wp14:anchorId="50855902" wp14:editId="26B47C3E">
+          <wp:inline distT="0" distB="0" distL="0" distR="0" wp14:anchorId="1DDF9845" wp14:editId="25E15DD1">
             <wp:extent cx="5715000" cy="3571875"/>
             <wp:effectExtent l="0" t="0" r="0" b="0"/>
             <wp:docPr id="90" name="04-runs-every-user.png" descr="La página Ejecuciones mostrando las ejecuciones de todos los usuarios." title="La página Ejecuciones mostrando las ejecuciones de todos los usuarios."/>
@@ -24853,7 +24853,7 @@
         <w:pStyle w:val="Ttulo1"/>
         <w:pageBreakBefore/>
       </w:pPr>
-      <w:bookmarkStart w:id="29" w:name="_Toc241744910"/>
+      <w:bookmarkStart w:id="29" w:name="_Toc241747750"/>
       <w:r>
         <w:lastRenderedPageBreak/>
         <w:t>Exportaciones</w:t>
@@ -24883,7 +24883,7 @@
           <w:noProof/>
         </w:rPr>
         <w:drawing>
-          <wp:inline distT="0" distB="0" distL="0" distR="0" wp14:anchorId="750F1A2E" wp14:editId="5F6C57BC">
+          <wp:inline distT="0" distB="0" distL="0" distR="0" wp14:anchorId="51D8F118" wp14:editId="0AA5FB37">
             <wp:extent cx="5715000" cy="3571875"/>
             <wp:effectExtent l="0" t="0" r="0" b="0"/>
             <wp:docPr id="91" name="05-exports.png" descr="La página Exportaciones con la lista de trabajos de exportación, su estado y los botones de descarga." title="La página Exportaciones con la lista de trabajos de exportación, su estado y los botones de descarga."/>
@@ -25564,7 +25564,7 @@
         <w:pStyle w:val="Ttulo1"/>
         <w:pageBreakBefore/>
       </w:pPr>
-      <w:bookmarkStart w:id="30" w:name="_Toc241744911"/>
+      <w:bookmarkStart w:id="30" w:name="_Toc241747751"/>
       <w:r>
         <w:lastRenderedPageBreak/>
         <w:t>Programaciones</w:t>
@@ -25597,7 +25597,7 @@
           <w:noProof/>
         </w:rPr>
         <w:drawing>
-          <wp:inline distT="0" distB="0" distL="0" distR="0" wp14:anchorId="5A6EBF68" wp14:editId="65B1D923">
+          <wp:inline distT="0" distB="0" distL="0" distR="0" wp14:anchorId="1CA32A20" wp14:editId="3A93C97E">
             <wp:extent cx="5715000" cy="3571875"/>
             <wp:effectExtent l="0" t="0" r="0" b="0"/>
             <wp:docPr id="92" name="38-schedules-list.png" descr="La página Programaciones con una programación en pausa y sus iconos de acción." title="La página Programaciones con una programación en pausa y sus iconos de acción."/>
@@ -26308,7 +26308,7 @@
       <w:pPr>
         <w:pStyle w:val="Ttulo2"/>
       </w:pPr>
-      <w:bookmarkStart w:id="31" w:name="_Toc241744912"/>
+      <w:bookmarkStart w:id="31" w:name="_Toc241747752"/>
       <w:r>
         <w:t>Nueva programación y Editar programación</w:t>
       </w:r>
@@ -27743,7 +27743,7 @@
           <w:noProof/>
         </w:rPr>
         <w:drawing>
-          <wp:inline distT="0" distB="0" distL="0" distR="0" wp14:anchorId="72E4042E" wp14:editId="30814B34">
+          <wp:inline distT="0" distB="0" distL="0" distR="0" wp14:anchorId="52A5C5A2" wp14:editId="3C9BB00B">
             <wp:extent cx="3743325" cy="4676775"/>
             <wp:effectExtent l="0" t="0" r="0" b="0"/>
             <wp:docPr id="93" name="34-schedule-custom-cron.png" descr="El cuadro Nueva programación con una frecuencia personalizada y el campo Expresión cron." title="El cuadro Nueva programación con una frecuencia personalizada y el campo Expresión cron."/>
@@ -27795,7 +27795,7 @@
       <w:pPr>
         <w:pStyle w:val="Ttulo2"/>
       </w:pPr>
-      <w:bookmarkStart w:id="32" w:name="_Toc241744913"/>
+      <w:bookmarkStart w:id="32" w:name="_Toc241747753"/>
       <w:r>
         <w:t>Historial de ejecución</w:t>
       </w:r>
@@ -28244,7 +28244,7 @@
       <w:pPr>
         <w:pStyle w:val="Ttulo2"/>
       </w:pPr>
-      <w:bookmarkStart w:id="33" w:name="_Toc241744914"/>
+      <w:bookmarkStart w:id="33" w:name="_Toc241747754"/>
       <w:r>
         <w:lastRenderedPageBreak/>
         <w:t>Ejemplo: un resultado semanal</w:t>
@@ -28450,7 +28450,7 @@
         <w:pStyle w:val="Ttulo1"/>
         <w:pageBreakBefore/>
       </w:pPr>
-      <w:bookmarkStart w:id="34" w:name="_Toc241744915"/>
+      <w:bookmarkStart w:id="34" w:name="_Toc241747755"/>
       <w:r>
         <w:lastRenderedPageBreak/>
         <w:t>Áreas de negocio</w:t>
@@ -28483,7 +28483,7 @@
           <w:noProof/>
         </w:rPr>
         <w:drawing>
-          <wp:inline distT="0" distB="0" distL="0" distR="0" wp14:anchorId="6B2ED258" wp14:editId="7E486C9B">
+          <wp:inline distT="0" distB="0" distL="0" distR="0" wp14:anchorId="3BBD67D2" wp14:editId="6C44A440">
             <wp:extent cx="5715000" cy="3571875"/>
             <wp:effectExtent l="0" t="0" r="0" b="0"/>
             <wp:docPr id="94" name="06-business-areas.png" descr="La página Áreas de negocio con la lista de áreas, el botón Nueva área de negocio y los iconos de fila." title="La página Áreas de negocio con la lista de áreas, el botón Nueva área de negocio y los iconos de fila."/>
@@ -28997,7 +28997,7 @@
         </w:rPr>
         <w:lastRenderedPageBreak/>
         <w:drawing>
-          <wp:inline distT="0" distB="0" distL="0" distR="0" wp14:anchorId="3B7B7337" wp14:editId="09FFD708">
+          <wp:inline distT="0" distB="0" distL="0" distR="0" wp14:anchorId="205E1799" wp14:editId="54BC153C">
             <wp:extent cx="3324225" cy="2047875"/>
             <wp:effectExtent l="0" t="0" r="0" b="0"/>
             <wp:docPr id="95" name="07-business-areas-new.png" descr="El cuadro Nueva área de negocio con los campos Nombre y Descripción." title="El cuadro Nueva área de negocio con los campos Nombre y Descripción."/>
@@ -29049,7 +29049,7 @@
       <w:pPr>
         <w:pStyle w:val="Ttulo2"/>
       </w:pPr>
-      <w:bookmarkStart w:id="35" w:name="_Toc241744916"/>
+      <w:bookmarkStart w:id="35" w:name="_Toc241747756"/>
       <w:r>
         <w:t>Crear un área de negocio</w:t>
       </w:r>
@@ -29153,7 +29153,7 @@
       <w:pPr>
         <w:pStyle w:val="Ttulo2"/>
       </w:pPr>
-      <w:bookmarkStart w:id="36" w:name="_Toc241744917"/>
+      <w:bookmarkStart w:id="36" w:name="_Toc241747757"/>
       <w:r>
         <w:t>Concesiones</w:t>
       </w:r>
@@ -29185,7 +29185,7 @@
           <w:noProof/>
         </w:rPr>
         <w:drawing>
-          <wp:inline distT="0" distB="0" distL="0" distR="0" wp14:anchorId="36E8FD69" wp14:editId="234E8521">
+          <wp:inline distT="0" distB="0" distL="0" distR="0" wp14:anchorId="4E8771AB" wp14:editId="3D2082EA">
             <wp:extent cx="5715000" cy="3571875"/>
             <wp:effectExtent l="0" t="0" r="0" b="0"/>
             <wp:docPr id="96" name="09-business-areas-grants-permission.png" descr="El cuadro Administrar concesiones con la lista Permiso abierta." title="El cuadro Administrar concesiones con la lista Permiso abierta."/>
@@ -30442,7 +30442,7 @@
         <w:pStyle w:val="Ttulo1"/>
         <w:pageBreakBefore/>
       </w:pPr>
-      <w:bookmarkStart w:id="37" w:name="_Toc241744918"/>
+      <w:bookmarkStart w:id="37" w:name="_Toc241747758"/>
       <w:r>
         <w:lastRenderedPageBreak/>
         <w:t>Carpetas</w:t>
@@ -30505,7 +30505,7 @@
           <w:noProof/>
         </w:rPr>
         <w:drawing>
-          <wp:inline distT="0" distB="0" distL="0" distR="0" wp14:anchorId="1656109E" wp14:editId="7EC837C4">
+          <wp:inline distT="0" distB="0" distL="0" distR="0" wp14:anchorId="234B2406" wp14:editId="14B1CBEE">
             <wp:extent cx="5715000" cy="3571875"/>
             <wp:effectExtent l="0" t="0" r="0" b="0"/>
             <wp:docPr id="97" name="11-folders.png" descr="La página Carpetas con un área de negocio elegida, mostrando la tabla de carpetas y los iconos de fila." title="La página Carpetas con un área de negocio elegida, mostrando la tabla de carpetas y los iconos de fila."/>
@@ -31284,7 +31284,7 @@
       <w:pPr>
         <w:pStyle w:val="Ttulo2"/>
       </w:pPr>
-      <w:bookmarkStart w:id="38" w:name="_Toc241744919"/>
+      <w:bookmarkStart w:id="38" w:name="_Toc241747759"/>
       <w:r>
         <w:t>El asistente de carpetas</w:t>
       </w:r>
@@ -32714,7 +32714,7 @@
         </w:rPr>
         <w:lastRenderedPageBreak/>
         <w:drawing>
-          <wp:inline distT="0" distB="0" distL="0" distR="0" wp14:anchorId="62104726" wp14:editId="25865AD7">
+          <wp:inline distT="0" distB="0" distL="0" distR="0" wp14:anchorId="03E92376" wp14:editId="2202099C">
             <wp:extent cx="2238375" cy="5905500"/>
             <wp:effectExtent l="0" t="0" r="0" b="0"/>
             <wp:docPr id="98" name="15-folders-picked.png" descr="El cuadro Nueva carpeta con una tabla elegida y la lista de comprobación Elementos a crear." title="El cuadro Nueva carpeta con una tabla elegida y la lista de comprobación Elementos a crear."/>
@@ -32901,7 +32901,7 @@
       <w:pPr>
         <w:pStyle w:val="Ttulo2"/>
       </w:pPr>
-      <w:bookmarkStart w:id="39" w:name="_Toc241744920"/>
+      <w:bookmarkStart w:id="39" w:name="_Toc241747760"/>
       <w:r>
         <w:t>Compartir una carpeta en otra área de negocio</w:t>
       </w:r>
@@ -33011,7 +33011,7 @@
           <w:noProof/>
         </w:rPr>
         <w:drawing>
-          <wp:inline distT="0" distB="0" distL="0" distR="0" wp14:anchorId="2E57C25F" wp14:editId="77C88F4C">
+          <wp:inline distT="0" distB="0" distL="0" distR="0" wp14:anchorId="433771CD" wp14:editId="41158DEE">
             <wp:extent cx="3324225" cy="1638300"/>
             <wp:effectExtent l="0" t="0" r="0" b="0"/>
             <wp:docPr id="99" name="16-folders-sharing.png" descr="El cuadro de compartición de carpetas con la insignia del propietario y la lista Compartir con." title="El cuadro de compartición de carpetas con la insignia del propietario y la lista Compartir con."/>
@@ -33064,7 +33064,7 @@
         <w:pStyle w:val="Ttulo1"/>
         <w:pageBreakBefore/>
       </w:pPr>
-      <w:bookmarkStart w:id="40" w:name="_Toc241744921"/>
+      <w:bookmarkStart w:id="40" w:name="_Toc241747761"/>
       <w:r>
         <w:lastRenderedPageBreak/>
         <w:t>Elementos</w:t>
@@ -33117,7 +33117,7 @@
           <w:noProof/>
         </w:rPr>
         <w:drawing>
-          <wp:inline distT="0" distB="0" distL="0" distR="0" wp14:anchorId="642E602D" wp14:editId="622C8B11">
+          <wp:inline distT="0" distB="0" distL="0" distR="0" wp14:anchorId="72F2AFBC" wp14:editId="634CBC0D">
             <wp:extent cx="5715000" cy="3571875"/>
             <wp:effectExtent l="0" t="0" r="0" b="0"/>
             <wp:docPr id="100" name="17-items.png" descr="La página Elementos de una carpeta elegida, con las columnas Tipo, Columna, Tipo de datos y Agregación." title="La página Elementos de una carpeta elegida, con las columnas Tipo, Columna, Tipo de datos y Agregación."/>
@@ -35064,7 +35064,7 @@
         </w:rPr>
         <w:lastRenderedPageBreak/>
         <w:drawing>
-          <wp:inline distT="0" distB="0" distL="0" distR="0" wp14:anchorId="61DFFA84" wp14:editId="689A9702">
+          <wp:inline distT="0" distB="0" distL="0" distR="0" wp14:anchorId="11D72933" wp14:editId="06544147">
             <wp:extent cx="5715000" cy="3571875"/>
             <wp:effectExtent l="0" t="0" r="0" b="0"/>
             <wp:docPr id="101" name="19-items-type-open.png" descr="El cuadro Nuevo elemento con la lista Tipo de elemento abierta, mostrando los tipos de elemento." title="El cuadro Nuevo elemento con la lista Tipo de elemento abierta, mostrando los tipos de elemento."/>
@@ -35117,7 +35117,7 @@
         <w:pStyle w:val="Ttulo1"/>
         <w:pageBreakBefore/>
       </w:pPr>
-      <w:bookmarkStart w:id="41" w:name="_Toc241744922"/>
+      <w:bookmarkStart w:id="41" w:name="_Toc241747762"/>
       <w:r>
         <w:lastRenderedPageBreak/>
         <w:t>Combinaciones</w:t>
@@ -35150,7 +35150,7 @@
           <w:noProof/>
         </w:rPr>
         <w:drawing>
-          <wp:inline distT="0" distB="0" distL="0" distR="0" wp14:anchorId="0DA007A3" wp14:editId="4F51BEDF">
+          <wp:inline distT="0" distB="0" distL="0" distR="0" wp14:anchorId="6958F9A9" wp14:editId="156EC36E">
             <wp:extent cx="5715000" cy="3571875"/>
             <wp:effectExtent l="0" t="0" r="0" b="0"/>
             <wp:docPr id="102" name="20-joins.png" descr="La página Combinaciones, con combinaciones formadas por varios pares de columnas." title="La página Combinaciones, con combinaciones formadas por varios pares de columnas."/>
@@ -36806,7 +36806,7 @@
         </w:rPr>
         <w:lastRenderedPageBreak/>
         <w:drawing>
-          <wp:inline distT="0" distB="0" distL="0" distR="0" wp14:anchorId="0E1455DE" wp14:editId="3D2EEBDB">
+          <wp:inline distT="0" distB="0" distL="0" distR="0" wp14:anchorId="554C102D" wp14:editId="6215778C">
             <wp:extent cx="5715000" cy="3571875"/>
             <wp:effectExtent l="0" t="0" r="0" b="0"/>
             <wp:docPr id="103" name="23-joins-select-open.png" descr="El cuadro Nueva combinación con una lista desplegable abierta." title="El cuadro Nueva combinación con una lista desplegable abierta."/>
@@ -36976,7 +36976,7 @@
         <w:pStyle w:val="Ttulo1"/>
         <w:pageBreakBefore/>
       </w:pPr>
-      <w:bookmarkStart w:id="42" w:name="_Toc241744923"/>
+      <w:bookmarkStart w:id="42" w:name="_Toc241747763"/>
       <w:r>
         <w:lastRenderedPageBreak/>
         <w:t>Jerarquías</w:t>
@@ -37009,7 +37009,7 @@
           <w:noProof/>
         </w:rPr>
         <w:drawing>
-          <wp:inline distT="0" distB="0" distL="0" distR="0" wp14:anchorId="4C1B11F7" wp14:editId="458D0FAA">
+          <wp:inline distT="0" distB="0" distL="0" distR="0" wp14:anchorId="6C981098" wp14:editId="20C19626">
             <wp:extent cx="5715000" cy="3571875"/>
             <wp:effectExtent l="0" t="0" r="0" b="0"/>
             <wp:docPr id="104" name="24-hierarchies.png" descr="La página Jerarquías con la tabla que muestra el número de niveles." title="La página Jerarquías con la tabla que muestra el número de niveles."/>
@@ -38069,7 +38069,7 @@
           <w:noProof/>
         </w:rPr>
         <w:drawing>
-          <wp:inline distT="0" distB="0" distL="0" distR="0" wp14:anchorId="4F9ECBEB" wp14:editId="1A01C413">
+          <wp:inline distT="0" distB="0" distL="0" distR="0" wp14:anchorId="3DA9FE41" wp14:editId="3D8BE445">
             <wp:extent cx="4362450" cy="2762250"/>
             <wp:effectExtent l="0" t="0" r="0" b="0"/>
             <wp:docPr id="105" name="26-hierarchies-level-added.png" descr="El cuadro Nueva jerarquía tras agregar un nivel, con los selectores de carpeta y elemento." title="El cuadro Nueva jerarquía tras agregar un nivel, con los selectores de carpeta y elemento."/>
@@ -38122,7 +38122,7 @@
         <w:pStyle w:val="Ttulo1"/>
         <w:pageBreakBefore/>
       </w:pPr>
-      <w:bookmarkStart w:id="43" w:name="_Toc241744924"/>
+      <w:bookmarkStart w:id="43" w:name="_Toc241747764"/>
       <w:r>
         <w:lastRenderedPageBreak/>
         <w:t>Funciones personalizadas</w:t>
@@ -38155,7 +38155,7 @@
           <w:noProof/>
         </w:rPr>
         <w:drawing>
-          <wp:inline distT="0" distB="0" distL="0" distR="0" wp14:anchorId="50CBCE3D" wp14:editId="35B3E2FC">
+          <wp:inline distT="0" distB="0" distL="0" distR="0" wp14:anchorId="3AC1110B" wp14:editId="1BB7B501">
             <wp:extent cx="5715000" cy="3571875"/>
             <wp:effectExtent l="0" t="0" r="0" b="0"/>
             <wp:docPr id="106" name="27-custom-functions.png" descr="La página Funciones personalizadas con el cuadro de filtro, Actualizar todo, Nueva función y la tabla de funciones." title="La página Funciones personalizadas con el cuadro de filtro, Actualizar todo, Nueva función y la tabla de funciones."/>
@@ -38879,7 +38879,7 @@
       <w:pPr>
         <w:pStyle w:val="Ttulo2"/>
       </w:pPr>
-      <w:bookmarkStart w:id="44" w:name="_Toc241744925"/>
+      <w:bookmarkStart w:id="44" w:name="_Toc241747765"/>
       <w:r>
         <w:t>El formulario de la función</w:t>
       </w:r>
@@ -39849,7 +39849,7 @@
         </w:rPr>
         <w:lastRenderedPageBreak/>
         <w:drawing>
-          <wp:inline distT="0" distB="0" distL="0" distR="0" wp14:anchorId="5117BBCE" wp14:editId="168CBB02">
+          <wp:inline distT="0" distB="0" distL="0" distR="0" wp14:anchorId="71A7B151" wp14:editId="494A54FB">
             <wp:extent cx="4076700" cy="5905500"/>
             <wp:effectExtent l="0" t="0" r="0" b="0"/>
             <wp:docPr id="107" name="29-custom-functions-search-results.png" descr="El cuadro Nueva función personalizada con las funciones de la base de datos que coinciden con la búsqueda." title="El cuadro Nueva función personalizada con las funciones de la base de datos que coinciden con la búsqueda."/>
@@ -39902,7 +39902,7 @@
         <w:pStyle w:val="Ttulo1"/>
         <w:pageBreakBefore/>
       </w:pPr>
-      <w:bookmarkStart w:id="45" w:name="_Toc241744926"/>
+      <w:bookmarkStart w:id="45" w:name="_Toc241747766"/>
       <w:r>
         <w:lastRenderedPageBreak/>
         <w:t>Orígenes de datos</w:t>
@@ -39935,7 +39935,7 @@
           <w:noProof/>
         </w:rPr>
         <w:drawing>
-          <wp:inline distT="0" distB="0" distL="0" distR="0" wp14:anchorId="2FEF0828" wp14:editId="0018A480">
+          <wp:inline distT="0" distB="0" distL="0" distR="0" wp14:anchorId="43AAF208" wp14:editId="1013F660">
             <wp:extent cx="5715000" cy="3571875"/>
             <wp:effectExtent l="0" t="0" r="0" b="0"/>
             <wp:docPr id="108" name="30-data-sources.png" descr="La página Orígenes de datos con una tabla de conexiones y cinco iconos de fila." title="La página Orígenes de datos con una tabla de conexiones y cinco iconos de fila."/>
@@ -41315,7 +41315,7 @@
       <w:pPr>
         <w:pStyle w:val="Ttulo2"/>
       </w:pPr>
-      <w:bookmarkStart w:id="46" w:name="_Toc241744927"/>
+      <w:bookmarkStart w:id="46" w:name="_Toc241747767"/>
       <w:r>
         <w:t>Importar tablas</w:t>
       </w:r>
@@ -41478,7 +41478,7 @@
         </w:rPr>
         <w:lastRenderedPageBreak/>
         <w:drawing>
-          <wp:inline distT="0" distB="0" distL="0" distR="0" wp14:anchorId="4C6B7E4B" wp14:editId="52D8DB23">
+          <wp:inline distT="0" distB="0" distL="0" distR="0" wp14:anchorId="68DF6FB4" wp14:editId="5ECD3A62">
             <wp:extent cx="3324225" cy="2286000"/>
             <wp:effectExtent l="0" t="0" r="0" b="0"/>
             <wp:docPr id="109" name="34-data-sources-import-dialog.png" descr="El cuadro Importar tablas con el botón Descubrir tablas, antes de encontrar ninguna tabla." title="El cuadro Importar tablas con el botón Descubrir tablas, antes de encontrar ninguna tabla."/>
@@ -41531,7 +41531,7 @@
         <w:pStyle w:val="Ttulo1"/>
         <w:pageBreakBefore/>
       </w:pPr>
-      <w:bookmarkStart w:id="47" w:name="_Toc241744928"/>
+      <w:bookmarkStart w:id="47" w:name="_Toc241747768"/>
       <w:r>
         <w:lastRenderedPageBreak/>
         <w:t>Usuarios</w:t>
@@ -41561,7 +41561,7 @@
           <w:noProof/>
         </w:rPr>
         <w:drawing>
-          <wp:inline distT="0" distB="0" distL="0" distR="0" wp14:anchorId="645BB7A9" wp14:editId="2DA1C874">
+          <wp:inline distT="0" distB="0" distL="0" distR="0" wp14:anchorId="0245B452" wp14:editId="472364C9">
             <wp:extent cx="5715000" cy="3571875"/>
             <wp:effectExtent l="0" t="0" r="0" b="0"/>
             <wp:docPr id="110" name="35-users.png" descr="La página Usuarios con los botones Archivo de credenciales y Nuevo usuario y los iconos de fila." title="La página Usuarios con los botones Archivo de credenciales y Nuevo usuario y los iconos de fila."/>
@@ -42260,7 +42260,7 @@
       <w:pPr>
         <w:pStyle w:val="Ttulo2"/>
       </w:pPr>
-      <w:bookmarkStart w:id="48" w:name="_Toc241744929"/>
+      <w:bookmarkStart w:id="48" w:name="_Toc241747769"/>
       <w:r>
         <w:t>Crear o cambiar un usuario</w:t>
       </w:r>
@@ -43097,7 +43097,7 @@
         </w:rPr>
         <w:lastRenderedPageBreak/>
         <w:drawing>
-          <wp:inline distT="0" distB="0" distL="0" distR="0" wp14:anchorId="3293DFDC" wp14:editId="6DFFCCF7">
+          <wp:inline distT="0" distB="0" distL="0" distR="0" wp14:anchorId="33DE594D" wp14:editId="7414A720">
             <wp:extent cx="5715000" cy="3571875"/>
             <wp:effectExtent l="0" t="0" r="0" b="0"/>
             <wp:docPr id="111" name="37-users-role-open.png" descr="El cuadro Nuevo usuario con la lista Rol abierta y cada rol descrito." title="El cuadro Nuevo usuario con la lista Rol abierta y cada rol descrito."/>
@@ -43149,7 +43149,7 @@
       <w:pPr>
         <w:pStyle w:val="Ttulo2"/>
       </w:pPr>
-      <w:bookmarkStart w:id="49" w:name="_Toc241744930"/>
+      <w:bookmarkStart w:id="49" w:name="_Toc241747770"/>
       <w:r>
         <w:t>Desactivar, activar o eliminar</w:t>
       </w:r>
@@ -43241,7 +43241,7 @@
           <w:noProof/>
         </w:rPr>
         <w:drawing>
-          <wp:inline distT="0" distB="0" distL="0" distR="0" wp14:anchorId="09671BF7" wp14:editId="53A88C80">
+          <wp:inline distT="0" distB="0" distL="0" distR="0" wp14:anchorId="575C73C1" wp14:editId="10D19A25">
             <wp:extent cx="3324225" cy="1076325"/>
             <wp:effectExtent l="0" t="0" r="0" b="0"/>
             <wp:docPr id="112" name="39-users-deactivate-dialog.png" descr="El cuadro de confirmación que se muestra antes de desactivar a un usuario." title="El cuadro de confirmación que se muestra antes de desactivar a un usuario."/>
@@ -43333,7 +43333,7 @@
       <w:pPr>
         <w:pStyle w:val="Ttulo2"/>
       </w:pPr>
-      <w:bookmarkStart w:id="50" w:name="_Toc241744931"/>
+      <w:bookmarkStart w:id="50" w:name="_Toc241747771"/>
       <w:r>
         <w:t>El archivo de credenciales</w:t>
       </w:r>
@@ -43358,7 +43358,7 @@
       <w:pPr>
         <w:pStyle w:val="Ttulo2"/>
       </w:pPr>
-      <w:bookmarkStart w:id="51" w:name="_Toc241744932"/>
+      <w:bookmarkStart w:id="51" w:name="_Toc241747772"/>
       <w:r>
         <w:lastRenderedPageBreak/>
         <w:t>Mapas que este usuario puede abrir</w:t>
@@ -43401,7 +43401,7 @@
           <w:noProof/>
         </w:rPr>
         <w:drawing>
-          <wp:inline distT="0" distB="0" distL="0" distR="0" wp14:anchorId="0422E611" wp14:editId="49E0CC4D">
+          <wp:inline distT="0" distB="0" distL="0" distR="0" wp14:anchorId="5413278D" wp14:editId="7DE12935">
             <wp:extent cx="4362450" cy="2190750"/>
             <wp:effectExtent l="0" t="0" r="0" b="0"/>
             <wp:docPr id="113" name="41-users-maps-dialog.png" descr="El cuadro Mapas de un usuario, con insignias de origen y selectores de nivel de acceso compartido." title="El cuadro Mapas de un usuario, con insignias de origen y selectores de nivel de acceso compartido."/>
@@ -44343,7 +44343,7 @@
         <w:pStyle w:val="Ttulo1"/>
         <w:pageBreakBefore/>
       </w:pPr>
-      <w:bookmarkStart w:id="52" w:name="_Toc241744933"/>
+      <w:bookmarkStart w:id="52" w:name="_Toc241747773"/>
       <w:r>
         <w:lastRenderedPageBreak/>
         <w:t>Directivas de seguridad</w:t>
@@ -44406,7 +44406,7 @@
           <w:noProof/>
         </w:rPr>
         <w:drawing>
-          <wp:inline distT="0" distB="0" distL="0" distR="0" wp14:anchorId="500A93AB" wp14:editId="40CFDDF7">
+          <wp:inline distT="0" distB="0" distL="0" distR="0" wp14:anchorId="41F6C00E" wp14:editId="32329ED8">
             <wp:extent cx="5715000" cy="3571875"/>
             <wp:effectExtent l="0" t="0" r="0" b="0"/>
             <wp:docPr id="114" name="43-security.png" descr="La página Directivas de seguridad con los botones Probar y Nueva directiva." title="La página Directivas de seguridad con los botones Probar y Nueva directiva."/>
@@ -45033,7 +45033,7 @@
       <w:pPr>
         <w:pStyle w:val="Ttulo2"/>
       </w:pPr>
-      <w:bookmarkStart w:id="53" w:name="_Toc241744934"/>
+      <w:bookmarkStart w:id="53" w:name="_Toc241747774"/>
       <w:r>
         <w:lastRenderedPageBreak/>
         <w:t>Escribir una directiva</w:t>
@@ -46089,7 +46089,7 @@
         </w:rPr>
         <w:lastRenderedPageBreak/>
         <w:drawing>
-          <wp:inline distT="0" distB="0" distL="0" distR="0" wp14:anchorId="01831437" wp14:editId="1CAB4066">
+          <wp:inline distT="0" distB="0" distL="0" distR="0" wp14:anchorId="5B04A26D" wp14:editId="5BD82742">
             <wp:extent cx="3324225" cy="4676775"/>
             <wp:effectExtent l="0" t="0" r="0" b="0"/>
             <wp:docPr id="115" name="46-security-validate.png" descr="El cuadro Nueva directiva tras pulsar Validar en un predicado." title="El cuadro Nueva directiva tras pulsar Validar en un predicado."/>
@@ -46141,7 +46141,7 @@
       <w:pPr>
         <w:pStyle w:val="Ttulo2"/>
       </w:pPr>
-      <w:bookmarkStart w:id="54" w:name="_Toc241744935"/>
+      <w:bookmarkStart w:id="54" w:name="_Toc241747775"/>
       <w:r>
         <w:t>Asignar una directiva</w:t>
       </w:r>
@@ -46531,7 +46531,7 @@
       <w:pPr>
         <w:pStyle w:val="Ttulo2"/>
       </w:pPr>
-      <w:bookmarkStart w:id="55" w:name="_Toc241744936"/>
+      <w:bookmarkStart w:id="55" w:name="_Toc241747776"/>
       <w:r>
         <w:lastRenderedPageBreak/>
         <w:t>Probar una directiva</w:t>
@@ -46606,7 +46606,7 @@
         <w:pStyle w:val="Ttulo1"/>
         <w:pageBreakBefore/>
       </w:pPr>
-      <w:bookmarkStart w:id="56" w:name="_Toc241744937"/>
+      <w:bookmarkStart w:id="56" w:name="_Toc241747777"/>
       <w:r>
         <w:lastRenderedPageBreak/>
         <w:t>Registro de auditoría</w:t>
@@ -46639,7 +46639,7 @@
           <w:noProof/>
         </w:rPr>
         <w:drawing>
-          <wp:inline distT="0" distB="0" distL="0" distR="0" wp14:anchorId="70D2484B" wp14:editId="4E2C5646">
+          <wp:inline distT="0" distB="0" distL="0" distR="0" wp14:anchorId="0E66EBE4" wp14:editId="1D74464C">
             <wp:extent cx="5715000" cy="3571875"/>
             <wp:effectExtent l="0" t="0" r="0" b="0"/>
             <wp:docPr id="116" name="47-audit.png" descr="La página Registro de auditoría con el botón de exportación, las tarjetas de estadísticas, el gráfico diario y los filtros." title="La página Registro de auditoría con el botón de exportación, las tarjetas de estadísticas, el gráfico diario y los filtros."/>
@@ -47500,7 +47500,7 @@
         <w:pStyle w:val="Ttulo1"/>
         <w:pageBreakBefore/>
       </w:pPr>
-      <w:bookmarkStart w:id="57" w:name="_Toc241744938"/>
+      <w:bookmarkStart w:id="57" w:name="_Toc241747778"/>
       <w:r>
         <w:lastRenderedPageBreak/>
         <w:t>Migración</w:t>
@@ -47583,7 +47583,7 @@
           <w:noProof/>
         </w:rPr>
         <w:drawing>
-          <wp:inline distT="0" distB="0" distL="0" distR="0" wp14:anchorId="15F6A8C1" wp14:editId="32B4A81D">
+          <wp:inline distT="0" distB="0" distL="0" distR="0" wp14:anchorId="10B99B7E" wp14:editId="3B8EE7FF">
             <wp:extent cx="5715000" cy="3571875"/>
             <wp:effectExtent l="0" t="0" r="0" b="0"/>
             <wp:docPr id="117" name="50-migration.png" descr="La página Migración con la tarjeta de origen, sus botones y el texto de ayuda." title="La página Migración con la tarjeta de origen, sus botones y el texto de ayuda."/>
@@ -47660,7 +47660,7 @@
       <w:pPr>
         <w:pStyle w:val="Ttulo2"/>
       </w:pPr>
-      <w:bookmarkStart w:id="58" w:name="_Toc241744939"/>
+      <w:bookmarkStart w:id="58" w:name="_Toc241747779"/>
       <w:r>
         <w:t>Elegir el origen</w:t>
       </w:r>
@@ -48781,7 +48781,7 @@
       <w:pPr>
         <w:pStyle w:val="Ttulo2"/>
       </w:pPr>
-      <w:bookmarkStart w:id="59" w:name="_Toc241744940"/>
+      <w:bookmarkStart w:id="59" w:name="_Toc241747780"/>
       <w:r>
         <w:t>Qué hace cada acción</w:t>
       </w:r>
@@ -49182,7 +49182,7 @@
       <w:pPr>
         <w:pStyle w:val="Ttulo2"/>
       </w:pPr>
-      <w:bookmarkStart w:id="60" w:name="_Toc241744941"/>
+      <w:bookmarkStart w:id="60" w:name="_Toc241747781"/>
       <w:r>
         <w:t>Hacer una migración con seguridad</w:t>
       </w:r>
@@ -49424,7 +49424,7 @@
         <w:pStyle w:val="Ttulo1"/>
         <w:pageBreakBefore/>
       </w:pPr>
-      <w:bookmarkStart w:id="61" w:name="_Toc241744942"/>
+      <w:bookmarkStart w:id="61" w:name="_Toc241747782"/>
       <w:r>
         <w:lastRenderedPageBreak/>
         <w:t>Preguntas frecuentes</w:t>
@@ -49715,7 +49715,7 @@
       <w:pPr>
         <w:pStyle w:val="Ttulo2"/>
       </w:pPr>
-      <w:bookmarkStart w:id="62" w:name="_Toc241744943"/>
+      <w:bookmarkStart w:id="62" w:name="_Toc241747783"/>
       <w:r>
         <w:t>Glosario</w:t>
       </w:r>
@@ -51040,7 +51040,7 @@
         <w:sz w:val="16"/>
         <w:szCs w:val="16"/>
       </w:rPr>
-      <w:t>Discoverer Neo 2.1.0 · Guía completa · ADMIN</w:t>
+      <w:t>Discoverer Neo 2.1.1 · Guía completa · ADMIN</w:t>
     </w:r>
   </w:p>
 </w:hdr>
@@ -51049,10 +51049,10 @@
 <file path=word/numbering.xml><?xml version="1.0" encoding="utf-8"?>
 <w:numbering xmlns:wpc="http://schemas.microsoft.com/office/word/2010/wordprocessingCanvas" xmlns:cx="http://schemas.microsoft.com/office/drawing/2014/chartex" xmlns:cx1="http://schemas.microsoft.com/office/drawing/2015/9/8/chartex" xmlns:cx2="http://schemas.microsoft.com/office/drawing/2015/10/21/chartex" xmlns:cx3="http://schemas.microsoft.com/office/drawing/2016/5/9/chartex" xmlns:cx4="http://schemas.microsoft.com/office/drawing/2016/5/10/chartex" xmlns:cx5="http://schemas.microsoft.com/office/drawing/2016/5/11/chartex" xmlns:cx6="http://schemas.microsoft.com/office/drawing/2016/5/12/chartex" xmlns:cx7="http://schemas.microsoft.com/office/drawing/2016/5/13/chartex" xmlns:cx8="http://schemas.microsoft.com/office/drawing/2016/5/14/chartex" xmlns:mc="http://schemas.openxmlformats.org/markup-compatibility/2006" xmlns:aink="http://schemas.microsoft.com/office/drawing/2016/ink" xmlns:am3d="http://schemas.microsoft.com/office/drawing/2017/model3d" xmlns:o="urn:schemas-microsoft-com:office:office" xmlns:oel="http://schemas.microsoft.com/office/2019/extlst" xmlns:r="http://schemas.openxmlformats.org/officeDocument/2006/relationships" xmlns:m="http://schemas.openxmlformats.org/officeDocument/2006/math" xmlns:v="urn:schemas-microsoft-com:vml" xmlns:wp14="http://schemas.microsoft.com/office/word/2010/wordprocessingDrawing" xmlns:wp="http://schemas.openxmlformats.org/drawingml/2006/wordprocessingDrawing" xmlns:w10="urn:schemas-microsoft-com:office:word" xmlns:w="http://schemas.openxmlformats.org/wordprocessingml/2006/main" xmlns:w14="http://schemas.microsoft.com/office/word/2010/wordml" xmlns:w15="http://schemas.microsoft.com/office/word/2012/wordml" xmlns:w16cex="http://schemas.microsoft.com/office/word/2018/wordml/cex" xmlns:w16cid="http://schemas.microsoft.com/office/word/2016/wordml/cid" xmlns:w16="http://schemas.microsoft.com/office/word/2018/wordml" xmlns:w16sdtdh="http://schemas.microsoft.com/office/word/2020/wordml/sdtdatahash" xmlns:w16se="http://schemas.microsoft.com/office/word/2015/wordml/symex" xmlns:wpg="http://schemas.microsoft.com/office/word/2010/wordprocessingGroup" xmlns:wpi="http://schemas.microsoft.com/office/word/2010/wordprocessingInk" xmlns:wne="http://schemas.microsoft.com/office/word/2006/wordml" xmlns:wps="http://schemas.microsoft.com/office/word/2010/wordprocessingShape" mc:Ignorable="w14 w15 w16se w16cid w16 w16cex w16sdtdh wp14">
   <w:abstractNum w:abstractNumId="0" w15:restartNumberingAfterBreak="0">
-    <w:nsid w:val="091D5F25"/>
+    <w:nsid w:val="02C31D86"/>
     <w:multiLevelType w:val="hybridMultilevel"/>
-    <w:tmpl w:val="986C0818"/>
-    <w:lvl w:ilvl="0" w:tplc="F1BC5D9A">
+    <w:tmpl w:val="BA4EC84A"/>
+    <w:lvl w:ilvl="0" w:tplc="3646812A">
       <w:start w:val="1"/>
       <w:numFmt w:val="decimal"/>
       <w:lvlText w:val="%1."/>
@@ -51061,7 +51061,7 @@
         <w:ind w:left="360" w:hanging="300"/>
       </w:pPr>
     </w:lvl>
-    <w:lvl w:ilvl="1" w:tplc="31F85F48" w:tentative="1">
+    <w:lvl w:ilvl="1" w:tplc="C9A2EFBE" w:tentative="1">
       <w:start w:val="1"/>
       <w:numFmt w:val="lowerLetter"/>
       <w:lvlText w:val="%2."/>
@@ -51070,47 +51070,47 @@
         <w:ind w:left="720" w:hanging="300"/>
       </w:pPr>
     </w:lvl>
-    <w:lvl w:ilvl="2" w:tplc="A95A8CC6">
+    <w:lvl w:ilvl="2" w:tplc="E21E3BA6">
       <w:numFmt w:val="decimal"/>
       <w:lvlText w:val=""/>
       <w:lvlJc w:val="left"/>
     </w:lvl>
-    <w:lvl w:ilvl="3" w:tplc="20166B4A">
+    <w:lvl w:ilvl="3" w:tplc="A15E417A">
       <w:numFmt w:val="decimal"/>
       <w:lvlText w:val=""/>
       <w:lvlJc w:val="left"/>
     </w:lvl>
-    <w:lvl w:ilvl="4" w:tplc="78A0FB22">
+    <w:lvl w:ilvl="4" w:tplc="6D96739A">
       <w:numFmt w:val="decimal"/>
       <w:lvlText w:val=""/>
       <w:lvlJc w:val="left"/>
     </w:lvl>
-    <w:lvl w:ilvl="5" w:tplc="D9C8696E">
+    <w:lvl w:ilvl="5" w:tplc="41000B48">
       <w:numFmt w:val="decimal"/>
       <w:lvlText w:val=""/>
       <w:lvlJc w:val="left"/>
     </w:lvl>
-    <w:lvl w:ilvl="6" w:tplc="24CC16A0">
+    <w:lvl w:ilvl="6" w:tplc="0DD27CB6">
       <w:numFmt w:val="decimal"/>
       <w:lvlText w:val=""/>
       <w:lvlJc w:val="left"/>
     </w:lvl>
-    <w:lvl w:ilvl="7" w:tplc="3960AB92">
+    <w:lvl w:ilvl="7" w:tplc="B8623D4A">
       <w:numFmt w:val="decimal"/>
       <w:lvlText w:val=""/>
       <w:lvlJc w:val="left"/>
     </w:lvl>
-    <w:lvl w:ilvl="8" w:tplc="709A337E">
+    <w:lvl w:ilvl="8" w:tplc="9AEE0684">
       <w:numFmt w:val="decimal"/>
       <w:lvlText w:val=""/>
       <w:lvlJc w:val="left"/>
     </w:lvl>
   </w:abstractNum>
   <w:abstractNum w:abstractNumId="1" w15:restartNumberingAfterBreak="0">
-    <w:nsid w:val="13CD5AD4"/>
+    <w:nsid w:val="03EB08EB"/>
     <w:multiLevelType w:val="hybridMultilevel"/>
-    <w:tmpl w:val="5C605106"/>
-    <w:lvl w:ilvl="0" w:tplc="E63E5FCE">
+    <w:tmpl w:val="C25CC002"/>
+    <w:lvl w:ilvl="0" w:tplc="956CEBFC">
       <w:start w:val="1"/>
       <w:numFmt w:val="decimal"/>
       <w:lvlText w:val="%1."/>
@@ -51119,7 +51119,7 @@
         <w:ind w:left="360" w:hanging="300"/>
       </w:pPr>
     </w:lvl>
-    <w:lvl w:ilvl="1" w:tplc="CB34479C" w:tentative="1">
+    <w:lvl w:ilvl="1" w:tplc="B6E85716" w:tentative="1">
       <w:start w:val="1"/>
       <w:numFmt w:val="lowerLetter"/>
       <w:lvlText w:val="%2."/>
@@ -51128,47 +51128,105 @@
         <w:ind w:left="720" w:hanging="300"/>
       </w:pPr>
     </w:lvl>
-    <w:lvl w:ilvl="2" w:tplc="8E549700">
+    <w:lvl w:ilvl="2" w:tplc="657E20C6">
       <w:numFmt w:val="decimal"/>
       <w:lvlText w:val=""/>
       <w:lvlJc w:val="left"/>
     </w:lvl>
-    <w:lvl w:ilvl="3" w:tplc="51047632">
+    <w:lvl w:ilvl="3" w:tplc="A57640CA">
       <w:numFmt w:val="decimal"/>
       <w:lvlText w:val=""/>
       <w:lvlJc w:val="left"/>
     </w:lvl>
-    <w:lvl w:ilvl="4" w:tplc="01628382">
+    <w:lvl w:ilvl="4" w:tplc="173E031E">
       <w:numFmt w:val="decimal"/>
       <w:lvlText w:val=""/>
       <w:lvlJc w:val="left"/>
     </w:lvl>
-    <w:lvl w:ilvl="5" w:tplc="7454597A">
+    <w:lvl w:ilvl="5" w:tplc="CEA4E47E">
       <w:numFmt w:val="decimal"/>
       <w:lvlText w:val=""/>
       <w:lvlJc w:val="left"/>
     </w:lvl>
-    <w:lvl w:ilvl="6" w:tplc="F93E8B70">
+    <w:lvl w:ilvl="6" w:tplc="630C18EA">
       <w:numFmt w:val="decimal"/>
       <w:lvlText w:val=""/>
       <w:lvlJc w:val="left"/>
     </w:lvl>
-    <w:lvl w:ilvl="7" w:tplc="BD084BDE">
+    <w:lvl w:ilvl="7" w:tplc="516C17B0">
       <w:numFmt w:val="decimal"/>
       <w:lvlText w:val=""/>
       <w:lvlJc w:val="left"/>
     </w:lvl>
-    <w:lvl w:ilvl="8" w:tplc="1060815C">
+    <w:lvl w:ilvl="8" w:tplc="1E62000E">
       <w:numFmt w:val="decimal"/>
       <w:lvlText w:val=""/>
       <w:lvlJc w:val="left"/>
     </w:lvl>
   </w:abstractNum>
   <w:abstractNum w:abstractNumId="2" w15:restartNumberingAfterBreak="0">
-    <w:nsid w:val="1B024ABB"/>
+    <w:nsid w:val="0CA251EA"/>
     <w:multiLevelType w:val="hybridMultilevel"/>
-    <w:tmpl w:val="3ED4A39C"/>
-    <w:lvl w:ilvl="0" w:tplc="2760F04E" w:tentative="1">
+    <w:tmpl w:val="973C6088"/>
+    <w:lvl w:ilvl="0" w:tplc="B8423D5A">
+      <w:start w:val="1"/>
+      <w:numFmt w:val="decimal"/>
+      <w:lvlText w:val="%1."/>
+      <w:lvlJc w:val="left"/>
+      <w:pPr>
+        <w:ind w:left="360" w:hanging="300"/>
+      </w:pPr>
+    </w:lvl>
+    <w:lvl w:ilvl="1" w:tplc="EE9C9114" w:tentative="1">
+      <w:start w:val="1"/>
+      <w:numFmt w:val="lowerLetter"/>
+      <w:lvlText w:val="%2."/>
+      <w:lvlJc w:val="left"/>
+      <w:pPr>
+        <w:ind w:left="720" w:hanging="300"/>
+      </w:pPr>
+    </w:lvl>
+    <w:lvl w:ilvl="2" w:tplc="5A6AEBBE">
+      <w:numFmt w:val="decimal"/>
+      <w:lvlText w:val=""/>
+      <w:lvlJc w:val="left"/>
+    </w:lvl>
+    <w:lvl w:ilvl="3" w:tplc="58CE28B0">
+      <w:numFmt w:val="decimal"/>
+      <w:lvlText w:val=""/>
+      <w:lvlJc w:val="left"/>
+    </w:lvl>
+    <w:lvl w:ilvl="4" w:tplc="53B6D69E">
+      <w:numFmt w:val="decimal"/>
+      <w:lvlText w:val=""/>
+      <w:lvlJc w:val="left"/>
+    </w:lvl>
+    <w:lvl w:ilvl="5" w:tplc="14183640">
+      <w:numFmt w:val="decimal"/>
+      <w:lvlText w:val=""/>
+      <w:lvlJc w:val="left"/>
+    </w:lvl>
+    <w:lvl w:ilvl="6" w:tplc="81B6B6E4">
+      <w:numFmt w:val="decimal"/>
+      <w:lvlText w:val=""/>
+      <w:lvlJc w:val="left"/>
+    </w:lvl>
+    <w:lvl w:ilvl="7" w:tplc="BEC08796">
+      <w:numFmt w:val="decimal"/>
+      <w:lvlText w:val=""/>
+      <w:lvlJc w:val="left"/>
+    </w:lvl>
+    <w:lvl w:ilvl="8" w:tplc="FAC62F10">
+      <w:numFmt w:val="decimal"/>
+      <w:lvlText w:val=""/>
+      <w:lvlJc w:val="left"/>
+    </w:lvl>
+  </w:abstractNum>
+  <w:abstractNum w:abstractNumId="3" w15:restartNumberingAfterBreak="0">
+    <w:nsid w:val="0D9950BC"/>
+    <w:multiLevelType w:val="hybridMultilevel"/>
+    <w:tmpl w:val="22B8571A"/>
+    <w:lvl w:ilvl="0" w:tplc="114E5C6C" w:tentative="1">
       <w:start w:val="1"/>
       <w:numFmt w:val="bullet"/>
       <w:lvlText w:val="●"/>
@@ -51177,7 +51235,7 @@
         <w:ind w:left="720" w:hanging="360"/>
       </w:pPr>
     </w:lvl>
-    <w:lvl w:ilvl="1" w:tplc="67046120" w:tentative="1">
+    <w:lvl w:ilvl="1" w:tplc="37A0733A" w:tentative="1">
       <w:start w:val="1"/>
       <w:numFmt w:val="bullet"/>
       <w:lvlText w:val="○"/>
@@ -51186,7 +51244,7 @@
         <w:ind w:left="1440" w:hanging="360"/>
       </w:pPr>
     </w:lvl>
-    <w:lvl w:ilvl="2" w:tplc="61A20D7A" w:tentative="1">
+    <w:lvl w:ilvl="2" w:tplc="D75210FA" w:tentative="1">
       <w:start w:val="1"/>
       <w:numFmt w:val="bullet"/>
       <w:lvlText w:val="■"/>
@@ -51195,7 +51253,7 @@
         <w:ind w:left="2160" w:hanging="360"/>
       </w:pPr>
     </w:lvl>
-    <w:lvl w:ilvl="3" w:tplc="4000C6F2" w:tentative="1">
+    <w:lvl w:ilvl="3" w:tplc="C1206E12" w:tentative="1">
       <w:start w:val="1"/>
       <w:numFmt w:val="bullet"/>
       <w:lvlText w:val="●"/>
@@ -51204,7 +51262,7 @@
         <w:ind w:left="2880" w:hanging="360"/>
       </w:pPr>
     </w:lvl>
-    <w:lvl w:ilvl="4" w:tplc="DD1ACE5C" w:tentative="1">
+    <w:lvl w:ilvl="4" w:tplc="492EF6B4" w:tentative="1">
       <w:start w:val="1"/>
       <w:numFmt w:val="bullet"/>
       <w:lvlText w:val="○"/>
@@ -51213,7 +51271,7 @@
         <w:ind w:left="3600" w:hanging="360"/>
       </w:pPr>
     </w:lvl>
-    <w:lvl w:ilvl="5" w:tplc="3E4A295A" w:tentative="1">
+    <w:lvl w:ilvl="5" w:tplc="0156921C" w:tentative="1">
       <w:start w:val="1"/>
       <w:numFmt w:val="bullet"/>
       <w:lvlText w:val="■"/>
@@ -51222,7 +51280,7 @@
         <w:ind w:left="4320" w:hanging="360"/>
       </w:pPr>
     </w:lvl>
-    <w:lvl w:ilvl="6" w:tplc="B08EBE70" w:tentative="1">
+    <w:lvl w:ilvl="6" w:tplc="B99C3118" w:tentative="1">
       <w:start w:val="1"/>
       <w:numFmt w:val="bullet"/>
       <w:lvlText w:val="●"/>
@@ -51231,7 +51289,7 @@
         <w:ind w:left="5040" w:hanging="360"/>
       </w:pPr>
     </w:lvl>
-    <w:lvl w:ilvl="7" w:tplc="5A7EEA44" w:tentative="1">
+    <w:lvl w:ilvl="7" w:tplc="BD948366" w:tentative="1">
       <w:start w:val="1"/>
       <w:numFmt w:val="bullet"/>
       <w:lvlText w:val="●"/>
@@ -51240,7 +51298,7 @@
         <w:ind w:left="5760" w:hanging="360"/>
       </w:pPr>
     </w:lvl>
-    <w:lvl w:ilvl="8" w:tplc="D93A2DE2" w:tentative="1">
+    <w:lvl w:ilvl="8" w:tplc="6FF6999C" w:tentative="1">
       <w:start w:val="1"/>
       <w:numFmt w:val="bullet"/>
       <w:lvlText w:val="●"/>
@@ -51250,11 +51308,11 @@
       </w:pPr>
     </w:lvl>
   </w:abstractNum>
-  <w:abstractNum w:abstractNumId="3" w15:restartNumberingAfterBreak="0">
-    <w:nsid w:val="1C701BE7"/>
+  <w:abstractNum w:abstractNumId="4" w15:restartNumberingAfterBreak="0">
+    <w:nsid w:val="1466401E"/>
     <w:multiLevelType w:val="hybridMultilevel"/>
-    <w:tmpl w:val="5268E210"/>
-    <w:lvl w:ilvl="0" w:tplc="4636E6CA">
+    <w:tmpl w:val="1ABCE622"/>
+    <w:lvl w:ilvl="0" w:tplc="5DE81530">
       <w:start w:val="1"/>
       <w:numFmt w:val="decimal"/>
       <w:lvlText w:val="%1."/>
@@ -51263,7 +51321,7 @@
         <w:ind w:left="360" w:hanging="300"/>
       </w:pPr>
     </w:lvl>
-    <w:lvl w:ilvl="1" w:tplc="5706DA4A" w:tentative="1">
+    <w:lvl w:ilvl="1" w:tplc="313C3E4C" w:tentative="1">
       <w:start w:val="1"/>
       <w:numFmt w:val="lowerLetter"/>
       <w:lvlText w:val="%2."/>
@@ -51272,47 +51330,47 @@
         <w:ind w:left="720" w:hanging="300"/>
       </w:pPr>
     </w:lvl>
-    <w:lvl w:ilvl="2" w:tplc="C7A81154">
+    <w:lvl w:ilvl="2" w:tplc="77B4A6CE">
       <w:numFmt w:val="decimal"/>
       <w:lvlText w:val=""/>
       <w:lvlJc w:val="left"/>
     </w:lvl>
-    <w:lvl w:ilvl="3" w:tplc="10862524">
+    <w:lvl w:ilvl="3" w:tplc="9C26EB82">
       <w:numFmt w:val="decimal"/>
       <w:lvlText w:val=""/>
       <w:lvlJc w:val="left"/>
     </w:lvl>
-    <w:lvl w:ilvl="4" w:tplc="29D42ED4">
+    <w:lvl w:ilvl="4" w:tplc="7452F2BE">
       <w:numFmt w:val="decimal"/>
       <w:lvlText w:val=""/>
       <w:lvlJc w:val="left"/>
     </w:lvl>
-    <w:lvl w:ilvl="5" w:tplc="02D05E94">
+    <w:lvl w:ilvl="5" w:tplc="1B8AC338">
       <w:numFmt w:val="decimal"/>
       <w:lvlText w:val=""/>
       <w:lvlJc w:val="left"/>
     </w:lvl>
-    <w:lvl w:ilvl="6" w:tplc="B03098D0">
+    <w:lvl w:ilvl="6" w:tplc="B1CEC406">
       <w:numFmt w:val="decimal"/>
       <w:lvlText w:val=""/>
       <w:lvlJc w:val="left"/>
     </w:lvl>
-    <w:lvl w:ilvl="7" w:tplc="EAC65032">
+    <w:lvl w:ilvl="7" w:tplc="8C447412">
       <w:numFmt w:val="decimal"/>
       <w:lvlText w:val=""/>
       <w:lvlJc w:val="left"/>
     </w:lvl>
-    <w:lvl w:ilvl="8" w:tplc="129C5622">
+    <w:lvl w:ilvl="8" w:tplc="67BE3BA6">
       <w:numFmt w:val="decimal"/>
       <w:lvlText w:val=""/>
       <w:lvlJc w:val="left"/>
     </w:lvl>
   </w:abstractNum>
-  <w:abstractNum w:abstractNumId="4" w15:restartNumberingAfterBreak="0">
-    <w:nsid w:val="23FD4851"/>
+  <w:abstractNum w:abstractNumId="5" w15:restartNumberingAfterBreak="0">
+    <w:nsid w:val="19D360C6"/>
     <w:multiLevelType w:val="hybridMultilevel"/>
-    <w:tmpl w:val="1CD8F986"/>
-    <w:lvl w:ilvl="0" w:tplc="1A302BDE">
+    <w:tmpl w:val="91B2CA0C"/>
+    <w:lvl w:ilvl="0" w:tplc="BE64AE8C">
       <w:start w:val="1"/>
       <w:numFmt w:val="decimal"/>
       <w:lvlText w:val="%1."/>
@@ -51321,7 +51379,7 @@
         <w:ind w:left="360" w:hanging="300"/>
       </w:pPr>
     </w:lvl>
-    <w:lvl w:ilvl="1" w:tplc="736670EC" w:tentative="1">
+    <w:lvl w:ilvl="1" w:tplc="B57CE43A" w:tentative="1">
       <w:start w:val="1"/>
       <w:numFmt w:val="lowerLetter"/>
       <w:lvlText w:val="%2."/>
@@ -51330,47 +51388,47 @@
         <w:ind w:left="720" w:hanging="300"/>
       </w:pPr>
     </w:lvl>
-    <w:lvl w:ilvl="2" w:tplc="8EFA9552">
+    <w:lvl w:ilvl="2" w:tplc="26C498B6">
       <w:numFmt w:val="decimal"/>
       <w:lvlText w:val=""/>
       <w:lvlJc w:val="left"/>
     </w:lvl>
-    <w:lvl w:ilvl="3" w:tplc="EE76E4AE">
+    <w:lvl w:ilvl="3" w:tplc="279C172A">
       <w:numFmt w:val="decimal"/>
       <w:lvlText w:val=""/>
       <w:lvlJc w:val="left"/>
     </w:lvl>
-    <w:lvl w:ilvl="4" w:tplc="A23687EC">
+    <w:lvl w:ilvl="4" w:tplc="F87091B6">
       <w:numFmt w:val="decimal"/>
       <w:lvlText w:val=""/>
       <w:lvlJc w:val="left"/>
     </w:lvl>
-    <w:lvl w:ilvl="5" w:tplc="DBA4AC32">
+    <w:lvl w:ilvl="5" w:tplc="75965E76">
       <w:numFmt w:val="decimal"/>
       <w:lvlText w:val=""/>
       <w:lvlJc w:val="left"/>
     </w:lvl>
-    <w:lvl w:ilvl="6" w:tplc="6502835C">
+    <w:lvl w:ilvl="6" w:tplc="57A02152">
       <w:numFmt w:val="decimal"/>
       <w:lvlText w:val=""/>
       <w:lvlJc w:val="left"/>
     </w:lvl>
-    <w:lvl w:ilvl="7" w:tplc="C6CC2AC8">
+    <w:lvl w:ilvl="7" w:tplc="C68A146A">
       <w:numFmt w:val="decimal"/>
       <w:lvlText w:val=""/>
       <w:lvlJc w:val="left"/>
     </w:lvl>
-    <w:lvl w:ilvl="8" w:tplc="AF50133A">
+    <w:lvl w:ilvl="8" w:tplc="8FB8F03E">
       <w:numFmt w:val="decimal"/>
       <w:lvlText w:val=""/>
       <w:lvlJc w:val="left"/>
     </w:lvl>
   </w:abstractNum>
-  <w:abstractNum w:abstractNumId="5" w15:restartNumberingAfterBreak="0">
-    <w:nsid w:val="30F5750C"/>
+  <w:abstractNum w:abstractNumId="6" w15:restartNumberingAfterBreak="0">
+    <w:nsid w:val="31677626"/>
     <w:multiLevelType w:val="hybridMultilevel"/>
-    <w:tmpl w:val="2408D13E"/>
-    <w:lvl w:ilvl="0" w:tplc="CED8F062">
+    <w:tmpl w:val="C08A16BA"/>
+    <w:lvl w:ilvl="0" w:tplc="45B6DBE8">
       <w:start w:val="1"/>
       <w:numFmt w:val="decimal"/>
       <w:lvlText w:val="%1."/>
@@ -51379,7 +51437,7 @@
         <w:ind w:left="360" w:hanging="300"/>
       </w:pPr>
     </w:lvl>
-    <w:lvl w:ilvl="1" w:tplc="5DF620B6" w:tentative="1">
+    <w:lvl w:ilvl="1" w:tplc="F9F85058" w:tentative="1">
       <w:start w:val="1"/>
       <w:numFmt w:val="lowerLetter"/>
       <w:lvlText w:val="%2."/>
@@ -51388,47 +51446,47 @@
         <w:ind w:left="720" w:hanging="300"/>
       </w:pPr>
     </w:lvl>
-    <w:lvl w:ilvl="2" w:tplc="539AD49C">
+    <w:lvl w:ilvl="2" w:tplc="BB08DA3C">
       <w:numFmt w:val="decimal"/>
       <w:lvlText w:val=""/>
       <w:lvlJc w:val="left"/>
     </w:lvl>
-    <w:lvl w:ilvl="3" w:tplc="E124B3E4">
+    <w:lvl w:ilvl="3" w:tplc="CB5C2548">
       <w:numFmt w:val="decimal"/>
       <w:lvlText w:val=""/>
       <w:lvlJc w:val="left"/>
     </w:lvl>
-    <w:lvl w:ilvl="4" w:tplc="D22A52B4">
+    <w:lvl w:ilvl="4" w:tplc="9B7A1236">
       <w:numFmt w:val="decimal"/>
       <w:lvlText w:val=""/>
       <w:lvlJc w:val="left"/>
     </w:lvl>
-    <w:lvl w:ilvl="5" w:tplc="44F85904">
+    <w:lvl w:ilvl="5" w:tplc="0A7C7372">
       <w:numFmt w:val="decimal"/>
       <w:lvlText w:val=""/>
       <w:lvlJc w:val="left"/>
     </w:lvl>
-    <w:lvl w:ilvl="6" w:tplc="48EA8C0A">
+    <w:lvl w:ilvl="6" w:tplc="3EE690A4">
       <w:numFmt w:val="decimal"/>
       <w:lvlText w:val=""/>
       <w:lvlJc w:val="left"/>
     </w:lvl>
-    <w:lvl w:ilvl="7" w:tplc="EC3C7D26">
+    <w:lvl w:ilvl="7" w:tplc="8E0834A6">
       <w:numFmt w:val="decimal"/>
       <w:lvlText w:val=""/>
       <w:lvlJc w:val="left"/>
     </w:lvl>
-    <w:lvl w:ilvl="8" w:tplc="B13A7384">
+    <w:lvl w:ilvl="8" w:tplc="101C6D44">
       <w:numFmt w:val="decimal"/>
       <w:lvlText w:val=""/>
       <w:lvlJc w:val="left"/>
     </w:lvl>
   </w:abstractNum>
-  <w:abstractNum w:abstractNumId="6" w15:restartNumberingAfterBreak="0">
-    <w:nsid w:val="33D06A1B"/>
+  <w:abstractNum w:abstractNumId="7" w15:restartNumberingAfterBreak="0">
+    <w:nsid w:val="34D62F55"/>
     <w:multiLevelType w:val="hybridMultilevel"/>
-    <w:tmpl w:val="B096E900"/>
-    <w:lvl w:ilvl="0" w:tplc="38EACD5A">
+    <w:tmpl w:val="1D4076FE"/>
+    <w:lvl w:ilvl="0" w:tplc="530C44A8">
       <w:start w:val="1"/>
       <w:numFmt w:val="decimal"/>
       <w:lvlText w:val="%1."/>
@@ -51437,7 +51495,7 @@
         <w:ind w:left="360" w:hanging="300"/>
       </w:pPr>
     </w:lvl>
-    <w:lvl w:ilvl="1" w:tplc="A4525F7A" w:tentative="1">
+    <w:lvl w:ilvl="1" w:tplc="3FCCBF06" w:tentative="1">
       <w:start w:val="1"/>
       <w:numFmt w:val="lowerLetter"/>
       <w:lvlText w:val="%2."/>
@@ -51446,47 +51504,163 @@
         <w:ind w:left="720" w:hanging="300"/>
       </w:pPr>
     </w:lvl>
-    <w:lvl w:ilvl="2" w:tplc="433847FA">
+    <w:lvl w:ilvl="2" w:tplc="047ED7FA">
       <w:numFmt w:val="decimal"/>
       <w:lvlText w:val=""/>
       <w:lvlJc w:val="left"/>
     </w:lvl>
-    <w:lvl w:ilvl="3" w:tplc="C1767B82">
+    <w:lvl w:ilvl="3" w:tplc="1AC0C0A2">
       <w:numFmt w:val="decimal"/>
       <w:lvlText w:val=""/>
       <w:lvlJc w:val="left"/>
     </w:lvl>
-    <w:lvl w:ilvl="4" w:tplc="D05025B4">
+    <w:lvl w:ilvl="4" w:tplc="C064663E">
       <w:numFmt w:val="decimal"/>
       <w:lvlText w:val=""/>
       <w:lvlJc w:val="left"/>
     </w:lvl>
-    <w:lvl w:ilvl="5" w:tplc="F5344D0A">
+    <w:lvl w:ilvl="5" w:tplc="DA5ECB4C">
       <w:numFmt w:val="decimal"/>
       <w:lvlText w:val=""/>
       <w:lvlJc w:val="left"/>
     </w:lvl>
-    <w:lvl w:ilvl="6" w:tplc="EE9687B0">
+    <w:lvl w:ilvl="6" w:tplc="B7129B3A">
       <w:numFmt w:val="decimal"/>
       <w:lvlText w:val=""/>
       <w:lvlJc w:val="left"/>
     </w:lvl>
-    <w:lvl w:ilvl="7" w:tplc="0A0E275E">
+    <w:lvl w:ilvl="7" w:tplc="9934E6CC">
       <w:numFmt w:val="decimal"/>
       <w:lvlText w:val=""/>
       <w:lvlJc w:val="left"/>
     </w:lvl>
-    <w:lvl w:ilvl="8" w:tplc="A296FC8A">
+    <w:lvl w:ilvl="8" w:tplc="BC1E5F0A">
       <w:numFmt w:val="decimal"/>
       <w:lvlText w:val=""/>
       <w:lvlJc w:val="left"/>
     </w:lvl>
   </w:abstractNum>
-  <w:abstractNum w:abstractNumId="7" w15:restartNumberingAfterBreak="0">
-    <w:nsid w:val="41C6083F"/>
+  <w:abstractNum w:abstractNumId="8" w15:restartNumberingAfterBreak="0">
+    <w:nsid w:val="3FBB2136"/>
     <w:multiLevelType w:val="hybridMultilevel"/>
-    <w:tmpl w:val="2436A412"/>
-    <w:lvl w:ilvl="0" w:tplc="F9F00EEA">
+    <w:tmpl w:val="81C03446"/>
+    <w:lvl w:ilvl="0" w:tplc="B7E43EB6">
+      <w:start w:val="1"/>
+      <w:numFmt w:val="decimal"/>
+      <w:lvlText w:val="%1."/>
+      <w:lvlJc w:val="left"/>
+      <w:pPr>
+        <w:ind w:left="360" w:hanging="300"/>
+      </w:pPr>
+    </w:lvl>
+    <w:lvl w:ilvl="1" w:tplc="4A900C5C" w:tentative="1">
+      <w:start w:val="1"/>
+      <w:numFmt w:val="lowerLetter"/>
+      <w:lvlText w:val="%2."/>
+      <w:lvlJc w:val="left"/>
+      <w:pPr>
+        <w:ind w:left="720" w:hanging="300"/>
+      </w:pPr>
+    </w:lvl>
+    <w:lvl w:ilvl="2" w:tplc="642EB930">
+      <w:numFmt w:val="decimal"/>
+      <w:lvlText w:val=""/>
+      <w:lvlJc w:val="left"/>
+    </w:lvl>
+    <w:lvl w:ilvl="3" w:tplc="1C08BCDA">
+      <w:numFmt w:val="decimal"/>
+      <w:lvlText w:val=""/>
+      <w:lvlJc w:val="left"/>
+    </w:lvl>
+    <w:lvl w:ilvl="4" w:tplc="7FAEC718">
+      <w:numFmt w:val="decimal"/>
+      <w:lvlText w:val=""/>
+      <w:lvlJc w:val="left"/>
+    </w:lvl>
+    <w:lvl w:ilvl="5" w:tplc="92A64CD6">
+      <w:numFmt w:val="decimal"/>
+      <w:lvlText w:val=""/>
+      <w:lvlJc w:val="left"/>
+    </w:lvl>
+    <w:lvl w:ilvl="6" w:tplc="1CFA2CB6">
+      <w:numFmt w:val="decimal"/>
+      <w:lvlText w:val=""/>
+      <w:lvlJc w:val="left"/>
+    </w:lvl>
+    <w:lvl w:ilvl="7" w:tplc="AA04003E">
+      <w:numFmt w:val="decimal"/>
+      <w:lvlText w:val=""/>
+      <w:lvlJc w:val="left"/>
+    </w:lvl>
+    <w:lvl w:ilvl="8" w:tplc="A7445264">
+      <w:numFmt w:val="decimal"/>
+      <w:lvlText w:val=""/>
+      <w:lvlJc w:val="left"/>
+    </w:lvl>
+  </w:abstractNum>
+  <w:abstractNum w:abstractNumId="9" w15:restartNumberingAfterBreak="0">
+    <w:nsid w:val="41D557E2"/>
+    <w:multiLevelType w:val="hybridMultilevel"/>
+    <w:tmpl w:val="859C3C10"/>
+    <w:lvl w:ilvl="0" w:tplc="B6E61DF0">
+      <w:start w:val="1"/>
+      <w:numFmt w:val="decimal"/>
+      <w:lvlText w:val="%1."/>
+      <w:lvlJc w:val="left"/>
+      <w:pPr>
+        <w:ind w:left="360" w:hanging="300"/>
+      </w:pPr>
+    </w:lvl>
+    <w:lvl w:ilvl="1" w:tplc="E2568E94" w:tentative="1">
+      <w:start w:val="1"/>
+      <w:numFmt w:val="lowerLetter"/>
+      <w:lvlText w:val="%2."/>
+      <w:lvlJc w:val="left"/>
+      <w:pPr>
+        <w:ind w:left="720" w:hanging="300"/>
+      </w:pPr>
+    </w:lvl>
+    <w:lvl w:ilvl="2" w:tplc="353CA342">
+      <w:numFmt w:val="decimal"/>
+      <w:lvlText w:val=""/>
+      <w:lvlJc w:val="left"/>
+    </w:lvl>
+    <w:lvl w:ilvl="3" w:tplc="8932BFC8">
+      <w:numFmt w:val="decimal"/>
+      <w:lvlText w:val=""/>
+      <w:lvlJc w:val="left"/>
+    </w:lvl>
+    <w:lvl w:ilvl="4" w:tplc="DACC6E20">
+      <w:numFmt w:val="decimal"/>
+      <w:lvlText w:val=""/>
+      <w:lvlJc w:val="left"/>
+    </w:lvl>
+    <w:lvl w:ilvl="5" w:tplc="51DE3D86">
+      <w:numFmt w:val="decimal"/>
+      <w:lvlText w:val=""/>
+      <w:lvlJc w:val="left"/>
+    </w:lvl>
+    <w:lvl w:ilvl="6" w:tplc="CBF2B012">
+      <w:numFmt w:val="decimal"/>
+      <w:lvlText w:val=""/>
+      <w:lvlJc w:val="left"/>
+    </w:lvl>
+    <w:lvl w:ilvl="7" w:tplc="1820C2B4">
+      <w:numFmt w:val="decimal"/>
+      <w:lvlText w:val=""/>
+      <w:lvlJc w:val="left"/>
+    </w:lvl>
+    <w:lvl w:ilvl="8" w:tplc="1A7C8BF6">
+      <w:numFmt w:val="decimal"/>
+      <w:lvlText w:val=""/>
+      <w:lvlJc w:val="left"/>
+    </w:lvl>
+  </w:abstractNum>
+  <w:abstractNum w:abstractNumId="10" w15:restartNumberingAfterBreak="0">
+    <w:nsid w:val="50187546"/>
+    <w:multiLevelType w:val="hybridMultilevel"/>
+    <w:tmpl w:val="806A085E"/>
+    <w:lvl w:ilvl="0" w:tplc="740A0512">
       <w:start w:val="1"/>
       <w:numFmt w:val="bullet"/>
       <w:lvlText w:val="•"/>
@@ -51495,7 +51669,7 @@
         <w:ind w:left="360" w:hanging="260"/>
       </w:pPr>
     </w:lvl>
-    <w:lvl w:ilvl="1" w:tplc="990CF956" w:tentative="1">
+    <w:lvl w:ilvl="1" w:tplc="CDACEDBA" w:tentative="1">
       <w:start w:val="1"/>
       <w:numFmt w:val="bullet"/>
       <w:lvlText w:val="–"/>
@@ -51504,47 +51678,47 @@
         <w:ind w:left="720" w:hanging="260"/>
       </w:pPr>
     </w:lvl>
-    <w:lvl w:ilvl="2" w:tplc="F3FCAE80">
+    <w:lvl w:ilvl="2" w:tplc="A8204C0E">
       <w:numFmt w:val="decimal"/>
       <w:lvlText w:val=""/>
       <w:lvlJc w:val="left"/>
     </w:lvl>
-    <w:lvl w:ilvl="3" w:tplc="094AD740">
+    <w:lvl w:ilvl="3" w:tplc="020A8E4E">
       <w:numFmt w:val="decimal"/>
       <w:lvlText w:val=""/>
       <w:lvlJc w:val="left"/>
     </w:lvl>
-    <w:lvl w:ilvl="4" w:tplc="6728FC84">
+    <w:lvl w:ilvl="4" w:tplc="CA36EC98">
       <w:numFmt w:val="decimal"/>
       <w:lvlText w:val=""/>
       <w:lvlJc w:val="left"/>
     </w:lvl>
-    <w:lvl w:ilvl="5" w:tplc="E1CA8790">
+    <w:lvl w:ilvl="5" w:tplc="232CB708">
       <w:numFmt w:val="decimal"/>
       <w:lvlText w:val=""/>
       <w:lvlJc w:val="left"/>
     </w:lvl>
-    <w:lvl w:ilvl="6" w:tplc="37BA2D96">
+    <w:lvl w:ilvl="6" w:tplc="55784DF2">
       <w:numFmt w:val="decimal"/>
       <w:lvlText w:val=""/>
       <w:lvlJc w:val="left"/>
     </w:lvl>
-    <w:lvl w:ilvl="7" w:tplc="592C4C70">
+    <w:lvl w:ilvl="7" w:tplc="D4D20F8A">
       <w:numFmt w:val="decimal"/>
       <w:lvlText w:val=""/>
       <w:lvlJc w:val="left"/>
     </w:lvl>
-    <w:lvl w:ilvl="8" w:tplc="BCDE3BF8">
+    <w:lvl w:ilvl="8" w:tplc="6348349A">
       <w:numFmt w:val="decimal"/>
       <w:lvlText w:val=""/>
       <w:lvlJc w:val="left"/>
     </w:lvl>
   </w:abstractNum>
-  <w:abstractNum w:abstractNumId="8" w15:restartNumberingAfterBreak="0">
-    <w:nsid w:val="447748FD"/>
+  <w:abstractNum w:abstractNumId="11" w15:restartNumberingAfterBreak="0">
+    <w:nsid w:val="62397349"/>
     <w:multiLevelType w:val="hybridMultilevel"/>
-    <w:tmpl w:val="97B8FDAC"/>
-    <w:lvl w:ilvl="0" w:tplc="434ABCD0">
+    <w:tmpl w:val="292CDC64"/>
+    <w:lvl w:ilvl="0" w:tplc="909C1D04">
       <w:start w:val="1"/>
       <w:numFmt w:val="decimal"/>
       <w:lvlText w:val="%1."/>
@@ -51553,7 +51727,7 @@
         <w:ind w:left="360" w:hanging="300"/>
       </w:pPr>
     </w:lvl>
-    <w:lvl w:ilvl="1" w:tplc="1E3069CE" w:tentative="1">
+    <w:lvl w:ilvl="1" w:tplc="8652A0CA" w:tentative="1">
       <w:start w:val="1"/>
       <w:numFmt w:val="lowerLetter"/>
       <w:lvlText w:val="%2."/>
@@ -51562,47 +51736,47 @@
         <w:ind w:left="720" w:hanging="300"/>
       </w:pPr>
     </w:lvl>
-    <w:lvl w:ilvl="2" w:tplc="674EACD0">
+    <w:lvl w:ilvl="2" w:tplc="FD1A7412">
       <w:numFmt w:val="decimal"/>
       <w:lvlText w:val=""/>
       <w:lvlJc w:val="left"/>
     </w:lvl>
-    <w:lvl w:ilvl="3" w:tplc="56AEB91E">
+    <w:lvl w:ilvl="3" w:tplc="3FDA07A6">
       <w:numFmt w:val="decimal"/>
       <w:lvlText w:val=""/>
       <w:lvlJc w:val="left"/>
     </w:lvl>
-    <w:lvl w:ilvl="4" w:tplc="593CBA06">
+    <w:lvl w:ilvl="4" w:tplc="D6FAEF68">
       <w:numFmt w:val="decimal"/>
       <w:lvlText w:val=""/>
       <w:lvlJc w:val="left"/>
     </w:lvl>
-    <w:lvl w:ilvl="5" w:tplc="07627488">
+    <w:lvl w:ilvl="5" w:tplc="23CCD13C">
       <w:numFmt w:val="decimal"/>
       <w:lvlText w:val=""/>
       <w:lvlJc w:val="left"/>
     </w:lvl>
-    <w:lvl w:ilvl="6" w:tplc="EF4CB65C">
+    <w:lvl w:ilvl="6" w:tplc="8D0811AA">
       <w:numFmt w:val="decimal"/>
       <w:lvlText w:val=""/>
       <w:lvlJc w:val="left"/>
     </w:lvl>
-    <w:lvl w:ilvl="7" w:tplc="7A347EC0">
+    <w:lvl w:ilvl="7" w:tplc="1478AA62">
       <w:numFmt w:val="decimal"/>
       <w:lvlText w:val=""/>
       <w:lvlJc w:val="left"/>
     </w:lvl>
-    <w:lvl w:ilvl="8" w:tplc="F3687866">
+    <w:lvl w:ilvl="8" w:tplc="DAF0C6B0">
       <w:numFmt w:val="decimal"/>
       <w:lvlText w:val=""/>
       <w:lvlJc w:val="left"/>
     </w:lvl>
   </w:abstractNum>
-  <w:abstractNum w:abstractNumId="9" w15:restartNumberingAfterBreak="0">
-    <w:nsid w:val="4E137ABD"/>
+  <w:abstractNum w:abstractNumId="12" w15:restartNumberingAfterBreak="0">
+    <w:nsid w:val="76894A67"/>
     <w:multiLevelType w:val="hybridMultilevel"/>
-    <w:tmpl w:val="D6065D66"/>
-    <w:lvl w:ilvl="0" w:tplc="788CFA72">
+    <w:tmpl w:val="2AB8409E"/>
+    <w:lvl w:ilvl="0" w:tplc="582A9D0E">
       <w:start w:val="1"/>
       <w:numFmt w:val="decimal"/>
       <w:lvlText w:val="%1."/>
@@ -51611,7 +51785,7 @@
         <w:ind w:left="360" w:hanging="300"/>
       </w:pPr>
     </w:lvl>
-    <w:lvl w:ilvl="1" w:tplc="9EC0A512" w:tentative="1">
+    <w:lvl w:ilvl="1" w:tplc="882A297E" w:tentative="1">
       <w:start w:val="1"/>
       <w:numFmt w:val="lowerLetter"/>
       <w:lvlText w:val="%2."/>
@@ -51620,47 +51794,47 @@
         <w:ind w:left="720" w:hanging="300"/>
       </w:pPr>
     </w:lvl>
-    <w:lvl w:ilvl="2" w:tplc="47D65970">
+    <w:lvl w:ilvl="2" w:tplc="166A3A7E">
       <w:numFmt w:val="decimal"/>
       <w:lvlText w:val=""/>
       <w:lvlJc w:val="left"/>
     </w:lvl>
-    <w:lvl w:ilvl="3" w:tplc="8C3C6FBE">
+    <w:lvl w:ilvl="3" w:tplc="657A6154">
       <w:numFmt w:val="decimal"/>
       <w:lvlText w:val=""/>
       <w:lvlJc w:val="left"/>
     </w:lvl>
-    <w:lvl w:ilvl="4" w:tplc="3CDC22C2">
+    <w:lvl w:ilvl="4" w:tplc="4C805314">
       <w:numFmt w:val="decimal"/>
       <w:lvlText w:val=""/>
       <w:lvlJc w:val="left"/>
     </w:lvl>
-    <w:lvl w:ilvl="5" w:tplc="F2424F52">
+    <w:lvl w:ilvl="5" w:tplc="BD24B594">
       <w:numFmt w:val="decimal"/>
       <w:lvlText w:val=""/>
       <w:lvlJc w:val="left"/>
     </w:lvl>
-    <w:lvl w:ilvl="6" w:tplc="62606B4A">
+    <w:lvl w:ilvl="6" w:tplc="A40CE760">
       <w:numFmt w:val="decimal"/>
       <w:lvlText w:val=""/>
       <w:lvlJc w:val="left"/>
     </w:lvl>
-    <w:lvl w:ilvl="7" w:tplc="52120B62">
+    <w:lvl w:ilvl="7" w:tplc="FC04DA6E">
       <w:numFmt w:val="decimal"/>
       <w:lvlText w:val=""/>
       <w:lvlJc w:val="left"/>
     </w:lvl>
-    <w:lvl w:ilvl="8" w:tplc="28EE984C">
+    <w:lvl w:ilvl="8" w:tplc="714A9538">
       <w:numFmt w:val="decimal"/>
       <w:lvlText w:val=""/>
       <w:lvlJc w:val="left"/>
     </w:lvl>
   </w:abstractNum>
-  <w:abstractNum w:abstractNumId="10" w15:restartNumberingAfterBreak="0">
-    <w:nsid w:val="552A6B0B"/>
+  <w:abstractNum w:abstractNumId="13" w15:restartNumberingAfterBreak="0">
+    <w:nsid w:val="799F1224"/>
     <w:multiLevelType w:val="hybridMultilevel"/>
-    <w:tmpl w:val="9AC29DC6"/>
-    <w:lvl w:ilvl="0" w:tplc="5ABA0BC4">
+    <w:tmpl w:val="48D0CCE4"/>
+    <w:lvl w:ilvl="0" w:tplc="F6222504">
       <w:start w:val="1"/>
       <w:numFmt w:val="decimal"/>
       <w:lvlText w:val="%1."/>
@@ -51669,7 +51843,7 @@
         <w:ind w:left="360" w:hanging="300"/>
       </w:pPr>
     </w:lvl>
-    <w:lvl w:ilvl="1" w:tplc="D96A7664" w:tentative="1">
+    <w:lvl w:ilvl="1" w:tplc="7EA4F206" w:tentative="1">
       <w:start w:val="1"/>
       <w:numFmt w:val="lowerLetter"/>
       <w:lvlText w:val="%2."/>
@@ -51678,47 +51852,47 @@
         <w:ind w:left="720" w:hanging="300"/>
       </w:pPr>
     </w:lvl>
-    <w:lvl w:ilvl="2" w:tplc="3746C2BA">
+    <w:lvl w:ilvl="2" w:tplc="72E4EEA4">
       <w:numFmt w:val="decimal"/>
       <w:lvlText w:val=""/>
       <w:lvlJc w:val="left"/>
     </w:lvl>
-    <w:lvl w:ilvl="3" w:tplc="F050B8C4">
+    <w:lvl w:ilvl="3" w:tplc="A1547AD6">
       <w:numFmt w:val="decimal"/>
       <w:lvlText w:val=""/>
       <w:lvlJc w:val="left"/>
     </w:lvl>
-    <w:lvl w:ilvl="4" w:tplc="E9F86182">
+    <w:lvl w:ilvl="4" w:tplc="CCDEF262">
       <w:numFmt w:val="decimal"/>
       <w:lvlText w:val=""/>
       <w:lvlJc w:val="left"/>
     </w:lvl>
-    <w:lvl w:ilvl="5" w:tplc="2DEC0F24">
+    <w:lvl w:ilvl="5" w:tplc="2BD860E8">
       <w:numFmt w:val="decimal"/>
       <w:lvlText w:val=""/>
       <w:lvlJc w:val="left"/>
     </w:lvl>
-    <w:lvl w:ilvl="6" w:tplc="46E4FE3A">
+    <w:lvl w:ilvl="6" w:tplc="2D2C646E">
       <w:numFmt w:val="decimal"/>
       <w:lvlText w:val=""/>
       <w:lvlJc w:val="left"/>
     </w:lvl>
-    <w:lvl w:ilvl="7" w:tplc="B72A5906">
+    <w:lvl w:ilvl="7" w:tplc="2B4ED2E6">
       <w:numFmt w:val="decimal"/>
       <w:lvlText w:val=""/>
       <w:lvlJc w:val="left"/>
     </w:lvl>
-    <w:lvl w:ilvl="8" w:tplc="D2F6A15C">
+    <w:lvl w:ilvl="8" w:tplc="6506ECA6">
       <w:numFmt w:val="decimal"/>
       <w:lvlText w:val=""/>
       <w:lvlJc w:val="left"/>
     </w:lvl>
   </w:abstractNum>
-  <w:abstractNum w:abstractNumId="11" w15:restartNumberingAfterBreak="0">
-    <w:nsid w:val="637B35B0"/>
+  <w:abstractNum w:abstractNumId="14" w15:restartNumberingAfterBreak="0">
+    <w:nsid w:val="7A5B4CB1"/>
     <w:multiLevelType w:val="hybridMultilevel"/>
-    <w:tmpl w:val="CC4C3BD8"/>
-    <w:lvl w:ilvl="0" w:tplc="3794BB40">
+    <w:tmpl w:val="AEE29538"/>
+    <w:lvl w:ilvl="0" w:tplc="2EB68982">
       <w:start w:val="1"/>
       <w:numFmt w:val="decimal"/>
       <w:lvlText w:val="%1."/>
@@ -51727,7 +51901,7 @@
         <w:ind w:left="360" w:hanging="300"/>
       </w:pPr>
     </w:lvl>
-    <w:lvl w:ilvl="1" w:tplc="0F7ED582" w:tentative="1">
+    <w:lvl w:ilvl="1" w:tplc="A19EAAC8" w:tentative="1">
       <w:start w:val="1"/>
       <w:numFmt w:val="lowerLetter"/>
       <w:lvlText w:val="%2."/>
@@ -51736,302 +51910,128 @@
         <w:ind w:left="720" w:hanging="300"/>
       </w:pPr>
     </w:lvl>
-    <w:lvl w:ilvl="2" w:tplc="69EABF48">
+    <w:lvl w:ilvl="2" w:tplc="4CF48174">
       <w:numFmt w:val="decimal"/>
       <w:lvlText w:val=""/>
       <w:lvlJc w:val="left"/>
     </w:lvl>
-    <w:lvl w:ilvl="3" w:tplc="DEA29746">
+    <w:lvl w:ilvl="3" w:tplc="D1646E3C">
       <w:numFmt w:val="decimal"/>
       <w:lvlText w:val=""/>
       <w:lvlJc w:val="left"/>
     </w:lvl>
-    <w:lvl w:ilvl="4" w:tplc="CE0E825C">
+    <w:lvl w:ilvl="4" w:tplc="87E4DFA8">
       <w:numFmt w:val="decimal"/>
       <w:lvlText w:val=""/>
       <w:lvlJc w:val="left"/>
     </w:lvl>
-    <w:lvl w:ilvl="5" w:tplc="8252FD66">
+    <w:lvl w:ilvl="5" w:tplc="F0F8EBF0">
       <w:numFmt w:val="decimal"/>
       <w:lvlText w:val=""/>
       <w:lvlJc w:val="left"/>
     </w:lvl>
-    <w:lvl w:ilvl="6" w:tplc="DCBE113C">
+    <w:lvl w:ilvl="6" w:tplc="1D047E7C">
       <w:numFmt w:val="decimal"/>
       <w:lvlText w:val=""/>
       <w:lvlJc w:val="left"/>
     </w:lvl>
-    <w:lvl w:ilvl="7" w:tplc="A8181CF6">
+    <w:lvl w:ilvl="7" w:tplc="C696FAE8">
       <w:numFmt w:val="decimal"/>
       <w:lvlText w:val=""/>
       <w:lvlJc w:val="left"/>
     </w:lvl>
-    <w:lvl w:ilvl="8" w:tplc="8F38FD46">
+    <w:lvl w:ilvl="8" w:tplc="5A8C4702">
       <w:numFmt w:val="decimal"/>
       <w:lvlText w:val=""/>
       <w:lvlJc w:val="left"/>
     </w:lvl>
   </w:abstractNum>
-  <w:abstractNum w:abstractNumId="12" w15:restartNumberingAfterBreak="0">
-    <w:nsid w:val="67625660"/>
-    <w:multiLevelType w:val="hybridMultilevel"/>
-    <w:tmpl w:val="B38C834E"/>
-    <w:lvl w:ilvl="0" w:tplc="D0E0BFF6">
-      <w:start w:val="1"/>
-      <w:numFmt w:val="decimal"/>
-      <w:lvlText w:val="%1."/>
-      <w:lvlJc w:val="left"/>
-      <w:pPr>
-        <w:ind w:left="360" w:hanging="300"/>
-      </w:pPr>
-    </w:lvl>
-    <w:lvl w:ilvl="1" w:tplc="BA2839FE" w:tentative="1">
-      <w:start w:val="1"/>
-      <w:numFmt w:val="lowerLetter"/>
-      <w:lvlText w:val="%2."/>
-      <w:lvlJc w:val="left"/>
-      <w:pPr>
-        <w:ind w:left="720" w:hanging="300"/>
-      </w:pPr>
-    </w:lvl>
-    <w:lvl w:ilvl="2" w:tplc="47A85292">
-      <w:numFmt w:val="decimal"/>
-      <w:lvlText w:val=""/>
-      <w:lvlJc w:val="left"/>
-    </w:lvl>
-    <w:lvl w:ilvl="3" w:tplc="281871A2">
-      <w:numFmt w:val="decimal"/>
-      <w:lvlText w:val=""/>
-      <w:lvlJc w:val="left"/>
-    </w:lvl>
-    <w:lvl w:ilvl="4" w:tplc="D8362E2A">
-      <w:numFmt w:val="decimal"/>
-      <w:lvlText w:val=""/>
-      <w:lvlJc w:val="left"/>
-    </w:lvl>
-    <w:lvl w:ilvl="5" w:tplc="48185902">
-      <w:numFmt w:val="decimal"/>
-      <w:lvlText w:val=""/>
-      <w:lvlJc w:val="left"/>
-    </w:lvl>
-    <w:lvl w:ilvl="6" w:tplc="3D402800">
-      <w:numFmt w:val="decimal"/>
-      <w:lvlText w:val=""/>
-      <w:lvlJc w:val="left"/>
-    </w:lvl>
-    <w:lvl w:ilvl="7" w:tplc="DAD84476">
-      <w:numFmt w:val="decimal"/>
-      <w:lvlText w:val=""/>
-      <w:lvlJc w:val="left"/>
-    </w:lvl>
-    <w:lvl w:ilvl="8" w:tplc="B35C763C">
-      <w:numFmt w:val="decimal"/>
-      <w:lvlText w:val=""/>
-      <w:lvlJc w:val="left"/>
-    </w:lvl>
-  </w:abstractNum>
-  <w:abstractNum w:abstractNumId="13" w15:restartNumberingAfterBreak="0">
-    <w:nsid w:val="733B6987"/>
-    <w:multiLevelType w:val="hybridMultilevel"/>
-    <w:tmpl w:val="4FB2CC1C"/>
-    <w:lvl w:ilvl="0" w:tplc="03C61398">
-      <w:start w:val="1"/>
-      <w:numFmt w:val="decimal"/>
-      <w:lvlText w:val="%1."/>
-      <w:lvlJc w:val="left"/>
-      <w:pPr>
-        <w:ind w:left="360" w:hanging="300"/>
-      </w:pPr>
-    </w:lvl>
-    <w:lvl w:ilvl="1" w:tplc="0C58F806" w:tentative="1">
-      <w:start w:val="1"/>
-      <w:numFmt w:val="lowerLetter"/>
-      <w:lvlText w:val="%2."/>
-      <w:lvlJc w:val="left"/>
-      <w:pPr>
-        <w:ind w:left="720" w:hanging="300"/>
-      </w:pPr>
-    </w:lvl>
-    <w:lvl w:ilvl="2" w:tplc="B7D62824">
-      <w:numFmt w:val="decimal"/>
-      <w:lvlText w:val=""/>
-      <w:lvlJc w:val="left"/>
-    </w:lvl>
-    <w:lvl w:ilvl="3" w:tplc="368CEF52">
-      <w:numFmt w:val="decimal"/>
-      <w:lvlText w:val=""/>
-      <w:lvlJc w:val="left"/>
-    </w:lvl>
-    <w:lvl w:ilvl="4" w:tplc="B41E93FA">
-      <w:numFmt w:val="decimal"/>
-      <w:lvlText w:val=""/>
-      <w:lvlJc w:val="left"/>
-    </w:lvl>
-    <w:lvl w:ilvl="5" w:tplc="4A5E5448">
-      <w:numFmt w:val="decimal"/>
-      <w:lvlText w:val=""/>
-      <w:lvlJc w:val="left"/>
-    </w:lvl>
-    <w:lvl w:ilvl="6" w:tplc="CAE68C96">
-      <w:numFmt w:val="decimal"/>
-      <w:lvlText w:val=""/>
-      <w:lvlJc w:val="left"/>
-    </w:lvl>
-    <w:lvl w:ilvl="7" w:tplc="C46C09CA">
-      <w:numFmt w:val="decimal"/>
-      <w:lvlText w:val=""/>
-      <w:lvlJc w:val="left"/>
-    </w:lvl>
-    <w:lvl w:ilvl="8" w:tplc="D3529714">
-      <w:numFmt w:val="decimal"/>
-      <w:lvlText w:val=""/>
-      <w:lvlJc w:val="left"/>
-    </w:lvl>
-  </w:abstractNum>
-  <w:abstractNum w:abstractNumId="14" w15:restartNumberingAfterBreak="0">
-    <w:nsid w:val="7D1F6645"/>
-    <w:multiLevelType w:val="hybridMultilevel"/>
-    <w:tmpl w:val="67AC97DC"/>
-    <w:lvl w:ilvl="0" w:tplc="7080602A">
-      <w:start w:val="1"/>
-      <w:numFmt w:val="decimal"/>
-      <w:lvlText w:val="%1."/>
-      <w:lvlJc w:val="left"/>
-      <w:pPr>
-        <w:ind w:left="360" w:hanging="300"/>
-      </w:pPr>
-    </w:lvl>
-    <w:lvl w:ilvl="1" w:tplc="A2F4D554" w:tentative="1">
-      <w:start w:val="1"/>
-      <w:numFmt w:val="lowerLetter"/>
-      <w:lvlText w:val="%2."/>
-      <w:lvlJc w:val="left"/>
-      <w:pPr>
-        <w:ind w:left="720" w:hanging="300"/>
-      </w:pPr>
-    </w:lvl>
-    <w:lvl w:ilvl="2" w:tplc="9EA00AEC">
-      <w:numFmt w:val="decimal"/>
-      <w:lvlText w:val=""/>
-      <w:lvlJc w:val="left"/>
-    </w:lvl>
-    <w:lvl w:ilvl="3" w:tplc="6CB8565A">
-      <w:numFmt w:val="decimal"/>
-      <w:lvlText w:val=""/>
-      <w:lvlJc w:val="left"/>
-    </w:lvl>
-    <w:lvl w:ilvl="4" w:tplc="23C6A9E6">
-      <w:numFmt w:val="decimal"/>
-      <w:lvlText w:val=""/>
-      <w:lvlJc w:val="left"/>
-    </w:lvl>
-    <w:lvl w:ilvl="5" w:tplc="54EEB6E0">
-      <w:numFmt w:val="decimal"/>
-      <w:lvlText w:val=""/>
-      <w:lvlJc w:val="left"/>
-    </w:lvl>
-    <w:lvl w:ilvl="6" w:tplc="6382E6EC">
-      <w:numFmt w:val="decimal"/>
-      <w:lvlText w:val=""/>
-      <w:lvlJc w:val="left"/>
-    </w:lvl>
-    <w:lvl w:ilvl="7" w:tplc="A41E8CB4">
-      <w:numFmt w:val="decimal"/>
-      <w:lvlText w:val=""/>
-      <w:lvlJc w:val="left"/>
-    </w:lvl>
-    <w:lvl w:ilvl="8" w:tplc="764A89B8">
-      <w:numFmt w:val="decimal"/>
-      <w:lvlText w:val=""/>
-      <w:lvlJc w:val="left"/>
-    </w:lvl>
-  </w:abstractNum>
-  <w:num w:numId="1" w16cid:durableId="825123222">
+  <w:num w:numId="1" w16cid:durableId="1371491792">
+    <w:abstractNumId w:val="3"/>
+    <w:lvlOverride w:ilvl="0">
+      <w:startOverride w:val="1"/>
+    </w:lvlOverride>
+  </w:num>
+  <w:num w:numId="2" w16cid:durableId="213008364">
+    <w:abstractNumId w:val="10"/>
+    <w:lvlOverride w:ilvl="0">
+      <w:startOverride w:val="1"/>
+    </w:lvlOverride>
+  </w:num>
+  <w:num w:numId="3" w16cid:durableId="1019427461">
+    <w:abstractNumId w:val="13"/>
+    <w:lvlOverride w:ilvl="0">
+      <w:startOverride w:val="1"/>
+    </w:lvlOverride>
+  </w:num>
+  <w:num w:numId="4" w16cid:durableId="206839791">
+    <w:abstractNumId w:val="1"/>
+    <w:lvlOverride w:ilvl="0">
+      <w:startOverride w:val="1"/>
+    </w:lvlOverride>
+  </w:num>
+  <w:num w:numId="5" w16cid:durableId="1431315429">
+    <w:abstractNumId w:val="9"/>
+    <w:lvlOverride w:ilvl="0">
+      <w:startOverride w:val="1"/>
+    </w:lvlOverride>
+  </w:num>
+  <w:num w:numId="6" w16cid:durableId="1465653714">
+    <w:abstractNumId w:val="5"/>
+    <w:lvlOverride w:ilvl="0">
+      <w:startOverride w:val="1"/>
+    </w:lvlOverride>
+  </w:num>
+  <w:num w:numId="7" w16cid:durableId="661618450">
+    <w:abstractNumId w:val="8"/>
+    <w:lvlOverride w:ilvl="0">
+      <w:startOverride w:val="1"/>
+    </w:lvlOverride>
+  </w:num>
+  <w:num w:numId="8" w16cid:durableId="1017004422">
+    <w:abstractNumId w:val="6"/>
+    <w:lvlOverride w:ilvl="0">
+      <w:startOverride w:val="1"/>
+    </w:lvlOverride>
+  </w:num>
+  <w:num w:numId="9" w16cid:durableId="755250281">
+    <w:abstractNumId w:val="0"/>
+    <w:lvlOverride w:ilvl="0">
+      <w:startOverride w:val="1"/>
+    </w:lvlOverride>
+  </w:num>
+  <w:num w:numId="10" w16cid:durableId="1458570404">
+    <w:abstractNumId w:val="11"/>
+    <w:lvlOverride w:ilvl="0">
+      <w:startOverride w:val="1"/>
+    </w:lvlOverride>
+  </w:num>
+  <w:num w:numId="11" w16cid:durableId="1875926671">
+    <w:abstractNumId w:val="12"/>
+    <w:lvlOverride w:ilvl="0">
+      <w:startOverride w:val="1"/>
+    </w:lvlOverride>
+  </w:num>
+  <w:num w:numId="12" w16cid:durableId="128670858">
     <w:abstractNumId w:val="2"/>
     <w:lvlOverride w:ilvl="0">
       <w:startOverride w:val="1"/>
     </w:lvlOverride>
   </w:num>
-  <w:num w:numId="2" w16cid:durableId="1671562082">
+  <w:num w:numId="13" w16cid:durableId="2044746294">
+    <w:abstractNumId w:val="4"/>
+    <w:lvlOverride w:ilvl="0">
+      <w:startOverride w:val="1"/>
+    </w:lvlOverride>
+  </w:num>
+  <w:num w:numId="14" w16cid:durableId="1235777669">
     <w:abstractNumId w:val="7"/>
     <w:lvlOverride w:ilvl="0">
       <w:startOverride w:val="1"/>
     </w:lvlOverride>
   </w:num>
-  <w:num w:numId="3" w16cid:durableId="655039404">
-    <w:abstractNumId w:val="4"/>
-    <w:lvlOverride w:ilvl="0">
-      <w:startOverride w:val="1"/>
-    </w:lvlOverride>
-  </w:num>
-  <w:num w:numId="4" w16cid:durableId="19167924">
-    <w:abstractNumId w:val="3"/>
-    <w:lvlOverride w:ilvl="0">
-      <w:startOverride w:val="1"/>
-    </w:lvlOverride>
-  </w:num>
-  <w:num w:numId="5" w16cid:durableId="140464461">
-    <w:abstractNumId w:val="6"/>
-    <w:lvlOverride w:ilvl="0">
-      <w:startOverride w:val="1"/>
-    </w:lvlOverride>
-  </w:num>
-  <w:num w:numId="6" w16cid:durableId="1218206657">
-    <w:abstractNumId w:val="8"/>
-    <w:lvlOverride w:ilvl="0">
-      <w:startOverride w:val="1"/>
-    </w:lvlOverride>
-  </w:num>
-  <w:num w:numId="7" w16cid:durableId="1319073487">
-    <w:abstractNumId w:val="12"/>
-    <w:lvlOverride w:ilvl="0">
-      <w:startOverride w:val="1"/>
-    </w:lvlOverride>
-  </w:num>
-  <w:num w:numId="8" w16cid:durableId="1398554565">
-    <w:abstractNumId w:val="13"/>
-    <w:lvlOverride w:ilvl="0">
-      <w:startOverride w:val="1"/>
-    </w:lvlOverride>
-  </w:num>
-  <w:num w:numId="9" w16cid:durableId="1269891905">
-    <w:abstractNumId w:val="5"/>
-    <w:lvlOverride w:ilvl="0">
-      <w:startOverride w:val="1"/>
-    </w:lvlOverride>
-  </w:num>
-  <w:num w:numId="10" w16cid:durableId="1565793852">
-    <w:abstractNumId w:val="1"/>
-    <w:lvlOverride w:ilvl="0">
-      <w:startOverride w:val="1"/>
-    </w:lvlOverride>
-  </w:num>
-  <w:num w:numId="11" w16cid:durableId="1455441348">
-    <w:abstractNumId w:val="11"/>
-    <w:lvlOverride w:ilvl="0">
-      <w:startOverride w:val="1"/>
-    </w:lvlOverride>
-  </w:num>
-  <w:num w:numId="12" w16cid:durableId="1879703599">
+  <w:num w:numId="15" w16cid:durableId="760182195">
     <w:abstractNumId w:val="14"/>
-    <w:lvlOverride w:ilvl="0">
-      <w:startOverride w:val="1"/>
-    </w:lvlOverride>
-  </w:num>
-  <w:num w:numId="13" w16cid:durableId="1075978761">
-    <w:abstractNumId w:val="9"/>
-    <w:lvlOverride w:ilvl="0">
-      <w:startOverride w:val="1"/>
-    </w:lvlOverride>
-  </w:num>
-  <w:num w:numId="14" w16cid:durableId="1601376502">
-    <w:abstractNumId w:val="0"/>
-    <w:lvlOverride w:ilvl="0">
-      <w:startOverride w:val="1"/>
-    </w:lvlOverride>
-  </w:num>
-  <w:num w:numId="15" w16cid:durableId="1027873661">
-    <w:abstractNumId w:val="10"/>
     <w:lvlOverride w:ilvl="0">
       <w:startOverride w:val="1"/>
     </w:lvlOverride>
@@ -52711,7 +52711,7 @@
     <w:autoRedefine/>
     <w:uiPriority w:val="39"/>
     <w:unhideWhenUsed/>
-    <w:rsid w:val="006E20D7"/>
+    <w:rsid w:val="000D3F7A"/>
     <w:pPr>
       <w:spacing w:after="100"/>
     </w:pPr>
@@ -52723,7 +52723,7 @@
     <w:autoRedefine/>
     <w:uiPriority w:val="39"/>
     <w:unhideWhenUsed/>
-    <w:rsid w:val="006E20D7"/>
+    <w:rsid w:val="000D3F7A"/>
     <w:pPr>
       <w:spacing w:after="100"/>
       <w:ind w:left="210"/>

--- a/discoverer-neo/docs/user-guide/manual/Discoverer-Neo-ADMIN-Guide-Full-es-ES.docx
+++ b/discoverer-neo/docs/user-guide/manual/Discoverer-Neo-ADMIN-Guide-Full-es-ES.docx
@@ -54,7 +54,7 @@
           <w:sz w:val="22"/>
           <w:szCs w:val="22"/>
         </w:rPr>
-        <w:t>Versión 2.1.1</w:t>
+        <w:t>Versión 2.2.0</w:t>
       </w:r>
     </w:p>
     <w:p>
@@ -74,7 +74,7 @@
     <w:sdt>
       <w:sdtPr>
         <w:alias w:val="Índice"/>
-        <w:id w:val="220716548"/>
+        <w:id w:val="60451908"/>
       </w:sdtPr>
       <w:sdtEndPr/>
       <w:sdtContent>
@@ -102,7 +102,7 @@
           <w:r>
             <w:fldChar w:fldCharType="separate"/>
           </w:r>
-          <w:hyperlink w:anchor="_Toc241747721" w:history="1">
+          <w:hyperlink w:anchor="_Toc241847948" w:history="1">
             <w:r>
               <w:rPr>
                 <w:rStyle w:val="Hiperligao"/>
@@ -126,7 +126,7 @@
               <w:rPr>
                 <w:noProof/>
               </w:rPr>
-              <w:instrText xml:space="preserve"> PAGEREF _Toc241747721 \h </w:instrText>
+              <w:instrText xml:space="preserve"> PAGEREF _Toc241847948 \h </w:instrText>
             </w:r>
             <w:r>
               <w:rPr>
@@ -168,7 +168,7 @@
               <w14:ligatures w14:val="standardContextual"/>
             </w:rPr>
           </w:pPr>
-          <w:hyperlink w:anchor="_Toc241747722" w:history="1">
+          <w:hyperlink w:anchor="_Toc241847949" w:history="1">
             <w:r>
               <w:rPr>
                 <w:rStyle w:val="Hiperligao"/>
@@ -192,7 +192,7 @@
               <w:rPr>
                 <w:noProof/>
               </w:rPr>
-              <w:instrText xml:space="preserve"> PAGEREF _Toc241747722 \h </w:instrText>
+              <w:instrText xml:space="preserve"> PAGEREF _Toc241847949 \h </w:instrText>
             </w:r>
             <w:r>
               <w:rPr>
@@ -234,7 +234,7 @@
               <w14:ligatures w14:val="standardContextual"/>
             </w:rPr>
           </w:pPr>
-          <w:hyperlink w:anchor="_Toc241747723" w:history="1">
+          <w:hyperlink w:anchor="_Toc241847950" w:history="1">
             <w:r>
               <w:rPr>
                 <w:rStyle w:val="Hiperligao"/>
@@ -258,7 +258,7 @@
               <w:rPr>
                 <w:noProof/>
               </w:rPr>
-              <w:instrText xml:space="preserve"> PAGEREF _Toc241747723 \h </w:instrText>
+              <w:instrText xml:space="preserve"> PAGEREF _Toc241847950 \h </w:instrText>
             </w:r>
             <w:r>
               <w:rPr>
@@ -300,7 +300,7 @@
               <w14:ligatures w14:val="standardContextual"/>
             </w:rPr>
           </w:pPr>
-          <w:hyperlink w:anchor="_Toc241747724" w:history="1">
+          <w:hyperlink w:anchor="_Toc241847951" w:history="1">
             <w:r>
               <w:rPr>
                 <w:rStyle w:val="Hiperligao"/>
@@ -324,7 +324,7 @@
               <w:rPr>
                 <w:noProof/>
               </w:rPr>
-              <w:instrText xml:space="preserve"> PAGEREF _Toc241747724 \h </w:instrText>
+              <w:instrText xml:space="preserve"> PAGEREF _Toc241847951 \h </w:instrText>
             </w:r>
             <w:r>
               <w:rPr>
@@ -366,7 +366,7 @@
               <w14:ligatures w14:val="standardContextual"/>
             </w:rPr>
           </w:pPr>
-          <w:hyperlink w:anchor="_Toc241747725" w:history="1">
+          <w:hyperlink w:anchor="_Toc241847952" w:history="1">
             <w:r>
               <w:rPr>
                 <w:rStyle w:val="Hiperligao"/>
@@ -390,7 +390,7 @@
               <w:rPr>
                 <w:noProof/>
               </w:rPr>
-              <w:instrText xml:space="preserve"> PAGEREF _Toc241747725 \h </w:instrText>
+              <w:instrText xml:space="preserve"> PAGEREF _Toc241847952 \h </w:instrText>
             </w:r>
             <w:r>
               <w:rPr>
@@ -432,7 +432,7 @@
               <w14:ligatures w14:val="standardContextual"/>
             </w:rPr>
           </w:pPr>
-          <w:hyperlink w:anchor="_Toc241747726" w:history="1">
+          <w:hyperlink w:anchor="_Toc241847953" w:history="1">
             <w:r>
               <w:rPr>
                 <w:rStyle w:val="Hiperligao"/>
@@ -456,7 +456,7 @@
               <w:rPr>
                 <w:noProof/>
               </w:rPr>
-              <w:instrText xml:space="preserve"> PAGEREF _Toc241747726 \h </w:instrText>
+              <w:instrText xml:space="preserve"> PAGEREF _Toc241847953 \h </w:instrText>
             </w:r>
             <w:r>
               <w:rPr>
@@ -498,7 +498,7 @@
               <w14:ligatures w14:val="standardContextual"/>
             </w:rPr>
           </w:pPr>
-          <w:hyperlink w:anchor="_Toc241747727" w:history="1">
+          <w:hyperlink w:anchor="_Toc241847954" w:history="1">
             <w:r>
               <w:rPr>
                 <w:rStyle w:val="Hiperligao"/>
@@ -522,7 +522,7 @@
               <w:rPr>
                 <w:noProof/>
               </w:rPr>
-              <w:instrText xml:space="preserve"> PAGEREF _Toc241747727 \h </w:instrText>
+              <w:instrText xml:space="preserve"> PAGEREF _Toc241847954 \h </w:instrText>
             </w:r>
             <w:r>
               <w:rPr>
@@ -564,7 +564,7 @@
               <w14:ligatures w14:val="standardContextual"/>
             </w:rPr>
           </w:pPr>
-          <w:hyperlink w:anchor="_Toc241747728" w:history="1">
+          <w:hyperlink w:anchor="_Toc241847955" w:history="1">
             <w:r>
               <w:rPr>
                 <w:rStyle w:val="Hiperligao"/>
@@ -588,7 +588,7 @@
               <w:rPr>
                 <w:noProof/>
               </w:rPr>
-              <w:instrText xml:space="preserve"> PAGEREF _Toc241747728 \h </w:instrText>
+              <w:instrText xml:space="preserve"> PAGEREF _Toc241847955 \h </w:instrText>
             </w:r>
             <w:r>
               <w:rPr>
@@ -630,7 +630,7 @@
               <w14:ligatures w14:val="standardContextual"/>
             </w:rPr>
           </w:pPr>
-          <w:hyperlink w:anchor="_Toc241747729" w:history="1">
+          <w:hyperlink w:anchor="_Toc241847956" w:history="1">
             <w:r>
               <w:rPr>
                 <w:rStyle w:val="Hiperligao"/>
@@ -654,7 +654,7 @@
               <w:rPr>
                 <w:noProof/>
               </w:rPr>
-              <w:instrText xml:space="preserve"> PAGEREF _Toc241747729 \h </w:instrText>
+              <w:instrText xml:space="preserve"> PAGEREF _Toc241847956 \h </w:instrText>
             </w:r>
             <w:r>
               <w:rPr>
@@ -696,7 +696,7 @@
               <w14:ligatures w14:val="standardContextual"/>
             </w:rPr>
           </w:pPr>
-          <w:hyperlink w:anchor="_Toc241747730" w:history="1">
+          <w:hyperlink w:anchor="_Toc241847957" w:history="1">
             <w:r>
               <w:rPr>
                 <w:rStyle w:val="Hiperligao"/>
@@ -720,7 +720,7 @@
               <w:rPr>
                 <w:noProof/>
               </w:rPr>
-              <w:instrText xml:space="preserve"> PAGEREF _Toc241747730 \h </w:instrText>
+              <w:instrText xml:space="preserve"> PAGEREF _Toc241847957 \h </w:instrText>
             </w:r>
             <w:r>
               <w:rPr>
@@ -762,7 +762,7 @@
               <w14:ligatures w14:val="standardContextual"/>
             </w:rPr>
           </w:pPr>
-          <w:hyperlink w:anchor="_Toc241747731" w:history="1">
+          <w:hyperlink w:anchor="_Toc241847958" w:history="1">
             <w:r>
               <w:rPr>
                 <w:rStyle w:val="Hiperligao"/>
@@ -786,7 +786,7 @@
               <w:rPr>
                 <w:noProof/>
               </w:rPr>
-              <w:instrText xml:space="preserve"> PAGEREF _Toc241747731 \h </w:instrText>
+              <w:instrText xml:space="preserve"> PAGEREF _Toc241847958 \h </w:instrText>
             </w:r>
             <w:r>
               <w:rPr>
@@ -828,7 +828,7 @@
               <w14:ligatures w14:val="standardContextual"/>
             </w:rPr>
           </w:pPr>
-          <w:hyperlink w:anchor="_Toc241747732" w:history="1">
+          <w:hyperlink w:anchor="_Toc241847959" w:history="1">
             <w:r>
               <w:rPr>
                 <w:rStyle w:val="Hiperligao"/>
@@ -852,7 +852,7 @@
               <w:rPr>
                 <w:noProof/>
               </w:rPr>
-              <w:instrText xml:space="preserve"> PAGEREF _Toc241747732 \h </w:instrText>
+              <w:instrText xml:space="preserve"> PAGEREF _Toc241847959 \h </w:instrText>
             </w:r>
             <w:r>
               <w:rPr>
@@ -894,7 +894,7 @@
               <w14:ligatures w14:val="standardContextual"/>
             </w:rPr>
           </w:pPr>
-          <w:hyperlink w:anchor="_Toc241747733" w:history="1">
+          <w:hyperlink w:anchor="_Toc241847960" w:history="1">
             <w:r>
               <w:rPr>
                 <w:rStyle w:val="Hiperligao"/>
@@ -918,7 +918,7 @@
               <w:rPr>
                 <w:noProof/>
               </w:rPr>
-              <w:instrText xml:space="preserve"> PAGEREF _Toc241747733 \h </w:instrText>
+              <w:instrText xml:space="preserve"> PAGEREF _Toc241847960 \h </w:instrText>
             </w:r>
             <w:r>
               <w:rPr>
@@ -960,7 +960,7 @@
               <w14:ligatures w14:val="standardContextual"/>
             </w:rPr>
           </w:pPr>
-          <w:hyperlink w:anchor="_Toc241747734" w:history="1">
+          <w:hyperlink w:anchor="_Toc241847961" w:history="1">
             <w:r>
               <w:rPr>
                 <w:rStyle w:val="Hiperligao"/>
@@ -984,7 +984,7 @@
               <w:rPr>
                 <w:noProof/>
               </w:rPr>
-              <w:instrText xml:space="preserve"> PAGEREF _Toc241747734 \h </w:instrText>
+              <w:instrText xml:space="preserve"> PAGEREF _Toc241847961 \h </w:instrText>
             </w:r>
             <w:r>
               <w:rPr>
@@ -1026,7 +1026,7 @@
               <w14:ligatures w14:val="standardContextual"/>
             </w:rPr>
           </w:pPr>
-          <w:hyperlink w:anchor="_Toc241747735" w:history="1">
+          <w:hyperlink w:anchor="_Toc241847962" w:history="1">
             <w:r>
               <w:rPr>
                 <w:rStyle w:val="Hiperligao"/>
@@ -1050,7 +1050,7 @@
               <w:rPr>
                 <w:noProof/>
               </w:rPr>
-              <w:instrText xml:space="preserve"> PAGEREF _Toc241747735 \h </w:instrText>
+              <w:instrText xml:space="preserve"> PAGEREF _Toc241847962 \h </w:instrText>
             </w:r>
             <w:r>
               <w:rPr>
@@ -1092,7 +1092,7 @@
               <w14:ligatures w14:val="standardContextual"/>
             </w:rPr>
           </w:pPr>
-          <w:hyperlink w:anchor="_Toc241747736" w:history="1">
+          <w:hyperlink w:anchor="_Toc241847963" w:history="1">
             <w:r>
               <w:rPr>
                 <w:rStyle w:val="Hiperligao"/>
@@ -1116,7 +1116,7 @@
               <w:rPr>
                 <w:noProof/>
               </w:rPr>
-              <w:instrText xml:space="preserve"> PAGEREF _Toc241747736 \h </w:instrText>
+              <w:instrText xml:space="preserve"> PAGEREF _Toc241847963 \h </w:instrText>
             </w:r>
             <w:r>
               <w:rPr>
@@ -1158,7 +1158,7 @@
               <w14:ligatures w14:val="standardContextual"/>
             </w:rPr>
           </w:pPr>
-          <w:hyperlink w:anchor="_Toc241747737" w:history="1">
+          <w:hyperlink w:anchor="_Toc241847964" w:history="1">
             <w:r>
               <w:rPr>
                 <w:rStyle w:val="Hiperligao"/>
@@ -1182,7 +1182,7 @@
               <w:rPr>
                 <w:noProof/>
               </w:rPr>
-              <w:instrText xml:space="preserve"> PAGEREF _Toc241747737 \h </w:instrText>
+              <w:instrText xml:space="preserve"> PAGEREF _Toc241847964 \h </w:instrText>
             </w:r>
             <w:r>
               <w:rPr>
@@ -1224,7 +1224,7 @@
               <w14:ligatures w14:val="standardContextual"/>
             </w:rPr>
           </w:pPr>
-          <w:hyperlink w:anchor="_Toc241747738" w:history="1">
+          <w:hyperlink w:anchor="_Toc241847965" w:history="1">
             <w:r>
               <w:rPr>
                 <w:rStyle w:val="Hiperligao"/>
@@ -1248,7 +1248,7 @@
               <w:rPr>
                 <w:noProof/>
               </w:rPr>
-              <w:instrText xml:space="preserve"> PAGEREF _Toc241747738 \h </w:instrText>
+              <w:instrText xml:space="preserve"> PAGEREF _Toc241847965 \h </w:instrText>
             </w:r>
             <w:r>
               <w:rPr>
@@ -1290,7 +1290,7 @@
               <w14:ligatures w14:val="standardContextual"/>
             </w:rPr>
           </w:pPr>
-          <w:hyperlink w:anchor="_Toc241747739" w:history="1">
+          <w:hyperlink w:anchor="_Toc241847966" w:history="1">
             <w:r>
               <w:rPr>
                 <w:rStyle w:val="Hiperligao"/>
@@ -1314,7 +1314,7 @@
               <w:rPr>
                 <w:noProof/>
               </w:rPr>
-              <w:instrText xml:space="preserve"> PAGEREF _Toc241747739 \h </w:instrText>
+              <w:instrText xml:space="preserve"> PAGEREF _Toc241847966 \h </w:instrText>
             </w:r>
             <w:r>
               <w:rPr>
@@ -1356,7 +1356,7 @@
               <w14:ligatures w14:val="standardContextual"/>
             </w:rPr>
           </w:pPr>
-          <w:hyperlink w:anchor="_Toc241747740" w:history="1">
+          <w:hyperlink w:anchor="_Toc241847967" w:history="1">
             <w:r>
               <w:rPr>
                 <w:rStyle w:val="Hiperligao"/>
@@ -1380,7 +1380,7 @@
               <w:rPr>
                 <w:noProof/>
               </w:rPr>
-              <w:instrText xml:space="preserve"> PAGEREF _Toc241747740 \h </w:instrText>
+              <w:instrText xml:space="preserve"> PAGEREF _Toc241847967 \h </w:instrText>
             </w:r>
             <w:r>
               <w:rPr>
@@ -1422,7 +1422,7 @@
               <w14:ligatures w14:val="standardContextual"/>
             </w:rPr>
           </w:pPr>
-          <w:hyperlink w:anchor="_Toc241747741" w:history="1">
+          <w:hyperlink w:anchor="_Toc241847968" w:history="1">
             <w:r>
               <w:rPr>
                 <w:rStyle w:val="Hiperligao"/>
@@ -1446,7 +1446,7 @@
               <w:rPr>
                 <w:noProof/>
               </w:rPr>
-              <w:instrText xml:space="preserve"> PAGEREF _Toc241747741 \h </w:instrText>
+              <w:instrText xml:space="preserve"> PAGEREF _Toc241847968 \h </w:instrText>
             </w:r>
             <w:r>
               <w:rPr>
@@ -1488,7 +1488,7 @@
               <w14:ligatures w14:val="standardContextual"/>
             </w:rPr>
           </w:pPr>
-          <w:hyperlink w:anchor="_Toc241747742" w:history="1">
+          <w:hyperlink w:anchor="_Toc241847969" w:history="1">
             <w:r>
               <w:rPr>
                 <w:rStyle w:val="Hiperligao"/>
@@ -1512,7 +1512,7 @@
               <w:rPr>
                 <w:noProof/>
               </w:rPr>
-              <w:instrText xml:space="preserve"> PAGEREF _Toc241747742 \h </w:instrText>
+              <w:instrText xml:space="preserve"> PAGEREF _Toc241847969 \h </w:instrText>
             </w:r>
             <w:r>
               <w:rPr>
@@ -1554,7 +1554,7 @@
               <w14:ligatures w14:val="standardContextual"/>
             </w:rPr>
           </w:pPr>
-          <w:hyperlink w:anchor="_Toc241747743" w:history="1">
+          <w:hyperlink w:anchor="_Toc241847970" w:history="1">
             <w:r>
               <w:rPr>
                 <w:rStyle w:val="Hiperligao"/>
@@ -1578,7 +1578,7 @@
               <w:rPr>
                 <w:noProof/>
               </w:rPr>
-              <w:instrText xml:space="preserve"> PAGEREF _Toc241747743 \h </w:instrText>
+              <w:instrText xml:space="preserve"> PAGEREF _Toc241847970 \h </w:instrText>
             </w:r>
             <w:r>
               <w:rPr>
@@ -1620,7 +1620,7 @@
               <w14:ligatures w14:val="standardContextual"/>
             </w:rPr>
           </w:pPr>
-          <w:hyperlink w:anchor="_Toc241747744" w:history="1">
+          <w:hyperlink w:anchor="_Toc241847971" w:history="1">
             <w:r>
               <w:rPr>
                 <w:rStyle w:val="Hiperligao"/>
@@ -1644,7 +1644,7 @@
               <w:rPr>
                 <w:noProof/>
               </w:rPr>
-              <w:instrText xml:space="preserve"> PAGEREF _Toc241747744 \h </w:instrText>
+              <w:instrText xml:space="preserve"> PAGEREF _Toc241847971 \h </w:instrText>
             </w:r>
             <w:r>
               <w:rPr>
@@ -1686,7 +1686,7 @@
               <w14:ligatures w14:val="standardContextual"/>
             </w:rPr>
           </w:pPr>
-          <w:hyperlink w:anchor="_Toc241747745" w:history="1">
+          <w:hyperlink w:anchor="_Toc241847972" w:history="1">
             <w:r>
               <w:rPr>
                 <w:rStyle w:val="Hiperligao"/>
@@ -1710,7 +1710,7 @@
               <w:rPr>
                 <w:noProof/>
               </w:rPr>
-              <w:instrText xml:space="preserve"> PAGEREF _Toc241747745 \h </w:instrText>
+              <w:instrText xml:space="preserve"> PAGEREF _Toc241847972 \h </w:instrText>
             </w:r>
             <w:r>
               <w:rPr>
@@ -1752,7 +1752,7 @@
               <w14:ligatures w14:val="standardContextual"/>
             </w:rPr>
           </w:pPr>
-          <w:hyperlink w:anchor="_Toc241747746" w:history="1">
+          <w:hyperlink w:anchor="_Toc241847973" w:history="1">
             <w:r>
               <w:rPr>
                 <w:rStyle w:val="Hiperligao"/>
@@ -1776,7 +1776,7 @@
               <w:rPr>
                 <w:noProof/>
               </w:rPr>
-              <w:instrText xml:space="preserve"> PAGEREF _Toc241747746 \h </w:instrText>
+              <w:instrText xml:space="preserve"> PAGEREF _Toc241847973 \h </w:instrText>
             </w:r>
             <w:r>
               <w:rPr>
@@ -1818,7 +1818,7 @@
               <w14:ligatures w14:val="standardContextual"/>
             </w:rPr>
           </w:pPr>
-          <w:hyperlink w:anchor="_Toc241747747" w:history="1">
+          <w:hyperlink w:anchor="_Toc241847974" w:history="1">
             <w:r>
               <w:rPr>
                 <w:rStyle w:val="Hiperligao"/>
@@ -1842,7 +1842,7 @@
               <w:rPr>
                 <w:noProof/>
               </w:rPr>
-              <w:instrText xml:space="preserve"> PAGEREF _Toc241747747 \h </w:instrText>
+              <w:instrText xml:space="preserve"> PAGEREF _Toc241847974 \h </w:instrText>
             </w:r>
             <w:r>
               <w:rPr>
@@ -1884,7 +1884,7 @@
               <w14:ligatures w14:val="standardContextual"/>
             </w:rPr>
           </w:pPr>
-          <w:hyperlink w:anchor="_Toc241747748" w:history="1">
+          <w:hyperlink w:anchor="_Toc241847975" w:history="1">
             <w:r>
               <w:rPr>
                 <w:rStyle w:val="Hiperligao"/>
@@ -1908,7 +1908,7 @@
               <w:rPr>
                 <w:noProof/>
               </w:rPr>
-              <w:instrText xml:space="preserve"> PAGEREF _Toc241747748 \h </w:instrText>
+              <w:instrText xml:space="preserve"> PAGEREF _Toc241847975 \h </w:instrText>
             </w:r>
             <w:r>
               <w:rPr>
@@ -1950,7 +1950,7 @@
               <w14:ligatures w14:val="standardContextual"/>
             </w:rPr>
           </w:pPr>
-          <w:hyperlink w:anchor="_Toc241747749" w:history="1">
+          <w:hyperlink w:anchor="_Toc241847976" w:history="1">
             <w:r>
               <w:rPr>
                 <w:rStyle w:val="Hiperligao"/>
@@ -1974,7 +1974,7 @@
               <w:rPr>
                 <w:noProof/>
               </w:rPr>
-              <w:instrText xml:space="preserve"> PAGEREF _Toc241747749 \h </w:instrText>
+              <w:instrText xml:space="preserve"> PAGEREF _Toc241847976 \h </w:instrText>
             </w:r>
             <w:r>
               <w:rPr>
@@ -2016,7 +2016,7 @@
               <w14:ligatures w14:val="standardContextual"/>
             </w:rPr>
           </w:pPr>
-          <w:hyperlink w:anchor="_Toc241747750" w:history="1">
+          <w:hyperlink w:anchor="_Toc241847977" w:history="1">
             <w:r>
               <w:rPr>
                 <w:rStyle w:val="Hiperligao"/>
@@ -2040,7 +2040,7 @@
               <w:rPr>
                 <w:noProof/>
               </w:rPr>
-              <w:instrText xml:space="preserve"> PAGEREF _Toc241747750 \h </w:instrText>
+              <w:instrText xml:space="preserve"> PAGEREF _Toc241847977 \h </w:instrText>
             </w:r>
             <w:r>
               <w:rPr>
@@ -2082,7 +2082,7 @@
               <w14:ligatures w14:val="standardContextual"/>
             </w:rPr>
           </w:pPr>
-          <w:hyperlink w:anchor="_Toc241747751" w:history="1">
+          <w:hyperlink w:anchor="_Toc241847978" w:history="1">
             <w:r>
               <w:rPr>
                 <w:rStyle w:val="Hiperligao"/>
@@ -2106,7 +2106,7 @@
               <w:rPr>
                 <w:noProof/>
               </w:rPr>
-              <w:instrText xml:space="preserve"> PAGEREF _Toc241747751 \h </w:instrText>
+              <w:instrText xml:space="preserve"> PAGEREF _Toc241847978 \h </w:instrText>
             </w:r>
             <w:r>
               <w:rPr>
@@ -2148,7 +2148,7 @@
               <w14:ligatures w14:val="standardContextual"/>
             </w:rPr>
           </w:pPr>
-          <w:hyperlink w:anchor="_Toc241747752" w:history="1">
+          <w:hyperlink w:anchor="_Toc241847979" w:history="1">
             <w:r>
               <w:rPr>
                 <w:rStyle w:val="Hiperligao"/>
@@ -2172,7 +2172,7 @@
               <w:rPr>
                 <w:noProof/>
               </w:rPr>
-              <w:instrText xml:space="preserve"> PAGEREF _Toc241747752 \h </w:instrText>
+              <w:instrText xml:space="preserve"> PAGEREF _Toc241847979 \h </w:instrText>
             </w:r>
             <w:r>
               <w:rPr>
@@ -2214,13 +2214,13 @@
               <w14:ligatures w14:val="standardContextual"/>
             </w:rPr>
           </w:pPr>
-          <w:hyperlink w:anchor="_Toc241747753" w:history="1">
+          <w:hyperlink w:anchor="_Toc241847980" w:history="1">
             <w:r>
               <w:rPr>
                 <w:rStyle w:val="Hiperligao"/>
                 <w:noProof/>
               </w:rPr>
-              <w:t>Historial de ejecución</w:t>
+              <w:t>Parámetros que siguen la fecha de ejecución</w:t>
             </w:r>
             <w:r>
               <w:rPr>
@@ -2238,7 +2238,7 @@
               <w:rPr>
                 <w:noProof/>
               </w:rPr>
-              <w:instrText xml:space="preserve"> PAGEREF _Toc241747753 \h </w:instrText>
+              <w:instrText xml:space="preserve"> PAGEREF _Toc241847980 \h </w:instrText>
             </w:r>
             <w:r>
               <w:rPr>
@@ -2255,7 +2255,7 @@
               <w:rPr>
                 <w:noProof/>
               </w:rPr>
-              <w:t>30</w:t>
+              <w:t>31</w:t>
             </w:r>
             <w:r>
               <w:rPr>
@@ -2280,12 +2280,78 @@
               <w14:ligatures w14:val="standardContextual"/>
             </w:rPr>
           </w:pPr>
-          <w:hyperlink w:anchor="_Toc241747754" w:history="1">
+          <w:hyperlink w:anchor="_Toc241847981" w:history="1">
             <w:r>
               <w:rPr>
                 <w:rStyle w:val="Hiperligao"/>
                 <w:noProof/>
               </w:rPr>
+              <w:t>Historial de ejecución</w:t>
+            </w:r>
+            <w:r>
+              <w:rPr>
+                <w:noProof/>
+              </w:rPr>
+              <w:tab/>
+            </w:r>
+            <w:r>
+              <w:rPr>
+                <w:noProof/>
+              </w:rPr>
+              <w:fldChar w:fldCharType="begin"/>
+            </w:r>
+            <w:r>
+              <w:rPr>
+                <w:noProof/>
+              </w:rPr>
+              <w:instrText xml:space="preserve"> PAGEREF _Toc241847981 \h </w:instrText>
+            </w:r>
+            <w:r>
+              <w:rPr>
+                <w:noProof/>
+              </w:rPr>
+            </w:r>
+            <w:r>
+              <w:rPr>
+                <w:noProof/>
+              </w:rPr>
+              <w:fldChar w:fldCharType="separate"/>
+            </w:r>
+            <w:r>
+              <w:rPr>
+                <w:noProof/>
+              </w:rPr>
+              <w:t>32</w:t>
+            </w:r>
+            <w:r>
+              <w:rPr>
+                <w:noProof/>
+              </w:rPr>
+              <w:fldChar w:fldCharType="end"/>
+            </w:r>
+          </w:hyperlink>
+        </w:p>
+        <w:p>
+          <w:pPr>
+            <w:pStyle w:val="ndice2"/>
+            <w:tabs>
+              <w:tab w:val="right" w:leader="dot" w:pos="9016"/>
+            </w:tabs>
+            <w:rPr>
+              <w:rFonts w:asciiTheme="minorHAnsi" w:eastAsiaTheme="minorEastAsia" w:hAnsiTheme="minorHAnsi" w:cstheme="minorBidi"/>
+              <w:noProof/>
+              <w:kern w:val="2"/>
+              <w:sz w:val="24"/>
+              <w:szCs w:val="24"/>
+              <w14:ligatures w14:val="standardContextual"/>
+            </w:rPr>
+          </w:pPr>
+          <w:hyperlink w:anchor="_Toc241847982" w:history="1">
+            <w:r>
+              <w:rPr>
+                <w:rStyle w:val="Hiperligao"/>
+                <w:noProof/>
+              </w:rPr>
               <w:t>Ejemplo: un resultado semanal</w:t>
             </w:r>
             <w:r>
@@ -2304,7 +2370,7 @@
               <w:rPr>
                 <w:noProof/>
               </w:rPr>
-              <w:instrText xml:space="preserve"> PAGEREF _Toc241747754 \h </w:instrText>
+              <w:instrText xml:space="preserve"> PAGEREF _Toc241847982 \h </w:instrText>
             </w:r>
             <w:r>
               <w:rPr>
@@ -2321,7 +2387,7 @@
               <w:rPr>
                 <w:noProof/>
               </w:rPr>
-              <w:t>31</w:t>
+              <w:t>33</w:t>
             </w:r>
             <w:r>
               <w:rPr>
@@ -2346,7 +2412,7 @@
               <w14:ligatures w14:val="standardContextual"/>
             </w:rPr>
           </w:pPr>
-          <w:hyperlink w:anchor="_Toc241747755" w:history="1">
+          <w:hyperlink w:anchor="_Toc241847983" w:history="1">
             <w:r>
               <w:rPr>
                 <w:rStyle w:val="Hiperligao"/>
@@ -2370,7 +2436,7 @@
               <w:rPr>
                 <w:noProof/>
               </w:rPr>
-              <w:instrText xml:space="preserve"> PAGEREF _Toc241747755 \h </w:instrText>
+              <w:instrText xml:space="preserve"> PAGEREF _Toc241847983 \h </w:instrText>
             </w:r>
             <w:r>
               <w:rPr>
@@ -2387,7 +2453,7 @@
               <w:rPr>
                 <w:noProof/>
               </w:rPr>
-              <w:t>32</w:t>
+              <w:t>34</w:t>
             </w:r>
             <w:r>
               <w:rPr>
@@ -2412,7 +2478,7 @@
               <w14:ligatures w14:val="standardContextual"/>
             </w:rPr>
           </w:pPr>
-          <w:hyperlink w:anchor="_Toc241747756" w:history="1">
+          <w:hyperlink w:anchor="_Toc241847984" w:history="1">
             <w:r>
               <w:rPr>
                 <w:rStyle w:val="Hiperligao"/>
@@ -2436,7 +2502,7 @@
               <w:rPr>
                 <w:noProof/>
               </w:rPr>
-              <w:instrText xml:space="preserve"> PAGEREF _Toc241747756 \h </w:instrText>
+              <w:instrText xml:space="preserve"> PAGEREF _Toc241847984 \h </w:instrText>
             </w:r>
             <w:r>
               <w:rPr>
@@ -2453,7 +2519,7 @@
               <w:rPr>
                 <w:noProof/>
               </w:rPr>
-              <w:t>33</w:t>
+              <w:t>35</w:t>
             </w:r>
             <w:r>
               <w:rPr>
@@ -2478,7 +2544,7 @@
               <w14:ligatures w14:val="standardContextual"/>
             </w:rPr>
           </w:pPr>
-          <w:hyperlink w:anchor="_Toc241747757" w:history="1">
+          <w:hyperlink w:anchor="_Toc241847985" w:history="1">
             <w:r>
               <w:rPr>
                 <w:rStyle w:val="Hiperligao"/>
@@ -2502,7 +2568,7 @@
               <w:rPr>
                 <w:noProof/>
               </w:rPr>
-              <w:instrText xml:space="preserve"> PAGEREF _Toc241747757 \h </w:instrText>
+              <w:instrText xml:space="preserve"> PAGEREF _Toc241847985 \h </w:instrText>
             </w:r>
             <w:r>
               <w:rPr>
@@ -2519,7 +2585,7 @@
               <w:rPr>
                 <w:noProof/>
               </w:rPr>
-              <w:t>33</w:t>
+              <w:t>35</w:t>
             </w:r>
             <w:r>
               <w:rPr>
@@ -2544,7 +2610,7 @@
               <w14:ligatures w14:val="standardContextual"/>
             </w:rPr>
           </w:pPr>
-          <w:hyperlink w:anchor="_Toc241747758" w:history="1">
+          <w:hyperlink w:anchor="_Toc241847986" w:history="1">
             <w:r>
               <w:rPr>
                 <w:rStyle w:val="Hiperligao"/>
@@ -2568,7 +2634,7 @@
               <w:rPr>
                 <w:noProof/>
               </w:rPr>
-              <w:instrText xml:space="preserve"> PAGEREF _Toc241747758 \h </w:instrText>
+              <w:instrText xml:space="preserve"> PAGEREF _Toc241847986 \h </w:instrText>
             </w:r>
             <w:r>
               <w:rPr>
@@ -2585,7 +2651,7 @@
               <w:rPr>
                 <w:noProof/>
               </w:rPr>
-              <w:t>36</w:t>
+              <w:t>38</w:t>
             </w:r>
             <w:r>
               <w:rPr>
@@ -2610,7 +2676,7 @@
               <w14:ligatures w14:val="standardContextual"/>
             </w:rPr>
           </w:pPr>
-          <w:hyperlink w:anchor="_Toc241747759" w:history="1">
+          <w:hyperlink w:anchor="_Toc241847987" w:history="1">
             <w:r>
               <w:rPr>
                 <w:rStyle w:val="Hiperligao"/>
@@ -2634,7 +2700,7 @@
               <w:rPr>
                 <w:noProof/>
               </w:rPr>
-              <w:instrText xml:space="preserve"> PAGEREF _Toc241747759 \h </w:instrText>
+              <w:instrText xml:space="preserve"> PAGEREF _Toc241847987 \h </w:instrText>
             </w:r>
             <w:r>
               <w:rPr>
@@ -2651,7 +2717,7 @@
               <w:rPr>
                 <w:noProof/>
               </w:rPr>
-              <w:t>37</w:t>
+              <w:t>39</w:t>
             </w:r>
             <w:r>
               <w:rPr>
@@ -2676,7 +2742,7 @@
               <w14:ligatures w14:val="standardContextual"/>
             </w:rPr>
           </w:pPr>
-          <w:hyperlink w:anchor="_Toc241747760" w:history="1">
+          <w:hyperlink w:anchor="_Toc241847988" w:history="1">
             <w:r>
               <w:rPr>
                 <w:rStyle w:val="Hiperligao"/>
@@ -2700,7 +2766,7 @@
               <w:rPr>
                 <w:noProof/>
               </w:rPr>
-              <w:instrText xml:space="preserve"> PAGEREF _Toc241747760 \h </w:instrText>
+              <w:instrText xml:space="preserve"> PAGEREF _Toc241847988 \h </w:instrText>
             </w:r>
             <w:r>
               <w:rPr>
@@ -2717,7 +2783,7 @@
               <w:rPr>
                 <w:noProof/>
               </w:rPr>
-              <w:t>39</w:t>
+              <w:t>41</w:t>
             </w:r>
             <w:r>
               <w:rPr>
@@ -2742,7 +2808,7 @@
               <w14:ligatures w14:val="standardContextual"/>
             </w:rPr>
           </w:pPr>
-          <w:hyperlink w:anchor="_Toc241747761" w:history="1">
+          <w:hyperlink w:anchor="_Toc241847989" w:history="1">
             <w:r>
               <w:rPr>
                 <w:rStyle w:val="Hiperligao"/>
@@ -2766,7 +2832,7 @@
               <w:rPr>
                 <w:noProof/>
               </w:rPr>
-              <w:instrText xml:space="preserve"> PAGEREF _Toc241747761 \h </w:instrText>
+              <w:instrText xml:space="preserve"> PAGEREF _Toc241847989 \h </w:instrText>
             </w:r>
             <w:r>
               <w:rPr>
@@ -2783,7 +2849,7 @@
               <w:rPr>
                 <w:noProof/>
               </w:rPr>
-              <w:t>41</w:t>
+              <w:t>43</w:t>
             </w:r>
             <w:r>
               <w:rPr>
@@ -2808,7 +2874,7 @@
               <w14:ligatures w14:val="standardContextual"/>
             </w:rPr>
           </w:pPr>
-          <w:hyperlink w:anchor="_Toc241747762" w:history="1">
+          <w:hyperlink w:anchor="_Toc241847990" w:history="1">
             <w:r>
               <w:rPr>
                 <w:rStyle w:val="Hiperligao"/>
@@ -2832,7 +2898,7 @@
               <w:rPr>
                 <w:noProof/>
               </w:rPr>
-              <w:instrText xml:space="preserve"> PAGEREF _Toc241747762 \h </w:instrText>
+              <w:instrText xml:space="preserve"> PAGEREF _Toc241847990 \h </w:instrText>
             </w:r>
             <w:r>
               <w:rPr>
@@ -2849,7 +2915,7 @@
               <w:rPr>
                 <w:noProof/>
               </w:rPr>
-              <w:t>44</w:t>
+              <w:t>46</w:t>
             </w:r>
             <w:r>
               <w:rPr>
@@ -2874,7 +2940,7 @@
               <w14:ligatures w14:val="standardContextual"/>
             </w:rPr>
           </w:pPr>
-          <w:hyperlink w:anchor="_Toc241747763" w:history="1">
+          <w:hyperlink w:anchor="_Toc241847991" w:history="1">
             <w:r>
               <w:rPr>
                 <w:rStyle w:val="Hiperligao"/>
@@ -2898,7 +2964,7 @@
               <w:rPr>
                 <w:noProof/>
               </w:rPr>
-              <w:instrText xml:space="preserve"> PAGEREF _Toc241747763 \h </w:instrText>
+              <w:instrText xml:space="preserve"> PAGEREF _Toc241847991 \h </w:instrText>
             </w:r>
             <w:r>
               <w:rPr>
@@ -2915,7 +2981,7 @@
               <w:rPr>
                 <w:noProof/>
               </w:rPr>
-              <w:t>47</w:t>
+              <w:t>49</w:t>
             </w:r>
             <w:r>
               <w:rPr>
@@ -2940,7 +3006,7 @@
               <w14:ligatures w14:val="standardContextual"/>
             </w:rPr>
           </w:pPr>
-          <w:hyperlink w:anchor="_Toc241747764" w:history="1">
+          <w:hyperlink w:anchor="_Toc241847992" w:history="1">
             <w:r>
               <w:rPr>
                 <w:rStyle w:val="Hiperligao"/>
@@ -2964,7 +3030,7 @@
               <w:rPr>
                 <w:noProof/>
               </w:rPr>
-              <w:instrText xml:space="preserve"> PAGEREF _Toc241747764 \h </w:instrText>
+              <w:instrText xml:space="preserve"> PAGEREF _Toc241847992 \h </w:instrText>
             </w:r>
             <w:r>
               <w:rPr>
@@ -2981,7 +3047,7 @@
               <w:rPr>
                 <w:noProof/>
               </w:rPr>
-              <w:t>49</w:t>
+              <w:t>51</w:t>
             </w:r>
             <w:r>
               <w:rPr>
@@ -3006,7 +3072,7 @@
               <w14:ligatures w14:val="standardContextual"/>
             </w:rPr>
           </w:pPr>
-          <w:hyperlink w:anchor="_Toc241747765" w:history="1">
+          <w:hyperlink w:anchor="_Toc241847993" w:history="1">
             <w:r>
               <w:rPr>
                 <w:rStyle w:val="Hiperligao"/>
@@ -3030,7 +3096,7 @@
               <w:rPr>
                 <w:noProof/>
               </w:rPr>
-              <w:instrText xml:space="preserve"> PAGEREF _Toc241747765 \h </w:instrText>
+              <w:instrText xml:space="preserve"> PAGEREF _Toc241847993 \h </w:instrText>
             </w:r>
             <w:r>
               <w:rPr>
@@ -3047,7 +3113,7 @@
               <w:rPr>
                 <w:noProof/>
               </w:rPr>
-              <w:t>50</w:t>
+              <w:t>52</w:t>
             </w:r>
             <w:r>
               <w:rPr>
@@ -3072,7 +3138,7 @@
               <w14:ligatures w14:val="standardContextual"/>
             </w:rPr>
           </w:pPr>
-          <w:hyperlink w:anchor="_Toc241747766" w:history="1">
+          <w:hyperlink w:anchor="_Toc241847994" w:history="1">
             <w:r>
               <w:rPr>
                 <w:rStyle w:val="Hiperligao"/>
@@ -3096,7 +3162,7 @@
               <w:rPr>
                 <w:noProof/>
               </w:rPr>
-              <w:instrText xml:space="preserve"> PAGEREF _Toc241747766 \h </w:instrText>
+              <w:instrText xml:space="preserve"> PAGEREF _Toc241847994 \h </w:instrText>
             </w:r>
             <w:r>
               <w:rPr>
@@ -3113,7 +3179,7 @@
               <w:rPr>
                 <w:noProof/>
               </w:rPr>
-              <w:t>52</w:t>
+              <w:t>54</w:t>
             </w:r>
             <w:r>
               <w:rPr>
@@ -3138,7 +3204,7 @@
               <w14:ligatures w14:val="standardContextual"/>
             </w:rPr>
           </w:pPr>
-          <w:hyperlink w:anchor="_Toc241747767" w:history="1">
+          <w:hyperlink w:anchor="_Toc241847995" w:history="1">
             <w:r>
               <w:rPr>
                 <w:rStyle w:val="Hiperligao"/>
@@ -3162,7 +3228,7 @@
               <w:rPr>
                 <w:noProof/>
               </w:rPr>
-              <w:instrText xml:space="preserve"> PAGEREF _Toc241747767 \h </w:instrText>
+              <w:instrText xml:space="preserve"> PAGEREF _Toc241847995 \h </w:instrText>
             </w:r>
             <w:r>
               <w:rPr>
@@ -3179,7 +3245,7 @@
               <w:rPr>
                 <w:noProof/>
               </w:rPr>
-              <w:t>53</w:t>
+              <w:t>55</w:t>
             </w:r>
             <w:r>
               <w:rPr>
@@ -3204,7 +3270,7 @@
               <w14:ligatures w14:val="standardContextual"/>
             </w:rPr>
           </w:pPr>
-          <w:hyperlink w:anchor="_Toc241747768" w:history="1">
+          <w:hyperlink w:anchor="_Toc241847996" w:history="1">
             <w:r>
               <w:rPr>
                 <w:rStyle w:val="Hiperligao"/>
@@ -3228,7 +3294,7 @@
               <w:rPr>
                 <w:noProof/>
               </w:rPr>
-              <w:instrText xml:space="preserve"> PAGEREF _Toc241747768 \h </w:instrText>
+              <w:instrText xml:space="preserve"> PAGEREF _Toc241847996 \h </w:instrText>
             </w:r>
             <w:r>
               <w:rPr>
@@ -3245,7 +3311,7 @@
               <w:rPr>
                 <w:noProof/>
               </w:rPr>
-              <w:t>55</w:t>
+              <w:t>57</w:t>
             </w:r>
             <w:r>
               <w:rPr>
@@ -3270,7 +3336,7 @@
               <w14:ligatures w14:val="standardContextual"/>
             </w:rPr>
           </w:pPr>
-          <w:hyperlink w:anchor="_Toc241747769" w:history="1">
+          <w:hyperlink w:anchor="_Toc241847997" w:history="1">
             <w:r>
               <w:rPr>
                 <w:rStyle w:val="Hiperligao"/>
@@ -3294,7 +3360,7 @@
               <w:rPr>
                 <w:noProof/>
               </w:rPr>
-              <w:instrText xml:space="preserve"> PAGEREF _Toc241747769 \h </w:instrText>
+              <w:instrText xml:space="preserve"> PAGEREF _Toc241847997 \h </w:instrText>
             </w:r>
             <w:r>
               <w:rPr>
@@ -3311,7 +3377,7 @@
               <w:rPr>
                 <w:noProof/>
               </w:rPr>
-              <w:t>56</w:t>
+              <w:t>58</w:t>
             </w:r>
             <w:r>
               <w:rPr>
@@ -3336,7 +3402,7 @@
               <w14:ligatures w14:val="standardContextual"/>
             </w:rPr>
           </w:pPr>
-          <w:hyperlink w:anchor="_Toc241747770" w:history="1">
+          <w:hyperlink w:anchor="_Toc241847998" w:history="1">
             <w:r>
               <w:rPr>
                 <w:rStyle w:val="Hiperligao"/>
@@ -3360,7 +3426,7 @@
               <w:rPr>
                 <w:noProof/>
               </w:rPr>
-              <w:instrText xml:space="preserve"> PAGEREF _Toc241747770 \h </w:instrText>
+              <w:instrText xml:space="preserve"> PAGEREF _Toc241847998 \h </w:instrText>
             </w:r>
             <w:r>
               <w:rPr>
@@ -3377,7 +3443,7 @@
               <w:rPr>
                 <w:noProof/>
               </w:rPr>
-              <w:t>57</w:t>
+              <w:t>59</w:t>
             </w:r>
             <w:r>
               <w:rPr>
@@ -3402,7 +3468,7 @@
               <w14:ligatures w14:val="standardContextual"/>
             </w:rPr>
           </w:pPr>
-          <w:hyperlink w:anchor="_Toc241747771" w:history="1">
+          <w:hyperlink w:anchor="_Toc241847999" w:history="1">
             <w:r>
               <w:rPr>
                 <w:rStyle w:val="Hiperligao"/>
@@ -3426,7 +3492,7 @@
               <w:rPr>
                 <w:noProof/>
               </w:rPr>
-              <w:instrText xml:space="preserve"> PAGEREF _Toc241747771 \h </w:instrText>
+              <w:instrText xml:space="preserve"> PAGEREF _Toc241847999 \h </w:instrText>
             </w:r>
             <w:r>
               <w:rPr>
@@ -3443,7 +3509,7 @@
               <w:rPr>
                 <w:noProof/>
               </w:rPr>
-              <w:t>57</w:t>
+              <w:t>59</w:t>
             </w:r>
             <w:r>
               <w:rPr>
@@ -3468,7 +3534,7 @@
               <w14:ligatures w14:val="standardContextual"/>
             </w:rPr>
           </w:pPr>
-          <w:hyperlink w:anchor="_Toc241747772" w:history="1">
+          <w:hyperlink w:anchor="_Toc241848000" w:history="1">
             <w:r>
               <w:rPr>
                 <w:rStyle w:val="Hiperligao"/>
@@ -3492,7 +3558,7 @@
               <w:rPr>
                 <w:noProof/>
               </w:rPr>
-              <w:instrText xml:space="preserve"> PAGEREF _Toc241747772 \h </w:instrText>
+              <w:instrText xml:space="preserve"> PAGEREF _Toc241848000 \h </w:instrText>
             </w:r>
             <w:r>
               <w:rPr>
@@ -3509,7 +3575,7 @@
               <w:rPr>
                 <w:noProof/>
               </w:rPr>
-              <w:t>58</w:t>
+              <w:t>60</w:t>
             </w:r>
             <w:r>
               <w:rPr>
@@ -3534,7 +3600,7 @@
               <w14:ligatures w14:val="standardContextual"/>
             </w:rPr>
           </w:pPr>
-          <w:hyperlink w:anchor="_Toc241747773" w:history="1">
+          <w:hyperlink w:anchor="_Toc241848001" w:history="1">
             <w:r>
               <w:rPr>
                 <w:rStyle w:val="Hiperligao"/>
@@ -3558,7 +3624,7 @@
               <w:rPr>
                 <w:noProof/>
               </w:rPr>
-              <w:instrText xml:space="preserve"> PAGEREF _Toc241747773 \h </w:instrText>
+              <w:instrText xml:space="preserve"> PAGEREF _Toc241848001 \h </w:instrText>
             </w:r>
             <w:r>
               <w:rPr>
@@ -3575,7 +3641,7 @@
               <w:rPr>
                 <w:noProof/>
               </w:rPr>
-              <w:t>59</w:t>
+              <w:t>61</w:t>
             </w:r>
             <w:r>
               <w:rPr>
@@ -3600,7 +3666,7 @@
               <w14:ligatures w14:val="standardContextual"/>
             </w:rPr>
           </w:pPr>
-          <w:hyperlink w:anchor="_Toc241747774" w:history="1">
+          <w:hyperlink w:anchor="_Toc241848002" w:history="1">
             <w:r>
               <w:rPr>
                 <w:rStyle w:val="Hiperligao"/>
@@ -3624,7 +3690,7 @@
               <w:rPr>
                 <w:noProof/>
               </w:rPr>
-              <w:instrText xml:space="preserve"> PAGEREF _Toc241747774 \h </w:instrText>
+              <w:instrText xml:space="preserve"> PAGEREF _Toc241848002 \h </w:instrText>
             </w:r>
             <w:r>
               <w:rPr>
@@ -3641,7 +3707,7 @@
               <w:rPr>
                 <w:noProof/>
               </w:rPr>
-              <w:t>60</w:t>
+              <w:t>62</w:t>
             </w:r>
             <w:r>
               <w:rPr>
@@ -3666,7 +3732,7 @@
               <w14:ligatures w14:val="standardContextual"/>
             </w:rPr>
           </w:pPr>
-          <w:hyperlink w:anchor="_Toc241747775" w:history="1">
+          <w:hyperlink w:anchor="_Toc241848003" w:history="1">
             <w:r>
               <w:rPr>
                 <w:rStyle w:val="Hiperligao"/>
@@ -3690,7 +3756,7 @@
               <w:rPr>
                 <w:noProof/>
               </w:rPr>
-              <w:instrText xml:space="preserve"> PAGEREF _Toc241747775 \h </w:instrText>
+              <w:instrText xml:space="preserve"> PAGEREF _Toc241848003 \h </w:instrText>
             </w:r>
             <w:r>
               <w:rPr>
@@ -3707,7 +3773,7 @@
               <w:rPr>
                 <w:noProof/>
               </w:rPr>
-              <w:t>61</w:t>
+              <w:t>63</w:t>
             </w:r>
             <w:r>
               <w:rPr>
@@ -3732,7 +3798,7 @@
               <w14:ligatures w14:val="standardContextual"/>
             </w:rPr>
           </w:pPr>
-          <w:hyperlink w:anchor="_Toc241747776" w:history="1">
+          <w:hyperlink w:anchor="_Toc241848004" w:history="1">
             <w:r>
               <w:rPr>
                 <w:rStyle w:val="Hiperligao"/>
@@ -3756,7 +3822,7 @@
               <w:rPr>
                 <w:noProof/>
               </w:rPr>
-              <w:instrText xml:space="preserve"> PAGEREF _Toc241747776 \h </w:instrText>
+              <w:instrText xml:space="preserve"> PAGEREF _Toc241848004 \h </w:instrText>
             </w:r>
             <w:r>
               <w:rPr>
@@ -3773,7 +3839,7 @@
               <w:rPr>
                 <w:noProof/>
               </w:rPr>
-              <w:t>62</w:t>
+              <w:t>64</w:t>
             </w:r>
             <w:r>
               <w:rPr>
@@ -3798,7 +3864,7 @@
               <w14:ligatures w14:val="standardContextual"/>
             </w:rPr>
           </w:pPr>
-          <w:hyperlink w:anchor="_Toc241747777" w:history="1">
+          <w:hyperlink w:anchor="_Toc241848005" w:history="1">
             <w:r>
               <w:rPr>
                 <w:rStyle w:val="Hiperligao"/>
@@ -3822,7 +3888,7 @@
               <w:rPr>
                 <w:noProof/>
               </w:rPr>
-              <w:instrText xml:space="preserve"> PAGEREF _Toc241747777 \h </w:instrText>
+              <w:instrText xml:space="preserve"> PAGEREF _Toc241848005 \h </w:instrText>
             </w:r>
             <w:r>
               <w:rPr>
@@ -3839,7 +3905,7 @@
               <w:rPr>
                 <w:noProof/>
               </w:rPr>
-              <w:t>63</w:t>
+              <w:t>65</w:t>
             </w:r>
             <w:r>
               <w:rPr>
@@ -3864,7 +3930,7 @@
               <w14:ligatures w14:val="standardContextual"/>
             </w:rPr>
           </w:pPr>
-          <w:hyperlink w:anchor="_Toc241747778" w:history="1">
+          <w:hyperlink w:anchor="_Toc241848006" w:history="1">
             <w:r>
               <w:rPr>
                 <w:rStyle w:val="Hiperligao"/>
@@ -3888,7 +3954,7 @@
               <w:rPr>
                 <w:noProof/>
               </w:rPr>
-              <w:instrText xml:space="preserve"> PAGEREF _Toc241747778 \h </w:instrText>
+              <w:instrText xml:space="preserve"> PAGEREF _Toc241848006 \h </w:instrText>
             </w:r>
             <w:r>
               <w:rPr>
@@ -3905,7 +3971,7 @@
               <w:rPr>
                 <w:noProof/>
               </w:rPr>
-              <w:t>65</w:t>
+              <w:t>67</w:t>
             </w:r>
             <w:r>
               <w:rPr>
@@ -3930,7 +3996,7 @@
               <w14:ligatures w14:val="standardContextual"/>
             </w:rPr>
           </w:pPr>
-          <w:hyperlink w:anchor="_Toc241747779" w:history="1">
+          <w:hyperlink w:anchor="_Toc241848007" w:history="1">
             <w:r>
               <w:rPr>
                 <w:rStyle w:val="Hiperligao"/>
@@ -3954,7 +4020,7 @@
               <w:rPr>
                 <w:noProof/>
               </w:rPr>
-              <w:instrText xml:space="preserve"> PAGEREF _Toc241747779 \h </w:instrText>
+              <w:instrText xml:space="preserve"> PAGEREF _Toc241848007 \h </w:instrText>
             </w:r>
             <w:r>
               <w:rPr>
@@ -3971,7 +4037,7 @@
               <w:rPr>
                 <w:noProof/>
               </w:rPr>
-              <w:t>65</w:t>
+              <w:t>67</w:t>
             </w:r>
             <w:r>
               <w:rPr>
@@ -3996,7 +4062,7 @@
               <w14:ligatures w14:val="standardContextual"/>
             </w:rPr>
           </w:pPr>
-          <w:hyperlink w:anchor="_Toc241747780" w:history="1">
+          <w:hyperlink w:anchor="_Toc241848008" w:history="1">
             <w:r>
               <w:rPr>
                 <w:rStyle w:val="Hiperligao"/>
@@ -4020,7 +4086,7 @@
               <w:rPr>
                 <w:noProof/>
               </w:rPr>
-              <w:instrText xml:space="preserve"> PAGEREF _Toc241747780 \h </w:instrText>
+              <w:instrText xml:space="preserve"> PAGEREF _Toc241848008 \h </w:instrText>
             </w:r>
             <w:r>
               <w:rPr>
@@ -4037,7 +4103,7 @@
               <w:rPr>
                 <w:noProof/>
               </w:rPr>
-              <w:t>66</w:t>
+              <w:t>68</w:t>
             </w:r>
             <w:r>
               <w:rPr>
@@ -4062,7 +4128,7 @@
               <w14:ligatures w14:val="standardContextual"/>
             </w:rPr>
           </w:pPr>
-          <w:hyperlink w:anchor="_Toc241747781" w:history="1">
+          <w:hyperlink w:anchor="_Toc241848009" w:history="1">
             <w:r>
               <w:rPr>
                 <w:rStyle w:val="Hiperligao"/>
@@ -4086,7 +4152,7 @@
               <w:rPr>
                 <w:noProof/>
               </w:rPr>
-              <w:instrText xml:space="preserve"> PAGEREF _Toc241747781 \h </w:instrText>
+              <w:instrText xml:space="preserve"> PAGEREF _Toc241848009 \h </w:instrText>
             </w:r>
             <w:r>
               <w:rPr>
@@ -4103,7 +4169,7 @@
               <w:rPr>
                 <w:noProof/>
               </w:rPr>
-              <w:t>67</w:t>
+              <w:t>69</w:t>
             </w:r>
             <w:r>
               <w:rPr>
@@ -4128,7 +4194,7 @@
               <w14:ligatures w14:val="standardContextual"/>
             </w:rPr>
           </w:pPr>
-          <w:hyperlink w:anchor="_Toc241747782" w:history="1">
+          <w:hyperlink w:anchor="_Toc241848010" w:history="1">
             <w:r>
               <w:rPr>
                 <w:rStyle w:val="Hiperligao"/>
@@ -4152,7 +4218,7 @@
               <w:rPr>
                 <w:noProof/>
               </w:rPr>
-              <w:instrText xml:space="preserve"> PAGEREF _Toc241747782 \h </w:instrText>
+              <w:instrText xml:space="preserve"> PAGEREF _Toc241848010 \h </w:instrText>
             </w:r>
             <w:r>
               <w:rPr>
@@ -4169,7 +4235,7 @@
               <w:rPr>
                 <w:noProof/>
               </w:rPr>
-              <w:t>68</w:t>
+              <w:t>70</w:t>
             </w:r>
             <w:r>
               <w:rPr>
@@ -4194,7 +4260,7 @@
               <w14:ligatures w14:val="standardContextual"/>
             </w:rPr>
           </w:pPr>
-          <w:hyperlink w:anchor="_Toc241747783" w:history="1">
+          <w:hyperlink w:anchor="_Toc241848011" w:history="1">
             <w:r>
               <w:rPr>
                 <w:rStyle w:val="Hiperligao"/>
@@ -4218,7 +4284,7 @@
               <w:rPr>
                 <w:noProof/>
               </w:rPr>
-              <w:instrText xml:space="preserve"> PAGEREF _Toc241747783 \h </w:instrText>
+              <w:instrText xml:space="preserve"> PAGEREF _Toc241848011 \h </w:instrText>
             </w:r>
             <w:r>
               <w:rPr>
@@ -4235,7 +4301,7 @@
               <w:rPr>
                 <w:noProof/>
               </w:rPr>
-              <w:t>68</w:t>
+              <w:t>70</w:t>
             </w:r>
             <w:r>
               <w:rPr>
@@ -4266,7 +4332,7 @@
       <w:pPr>
         <w:pStyle w:val="Ttulo1"/>
       </w:pPr>
-      <w:bookmarkStart w:id="0" w:name="_Toc241747721"/>
+      <w:bookmarkStart w:id="0" w:name="_Toc241847948"/>
       <w:r>
         <w:lastRenderedPageBreak/>
         <w:t>Su rol de un vistazo</w:t>
@@ -4347,7 +4413,7 @@
       <w:pPr>
         <w:pStyle w:val="Ttulo2"/>
       </w:pPr>
-      <w:bookmarkStart w:id="1" w:name="_Toc241747722"/>
+      <w:bookmarkStart w:id="1" w:name="_Toc241847949"/>
       <w:r>
         <w:t>Puede / No puede</w:t>
       </w:r>
@@ -5195,7 +5261,7 @@
       <w:pPr>
         <w:pStyle w:val="Ttulo2"/>
       </w:pPr>
-      <w:bookmarkStart w:id="2" w:name="_Toc241747723"/>
+      <w:bookmarkStart w:id="2" w:name="_Toc241847950"/>
       <w:r>
         <w:t>De dónde procede su acceso</w:t>
       </w:r>
@@ -5306,7 +5372,7 @@
       <w:pPr>
         <w:pStyle w:val="Ttulo2"/>
       </w:pPr>
-      <w:bookmarkStart w:id="3" w:name="_Toc241747724"/>
+      <w:bookmarkStart w:id="3" w:name="_Toc241847951"/>
       <w:r>
         <w:t>Cómo iniciar sesión, cambiar la contraseña y cerrar sesión</w:t>
       </w:r>
@@ -5420,10 +5486,10 @@
           <w:noProof/>
         </w:rPr>
         <w:drawing>
-          <wp:inline distT="0" distB="0" distL="0" distR="0" wp14:anchorId="20592877" wp14:editId="1772246A">
+          <wp:inline distT="0" distB="0" distL="0" distR="0" wp14:anchorId="6978547B" wp14:editId="484DDE21">
             <wp:extent cx="5715000" cy="3571875"/>
             <wp:effectExtent l="0" t="0" r="0" b="0"/>
-            <wp:docPr id="79" name="01-login.png" descr="La página de inicio de sesión con Correo electrónico, Contraseña, Recordarme y el botón Iniciar sesión." title="La página de inicio de sesión con Correo electrónico, Contraseña, Recordarme y el botón Iniciar sesión."/>
+            <wp:docPr id="81" name="01-login.png" descr="La página de inicio de sesión con Correo electrónico, Contraseña, Recordarme y el botón Iniciar sesión." title="La página de inicio de sesión con Correo electrónico, Contraseña, Recordarme y el botón Iniciar sesión."/>
             <wp:cNvGraphicFramePr>
               <a:graphicFrameLocks xmlns:a="http://schemas.openxmlformats.org/drawingml/2006/main" noChangeAspect="1"/>
             </wp:cNvGraphicFramePr>
@@ -5538,10 +5604,10 @@
           <w:noProof/>
         </w:rPr>
         <w:drawing>
-          <wp:inline distT="0" distB="0" distL="0" distR="0" wp14:anchorId="10EBBF6B" wp14:editId="3F1B153B">
+          <wp:inline distT="0" distB="0" distL="0" distR="0" wp14:anchorId="6E4F83F5" wp14:editId="7B864463">
             <wp:extent cx="5715000" cy="3571875"/>
             <wp:effectExtent l="0" t="0" r="0" b="0"/>
-            <wp:docPr id="80" name="03-user-menu.png" descr="El menú de la cuenta abierto, con Configuración y Cerrar sesión." title="El menú de la cuenta abierto, con Configuración y Cerrar sesión."/>
+            <wp:docPr id="82" name="03-user-menu.png" descr="El menú de la cuenta abierto, con Configuración y Cerrar sesión." title="El menú de la cuenta abierto, con Configuración y Cerrar sesión."/>
             <wp:cNvGraphicFramePr>
               <a:graphicFrameLocks xmlns:a="http://schemas.openxmlformats.org/drawingml/2006/main" noChangeAspect="1"/>
             </wp:cNvGraphicFramePr>
@@ -5590,7 +5656,7 @@
       <w:pPr>
         <w:pStyle w:val="Ttulo2"/>
       </w:pPr>
-      <w:bookmarkStart w:id="4" w:name="_Toc241747725"/>
+      <w:bookmarkStart w:id="4" w:name="_Toc241847952"/>
       <w:r>
         <w:t>La barra lateral</w:t>
       </w:r>
@@ -6131,10 +6197,10 @@
         </w:rPr>
         <w:lastRenderedPageBreak/>
         <w:drawing>
-          <wp:inline distT="0" distB="0" distL="0" distR="0" wp14:anchorId="0D0A5C77" wp14:editId="618A0783">
+          <wp:inline distT="0" distB="0" distL="0" distR="0" wp14:anchorId="68FA89DE" wp14:editId="6E87E5E2">
             <wp:extent cx="5715000" cy="5133975"/>
             <wp:effectExtent l="0" t="0" r="0" b="0"/>
-            <wp:docPr id="81" name="01-dashboard-sidebar.png" descr="La barra lateral completa de Administrador, con Modelado de datos y Migración." title="La barra lateral completa de Administrador, con Modelado de datos y Migración."/>
+            <wp:docPr id="83" name="01-dashboard-sidebar.png" descr="La barra lateral completa de Administrador, con Modelado de datos y Migración." title="La barra lateral completa de Administrador, con Modelado de datos y Migración."/>
             <wp:cNvGraphicFramePr>
               <a:graphicFrameLocks xmlns:a="http://schemas.openxmlformats.org/drawingml/2006/main" noChangeAspect="1"/>
             </wp:cNvGraphicFramePr>
@@ -6184,7 +6250,7 @@
         <w:pStyle w:val="Ttulo1"/>
         <w:pageBreakBefore/>
       </w:pPr>
-      <w:bookmarkStart w:id="5" w:name="_Toc241747726"/>
+      <w:bookmarkStart w:id="5" w:name="_Toc241847953"/>
       <w:r>
         <w:lastRenderedPageBreak/>
         <w:t>Configuración</w:t>
@@ -6214,10 +6280,10 @@
           <w:noProof/>
         </w:rPr>
         <w:drawing>
-          <wp:inline distT="0" distB="0" distL="0" distR="0" wp14:anchorId="074F14F8" wp14:editId="7FE4228A">
+          <wp:inline distT="0" distB="0" distL="0" distR="0" wp14:anchorId="6E8AFFF1" wp14:editId="6589AFAB">
             <wp:extent cx="5715000" cy="3571875"/>
             <wp:effectExtent l="0" t="0" r="0" b="0"/>
-            <wp:docPr id="82" name="04-settings.png" descr="La página Configuración con las tarjetas Idioma, Tema y Paleta de colores." title="La página Configuración con las tarjetas Idioma, Tema y Paleta de colores."/>
+            <wp:docPr id="84" name="04-settings.png" descr="La página Configuración con las tarjetas Idioma, Tema y Paleta de colores." title="La página Configuración con las tarjetas Idioma, Tema y Paleta de colores."/>
             <wp:cNvGraphicFramePr>
               <a:graphicFrameLocks xmlns:a="http://schemas.openxmlformats.org/drawingml/2006/main" noChangeAspect="1"/>
             </wp:cNvGraphicFramePr>
@@ -7563,7 +7629,7 @@
         <w:pStyle w:val="Ttulo1"/>
         <w:pageBreakBefore/>
       </w:pPr>
-      <w:bookmarkStart w:id="6" w:name="_Toc241747727"/>
+      <w:bookmarkStart w:id="6" w:name="_Toc241847954"/>
       <w:r>
         <w:lastRenderedPageBreak/>
         <w:t>Panel</w:t>
@@ -7596,10 +7662,10 @@
           <w:noProof/>
         </w:rPr>
         <w:drawing>
-          <wp:inline distT="0" distB="0" distL="0" distR="0" wp14:anchorId="6E0E0E07" wp14:editId="2C3D1329">
+          <wp:inline distT="0" distB="0" distL="0" distR="0" wp14:anchorId="6E251B58" wp14:editId="2096F236">
             <wp:extent cx="5715000" cy="5133975"/>
             <wp:effectExtent l="0" t="0" r="0" b="0"/>
-            <wp:docPr id="83" name="01-dashboard-sidebar.png" descr="El panel de Administrador con las tarjetas de resumen y la lista Mapas recientes." title="El panel de Administrador con las tarjetas de resumen y la lista Mapas recientes."/>
+            <wp:docPr id="85" name="01-dashboard-sidebar.png" descr="El panel de Administrador con las tarjetas de resumen y la lista Mapas recientes." title="El panel de Administrador con las tarjetas de resumen y la lista Mapas recientes."/>
             <wp:cNvGraphicFramePr>
               <a:graphicFrameLocks xmlns:a="http://schemas.openxmlformats.org/drawingml/2006/main" noChangeAspect="1"/>
             </wp:cNvGraphicFramePr>
@@ -8105,7 +8171,7 @@
         <w:pStyle w:val="Ttulo1"/>
         <w:pageBreakBefore/>
       </w:pPr>
-      <w:bookmarkStart w:id="7" w:name="_Toc241747728"/>
+      <w:bookmarkStart w:id="7" w:name="_Toc241847955"/>
       <w:r>
         <w:lastRenderedPageBreak/>
         <w:t>Mapas</w:t>
@@ -8135,10 +8201,10 @@
           <w:noProof/>
         </w:rPr>
         <w:drawing>
-          <wp:inline distT="0" distB="0" distL="0" distR="0" wp14:anchorId="3E14E609" wp14:editId="42C9AE74">
+          <wp:inline distT="0" distB="0" distL="0" distR="0" wp14:anchorId="59D6C32E" wp14:editId="1F0A9314">
             <wp:extent cx="5715000" cy="3429000"/>
             <wp:effectExtent l="0" t="0" r="0" b="0"/>
-            <wp:docPr id="84" name="02-maps-all.png" descr="La lista de Mapas, pestaña Todos, con todos los iconos de fila y la sección Libros de trabajo encima." title="La lista de Mapas, pestaña Todos, con todos los iconos de fila y la sección Libros de trabajo encima."/>
+            <wp:docPr id="86" name="02-maps-all.png" descr="La lista de Mapas, pestaña Todos, con todos los iconos de fila y la sección Libros de trabajo encima." title="La lista de Mapas, pestaña Todos, con todos los iconos de fila y la sección Libros de trabajo encima."/>
             <wp:cNvGraphicFramePr>
               <a:graphicFrameLocks xmlns:a="http://schemas.openxmlformats.org/drawingml/2006/main" noChangeAspect="1"/>
             </wp:cNvGraphicFramePr>
@@ -8187,7 +8253,7 @@
       <w:pPr>
         <w:pStyle w:val="Ttulo2"/>
       </w:pPr>
-      <w:bookmarkStart w:id="8" w:name="_Toc241747729"/>
+      <w:bookmarkStart w:id="8" w:name="_Toc241847956"/>
       <w:r>
         <w:t>La lista</w:t>
       </w:r>
@@ -9391,7 +9457,7 @@
       <w:pPr>
         <w:pStyle w:val="Ttulo2"/>
       </w:pPr>
-      <w:bookmarkStart w:id="9" w:name="_Toc241747730"/>
+      <w:bookmarkStart w:id="9" w:name="_Toc241847957"/>
       <w:r>
         <w:t>Libros de trabajo</w:t>
       </w:r>
@@ -9805,7 +9871,7 @@
       <w:pPr>
         <w:pStyle w:val="Ttulo2"/>
       </w:pPr>
-      <w:bookmarkStart w:id="10" w:name="_Toc241747731"/>
+      <w:bookmarkStart w:id="10" w:name="_Toc241847958"/>
       <w:r>
         <w:lastRenderedPageBreak/>
         <w:t>Compartir un mapa</w:t>
@@ -9828,10 +9894,10 @@
           <w:noProof/>
         </w:rPr>
         <w:drawing>
-          <wp:inline distT="0" distB="0" distL="0" distR="0" wp14:anchorId="4E36610C" wp14:editId="1735D916">
+          <wp:inline distT="0" distB="0" distL="0" distR="0" wp14:anchorId="73B93829" wp14:editId="23AC6B31">
             <wp:extent cx="3743325" cy="3895725"/>
             <wp:effectExtent l="0" t="0" r="0" b="0"/>
-            <wp:docPr id="85" name="03-share-dialog.png" descr="El cuadro Compartir mapa con un cuadro de búsqueda y los botones Puede ver, Puede exportar y Puede editar." title="El cuadro Compartir mapa con un cuadro de búsqueda y los botones Puede ver, Puede exportar y Puede editar."/>
+            <wp:docPr id="87" name="03-share-dialog.png" descr="El cuadro Compartir mapa con un cuadro de búsqueda y los botones Puede ver, Puede exportar y Puede editar." title="El cuadro Compartir mapa con un cuadro de búsqueda y los botones Puede ver, Puede exportar y Puede editar."/>
             <wp:cNvGraphicFramePr>
               <a:graphicFrameLocks xmlns:a="http://schemas.openxmlformats.org/drawingml/2006/main" noChangeAspect="1"/>
             </wp:cNvGraphicFramePr>
@@ -10305,7 +10371,7 @@
       <w:pPr>
         <w:pStyle w:val="Ttulo2"/>
       </w:pPr>
-      <w:bookmarkStart w:id="11" w:name="_Toc241747732"/>
+      <w:bookmarkStart w:id="11" w:name="_Toc241847959"/>
       <w:r>
         <w:lastRenderedPageBreak/>
         <w:t>Compartir un libro completo</w:t>
@@ -10361,7 +10427,7 @@
       <w:pPr>
         <w:pStyle w:val="Ttulo2"/>
       </w:pPr>
-      <w:bookmarkStart w:id="12" w:name="_Toc241747733"/>
+      <w:bookmarkStart w:id="12" w:name="_Toc241847960"/>
       <w:r>
         <w:t>Copiar un mapa</w:t>
       </w:r>
@@ -10376,7 +10442,7 @@
       <w:pPr>
         <w:pStyle w:val="Ttulo2"/>
       </w:pPr>
-      <w:bookmarkStart w:id="13" w:name="_Toc241747734"/>
+      <w:bookmarkStart w:id="13" w:name="_Toc241847961"/>
       <w:r>
         <w:t>Ejemplo: dar acceso de lectura a un compañero</w:t>
       </w:r>
@@ -10507,7 +10573,7 @@
         <w:pStyle w:val="Ttulo1"/>
         <w:pageBreakBefore/>
       </w:pPr>
-      <w:bookmarkStart w:id="14" w:name="_Toc241747735"/>
+      <w:bookmarkStart w:id="14" w:name="_Toc241847962"/>
       <w:r>
         <w:lastRenderedPageBreak/>
         <w:t>Generador de mapas</w:t>
@@ -10540,10 +10606,10 @@
           <w:noProof/>
         </w:rPr>
         <w:drawing>
-          <wp:inline distT="0" distB="0" distL="0" distR="0" wp14:anchorId="07D5DEA9" wp14:editId="32CBBFAE">
+          <wp:inline distT="0" distB="0" distL="0" distR="0" wp14:anchorId="2898F8AA" wp14:editId="0F885EA3">
             <wp:extent cx="5715000" cy="3571875"/>
             <wp:effectExtent l="0" t="0" r="0" b="0"/>
-            <wp:docPr id="86" name="05-builder-overview.png" descr="El generador de mapas con el árbol Áreas de negocio, el lienzo de columnas y el panel Propiedades." title="El generador de mapas con el árbol Áreas de negocio, el lienzo de columnas y el panel Propiedades."/>
+            <wp:docPr id="88" name="05-builder-overview.png" descr="El generador de mapas con el árbol Áreas de negocio, el lienzo de columnas y el panel Propiedades." title="El generador de mapas con el árbol Áreas de negocio, el lienzo de columnas y el panel Propiedades."/>
             <wp:cNvGraphicFramePr>
               <a:graphicFrameLocks xmlns:a="http://schemas.openxmlformats.org/drawingml/2006/main" noChangeAspect="1"/>
             </wp:cNvGraphicFramePr>
@@ -10592,7 +10658,7 @@
       <w:pPr>
         <w:pStyle w:val="Ttulo2"/>
       </w:pPr>
-      <w:bookmarkStart w:id="15" w:name="_Toc241747736"/>
+      <w:bookmarkStart w:id="15" w:name="_Toc241847963"/>
       <w:r>
         <w:t>La pantalla</w:t>
       </w:r>
@@ -10752,7 +10818,7 @@
       <w:pPr>
         <w:pStyle w:val="Ttulo2"/>
       </w:pPr>
-      <w:bookmarkStart w:id="16" w:name="_Toc241747737"/>
+      <w:bookmarkStart w:id="16" w:name="_Toc241847964"/>
       <w:r>
         <w:t>La barra de herramientas</w:t>
       </w:r>
@@ -11284,7 +11350,17 @@
               <w:spacing w:after="0"/>
             </w:pPr>
             <w:r>
-              <w:t>Guarda el mapa. No hay guardado automático.</w:t>
+              <w:t xml:space="preserve">Guarda el mapa. No hay guardado automático. Si nada ha cambiado, muestra </w:t>
+            </w:r>
+            <w:r>
+              <w:rPr>
+                <w:b/>
+                <w:bCs/>
+              </w:rPr>
+              <w:t>No hay cambios que guardar</w:t>
+            </w:r>
+            <w:r>
+              <w:t>.</w:t>
             </w:r>
           </w:p>
         </w:tc>
@@ -11968,7 +12044,7 @@
       <w:pPr>
         <w:pStyle w:val="Ttulo2"/>
       </w:pPr>
-      <w:bookmarkStart w:id="17" w:name="_Toc241747738"/>
+      <w:bookmarkStart w:id="17" w:name="_Toc241847965"/>
       <w:r>
         <w:t>Crear un mapa</w:t>
       </w:r>
@@ -12073,7 +12149,6 @@
     </w:p>
     <w:p>
       <w:r>
-        <w:lastRenderedPageBreak/>
         <w:t xml:space="preserve">La primera columna que agregue fija el área de negocio del mapa. Todas las demás columnas deben proceder de la misma área de negocio. El sistema rechaza una columna de otra área con </w:t>
       </w:r>
       <w:r>
@@ -12176,7 +12251,7 @@
       <w:pPr>
         <w:pStyle w:val="Ttulo2"/>
       </w:pPr>
-      <w:bookmarkStart w:id="18" w:name="_Toc241747739"/>
+      <w:bookmarkStart w:id="18" w:name="_Toc241847966"/>
       <w:r>
         <w:t>Configurar una columna</w:t>
       </w:r>
@@ -13007,6 +13082,7 @@
                 <w:b/>
                 <w:bCs/>
               </w:rPr>
+              <w:lastRenderedPageBreak/>
               <w:t>Solo consulta, no mostrar</w:t>
             </w:r>
           </w:p>
@@ -14735,6 +14811,7 @@
                 <w:bCs/>
                 <w:color w:val="FFFFFF"/>
               </w:rPr>
+              <w:lastRenderedPageBreak/>
               <w:t>Opción (Borde de la tabla cruzada)</w:t>
             </w:r>
           </w:p>
@@ -14938,7 +15015,6 @@
                 <w:b/>
                 <w:bCs/>
               </w:rPr>
-              <w:lastRenderedPageBreak/>
               <w:t>En la parte superior</w:t>
             </w:r>
           </w:p>
@@ -14986,10 +15062,10 @@
           <w:noProof/>
         </w:rPr>
         <w:drawing>
-          <wp:inline distT="0" distB="0" distL="0" distR="0" wp14:anchorId="4D853839" wp14:editId="0ACABD86">
+          <wp:inline distT="0" distB="0" distL="0" distR="0" wp14:anchorId="7DA354A0" wp14:editId="7DF26DEA">
             <wp:extent cx="5715000" cy="3571875"/>
             <wp:effectExtent l="0" t="0" r="0" b="0"/>
-            <wp:docPr id="87" name="08-builder-column-aggregation.png" descr="El cuadro Configurar columna con la lista Agregación abierta." title="El cuadro Configurar columna con la lista Agregación abierta."/>
+            <wp:docPr id="89" name="08-builder-column-aggregation.png" descr="El cuadro Configurar columna con la lista Agregación abierta." title="El cuadro Configurar columna con la lista Agregación abierta."/>
             <wp:cNvGraphicFramePr>
               <a:graphicFrameLocks xmlns:a="http://schemas.openxmlformats.org/drawingml/2006/main" noChangeAspect="1"/>
             </wp:cNvGraphicFramePr>
@@ -15038,7 +15114,7 @@
       <w:pPr>
         <w:pStyle w:val="Ttulo2"/>
       </w:pPr>
-      <w:bookmarkStart w:id="19" w:name="_Toc241747740"/>
+      <w:bookmarkStart w:id="19" w:name="_Toc241847967"/>
       <w:r>
         <w:t>La pestaña Propiedades</w:t>
       </w:r>
@@ -15475,6 +15551,7 @@
                 <w:bCs/>
                 <w:color w:val="FFFFFF"/>
               </w:rPr>
+              <w:lastRenderedPageBreak/>
               <w:t>Opción (Insertar variable)</w:t>
             </w:r>
           </w:p>
@@ -15615,7 +15692,6 @@
               <w:spacing w:after="0"/>
             </w:pPr>
             <w:r>
-              <w:lastRenderedPageBreak/>
               <w:t>Hora de ejecución (</w:t>
             </w:r>
             <w:r>
@@ -15886,7 +15962,7 @@
       <w:pPr>
         <w:pStyle w:val="Ttulo2"/>
       </w:pPr>
-      <w:bookmarkStart w:id="20" w:name="_Toc241747741"/>
+      <w:bookmarkStart w:id="20" w:name="_Toc241847968"/>
       <w:r>
         <w:t>La pestaña Condiciones</w:t>
       </w:r>
@@ -17264,6 +17340,7 @@
               <w:spacing w:after="0"/>
             </w:pPr>
             <w:r>
+              <w:lastRenderedPageBreak/>
               <w:t>IN</w:t>
             </w:r>
           </w:p>
@@ -17326,7 +17403,6 @@
               <w:spacing w:after="0"/>
             </w:pPr>
             <w:r>
-              <w:lastRenderedPageBreak/>
               <w:t>BETWEEN</w:t>
             </w:r>
           </w:p>
@@ -17429,7 +17505,7 @@
       <w:pPr>
         <w:pStyle w:val="Ttulo2"/>
       </w:pPr>
-      <w:bookmarkStart w:id="21" w:name="_Toc241747742"/>
+      <w:bookmarkStart w:id="21" w:name="_Toc241847969"/>
       <w:r>
         <w:t>La pestaña Ordenación</w:t>
       </w:r>
@@ -17874,7 +17950,7 @@
       <w:pPr>
         <w:pStyle w:val="Ttulo2"/>
       </w:pPr>
-      <w:bookmarkStart w:id="22" w:name="_Toc241747743"/>
+      <w:bookmarkStart w:id="22" w:name="_Toc241847970"/>
       <w:r>
         <w:t>La pestaña Parámetros</w:t>
       </w:r>
@@ -18784,9 +18860,8 @@
       <w:pPr>
         <w:pStyle w:val="Ttulo2"/>
       </w:pPr>
-      <w:bookmarkStart w:id="23" w:name="_Toc241747744"/>
-      <w:r>
-        <w:lastRenderedPageBreak/>
+      <w:bookmarkStart w:id="23" w:name="_Toc241847971"/>
+      <w:r>
         <w:t>La pestaña Campos calculados</w:t>
       </w:r>
       <w:bookmarkEnd w:id="23"/>
@@ -19683,7 +19758,7 @@
       <w:pPr>
         <w:pStyle w:val="Ttulo2"/>
       </w:pPr>
-      <w:bookmarkStart w:id="24" w:name="_Toc241747745"/>
+      <w:bookmarkStart w:id="24" w:name="_Toc241847972"/>
       <w:r>
         <w:t>Formato condicional</w:t>
       </w:r>
@@ -20122,6 +20197,7 @@
                 <w:b/>
                 <w:bCs/>
               </w:rPr>
+              <w:lastRenderedPageBreak/>
               <w:t>Valor</w:t>
             </w:r>
           </w:p>
@@ -20274,7 +20350,6 @@
                 <w:b/>
                 <w:bCs/>
               </w:rPr>
-              <w:lastRenderedPageBreak/>
               <w:t>Negrita</w:t>
             </w:r>
             <w:r>
@@ -21077,7 +21152,7 @@
       <w:pPr>
         <w:pStyle w:val="Ttulo2"/>
       </w:pPr>
-      <w:bookmarkStart w:id="25" w:name="_Toc241747746"/>
+      <w:bookmarkStart w:id="25" w:name="_Toc241847973"/>
       <w:r>
         <w:t>Ejecutar un mapa y leer el resultado</w:t>
       </w:r>
@@ -21805,7 +21880,6 @@
                 <w:bCs/>
                 <w:color w:val="FFFFFF"/>
               </w:rPr>
-              <w:lastRenderedPageBreak/>
               <w:t>Opción</w:t>
             </w:r>
           </w:p>
@@ -22149,10 +22223,10 @@
           <w:noProof/>
         </w:rPr>
         <w:drawing>
-          <wp:inline distT="0" distB="0" distL="0" distR="0" wp14:anchorId="1ED576DA" wp14:editId="7E3D535F">
+          <wp:inline distT="0" distB="0" distL="0" distR="0" wp14:anchorId="586FAA82" wp14:editId="4EED2AD9">
             <wp:extent cx="5715000" cy="3571875"/>
             <wp:effectExtent l="0" t="0" r="0" b="0"/>
-            <wp:docPr id="88" name="03-viewer-results.png" descr="Los resultados de una ejecución con los botones SQL y Plan junto a los botones Excel, CSV y PDF." title="Los resultados de una ejecución con los botones SQL y Plan junto a los botones Excel, CSV y PDF."/>
+            <wp:docPr id="90" name="03-viewer-results.png" descr="Los resultados de una ejecución con los botones SQL y Plan junto a los botones Excel, CSV y PDF." title="Los resultados de una ejecución con los botones SQL y Plan junto a los botones Excel, CSV y PDF."/>
             <wp:cNvGraphicFramePr>
               <a:graphicFrameLocks xmlns:a="http://schemas.openxmlformats.org/drawingml/2006/main" noChangeAspect="1"/>
             </wp:cNvGraphicFramePr>
@@ -22216,7 +22290,7 @@
       <w:pPr>
         <w:pStyle w:val="Ttulo2"/>
       </w:pPr>
-      <w:bookmarkStart w:id="26" w:name="_Toc241747747"/>
+      <w:bookmarkStart w:id="26" w:name="_Toc241847974"/>
       <w:r>
         <w:t>Rechazos y errores</w:t>
       </w:r>
@@ -22425,6 +22499,7 @@
               <w:spacing w:after="0"/>
             </w:pPr>
             <w:r>
+              <w:lastRenderedPageBreak/>
               <w:t>Una combinación no tiene condición</w:t>
             </w:r>
           </w:p>
@@ -22487,7 +22562,6 @@
               <w:spacing w:after="0"/>
             </w:pPr>
             <w:r>
-              <w:lastRenderedPageBreak/>
               <w:t>Una combinación está configurada en ambos sentidos a la vez</w:t>
             </w:r>
           </w:p>
@@ -22855,7 +22929,7 @@
         <w:pStyle w:val="Ttulo1"/>
         <w:pageBreakBefore/>
       </w:pPr>
-      <w:bookmarkStart w:id="27" w:name="_Toc241747748"/>
+      <w:bookmarkStart w:id="27" w:name="_Toc241847975"/>
       <w:r>
         <w:lastRenderedPageBreak/>
         <w:t>El visor de mapas</w:t>
@@ -22888,10 +22962,10 @@
           <w:noProof/>
         </w:rPr>
         <w:drawing>
-          <wp:inline distT="0" distB="0" distL="0" distR="0" wp14:anchorId="11B45CF9" wp14:editId="4F5F80DE">
+          <wp:inline distT="0" distB="0" distL="0" distR="0" wp14:anchorId="7B9196B4" wp14:editId="1B4F695C">
             <wp:extent cx="5715000" cy="3571875"/>
             <wp:effectExtent l="0" t="0" r="0" b="0"/>
-            <wp:docPr id="89" name="25-viewer-results.png" descr="El visor de mapas tras una ejecución completada, con la cuadrícula de resultados y los botones de exportación." title="El visor de mapas tras una ejecución completada, con la cuadrícula de resultados y los botones de exportación."/>
+            <wp:docPr id="91" name="25-viewer-results.png" descr="El visor de mapas tras una ejecución completada, con la cuadrícula de resultados y los botones de exportación." title="El visor de mapas tras una ejecución completada, con la cuadrícula de resultados y los botones de exportación."/>
             <wp:cNvGraphicFramePr>
               <a:graphicFrameLocks xmlns:a="http://schemas.openxmlformats.org/drawingml/2006/main" noChangeAspect="1"/>
             </wp:cNvGraphicFramePr>
@@ -23493,7 +23567,7 @@
         <w:pStyle w:val="Ttulo1"/>
         <w:pageBreakBefore/>
       </w:pPr>
-      <w:bookmarkStart w:id="28" w:name="_Toc241747749"/>
+      <w:bookmarkStart w:id="28" w:name="_Toc241847976"/>
       <w:r>
         <w:lastRenderedPageBreak/>
         <w:t>Ejecuciones</w:t>
@@ -23523,10 +23597,10 @@
           <w:noProof/>
         </w:rPr>
         <w:drawing>
-          <wp:inline distT="0" distB="0" distL="0" distR="0" wp14:anchorId="1DDF9845" wp14:editId="25E15DD1">
+          <wp:inline distT="0" distB="0" distL="0" distR="0" wp14:anchorId="5089AC89" wp14:editId="4CACF3DD">
             <wp:extent cx="5715000" cy="3571875"/>
             <wp:effectExtent l="0" t="0" r="0" b="0"/>
-            <wp:docPr id="90" name="04-runs-every-user.png" descr="La página Ejecuciones mostrando las ejecuciones de todos los usuarios." title="La página Ejecuciones mostrando las ejecuciones de todos los usuarios."/>
+            <wp:docPr id="92" name="04-runs-every-user.png" descr="La página Ejecuciones mostrando las ejecuciones de todos los usuarios." title="La página Ejecuciones mostrando las ejecuciones de todos los usuarios."/>
             <wp:cNvGraphicFramePr>
               <a:graphicFrameLocks xmlns:a="http://schemas.openxmlformats.org/drawingml/2006/main" noChangeAspect="1"/>
             </wp:cNvGraphicFramePr>
@@ -24853,7 +24927,7 @@
         <w:pStyle w:val="Ttulo1"/>
         <w:pageBreakBefore/>
       </w:pPr>
-      <w:bookmarkStart w:id="29" w:name="_Toc241747750"/>
+      <w:bookmarkStart w:id="29" w:name="_Toc241847977"/>
       <w:r>
         <w:lastRenderedPageBreak/>
         <w:t>Exportaciones</w:t>
@@ -24883,10 +24957,10 @@
           <w:noProof/>
         </w:rPr>
         <w:drawing>
-          <wp:inline distT="0" distB="0" distL="0" distR="0" wp14:anchorId="51D8F118" wp14:editId="0AA5FB37">
+          <wp:inline distT="0" distB="0" distL="0" distR="0" wp14:anchorId="221434F0" wp14:editId="7C3F91E2">
             <wp:extent cx="5715000" cy="3571875"/>
             <wp:effectExtent l="0" t="0" r="0" b="0"/>
-            <wp:docPr id="91" name="05-exports.png" descr="La página Exportaciones con la lista de trabajos de exportación, su estado y los botones de descarga." title="La página Exportaciones con la lista de trabajos de exportación, su estado y los botones de descarga."/>
+            <wp:docPr id="93" name="05-exports.png" descr="La página Exportaciones con la lista de trabajos de exportación, su estado y los botones de descarga." title="La página Exportaciones con la lista de trabajos de exportación, su estado y los botones de descarga."/>
             <wp:cNvGraphicFramePr>
               <a:graphicFrameLocks xmlns:a="http://schemas.openxmlformats.org/drawingml/2006/main" noChangeAspect="1"/>
             </wp:cNvGraphicFramePr>
@@ -25564,7 +25638,7 @@
         <w:pStyle w:val="Ttulo1"/>
         <w:pageBreakBefore/>
       </w:pPr>
-      <w:bookmarkStart w:id="30" w:name="_Toc241747751"/>
+      <w:bookmarkStart w:id="30" w:name="_Toc241847978"/>
       <w:r>
         <w:lastRenderedPageBreak/>
         <w:t>Programaciones</w:t>
@@ -25597,10 +25671,10 @@
           <w:noProof/>
         </w:rPr>
         <w:drawing>
-          <wp:inline distT="0" distB="0" distL="0" distR="0" wp14:anchorId="1CA32A20" wp14:editId="3A93C97E">
+          <wp:inline distT="0" distB="0" distL="0" distR="0" wp14:anchorId="2DCC7BDF" wp14:editId="18B8DBBA">
             <wp:extent cx="5715000" cy="3571875"/>
             <wp:effectExtent l="0" t="0" r="0" b="0"/>
-            <wp:docPr id="92" name="38-schedules-list.png" descr="La página Programaciones con una programación en pausa y sus iconos de acción." title="La página Programaciones con una programación en pausa y sus iconos de acción."/>
+            <wp:docPr id="94" name="38-schedules-list.png" descr="La página Programaciones con una programación en pausa y sus iconos de acción." title="La página Programaciones con una programación en pausa y sus iconos de acción."/>
             <wp:cNvGraphicFramePr>
               <a:graphicFrameLocks xmlns:a="http://schemas.openxmlformats.org/drawingml/2006/main" noChangeAspect="1"/>
             </wp:cNvGraphicFramePr>
@@ -26308,7 +26382,7 @@
       <w:pPr>
         <w:pStyle w:val="Ttulo2"/>
       </w:pPr>
-      <w:bookmarkStart w:id="31" w:name="_Toc241747752"/>
+      <w:bookmarkStart w:id="31" w:name="_Toc241847979"/>
       <w:r>
         <w:t>Nueva programación y Editar programación</w:t>
       </w:r>
@@ -26718,7 +26792,7 @@
                 <w:b/>
                 <w:bCs/>
               </w:rPr>
-              <w:t>Expresión cron</w:t>
+              <w:t>Hora</w:t>
             </w:r>
           </w:p>
         </w:tc>
@@ -26743,14 +26817,14 @@
               <w:spacing w:after="0"/>
             </w:pPr>
             <w:r>
-              <w:t xml:space="preserve">El horario en cinco campos. Solo se muestra para </w:t>
-            </w:r>
-            <w:r>
-              <w:rPr>
-                <w:b/>
-                <w:bCs/>
-              </w:rPr>
-              <w:t>Personalizada</w:t>
+              <w:t xml:space="preserve">La hora y el minuto de la ejecución. Se muestra para todas las frecuencias excepto </w:t>
+            </w:r>
+            <w:r>
+              <w:rPr>
+                <w:b/>
+                <w:bCs/>
+              </w:rPr>
+              <w:t>Personalizado (cron)</w:t>
             </w:r>
             <w:r>
               <w:t>.</w:t>
@@ -26794,7 +26868,7 @@
                 <w:b/>
                 <w:bCs/>
               </w:rPr>
-              <w:t>Válida desde (opcional)</w:t>
+              <w:t>Día de la semana</w:t>
             </w:r>
           </w:p>
         </w:tc>
@@ -26820,7 +26894,17 @@
               <w:spacing w:after="0"/>
             </w:pPr>
             <w:r>
-              <w:t>El horario empieza en esta fecha y hora.</w:t>
+              <w:t xml:space="preserve">Se muestra para </w:t>
+            </w:r>
+            <w:r>
+              <w:rPr>
+                <w:b/>
+                <w:bCs/>
+              </w:rPr>
+              <w:t>Semanal</w:t>
+            </w:r>
+            <w:r>
+              <w:t>.</w:t>
             </w:r>
           </w:p>
         </w:tc>
@@ -26860,7 +26944,7 @@
                 <w:b/>
                 <w:bCs/>
               </w:rPr>
-              <w:t>Válida hasta (opcional)</w:t>
+              <w:t>Día del mes</w:t>
             </w:r>
           </w:p>
         </w:tc>
@@ -26885,7 +26969,37 @@
               <w:spacing w:after="0"/>
             </w:pPr>
             <w:r>
-              <w:t>El horario se detiene después de esta fecha y hora.</w:t>
+              <w:t xml:space="preserve">Del 1 al 28, o </w:t>
+            </w:r>
+            <w:r>
+              <w:rPr>
+                <w:b/>
+                <w:bCs/>
+              </w:rPr>
+              <w:t>Último día</w:t>
+            </w:r>
+            <w:r>
+              <w:t xml:space="preserve">. Los días 29 a 31 no se ofrecen, así que no se salta ningún mes corto. Se muestra para </w:t>
+            </w:r>
+            <w:r>
+              <w:rPr>
+                <w:b/>
+                <w:bCs/>
+              </w:rPr>
+              <w:t>Mensual</w:t>
+            </w:r>
+            <w:r>
+              <w:t xml:space="preserve">, las frecuencias más largas y </w:t>
+            </w:r>
+            <w:r>
+              <w:rPr>
+                <w:b/>
+                <w:bCs/>
+              </w:rPr>
+              <w:t>Anual</w:t>
+            </w:r>
+            <w:r>
+              <w:t>.</w:t>
             </w:r>
           </w:p>
         </w:tc>
@@ -26926,7 +27040,7 @@
                 <w:b/>
                 <w:bCs/>
               </w:rPr>
-              <w:t>Formato de salida</w:t>
+              <w:t>Mes</w:t>
             </w:r>
           </w:p>
         </w:tc>
@@ -26952,7 +27066,17 @@
               <w:spacing w:after="0"/>
             </w:pPr>
             <w:r>
-              <w:t>El tipo de archivo del resultado guardado.</w:t>
+              <w:t xml:space="preserve">Se muestra para </w:t>
+            </w:r>
+            <w:r>
+              <w:rPr>
+                <w:b/>
+                <w:bCs/>
+              </w:rPr>
+              <w:t>Anual</w:t>
+            </w:r>
+            <w:r>
+              <w:t>.</w:t>
             </w:r>
           </w:p>
         </w:tc>
@@ -26992,6 +27116,280 @@
                 <w:b/>
                 <w:bCs/>
               </w:rPr>
+              <w:t>Expresión cron</w:t>
+            </w:r>
+          </w:p>
+        </w:tc>
+        <w:tc>
+          <w:tcPr>
+            <w:tcW w:w="4513" w:type="dxa"/>
+            <w:tcBorders>
+              <w:top w:val="single" w:sz="4" w:space="0" w:color="BFC7D1"/>
+              <w:left w:val="single" w:sz="4" w:space="0" w:color="BFC7D1"/>
+              <w:bottom w:val="single" w:sz="4" w:space="0" w:color="BFC7D1"/>
+              <w:right w:val="single" w:sz="4" w:space="0" w:color="BFC7D1"/>
+            </w:tcBorders>
+            <w:tcMar>
+              <w:top w:w="60" w:type="dxa"/>
+              <w:left w:w="100" w:type="dxa"/>
+              <w:bottom w:w="60" w:type="dxa"/>
+              <w:right w:w="100" w:type="dxa"/>
+            </w:tcMar>
+          </w:tcPr>
+          <w:p>
+            <w:pPr>
+              <w:spacing w:after="0"/>
+            </w:pPr>
+            <w:r>
+              <w:t xml:space="preserve">El horario en cinco campos. Solo se muestra para </w:t>
+            </w:r>
+            <w:r>
+              <w:rPr>
+                <w:b/>
+                <w:bCs/>
+              </w:rPr>
+              <w:t>Personalizado (cron)</w:t>
+            </w:r>
+            <w:r>
+              <w:t>.</w:t>
+            </w:r>
+          </w:p>
+        </w:tc>
+      </w:tr>
+      <w:tr>
+        <w:tblPrEx>
+          <w:tblCellMar>
+            <w:top w:w="0" w:type="dxa"/>
+            <w:bottom w:w="0" w:type="dxa"/>
+          </w:tblCellMar>
+        </w:tblPrEx>
+        <w:trPr>
+          <w:cantSplit/>
+        </w:trPr>
+        <w:tc>
+          <w:tcPr>
+            <w:tcW w:w="4513" w:type="dxa"/>
+            <w:tcBorders>
+              <w:top w:val="single" w:sz="4" w:space="0" w:color="BFC7D1"/>
+              <w:left w:val="single" w:sz="4" w:space="0" w:color="BFC7D1"/>
+              <w:bottom w:val="single" w:sz="4" w:space="0" w:color="BFC7D1"/>
+              <w:right w:val="single" w:sz="4" w:space="0" w:color="BFC7D1"/>
+            </w:tcBorders>
+            <w:shd w:val="clear" w:color="auto" w:fill="F3F6F9"/>
+            <w:tcMar>
+              <w:top w:w="60" w:type="dxa"/>
+              <w:left w:w="100" w:type="dxa"/>
+              <w:bottom w:w="60" w:type="dxa"/>
+              <w:right w:w="100" w:type="dxa"/>
+            </w:tcMar>
+          </w:tcPr>
+          <w:p>
+            <w:pPr>
+              <w:spacing w:after="0"/>
+            </w:pPr>
+            <w:r>
+              <w:rPr>
+                <w:b/>
+                <w:bCs/>
+              </w:rPr>
+              <w:t>Válida desde (opcional)</w:t>
+            </w:r>
+          </w:p>
+        </w:tc>
+        <w:tc>
+          <w:tcPr>
+            <w:tcW w:w="4513" w:type="dxa"/>
+            <w:tcBorders>
+              <w:top w:val="single" w:sz="4" w:space="0" w:color="BFC7D1"/>
+              <w:left w:val="single" w:sz="4" w:space="0" w:color="BFC7D1"/>
+              <w:bottom w:val="single" w:sz="4" w:space="0" w:color="BFC7D1"/>
+              <w:right w:val="single" w:sz="4" w:space="0" w:color="BFC7D1"/>
+            </w:tcBorders>
+            <w:shd w:val="clear" w:color="auto" w:fill="F3F6F9"/>
+            <w:tcMar>
+              <w:top w:w="60" w:type="dxa"/>
+              <w:left w:w="100" w:type="dxa"/>
+              <w:bottom w:w="60" w:type="dxa"/>
+              <w:right w:w="100" w:type="dxa"/>
+            </w:tcMar>
+          </w:tcPr>
+          <w:p>
+            <w:pPr>
+              <w:spacing w:after="0"/>
+            </w:pPr>
+            <w:r>
+              <w:t>El horario empieza en esta fecha y hora.</w:t>
+            </w:r>
+          </w:p>
+        </w:tc>
+      </w:tr>
+      <w:tr>
+        <w:tblPrEx>
+          <w:tblCellMar>
+            <w:top w:w="0" w:type="dxa"/>
+            <w:bottom w:w="0" w:type="dxa"/>
+          </w:tblCellMar>
+        </w:tblPrEx>
+        <w:trPr>
+          <w:cantSplit/>
+        </w:trPr>
+        <w:tc>
+          <w:tcPr>
+            <w:tcW w:w="4513" w:type="dxa"/>
+            <w:tcBorders>
+              <w:top w:val="single" w:sz="4" w:space="0" w:color="BFC7D1"/>
+              <w:left w:val="single" w:sz="4" w:space="0" w:color="BFC7D1"/>
+              <w:bottom w:val="single" w:sz="4" w:space="0" w:color="BFC7D1"/>
+              <w:right w:val="single" w:sz="4" w:space="0" w:color="BFC7D1"/>
+            </w:tcBorders>
+            <w:tcMar>
+              <w:top w:w="60" w:type="dxa"/>
+              <w:left w:w="100" w:type="dxa"/>
+              <w:bottom w:w="60" w:type="dxa"/>
+              <w:right w:w="100" w:type="dxa"/>
+            </w:tcMar>
+          </w:tcPr>
+          <w:p>
+            <w:pPr>
+              <w:spacing w:after="0"/>
+            </w:pPr>
+            <w:r>
+              <w:rPr>
+                <w:b/>
+                <w:bCs/>
+              </w:rPr>
+              <w:t>Válida hasta (opcional)</w:t>
+            </w:r>
+          </w:p>
+        </w:tc>
+        <w:tc>
+          <w:tcPr>
+            <w:tcW w:w="4513" w:type="dxa"/>
+            <w:tcBorders>
+              <w:top w:val="single" w:sz="4" w:space="0" w:color="BFC7D1"/>
+              <w:left w:val="single" w:sz="4" w:space="0" w:color="BFC7D1"/>
+              <w:bottom w:val="single" w:sz="4" w:space="0" w:color="BFC7D1"/>
+              <w:right w:val="single" w:sz="4" w:space="0" w:color="BFC7D1"/>
+            </w:tcBorders>
+            <w:tcMar>
+              <w:top w:w="60" w:type="dxa"/>
+              <w:left w:w="100" w:type="dxa"/>
+              <w:bottom w:w="60" w:type="dxa"/>
+              <w:right w:w="100" w:type="dxa"/>
+            </w:tcMar>
+          </w:tcPr>
+          <w:p>
+            <w:pPr>
+              <w:spacing w:after="0"/>
+            </w:pPr>
+            <w:r>
+              <w:t>El horario se detiene después de esta fecha y hora.</w:t>
+            </w:r>
+          </w:p>
+        </w:tc>
+      </w:tr>
+      <w:tr>
+        <w:tblPrEx>
+          <w:tblCellMar>
+            <w:top w:w="0" w:type="dxa"/>
+            <w:bottom w:w="0" w:type="dxa"/>
+          </w:tblCellMar>
+        </w:tblPrEx>
+        <w:trPr>
+          <w:cantSplit/>
+        </w:trPr>
+        <w:tc>
+          <w:tcPr>
+            <w:tcW w:w="4513" w:type="dxa"/>
+            <w:tcBorders>
+              <w:top w:val="single" w:sz="4" w:space="0" w:color="BFC7D1"/>
+              <w:left w:val="single" w:sz="4" w:space="0" w:color="BFC7D1"/>
+              <w:bottom w:val="single" w:sz="4" w:space="0" w:color="BFC7D1"/>
+              <w:right w:val="single" w:sz="4" w:space="0" w:color="BFC7D1"/>
+            </w:tcBorders>
+            <w:shd w:val="clear" w:color="auto" w:fill="F3F6F9"/>
+            <w:tcMar>
+              <w:top w:w="60" w:type="dxa"/>
+              <w:left w:w="100" w:type="dxa"/>
+              <w:bottom w:w="60" w:type="dxa"/>
+              <w:right w:w="100" w:type="dxa"/>
+            </w:tcMar>
+          </w:tcPr>
+          <w:p>
+            <w:pPr>
+              <w:spacing w:after="0"/>
+            </w:pPr>
+            <w:r>
+              <w:rPr>
+                <w:b/>
+                <w:bCs/>
+              </w:rPr>
+              <w:t>Formato de salida</w:t>
+            </w:r>
+          </w:p>
+        </w:tc>
+        <w:tc>
+          <w:tcPr>
+            <w:tcW w:w="4513" w:type="dxa"/>
+            <w:tcBorders>
+              <w:top w:val="single" w:sz="4" w:space="0" w:color="BFC7D1"/>
+              <w:left w:val="single" w:sz="4" w:space="0" w:color="BFC7D1"/>
+              <w:bottom w:val="single" w:sz="4" w:space="0" w:color="BFC7D1"/>
+              <w:right w:val="single" w:sz="4" w:space="0" w:color="BFC7D1"/>
+            </w:tcBorders>
+            <w:shd w:val="clear" w:color="auto" w:fill="F3F6F9"/>
+            <w:tcMar>
+              <w:top w:w="60" w:type="dxa"/>
+              <w:left w:w="100" w:type="dxa"/>
+              <w:bottom w:w="60" w:type="dxa"/>
+              <w:right w:w="100" w:type="dxa"/>
+            </w:tcMar>
+          </w:tcPr>
+          <w:p>
+            <w:pPr>
+              <w:spacing w:after="0"/>
+            </w:pPr>
+            <w:r>
+              <w:t>El tipo de archivo del resultado guardado.</w:t>
+            </w:r>
+          </w:p>
+        </w:tc>
+      </w:tr>
+      <w:tr>
+        <w:tblPrEx>
+          <w:tblCellMar>
+            <w:top w:w="0" w:type="dxa"/>
+            <w:bottom w:w="0" w:type="dxa"/>
+          </w:tblCellMar>
+        </w:tblPrEx>
+        <w:trPr>
+          <w:cantSplit/>
+        </w:trPr>
+        <w:tc>
+          <w:tcPr>
+            <w:tcW w:w="4513" w:type="dxa"/>
+            <w:tcBorders>
+              <w:top w:val="single" w:sz="4" w:space="0" w:color="BFC7D1"/>
+              <w:left w:val="single" w:sz="4" w:space="0" w:color="BFC7D1"/>
+              <w:bottom w:val="single" w:sz="4" w:space="0" w:color="BFC7D1"/>
+              <w:right w:val="single" w:sz="4" w:space="0" w:color="BFC7D1"/>
+            </w:tcBorders>
+            <w:tcMar>
+              <w:top w:w="60" w:type="dxa"/>
+              <w:left w:w="100" w:type="dxa"/>
+              <w:bottom w:w="60" w:type="dxa"/>
+              <w:right w:w="100" w:type="dxa"/>
+            </w:tcMar>
+          </w:tcPr>
+          <w:p>
+            <w:pPr>
+              <w:spacing w:after="0"/>
+            </w:pPr>
+            <w:r>
+              <w:rPr>
+                <w:b/>
+                <w:bCs/>
+              </w:rPr>
               <w:t>Valores predefinidos de parámetros</w:t>
             </w:r>
           </w:p>
@@ -27017,7 +27415,7 @@
               <w:spacing w:after="0"/>
             </w:pPr>
             <w:r>
-              <w:t>Un valor fijo para cada parámetro del mapa. Solo se muestra si el mapa tiene parámetros.</w:t>
+              <w:t>El valor de cada parámetro del mapa: fijo o relativo a la fecha de ejecución (vea más abajo). Solo se muestra si el mapa tiene parámetros.</w:t>
             </w:r>
           </w:p>
         </w:tc>
@@ -27113,8 +27511,8 @@
         <w:tblLook w:val="0000" w:firstRow="0" w:lastRow="0" w:firstColumn="0" w:lastColumn="0" w:noHBand="0" w:noVBand="0"/>
       </w:tblPr>
       <w:tblGrid>
-        <w:gridCol w:w="4037"/>
-        <w:gridCol w:w="4989"/>
+        <w:gridCol w:w="3124"/>
+        <w:gridCol w:w="5902"/>
       </w:tblGrid>
       <w:tr>
         <w:tblPrEx>
@@ -27129,7 +27527,7 @@
         </w:trPr>
         <w:tc>
           <w:tcPr>
-            <w:tcW w:w="4037" w:type="dxa"/>
+            <w:tcW w:w="3124" w:type="dxa"/>
             <w:tcBorders>
               <w:top w:val="single" w:sz="4" w:space="0" w:color="BFC7D1"/>
               <w:left w:val="single" w:sz="4" w:space="0" w:color="BFC7D1"/>
@@ -27160,7 +27558,7 @@
         </w:tc>
         <w:tc>
           <w:tcPr>
-            <w:tcW w:w="4989" w:type="dxa"/>
+            <w:tcW w:w="5902" w:type="dxa"/>
             <w:tcBorders>
               <w:top w:val="single" w:sz="4" w:space="0" w:color="BFC7D1"/>
               <w:left w:val="single" w:sz="4" w:space="0" w:color="BFC7D1"/>
@@ -27202,55 +27600,65 @@
         </w:trPr>
         <w:tc>
           <w:tcPr>
-            <w:tcW w:w="4037" w:type="dxa"/>
-            <w:tcBorders>
-              <w:top w:val="single" w:sz="4" w:space="0" w:color="BFC7D1"/>
-              <w:left w:val="single" w:sz="4" w:space="0" w:color="BFC7D1"/>
-              <w:bottom w:val="single" w:sz="4" w:space="0" w:color="BFC7D1"/>
-              <w:right w:val="single" w:sz="4" w:space="0" w:color="BFC7D1"/>
-            </w:tcBorders>
-            <w:tcMar>
-              <w:top w:w="60" w:type="dxa"/>
-              <w:left w:w="100" w:type="dxa"/>
-              <w:bottom w:w="60" w:type="dxa"/>
-              <w:right w:w="100" w:type="dxa"/>
-            </w:tcMar>
-          </w:tcPr>
-          <w:p>
-            <w:pPr>
-              <w:spacing w:after="0"/>
-            </w:pPr>
-            <w:r>
-              <w:rPr>
-                <w:b/>
-                <w:bCs/>
-              </w:rPr>
-              <w:t>Diaria (medianoche)</w:t>
-            </w:r>
-          </w:p>
-        </w:tc>
-        <w:tc>
-          <w:tcPr>
-            <w:tcW w:w="4989" w:type="dxa"/>
-            <w:tcBorders>
-              <w:top w:val="single" w:sz="4" w:space="0" w:color="BFC7D1"/>
-              <w:left w:val="single" w:sz="4" w:space="0" w:color="BFC7D1"/>
-              <w:bottom w:val="single" w:sz="4" w:space="0" w:color="BFC7D1"/>
-              <w:right w:val="single" w:sz="4" w:space="0" w:color="BFC7D1"/>
-            </w:tcBorders>
-            <w:tcMar>
-              <w:top w:w="60" w:type="dxa"/>
-              <w:left w:w="100" w:type="dxa"/>
-              <w:bottom w:w="60" w:type="dxa"/>
-              <w:right w:w="100" w:type="dxa"/>
-            </w:tcMar>
-          </w:tcPr>
-          <w:p>
-            <w:pPr>
-              <w:spacing w:after="0"/>
-            </w:pPr>
-            <w:r>
-              <w:t>Cada día a las 00:00.</w:t>
+            <w:tcW w:w="3124" w:type="dxa"/>
+            <w:tcBorders>
+              <w:top w:val="single" w:sz="4" w:space="0" w:color="BFC7D1"/>
+              <w:left w:val="single" w:sz="4" w:space="0" w:color="BFC7D1"/>
+              <w:bottom w:val="single" w:sz="4" w:space="0" w:color="BFC7D1"/>
+              <w:right w:val="single" w:sz="4" w:space="0" w:color="BFC7D1"/>
+            </w:tcBorders>
+            <w:tcMar>
+              <w:top w:w="60" w:type="dxa"/>
+              <w:left w:w="100" w:type="dxa"/>
+              <w:bottom w:w="60" w:type="dxa"/>
+              <w:right w:w="100" w:type="dxa"/>
+            </w:tcMar>
+          </w:tcPr>
+          <w:p>
+            <w:pPr>
+              <w:spacing w:after="0"/>
+            </w:pPr>
+            <w:r>
+              <w:rPr>
+                <w:b/>
+                <w:bCs/>
+              </w:rPr>
+              <w:t>Diario</w:t>
+            </w:r>
+          </w:p>
+        </w:tc>
+        <w:tc>
+          <w:tcPr>
+            <w:tcW w:w="5902" w:type="dxa"/>
+            <w:tcBorders>
+              <w:top w:val="single" w:sz="4" w:space="0" w:color="BFC7D1"/>
+              <w:left w:val="single" w:sz="4" w:space="0" w:color="BFC7D1"/>
+              <w:bottom w:val="single" w:sz="4" w:space="0" w:color="BFC7D1"/>
+              <w:right w:val="single" w:sz="4" w:space="0" w:color="BFC7D1"/>
+            </w:tcBorders>
+            <w:tcMar>
+              <w:top w:w="60" w:type="dxa"/>
+              <w:left w:w="100" w:type="dxa"/>
+              <w:bottom w:w="60" w:type="dxa"/>
+              <w:right w:w="100" w:type="dxa"/>
+            </w:tcMar>
+          </w:tcPr>
+          <w:p>
+            <w:pPr>
+              <w:spacing w:after="0"/>
+            </w:pPr>
+            <w:r>
+              <w:t xml:space="preserve">Cada día a la </w:t>
+            </w:r>
+            <w:r>
+              <w:rPr>
+                <w:b/>
+                <w:bCs/>
+              </w:rPr>
+              <w:t>Hora</w:t>
+            </w:r>
+            <w:r>
+              <w:t xml:space="preserve"> que elija.</w:t>
             </w:r>
           </w:p>
         </w:tc>
@@ -27267,7 +27675,7 @@
         </w:trPr>
         <w:tc>
           <w:tcPr>
-            <w:tcW w:w="4037" w:type="dxa"/>
+            <w:tcW w:w="3124" w:type="dxa"/>
             <w:tcBorders>
               <w:top w:val="single" w:sz="4" w:space="0" w:color="BFC7D1"/>
               <w:left w:val="single" w:sz="4" w:space="0" w:color="BFC7D1"/>
@@ -27291,13 +27699,13 @@
                 <w:b/>
                 <w:bCs/>
               </w:rPr>
-              <w:t>Semanal (domingo, medianoche)</w:t>
-            </w:r>
-          </w:p>
-        </w:tc>
-        <w:tc>
-          <w:tcPr>
-            <w:tcW w:w="4989" w:type="dxa"/>
+              <w:t>Semanal</w:t>
+            </w:r>
+          </w:p>
+        </w:tc>
+        <w:tc>
+          <w:tcPr>
+            <w:tcW w:w="5902" w:type="dxa"/>
             <w:tcBorders>
               <w:top w:val="single" w:sz="4" w:space="0" w:color="BFC7D1"/>
               <w:left w:val="single" w:sz="4" w:space="0" w:color="BFC7D1"/>
@@ -27317,7 +27725,17 @@
               <w:spacing w:after="0"/>
             </w:pPr>
             <w:r>
-              <w:t>Cada domingo a las 00:00.</w:t>
+              <w:t xml:space="preserve">Una vez a la semana, el </w:t>
+            </w:r>
+            <w:r>
+              <w:rPr>
+                <w:b/>
+                <w:bCs/>
+              </w:rPr>
+              <w:t>Día de la semana</w:t>
+            </w:r>
+            <w:r>
+              <w:t xml:space="preserve"> que elija.</w:t>
             </w:r>
           </w:p>
         </w:tc>
@@ -27334,55 +27752,56 @@
         </w:trPr>
         <w:tc>
           <w:tcPr>
-            <w:tcW w:w="4037" w:type="dxa"/>
-            <w:tcBorders>
-              <w:top w:val="single" w:sz="4" w:space="0" w:color="BFC7D1"/>
-              <w:left w:val="single" w:sz="4" w:space="0" w:color="BFC7D1"/>
-              <w:bottom w:val="single" w:sz="4" w:space="0" w:color="BFC7D1"/>
-              <w:right w:val="single" w:sz="4" w:space="0" w:color="BFC7D1"/>
-            </w:tcBorders>
-            <w:tcMar>
-              <w:top w:w="60" w:type="dxa"/>
-              <w:left w:w="100" w:type="dxa"/>
-              <w:bottom w:w="60" w:type="dxa"/>
-              <w:right w:w="100" w:type="dxa"/>
-            </w:tcMar>
-          </w:tcPr>
-          <w:p>
-            <w:pPr>
-              <w:spacing w:after="0"/>
-            </w:pPr>
-            <w:r>
-              <w:rPr>
-                <w:b/>
-                <w:bCs/>
-              </w:rPr>
-              <w:t>Mensual (día 1, medianoche)</w:t>
-            </w:r>
-          </w:p>
-        </w:tc>
-        <w:tc>
-          <w:tcPr>
-            <w:tcW w:w="4989" w:type="dxa"/>
-            <w:tcBorders>
-              <w:top w:val="single" w:sz="4" w:space="0" w:color="BFC7D1"/>
-              <w:left w:val="single" w:sz="4" w:space="0" w:color="BFC7D1"/>
-              <w:bottom w:val="single" w:sz="4" w:space="0" w:color="BFC7D1"/>
-              <w:right w:val="single" w:sz="4" w:space="0" w:color="BFC7D1"/>
-            </w:tcBorders>
-            <w:tcMar>
-              <w:top w:w="60" w:type="dxa"/>
-              <w:left w:w="100" w:type="dxa"/>
-              <w:bottom w:w="60" w:type="dxa"/>
-              <w:right w:w="100" w:type="dxa"/>
-            </w:tcMar>
-          </w:tcPr>
-          <w:p>
-            <w:pPr>
-              <w:spacing w:after="0"/>
-            </w:pPr>
-            <w:r>
-              <w:t>El día 1 de cada mes a las 00:00.</w:t>
+            <w:tcW w:w="3124" w:type="dxa"/>
+            <w:tcBorders>
+              <w:top w:val="single" w:sz="4" w:space="0" w:color="BFC7D1"/>
+              <w:left w:val="single" w:sz="4" w:space="0" w:color="BFC7D1"/>
+              <w:bottom w:val="single" w:sz="4" w:space="0" w:color="BFC7D1"/>
+              <w:right w:val="single" w:sz="4" w:space="0" w:color="BFC7D1"/>
+            </w:tcBorders>
+            <w:tcMar>
+              <w:top w:w="60" w:type="dxa"/>
+              <w:left w:w="100" w:type="dxa"/>
+              <w:bottom w:w="60" w:type="dxa"/>
+              <w:right w:w="100" w:type="dxa"/>
+            </w:tcMar>
+          </w:tcPr>
+          <w:p>
+            <w:pPr>
+              <w:spacing w:after="0"/>
+            </w:pPr>
+            <w:r>
+              <w:rPr>
+                <w:b/>
+                <w:bCs/>
+              </w:rPr>
+              <w:lastRenderedPageBreak/>
+              <w:t>Quincenal (día 1 y día 16)</w:t>
+            </w:r>
+          </w:p>
+        </w:tc>
+        <w:tc>
+          <w:tcPr>
+            <w:tcW w:w="5902" w:type="dxa"/>
+            <w:tcBorders>
+              <w:top w:val="single" w:sz="4" w:space="0" w:color="BFC7D1"/>
+              <w:left w:val="single" w:sz="4" w:space="0" w:color="BFC7D1"/>
+              <w:bottom w:val="single" w:sz="4" w:space="0" w:color="BFC7D1"/>
+              <w:right w:val="single" w:sz="4" w:space="0" w:color="BFC7D1"/>
+            </w:tcBorders>
+            <w:tcMar>
+              <w:top w:w="60" w:type="dxa"/>
+              <w:left w:w="100" w:type="dxa"/>
+              <w:bottom w:w="60" w:type="dxa"/>
+              <w:right w:w="100" w:type="dxa"/>
+            </w:tcMar>
+          </w:tcPr>
+          <w:p>
+            <w:pPr>
+              <w:spacing w:after="0"/>
+            </w:pPr>
+            <w:r>
+              <w:t>Los días 1 y 16 de cada mes.</w:t>
             </w:r>
           </w:p>
         </w:tc>
@@ -27399,7 +27818,7 @@
         </w:trPr>
         <w:tc>
           <w:tcPr>
-            <w:tcW w:w="4037" w:type="dxa"/>
+            <w:tcW w:w="3124" w:type="dxa"/>
             <w:tcBorders>
               <w:top w:val="single" w:sz="4" w:space="0" w:color="BFC7D1"/>
               <w:left w:val="single" w:sz="4" w:space="0" w:color="BFC7D1"/>
@@ -27423,13 +27842,13 @@
                 <w:b/>
                 <w:bCs/>
               </w:rPr>
-              <w:t>Personalizada</w:t>
-            </w:r>
-          </w:p>
-        </w:tc>
-        <w:tc>
-          <w:tcPr>
-            <w:tcW w:w="4989" w:type="dxa"/>
+              <w:t>Mensual</w:t>
+            </w:r>
+          </w:p>
+        </w:tc>
+        <w:tc>
+          <w:tcPr>
+            <w:tcW w:w="5902" w:type="dxa"/>
             <w:tcBorders>
               <w:top w:val="single" w:sz="4" w:space="0" w:color="BFC7D1"/>
               <w:left w:val="single" w:sz="4" w:space="0" w:color="BFC7D1"/>
@@ -27449,7 +27868,433 @@
               <w:spacing w:after="0"/>
             </w:pPr>
             <w:r>
-              <w:t xml:space="preserve">Escriba su propia </w:t>
+              <w:t xml:space="preserve">Una vez al mes, el </w:t>
+            </w:r>
+            <w:r>
+              <w:rPr>
+                <w:b/>
+                <w:bCs/>
+              </w:rPr>
+              <w:t>Día del mes</w:t>
+            </w:r>
+            <w:r>
+              <w:t xml:space="preserve"> que elija.</w:t>
+            </w:r>
+          </w:p>
+        </w:tc>
+      </w:tr>
+      <w:tr>
+        <w:tblPrEx>
+          <w:tblCellMar>
+            <w:top w:w="0" w:type="dxa"/>
+            <w:bottom w:w="0" w:type="dxa"/>
+          </w:tblCellMar>
+        </w:tblPrEx>
+        <w:trPr>
+          <w:cantSplit/>
+        </w:trPr>
+        <w:tc>
+          <w:tcPr>
+            <w:tcW w:w="3124" w:type="dxa"/>
+            <w:tcBorders>
+              <w:top w:val="single" w:sz="4" w:space="0" w:color="BFC7D1"/>
+              <w:left w:val="single" w:sz="4" w:space="0" w:color="BFC7D1"/>
+              <w:bottom w:val="single" w:sz="4" w:space="0" w:color="BFC7D1"/>
+              <w:right w:val="single" w:sz="4" w:space="0" w:color="BFC7D1"/>
+            </w:tcBorders>
+            <w:tcMar>
+              <w:top w:w="60" w:type="dxa"/>
+              <w:left w:w="100" w:type="dxa"/>
+              <w:bottom w:w="60" w:type="dxa"/>
+              <w:right w:w="100" w:type="dxa"/>
+            </w:tcMar>
+          </w:tcPr>
+          <w:p>
+            <w:pPr>
+              <w:spacing w:after="0"/>
+            </w:pPr>
+            <w:r>
+              <w:rPr>
+                <w:b/>
+                <w:bCs/>
+              </w:rPr>
+              <w:t>Bimestral</w:t>
+            </w:r>
+          </w:p>
+        </w:tc>
+        <w:tc>
+          <w:tcPr>
+            <w:tcW w:w="5902" w:type="dxa"/>
+            <w:tcBorders>
+              <w:top w:val="single" w:sz="4" w:space="0" w:color="BFC7D1"/>
+              <w:left w:val="single" w:sz="4" w:space="0" w:color="BFC7D1"/>
+              <w:bottom w:val="single" w:sz="4" w:space="0" w:color="BFC7D1"/>
+              <w:right w:val="single" w:sz="4" w:space="0" w:color="BFC7D1"/>
+            </w:tcBorders>
+            <w:tcMar>
+              <w:top w:w="60" w:type="dxa"/>
+              <w:left w:w="100" w:type="dxa"/>
+              <w:bottom w:w="60" w:type="dxa"/>
+              <w:right w:w="100" w:type="dxa"/>
+            </w:tcMar>
+          </w:tcPr>
+          <w:p>
+            <w:pPr>
+              <w:spacing w:after="0"/>
+            </w:pPr>
+            <w:r>
+              <w:t>En enero, marzo, mayo, julio, septiembre y noviembre.</w:t>
+            </w:r>
+          </w:p>
+        </w:tc>
+      </w:tr>
+      <w:tr>
+        <w:tblPrEx>
+          <w:tblCellMar>
+            <w:top w:w="0" w:type="dxa"/>
+            <w:bottom w:w="0" w:type="dxa"/>
+          </w:tblCellMar>
+        </w:tblPrEx>
+        <w:trPr>
+          <w:cantSplit/>
+        </w:trPr>
+        <w:tc>
+          <w:tcPr>
+            <w:tcW w:w="3124" w:type="dxa"/>
+            <w:tcBorders>
+              <w:top w:val="single" w:sz="4" w:space="0" w:color="BFC7D1"/>
+              <w:left w:val="single" w:sz="4" w:space="0" w:color="BFC7D1"/>
+              <w:bottom w:val="single" w:sz="4" w:space="0" w:color="BFC7D1"/>
+              <w:right w:val="single" w:sz="4" w:space="0" w:color="BFC7D1"/>
+            </w:tcBorders>
+            <w:shd w:val="clear" w:color="auto" w:fill="F3F6F9"/>
+            <w:tcMar>
+              <w:top w:w="60" w:type="dxa"/>
+              <w:left w:w="100" w:type="dxa"/>
+              <w:bottom w:w="60" w:type="dxa"/>
+              <w:right w:w="100" w:type="dxa"/>
+            </w:tcMar>
+          </w:tcPr>
+          <w:p>
+            <w:pPr>
+              <w:spacing w:after="0"/>
+            </w:pPr>
+            <w:r>
+              <w:rPr>
+                <w:b/>
+                <w:bCs/>
+              </w:rPr>
+              <w:t>Trimestral</w:t>
+            </w:r>
+          </w:p>
+        </w:tc>
+        <w:tc>
+          <w:tcPr>
+            <w:tcW w:w="5902" w:type="dxa"/>
+            <w:tcBorders>
+              <w:top w:val="single" w:sz="4" w:space="0" w:color="BFC7D1"/>
+              <w:left w:val="single" w:sz="4" w:space="0" w:color="BFC7D1"/>
+              <w:bottom w:val="single" w:sz="4" w:space="0" w:color="BFC7D1"/>
+              <w:right w:val="single" w:sz="4" w:space="0" w:color="BFC7D1"/>
+            </w:tcBorders>
+            <w:shd w:val="clear" w:color="auto" w:fill="F3F6F9"/>
+            <w:tcMar>
+              <w:top w:w="60" w:type="dxa"/>
+              <w:left w:w="100" w:type="dxa"/>
+              <w:bottom w:w="60" w:type="dxa"/>
+              <w:right w:w="100" w:type="dxa"/>
+            </w:tcMar>
+          </w:tcPr>
+          <w:p>
+            <w:pPr>
+              <w:spacing w:after="0"/>
+            </w:pPr>
+            <w:r>
+              <w:t>En enero, abril, julio y octubre.</w:t>
+            </w:r>
+          </w:p>
+        </w:tc>
+      </w:tr>
+      <w:tr>
+        <w:tblPrEx>
+          <w:tblCellMar>
+            <w:top w:w="0" w:type="dxa"/>
+            <w:bottom w:w="0" w:type="dxa"/>
+          </w:tblCellMar>
+        </w:tblPrEx>
+        <w:trPr>
+          <w:cantSplit/>
+        </w:trPr>
+        <w:tc>
+          <w:tcPr>
+            <w:tcW w:w="3124" w:type="dxa"/>
+            <w:tcBorders>
+              <w:top w:val="single" w:sz="4" w:space="0" w:color="BFC7D1"/>
+              <w:left w:val="single" w:sz="4" w:space="0" w:color="BFC7D1"/>
+              <w:bottom w:val="single" w:sz="4" w:space="0" w:color="BFC7D1"/>
+              <w:right w:val="single" w:sz="4" w:space="0" w:color="BFC7D1"/>
+            </w:tcBorders>
+            <w:tcMar>
+              <w:top w:w="60" w:type="dxa"/>
+              <w:left w:w="100" w:type="dxa"/>
+              <w:bottom w:w="60" w:type="dxa"/>
+              <w:right w:w="100" w:type="dxa"/>
+            </w:tcMar>
+          </w:tcPr>
+          <w:p>
+            <w:pPr>
+              <w:spacing w:after="0"/>
+            </w:pPr>
+            <w:r>
+              <w:rPr>
+                <w:b/>
+                <w:bCs/>
+              </w:rPr>
+              <w:t>Cuatrimestral</w:t>
+            </w:r>
+          </w:p>
+        </w:tc>
+        <w:tc>
+          <w:tcPr>
+            <w:tcW w:w="5902" w:type="dxa"/>
+            <w:tcBorders>
+              <w:top w:val="single" w:sz="4" w:space="0" w:color="BFC7D1"/>
+              <w:left w:val="single" w:sz="4" w:space="0" w:color="BFC7D1"/>
+              <w:bottom w:val="single" w:sz="4" w:space="0" w:color="BFC7D1"/>
+              <w:right w:val="single" w:sz="4" w:space="0" w:color="BFC7D1"/>
+            </w:tcBorders>
+            <w:tcMar>
+              <w:top w:w="60" w:type="dxa"/>
+              <w:left w:w="100" w:type="dxa"/>
+              <w:bottom w:w="60" w:type="dxa"/>
+              <w:right w:w="100" w:type="dxa"/>
+            </w:tcMar>
+          </w:tcPr>
+          <w:p>
+            <w:pPr>
+              <w:spacing w:after="0"/>
+            </w:pPr>
+            <w:r>
+              <w:t>En enero, mayo y septiembre.</w:t>
+            </w:r>
+          </w:p>
+        </w:tc>
+      </w:tr>
+      <w:tr>
+        <w:tblPrEx>
+          <w:tblCellMar>
+            <w:top w:w="0" w:type="dxa"/>
+            <w:bottom w:w="0" w:type="dxa"/>
+          </w:tblCellMar>
+        </w:tblPrEx>
+        <w:trPr>
+          <w:cantSplit/>
+        </w:trPr>
+        <w:tc>
+          <w:tcPr>
+            <w:tcW w:w="3124" w:type="dxa"/>
+            <w:tcBorders>
+              <w:top w:val="single" w:sz="4" w:space="0" w:color="BFC7D1"/>
+              <w:left w:val="single" w:sz="4" w:space="0" w:color="BFC7D1"/>
+              <w:bottom w:val="single" w:sz="4" w:space="0" w:color="BFC7D1"/>
+              <w:right w:val="single" w:sz="4" w:space="0" w:color="BFC7D1"/>
+            </w:tcBorders>
+            <w:shd w:val="clear" w:color="auto" w:fill="F3F6F9"/>
+            <w:tcMar>
+              <w:top w:w="60" w:type="dxa"/>
+              <w:left w:w="100" w:type="dxa"/>
+              <w:bottom w:w="60" w:type="dxa"/>
+              <w:right w:w="100" w:type="dxa"/>
+            </w:tcMar>
+          </w:tcPr>
+          <w:p>
+            <w:pPr>
+              <w:spacing w:after="0"/>
+            </w:pPr>
+            <w:r>
+              <w:rPr>
+                <w:b/>
+                <w:bCs/>
+              </w:rPr>
+              <w:t>Semestral</w:t>
+            </w:r>
+          </w:p>
+        </w:tc>
+        <w:tc>
+          <w:tcPr>
+            <w:tcW w:w="5902" w:type="dxa"/>
+            <w:tcBorders>
+              <w:top w:val="single" w:sz="4" w:space="0" w:color="BFC7D1"/>
+              <w:left w:val="single" w:sz="4" w:space="0" w:color="BFC7D1"/>
+              <w:bottom w:val="single" w:sz="4" w:space="0" w:color="BFC7D1"/>
+              <w:right w:val="single" w:sz="4" w:space="0" w:color="BFC7D1"/>
+            </w:tcBorders>
+            <w:shd w:val="clear" w:color="auto" w:fill="F3F6F9"/>
+            <w:tcMar>
+              <w:top w:w="60" w:type="dxa"/>
+              <w:left w:w="100" w:type="dxa"/>
+              <w:bottom w:w="60" w:type="dxa"/>
+              <w:right w:w="100" w:type="dxa"/>
+            </w:tcMar>
+          </w:tcPr>
+          <w:p>
+            <w:pPr>
+              <w:spacing w:after="0"/>
+            </w:pPr>
+            <w:r>
+              <w:t>En enero y julio.</w:t>
+            </w:r>
+          </w:p>
+        </w:tc>
+      </w:tr>
+      <w:tr>
+        <w:tblPrEx>
+          <w:tblCellMar>
+            <w:top w:w="0" w:type="dxa"/>
+            <w:bottom w:w="0" w:type="dxa"/>
+          </w:tblCellMar>
+        </w:tblPrEx>
+        <w:trPr>
+          <w:cantSplit/>
+        </w:trPr>
+        <w:tc>
+          <w:tcPr>
+            <w:tcW w:w="3124" w:type="dxa"/>
+            <w:tcBorders>
+              <w:top w:val="single" w:sz="4" w:space="0" w:color="BFC7D1"/>
+              <w:left w:val="single" w:sz="4" w:space="0" w:color="BFC7D1"/>
+              <w:bottom w:val="single" w:sz="4" w:space="0" w:color="BFC7D1"/>
+              <w:right w:val="single" w:sz="4" w:space="0" w:color="BFC7D1"/>
+            </w:tcBorders>
+            <w:tcMar>
+              <w:top w:w="60" w:type="dxa"/>
+              <w:left w:w="100" w:type="dxa"/>
+              <w:bottom w:w="60" w:type="dxa"/>
+              <w:right w:w="100" w:type="dxa"/>
+            </w:tcMar>
+          </w:tcPr>
+          <w:p>
+            <w:pPr>
+              <w:spacing w:after="0"/>
+            </w:pPr>
+            <w:r>
+              <w:rPr>
+                <w:b/>
+                <w:bCs/>
+              </w:rPr>
+              <w:t>Anual</w:t>
+            </w:r>
+          </w:p>
+        </w:tc>
+        <w:tc>
+          <w:tcPr>
+            <w:tcW w:w="5902" w:type="dxa"/>
+            <w:tcBorders>
+              <w:top w:val="single" w:sz="4" w:space="0" w:color="BFC7D1"/>
+              <w:left w:val="single" w:sz="4" w:space="0" w:color="BFC7D1"/>
+              <w:bottom w:val="single" w:sz="4" w:space="0" w:color="BFC7D1"/>
+              <w:right w:val="single" w:sz="4" w:space="0" w:color="BFC7D1"/>
+            </w:tcBorders>
+            <w:tcMar>
+              <w:top w:w="60" w:type="dxa"/>
+              <w:left w:w="100" w:type="dxa"/>
+              <w:bottom w:w="60" w:type="dxa"/>
+              <w:right w:w="100" w:type="dxa"/>
+            </w:tcMar>
+          </w:tcPr>
+          <w:p>
+            <w:pPr>
+              <w:spacing w:after="0"/>
+            </w:pPr>
+            <w:r>
+              <w:t xml:space="preserve">Una vez al año, en el </w:t>
+            </w:r>
+            <w:r>
+              <w:rPr>
+                <w:b/>
+                <w:bCs/>
+              </w:rPr>
+              <w:t>Mes</w:t>
+            </w:r>
+            <w:r>
+              <w:t xml:space="preserve"> y el </w:t>
+            </w:r>
+            <w:r>
+              <w:rPr>
+                <w:b/>
+                <w:bCs/>
+              </w:rPr>
+              <w:t>Día del mes</w:t>
+            </w:r>
+            <w:r>
+              <w:t xml:space="preserve"> que elija.</w:t>
+            </w:r>
+          </w:p>
+        </w:tc>
+      </w:tr>
+      <w:tr>
+        <w:tblPrEx>
+          <w:tblCellMar>
+            <w:top w:w="0" w:type="dxa"/>
+            <w:bottom w:w="0" w:type="dxa"/>
+          </w:tblCellMar>
+        </w:tblPrEx>
+        <w:trPr>
+          <w:cantSplit/>
+        </w:trPr>
+        <w:tc>
+          <w:tcPr>
+            <w:tcW w:w="3124" w:type="dxa"/>
+            <w:tcBorders>
+              <w:top w:val="single" w:sz="4" w:space="0" w:color="BFC7D1"/>
+              <w:left w:val="single" w:sz="4" w:space="0" w:color="BFC7D1"/>
+              <w:bottom w:val="single" w:sz="4" w:space="0" w:color="BFC7D1"/>
+              <w:right w:val="single" w:sz="4" w:space="0" w:color="BFC7D1"/>
+            </w:tcBorders>
+            <w:shd w:val="clear" w:color="auto" w:fill="F3F6F9"/>
+            <w:tcMar>
+              <w:top w:w="60" w:type="dxa"/>
+              <w:left w:w="100" w:type="dxa"/>
+              <w:bottom w:w="60" w:type="dxa"/>
+              <w:right w:w="100" w:type="dxa"/>
+            </w:tcMar>
+          </w:tcPr>
+          <w:p>
+            <w:pPr>
+              <w:spacing w:after="0"/>
+            </w:pPr>
+            <w:r>
+              <w:rPr>
+                <w:b/>
+                <w:bCs/>
+              </w:rPr>
+              <w:t>Personalizado (cron)</w:t>
+            </w:r>
+          </w:p>
+        </w:tc>
+        <w:tc>
+          <w:tcPr>
+            <w:tcW w:w="5902" w:type="dxa"/>
+            <w:tcBorders>
+              <w:top w:val="single" w:sz="4" w:space="0" w:color="BFC7D1"/>
+              <w:left w:val="single" w:sz="4" w:space="0" w:color="BFC7D1"/>
+              <w:bottom w:val="single" w:sz="4" w:space="0" w:color="BFC7D1"/>
+              <w:right w:val="single" w:sz="4" w:space="0" w:color="BFC7D1"/>
+            </w:tcBorders>
+            <w:shd w:val="clear" w:color="auto" w:fill="F3F6F9"/>
+            <w:tcMar>
+              <w:top w:w="60" w:type="dxa"/>
+              <w:left w:w="100" w:type="dxa"/>
+              <w:bottom w:w="60" w:type="dxa"/>
+              <w:right w:w="100" w:type="dxa"/>
+            </w:tcMar>
+          </w:tcPr>
+          <w:p>
+            <w:pPr>
+              <w:spacing w:after="0"/>
+            </w:pPr>
+            <w:r>
+              <w:t xml:space="preserve">Usted escribe una </w:t>
             </w:r>
             <w:r>
               <w:rPr>
@@ -27459,7 +28304,7 @@
               <w:t>Expresión cron</w:t>
             </w:r>
             <w:r>
-              <w:t xml:space="preserve">, por ejemplo </w:t>
+              <w:t xml:space="preserve">: cinco campos, minuto, hora, día del mes, mes, día de la semana. Ejemplo: </w:t>
             </w:r>
             <w:r>
               <w:rPr>
@@ -27470,7 +28315,7 @@
               <w:t>0 9 * * 1-5</w:t>
             </w:r>
             <w:r>
-              <w:t xml:space="preserve"> (días laborables a las 09:00). Los cinco campos son minuto, hora, día del mes, mes, día de la semana.</w:t>
+              <w:t xml:space="preserve"> es a las 09:00 en días laborables.</w:t>
             </w:r>
           </w:p>
         </w:tc>
@@ -27720,11 +28565,10 @@
           <w:b/>
           <w:bCs/>
         </w:rPr>
-        <w:lastRenderedPageBreak/>
         <w:t>Zona horaria</w:t>
       </w:r>
       <w:r>
-        <w:t xml:space="preserve"> ofrece UTC, America/New_York, America/Chicago, America/Denver, America/Los_Angeles, America/Sao_Paulo, Europe/London, Europe/Berlin, Europe/Paris, Europe/Moscow, Asia/Kolkata, Asia/Shanghai, Asia/Tokyo, Asia/Dubai y Australia/Sydney. UTC es el valor predeterminado.</w:t>
+        <w:t xml:space="preserve"> ofrece primero la zona horaria de su ordenador y después UTC, Europe/Lisbon, Atlantic/Madeira, Atlantic/Azores, Europe/Madrid y otras zonas habituales. La zona horaria de su ordenador es el valor predeterminado.</w:t>
       </w:r>
     </w:p>
     <w:p>
@@ -27742,11 +28586,12 @@
         <w:rPr>
           <w:noProof/>
         </w:rPr>
+        <w:lastRenderedPageBreak/>
         <w:drawing>
-          <wp:inline distT="0" distB="0" distL="0" distR="0" wp14:anchorId="52A5C5A2" wp14:editId="3C9BB00B">
+          <wp:inline distT="0" distB="0" distL="0" distR="0" wp14:anchorId="06D22D84" wp14:editId="4828C43F">
             <wp:extent cx="3743325" cy="4676775"/>
             <wp:effectExtent l="0" t="0" r="0" b="0"/>
-            <wp:docPr id="93" name="34-schedule-custom-cron.png" descr="El cuadro Nueva programación con una frecuencia personalizada y el campo Expresión cron." title="El cuadro Nueva programación con una frecuencia personalizada y el campo Expresión cron."/>
+            <wp:docPr id="95" name="34-schedule-custom-cron.png" descr="El cuadro Nueva programación con una frecuencia personalizada y el campo Expresión cron." title="El cuadro Nueva programación con una frecuencia personalizada y el campo Expresión cron."/>
             <wp:cNvGraphicFramePr>
               <a:graphicFrameLocks xmlns:a="http://schemas.openxmlformats.org/drawingml/2006/main" noChangeAspect="1"/>
             </wp:cNvGraphicFramePr>
@@ -27795,11 +28640,1103 @@
       <w:pPr>
         <w:pStyle w:val="Ttulo2"/>
       </w:pPr>
-      <w:bookmarkStart w:id="32" w:name="_Toc241747753"/>
+      <w:bookmarkStart w:id="32" w:name="_Toc241847980"/>
+      <w:r>
+        <w:t>Parámetros que siguen la fecha de ejecución</w:t>
+      </w:r>
+      <w:bookmarkEnd w:id="32"/>
+    </w:p>
+    <w:p>
+      <w:r>
+        <w:t xml:space="preserve">Cada parámetro de </w:t>
+      </w:r>
+      <w:r>
+        <w:rPr>
+          <w:b/>
+          <w:bCs/>
+        </w:rPr>
+        <w:t>Valores predefinidos de parámetros</w:t>
+      </w:r>
+      <w:r>
+        <w:t xml:space="preserve"> tiene una opción: </w:t>
+      </w:r>
+      <w:r>
+        <w:rPr>
+          <w:b/>
+          <w:bCs/>
+        </w:rPr>
+        <w:t>Valor fijo</w:t>
+      </w:r>
+      <w:r>
+        <w:t xml:space="preserve"> o </w:t>
+      </w:r>
+      <w:r>
+        <w:rPr>
+          <w:b/>
+          <w:bCs/>
+        </w:rPr>
+        <w:t>Relativo a la fecha de ejecución</w:t>
+      </w:r>
+      <w:r>
+        <w:t>. Un valor fijo es el mismo en cada ejecución. Un valor relativo cambia con la fecha en que se ejecuta la programación, así que un informe mensual siempre cubre el mes correcto.</w:t>
+      </w:r>
+    </w:p>
+    <w:p>
+      <w:r>
+        <w:t>Un valor relativo tiene tres partes:</w:t>
+      </w:r>
+    </w:p>
+    <w:p>
+      <w:pPr>
+        <w:pStyle w:val="PargrafodaLista"/>
+        <w:numPr>
+          <w:ilvl w:val="0"/>
+          <w:numId w:val="7"/>
+        </w:numPr>
+        <w:spacing w:after="60"/>
+      </w:pPr>
+      <w:r>
+        <w:rPr>
+          <w:b/>
+          <w:bCs/>
+        </w:rPr>
+        <w:t>Mover la fecha de ejecución</w:t>
+      </w:r>
+      <w:r>
+        <w:t xml:space="preserve"> un número. Use -1 para el periodo anterior y 0 para el actual.</w:t>
+      </w:r>
+    </w:p>
+    <w:p>
+      <w:pPr>
+        <w:pStyle w:val="PargrafodaLista"/>
+        <w:numPr>
+          <w:ilvl w:val="0"/>
+          <w:numId w:val="7"/>
+        </w:numPr>
+        <w:spacing w:after="60"/>
+      </w:pPr>
+      <w:r>
+        <w:t xml:space="preserve">El periodo: </w:t>
+      </w:r>
+      <w:r>
+        <w:rPr>
+          <w:b/>
+          <w:bCs/>
+        </w:rPr>
+        <w:t>días</w:t>
+      </w:r>
+      <w:r>
+        <w:t xml:space="preserve">, </w:t>
+      </w:r>
+      <w:r>
+        <w:rPr>
+          <w:b/>
+          <w:bCs/>
+        </w:rPr>
+        <w:t>semanas</w:t>
+      </w:r>
+      <w:r>
+        <w:t xml:space="preserve">, </w:t>
+      </w:r>
+      <w:r>
+        <w:rPr>
+          <w:b/>
+          <w:bCs/>
+        </w:rPr>
+        <w:t>quincenas</w:t>
+      </w:r>
+      <w:r>
+        <w:t xml:space="preserve">, </w:t>
+      </w:r>
+      <w:r>
+        <w:rPr>
+          <w:b/>
+          <w:bCs/>
+        </w:rPr>
+        <w:t>meses</w:t>
+      </w:r>
+      <w:r>
+        <w:t xml:space="preserve">, </w:t>
+      </w:r>
+      <w:r>
+        <w:rPr>
+          <w:b/>
+          <w:bCs/>
+        </w:rPr>
+        <w:t>trimestres</w:t>
+      </w:r>
+      <w:r>
+        <w:t xml:space="preserve">, </w:t>
+      </w:r>
+      <w:r>
+        <w:rPr>
+          <w:b/>
+          <w:bCs/>
+        </w:rPr>
+        <w:t>semestres</w:t>
+      </w:r>
+      <w:r>
+        <w:t xml:space="preserve"> o </w:t>
+      </w:r>
+      <w:r>
+        <w:rPr>
+          <w:b/>
+          <w:bCs/>
+        </w:rPr>
+        <w:t>años</w:t>
+      </w:r>
+      <w:r>
+        <w:t>.</w:t>
+      </w:r>
+    </w:p>
+    <w:p>
+      <w:pPr>
+        <w:pStyle w:val="PargrafodaLista"/>
+        <w:numPr>
+          <w:ilvl w:val="0"/>
+          <w:numId w:val="7"/>
+        </w:numPr>
+        <w:spacing w:after="60"/>
+      </w:pPr>
+      <w:r>
+        <w:rPr>
+          <w:b/>
+          <w:bCs/>
+        </w:rPr>
+        <w:t>y usar</w:t>
+      </w:r>
+      <w:r>
+        <w:t xml:space="preserve">: </w:t>
+      </w:r>
+      <w:r>
+        <w:rPr>
+          <w:b/>
+          <w:bCs/>
+        </w:rPr>
+        <w:t>esa fecha</w:t>
+      </w:r>
+      <w:r>
+        <w:t xml:space="preserve">, el primer o el último día de esa semana, quincena, mes, trimestre, semestre o año, </w:t>
+      </w:r>
+      <w:r>
+        <w:rPr>
+          <w:b/>
+          <w:bCs/>
+        </w:rPr>
+        <w:t>el año (número)</w:t>
+      </w:r>
+      <w:r>
+        <w:t xml:space="preserve"> o </w:t>
+      </w:r>
+      <w:r>
+        <w:rPr>
+          <w:b/>
+          <w:bCs/>
+        </w:rPr>
+        <w:t>el mes (número 1-12)</w:t>
+      </w:r>
+      <w:r>
+        <w:t>.</w:t>
+      </w:r>
+    </w:p>
+    <w:p>
+      <w:pPr>
+        <w:spacing w:after="60"/>
+      </w:pPr>
+    </w:p>
+    <w:p>
+      <w:pPr>
+        <w:keepNext/>
+        <w:spacing w:before="120" w:after="60"/>
+        <w:jc w:val="center"/>
+      </w:pPr>
+      <w:r>
+        <w:rPr>
+          <w:noProof/>
+        </w:rPr>
+        <w:lastRenderedPageBreak/>
+        <w:drawing>
+          <wp:inline distT="0" distB="0" distL="0" distR="0" wp14:anchorId="5EFD6D91" wp14:editId="3B6134DC">
+            <wp:extent cx="3419475" cy="1914525"/>
+            <wp:effectExtent l="0" t="0" r="0" b="0"/>
+            <wp:docPr id="96" name="35-schedule-relative-date.png" descr="Valores predefinidos de parámetros con un valor fijo y un valor relativo a la fecha de ejecución." title="Valores predefinidos de parámetros con un valor fijo y un valor relativo a la fecha de ejecución."/>
+            <wp:cNvGraphicFramePr>
+              <a:graphicFrameLocks xmlns:a="http://schemas.openxmlformats.org/drawingml/2006/main" noChangeAspect="1"/>
+            </wp:cNvGraphicFramePr>
+            <a:graphic xmlns:a="http://schemas.openxmlformats.org/drawingml/2006/main">
+              <a:graphicData uri="http://schemas.openxmlformats.org/drawingml/2006/picture">
+                <pic:pic xmlns:pic="http://schemas.openxmlformats.org/drawingml/2006/picture">
+                  <pic:nvPicPr>
+                    <pic:cNvPr id="0" name=""/>
+                    <pic:cNvPicPr>
+                      <a:picLocks noChangeAspect="1" noChangeArrowheads="1"/>
+                    </pic:cNvPicPr>
+                  </pic:nvPicPr>
+                  <pic:blipFill>
+                    <a:blip r:embed="rId21"/>
+                    <a:srcRect/>
+                    <a:stretch>
+                      <a:fillRect/>
+                    </a:stretch>
+                  </pic:blipFill>
+                  <pic:spPr bwMode="auto">
+                    <a:xfrm>
+                      <a:off x="0" y="0"/>
+                      <a:ext cx="3419475" cy="1914525"/>
+                    </a:xfrm>
+                    <a:prstGeom prst="rect">
+                      <a:avLst/>
+                    </a:prstGeom>
+                  </pic:spPr>
+                </pic:pic>
+              </a:graphicData>
+            </a:graphic>
+          </wp:inline>
+        </w:drawing>
+      </w:r>
+    </w:p>
+    <w:p>
+      <w:pPr>
+        <w:pStyle w:val="Legenda"/>
+        <w:jc w:val="center"/>
+      </w:pPr>
+      <w:r>
+        <w:t>Valores predefinidos de parámetros con un valor fijo y un valor relativo a la fecha de ejecución.</w:t>
+      </w:r>
+    </w:p>
+    <w:tbl>
+      <w:tblPr>
+        <w:tblW w:w="9026" w:type="dxa"/>
+        <w:tblBorders>
+          <w:top w:val="single" w:sz="4" w:space="0" w:color="auto"/>
+          <w:left w:val="single" w:sz="4" w:space="0" w:color="auto"/>
+          <w:bottom w:val="single" w:sz="4" w:space="0" w:color="auto"/>
+          <w:right w:val="single" w:sz="4" w:space="0" w:color="auto"/>
+          <w:insideH w:val="single" w:sz="4" w:space="0" w:color="auto"/>
+          <w:insideV w:val="single" w:sz="4" w:space="0" w:color="auto"/>
+        </w:tblBorders>
+        <w:tblCellMar>
+          <w:left w:w="10" w:type="dxa"/>
+          <w:right w:w="10" w:type="dxa"/>
+        </w:tblCellMar>
+        <w:tblLook w:val="0000" w:firstRow="0" w:lastRow="0" w:firstColumn="0" w:lastColumn="0" w:noHBand="0" w:noVBand="0"/>
+      </w:tblPr>
+      <w:tblGrid>
+        <w:gridCol w:w="2063"/>
+        <w:gridCol w:w="3868"/>
+        <w:gridCol w:w="3095"/>
+      </w:tblGrid>
+      <w:tr>
+        <w:tblPrEx>
+          <w:tblCellMar>
+            <w:top w:w="0" w:type="dxa"/>
+            <w:bottom w:w="0" w:type="dxa"/>
+          </w:tblCellMar>
+        </w:tblPrEx>
+        <w:trPr>
+          <w:cantSplit/>
+          <w:tblHeader/>
+        </w:trPr>
+        <w:tc>
+          <w:tcPr>
+            <w:tcW w:w="2063" w:type="dxa"/>
+            <w:tcBorders>
+              <w:top w:val="single" w:sz="4" w:space="0" w:color="BFC7D1"/>
+              <w:left w:val="single" w:sz="4" w:space="0" w:color="BFC7D1"/>
+              <w:bottom w:val="single" w:sz="4" w:space="0" w:color="BFC7D1"/>
+              <w:right w:val="single" w:sz="4" w:space="0" w:color="BFC7D1"/>
+            </w:tcBorders>
+            <w:shd w:val="clear" w:color="auto" w:fill="1F3A5F"/>
+            <w:tcMar>
+              <w:top w:w="60" w:type="dxa"/>
+              <w:left w:w="100" w:type="dxa"/>
+              <w:bottom w:w="60" w:type="dxa"/>
+              <w:right w:w="100" w:type="dxa"/>
+            </w:tcMar>
+          </w:tcPr>
+          <w:p>
+            <w:pPr>
+              <w:spacing w:after="0"/>
+            </w:pPr>
+            <w:r>
+              <w:rPr>
+                <w:b/>
+                <w:bCs/>
+                <w:color w:val="FFFFFF"/>
+              </w:rPr>
+              <w:t>Lo que quiere</w:t>
+            </w:r>
+          </w:p>
+        </w:tc>
+        <w:tc>
+          <w:tcPr>
+            <w:tcW w:w="3868" w:type="dxa"/>
+            <w:tcBorders>
+              <w:top w:val="single" w:sz="4" w:space="0" w:color="BFC7D1"/>
+              <w:left w:val="single" w:sz="4" w:space="0" w:color="BFC7D1"/>
+              <w:bottom w:val="single" w:sz="4" w:space="0" w:color="BFC7D1"/>
+              <w:right w:val="single" w:sz="4" w:space="0" w:color="BFC7D1"/>
+            </w:tcBorders>
+            <w:shd w:val="clear" w:color="auto" w:fill="1F3A5F"/>
+            <w:tcMar>
+              <w:top w:w="60" w:type="dxa"/>
+              <w:left w:w="100" w:type="dxa"/>
+              <w:bottom w:w="60" w:type="dxa"/>
+              <w:right w:w="100" w:type="dxa"/>
+            </w:tcMar>
+          </w:tcPr>
+          <w:p>
+            <w:pPr>
+              <w:spacing w:after="0"/>
+            </w:pPr>
+            <w:r>
+              <w:rPr>
+                <w:b/>
+                <w:bCs/>
+                <w:color w:val="FFFFFF"/>
+              </w:rPr>
+              <w:t>Fecha de inicio</w:t>
+            </w:r>
+          </w:p>
+        </w:tc>
+        <w:tc>
+          <w:tcPr>
+            <w:tcW w:w="3095" w:type="dxa"/>
+            <w:tcBorders>
+              <w:top w:val="single" w:sz="4" w:space="0" w:color="BFC7D1"/>
+              <w:left w:val="single" w:sz="4" w:space="0" w:color="BFC7D1"/>
+              <w:bottom w:val="single" w:sz="4" w:space="0" w:color="BFC7D1"/>
+              <w:right w:val="single" w:sz="4" w:space="0" w:color="BFC7D1"/>
+            </w:tcBorders>
+            <w:shd w:val="clear" w:color="auto" w:fill="1F3A5F"/>
+            <w:tcMar>
+              <w:top w:w="60" w:type="dxa"/>
+              <w:left w:w="100" w:type="dxa"/>
+              <w:bottom w:w="60" w:type="dxa"/>
+              <w:right w:w="100" w:type="dxa"/>
+            </w:tcMar>
+          </w:tcPr>
+          <w:p>
+            <w:pPr>
+              <w:spacing w:after="0"/>
+            </w:pPr>
+            <w:r>
+              <w:rPr>
+                <w:b/>
+                <w:bCs/>
+                <w:color w:val="FFFFFF"/>
+              </w:rPr>
+              <w:t>Fecha de fin</w:t>
+            </w:r>
+          </w:p>
+        </w:tc>
+      </w:tr>
+      <w:tr>
+        <w:tblPrEx>
+          <w:tblCellMar>
+            <w:top w:w="0" w:type="dxa"/>
+            <w:bottom w:w="0" w:type="dxa"/>
+          </w:tblCellMar>
+        </w:tblPrEx>
+        <w:trPr>
+          <w:cantSplit/>
+        </w:trPr>
+        <w:tc>
+          <w:tcPr>
+            <w:tcW w:w="2063" w:type="dxa"/>
+            <w:tcBorders>
+              <w:top w:val="single" w:sz="4" w:space="0" w:color="BFC7D1"/>
+              <w:left w:val="single" w:sz="4" w:space="0" w:color="BFC7D1"/>
+              <w:bottom w:val="single" w:sz="4" w:space="0" w:color="BFC7D1"/>
+              <w:right w:val="single" w:sz="4" w:space="0" w:color="BFC7D1"/>
+            </w:tcBorders>
+            <w:tcMar>
+              <w:top w:w="60" w:type="dxa"/>
+              <w:left w:w="100" w:type="dxa"/>
+              <w:bottom w:w="60" w:type="dxa"/>
+              <w:right w:w="100" w:type="dxa"/>
+            </w:tcMar>
+          </w:tcPr>
+          <w:p>
+            <w:pPr>
+              <w:spacing w:after="0"/>
+            </w:pPr>
+            <w:r>
+              <w:t>El mes pasado</w:t>
+            </w:r>
+          </w:p>
+        </w:tc>
+        <w:tc>
+          <w:tcPr>
+            <w:tcW w:w="3868" w:type="dxa"/>
+            <w:tcBorders>
+              <w:top w:val="single" w:sz="4" w:space="0" w:color="BFC7D1"/>
+              <w:left w:val="single" w:sz="4" w:space="0" w:color="BFC7D1"/>
+              <w:bottom w:val="single" w:sz="4" w:space="0" w:color="BFC7D1"/>
+              <w:right w:val="single" w:sz="4" w:space="0" w:color="BFC7D1"/>
+            </w:tcBorders>
+            <w:tcMar>
+              <w:top w:w="60" w:type="dxa"/>
+              <w:left w:w="100" w:type="dxa"/>
+              <w:bottom w:w="60" w:type="dxa"/>
+              <w:right w:w="100" w:type="dxa"/>
+            </w:tcMar>
+          </w:tcPr>
+          <w:p>
+            <w:pPr>
+              <w:spacing w:after="0"/>
+            </w:pPr>
+            <w:r>
+              <w:t xml:space="preserve">-1 </w:t>
+            </w:r>
+            <w:r>
+              <w:rPr>
+                <w:b/>
+                <w:bCs/>
+              </w:rPr>
+              <w:t>meses</w:t>
+            </w:r>
+            <w:r>
+              <w:t xml:space="preserve">, </w:t>
+            </w:r>
+            <w:r>
+              <w:rPr>
+                <w:b/>
+                <w:bCs/>
+              </w:rPr>
+              <w:t>primer día de ese mes</w:t>
+            </w:r>
+          </w:p>
+        </w:tc>
+        <w:tc>
+          <w:tcPr>
+            <w:tcW w:w="3095" w:type="dxa"/>
+            <w:tcBorders>
+              <w:top w:val="single" w:sz="4" w:space="0" w:color="BFC7D1"/>
+              <w:left w:val="single" w:sz="4" w:space="0" w:color="BFC7D1"/>
+              <w:bottom w:val="single" w:sz="4" w:space="0" w:color="BFC7D1"/>
+              <w:right w:val="single" w:sz="4" w:space="0" w:color="BFC7D1"/>
+            </w:tcBorders>
+            <w:tcMar>
+              <w:top w:w="60" w:type="dxa"/>
+              <w:left w:w="100" w:type="dxa"/>
+              <w:bottom w:w="60" w:type="dxa"/>
+              <w:right w:w="100" w:type="dxa"/>
+            </w:tcMar>
+          </w:tcPr>
+          <w:p>
+            <w:pPr>
+              <w:spacing w:after="0"/>
+            </w:pPr>
+            <w:r>
+              <w:t xml:space="preserve">-1 </w:t>
+            </w:r>
+            <w:r>
+              <w:rPr>
+                <w:b/>
+                <w:bCs/>
+              </w:rPr>
+              <w:t>meses</w:t>
+            </w:r>
+            <w:r>
+              <w:t xml:space="preserve">, </w:t>
+            </w:r>
+            <w:r>
+              <w:rPr>
+                <w:b/>
+                <w:bCs/>
+              </w:rPr>
+              <w:t>último día de ese mes</w:t>
+            </w:r>
+          </w:p>
+        </w:tc>
+      </w:tr>
+      <w:tr>
+        <w:tblPrEx>
+          <w:tblCellMar>
+            <w:top w:w="0" w:type="dxa"/>
+            <w:bottom w:w="0" w:type="dxa"/>
+          </w:tblCellMar>
+        </w:tblPrEx>
+        <w:trPr>
+          <w:cantSplit/>
+        </w:trPr>
+        <w:tc>
+          <w:tcPr>
+            <w:tcW w:w="2063" w:type="dxa"/>
+            <w:tcBorders>
+              <w:top w:val="single" w:sz="4" w:space="0" w:color="BFC7D1"/>
+              <w:left w:val="single" w:sz="4" w:space="0" w:color="BFC7D1"/>
+              <w:bottom w:val="single" w:sz="4" w:space="0" w:color="BFC7D1"/>
+              <w:right w:val="single" w:sz="4" w:space="0" w:color="BFC7D1"/>
+            </w:tcBorders>
+            <w:shd w:val="clear" w:color="auto" w:fill="F3F6F9"/>
+            <w:tcMar>
+              <w:top w:w="60" w:type="dxa"/>
+              <w:left w:w="100" w:type="dxa"/>
+              <w:bottom w:w="60" w:type="dxa"/>
+              <w:right w:w="100" w:type="dxa"/>
+            </w:tcMar>
+          </w:tcPr>
+          <w:p>
+            <w:pPr>
+              <w:spacing w:after="0"/>
+            </w:pPr>
+            <w:r>
+              <w:t>El año hasta el mes pasado</w:t>
+            </w:r>
+          </w:p>
+        </w:tc>
+        <w:tc>
+          <w:tcPr>
+            <w:tcW w:w="3868" w:type="dxa"/>
+            <w:tcBorders>
+              <w:top w:val="single" w:sz="4" w:space="0" w:color="BFC7D1"/>
+              <w:left w:val="single" w:sz="4" w:space="0" w:color="BFC7D1"/>
+              <w:bottom w:val="single" w:sz="4" w:space="0" w:color="BFC7D1"/>
+              <w:right w:val="single" w:sz="4" w:space="0" w:color="BFC7D1"/>
+            </w:tcBorders>
+            <w:shd w:val="clear" w:color="auto" w:fill="F3F6F9"/>
+            <w:tcMar>
+              <w:top w:w="60" w:type="dxa"/>
+              <w:left w:w="100" w:type="dxa"/>
+              <w:bottom w:w="60" w:type="dxa"/>
+              <w:right w:w="100" w:type="dxa"/>
+            </w:tcMar>
+          </w:tcPr>
+          <w:p>
+            <w:pPr>
+              <w:spacing w:after="0"/>
+            </w:pPr>
+            <w:r>
+              <w:t xml:space="preserve">-1 </w:t>
+            </w:r>
+            <w:r>
+              <w:rPr>
+                <w:b/>
+                <w:bCs/>
+              </w:rPr>
+              <w:t>meses</w:t>
+            </w:r>
+            <w:r>
+              <w:t xml:space="preserve">, </w:t>
+            </w:r>
+            <w:r>
+              <w:rPr>
+                <w:b/>
+                <w:bCs/>
+              </w:rPr>
+              <w:t>primer día de ese año</w:t>
+            </w:r>
+          </w:p>
+        </w:tc>
+        <w:tc>
+          <w:tcPr>
+            <w:tcW w:w="3095" w:type="dxa"/>
+            <w:tcBorders>
+              <w:top w:val="single" w:sz="4" w:space="0" w:color="BFC7D1"/>
+              <w:left w:val="single" w:sz="4" w:space="0" w:color="BFC7D1"/>
+              <w:bottom w:val="single" w:sz="4" w:space="0" w:color="BFC7D1"/>
+              <w:right w:val="single" w:sz="4" w:space="0" w:color="BFC7D1"/>
+            </w:tcBorders>
+            <w:shd w:val="clear" w:color="auto" w:fill="F3F6F9"/>
+            <w:tcMar>
+              <w:top w:w="60" w:type="dxa"/>
+              <w:left w:w="100" w:type="dxa"/>
+              <w:bottom w:w="60" w:type="dxa"/>
+              <w:right w:w="100" w:type="dxa"/>
+            </w:tcMar>
+          </w:tcPr>
+          <w:p>
+            <w:pPr>
+              <w:spacing w:after="0"/>
+            </w:pPr>
+            <w:r>
+              <w:t xml:space="preserve">-1 </w:t>
+            </w:r>
+            <w:r>
+              <w:rPr>
+                <w:b/>
+                <w:bCs/>
+              </w:rPr>
+              <w:t>meses</w:t>
+            </w:r>
+            <w:r>
+              <w:t xml:space="preserve">, </w:t>
+            </w:r>
+            <w:r>
+              <w:rPr>
+                <w:b/>
+                <w:bCs/>
+              </w:rPr>
+              <w:t>último día de ese mes</w:t>
+            </w:r>
+          </w:p>
+        </w:tc>
+      </w:tr>
+      <w:tr>
+        <w:tblPrEx>
+          <w:tblCellMar>
+            <w:top w:w="0" w:type="dxa"/>
+            <w:bottom w:w="0" w:type="dxa"/>
+          </w:tblCellMar>
+        </w:tblPrEx>
+        <w:trPr>
+          <w:cantSplit/>
+        </w:trPr>
+        <w:tc>
+          <w:tcPr>
+            <w:tcW w:w="2063" w:type="dxa"/>
+            <w:tcBorders>
+              <w:top w:val="single" w:sz="4" w:space="0" w:color="BFC7D1"/>
+              <w:left w:val="single" w:sz="4" w:space="0" w:color="BFC7D1"/>
+              <w:bottom w:val="single" w:sz="4" w:space="0" w:color="BFC7D1"/>
+              <w:right w:val="single" w:sz="4" w:space="0" w:color="BFC7D1"/>
+            </w:tcBorders>
+            <w:tcMar>
+              <w:top w:w="60" w:type="dxa"/>
+              <w:left w:w="100" w:type="dxa"/>
+              <w:bottom w:w="60" w:type="dxa"/>
+              <w:right w:w="100" w:type="dxa"/>
+            </w:tcMar>
+          </w:tcPr>
+          <w:p>
+            <w:pPr>
+              <w:spacing w:after="0"/>
+            </w:pPr>
+            <w:r>
+              <w:t>Un inicio fijo y un fin que avanza</w:t>
+            </w:r>
+          </w:p>
+        </w:tc>
+        <w:tc>
+          <w:tcPr>
+            <w:tcW w:w="3868" w:type="dxa"/>
+            <w:tcBorders>
+              <w:top w:val="single" w:sz="4" w:space="0" w:color="BFC7D1"/>
+              <w:left w:val="single" w:sz="4" w:space="0" w:color="BFC7D1"/>
+              <w:bottom w:val="single" w:sz="4" w:space="0" w:color="BFC7D1"/>
+              <w:right w:val="single" w:sz="4" w:space="0" w:color="BFC7D1"/>
+            </w:tcBorders>
+            <w:tcMar>
+              <w:top w:w="60" w:type="dxa"/>
+              <w:left w:w="100" w:type="dxa"/>
+              <w:bottom w:w="60" w:type="dxa"/>
+              <w:right w:w="100" w:type="dxa"/>
+            </w:tcMar>
+          </w:tcPr>
+          <w:p>
+            <w:pPr>
+              <w:spacing w:after="0"/>
+            </w:pPr>
+            <w:r>
+              <w:rPr>
+                <w:b/>
+                <w:bCs/>
+              </w:rPr>
+              <w:t>Valor fijo</w:t>
+            </w:r>
+            <w:r>
+              <w:t>, por ejemplo 2026-01-01</w:t>
+            </w:r>
+          </w:p>
+        </w:tc>
+        <w:tc>
+          <w:tcPr>
+            <w:tcW w:w="3095" w:type="dxa"/>
+            <w:tcBorders>
+              <w:top w:val="single" w:sz="4" w:space="0" w:color="BFC7D1"/>
+              <w:left w:val="single" w:sz="4" w:space="0" w:color="BFC7D1"/>
+              <w:bottom w:val="single" w:sz="4" w:space="0" w:color="BFC7D1"/>
+              <w:right w:val="single" w:sz="4" w:space="0" w:color="BFC7D1"/>
+            </w:tcBorders>
+            <w:tcMar>
+              <w:top w:w="60" w:type="dxa"/>
+              <w:left w:w="100" w:type="dxa"/>
+              <w:bottom w:w="60" w:type="dxa"/>
+              <w:right w:w="100" w:type="dxa"/>
+            </w:tcMar>
+          </w:tcPr>
+          <w:p>
+            <w:pPr>
+              <w:spacing w:after="0"/>
+            </w:pPr>
+            <w:r>
+              <w:t xml:space="preserve">-1 </w:t>
+            </w:r>
+            <w:r>
+              <w:rPr>
+                <w:b/>
+                <w:bCs/>
+              </w:rPr>
+              <w:t>meses</w:t>
+            </w:r>
+            <w:r>
+              <w:t xml:space="preserve">, </w:t>
+            </w:r>
+            <w:r>
+              <w:rPr>
+                <w:b/>
+                <w:bCs/>
+              </w:rPr>
+              <w:t>último día de ese mes</w:t>
+            </w:r>
+          </w:p>
+        </w:tc>
+      </w:tr>
+      <w:tr>
+        <w:tblPrEx>
+          <w:tblCellMar>
+            <w:top w:w="0" w:type="dxa"/>
+            <w:bottom w:w="0" w:type="dxa"/>
+          </w:tblCellMar>
+        </w:tblPrEx>
+        <w:trPr>
+          <w:cantSplit/>
+        </w:trPr>
+        <w:tc>
+          <w:tcPr>
+            <w:tcW w:w="2063" w:type="dxa"/>
+            <w:tcBorders>
+              <w:top w:val="single" w:sz="4" w:space="0" w:color="BFC7D1"/>
+              <w:left w:val="single" w:sz="4" w:space="0" w:color="BFC7D1"/>
+              <w:bottom w:val="single" w:sz="4" w:space="0" w:color="BFC7D1"/>
+              <w:right w:val="single" w:sz="4" w:space="0" w:color="BFC7D1"/>
+            </w:tcBorders>
+            <w:shd w:val="clear" w:color="auto" w:fill="F3F6F9"/>
+            <w:tcMar>
+              <w:top w:w="60" w:type="dxa"/>
+              <w:left w:w="100" w:type="dxa"/>
+              <w:bottom w:w="60" w:type="dxa"/>
+              <w:right w:w="100" w:type="dxa"/>
+            </w:tcMar>
+          </w:tcPr>
+          <w:p>
+            <w:pPr>
+              <w:spacing w:after="0"/>
+            </w:pPr>
+            <w:r>
+              <w:t>El trimestre pasado</w:t>
+            </w:r>
+          </w:p>
+        </w:tc>
+        <w:tc>
+          <w:tcPr>
+            <w:tcW w:w="3868" w:type="dxa"/>
+            <w:tcBorders>
+              <w:top w:val="single" w:sz="4" w:space="0" w:color="BFC7D1"/>
+              <w:left w:val="single" w:sz="4" w:space="0" w:color="BFC7D1"/>
+              <w:bottom w:val="single" w:sz="4" w:space="0" w:color="BFC7D1"/>
+              <w:right w:val="single" w:sz="4" w:space="0" w:color="BFC7D1"/>
+            </w:tcBorders>
+            <w:shd w:val="clear" w:color="auto" w:fill="F3F6F9"/>
+            <w:tcMar>
+              <w:top w:w="60" w:type="dxa"/>
+              <w:left w:w="100" w:type="dxa"/>
+              <w:bottom w:w="60" w:type="dxa"/>
+              <w:right w:w="100" w:type="dxa"/>
+            </w:tcMar>
+          </w:tcPr>
+          <w:p>
+            <w:pPr>
+              <w:spacing w:after="0"/>
+            </w:pPr>
+            <w:r>
+              <w:t xml:space="preserve">-1 </w:t>
+            </w:r>
+            <w:r>
+              <w:rPr>
+                <w:b/>
+                <w:bCs/>
+              </w:rPr>
+              <w:t>trimestres</w:t>
+            </w:r>
+            <w:r>
+              <w:t xml:space="preserve">, </w:t>
+            </w:r>
+            <w:r>
+              <w:rPr>
+                <w:b/>
+                <w:bCs/>
+              </w:rPr>
+              <w:t>primer día de ese trimestre</w:t>
+            </w:r>
+          </w:p>
+        </w:tc>
+        <w:tc>
+          <w:tcPr>
+            <w:tcW w:w="3095" w:type="dxa"/>
+            <w:tcBorders>
+              <w:top w:val="single" w:sz="4" w:space="0" w:color="BFC7D1"/>
+              <w:left w:val="single" w:sz="4" w:space="0" w:color="BFC7D1"/>
+              <w:bottom w:val="single" w:sz="4" w:space="0" w:color="BFC7D1"/>
+              <w:right w:val="single" w:sz="4" w:space="0" w:color="BFC7D1"/>
+            </w:tcBorders>
+            <w:shd w:val="clear" w:color="auto" w:fill="F3F6F9"/>
+            <w:tcMar>
+              <w:top w:w="60" w:type="dxa"/>
+              <w:left w:w="100" w:type="dxa"/>
+              <w:bottom w:w="60" w:type="dxa"/>
+              <w:right w:w="100" w:type="dxa"/>
+            </w:tcMar>
+          </w:tcPr>
+          <w:p>
+            <w:pPr>
+              <w:spacing w:after="0"/>
+            </w:pPr>
+            <w:r>
+              <w:t xml:space="preserve">-1 </w:t>
+            </w:r>
+            <w:r>
+              <w:rPr>
+                <w:b/>
+                <w:bCs/>
+              </w:rPr>
+              <w:t>trimestres</w:t>
+            </w:r>
+            <w:r>
+              <w:t xml:space="preserve">, </w:t>
+            </w:r>
+            <w:r>
+              <w:rPr>
+                <w:b/>
+                <w:bCs/>
+              </w:rPr>
+              <w:t>último día de ese trimestre</w:t>
+            </w:r>
+          </w:p>
+        </w:tc>
+      </w:tr>
+      <w:tr>
+        <w:tblPrEx>
+          <w:tblCellMar>
+            <w:top w:w="0" w:type="dxa"/>
+            <w:bottom w:w="0" w:type="dxa"/>
+          </w:tblCellMar>
+        </w:tblPrEx>
+        <w:trPr>
+          <w:cantSplit/>
+        </w:trPr>
+        <w:tc>
+          <w:tcPr>
+            <w:tcW w:w="2063" w:type="dxa"/>
+            <w:tcBorders>
+              <w:top w:val="single" w:sz="4" w:space="0" w:color="BFC7D1"/>
+              <w:left w:val="single" w:sz="4" w:space="0" w:color="BFC7D1"/>
+              <w:bottom w:val="single" w:sz="4" w:space="0" w:color="BFC7D1"/>
+              <w:right w:val="single" w:sz="4" w:space="0" w:color="BFC7D1"/>
+            </w:tcBorders>
+            <w:tcMar>
+              <w:top w:w="60" w:type="dxa"/>
+              <w:left w:w="100" w:type="dxa"/>
+              <w:bottom w:w="60" w:type="dxa"/>
+              <w:right w:w="100" w:type="dxa"/>
+            </w:tcMar>
+          </w:tcPr>
+          <w:p>
+            <w:pPr>
+              <w:spacing w:after="0"/>
+            </w:pPr>
+            <w:r>
+              <w:t>Ayer</w:t>
+            </w:r>
+          </w:p>
+        </w:tc>
+        <w:tc>
+          <w:tcPr>
+            <w:tcW w:w="3868" w:type="dxa"/>
+            <w:tcBorders>
+              <w:top w:val="single" w:sz="4" w:space="0" w:color="BFC7D1"/>
+              <w:left w:val="single" w:sz="4" w:space="0" w:color="BFC7D1"/>
+              <w:bottom w:val="single" w:sz="4" w:space="0" w:color="BFC7D1"/>
+              <w:right w:val="single" w:sz="4" w:space="0" w:color="BFC7D1"/>
+            </w:tcBorders>
+            <w:tcMar>
+              <w:top w:w="60" w:type="dxa"/>
+              <w:left w:w="100" w:type="dxa"/>
+              <w:bottom w:w="60" w:type="dxa"/>
+              <w:right w:w="100" w:type="dxa"/>
+            </w:tcMar>
+          </w:tcPr>
+          <w:p>
+            <w:pPr>
+              <w:spacing w:after="0"/>
+            </w:pPr>
+            <w:r>
+              <w:t xml:space="preserve">-1 </w:t>
+            </w:r>
+            <w:r>
+              <w:rPr>
+                <w:b/>
+                <w:bCs/>
+              </w:rPr>
+              <w:t>días</w:t>
+            </w:r>
+            <w:r>
+              <w:t xml:space="preserve">, </w:t>
+            </w:r>
+            <w:r>
+              <w:rPr>
+                <w:b/>
+                <w:bCs/>
+              </w:rPr>
+              <w:t>esa fecha</w:t>
+            </w:r>
+          </w:p>
+        </w:tc>
+        <w:tc>
+          <w:tcPr>
+            <w:tcW w:w="3095" w:type="dxa"/>
+            <w:tcBorders>
+              <w:top w:val="single" w:sz="4" w:space="0" w:color="BFC7D1"/>
+              <w:left w:val="single" w:sz="4" w:space="0" w:color="BFC7D1"/>
+              <w:bottom w:val="single" w:sz="4" w:space="0" w:color="BFC7D1"/>
+              <w:right w:val="single" w:sz="4" w:space="0" w:color="BFC7D1"/>
+            </w:tcBorders>
+            <w:tcMar>
+              <w:top w:w="60" w:type="dxa"/>
+              <w:left w:w="100" w:type="dxa"/>
+              <w:bottom w:w="60" w:type="dxa"/>
+              <w:right w:w="100" w:type="dxa"/>
+            </w:tcMar>
+          </w:tcPr>
+          <w:p>
+            <w:pPr>
+              <w:spacing w:after="0"/>
+            </w:pPr>
+            <w:r>
+              <w:t xml:space="preserve">-1 </w:t>
+            </w:r>
+            <w:r>
+              <w:rPr>
+                <w:b/>
+                <w:bCs/>
+              </w:rPr>
+              <w:t>días</w:t>
+            </w:r>
+            <w:r>
+              <w:t xml:space="preserve">, </w:t>
+            </w:r>
+            <w:r>
+              <w:rPr>
+                <w:b/>
+                <w:bCs/>
+              </w:rPr>
+              <w:t>esa fecha</w:t>
+            </w:r>
+          </w:p>
+        </w:tc>
+      </w:tr>
+    </w:tbl>
+    <w:p>
+      <w:pPr>
+        <w:spacing w:after="60"/>
+      </w:pPr>
+    </w:p>
+    <w:p>
+      <w:r>
+        <w:t xml:space="preserve">Para un parámetro que pide un año o un mes como número, use </w:t>
+      </w:r>
+      <w:r>
+        <w:rPr>
+          <w:b/>
+          <w:bCs/>
+        </w:rPr>
+        <w:t>el año (número)</w:t>
+      </w:r>
+      <w:r>
+        <w:t xml:space="preserve"> o </w:t>
+      </w:r>
+      <w:r>
+        <w:rPr>
+          <w:b/>
+          <w:bCs/>
+        </w:rPr>
+        <w:t>el mes (número 1-12)</w:t>
+      </w:r>
+      <w:r>
+        <w:t>. Una semana empieza el lunes. Una quincena va del día 1 al 15, o del 16 al final del mes.</w:t>
+      </w:r>
+    </w:p>
+    <w:p>
+      <w:pPr>
+        <w:pBdr>
+          <w:left w:val="single" w:sz="24" w:space="8" w:color="4E9A5B"/>
+        </w:pBdr>
+        <w:shd w:val="clear" w:color="auto" w:fill="E8F4EA"/>
+        <w:spacing w:before="120" w:after="160"/>
+        <w:ind w:left="200" w:right="200"/>
+      </w:pPr>
+      <w:r>
+        <w:rPr>
+          <w:b/>
+          <w:bCs/>
+        </w:rPr>
+        <w:t>Consejo:</w:t>
+      </w:r>
+      <w:r>
+        <w:t xml:space="preserve"> -1 </w:t>
+      </w:r>
+      <w:r>
+        <w:rPr>
+          <w:b/>
+          <w:bCs/>
+        </w:rPr>
+        <w:t>meses</w:t>
+      </w:r>
+      <w:r>
+        <w:t xml:space="preserve">, </w:t>
+      </w:r>
+      <w:r>
+        <w:rPr>
+          <w:b/>
+          <w:bCs/>
+        </w:rPr>
+        <w:t>primer día de ese año</w:t>
+      </w:r>
+      <w:r>
+        <w:t xml:space="preserve"> sigue dando todo el año pasado cuando la programación se ejecuta en enero. Un </w:t>
+      </w:r>
+      <w:r>
+        <w:rPr>
+          <w:b/>
+          <w:bCs/>
+        </w:rPr>
+        <w:t>Valor fijo</w:t>
+      </w:r>
+      <w:r>
+        <w:t xml:space="preserve"> no cambia: un valor fijo 2026-01-01 sigue empezando en 2026 cuando la programación se ejecuta en 2027.</w:t>
+      </w:r>
+    </w:p>
+    <w:p>
+      <w:r>
+        <w:t xml:space="preserve">La columna </w:t>
+      </w:r>
+      <w:r>
+        <w:rPr>
+          <w:b/>
+          <w:bCs/>
+        </w:rPr>
+        <w:t>Próxima ejecución</w:t>
+      </w:r>
+      <w:r>
+        <w:t xml:space="preserve"> muestra la fecha de la próxima ejecución y, debajo, los valores que usará esa ejecución. Compruébela después de guardar.</w:t>
+      </w:r>
+    </w:p>
+    <w:p>
+      <w:r>
+        <w:t>Puede dar a un mapa más de una programación, cada una con su propia frecuencia y sus propios valores. Ejemplo: una programación mensual para el mes pasado y otra anual para el año pasado.</w:t>
+      </w:r>
+    </w:p>
+    <w:p>
+      <w:pPr>
+        <w:pStyle w:val="Ttulo2"/>
+      </w:pPr>
+      <w:bookmarkStart w:id="33" w:name="_Toc241847981"/>
       <w:r>
         <w:t>Historial de ejecución</w:t>
       </w:r>
-      <w:bookmarkEnd w:id="32"/>
+      <w:bookmarkEnd w:id="33"/>
     </w:p>
     <w:p>
       <w:r>
@@ -28134,6 +30071,7 @@
               <w:spacing w:after="0"/>
             </w:pPr>
             <w:r>
+              <w:lastRenderedPageBreak/>
               <w:t xml:space="preserve">Icono </w:t>
             </w:r>
             <w:r>
@@ -28244,12 +30182,11 @@
       <w:pPr>
         <w:pStyle w:val="Ttulo2"/>
       </w:pPr>
-      <w:bookmarkStart w:id="33" w:name="_Toc241747754"/>
-      <w:r>
-        <w:lastRenderedPageBreak/>
+      <w:bookmarkStart w:id="34" w:name="_Toc241847982"/>
+      <w:r>
         <w:t>Ejemplo: un resultado semanal</w:t>
       </w:r>
-      <w:bookmarkEnd w:id="33"/>
+      <w:bookmarkEnd w:id="34"/>
     </w:p>
     <w:p>
       <w:r>
@@ -28271,7 +30208,7 @@
         <w:pStyle w:val="PargrafodaLista"/>
         <w:numPr>
           <w:ilvl w:val="0"/>
-          <w:numId w:val="7"/>
+          <w:numId w:val="8"/>
         </w:numPr>
         <w:spacing w:after="60"/>
       </w:pPr>
@@ -28294,7 +30231,7 @@
         <w:pStyle w:val="PargrafodaLista"/>
         <w:numPr>
           <w:ilvl w:val="0"/>
-          <w:numId w:val="7"/>
+          <w:numId w:val="8"/>
         </w:numPr>
         <w:spacing w:after="60"/>
       </w:pPr>
@@ -28327,7 +30264,7 @@
         <w:pStyle w:val="PargrafodaLista"/>
         <w:numPr>
           <w:ilvl w:val="0"/>
-          <w:numId w:val="7"/>
+          <w:numId w:val="8"/>
         </w:numPr>
         <w:spacing w:after="60"/>
       </w:pPr>
@@ -28349,21 +30286,30 @@
           <w:b/>
           <w:bCs/>
         </w:rPr>
-        <w:t>Personalizada</w:t>
-      </w:r>
-      <w:r>
-        <w:t xml:space="preserve"> y escriba </w:t>
+        <w:t>Semanal</w:t>
+      </w:r>
+      <w:r>
+        <w:t xml:space="preserve">, el </w:t>
       </w:r>
       <w:r>
         <w:rPr>
-          <w:rFonts w:ascii="Consolas" w:eastAsia="Consolas" w:hAnsi="Consolas" w:cs="Consolas"/>
-          <w:sz w:val="19"/>
-          <w:szCs w:val="19"/>
+          <w:b/>
+          <w:bCs/>
         </w:rPr>
-        <w:t>0 7 * * 1</w:t>
-      </w:r>
-      <w:r>
-        <w:t>.</w:t>
+        <w:t>Día de la semana</w:t>
+      </w:r>
+      <w:r>
+        <w:t xml:space="preserve"> en lunes y la </w:t>
+      </w:r>
+      <w:r>
+        <w:rPr>
+          <w:b/>
+          <w:bCs/>
+        </w:rPr>
+        <w:t>Hora</w:t>
+      </w:r>
+      <w:r>
+        <w:t xml:space="preserve"> en 07:00.</w:t>
       </w:r>
     </w:p>
     <w:p>
@@ -28371,7 +30317,7 @@
         <w:pStyle w:val="PargrafodaLista"/>
         <w:numPr>
           <w:ilvl w:val="0"/>
-          <w:numId w:val="7"/>
+          <w:numId w:val="8"/>
         </w:numPr>
         <w:spacing w:after="60"/>
       </w:pPr>
@@ -28394,7 +30340,7 @@
         <w:pStyle w:val="PargrafodaLista"/>
         <w:numPr>
           <w:ilvl w:val="0"/>
-          <w:numId w:val="7"/>
+          <w:numId w:val="8"/>
         </w:numPr>
         <w:spacing w:after="60"/>
       </w:pPr>
@@ -28427,7 +30373,7 @@
         <w:pStyle w:val="PargrafodaLista"/>
         <w:numPr>
           <w:ilvl w:val="0"/>
-          <w:numId w:val="7"/>
+          <w:numId w:val="8"/>
         </w:numPr>
         <w:spacing w:after="60"/>
       </w:pPr>
@@ -28450,12 +30396,12 @@
         <w:pStyle w:val="Ttulo1"/>
         <w:pageBreakBefore/>
       </w:pPr>
-      <w:bookmarkStart w:id="34" w:name="_Toc241747755"/>
+      <w:bookmarkStart w:id="35" w:name="_Toc241847983"/>
       <w:r>
         <w:lastRenderedPageBreak/>
         <w:t>Áreas de negocio</w:t>
       </w:r>
-      <w:bookmarkEnd w:id="34"/>
+      <w:bookmarkEnd w:id="35"/>
     </w:p>
     <w:p>
       <w:r>
@@ -28483,10 +30429,10 @@
           <w:noProof/>
         </w:rPr>
         <w:drawing>
-          <wp:inline distT="0" distB="0" distL="0" distR="0" wp14:anchorId="3BBD67D2" wp14:editId="6C44A440">
+          <wp:inline distT="0" distB="0" distL="0" distR="0" wp14:anchorId="1B35A5F4" wp14:editId="742C46CC">
             <wp:extent cx="5715000" cy="3571875"/>
             <wp:effectExtent l="0" t="0" r="0" b="0"/>
-            <wp:docPr id="94" name="06-business-areas.png" descr="La página Áreas de negocio con la lista de áreas, el botón Nueva área de negocio y los iconos de fila." title="La página Áreas de negocio con la lista de áreas, el botón Nueva área de negocio y los iconos de fila."/>
+            <wp:docPr id="97" name="06-business-areas.png" descr="La página Áreas de negocio con la lista de áreas, el botón Nueva área de negocio y los iconos de fila." title="La página Áreas de negocio con la lista de áreas, el botón Nueva área de negocio y los iconos de fila."/>
             <wp:cNvGraphicFramePr>
               <a:graphicFrameLocks xmlns:a="http://schemas.openxmlformats.org/drawingml/2006/main" noChangeAspect="1"/>
             </wp:cNvGraphicFramePr>
@@ -28500,7 +30446,7 @@
                     </pic:cNvPicPr>
                   </pic:nvPicPr>
                   <pic:blipFill>
-                    <a:blip r:embed="rId21"/>
+                    <a:blip r:embed="rId22"/>
                     <a:srcRect/>
                     <a:stretch>
                       <a:fillRect/>
@@ -28997,10 +30943,10 @@
         </w:rPr>
         <w:lastRenderedPageBreak/>
         <w:drawing>
-          <wp:inline distT="0" distB="0" distL="0" distR="0" wp14:anchorId="205E1799" wp14:editId="54BC153C">
+          <wp:inline distT="0" distB="0" distL="0" distR="0" wp14:anchorId="61A4F30C" wp14:editId="100D05C7">
             <wp:extent cx="3324225" cy="2047875"/>
             <wp:effectExtent l="0" t="0" r="0" b="0"/>
-            <wp:docPr id="95" name="07-business-areas-new.png" descr="El cuadro Nueva área de negocio con los campos Nombre y Descripción." title="El cuadro Nueva área de negocio con los campos Nombre y Descripción."/>
+            <wp:docPr id="98" name="07-business-areas-new.png" descr="El cuadro Nueva área de negocio con los campos Nombre y Descripción." title="El cuadro Nueva área de negocio con los campos Nombre y Descripción."/>
             <wp:cNvGraphicFramePr>
               <a:graphicFrameLocks xmlns:a="http://schemas.openxmlformats.org/drawingml/2006/main" noChangeAspect="1"/>
             </wp:cNvGraphicFramePr>
@@ -29014,7 +30960,7 @@
                     </pic:cNvPicPr>
                   </pic:nvPicPr>
                   <pic:blipFill>
-                    <a:blip r:embed="rId22"/>
+                    <a:blip r:embed="rId23"/>
                     <a:srcRect/>
                     <a:stretch>
                       <a:fillRect/>
@@ -29049,18 +30995,18 @@
       <w:pPr>
         <w:pStyle w:val="Ttulo2"/>
       </w:pPr>
-      <w:bookmarkStart w:id="35" w:name="_Toc241747756"/>
+      <w:bookmarkStart w:id="36" w:name="_Toc241847984"/>
       <w:r>
         <w:t>Crear un área de negocio</w:t>
       </w:r>
-      <w:bookmarkEnd w:id="35"/>
+      <w:bookmarkEnd w:id="36"/>
     </w:p>
     <w:p>
       <w:pPr>
         <w:pStyle w:val="PargrafodaLista"/>
         <w:numPr>
           <w:ilvl w:val="0"/>
-          <w:numId w:val="8"/>
+          <w:numId w:val="9"/>
         </w:numPr>
         <w:spacing w:after="60"/>
       </w:pPr>
@@ -29083,7 +31029,7 @@
         <w:pStyle w:val="PargrafodaLista"/>
         <w:numPr>
           <w:ilvl w:val="0"/>
-          <w:numId w:val="8"/>
+          <w:numId w:val="9"/>
         </w:numPr>
         <w:spacing w:after="60"/>
       </w:pPr>
@@ -29116,7 +31062,7 @@
         <w:pStyle w:val="PargrafodaLista"/>
         <w:numPr>
           <w:ilvl w:val="0"/>
-          <w:numId w:val="8"/>
+          <w:numId w:val="9"/>
         </w:numPr>
         <w:spacing w:after="60"/>
       </w:pPr>
@@ -29153,11 +31099,11 @@
       <w:pPr>
         <w:pStyle w:val="Ttulo2"/>
       </w:pPr>
-      <w:bookmarkStart w:id="36" w:name="_Toc241747757"/>
+      <w:bookmarkStart w:id="37" w:name="_Toc241847985"/>
       <w:r>
         <w:t>Concesiones</w:t>
       </w:r>
-      <w:bookmarkEnd w:id="36"/>
+      <w:bookmarkEnd w:id="37"/>
     </w:p>
     <w:p>
       <w:r>
@@ -29185,10 +31131,10 @@
           <w:noProof/>
         </w:rPr>
         <w:drawing>
-          <wp:inline distT="0" distB="0" distL="0" distR="0" wp14:anchorId="4E8771AB" wp14:editId="3D2082EA">
+          <wp:inline distT="0" distB="0" distL="0" distR="0" wp14:anchorId="5EA364C7" wp14:editId="3D5E1D0E">
             <wp:extent cx="5715000" cy="3571875"/>
             <wp:effectExtent l="0" t="0" r="0" b="0"/>
-            <wp:docPr id="96" name="09-business-areas-grants-permission.png" descr="El cuadro Administrar concesiones con la lista Permiso abierta." title="El cuadro Administrar concesiones con la lista Permiso abierta."/>
+            <wp:docPr id="99" name="09-business-areas-grants-permission.png" descr="El cuadro Administrar concesiones con la lista Permiso abierta." title="El cuadro Administrar concesiones con la lista Permiso abierta."/>
             <wp:cNvGraphicFramePr>
               <a:graphicFrameLocks xmlns:a="http://schemas.openxmlformats.org/drawingml/2006/main" noChangeAspect="1"/>
             </wp:cNvGraphicFramePr>
@@ -29202,7 +31148,7 @@
                     </pic:cNvPicPr>
                   </pic:nvPicPr>
                   <pic:blipFill>
-                    <a:blip r:embed="rId23"/>
+                    <a:blip r:embed="rId24"/>
                     <a:srcRect/>
                     <a:stretch>
                       <a:fillRect/>
@@ -30329,7 +32275,7 @@
         <w:pStyle w:val="PargrafodaLista"/>
         <w:numPr>
           <w:ilvl w:val="0"/>
-          <w:numId w:val="9"/>
+          <w:numId w:val="10"/>
         </w:numPr>
         <w:spacing w:after="60"/>
       </w:pPr>
@@ -30352,7 +32298,7 @@
         <w:pStyle w:val="PargrafodaLista"/>
         <w:numPr>
           <w:ilvl w:val="0"/>
-          <w:numId w:val="9"/>
+          <w:numId w:val="10"/>
         </w:numPr>
         <w:spacing w:after="60"/>
       </w:pPr>
@@ -30365,7 +32311,7 @@
         <w:pStyle w:val="PargrafodaLista"/>
         <w:numPr>
           <w:ilvl w:val="0"/>
-          <w:numId w:val="9"/>
+          <w:numId w:val="10"/>
         </w:numPr>
         <w:spacing w:after="60"/>
       </w:pPr>
@@ -30388,7 +32334,7 @@
         <w:pStyle w:val="PargrafodaLista"/>
         <w:numPr>
           <w:ilvl w:val="0"/>
-          <w:numId w:val="9"/>
+          <w:numId w:val="10"/>
         </w:numPr>
         <w:spacing w:after="60"/>
       </w:pPr>
@@ -30442,12 +32388,12 @@
         <w:pStyle w:val="Ttulo1"/>
         <w:pageBreakBefore/>
       </w:pPr>
-      <w:bookmarkStart w:id="37" w:name="_Toc241747758"/>
+      <w:bookmarkStart w:id="38" w:name="_Toc241847986"/>
       <w:r>
         <w:lastRenderedPageBreak/>
         <w:t>Carpetas</w:t>
       </w:r>
-      <w:bookmarkEnd w:id="37"/>
+      <w:bookmarkEnd w:id="38"/>
     </w:p>
     <w:p>
       <w:r>
@@ -30505,10 +32451,10 @@
           <w:noProof/>
         </w:rPr>
         <w:drawing>
-          <wp:inline distT="0" distB="0" distL="0" distR="0" wp14:anchorId="234B2406" wp14:editId="14B1CBEE">
+          <wp:inline distT="0" distB="0" distL="0" distR="0" wp14:anchorId="5E8D781A" wp14:editId="74456B5D">
             <wp:extent cx="5715000" cy="3571875"/>
             <wp:effectExtent l="0" t="0" r="0" b="0"/>
-            <wp:docPr id="97" name="11-folders.png" descr="La página Carpetas con un área de negocio elegida, mostrando la tabla de carpetas y los iconos de fila." title="La página Carpetas con un área de negocio elegida, mostrando la tabla de carpetas y los iconos de fila."/>
+            <wp:docPr id="100" name="11-folders.png" descr="La página Carpetas con un área de negocio elegida, mostrando la tabla de carpetas y los iconos de fila." title="La página Carpetas con un área de negocio elegida, mostrando la tabla de carpetas y los iconos de fila."/>
             <wp:cNvGraphicFramePr>
               <a:graphicFrameLocks xmlns:a="http://schemas.openxmlformats.org/drawingml/2006/main" noChangeAspect="1"/>
             </wp:cNvGraphicFramePr>
@@ -30522,7 +32468,7 @@
                     </pic:cNvPicPr>
                   </pic:nvPicPr>
                   <pic:blipFill>
-                    <a:blip r:embed="rId24"/>
+                    <a:blip r:embed="rId25"/>
                     <a:srcRect/>
                     <a:stretch>
                       <a:fillRect/>
@@ -31284,11 +33230,11 @@
       <w:pPr>
         <w:pStyle w:val="Ttulo2"/>
       </w:pPr>
-      <w:bookmarkStart w:id="38" w:name="_Toc241747759"/>
+      <w:bookmarkStart w:id="39" w:name="_Toc241847987"/>
       <w:r>
         <w:t>El asistente de carpetas</w:t>
       </w:r>
-      <w:bookmarkEnd w:id="38"/>
+      <w:bookmarkEnd w:id="39"/>
     </w:p>
     <w:tbl>
       <w:tblPr>
@@ -32714,307 +34660,10 @@
         </w:rPr>
         <w:lastRenderedPageBreak/>
         <w:drawing>
-          <wp:inline distT="0" distB="0" distL="0" distR="0" wp14:anchorId="03E92376" wp14:editId="2202099C">
+          <wp:inline distT="0" distB="0" distL="0" distR="0" wp14:anchorId="2634BA89" wp14:editId="4FE4D50A">
             <wp:extent cx="2238375" cy="5905500"/>
             <wp:effectExtent l="0" t="0" r="0" b="0"/>
-            <wp:docPr id="98" name="15-folders-picked.png" descr="El cuadro Nueva carpeta con una tabla elegida y la lista de comprobación Elementos a crear." title="El cuadro Nueva carpeta con una tabla elegida y la lista de comprobación Elementos a crear."/>
-            <wp:cNvGraphicFramePr>
-              <a:graphicFrameLocks xmlns:a="http://schemas.openxmlformats.org/drawingml/2006/main" noChangeAspect="1"/>
-            </wp:cNvGraphicFramePr>
-            <a:graphic xmlns:a="http://schemas.openxmlformats.org/drawingml/2006/main">
-              <a:graphicData uri="http://schemas.openxmlformats.org/drawingml/2006/picture">
-                <pic:pic xmlns:pic="http://schemas.openxmlformats.org/drawingml/2006/picture">
-                  <pic:nvPicPr>
-                    <pic:cNvPr id="0" name=""/>
-                    <pic:cNvPicPr>
-                      <a:picLocks noChangeAspect="1" noChangeArrowheads="1"/>
-                    </pic:cNvPicPr>
-                  </pic:nvPicPr>
-                  <pic:blipFill>
-                    <a:blip r:embed="rId25"/>
-                    <a:srcRect/>
-                    <a:stretch>
-                      <a:fillRect/>
-                    </a:stretch>
-                  </pic:blipFill>
-                  <pic:spPr bwMode="auto">
-                    <a:xfrm>
-                      <a:off x="0" y="0"/>
-                      <a:ext cx="2238375" cy="5905500"/>
-                    </a:xfrm>
-                    <a:prstGeom prst="rect">
-                      <a:avLst/>
-                    </a:prstGeom>
-                  </pic:spPr>
-                </pic:pic>
-              </a:graphicData>
-            </a:graphic>
-          </wp:inline>
-        </w:drawing>
-      </w:r>
-    </w:p>
-    <w:p>
-      <w:pPr>
-        <w:pStyle w:val="Legenda"/>
-        <w:jc w:val="center"/>
-      </w:pPr>
-      <w:r>
-        <w:t>El cuadro Nueva carpeta con una tabla elegida y la lista de comprobación Elementos a crear.</w:t>
-      </w:r>
-    </w:p>
-    <w:p>
-      <w:r>
-        <w:t>Ejemplo: crear una carpeta para una tabla.</w:t>
-      </w:r>
-    </w:p>
-    <w:p>
-      <w:pPr>
-        <w:pStyle w:val="PargrafodaLista"/>
-        <w:numPr>
-          <w:ilvl w:val="0"/>
-          <w:numId w:val="10"/>
-        </w:numPr>
-        <w:spacing w:after="60"/>
-      </w:pPr>
-      <w:r>
-        <w:t xml:space="preserve">Elija el área de negocio y haga clic en </w:t>
-      </w:r>
-      <w:r>
-        <w:rPr>
-          <w:b/>
-          <w:bCs/>
-        </w:rPr>
-        <w:t>Nueva carpeta</w:t>
-      </w:r>
-      <w:r>
-        <w:t>.</w:t>
-      </w:r>
-    </w:p>
-    <w:p>
-      <w:pPr>
-        <w:pStyle w:val="PargrafodaLista"/>
-        <w:numPr>
-          <w:ilvl w:val="0"/>
-          <w:numId w:val="10"/>
-        </w:numPr>
-        <w:spacing w:after="60"/>
-      </w:pPr>
-      <w:r>
-        <w:t xml:space="preserve">Deje el </w:t>
-      </w:r>
-      <w:r>
-        <w:rPr>
-          <w:b/>
-          <w:bCs/>
-        </w:rPr>
-        <w:t>Tipo de carpeta</w:t>
-      </w:r>
-      <w:r>
-        <w:t xml:space="preserve"> en TABLE. Elija el </w:t>
-      </w:r>
-      <w:r>
-        <w:rPr>
-          <w:b/>
-          <w:bCs/>
-        </w:rPr>
-        <w:t>Origen de datos</w:t>
-      </w:r>
-      <w:r>
-        <w:t>.</w:t>
-      </w:r>
-    </w:p>
-    <w:p>
-      <w:pPr>
-        <w:pStyle w:val="PargrafodaLista"/>
-        <w:numPr>
-          <w:ilvl w:val="0"/>
-          <w:numId w:val="10"/>
-        </w:numPr>
-        <w:spacing w:after="60"/>
-      </w:pPr>
-      <w:r>
-        <w:t xml:space="preserve">Haga clic en </w:t>
-      </w:r>
-      <w:r>
-        <w:rPr>
-          <w:b/>
-          <w:bCs/>
-        </w:rPr>
-        <w:t>Descubrir tablas</w:t>
-      </w:r>
-      <w:r>
-        <w:t>. Escriba parte del nombre en el cuadro de filtro.</w:t>
-      </w:r>
-    </w:p>
-    <w:p>
-      <w:pPr>
-        <w:pStyle w:val="PargrafodaLista"/>
-        <w:numPr>
-          <w:ilvl w:val="0"/>
-          <w:numId w:val="10"/>
-        </w:numPr>
-        <w:spacing w:after="60"/>
-      </w:pPr>
-      <w:r>
-        <w:t xml:space="preserve">Haga clic en la tabla. Las columnas aparecen en </w:t>
-      </w:r>
-      <w:r>
-        <w:rPr>
-          <w:b/>
-          <w:bCs/>
-        </w:rPr>
-        <w:t>Elementos a crear</w:t>
-      </w:r>
-      <w:r>
-        <w:t>.</w:t>
-      </w:r>
-    </w:p>
-    <w:p>
-      <w:pPr>
-        <w:pStyle w:val="PargrafodaLista"/>
-        <w:numPr>
-          <w:ilvl w:val="0"/>
-          <w:numId w:val="10"/>
-        </w:numPr>
-        <w:spacing w:after="60"/>
-      </w:pPr>
-      <w:r>
-        <w:t xml:space="preserve">Desmarque las columnas que no necesite. Haga clic en </w:t>
-      </w:r>
-      <w:r>
-        <w:rPr>
-          <w:b/>
-          <w:bCs/>
-        </w:rPr>
-        <w:t>Guardar</w:t>
-      </w:r>
-      <w:r>
-        <w:t>.</w:t>
-      </w:r>
-    </w:p>
-    <w:p>
-      <w:pPr>
-        <w:spacing w:after="60"/>
-      </w:pPr>
-    </w:p>
-    <w:p>
-      <w:pPr>
-        <w:pStyle w:val="Ttulo2"/>
-      </w:pPr>
-      <w:bookmarkStart w:id="39" w:name="_Toc241747760"/>
-      <w:r>
-        <w:t>Compartir una carpeta en otra área de negocio</w:t>
-      </w:r>
-      <w:bookmarkEnd w:id="39"/>
-    </w:p>
-    <w:p>
-      <w:r>
-        <w:t>Una carpeta pertenece a un área de negocio. También puede aparecer en otras, como en Oracle Discoverer. Una concesión en cualquiera de sus áreas da acceso a la carpeta.</w:t>
-      </w:r>
-    </w:p>
-    <w:p>
-      <w:pPr>
-        <w:pStyle w:val="PargrafodaLista"/>
-        <w:numPr>
-          <w:ilvl w:val="0"/>
-          <w:numId w:val="11"/>
-        </w:numPr>
-        <w:spacing w:after="60"/>
-      </w:pPr>
-      <w:r>
-        <w:lastRenderedPageBreak/>
-        <w:t xml:space="preserve">Haga clic en el icono </w:t>
-      </w:r>
-      <w:r>
-        <w:rPr>
-          <w:b/>
-          <w:bCs/>
-        </w:rPr>
-        <w:t>Gestionar áreas de negocio</w:t>
-      </w:r>
-      <w:r>
-        <w:t>.</w:t>
-      </w:r>
-    </w:p>
-    <w:p>
-      <w:pPr>
-        <w:pStyle w:val="PargrafodaLista"/>
-        <w:numPr>
-          <w:ilvl w:val="0"/>
-          <w:numId w:val="11"/>
-        </w:numPr>
-        <w:spacing w:after="60"/>
-      </w:pPr>
-      <w:r>
-        <w:t xml:space="preserve">En </w:t>
-      </w:r>
-      <w:r>
-        <w:rPr>
-          <w:b/>
-          <w:bCs/>
-        </w:rPr>
-        <w:t>Compartir con</w:t>
-      </w:r>
-      <w:r>
-        <w:t>, elija un área.</w:t>
-      </w:r>
-    </w:p>
-    <w:p>
-      <w:pPr>
-        <w:pStyle w:val="PargrafodaLista"/>
-        <w:numPr>
-          <w:ilvl w:val="0"/>
-          <w:numId w:val="11"/>
-        </w:numPr>
-        <w:spacing w:after="60"/>
-      </w:pPr>
-      <w:r>
-        <w:t xml:space="preserve">Haga clic en </w:t>
-      </w:r>
-      <w:r>
-        <w:rPr>
-          <w:b/>
-          <w:bCs/>
-        </w:rPr>
-        <w:t>Compartir</w:t>
-      </w:r>
-      <w:r>
-        <w:t>.</w:t>
-      </w:r>
-    </w:p>
-    <w:p>
-      <w:pPr>
-        <w:pStyle w:val="PargrafodaLista"/>
-        <w:numPr>
-          <w:ilvl w:val="0"/>
-          <w:numId w:val="11"/>
-        </w:numPr>
-        <w:spacing w:after="60"/>
-      </w:pPr>
-      <w:r>
-        <w:t>Para dejar de compartir, haga clic en la X de la insignia. No puede quitar el área propietaria.</w:t>
-      </w:r>
-    </w:p>
-    <w:p>
-      <w:pPr>
-        <w:spacing w:after="60"/>
-      </w:pPr>
-    </w:p>
-    <w:p>
-      <w:pPr>
-        <w:keepNext/>
-        <w:spacing w:before="120" w:after="60"/>
-        <w:jc w:val="center"/>
-      </w:pPr>
-      <w:r>
-        <w:rPr>
-          <w:noProof/>
-        </w:rPr>
-        <w:drawing>
-          <wp:inline distT="0" distB="0" distL="0" distR="0" wp14:anchorId="433771CD" wp14:editId="41158DEE">
-            <wp:extent cx="3324225" cy="1638300"/>
-            <wp:effectExtent l="0" t="0" r="0" b="0"/>
-            <wp:docPr id="99" name="16-folders-sharing.png" descr="El cuadro de compartición de carpetas con la insignia del propietario y la lista Compartir con." title="El cuadro de compartición de carpetas con la insignia del propietario y la lista Compartir con."/>
+            <wp:docPr id="101" name="15-folders-picked.png" descr="El cuadro Nueva carpeta con una tabla elegida y la lista de comprobación Elementos a crear." title="El cuadro Nueva carpeta con una tabla elegida y la lista de comprobación Elementos a crear."/>
             <wp:cNvGraphicFramePr>
               <a:graphicFrameLocks xmlns:a="http://schemas.openxmlformats.org/drawingml/2006/main" noChangeAspect="1"/>
             </wp:cNvGraphicFramePr>
@@ -33037,7 +34686,7 @@
                   <pic:spPr bwMode="auto">
                     <a:xfrm>
                       <a:off x="0" y="0"/>
-                      <a:ext cx="3324225" cy="1638300"/>
+                      <a:ext cx="2238375" cy="5905500"/>
                     </a:xfrm>
                     <a:prstGeom prst="rect">
                       <a:avLst/>
@@ -33056,55 +34705,246 @@
         <w:jc w:val="center"/>
       </w:pPr>
       <w:r>
-        <w:t>El cuadro de compartición de carpetas con la insignia del propietario y la lista Compartir con.</w:t>
+        <w:t>El cuadro Nueva carpeta con una tabla elegida y la lista de comprobación Elementos a crear.</w:t>
+      </w:r>
+    </w:p>
+    <w:p>
+      <w:r>
+        <w:t>Ejemplo: crear una carpeta para una tabla.</w:t>
       </w:r>
     </w:p>
     <w:p>
       <w:pPr>
-        <w:pStyle w:val="Ttulo1"/>
-        <w:pageBreakBefore/>
+        <w:pStyle w:val="PargrafodaLista"/>
+        <w:numPr>
+          <w:ilvl w:val="0"/>
+          <w:numId w:val="11"/>
+        </w:numPr>
+        <w:spacing w:after="60"/>
       </w:pPr>
-      <w:bookmarkStart w:id="40" w:name="_Toc241747761"/>
-      <w:r>
-        <w:lastRenderedPageBreak/>
-        <w:t>Elementos</w:t>
-      </w:r>
-      <w:bookmarkEnd w:id="40"/>
-    </w:p>
-    <w:p>
-      <w:r>
-        <w:t xml:space="preserve">Un </w:t>
+      <w:r>
+        <w:t xml:space="preserve">Elija el área de negocio y haga clic en </w:t>
       </w:r>
       <w:r>
         <w:rPr>
           <w:b/>
           <w:bCs/>
         </w:rPr>
-        <w:t>elemento</w:t>
-      </w:r>
-      <w:r>
-        <w:t xml:space="preserve"> es una columna de una carpeta. Los mapas se crean a partir de elementos. Elija un </w:t>
+        <w:t>Nueva carpeta</w:t>
+      </w:r>
+      <w:r>
+        <w:t>.</w:t>
+      </w:r>
+    </w:p>
+    <w:p>
+      <w:pPr>
+        <w:pStyle w:val="PargrafodaLista"/>
+        <w:numPr>
+          <w:ilvl w:val="0"/>
+          <w:numId w:val="11"/>
+        </w:numPr>
+        <w:spacing w:after="60"/>
+      </w:pPr>
+      <w:r>
+        <w:t xml:space="preserve">Deje el </w:t>
       </w:r>
       <w:r>
         <w:rPr>
           <w:b/>
           <w:bCs/>
         </w:rPr>
-        <w:t>Área de negocio</w:t>
-      </w:r>
-      <w:r>
-        <w:t xml:space="preserve"> y después una </w:t>
+        <w:t>Tipo de carpeta</w:t>
+      </w:r>
+      <w:r>
+        <w:t xml:space="preserve"> en TABLE. Elija el </w:t>
       </w:r>
       <w:r>
         <w:rPr>
           <w:b/>
           <w:bCs/>
         </w:rPr>
-        <w:t>Carpeta</w:t>
-      </w:r>
-      <w:r>
-        <w:t>. La lista de carpetas incluye las carpetas compartidas desde otra área.</w:t>
-      </w:r>
+        <w:t>Origen de datos</w:t>
+      </w:r>
+      <w:r>
+        <w:t>.</w:t>
+      </w:r>
+    </w:p>
+    <w:p>
+      <w:pPr>
+        <w:pStyle w:val="PargrafodaLista"/>
+        <w:numPr>
+          <w:ilvl w:val="0"/>
+          <w:numId w:val="11"/>
+        </w:numPr>
+        <w:spacing w:after="60"/>
+      </w:pPr>
+      <w:r>
+        <w:t xml:space="preserve">Haga clic en </w:t>
+      </w:r>
+      <w:r>
+        <w:rPr>
+          <w:b/>
+          <w:bCs/>
+        </w:rPr>
+        <w:t>Descubrir tablas</w:t>
+      </w:r>
+      <w:r>
+        <w:t>. Escriba parte del nombre en el cuadro de filtro.</w:t>
+      </w:r>
+    </w:p>
+    <w:p>
+      <w:pPr>
+        <w:pStyle w:val="PargrafodaLista"/>
+        <w:numPr>
+          <w:ilvl w:val="0"/>
+          <w:numId w:val="11"/>
+        </w:numPr>
+        <w:spacing w:after="60"/>
+      </w:pPr>
+      <w:r>
+        <w:t xml:space="preserve">Haga clic en la tabla. Las columnas aparecen en </w:t>
+      </w:r>
+      <w:r>
+        <w:rPr>
+          <w:b/>
+          <w:bCs/>
+        </w:rPr>
+        <w:t>Elementos a crear</w:t>
+      </w:r>
+      <w:r>
+        <w:t>.</w:t>
+      </w:r>
+    </w:p>
+    <w:p>
+      <w:pPr>
+        <w:pStyle w:val="PargrafodaLista"/>
+        <w:numPr>
+          <w:ilvl w:val="0"/>
+          <w:numId w:val="11"/>
+        </w:numPr>
+        <w:spacing w:after="60"/>
+      </w:pPr>
+      <w:r>
+        <w:t xml:space="preserve">Desmarque las columnas que no necesite. Haga clic en </w:t>
+      </w:r>
+      <w:r>
+        <w:rPr>
+          <w:b/>
+          <w:bCs/>
+        </w:rPr>
+        <w:t>Guardar</w:t>
+      </w:r>
+      <w:r>
+        <w:t>.</w:t>
+      </w:r>
+    </w:p>
+    <w:p>
+      <w:pPr>
+        <w:spacing w:after="60"/>
+      </w:pPr>
+    </w:p>
+    <w:p>
+      <w:pPr>
+        <w:pStyle w:val="Ttulo2"/>
+      </w:pPr>
+      <w:bookmarkStart w:id="40" w:name="_Toc241847988"/>
+      <w:r>
+        <w:t>Compartir una carpeta en otra área de negocio</w:t>
+      </w:r>
+      <w:bookmarkEnd w:id="40"/>
+    </w:p>
+    <w:p>
+      <w:r>
+        <w:t>Una carpeta pertenece a un área de negocio. También puede aparecer en otras, como en Oracle Discoverer. Una concesión en cualquiera de sus áreas da acceso a la carpeta.</w:t>
+      </w:r>
+    </w:p>
+    <w:p>
+      <w:pPr>
+        <w:pStyle w:val="PargrafodaLista"/>
+        <w:numPr>
+          <w:ilvl w:val="0"/>
+          <w:numId w:val="12"/>
+        </w:numPr>
+        <w:spacing w:after="60"/>
+      </w:pPr>
+      <w:r>
+        <w:lastRenderedPageBreak/>
+        <w:t xml:space="preserve">Haga clic en el icono </w:t>
+      </w:r>
+      <w:r>
+        <w:rPr>
+          <w:b/>
+          <w:bCs/>
+        </w:rPr>
+        <w:t>Gestionar áreas de negocio</w:t>
+      </w:r>
+      <w:r>
+        <w:t>.</w:t>
+      </w:r>
+    </w:p>
+    <w:p>
+      <w:pPr>
+        <w:pStyle w:val="PargrafodaLista"/>
+        <w:numPr>
+          <w:ilvl w:val="0"/>
+          <w:numId w:val="12"/>
+        </w:numPr>
+        <w:spacing w:after="60"/>
+      </w:pPr>
+      <w:r>
+        <w:t xml:space="preserve">En </w:t>
+      </w:r>
+      <w:r>
+        <w:rPr>
+          <w:b/>
+          <w:bCs/>
+        </w:rPr>
+        <w:t>Compartir con</w:t>
+      </w:r>
+      <w:r>
+        <w:t>, elija un área.</w:t>
+      </w:r>
+    </w:p>
+    <w:p>
+      <w:pPr>
+        <w:pStyle w:val="PargrafodaLista"/>
+        <w:numPr>
+          <w:ilvl w:val="0"/>
+          <w:numId w:val="12"/>
+        </w:numPr>
+        <w:spacing w:after="60"/>
+      </w:pPr>
+      <w:r>
+        <w:t xml:space="preserve">Haga clic en </w:t>
+      </w:r>
+      <w:r>
+        <w:rPr>
+          <w:b/>
+          <w:bCs/>
+        </w:rPr>
+        <w:t>Compartir</w:t>
+      </w:r>
+      <w:r>
+        <w:t>.</w:t>
+      </w:r>
+    </w:p>
+    <w:p>
+      <w:pPr>
+        <w:pStyle w:val="PargrafodaLista"/>
+        <w:numPr>
+          <w:ilvl w:val="0"/>
+          <w:numId w:val="12"/>
+        </w:numPr>
+        <w:spacing w:after="60"/>
+      </w:pPr>
+      <w:r>
+        <w:t>Para dejar de compartir, haga clic en la X de la insignia. No puede quitar el área propietaria.</w:t>
+      </w:r>
+    </w:p>
+    <w:p>
+      <w:pPr>
+        <w:spacing w:after="60"/>
+      </w:pPr>
     </w:p>
     <w:p>
       <w:pPr>
@@ -33117,10 +34957,10 @@
           <w:noProof/>
         </w:rPr>
         <w:drawing>
-          <wp:inline distT="0" distB="0" distL="0" distR="0" wp14:anchorId="72F2AFBC" wp14:editId="634CBC0D">
-            <wp:extent cx="5715000" cy="3571875"/>
+          <wp:inline distT="0" distB="0" distL="0" distR="0" wp14:anchorId="18CDAE1D" wp14:editId="259D3AF8">
+            <wp:extent cx="3324225" cy="1638300"/>
             <wp:effectExtent l="0" t="0" r="0" b="0"/>
-            <wp:docPr id="100" name="17-items.png" descr="La página Elementos de una carpeta elegida, con las columnas Tipo, Columna, Tipo de datos y Agregación." title="La página Elementos de una carpeta elegida, con las columnas Tipo, Columna, Tipo de datos y Agregación."/>
+            <wp:docPr id="102" name="16-folders-sharing.png" descr="El cuadro de compartición de carpetas con la insignia del propietario y la lista Compartir con." title="El cuadro de compartición de carpetas con la insignia del propietario y la lista Compartir con."/>
             <wp:cNvGraphicFramePr>
               <a:graphicFrameLocks xmlns:a="http://schemas.openxmlformats.org/drawingml/2006/main" noChangeAspect="1"/>
             </wp:cNvGraphicFramePr>
@@ -33135,6 +34975,112 @@
                   </pic:nvPicPr>
                   <pic:blipFill>
                     <a:blip r:embed="rId27"/>
+                    <a:srcRect/>
+                    <a:stretch>
+                      <a:fillRect/>
+                    </a:stretch>
+                  </pic:blipFill>
+                  <pic:spPr bwMode="auto">
+                    <a:xfrm>
+                      <a:off x="0" y="0"/>
+                      <a:ext cx="3324225" cy="1638300"/>
+                    </a:xfrm>
+                    <a:prstGeom prst="rect">
+                      <a:avLst/>
+                    </a:prstGeom>
+                  </pic:spPr>
+                </pic:pic>
+              </a:graphicData>
+            </a:graphic>
+          </wp:inline>
+        </w:drawing>
+      </w:r>
+    </w:p>
+    <w:p>
+      <w:pPr>
+        <w:pStyle w:val="Legenda"/>
+        <w:jc w:val="center"/>
+      </w:pPr>
+      <w:r>
+        <w:t>El cuadro de compartición de carpetas con la insignia del propietario y la lista Compartir con.</w:t>
+      </w:r>
+    </w:p>
+    <w:p>
+      <w:pPr>
+        <w:pStyle w:val="Ttulo1"/>
+        <w:pageBreakBefore/>
+      </w:pPr>
+      <w:bookmarkStart w:id="41" w:name="_Toc241847989"/>
+      <w:r>
+        <w:lastRenderedPageBreak/>
+        <w:t>Elementos</w:t>
+      </w:r>
+      <w:bookmarkEnd w:id="41"/>
+    </w:p>
+    <w:p>
+      <w:r>
+        <w:t xml:space="preserve">Un </w:t>
+      </w:r>
+      <w:r>
+        <w:rPr>
+          <w:b/>
+          <w:bCs/>
+        </w:rPr>
+        <w:t>elemento</w:t>
+      </w:r>
+      <w:r>
+        <w:t xml:space="preserve"> es una columna de una carpeta. Los mapas se crean a partir de elementos. Elija un </w:t>
+      </w:r>
+      <w:r>
+        <w:rPr>
+          <w:b/>
+          <w:bCs/>
+        </w:rPr>
+        <w:t>Área de negocio</w:t>
+      </w:r>
+      <w:r>
+        <w:t xml:space="preserve"> y después una </w:t>
+      </w:r>
+      <w:r>
+        <w:rPr>
+          <w:b/>
+          <w:bCs/>
+        </w:rPr>
+        <w:t>Carpeta</w:t>
+      </w:r>
+      <w:r>
+        <w:t>. La lista de carpetas incluye las carpetas compartidas desde otra área.</w:t>
+      </w:r>
+    </w:p>
+    <w:p>
+      <w:pPr>
+        <w:keepNext/>
+        <w:spacing w:before="120" w:after="60"/>
+        <w:jc w:val="center"/>
+      </w:pPr>
+      <w:r>
+        <w:rPr>
+          <w:noProof/>
+        </w:rPr>
+        <w:drawing>
+          <wp:inline distT="0" distB="0" distL="0" distR="0" wp14:anchorId="1BEC0AEC" wp14:editId="496BB682">
+            <wp:extent cx="5715000" cy="3571875"/>
+            <wp:effectExtent l="0" t="0" r="0" b="0"/>
+            <wp:docPr id="103" name="17-items.png" descr="La página Elementos de una carpeta elegida, con las columnas Tipo, Columna, Tipo de datos y Agregación." title="La página Elementos de una carpeta elegida, con las columnas Tipo, Columna, Tipo de datos y Agregación."/>
+            <wp:cNvGraphicFramePr>
+              <a:graphicFrameLocks xmlns:a="http://schemas.openxmlformats.org/drawingml/2006/main" noChangeAspect="1"/>
+            </wp:cNvGraphicFramePr>
+            <a:graphic xmlns:a="http://schemas.openxmlformats.org/drawingml/2006/main">
+              <a:graphicData uri="http://schemas.openxmlformats.org/drawingml/2006/picture">
+                <pic:pic xmlns:pic="http://schemas.openxmlformats.org/drawingml/2006/picture">
+                  <pic:nvPicPr>
+                    <pic:cNvPr id="0" name=""/>
+                    <pic:cNvPicPr>
+                      <a:picLocks noChangeAspect="1" noChangeArrowheads="1"/>
+                    </pic:cNvPicPr>
+                  </pic:nvPicPr>
+                  <pic:blipFill>
+                    <a:blip r:embed="rId28"/>
                     <a:srcRect/>
                     <a:stretch>
                       <a:fillRect/>
@@ -35064,10 +37010,10 @@
         </w:rPr>
         <w:lastRenderedPageBreak/>
         <w:drawing>
-          <wp:inline distT="0" distB="0" distL="0" distR="0" wp14:anchorId="11D72933" wp14:editId="06544147">
+          <wp:inline distT="0" distB="0" distL="0" distR="0" wp14:anchorId="44456A99" wp14:editId="36175376">
             <wp:extent cx="5715000" cy="3571875"/>
             <wp:effectExtent l="0" t="0" r="0" b="0"/>
-            <wp:docPr id="101" name="19-items-type-open.png" descr="El cuadro Nuevo elemento con la lista Tipo de elemento abierta, mostrando los tipos de elemento." title="El cuadro Nuevo elemento con la lista Tipo de elemento abierta, mostrando los tipos de elemento."/>
+            <wp:docPr id="104" name="19-items-type-open.png" descr="El cuadro Nuevo elemento con la lista Tipo de elemento abierta, mostrando los tipos de elemento." title="El cuadro Nuevo elemento con la lista Tipo de elemento abierta, mostrando los tipos de elemento."/>
             <wp:cNvGraphicFramePr>
               <a:graphicFrameLocks xmlns:a="http://schemas.openxmlformats.org/drawingml/2006/main" noChangeAspect="1"/>
             </wp:cNvGraphicFramePr>
@@ -35081,7 +37027,7 @@
                     </pic:cNvPicPr>
                   </pic:nvPicPr>
                   <pic:blipFill>
-                    <a:blip r:embed="rId28"/>
+                    <a:blip r:embed="rId29"/>
                     <a:srcRect/>
                     <a:stretch>
                       <a:fillRect/>
@@ -35117,12 +37063,12 @@
         <w:pStyle w:val="Ttulo1"/>
         <w:pageBreakBefore/>
       </w:pPr>
-      <w:bookmarkStart w:id="41" w:name="_Toc241747762"/>
+      <w:bookmarkStart w:id="42" w:name="_Toc241847990"/>
       <w:r>
         <w:lastRenderedPageBreak/>
         <w:t>Combinaciones</w:t>
       </w:r>
-      <w:bookmarkEnd w:id="41"/>
+      <w:bookmarkEnd w:id="42"/>
     </w:p>
     <w:p>
       <w:r>
@@ -35150,10 +37096,10 @@
           <w:noProof/>
         </w:rPr>
         <w:drawing>
-          <wp:inline distT="0" distB="0" distL="0" distR="0" wp14:anchorId="6958F9A9" wp14:editId="156EC36E">
+          <wp:inline distT="0" distB="0" distL="0" distR="0" wp14:anchorId="37E9B494" wp14:editId="1BC15C06">
             <wp:extent cx="5715000" cy="3571875"/>
             <wp:effectExtent l="0" t="0" r="0" b="0"/>
-            <wp:docPr id="102" name="20-joins.png" descr="La página Combinaciones, con combinaciones formadas por varios pares de columnas." title="La página Combinaciones, con combinaciones formadas por varios pares de columnas."/>
+            <wp:docPr id="105" name="20-joins.png" descr="La página Combinaciones, con combinaciones formadas por varios pares de columnas." title="La página Combinaciones, con combinaciones formadas por varios pares de columnas."/>
             <wp:cNvGraphicFramePr>
               <a:graphicFrameLocks xmlns:a="http://schemas.openxmlformats.org/drawingml/2006/main" noChangeAspect="1"/>
             </wp:cNvGraphicFramePr>
@@ -35167,7 +37113,7 @@
                     </pic:cNvPicPr>
                   </pic:nvPicPr>
                   <pic:blipFill>
-                    <a:blip r:embed="rId29"/>
+                    <a:blip r:embed="rId30"/>
                     <a:srcRect/>
                     <a:stretch>
                       <a:fillRect/>
@@ -36806,10 +38752,10 @@
         </w:rPr>
         <w:lastRenderedPageBreak/>
         <w:drawing>
-          <wp:inline distT="0" distB="0" distL="0" distR="0" wp14:anchorId="554C102D" wp14:editId="6215778C">
+          <wp:inline distT="0" distB="0" distL="0" distR="0" wp14:anchorId="63F405E1" wp14:editId="23926F51">
             <wp:extent cx="5715000" cy="3571875"/>
             <wp:effectExtent l="0" t="0" r="0" b="0"/>
-            <wp:docPr id="103" name="23-joins-select-open.png" descr="El cuadro Nueva combinación con una lista desplegable abierta." title="El cuadro Nueva combinación con una lista desplegable abierta."/>
+            <wp:docPr id="106" name="23-joins-select-open.png" descr="El cuadro Nueva combinación con una lista desplegable abierta." title="El cuadro Nueva combinación con una lista desplegable abierta."/>
             <wp:cNvGraphicFramePr>
               <a:graphicFrameLocks xmlns:a="http://schemas.openxmlformats.org/drawingml/2006/main" noChangeAspect="1"/>
             </wp:cNvGraphicFramePr>
@@ -36823,7 +38769,7 @@
                     </pic:cNvPicPr>
                   </pic:nvPicPr>
                   <pic:blipFill>
-                    <a:blip r:embed="rId30"/>
+                    <a:blip r:embed="rId31"/>
                     <a:srcRect/>
                     <a:stretch>
                       <a:fillRect/>
@@ -36864,7 +38810,7 @@
         <w:pStyle w:val="PargrafodaLista"/>
         <w:numPr>
           <w:ilvl w:val="0"/>
-          <w:numId w:val="12"/>
+          <w:numId w:val="13"/>
         </w:numPr>
         <w:spacing w:after="60"/>
       </w:pPr>
@@ -36887,7 +38833,7 @@
         <w:pStyle w:val="PargrafodaLista"/>
         <w:numPr>
           <w:ilvl w:val="0"/>
-          <w:numId w:val="12"/>
+          <w:numId w:val="13"/>
         </w:numPr>
         <w:spacing w:after="60"/>
       </w:pPr>
@@ -36920,7 +38866,7 @@
         <w:pStyle w:val="PargrafodaLista"/>
         <w:numPr>
           <w:ilvl w:val="0"/>
-          <w:numId w:val="12"/>
+          <w:numId w:val="13"/>
         </w:numPr>
         <w:spacing w:after="60"/>
       </w:pPr>
@@ -36943,7 +38889,7 @@
         <w:pStyle w:val="PargrafodaLista"/>
         <w:numPr>
           <w:ilvl w:val="0"/>
-          <w:numId w:val="12"/>
+          <w:numId w:val="13"/>
         </w:numPr>
         <w:spacing w:after="60"/>
       </w:pPr>
@@ -36976,12 +38922,12 @@
         <w:pStyle w:val="Ttulo1"/>
         <w:pageBreakBefore/>
       </w:pPr>
-      <w:bookmarkStart w:id="42" w:name="_Toc241747763"/>
+      <w:bookmarkStart w:id="43" w:name="_Toc241847991"/>
       <w:r>
         <w:lastRenderedPageBreak/>
         <w:t>Jerarquías</w:t>
       </w:r>
-      <w:bookmarkEnd w:id="42"/>
+      <w:bookmarkEnd w:id="43"/>
     </w:p>
     <w:p>
       <w:r>
@@ -37009,10 +38955,10 @@
           <w:noProof/>
         </w:rPr>
         <w:drawing>
-          <wp:inline distT="0" distB="0" distL="0" distR="0" wp14:anchorId="6C981098" wp14:editId="20C19626">
+          <wp:inline distT="0" distB="0" distL="0" distR="0" wp14:anchorId="43C54374" wp14:editId="01B9887E">
             <wp:extent cx="5715000" cy="3571875"/>
             <wp:effectExtent l="0" t="0" r="0" b="0"/>
-            <wp:docPr id="104" name="24-hierarchies.png" descr="La página Jerarquías con la tabla que muestra el número de niveles." title="La página Jerarquías con la tabla que muestra el número de niveles."/>
+            <wp:docPr id="107" name="24-hierarchies.png" descr="La página Jerarquías con la tabla que muestra el número de niveles." title="La página Jerarquías con la tabla que muestra el número de niveles."/>
             <wp:cNvGraphicFramePr>
               <a:graphicFrameLocks xmlns:a="http://schemas.openxmlformats.org/drawingml/2006/main" noChangeAspect="1"/>
             </wp:cNvGraphicFramePr>
@@ -37026,7 +38972,7 @@
                     </pic:cNvPicPr>
                   </pic:nvPicPr>
                   <pic:blipFill>
-                    <a:blip r:embed="rId31"/>
+                    <a:blip r:embed="rId32"/>
                     <a:srcRect/>
                     <a:stretch>
                       <a:fillRect/>
@@ -38069,10 +40015,10 @@
           <w:noProof/>
         </w:rPr>
         <w:drawing>
-          <wp:inline distT="0" distB="0" distL="0" distR="0" wp14:anchorId="3DA9FE41" wp14:editId="3D8BE445">
+          <wp:inline distT="0" distB="0" distL="0" distR="0" wp14:anchorId="45B60AF6" wp14:editId="73CF5A41">
             <wp:extent cx="4362450" cy="2762250"/>
             <wp:effectExtent l="0" t="0" r="0" b="0"/>
-            <wp:docPr id="105" name="26-hierarchies-level-added.png" descr="El cuadro Nueva jerarquía tras agregar un nivel, con los selectores de carpeta y elemento." title="El cuadro Nueva jerarquía tras agregar un nivel, con los selectores de carpeta y elemento."/>
+            <wp:docPr id="108" name="26-hierarchies-level-added.png" descr="El cuadro Nueva jerarquía tras agregar un nivel, con los selectores de carpeta y elemento." title="El cuadro Nueva jerarquía tras agregar un nivel, con los selectores de carpeta y elemento."/>
             <wp:cNvGraphicFramePr>
               <a:graphicFrameLocks xmlns:a="http://schemas.openxmlformats.org/drawingml/2006/main" noChangeAspect="1"/>
             </wp:cNvGraphicFramePr>
@@ -38086,7 +40032,7 @@
                     </pic:cNvPicPr>
                   </pic:nvPicPr>
                   <pic:blipFill>
-                    <a:blip r:embed="rId32"/>
+                    <a:blip r:embed="rId33"/>
                     <a:srcRect/>
                     <a:stretch>
                       <a:fillRect/>
@@ -38122,12 +40068,12 @@
         <w:pStyle w:val="Ttulo1"/>
         <w:pageBreakBefore/>
       </w:pPr>
-      <w:bookmarkStart w:id="43" w:name="_Toc241747764"/>
+      <w:bookmarkStart w:id="44" w:name="_Toc241847992"/>
       <w:r>
         <w:lastRenderedPageBreak/>
         <w:t>Funciones personalizadas</w:t>
       </w:r>
-      <w:bookmarkEnd w:id="43"/>
+      <w:bookmarkEnd w:id="44"/>
     </w:p>
     <w:p>
       <w:r>
@@ -38155,10 +40101,10 @@
           <w:noProof/>
         </w:rPr>
         <w:drawing>
-          <wp:inline distT="0" distB="0" distL="0" distR="0" wp14:anchorId="3AC1110B" wp14:editId="1BB7B501">
+          <wp:inline distT="0" distB="0" distL="0" distR="0" wp14:anchorId="74C66D1E" wp14:editId="7B54FB53">
             <wp:extent cx="5715000" cy="3571875"/>
             <wp:effectExtent l="0" t="0" r="0" b="0"/>
-            <wp:docPr id="106" name="27-custom-functions.png" descr="La página Funciones personalizadas con el cuadro de filtro, Actualizar todo, Nueva función y la tabla de funciones." title="La página Funciones personalizadas con el cuadro de filtro, Actualizar todo, Nueva función y la tabla de funciones."/>
+            <wp:docPr id="109" name="27-custom-functions.png" descr="La página Funciones personalizadas con el cuadro de filtro, Actualizar todo, Nueva función y la tabla de funciones." title="La página Funciones personalizadas con el cuadro de filtro, Actualizar todo, Nueva función y la tabla de funciones."/>
             <wp:cNvGraphicFramePr>
               <a:graphicFrameLocks xmlns:a="http://schemas.openxmlformats.org/drawingml/2006/main" noChangeAspect="1"/>
             </wp:cNvGraphicFramePr>
@@ -38172,7 +40118,7 @@
                     </pic:cNvPicPr>
                   </pic:nvPicPr>
                   <pic:blipFill>
-                    <a:blip r:embed="rId33"/>
+                    <a:blip r:embed="rId34"/>
                     <a:srcRect/>
                     <a:stretch>
                       <a:fillRect/>
@@ -38879,11 +40825,11 @@
       <w:pPr>
         <w:pStyle w:val="Ttulo2"/>
       </w:pPr>
-      <w:bookmarkStart w:id="44" w:name="_Toc241747765"/>
+      <w:bookmarkStart w:id="45" w:name="_Toc241847993"/>
       <w:r>
         <w:t>El formulario de la función</w:t>
       </w:r>
-      <w:bookmarkEnd w:id="44"/>
+      <w:bookmarkEnd w:id="45"/>
     </w:p>
     <w:tbl>
       <w:tblPr>
@@ -39849,10 +41795,10 @@
         </w:rPr>
         <w:lastRenderedPageBreak/>
         <w:drawing>
-          <wp:inline distT="0" distB="0" distL="0" distR="0" wp14:anchorId="71A7B151" wp14:editId="494A54FB">
+          <wp:inline distT="0" distB="0" distL="0" distR="0" wp14:anchorId="063AA0DB" wp14:editId="1239B539">
             <wp:extent cx="4076700" cy="5905500"/>
             <wp:effectExtent l="0" t="0" r="0" b="0"/>
-            <wp:docPr id="107" name="29-custom-functions-search-results.png" descr="El cuadro Nueva función personalizada con las funciones de la base de datos que coinciden con la búsqueda." title="El cuadro Nueva función personalizada con las funciones de la base de datos que coinciden con la búsqueda."/>
+            <wp:docPr id="110" name="29-custom-functions-search-results.png" descr="El cuadro Nueva función personalizada con las funciones de la base de datos que coinciden con la búsqueda." title="El cuadro Nueva función personalizada con las funciones de la base de datos que coinciden con la búsqueda."/>
             <wp:cNvGraphicFramePr>
               <a:graphicFrameLocks xmlns:a="http://schemas.openxmlformats.org/drawingml/2006/main" noChangeAspect="1"/>
             </wp:cNvGraphicFramePr>
@@ -39866,7 +41812,7 @@
                     </pic:cNvPicPr>
                   </pic:nvPicPr>
                   <pic:blipFill>
-                    <a:blip r:embed="rId34"/>
+                    <a:blip r:embed="rId35"/>
                     <a:srcRect/>
                     <a:stretch>
                       <a:fillRect/>
@@ -39902,12 +41848,12 @@
         <w:pStyle w:val="Ttulo1"/>
         <w:pageBreakBefore/>
       </w:pPr>
-      <w:bookmarkStart w:id="45" w:name="_Toc241747766"/>
+      <w:bookmarkStart w:id="46" w:name="_Toc241847994"/>
       <w:r>
         <w:lastRenderedPageBreak/>
         <w:t>Orígenes de datos</w:t>
       </w:r>
-      <w:bookmarkEnd w:id="45"/>
+      <w:bookmarkEnd w:id="46"/>
     </w:p>
     <w:p>
       <w:r>
@@ -39935,10 +41881,10 @@
           <w:noProof/>
         </w:rPr>
         <w:drawing>
-          <wp:inline distT="0" distB="0" distL="0" distR="0" wp14:anchorId="43AAF208" wp14:editId="1013F660">
+          <wp:inline distT="0" distB="0" distL="0" distR="0" wp14:anchorId="4AEA0002" wp14:editId="0E0F1E54">
             <wp:extent cx="5715000" cy="3571875"/>
             <wp:effectExtent l="0" t="0" r="0" b="0"/>
-            <wp:docPr id="108" name="30-data-sources.png" descr="La página Orígenes de datos con una tabla de conexiones y cinco iconos de fila." title="La página Orígenes de datos con una tabla de conexiones y cinco iconos de fila."/>
+            <wp:docPr id="111" name="30-data-sources.png" descr="La página Orígenes de datos con una tabla de conexiones y cinco iconos de fila." title="La página Orígenes de datos con una tabla de conexiones y cinco iconos de fila."/>
             <wp:cNvGraphicFramePr>
               <a:graphicFrameLocks xmlns:a="http://schemas.openxmlformats.org/drawingml/2006/main" noChangeAspect="1"/>
             </wp:cNvGraphicFramePr>
@@ -39952,7 +41898,7 @@
                     </pic:cNvPicPr>
                   </pic:nvPicPr>
                   <pic:blipFill>
-                    <a:blip r:embed="rId35"/>
+                    <a:blip r:embed="rId36"/>
                     <a:srcRect/>
                     <a:stretch>
                       <a:fillRect/>
@@ -41315,11 +43261,11 @@
       <w:pPr>
         <w:pStyle w:val="Ttulo2"/>
       </w:pPr>
-      <w:bookmarkStart w:id="46" w:name="_Toc241747767"/>
+      <w:bookmarkStart w:id="47" w:name="_Toc241847995"/>
       <w:r>
         <w:t>Importar tablas</w:t>
       </w:r>
-      <w:bookmarkEnd w:id="46"/>
+      <w:bookmarkEnd w:id="47"/>
     </w:p>
     <w:p>
       <w:r>
@@ -41338,7 +43284,7 @@
         <w:pStyle w:val="PargrafodaLista"/>
         <w:numPr>
           <w:ilvl w:val="0"/>
-          <w:numId w:val="13"/>
+          <w:numId w:val="14"/>
         </w:numPr>
         <w:spacing w:after="60"/>
       </w:pPr>
@@ -41361,7 +43307,7 @@
         <w:pStyle w:val="PargrafodaLista"/>
         <w:numPr>
           <w:ilvl w:val="0"/>
-          <w:numId w:val="13"/>
+          <w:numId w:val="14"/>
         </w:numPr>
         <w:spacing w:after="60"/>
       </w:pPr>
@@ -41384,7 +43330,7 @@
         <w:pStyle w:val="PargrafodaLista"/>
         <w:numPr>
           <w:ilvl w:val="0"/>
-          <w:numId w:val="13"/>
+          <w:numId w:val="14"/>
         </w:numPr>
         <w:spacing w:after="60"/>
       </w:pPr>
@@ -41407,7 +43353,7 @@
         <w:pStyle w:val="PargrafodaLista"/>
         <w:numPr>
           <w:ilvl w:val="0"/>
-          <w:numId w:val="13"/>
+          <w:numId w:val="14"/>
         </w:numPr>
         <w:spacing w:after="60"/>
       </w:pPr>
@@ -41430,7 +43376,7 @@
         <w:pStyle w:val="PargrafodaLista"/>
         <w:numPr>
           <w:ilvl w:val="0"/>
-          <w:numId w:val="13"/>
+          <w:numId w:val="14"/>
         </w:numPr>
         <w:spacing w:after="60"/>
       </w:pPr>
@@ -41443,7 +43389,7 @@
         <w:pStyle w:val="PargrafodaLista"/>
         <w:numPr>
           <w:ilvl w:val="0"/>
-          <w:numId w:val="13"/>
+          <w:numId w:val="14"/>
         </w:numPr>
         <w:spacing w:after="60"/>
       </w:pPr>
@@ -41478,10 +43424,10 @@
         </w:rPr>
         <w:lastRenderedPageBreak/>
         <w:drawing>
-          <wp:inline distT="0" distB="0" distL="0" distR="0" wp14:anchorId="68DF6FB4" wp14:editId="5ECD3A62">
+          <wp:inline distT="0" distB="0" distL="0" distR="0" wp14:anchorId="750B2892" wp14:editId="482061C0">
             <wp:extent cx="3324225" cy="2286000"/>
             <wp:effectExtent l="0" t="0" r="0" b="0"/>
-            <wp:docPr id="109" name="34-data-sources-import-dialog.png" descr="El cuadro Importar tablas con el botón Descubrir tablas, antes de encontrar ninguna tabla." title="El cuadro Importar tablas con el botón Descubrir tablas, antes de encontrar ninguna tabla."/>
+            <wp:docPr id="112" name="34-data-sources-import-dialog.png" descr="El cuadro Importar tablas con el botón Descubrir tablas, antes de encontrar ninguna tabla." title="El cuadro Importar tablas con el botón Descubrir tablas, antes de encontrar ninguna tabla."/>
             <wp:cNvGraphicFramePr>
               <a:graphicFrameLocks xmlns:a="http://schemas.openxmlformats.org/drawingml/2006/main" noChangeAspect="1"/>
             </wp:cNvGraphicFramePr>
@@ -41495,7 +43441,7 @@
                     </pic:cNvPicPr>
                   </pic:nvPicPr>
                   <pic:blipFill>
-                    <a:blip r:embed="rId36"/>
+                    <a:blip r:embed="rId37"/>
                     <a:srcRect/>
                     <a:stretch>
                       <a:fillRect/>
@@ -41531,12 +43477,12 @@
         <w:pStyle w:val="Ttulo1"/>
         <w:pageBreakBefore/>
       </w:pPr>
-      <w:bookmarkStart w:id="47" w:name="_Toc241747768"/>
+      <w:bookmarkStart w:id="48" w:name="_Toc241847996"/>
       <w:r>
         <w:lastRenderedPageBreak/>
         <w:t>Usuarios</w:t>
       </w:r>
-      <w:bookmarkEnd w:id="47"/>
+      <w:bookmarkEnd w:id="48"/>
     </w:p>
     <w:p>
       <w:r>
@@ -41561,10 +43507,10 @@
           <w:noProof/>
         </w:rPr>
         <w:drawing>
-          <wp:inline distT="0" distB="0" distL="0" distR="0" wp14:anchorId="0245B452" wp14:editId="472364C9">
+          <wp:inline distT="0" distB="0" distL="0" distR="0" wp14:anchorId="1D52CE35" wp14:editId="0CBD775D">
             <wp:extent cx="5715000" cy="3571875"/>
             <wp:effectExtent l="0" t="0" r="0" b="0"/>
-            <wp:docPr id="110" name="35-users.png" descr="La página Usuarios con los botones Archivo de credenciales y Nuevo usuario y los iconos de fila." title="La página Usuarios con los botones Archivo de credenciales y Nuevo usuario y los iconos de fila."/>
+            <wp:docPr id="113" name="35-users.png" descr="La página Usuarios con los botones Archivo de credenciales y Nuevo usuario y los iconos de fila." title="La página Usuarios con los botones Archivo de credenciales y Nuevo usuario y los iconos de fila."/>
             <wp:cNvGraphicFramePr>
               <a:graphicFrameLocks xmlns:a="http://schemas.openxmlformats.org/drawingml/2006/main" noChangeAspect="1"/>
             </wp:cNvGraphicFramePr>
@@ -41578,7 +43524,7 @@
                     </pic:cNvPicPr>
                   </pic:nvPicPr>
                   <pic:blipFill>
-                    <a:blip r:embed="rId37"/>
+                    <a:blip r:embed="rId38"/>
                     <a:srcRect/>
                     <a:stretch>
                       <a:fillRect/>
@@ -42260,11 +44206,11 @@
       <w:pPr>
         <w:pStyle w:val="Ttulo2"/>
       </w:pPr>
-      <w:bookmarkStart w:id="48" w:name="_Toc241747769"/>
+      <w:bookmarkStart w:id="49" w:name="_Toc241847997"/>
       <w:r>
         <w:t>Crear o cambiar un usuario</w:t>
       </w:r>
-      <w:bookmarkEnd w:id="48"/>
+      <w:bookmarkEnd w:id="49"/>
     </w:p>
     <w:tbl>
       <w:tblPr>
@@ -43097,154 +45043,10 @@
         </w:rPr>
         <w:lastRenderedPageBreak/>
         <w:drawing>
-          <wp:inline distT="0" distB="0" distL="0" distR="0" wp14:anchorId="33DE594D" wp14:editId="7414A720">
+          <wp:inline distT="0" distB="0" distL="0" distR="0" wp14:anchorId="5B98CF6C" wp14:editId="105A5B9F">
             <wp:extent cx="5715000" cy="3571875"/>
             <wp:effectExtent l="0" t="0" r="0" b="0"/>
-            <wp:docPr id="111" name="37-users-role-open.png" descr="El cuadro Nuevo usuario con la lista Rol abierta y cada rol descrito." title="El cuadro Nuevo usuario con la lista Rol abierta y cada rol descrito."/>
-            <wp:cNvGraphicFramePr>
-              <a:graphicFrameLocks xmlns:a="http://schemas.openxmlformats.org/drawingml/2006/main" noChangeAspect="1"/>
-            </wp:cNvGraphicFramePr>
-            <a:graphic xmlns:a="http://schemas.openxmlformats.org/drawingml/2006/main">
-              <a:graphicData uri="http://schemas.openxmlformats.org/drawingml/2006/picture">
-                <pic:pic xmlns:pic="http://schemas.openxmlformats.org/drawingml/2006/picture">
-                  <pic:nvPicPr>
-                    <pic:cNvPr id="0" name=""/>
-                    <pic:cNvPicPr>
-                      <a:picLocks noChangeAspect="1" noChangeArrowheads="1"/>
-                    </pic:cNvPicPr>
-                  </pic:nvPicPr>
-                  <pic:blipFill>
-                    <a:blip r:embed="rId38"/>
-                    <a:srcRect/>
-                    <a:stretch>
-                      <a:fillRect/>
-                    </a:stretch>
-                  </pic:blipFill>
-                  <pic:spPr bwMode="auto">
-                    <a:xfrm>
-                      <a:off x="0" y="0"/>
-                      <a:ext cx="5715000" cy="3571875"/>
-                    </a:xfrm>
-                    <a:prstGeom prst="rect">
-                      <a:avLst/>
-                    </a:prstGeom>
-                  </pic:spPr>
-                </pic:pic>
-              </a:graphicData>
-            </a:graphic>
-          </wp:inline>
-        </w:drawing>
-      </w:r>
-    </w:p>
-    <w:p>
-      <w:pPr>
-        <w:pStyle w:val="Legenda"/>
-        <w:jc w:val="center"/>
-      </w:pPr>
-      <w:r>
-        <w:t>El cuadro Nuevo usuario con la lista Rol abierta y cada rol descrito.</w:t>
-      </w:r>
-    </w:p>
-    <w:p>
-      <w:pPr>
-        <w:pStyle w:val="Ttulo2"/>
-      </w:pPr>
-      <w:bookmarkStart w:id="49" w:name="_Toc241747770"/>
-      <w:r>
-        <w:t>Desactivar, activar o eliminar</w:t>
-      </w:r>
-      <w:bookmarkEnd w:id="49"/>
-    </w:p>
-    <w:p>
-      <w:pPr>
-        <w:pStyle w:val="PargrafodaLista"/>
-        <w:numPr>
-          <w:ilvl w:val="0"/>
-          <w:numId w:val="2"/>
-        </w:numPr>
-        <w:spacing w:after="60"/>
-      </w:pPr>
-      <w:r>
-        <w:rPr>
-          <w:b/>
-          <w:bCs/>
-        </w:rPr>
-        <w:t>Desactivar</w:t>
-      </w:r>
-      <w:r>
-        <w:t xml:space="preserve"> conserva la cuenta y su historial. La persona cierra sesión en su siguiente solicitud y no puede iniciar sesión hasta que usted active la cuenta. Úselo cuando alguien se va o está ausente.</w:t>
-      </w:r>
-    </w:p>
-    <w:p>
-      <w:pPr>
-        <w:pStyle w:val="PargrafodaLista"/>
-        <w:numPr>
-          <w:ilvl w:val="0"/>
-          <w:numId w:val="2"/>
-        </w:numPr>
-        <w:spacing w:after="60"/>
-      </w:pPr>
-      <w:r>
-        <w:rPr>
-          <w:b/>
-          <w:bCs/>
-        </w:rPr>
-        <w:t>Activar</w:t>
-      </w:r>
-      <w:r>
-        <w:t xml:space="preserve"> vuelve a activar la cuenta de inmediato.</w:t>
-      </w:r>
-    </w:p>
-    <w:p>
-      <w:pPr>
-        <w:pStyle w:val="PargrafodaLista"/>
-        <w:numPr>
-          <w:ilvl w:val="0"/>
-          <w:numId w:val="2"/>
-        </w:numPr>
-        <w:spacing w:after="60"/>
-      </w:pPr>
-      <w:r>
-        <w:rPr>
-          <w:b/>
-          <w:bCs/>
-        </w:rPr>
-        <w:t>Eliminar</w:t>
-      </w:r>
-      <w:r>
-        <w:t xml:space="preserve"> quita la cuenta para siempre y no se puede deshacer. La confirmación lo dice y enumera lo que desaparece con la cuenta: sus programaciones, ejecuciones y exportaciones. Si tiene dudas, use </w:t>
-      </w:r>
-      <w:r>
-        <w:rPr>
-          <w:b/>
-          <w:bCs/>
-        </w:rPr>
-        <w:t>Desactivar</w:t>
-      </w:r>
-      <w:r>
-        <w:t>.</w:t>
-      </w:r>
-    </w:p>
-    <w:p>
-      <w:pPr>
-        <w:spacing w:after="60"/>
-      </w:pPr>
-    </w:p>
-    <w:p>
-      <w:pPr>
-        <w:keepNext/>
-        <w:spacing w:before="120" w:after="60"/>
-        <w:jc w:val="center"/>
-      </w:pPr>
-      <w:r>
-        <w:rPr>
-          <w:noProof/>
-        </w:rPr>
-        <w:drawing>
-          <wp:inline distT="0" distB="0" distL="0" distR="0" wp14:anchorId="575C73C1" wp14:editId="10D19A25">
-            <wp:extent cx="3324225" cy="1076325"/>
-            <wp:effectExtent l="0" t="0" r="0" b="0"/>
-            <wp:docPr id="112" name="39-users-deactivate-dialog.png" descr="El cuadro de confirmación que se muestra antes de desactivar a un usuario." title="El cuadro de confirmación que se muestra antes de desactivar a un usuario."/>
+            <wp:docPr id="114" name="37-users-role-open.png" descr="El cuadro Nuevo usuario con la lista Rol abierta y cada rol descrito." title="El cuadro Nuevo usuario con la lista Rol abierta y cada rol descrito."/>
             <wp:cNvGraphicFramePr>
               <a:graphicFrameLocks xmlns:a="http://schemas.openxmlformats.org/drawingml/2006/main" noChangeAspect="1"/>
             </wp:cNvGraphicFramePr>
@@ -43267,7 +45069,7 @@
                   <pic:spPr bwMode="auto">
                     <a:xfrm>
                       <a:off x="0" y="0"/>
-                      <a:ext cx="3324225" cy="1076325"/>
+                      <a:ext cx="5715000" cy="3571875"/>
                     </a:xfrm>
                     <a:prstGeom prst="rect">
                       <a:avLst/>
@@ -43286,28 +45088,68 @@
         <w:jc w:val="center"/>
       </w:pPr>
       <w:r>
-        <w:t>El cuadro de confirmación que se muestra antes de desactivar a un usuario.</w:t>
+        <w:t>El cuadro Nuevo usuario con la lista Rol abierta y cada rol descrito.</w:t>
       </w:r>
     </w:p>
     <w:p>
       <w:pPr>
-        <w:pBdr>
-          <w:left w:val="single" w:sz="24" w:space="8" w:color="D08A2E"/>
-        </w:pBdr>
-        <w:shd w:val="clear" w:color="auto" w:fill="FDF1E3"/>
-        <w:spacing w:before="120" w:after="160"/>
-        <w:ind w:left="200" w:right="200"/>
+        <w:pStyle w:val="Ttulo2"/>
+      </w:pPr>
+      <w:bookmarkStart w:id="50" w:name="_Toc241847998"/>
+      <w:r>
+        <w:t>Desactivar, activar o eliminar</w:t>
+      </w:r>
+      <w:bookmarkEnd w:id="50"/>
+    </w:p>
+    <w:p>
+      <w:pPr>
+        <w:pStyle w:val="PargrafodaLista"/>
+        <w:numPr>
+          <w:ilvl w:val="0"/>
+          <w:numId w:val="2"/>
+        </w:numPr>
+        <w:spacing w:after="60"/>
       </w:pPr>
       <w:r>
         <w:rPr>
           <w:b/>
           <w:bCs/>
         </w:rPr>
-        <w:t>Advertencia:</w:t>
-      </w:r>
-      <w:r>
-        <w:t xml:space="preserve"> </w:t>
-      </w:r>
+        <w:t>Desactivar</w:t>
+      </w:r>
+      <w:r>
+        <w:t xml:space="preserve"> conserva la cuenta y su historial. La persona cierra sesión en su siguiente solicitud y no puede iniciar sesión hasta que usted active la cuenta. Úselo cuando alguien se va o está ausente.</w:t>
+      </w:r>
+    </w:p>
+    <w:p>
+      <w:pPr>
+        <w:pStyle w:val="PargrafodaLista"/>
+        <w:numPr>
+          <w:ilvl w:val="0"/>
+          <w:numId w:val="2"/>
+        </w:numPr>
+        <w:spacing w:after="60"/>
+      </w:pPr>
+      <w:r>
+        <w:rPr>
+          <w:b/>
+          <w:bCs/>
+        </w:rPr>
+        <w:t>Activar</w:t>
+      </w:r>
+      <w:r>
+        <w:t xml:space="preserve"> vuelve a activar la cuenta de inmediato.</w:t>
+      </w:r>
+    </w:p>
+    <w:p>
+      <w:pPr>
+        <w:pStyle w:val="PargrafodaLista"/>
+        <w:numPr>
+          <w:ilvl w:val="0"/>
+          <w:numId w:val="2"/>
+        </w:numPr>
+        <w:spacing w:after="60"/>
+      </w:pPr>
       <w:r>
         <w:rPr>
           <w:b/>
@@ -43316,7 +45158,7 @@
         <w:t>Eliminar</w:t>
       </w:r>
       <w:r>
-        <w:t xml:space="preserve"> es permanente. </w:t>
+        <w:t xml:space="preserve"> quita la cuenta para siempre y no se puede deshacer. La confirmación lo dice y enumera lo que desaparece con la cuenta: sus programaciones, ejecuciones y exportaciones. Si tiene dudas, use </w:t>
       </w:r>
       <w:r>
         <w:rPr>
@@ -43326,69 +45168,13 @@
         <w:t>Desactivar</w:t>
       </w:r>
       <w:r>
-        <w:t xml:space="preserve"> no lo es.</w:t>
+        <w:t>.</w:t>
       </w:r>
     </w:p>
     <w:p>
       <w:pPr>
-        <w:pStyle w:val="Ttulo2"/>
+        <w:spacing w:after="60"/>
       </w:pPr>
-      <w:bookmarkStart w:id="50" w:name="_Toc241747771"/>
-      <w:r>
-        <w:t>El archivo de credenciales</w:t>
-      </w:r>
-      <w:bookmarkEnd w:id="50"/>
-    </w:p>
-    <w:p>
-      <w:r>
-        <w:t xml:space="preserve">Las cuentas migradas empiezan con una contraseña temporal y deben cambiarla antes de poder hacer nada. </w:t>
-      </w:r>
-      <w:r>
-        <w:rPr>
-          <w:b/>
-          <w:bCs/>
-        </w:rPr>
-        <w:t>Archivo de credenciales</w:t>
-      </w:r>
-      <w:r>
-        <w:t xml:space="preserve"> crea una nueva contraseña temporal para cada cuenta activa que aún tiene una y descarga un CSV. Cada clic genera contraseñas nuevas, así que guarde el archivo en un lugar seguro y entregue a cada persona solo su propia línea. Las cuentas inactivas o que representan roles de base de datos se omiten.</w:t>
-      </w:r>
-    </w:p>
-    <w:p>
-      <w:pPr>
-        <w:pStyle w:val="Ttulo2"/>
-      </w:pPr>
-      <w:bookmarkStart w:id="51" w:name="_Toc241747772"/>
-      <w:r>
-        <w:lastRenderedPageBreak/>
-        <w:t>Mapas que este usuario puede abrir</w:t>
-      </w:r>
-      <w:bookmarkEnd w:id="51"/>
-    </w:p>
-    <w:p>
-      <w:r>
-        <w:t xml:space="preserve">El icono abre </w:t>
-      </w:r>
-      <w:r>
-        <w:rPr>
-          <w:b/>
-          <w:bCs/>
-        </w:rPr>
-        <w:t>Mapas de &lt;name&gt;</w:t>
-      </w:r>
-      <w:r>
-        <w:t xml:space="preserve">. Muestra exactamente lo que la persona ve en su propia página </w:t>
-      </w:r>
-      <w:r>
-        <w:rPr>
-          <w:b/>
-          <w:bCs/>
-        </w:rPr>
-        <w:t>Mapas</w:t>
-      </w:r>
-      <w:r>
-        <w:t>, con el propietario y el motivo.</w:t>
-      </w:r>
     </w:p>
     <w:p>
       <w:pPr>
@@ -43401,10 +45187,10 @@
           <w:noProof/>
         </w:rPr>
         <w:drawing>
-          <wp:inline distT="0" distB="0" distL="0" distR="0" wp14:anchorId="5413278D" wp14:editId="7DE12935">
-            <wp:extent cx="4362450" cy="2190750"/>
+          <wp:inline distT="0" distB="0" distL="0" distR="0" wp14:anchorId="7579A020" wp14:editId="5600E2C3">
+            <wp:extent cx="3324225" cy="1076325"/>
             <wp:effectExtent l="0" t="0" r="0" b="0"/>
-            <wp:docPr id="113" name="41-users-maps-dialog.png" descr="El cuadro Mapas de un usuario, con insignias de origen y selectores de nivel de acceso compartido." title="El cuadro Mapas de un usuario, con insignias de origen y selectores de nivel de acceso compartido."/>
+            <wp:docPr id="115" name="39-users-deactivate-dialog.png" descr="El cuadro de confirmación que se muestra antes de desactivar a un usuario." title="El cuadro de confirmación que se muestra antes de desactivar a un usuario."/>
             <wp:cNvGraphicFramePr>
               <a:graphicFrameLocks xmlns:a="http://schemas.openxmlformats.org/drawingml/2006/main" noChangeAspect="1"/>
             </wp:cNvGraphicFramePr>
@@ -43419,6 +45205,166 @@
                   </pic:nvPicPr>
                   <pic:blipFill>
                     <a:blip r:embed="rId40"/>
+                    <a:srcRect/>
+                    <a:stretch>
+                      <a:fillRect/>
+                    </a:stretch>
+                  </pic:blipFill>
+                  <pic:spPr bwMode="auto">
+                    <a:xfrm>
+                      <a:off x="0" y="0"/>
+                      <a:ext cx="3324225" cy="1076325"/>
+                    </a:xfrm>
+                    <a:prstGeom prst="rect">
+                      <a:avLst/>
+                    </a:prstGeom>
+                  </pic:spPr>
+                </pic:pic>
+              </a:graphicData>
+            </a:graphic>
+          </wp:inline>
+        </w:drawing>
+      </w:r>
+    </w:p>
+    <w:p>
+      <w:pPr>
+        <w:pStyle w:val="Legenda"/>
+        <w:jc w:val="center"/>
+      </w:pPr>
+      <w:r>
+        <w:t>El cuadro de confirmación que se muestra antes de desactivar a un usuario.</w:t>
+      </w:r>
+    </w:p>
+    <w:p>
+      <w:pPr>
+        <w:pBdr>
+          <w:left w:val="single" w:sz="24" w:space="8" w:color="D08A2E"/>
+        </w:pBdr>
+        <w:shd w:val="clear" w:color="auto" w:fill="FDF1E3"/>
+        <w:spacing w:before="120" w:after="160"/>
+        <w:ind w:left="200" w:right="200"/>
+      </w:pPr>
+      <w:r>
+        <w:rPr>
+          <w:b/>
+          <w:bCs/>
+        </w:rPr>
+        <w:t>Advertencia:</w:t>
+      </w:r>
+      <w:r>
+        <w:t xml:space="preserve"> </w:t>
+      </w:r>
+      <w:r>
+        <w:rPr>
+          <w:b/>
+          <w:bCs/>
+        </w:rPr>
+        <w:t>Eliminar</w:t>
+      </w:r>
+      <w:r>
+        <w:t xml:space="preserve"> es permanente. </w:t>
+      </w:r>
+      <w:r>
+        <w:rPr>
+          <w:b/>
+          <w:bCs/>
+        </w:rPr>
+        <w:t>Desactivar</w:t>
+      </w:r>
+      <w:r>
+        <w:t xml:space="preserve"> no lo es.</w:t>
+      </w:r>
+    </w:p>
+    <w:p>
+      <w:pPr>
+        <w:pStyle w:val="Ttulo2"/>
+      </w:pPr>
+      <w:bookmarkStart w:id="51" w:name="_Toc241847999"/>
+      <w:r>
+        <w:t>El archivo de credenciales</w:t>
+      </w:r>
+      <w:bookmarkEnd w:id="51"/>
+    </w:p>
+    <w:p>
+      <w:r>
+        <w:t xml:space="preserve">Las cuentas migradas empiezan con una contraseña temporal y deben cambiarla antes de poder hacer nada. </w:t>
+      </w:r>
+      <w:r>
+        <w:rPr>
+          <w:b/>
+          <w:bCs/>
+        </w:rPr>
+        <w:t>Archivo de credenciales</w:t>
+      </w:r>
+      <w:r>
+        <w:t xml:space="preserve"> crea una nueva contraseña temporal para cada cuenta activa que aún tiene una y descarga un CSV. Cada clic genera contraseñas nuevas, así que guarde el archivo en un lugar seguro y entregue a cada persona solo su propia línea. Las cuentas inactivas o que representan roles de base de datos se omiten.</w:t>
+      </w:r>
+    </w:p>
+    <w:p>
+      <w:pPr>
+        <w:pStyle w:val="Ttulo2"/>
+      </w:pPr>
+      <w:bookmarkStart w:id="52" w:name="_Toc241848000"/>
+      <w:r>
+        <w:lastRenderedPageBreak/>
+        <w:t>Mapas que este usuario puede abrir</w:t>
+      </w:r>
+      <w:bookmarkEnd w:id="52"/>
+    </w:p>
+    <w:p>
+      <w:r>
+        <w:t xml:space="preserve">El icono abre </w:t>
+      </w:r>
+      <w:r>
+        <w:rPr>
+          <w:b/>
+          <w:bCs/>
+        </w:rPr>
+        <w:t>Mapas de &lt;name&gt;</w:t>
+      </w:r>
+      <w:r>
+        <w:t xml:space="preserve">. Muestra exactamente lo que la persona ve en su propia página </w:t>
+      </w:r>
+      <w:r>
+        <w:rPr>
+          <w:b/>
+          <w:bCs/>
+        </w:rPr>
+        <w:t>Mapas</w:t>
+      </w:r>
+      <w:r>
+        <w:t>, con el propietario y el motivo.</w:t>
+      </w:r>
+    </w:p>
+    <w:p>
+      <w:pPr>
+        <w:keepNext/>
+        <w:spacing w:before="120" w:after="60"/>
+        <w:jc w:val="center"/>
+      </w:pPr>
+      <w:r>
+        <w:rPr>
+          <w:noProof/>
+        </w:rPr>
+        <w:drawing>
+          <wp:inline distT="0" distB="0" distL="0" distR="0" wp14:anchorId="7B08257C" wp14:editId="0292ED4D">
+            <wp:extent cx="4362450" cy="2190750"/>
+            <wp:effectExtent l="0" t="0" r="0" b="0"/>
+            <wp:docPr id="116" name="41-users-maps-dialog.png" descr="El cuadro Mapas de un usuario, con insignias de origen y selectores de nivel de acceso compartido." title="El cuadro Mapas de un usuario, con insignias de origen y selectores de nivel de acceso compartido."/>
+            <wp:cNvGraphicFramePr>
+              <a:graphicFrameLocks xmlns:a="http://schemas.openxmlformats.org/drawingml/2006/main" noChangeAspect="1"/>
+            </wp:cNvGraphicFramePr>
+            <a:graphic xmlns:a="http://schemas.openxmlformats.org/drawingml/2006/main">
+              <a:graphicData uri="http://schemas.openxmlformats.org/drawingml/2006/picture">
+                <pic:pic xmlns:pic="http://schemas.openxmlformats.org/drawingml/2006/picture">
+                  <pic:nvPicPr>
+                    <pic:cNvPr id="0" name=""/>
+                    <pic:cNvPicPr>
+                      <a:picLocks noChangeAspect="1" noChangeArrowheads="1"/>
+                    </pic:cNvPicPr>
+                  </pic:nvPicPr>
+                  <pic:blipFill>
+                    <a:blip r:embed="rId41"/>
                     <a:srcRect/>
                     <a:stretch>
                       <a:fillRect/>
@@ -44343,12 +46289,12 @@
         <w:pStyle w:val="Ttulo1"/>
         <w:pageBreakBefore/>
       </w:pPr>
-      <w:bookmarkStart w:id="52" w:name="_Toc241747773"/>
+      <w:bookmarkStart w:id="53" w:name="_Toc241848001"/>
       <w:r>
         <w:lastRenderedPageBreak/>
         <w:t>Directivas de seguridad</w:t>
       </w:r>
-      <w:bookmarkEnd w:id="52"/>
+      <w:bookmarkEnd w:id="53"/>
     </w:p>
     <w:p>
       <w:r>
@@ -44406,10 +46352,10 @@
           <w:noProof/>
         </w:rPr>
         <w:drawing>
-          <wp:inline distT="0" distB="0" distL="0" distR="0" wp14:anchorId="41F6C00E" wp14:editId="32329ED8">
+          <wp:inline distT="0" distB="0" distL="0" distR="0" wp14:anchorId="59A66223" wp14:editId="5F0FB746">
             <wp:extent cx="5715000" cy="3571875"/>
             <wp:effectExtent l="0" t="0" r="0" b="0"/>
-            <wp:docPr id="114" name="43-security.png" descr="La página Directivas de seguridad con los botones Probar y Nueva directiva." title="La página Directivas de seguridad con los botones Probar y Nueva directiva."/>
+            <wp:docPr id="117" name="43-security.png" descr="La página Directivas de seguridad con los botones Probar y Nueva directiva." title="La página Directivas de seguridad con los botones Probar y Nueva directiva."/>
             <wp:cNvGraphicFramePr>
               <a:graphicFrameLocks xmlns:a="http://schemas.openxmlformats.org/drawingml/2006/main" noChangeAspect="1"/>
             </wp:cNvGraphicFramePr>
@@ -44423,7 +46369,7 @@
                     </pic:cNvPicPr>
                   </pic:nvPicPr>
                   <pic:blipFill>
-                    <a:blip r:embed="rId41"/>
+                    <a:blip r:embed="rId42"/>
                     <a:srcRect/>
                     <a:stretch>
                       <a:fillRect/>
@@ -45033,12 +46979,12 @@
       <w:pPr>
         <w:pStyle w:val="Ttulo2"/>
       </w:pPr>
-      <w:bookmarkStart w:id="53" w:name="_Toc241747774"/>
+      <w:bookmarkStart w:id="54" w:name="_Toc241848002"/>
       <w:r>
         <w:lastRenderedPageBreak/>
         <w:t>Escribir una directiva</w:t>
       </w:r>
-      <w:bookmarkEnd w:id="53"/>
+      <w:bookmarkEnd w:id="54"/>
     </w:p>
     <w:tbl>
       <w:tblPr>
@@ -46089,10 +48035,10 @@
         </w:rPr>
         <w:lastRenderedPageBreak/>
         <w:drawing>
-          <wp:inline distT="0" distB="0" distL="0" distR="0" wp14:anchorId="5B04A26D" wp14:editId="5BD82742">
+          <wp:inline distT="0" distB="0" distL="0" distR="0" wp14:anchorId="78F6F21C" wp14:editId="34B31BC7">
             <wp:extent cx="3324225" cy="4676775"/>
             <wp:effectExtent l="0" t="0" r="0" b="0"/>
-            <wp:docPr id="115" name="46-security-validate.png" descr="El cuadro Nueva directiva tras pulsar Validar en un predicado." title="El cuadro Nueva directiva tras pulsar Validar en un predicado."/>
+            <wp:docPr id="118" name="46-security-validate.png" descr="El cuadro Nueva directiva tras pulsar Validar en un predicado." title="El cuadro Nueva directiva tras pulsar Validar en un predicado."/>
             <wp:cNvGraphicFramePr>
               <a:graphicFrameLocks xmlns:a="http://schemas.openxmlformats.org/drawingml/2006/main" noChangeAspect="1"/>
             </wp:cNvGraphicFramePr>
@@ -46106,7 +48052,7 @@
                     </pic:cNvPicPr>
                   </pic:nvPicPr>
                   <pic:blipFill>
-                    <a:blip r:embed="rId42"/>
+                    <a:blip r:embed="rId43"/>
                     <a:srcRect/>
                     <a:stretch>
                       <a:fillRect/>
@@ -46141,11 +48087,11 @@
       <w:pPr>
         <w:pStyle w:val="Ttulo2"/>
       </w:pPr>
-      <w:bookmarkStart w:id="54" w:name="_Toc241747775"/>
+      <w:bookmarkStart w:id="55" w:name="_Toc241848003"/>
       <w:r>
         <w:t>Asignar una directiva</w:t>
       </w:r>
-      <w:bookmarkEnd w:id="54"/>
+      <w:bookmarkEnd w:id="55"/>
     </w:p>
     <w:p>
       <w:r>
@@ -46410,7 +48356,7 @@
         <w:pStyle w:val="PargrafodaLista"/>
         <w:numPr>
           <w:ilvl w:val="0"/>
-          <w:numId w:val="14"/>
+          <w:numId w:val="15"/>
         </w:numPr>
         <w:spacing w:after="60"/>
       </w:pPr>
@@ -46433,7 +48379,7 @@
         <w:pStyle w:val="PargrafodaLista"/>
         <w:numPr>
           <w:ilvl w:val="0"/>
-          <w:numId w:val="14"/>
+          <w:numId w:val="15"/>
         </w:numPr>
         <w:spacing w:after="60"/>
       </w:pPr>
@@ -46466,7 +48412,7 @@
         <w:pStyle w:val="PargrafodaLista"/>
         <w:numPr>
           <w:ilvl w:val="0"/>
-          <w:numId w:val="14"/>
+          <w:numId w:val="15"/>
         </w:numPr>
         <w:spacing w:after="60"/>
       </w:pPr>
@@ -46499,7 +48445,7 @@
         <w:pStyle w:val="PargrafodaLista"/>
         <w:numPr>
           <w:ilvl w:val="0"/>
-          <w:numId w:val="14"/>
+          <w:numId w:val="15"/>
         </w:numPr>
         <w:spacing w:after="60"/>
       </w:pPr>
@@ -46531,12 +48477,12 @@
       <w:pPr>
         <w:pStyle w:val="Ttulo2"/>
       </w:pPr>
-      <w:bookmarkStart w:id="55" w:name="_Toc241747776"/>
+      <w:bookmarkStart w:id="56" w:name="_Toc241848004"/>
       <w:r>
         <w:lastRenderedPageBreak/>
         <w:t>Probar una directiva</w:t>
       </w:r>
-      <w:bookmarkEnd w:id="55"/>
+      <w:bookmarkEnd w:id="56"/>
     </w:p>
     <w:p>
       <w:r>
@@ -46606,12 +48552,12 @@
         <w:pStyle w:val="Ttulo1"/>
         <w:pageBreakBefore/>
       </w:pPr>
-      <w:bookmarkStart w:id="56" w:name="_Toc241747777"/>
+      <w:bookmarkStart w:id="57" w:name="_Toc241848005"/>
       <w:r>
         <w:lastRenderedPageBreak/>
         <w:t>Registro de auditoría</w:t>
       </w:r>
-      <w:bookmarkEnd w:id="56"/>
+      <w:bookmarkEnd w:id="57"/>
     </w:p>
     <w:p>
       <w:r>
@@ -46639,10 +48585,10 @@
           <w:noProof/>
         </w:rPr>
         <w:drawing>
-          <wp:inline distT="0" distB="0" distL="0" distR="0" wp14:anchorId="0E66EBE4" wp14:editId="1D74464C">
+          <wp:inline distT="0" distB="0" distL="0" distR="0" wp14:anchorId="563D61A8" wp14:editId="0BD844FF">
             <wp:extent cx="5715000" cy="3571875"/>
             <wp:effectExtent l="0" t="0" r="0" b="0"/>
-            <wp:docPr id="116" name="47-audit.png" descr="La página Registro de auditoría con el botón de exportación, las tarjetas de estadísticas, el gráfico diario y los filtros." title="La página Registro de auditoría con el botón de exportación, las tarjetas de estadísticas, el gráfico diario y los filtros."/>
+            <wp:docPr id="119" name="47-audit.png" descr="La página Registro de auditoría con el botón de exportación, las tarjetas de estadísticas, el gráfico diario y los filtros." title="La página Registro de auditoría con el botón de exportación, las tarjetas de estadísticas, el gráfico diario y los filtros."/>
             <wp:cNvGraphicFramePr>
               <a:graphicFrameLocks xmlns:a="http://schemas.openxmlformats.org/drawingml/2006/main" noChangeAspect="1"/>
             </wp:cNvGraphicFramePr>
@@ -46656,7 +48602,7 @@
                     </pic:cNvPicPr>
                   </pic:nvPicPr>
                   <pic:blipFill>
-                    <a:blip r:embed="rId43"/>
+                    <a:blip r:embed="rId44"/>
                     <a:srcRect/>
                     <a:stretch>
                       <a:fillRect/>
@@ -47500,12 +49446,12 @@
         <w:pStyle w:val="Ttulo1"/>
         <w:pageBreakBefore/>
       </w:pPr>
-      <w:bookmarkStart w:id="57" w:name="_Toc241747778"/>
+      <w:bookmarkStart w:id="58" w:name="_Toc241848006"/>
       <w:r>
         <w:lastRenderedPageBreak/>
         <w:t>Migración</w:t>
       </w:r>
-      <w:bookmarkEnd w:id="57"/>
+      <w:bookmarkEnd w:id="58"/>
     </w:p>
     <w:p>
       <w:r>
@@ -47583,10 +49529,10 @@
           <w:noProof/>
         </w:rPr>
         <w:drawing>
-          <wp:inline distT="0" distB="0" distL="0" distR="0" wp14:anchorId="10B99B7E" wp14:editId="3B8EE7FF">
+          <wp:inline distT="0" distB="0" distL="0" distR="0" wp14:anchorId="02DBB1BF" wp14:editId="413EAE53">
             <wp:extent cx="5715000" cy="3571875"/>
             <wp:effectExtent l="0" t="0" r="0" b="0"/>
-            <wp:docPr id="117" name="50-migration.png" descr="La página Migración con la tarjeta de origen, sus botones y el texto de ayuda." title="La página Migración con la tarjeta de origen, sus botones y el texto de ayuda."/>
+            <wp:docPr id="120" name="50-migration.png" descr="La página Migración con la tarjeta de origen, sus botones y el texto de ayuda." title="La página Migración con la tarjeta de origen, sus botones y el texto de ayuda."/>
             <wp:cNvGraphicFramePr>
               <a:graphicFrameLocks xmlns:a="http://schemas.openxmlformats.org/drawingml/2006/main" noChangeAspect="1"/>
             </wp:cNvGraphicFramePr>
@@ -47600,7 +49546,7 @@
                     </pic:cNvPicPr>
                   </pic:nvPicPr>
                   <pic:blipFill>
-                    <a:blip r:embed="rId44"/>
+                    <a:blip r:embed="rId45"/>
                     <a:srcRect/>
                     <a:stretch>
                       <a:fillRect/>
@@ -47660,11 +49606,11 @@
       <w:pPr>
         <w:pStyle w:val="Ttulo2"/>
       </w:pPr>
-      <w:bookmarkStart w:id="58" w:name="_Toc241747779"/>
+      <w:bookmarkStart w:id="59" w:name="_Toc241848007"/>
       <w:r>
         <w:t>Elegir el origen</w:t>
       </w:r>
-      <w:bookmarkEnd w:id="58"/>
+      <w:bookmarkEnd w:id="59"/>
     </w:p>
     <w:tbl>
       <w:tblPr>
@@ -48781,11 +50727,11 @@
       <w:pPr>
         <w:pStyle w:val="Ttulo2"/>
       </w:pPr>
-      <w:bookmarkStart w:id="59" w:name="_Toc241747780"/>
+      <w:bookmarkStart w:id="60" w:name="_Toc241848008"/>
       <w:r>
         <w:t>Qué hace cada acción</w:t>
       </w:r>
-      <w:bookmarkEnd w:id="59"/>
+      <w:bookmarkEnd w:id="60"/>
     </w:p>
     <w:tbl>
       <w:tblPr>
@@ -49182,18 +51128,18 @@
       <w:pPr>
         <w:pStyle w:val="Ttulo2"/>
       </w:pPr>
-      <w:bookmarkStart w:id="60" w:name="_Toc241747781"/>
+      <w:bookmarkStart w:id="61" w:name="_Toc241848009"/>
       <w:r>
         <w:t>Hacer una migración con seguridad</w:t>
       </w:r>
-      <w:bookmarkEnd w:id="60"/>
+      <w:bookmarkEnd w:id="61"/>
     </w:p>
     <w:p>
       <w:pPr>
         <w:pStyle w:val="PargrafodaLista"/>
         <w:numPr>
           <w:ilvl w:val="0"/>
-          <w:numId w:val="15"/>
+          <w:numId w:val="16"/>
         </w:numPr>
         <w:spacing w:after="60"/>
       </w:pPr>
@@ -49216,7 +51162,7 @@
         <w:pStyle w:val="PargrafodaLista"/>
         <w:numPr>
           <w:ilvl w:val="0"/>
-          <w:numId w:val="15"/>
+          <w:numId w:val="16"/>
         </w:numPr>
         <w:spacing w:after="60"/>
       </w:pPr>
@@ -49259,7 +51205,7 @@
         <w:pStyle w:val="PargrafodaLista"/>
         <w:numPr>
           <w:ilvl w:val="0"/>
-          <w:numId w:val="15"/>
+          <w:numId w:val="16"/>
         </w:numPr>
         <w:spacing w:after="60"/>
       </w:pPr>
@@ -49292,7 +51238,7 @@
         <w:pStyle w:val="PargrafodaLista"/>
         <w:numPr>
           <w:ilvl w:val="0"/>
-          <w:numId w:val="15"/>
+          <w:numId w:val="16"/>
         </w:numPr>
         <w:spacing w:after="60"/>
       </w:pPr>
@@ -49325,7 +51271,7 @@
         <w:pStyle w:val="PargrafodaLista"/>
         <w:numPr>
           <w:ilvl w:val="0"/>
-          <w:numId w:val="15"/>
+          <w:numId w:val="16"/>
         </w:numPr>
         <w:spacing w:after="60"/>
       </w:pPr>
@@ -49358,7 +51304,7 @@
         <w:pStyle w:val="PargrafodaLista"/>
         <w:numPr>
           <w:ilvl w:val="0"/>
-          <w:numId w:val="15"/>
+          <w:numId w:val="16"/>
         </w:numPr>
         <w:spacing w:after="60"/>
       </w:pPr>
@@ -49391,7 +51337,7 @@
         <w:pStyle w:val="PargrafodaLista"/>
         <w:numPr>
           <w:ilvl w:val="0"/>
-          <w:numId w:val="15"/>
+          <w:numId w:val="16"/>
         </w:numPr>
         <w:spacing w:after="60"/>
       </w:pPr>
@@ -49424,12 +51370,12 @@
         <w:pStyle w:val="Ttulo1"/>
         <w:pageBreakBefore/>
       </w:pPr>
-      <w:bookmarkStart w:id="61" w:name="_Toc241747782"/>
+      <w:bookmarkStart w:id="62" w:name="_Toc241848010"/>
       <w:r>
         <w:lastRenderedPageBreak/>
         <w:t>Preguntas frecuentes</w:t>
       </w:r>
-      <w:bookmarkEnd w:id="61"/>
+      <w:bookmarkEnd w:id="62"/>
     </w:p>
     <w:p>
       <w:r>
@@ -49685,6 +51631,80 @@
           <w:b/>
           <w:bCs/>
         </w:rPr>
+        <w:t>Mi programación mensual siempre muestra las mismas fechas.</w:t>
+      </w:r>
+      <w:r>
+        <w:t xml:space="preserve"> Sus parámetros de fecha tienen un </w:t>
+      </w:r>
+      <w:r>
+        <w:rPr>
+          <w:b/>
+          <w:bCs/>
+        </w:rPr>
+        <w:t>Valor fijo</w:t>
+      </w:r>
+      <w:r>
+        <w:t xml:space="preserve">. Edite la programación y páselos a </w:t>
+      </w:r>
+      <w:r>
+        <w:rPr>
+          <w:b/>
+          <w:bCs/>
+        </w:rPr>
+        <w:t>Relativo a la fecha de ejecución</w:t>
+      </w:r>
+      <w:r>
+        <w:t xml:space="preserve">, por ejemplo -1 </w:t>
+      </w:r>
+      <w:r>
+        <w:rPr>
+          <w:b/>
+          <w:bCs/>
+        </w:rPr>
+        <w:t>meses</w:t>
+      </w:r>
+      <w:r>
+        <w:t xml:space="preserve">, </w:t>
+      </w:r>
+      <w:r>
+        <w:rPr>
+          <w:b/>
+          <w:bCs/>
+        </w:rPr>
+        <w:t>primer día de ese mes</w:t>
+      </w:r>
+      <w:r>
+        <w:t xml:space="preserve"> y </w:t>
+      </w:r>
+      <w:r>
+        <w:rPr>
+          <w:b/>
+          <w:bCs/>
+        </w:rPr>
+        <w:t>último día de ese mes</w:t>
+      </w:r>
+      <w:r>
+        <w:t>.</w:t>
+      </w:r>
+    </w:p>
+    <w:p>
+      <w:r>
+        <w:rPr>
+          <w:b/>
+          <w:bCs/>
+        </w:rPr>
+        <w:t>Pulsé Guardar y vi "No hay cambios que guardar".</w:t>
+      </w:r>
+      <w:r>
+        <w:t xml:space="preserve"> Nada ha cambiado desde el último guardado, así que no se envió nada. El mapa ya está guardado.</w:t>
+      </w:r>
+    </w:p>
+    <w:p>
+      <w:r>
+        <w:rPr>
+          <w:b/>
+          <w:bCs/>
+        </w:rPr>
         <w:t>Un campo calculado dice que "no se ha compilado".</w:t>
       </w:r>
       <w:r>
@@ -49715,11 +51735,11 @@
       <w:pPr>
         <w:pStyle w:val="Ttulo2"/>
       </w:pPr>
-      <w:bookmarkStart w:id="62" w:name="_Toc241747783"/>
+      <w:bookmarkStart w:id="63" w:name="_Toc241848011"/>
       <w:r>
         <w:t>Glosario</w:t>
       </w:r>
-      <w:bookmarkEnd w:id="62"/>
+      <w:bookmarkEnd w:id="63"/>
     </w:p>
     <w:tbl>
       <w:tblPr>
@@ -50033,6 +52053,7 @@
               <w:spacing w:after="0"/>
             </w:pPr>
             <w:r>
+              <w:lastRenderedPageBreak/>
               <w:t>Carpeta</w:t>
             </w:r>
           </w:p>
@@ -50281,7 +52302,6 @@
               <w:spacing w:after="0"/>
             </w:pPr>
             <w:r>
-              <w:lastRenderedPageBreak/>
               <w:t>Concesión</w:t>
             </w:r>
           </w:p>
@@ -50907,8 +52927,8 @@
       </w:pPr>
     </w:p>
     <w:sectPr>
-      <w:headerReference w:type="default" r:id="rId45"/>
-      <w:footerReference w:type="default" r:id="rId46"/>
+      <w:headerReference w:type="default" r:id="rId46"/>
+      <w:footerReference w:type="default" r:id="rId47"/>
       <w:pgSz w:w="11906" w:h="16838"/>
       <w:pgMar w:top="1440" w:right="1440" w:bottom="1440" w:left="1440" w:header="708" w:footer="708" w:gutter="0"/>
       <w:pgNumType w:start="1"/>
@@ -51040,7 +53060,7 @@
         <w:sz w:val="16"/>
         <w:szCs w:val="16"/>
       </w:rPr>
-      <w:t>Discoverer Neo 2.1.1 · Guía completa · ADMIN</w:t>
+      <w:t>Discoverer Neo 2.2.0 · Guía completa · ADMIN</w:t>
     </w:r>
   </w:p>
 </w:hdr>
@@ -51049,10 +53069,10 @@
 <file path=word/numbering.xml><?xml version="1.0" encoding="utf-8"?>
 <w:numbering xmlns:wpc="http://schemas.microsoft.com/office/word/2010/wordprocessingCanvas" xmlns:cx="http://schemas.microsoft.com/office/drawing/2014/chartex" xmlns:cx1="http://schemas.microsoft.com/office/drawing/2015/9/8/chartex" xmlns:cx2="http://schemas.microsoft.com/office/drawing/2015/10/21/chartex" xmlns:cx3="http://schemas.microsoft.com/office/drawing/2016/5/9/chartex" xmlns:cx4="http://schemas.microsoft.com/office/drawing/2016/5/10/chartex" xmlns:cx5="http://schemas.microsoft.com/office/drawing/2016/5/11/chartex" xmlns:cx6="http://schemas.microsoft.com/office/drawing/2016/5/12/chartex" xmlns:cx7="http://schemas.microsoft.com/office/drawing/2016/5/13/chartex" xmlns:cx8="http://schemas.microsoft.com/office/drawing/2016/5/14/chartex" xmlns:mc="http://schemas.openxmlformats.org/markup-compatibility/2006" xmlns:aink="http://schemas.microsoft.com/office/drawing/2016/ink" xmlns:am3d="http://schemas.microsoft.com/office/drawing/2017/model3d" xmlns:o="urn:schemas-microsoft-com:office:office" xmlns:oel="http://schemas.microsoft.com/office/2019/extlst" xmlns:r="http://schemas.openxmlformats.org/officeDocument/2006/relationships" xmlns:m="http://schemas.openxmlformats.org/officeDocument/2006/math" xmlns:v="urn:schemas-microsoft-com:vml" xmlns:wp14="http://schemas.microsoft.com/office/word/2010/wordprocessingDrawing" xmlns:wp="http://schemas.openxmlformats.org/drawingml/2006/wordprocessingDrawing" xmlns:w10="urn:schemas-microsoft-com:office:word" xmlns:w="http://schemas.openxmlformats.org/wordprocessingml/2006/main" xmlns:w14="http://schemas.microsoft.com/office/word/2010/wordml" xmlns:w15="http://schemas.microsoft.com/office/word/2012/wordml" xmlns:w16cex="http://schemas.microsoft.com/office/word/2018/wordml/cex" xmlns:w16cid="http://schemas.microsoft.com/office/word/2016/wordml/cid" xmlns:w16="http://schemas.microsoft.com/office/word/2018/wordml" xmlns:w16sdtdh="http://schemas.microsoft.com/office/word/2020/wordml/sdtdatahash" xmlns:w16se="http://schemas.microsoft.com/office/word/2015/wordml/symex" xmlns:wpg="http://schemas.microsoft.com/office/word/2010/wordprocessingGroup" xmlns:wpi="http://schemas.microsoft.com/office/word/2010/wordprocessingInk" xmlns:wne="http://schemas.microsoft.com/office/word/2006/wordml" xmlns:wps="http://schemas.microsoft.com/office/word/2010/wordprocessingShape" mc:Ignorable="w14 w15 w16se w16cid w16 w16cex w16sdtdh wp14">
   <w:abstractNum w:abstractNumId="0" w15:restartNumberingAfterBreak="0">
-    <w:nsid w:val="02C31D86"/>
+    <w:nsid w:val="05E66A8F"/>
     <w:multiLevelType w:val="hybridMultilevel"/>
-    <w:tmpl w:val="BA4EC84A"/>
-    <w:lvl w:ilvl="0" w:tplc="3646812A">
+    <w:tmpl w:val="6778D6E0"/>
+    <w:lvl w:ilvl="0" w:tplc="F8882574">
       <w:start w:val="1"/>
       <w:numFmt w:val="decimal"/>
       <w:lvlText w:val="%1."/>
@@ -51061,7 +53081,7 @@
         <w:ind w:left="360" w:hanging="300"/>
       </w:pPr>
     </w:lvl>
-    <w:lvl w:ilvl="1" w:tplc="C9A2EFBE" w:tentative="1">
+    <w:lvl w:ilvl="1" w:tplc="4A9CDBD6" w:tentative="1">
       <w:start w:val="1"/>
       <w:numFmt w:val="lowerLetter"/>
       <w:lvlText w:val="%2."/>
@@ -51070,47 +53090,47 @@
         <w:ind w:left="720" w:hanging="300"/>
       </w:pPr>
     </w:lvl>
-    <w:lvl w:ilvl="2" w:tplc="E21E3BA6">
+    <w:lvl w:ilvl="2" w:tplc="22243C04">
       <w:numFmt w:val="decimal"/>
       <w:lvlText w:val=""/>
       <w:lvlJc w:val="left"/>
     </w:lvl>
-    <w:lvl w:ilvl="3" w:tplc="A15E417A">
+    <w:lvl w:ilvl="3" w:tplc="CBA2969C">
       <w:numFmt w:val="decimal"/>
       <w:lvlText w:val=""/>
       <w:lvlJc w:val="left"/>
     </w:lvl>
-    <w:lvl w:ilvl="4" w:tplc="6D96739A">
+    <w:lvl w:ilvl="4" w:tplc="486CDA26">
       <w:numFmt w:val="decimal"/>
       <w:lvlText w:val=""/>
       <w:lvlJc w:val="left"/>
     </w:lvl>
-    <w:lvl w:ilvl="5" w:tplc="41000B48">
+    <w:lvl w:ilvl="5" w:tplc="63286390">
       <w:numFmt w:val="decimal"/>
       <w:lvlText w:val=""/>
       <w:lvlJc w:val="left"/>
     </w:lvl>
-    <w:lvl w:ilvl="6" w:tplc="0DD27CB6">
+    <w:lvl w:ilvl="6" w:tplc="FE98A9D0">
       <w:numFmt w:val="decimal"/>
       <w:lvlText w:val=""/>
       <w:lvlJc w:val="left"/>
     </w:lvl>
-    <w:lvl w:ilvl="7" w:tplc="B8623D4A">
+    <w:lvl w:ilvl="7" w:tplc="1FE032A8">
       <w:numFmt w:val="decimal"/>
       <w:lvlText w:val=""/>
       <w:lvlJc w:val="left"/>
     </w:lvl>
-    <w:lvl w:ilvl="8" w:tplc="9AEE0684">
+    <w:lvl w:ilvl="8" w:tplc="A58EECD6">
       <w:numFmt w:val="decimal"/>
       <w:lvlText w:val=""/>
       <w:lvlJc w:val="left"/>
     </w:lvl>
   </w:abstractNum>
   <w:abstractNum w:abstractNumId="1" w15:restartNumberingAfterBreak="0">
-    <w:nsid w:val="03EB08EB"/>
+    <w:nsid w:val="0DB16F78"/>
     <w:multiLevelType w:val="hybridMultilevel"/>
-    <w:tmpl w:val="C25CC002"/>
-    <w:lvl w:ilvl="0" w:tplc="956CEBFC">
+    <w:tmpl w:val="39B683EC"/>
+    <w:lvl w:ilvl="0" w:tplc="7DA24E94">
       <w:start w:val="1"/>
       <w:numFmt w:val="decimal"/>
       <w:lvlText w:val="%1."/>
@@ -51119,7 +53139,7 @@
         <w:ind w:left="360" w:hanging="300"/>
       </w:pPr>
     </w:lvl>
-    <w:lvl w:ilvl="1" w:tplc="B6E85716" w:tentative="1">
+    <w:lvl w:ilvl="1" w:tplc="F626B73E" w:tentative="1">
       <w:start w:val="1"/>
       <w:numFmt w:val="lowerLetter"/>
       <w:lvlText w:val="%2."/>
@@ -51128,47 +53148,47 @@
         <w:ind w:left="720" w:hanging="300"/>
       </w:pPr>
     </w:lvl>
-    <w:lvl w:ilvl="2" w:tplc="657E20C6">
+    <w:lvl w:ilvl="2" w:tplc="7AD8457C">
       <w:numFmt w:val="decimal"/>
       <w:lvlText w:val=""/>
       <w:lvlJc w:val="left"/>
     </w:lvl>
-    <w:lvl w:ilvl="3" w:tplc="A57640CA">
+    <w:lvl w:ilvl="3" w:tplc="F886D480">
       <w:numFmt w:val="decimal"/>
       <w:lvlText w:val=""/>
       <w:lvlJc w:val="left"/>
     </w:lvl>
-    <w:lvl w:ilvl="4" w:tplc="173E031E">
+    <w:lvl w:ilvl="4" w:tplc="B484E3DE">
       <w:numFmt w:val="decimal"/>
       <w:lvlText w:val=""/>
       <w:lvlJc w:val="left"/>
     </w:lvl>
-    <w:lvl w:ilvl="5" w:tplc="CEA4E47E">
+    <w:lvl w:ilvl="5" w:tplc="73DE7558">
       <w:numFmt w:val="decimal"/>
       <w:lvlText w:val=""/>
       <w:lvlJc w:val="left"/>
     </w:lvl>
-    <w:lvl w:ilvl="6" w:tplc="630C18EA">
+    <w:lvl w:ilvl="6" w:tplc="4700393E">
       <w:numFmt w:val="decimal"/>
       <w:lvlText w:val=""/>
       <w:lvlJc w:val="left"/>
     </w:lvl>
-    <w:lvl w:ilvl="7" w:tplc="516C17B0">
+    <w:lvl w:ilvl="7" w:tplc="4726E9DA">
       <w:numFmt w:val="decimal"/>
       <w:lvlText w:val=""/>
       <w:lvlJc w:val="left"/>
     </w:lvl>
-    <w:lvl w:ilvl="8" w:tplc="1E62000E">
+    <w:lvl w:ilvl="8" w:tplc="DA3E0320">
       <w:numFmt w:val="decimal"/>
       <w:lvlText w:val=""/>
       <w:lvlJc w:val="left"/>
     </w:lvl>
   </w:abstractNum>
   <w:abstractNum w:abstractNumId="2" w15:restartNumberingAfterBreak="0">
-    <w:nsid w:val="0CA251EA"/>
+    <w:nsid w:val="13DA4D7D"/>
     <w:multiLevelType w:val="hybridMultilevel"/>
-    <w:tmpl w:val="973C6088"/>
-    <w:lvl w:ilvl="0" w:tplc="B8423D5A">
+    <w:tmpl w:val="F89283F8"/>
+    <w:lvl w:ilvl="0" w:tplc="3CE0D1E6">
       <w:start w:val="1"/>
       <w:numFmt w:val="decimal"/>
       <w:lvlText w:val="%1."/>
@@ -51177,7 +53197,7 @@
         <w:ind w:left="360" w:hanging="300"/>
       </w:pPr>
     </w:lvl>
-    <w:lvl w:ilvl="1" w:tplc="EE9C9114" w:tentative="1">
+    <w:lvl w:ilvl="1" w:tplc="120EF3FA" w:tentative="1">
       <w:start w:val="1"/>
       <w:numFmt w:val="lowerLetter"/>
       <w:lvlText w:val="%2."/>
@@ -51186,47 +53206,395 @@
         <w:ind w:left="720" w:hanging="300"/>
       </w:pPr>
     </w:lvl>
-    <w:lvl w:ilvl="2" w:tplc="5A6AEBBE">
+    <w:lvl w:ilvl="2" w:tplc="83AA857C">
       <w:numFmt w:val="decimal"/>
       <w:lvlText w:val=""/>
       <w:lvlJc w:val="left"/>
     </w:lvl>
-    <w:lvl w:ilvl="3" w:tplc="58CE28B0">
+    <w:lvl w:ilvl="3" w:tplc="4B72AE9A">
       <w:numFmt w:val="decimal"/>
       <w:lvlText w:val=""/>
       <w:lvlJc w:val="left"/>
     </w:lvl>
-    <w:lvl w:ilvl="4" w:tplc="53B6D69E">
+    <w:lvl w:ilvl="4" w:tplc="B99C277E">
       <w:numFmt w:val="decimal"/>
       <w:lvlText w:val=""/>
       <w:lvlJc w:val="left"/>
     </w:lvl>
-    <w:lvl w:ilvl="5" w:tplc="14183640">
+    <w:lvl w:ilvl="5" w:tplc="59349CFE">
       <w:numFmt w:val="decimal"/>
       <w:lvlText w:val=""/>
       <w:lvlJc w:val="left"/>
     </w:lvl>
-    <w:lvl w:ilvl="6" w:tplc="81B6B6E4">
+    <w:lvl w:ilvl="6" w:tplc="2B9C4768">
       <w:numFmt w:val="decimal"/>
       <w:lvlText w:val=""/>
       <w:lvlJc w:val="left"/>
     </w:lvl>
-    <w:lvl w:ilvl="7" w:tplc="BEC08796">
+    <w:lvl w:ilvl="7" w:tplc="DFB81136">
       <w:numFmt w:val="decimal"/>
       <w:lvlText w:val=""/>
       <w:lvlJc w:val="left"/>
     </w:lvl>
-    <w:lvl w:ilvl="8" w:tplc="FAC62F10">
+    <w:lvl w:ilvl="8" w:tplc="B25CF166">
       <w:numFmt w:val="decimal"/>
       <w:lvlText w:val=""/>
       <w:lvlJc w:val="left"/>
     </w:lvl>
   </w:abstractNum>
   <w:abstractNum w:abstractNumId="3" w15:restartNumberingAfterBreak="0">
-    <w:nsid w:val="0D9950BC"/>
+    <w:nsid w:val="25A43350"/>
     <w:multiLevelType w:val="hybridMultilevel"/>
-    <w:tmpl w:val="22B8571A"/>
-    <w:lvl w:ilvl="0" w:tplc="114E5C6C" w:tentative="1">
+    <w:tmpl w:val="77348BD4"/>
+    <w:lvl w:ilvl="0" w:tplc="B4441FDA">
+      <w:start w:val="1"/>
+      <w:numFmt w:val="decimal"/>
+      <w:lvlText w:val="%1."/>
+      <w:lvlJc w:val="left"/>
+      <w:pPr>
+        <w:ind w:left="360" w:hanging="300"/>
+      </w:pPr>
+    </w:lvl>
+    <w:lvl w:ilvl="1" w:tplc="4A006AEC" w:tentative="1">
+      <w:start w:val="1"/>
+      <w:numFmt w:val="lowerLetter"/>
+      <w:lvlText w:val="%2."/>
+      <w:lvlJc w:val="left"/>
+      <w:pPr>
+        <w:ind w:left="720" w:hanging="300"/>
+      </w:pPr>
+    </w:lvl>
+    <w:lvl w:ilvl="2" w:tplc="7388833C">
+      <w:numFmt w:val="decimal"/>
+      <w:lvlText w:val=""/>
+      <w:lvlJc w:val="left"/>
+    </w:lvl>
+    <w:lvl w:ilvl="3" w:tplc="08421B48">
+      <w:numFmt w:val="decimal"/>
+      <w:lvlText w:val=""/>
+      <w:lvlJc w:val="left"/>
+    </w:lvl>
+    <w:lvl w:ilvl="4" w:tplc="053E5856">
+      <w:numFmt w:val="decimal"/>
+      <w:lvlText w:val=""/>
+      <w:lvlJc w:val="left"/>
+    </w:lvl>
+    <w:lvl w:ilvl="5" w:tplc="6E1A7CA8">
+      <w:numFmt w:val="decimal"/>
+      <w:lvlText w:val=""/>
+      <w:lvlJc w:val="left"/>
+    </w:lvl>
+    <w:lvl w:ilvl="6" w:tplc="A2FACDF0">
+      <w:numFmt w:val="decimal"/>
+      <w:lvlText w:val=""/>
+      <w:lvlJc w:val="left"/>
+    </w:lvl>
+    <w:lvl w:ilvl="7" w:tplc="0AD037C2">
+      <w:numFmt w:val="decimal"/>
+      <w:lvlText w:val=""/>
+      <w:lvlJc w:val="left"/>
+    </w:lvl>
+    <w:lvl w:ilvl="8" w:tplc="81A87258">
+      <w:numFmt w:val="decimal"/>
+      <w:lvlText w:val=""/>
+      <w:lvlJc w:val="left"/>
+    </w:lvl>
+  </w:abstractNum>
+  <w:abstractNum w:abstractNumId="4" w15:restartNumberingAfterBreak="0">
+    <w:nsid w:val="26D504A3"/>
+    <w:multiLevelType w:val="hybridMultilevel"/>
+    <w:tmpl w:val="46385D5E"/>
+    <w:lvl w:ilvl="0" w:tplc="51164AF8">
+      <w:start w:val="1"/>
+      <w:numFmt w:val="decimal"/>
+      <w:lvlText w:val="%1."/>
+      <w:lvlJc w:val="left"/>
+      <w:pPr>
+        <w:ind w:left="360" w:hanging="300"/>
+      </w:pPr>
+    </w:lvl>
+    <w:lvl w:ilvl="1" w:tplc="A3D81550" w:tentative="1">
+      <w:start w:val="1"/>
+      <w:numFmt w:val="lowerLetter"/>
+      <w:lvlText w:val="%2."/>
+      <w:lvlJc w:val="left"/>
+      <w:pPr>
+        <w:ind w:left="720" w:hanging="300"/>
+      </w:pPr>
+    </w:lvl>
+    <w:lvl w:ilvl="2" w:tplc="033A4204">
+      <w:numFmt w:val="decimal"/>
+      <w:lvlText w:val=""/>
+      <w:lvlJc w:val="left"/>
+    </w:lvl>
+    <w:lvl w:ilvl="3" w:tplc="E1C84D88">
+      <w:numFmt w:val="decimal"/>
+      <w:lvlText w:val=""/>
+      <w:lvlJc w:val="left"/>
+    </w:lvl>
+    <w:lvl w:ilvl="4" w:tplc="B888F174">
+      <w:numFmt w:val="decimal"/>
+      <w:lvlText w:val=""/>
+      <w:lvlJc w:val="left"/>
+    </w:lvl>
+    <w:lvl w:ilvl="5" w:tplc="B832D54A">
+      <w:numFmt w:val="decimal"/>
+      <w:lvlText w:val=""/>
+      <w:lvlJc w:val="left"/>
+    </w:lvl>
+    <w:lvl w:ilvl="6" w:tplc="0DC4679E">
+      <w:numFmt w:val="decimal"/>
+      <w:lvlText w:val=""/>
+      <w:lvlJc w:val="left"/>
+    </w:lvl>
+    <w:lvl w:ilvl="7" w:tplc="856A9BAC">
+      <w:numFmt w:val="decimal"/>
+      <w:lvlText w:val=""/>
+      <w:lvlJc w:val="left"/>
+    </w:lvl>
+    <w:lvl w:ilvl="8" w:tplc="C59A232A">
+      <w:numFmt w:val="decimal"/>
+      <w:lvlText w:val=""/>
+      <w:lvlJc w:val="left"/>
+    </w:lvl>
+  </w:abstractNum>
+  <w:abstractNum w:abstractNumId="5" w15:restartNumberingAfterBreak="0">
+    <w:nsid w:val="2DB525D2"/>
+    <w:multiLevelType w:val="hybridMultilevel"/>
+    <w:tmpl w:val="30DE3134"/>
+    <w:lvl w:ilvl="0" w:tplc="FE8CFCCE">
+      <w:start w:val="1"/>
+      <w:numFmt w:val="decimal"/>
+      <w:lvlText w:val="%1."/>
+      <w:lvlJc w:val="left"/>
+      <w:pPr>
+        <w:ind w:left="360" w:hanging="300"/>
+      </w:pPr>
+    </w:lvl>
+    <w:lvl w:ilvl="1" w:tplc="0D92F02C" w:tentative="1">
+      <w:start w:val="1"/>
+      <w:numFmt w:val="lowerLetter"/>
+      <w:lvlText w:val="%2."/>
+      <w:lvlJc w:val="left"/>
+      <w:pPr>
+        <w:ind w:left="720" w:hanging="300"/>
+      </w:pPr>
+    </w:lvl>
+    <w:lvl w:ilvl="2" w:tplc="6B9CA15C">
+      <w:numFmt w:val="decimal"/>
+      <w:lvlText w:val=""/>
+      <w:lvlJc w:val="left"/>
+    </w:lvl>
+    <w:lvl w:ilvl="3" w:tplc="F1DC12E4">
+      <w:numFmt w:val="decimal"/>
+      <w:lvlText w:val=""/>
+      <w:lvlJc w:val="left"/>
+    </w:lvl>
+    <w:lvl w:ilvl="4" w:tplc="3A869A66">
+      <w:numFmt w:val="decimal"/>
+      <w:lvlText w:val=""/>
+      <w:lvlJc w:val="left"/>
+    </w:lvl>
+    <w:lvl w:ilvl="5" w:tplc="E70426D6">
+      <w:numFmt w:val="decimal"/>
+      <w:lvlText w:val=""/>
+      <w:lvlJc w:val="left"/>
+    </w:lvl>
+    <w:lvl w:ilvl="6" w:tplc="2DC09A50">
+      <w:numFmt w:val="decimal"/>
+      <w:lvlText w:val=""/>
+      <w:lvlJc w:val="left"/>
+    </w:lvl>
+    <w:lvl w:ilvl="7" w:tplc="98962744">
+      <w:numFmt w:val="decimal"/>
+      <w:lvlText w:val=""/>
+      <w:lvlJc w:val="left"/>
+    </w:lvl>
+    <w:lvl w:ilvl="8" w:tplc="E60CE950">
+      <w:numFmt w:val="decimal"/>
+      <w:lvlText w:val=""/>
+      <w:lvlJc w:val="left"/>
+    </w:lvl>
+  </w:abstractNum>
+  <w:abstractNum w:abstractNumId="6" w15:restartNumberingAfterBreak="0">
+    <w:nsid w:val="44B1070E"/>
+    <w:multiLevelType w:val="hybridMultilevel"/>
+    <w:tmpl w:val="C31CC582"/>
+    <w:lvl w:ilvl="0" w:tplc="C688FF46">
+      <w:start w:val="1"/>
+      <w:numFmt w:val="decimal"/>
+      <w:lvlText w:val="%1."/>
+      <w:lvlJc w:val="left"/>
+      <w:pPr>
+        <w:ind w:left="360" w:hanging="300"/>
+      </w:pPr>
+    </w:lvl>
+    <w:lvl w:ilvl="1" w:tplc="B30A0338" w:tentative="1">
+      <w:start w:val="1"/>
+      <w:numFmt w:val="lowerLetter"/>
+      <w:lvlText w:val="%2."/>
+      <w:lvlJc w:val="left"/>
+      <w:pPr>
+        <w:ind w:left="720" w:hanging="300"/>
+      </w:pPr>
+    </w:lvl>
+    <w:lvl w:ilvl="2" w:tplc="F5D813B8">
+      <w:numFmt w:val="decimal"/>
+      <w:lvlText w:val=""/>
+      <w:lvlJc w:val="left"/>
+    </w:lvl>
+    <w:lvl w:ilvl="3" w:tplc="EE283980">
+      <w:numFmt w:val="decimal"/>
+      <w:lvlText w:val=""/>
+      <w:lvlJc w:val="left"/>
+    </w:lvl>
+    <w:lvl w:ilvl="4" w:tplc="56D6D90A">
+      <w:numFmt w:val="decimal"/>
+      <w:lvlText w:val=""/>
+      <w:lvlJc w:val="left"/>
+    </w:lvl>
+    <w:lvl w:ilvl="5" w:tplc="F55C8418">
+      <w:numFmt w:val="decimal"/>
+      <w:lvlText w:val=""/>
+      <w:lvlJc w:val="left"/>
+    </w:lvl>
+    <w:lvl w:ilvl="6" w:tplc="11042BE2">
+      <w:numFmt w:val="decimal"/>
+      <w:lvlText w:val=""/>
+      <w:lvlJc w:val="left"/>
+    </w:lvl>
+    <w:lvl w:ilvl="7" w:tplc="F16A195A">
+      <w:numFmt w:val="decimal"/>
+      <w:lvlText w:val=""/>
+      <w:lvlJc w:val="left"/>
+    </w:lvl>
+    <w:lvl w:ilvl="8" w:tplc="E7205920">
+      <w:numFmt w:val="decimal"/>
+      <w:lvlText w:val=""/>
+      <w:lvlJc w:val="left"/>
+    </w:lvl>
+  </w:abstractNum>
+  <w:abstractNum w:abstractNumId="7" w15:restartNumberingAfterBreak="0">
+    <w:nsid w:val="4C547C6E"/>
+    <w:multiLevelType w:val="hybridMultilevel"/>
+    <w:tmpl w:val="9C8085B8"/>
+    <w:lvl w:ilvl="0" w:tplc="4E98B5B8">
+      <w:start w:val="1"/>
+      <w:numFmt w:val="decimal"/>
+      <w:lvlText w:val="%1."/>
+      <w:lvlJc w:val="left"/>
+      <w:pPr>
+        <w:ind w:left="360" w:hanging="300"/>
+      </w:pPr>
+    </w:lvl>
+    <w:lvl w:ilvl="1" w:tplc="C6B0EA7A" w:tentative="1">
+      <w:start w:val="1"/>
+      <w:numFmt w:val="lowerLetter"/>
+      <w:lvlText w:val="%2."/>
+      <w:lvlJc w:val="left"/>
+      <w:pPr>
+        <w:ind w:left="720" w:hanging="300"/>
+      </w:pPr>
+    </w:lvl>
+    <w:lvl w:ilvl="2" w:tplc="E5AA6D9C">
+      <w:numFmt w:val="decimal"/>
+      <w:lvlText w:val=""/>
+      <w:lvlJc w:val="left"/>
+    </w:lvl>
+    <w:lvl w:ilvl="3" w:tplc="618211D4">
+      <w:numFmt w:val="decimal"/>
+      <w:lvlText w:val=""/>
+      <w:lvlJc w:val="left"/>
+    </w:lvl>
+    <w:lvl w:ilvl="4" w:tplc="31F04E3A">
+      <w:numFmt w:val="decimal"/>
+      <w:lvlText w:val=""/>
+      <w:lvlJc w:val="left"/>
+    </w:lvl>
+    <w:lvl w:ilvl="5" w:tplc="82186FE6">
+      <w:numFmt w:val="decimal"/>
+      <w:lvlText w:val=""/>
+      <w:lvlJc w:val="left"/>
+    </w:lvl>
+    <w:lvl w:ilvl="6" w:tplc="523A0724">
+      <w:numFmt w:val="decimal"/>
+      <w:lvlText w:val=""/>
+      <w:lvlJc w:val="left"/>
+    </w:lvl>
+    <w:lvl w:ilvl="7" w:tplc="64744AF2">
+      <w:numFmt w:val="decimal"/>
+      <w:lvlText w:val=""/>
+      <w:lvlJc w:val="left"/>
+    </w:lvl>
+    <w:lvl w:ilvl="8" w:tplc="88080932">
+      <w:numFmt w:val="decimal"/>
+      <w:lvlText w:val=""/>
+      <w:lvlJc w:val="left"/>
+    </w:lvl>
+  </w:abstractNum>
+  <w:abstractNum w:abstractNumId="8" w15:restartNumberingAfterBreak="0">
+    <w:nsid w:val="4E1544D8"/>
+    <w:multiLevelType w:val="hybridMultilevel"/>
+    <w:tmpl w:val="C84CBBDC"/>
+    <w:lvl w:ilvl="0" w:tplc="9F18CB5C">
+      <w:start w:val="1"/>
+      <w:numFmt w:val="decimal"/>
+      <w:lvlText w:val="%1."/>
+      <w:lvlJc w:val="left"/>
+      <w:pPr>
+        <w:ind w:left="360" w:hanging="300"/>
+      </w:pPr>
+    </w:lvl>
+    <w:lvl w:ilvl="1" w:tplc="FF8682FE" w:tentative="1">
+      <w:start w:val="1"/>
+      <w:numFmt w:val="lowerLetter"/>
+      <w:lvlText w:val="%2."/>
+      <w:lvlJc w:val="left"/>
+      <w:pPr>
+        <w:ind w:left="720" w:hanging="300"/>
+      </w:pPr>
+    </w:lvl>
+    <w:lvl w:ilvl="2" w:tplc="E7F4FE56">
+      <w:numFmt w:val="decimal"/>
+      <w:lvlText w:val=""/>
+      <w:lvlJc w:val="left"/>
+    </w:lvl>
+    <w:lvl w:ilvl="3" w:tplc="DD721A46">
+      <w:numFmt w:val="decimal"/>
+      <w:lvlText w:val=""/>
+      <w:lvlJc w:val="left"/>
+    </w:lvl>
+    <w:lvl w:ilvl="4" w:tplc="63F62C72">
+      <w:numFmt w:val="decimal"/>
+      <w:lvlText w:val=""/>
+      <w:lvlJc w:val="left"/>
+    </w:lvl>
+    <w:lvl w:ilvl="5" w:tplc="8E165536">
+      <w:numFmt w:val="decimal"/>
+      <w:lvlText w:val=""/>
+      <w:lvlJc w:val="left"/>
+    </w:lvl>
+    <w:lvl w:ilvl="6" w:tplc="5A9EE532">
+      <w:numFmt w:val="decimal"/>
+      <w:lvlText w:val=""/>
+      <w:lvlJc w:val="left"/>
+    </w:lvl>
+    <w:lvl w:ilvl="7" w:tplc="54AE0EC6">
+      <w:numFmt w:val="decimal"/>
+      <w:lvlText w:val=""/>
+      <w:lvlJc w:val="left"/>
+    </w:lvl>
+    <w:lvl w:ilvl="8" w:tplc="1C30DB3E">
+      <w:numFmt w:val="decimal"/>
+      <w:lvlText w:val=""/>
+      <w:lvlJc w:val="left"/>
+    </w:lvl>
+  </w:abstractNum>
+  <w:abstractNum w:abstractNumId="9" w15:restartNumberingAfterBreak="0">
+    <w:nsid w:val="50C30E7E"/>
+    <w:multiLevelType w:val="hybridMultilevel"/>
+    <w:tmpl w:val="675C9512"/>
+    <w:lvl w:ilvl="0" w:tplc="813EAC64" w:tentative="1">
       <w:start w:val="1"/>
       <w:numFmt w:val="bullet"/>
       <w:lvlText w:val="●"/>
@@ -51235,7 +53603,7 @@
         <w:ind w:left="720" w:hanging="360"/>
       </w:pPr>
     </w:lvl>
-    <w:lvl w:ilvl="1" w:tplc="37A0733A" w:tentative="1">
+    <w:lvl w:ilvl="1" w:tplc="2788116E" w:tentative="1">
       <w:start w:val="1"/>
       <w:numFmt w:val="bullet"/>
       <w:lvlText w:val="○"/>
@@ -51244,7 +53612,7 @@
         <w:ind w:left="1440" w:hanging="360"/>
       </w:pPr>
     </w:lvl>
-    <w:lvl w:ilvl="2" w:tplc="D75210FA" w:tentative="1">
+    <w:lvl w:ilvl="2" w:tplc="26B8B36A" w:tentative="1">
       <w:start w:val="1"/>
       <w:numFmt w:val="bullet"/>
       <w:lvlText w:val="■"/>
@@ -51253,7 +53621,7 @@
         <w:ind w:left="2160" w:hanging="360"/>
       </w:pPr>
     </w:lvl>
-    <w:lvl w:ilvl="3" w:tplc="C1206E12" w:tentative="1">
+    <w:lvl w:ilvl="3" w:tplc="9DAC6F12" w:tentative="1">
       <w:start w:val="1"/>
       <w:numFmt w:val="bullet"/>
       <w:lvlText w:val="●"/>
@@ -51262,7 +53630,7 @@
         <w:ind w:left="2880" w:hanging="360"/>
       </w:pPr>
     </w:lvl>
-    <w:lvl w:ilvl="4" w:tplc="492EF6B4" w:tentative="1">
+    <w:lvl w:ilvl="4" w:tplc="7B4695BE" w:tentative="1">
       <w:start w:val="1"/>
       <w:numFmt w:val="bullet"/>
       <w:lvlText w:val="○"/>
@@ -51271,7 +53639,7 @@
         <w:ind w:left="3600" w:hanging="360"/>
       </w:pPr>
     </w:lvl>
-    <w:lvl w:ilvl="5" w:tplc="0156921C" w:tentative="1">
+    <w:lvl w:ilvl="5" w:tplc="2E689294" w:tentative="1">
       <w:start w:val="1"/>
       <w:numFmt w:val="bullet"/>
       <w:lvlText w:val="■"/>
@@ -51280,7 +53648,7 @@
         <w:ind w:left="4320" w:hanging="360"/>
       </w:pPr>
     </w:lvl>
-    <w:lvl w:ilvl="6" w:tplc="B99C3118" w:tentative="1">
+    <w:lvl w:ilvl="6" w:tplc="A1B41592" w:tentative="1">
       <w:start w:val="1"/>
       <w:numFmt w:val="bullet"/>
       <w:lvlText w:val="●"/>
@@ -51289,7 +53657,7 @@
         <w:ind w:left="5040" w:hanging="360"/>
       </w:pPr>
     </w:lvl>
-    <w:lvl w:ilvl="7" w:tplc="BD948366" w:tentative="1">
+    <w:lvl w:ilvl="7" w:tplc="F3361CA8" w:tentative="1">
       <w:start w:val="1"/>
       <w:numFmt w:val="bullet"/>
       <w:lvlText w:val="●"/>
@@ -51298,7 +53666,7 @@
         <w:ind w:left="5760" w:hanging="360"/>
       </w:pPr>
     </w:lvl>
-    <w:lvl w:ilvl="8" w:tplc="6FF6999C" w:tentative="1">
+    <w:lvl w:ilvl="8" w:tplc="B9A6A872" w:tentative="1">
       <w:start w:val="1"/>
       <w:numFmt w:val="bullet"/>
       <w:lvlText w:val="●"/>
@@ -51308,11 +53676,11 @@
       </w:pPr>
     </w:lvl>
   </w:abstractNum>
-  <w:abstractNum w:abstractNumId="4" w15:restartNumberingAfterBreak="0">
-    <w:nsid w:val="1466401E"/>
+  <w:abstractNum w:abstractNumId="10" w15:restartNumberingAfterBreak="0">
+    <w:nsid w:val="54A9121B"/>
     <w:multiLevelType w:val="hybridMultilevel"/>
-    <w:tmpl w:val="1ABCE622"/>
-    <w:lvl w:ilvl="0" w:tplc="5DE81530">
+    <w:tmpl w:val="A406F790"/>
+    <w:lvl w:ilvl="0" w:tplc="DAB86B24">
       <w:start w:val="1"/>
       <w:numFmt w:val="decimal"/>
       <w:lvlText w:val="%1."/>
@@ -51321,7 +53689,7 @@
         <w:ind w:left="360" w:hanging="300"/>
       </w:pPr>
     </w:lvl>
-    <w:lvl w:ilvl="1" w:tplc="313C3E4C" w:tentative="1">
+    <w:lvl w:ilvl="1" w:tplc="DF848C46" w:tentative="1">
       <w:start w:val="1"/>
       <w:numFmt w:val="lowerLetter"/>
       <w:lvlText w:val="%2."/>
@@ -51330,47 +53698,47 @@
         <w:ind w:left="720" w:hanging="300"/>
       </w:pPr>
     </w:lvl>
-    <w:lvl w:ilvl="2" w:tplc="77B4A6CE">
+    <w:lvl w:ilvl="2" w:tplc="BD3C279A">
       <w:numFmt w:val="decimal"/>
       <w:lvlText w:val=""/>
       <w:lvlJc w:val="left"/>
     </w:lvl>
-    <w:lvl w:ilvl="3" w:tplc="9C26EB82">
+    <w:lvl w:ilvl="3" w:tplc="90A471E4">
       <w:numFmt w:val="decimal"/>
       <w:lvlText w:val=""/>
       <w:lvlJc w:val="left"/>
     </w:lvl>
-    <w:lvl w:ilvl="4" w:tplc="7452F2BE">
+    <w:lvl w:ilvl="4" w:tplc="A0CAF236">
       <w:numFmt w:val="decimal"/>
       <w:lvlText w:val=""/>
       <w:lvlJc w:val="left"/>
     </w:lvl>
-    <w:lvl w:ilvl="5" w:tplc="1B8AC338">
+    <w:lvl w:ilvl="5" w:tplc="A59860CA">
       <w:numFmt w:val="decimal"/>
       <w:lvlText w:val=""/>
       <w:lvlJc w:val="left"/>
     </w:lvl>
-    <w:lvl w:ilvl="6" w:tplc="B1CEC406">
+    <w:lvl w:ilvl="6" w:tplc="7966B9B2">
       <w:numFmt w:val="decimal"/>
       <w:lvlText w:val=""/>
       <w:lvlJc w:val="left"/>
     </w:lvl>
-    <w:lvl w:ilvl="7" w:tplc="8C447412">
+    <w:lvl w:ilvl="7" w:tplc="6B30788C">
       <w:numFmt w:val="decimal"/>
       <w:lvlText w:val=""/>
       <w:lvlJc w:val="left"/>
     </w:lvl>
-    <w:lvl w:ilvl="8" w:tplc="67BE3BA6">
+    <w:lvl w:ilvl="8" w:tplc="10AE4B70">
       <w:numFmt w:val="decimal"/>
       <w:lvlText w:val=""/>
       <w:lvlJc w:val="left"/>
     </w:lvl>
   </w:abstractNum>
-  <w:abstractNum w:abstractNumId="5" w15:restartNumberingAfterBreak="0">
-    <w:nsid w:val="19D360C6"/>
+  <w:abstractNum w:abstractNumId="11" w15:restartNumberingAfterBreak="0">
+    <w:nsid w:val="59486935"/>
     <w:multiLevelType w:val="hybridMultilevel"/>
-    <w:tmpl w:val="91B2CA0C"/>
-    <w:lvl w:ilvl="0" w:tplc="BE64AE8C">
+    <w:tmpl w:val="C4BE4B0C"/>
+    <w:lvl w:ilvl="0" w:tplc="58506750">
       <w:start w:val="1"/>
       <w:numFmt w:val="decimal"/>
       <w:lvlText w:val="%1."/>
@@ -51379,7 +53747,7 @@
         <w:ind w:left="360" w:hanging="300"/>
       </w:pPr>
     </w:lvl>
-    <w:lvl w:ilvl="1" w:tplc="B57CE43A" w:tentative="1">
+    <w:lvl w:ilvl="1" w:tplc="D5A83B28" w:tentative="1">
       <w:start w:val="1"/>
       <w:numFmt w:val="lowerLetter"/>
       <w:lvlText w:val="%2."/>
@@ -51388,47 +53756,47 @@
         <w:ind w:left="720" w:hanging="300"/>
       </w:pPr>
     </w:lvl>
-    <w:lvl w:ilvl="2" w:tplc="26C498B6">
+    <w:lvl w:ilvl="2" w:tplc="EBC819DA">
       <w:numFmt w:val="decimal"/>
       <w:lvlText w:val=""/>
       <w:lvlJc w:val="left"/>
     </w:lvl>
-    <w:lvl w:ilvl="3" w:tplc="279C172A">
+    <w:lvl w:ilvl="3" w:tplc="14928236">
       <w:numFmt w:val="decimal"/>
       <w:lvlText w:val=""/>
       <w:lvlJc w:val="left"/>
     </w:lvl>
-    <w:lvl w:ilvl="4" w:tplc="F87091B6">
+    <w:lvl w:ilvl="4" w:tplc="FAF0945E">
       <w:numFmt w:val="decimal"/>
       <w:lvlText w:val=""/>
       <w:lvlJc w:val="left"/>
     </w:lvl>
-    <w:lvl w:ilvl="5" w:tplc="75965E76">
+    <w:lvl w:ilvl="5" w:tplc="5F4A0AD6">
       <w:numFmt w:val="decimal"/>
       <w:lvlText w:val=""/>
       <w:lvlJc w:val="left"/>
     </w:lvl>
-    <w:lvl w:ilvl="6" w:tplc="57A02152">
+    <w:lvl w:ilvl="6" w:tplc="2E746316">
       <w:numFmt w:val="decimal"/>
       <w:lvlText w:val=""/>
       <w:lvlJc w:val="left"/>
     </w:lvl>
-    <w:lvl w:ilvl="7" w:tplc="C68A146A">
+    <w:lvl w:ilvl="7" w:tplc="AF06147A">
       <w:numFmt w:val="decimal"/>
       <w:lvlText w:val=""/>
       <w:lvlJc w:val="left"/>
     </w:lvl>
-    <w:lvl w:ilvl="8" w:tplc="8FB8F03E">
+    <w:lvl w:ilvl="8" w:tplc="FF142960">
       <w:numFmt w:val="decimal"/>
       <w:lvlText w:val=""/>
       <w:lvlJc w:val="left"/>
     </w:lvl>
   </w:abstractNum>
-  <w:abstractNum w:abstractNumId="6" w15:restartNumberingAfterBreak="0">
-    <w:nsid w:val="31677626"/>
+  <w:abstractNum w:abstractNumId="12" w15:restartNumberingAfterBreak="0">
+    <w:nsid w:val="5D943332"/>
     <w:multiLevelType w:val="hybridMultilevel"/>
-    <w:tmpl w:val="C08A16BA"/>
-    <w:lvl w:ilvl="0" w:tplc="45B6DBE8">
+    <w:tmpl w:val="8528CD7E"/>
+    <w:lvl w:ilvl="0" w:tplc="070E0080">
       <w:start w:val="1"/>
       <w:numFmt w:val="decimal"/>
       <w:lvlText w:val="%1."/>
@@ -51437,7 +53805,7 @@
         <w:ind w:left="360" w:hanging="300"/>
       </w:pPr>
     </w:lvl>
-    <w:lvl w:ilvl="1" w:tplc="F9F85058" w:tentative="1">
+    <w:lvl w:ilvl="1" w:tplc="8A8E1112" w:tentative="1">
       <w:start w:val="1"/>
       <w:numFmt w:val="lowerLetter"/>
       <w:lvlText w:val="%2."/>
@@ -51446,47 +53814,105 @@
         <w:ind w:left="720" w:hanging="300"/>
       </w:pPr>
     </w:lvl>
-    <w:lvl w:ilvl="2" w:tplc="BB08DA3C">
+    <w:lvl w:ilvl="2" w:tplc="532ADB5E">
       <w:numFmt w:val="decimal"/>
       <w:lvlText w:val=""/>
       <w:lvlJc w:val="left"/>
     </w:lvl>
-    <w:lvl w:ilvl="3" w:tplc="CB5C2548">
+    <w:lvl w:ilvl="3" w:tplc="58148FAA">
       <w:numFmt w:val="decimal"/>
       <w:lvlText w:val=""/>
       <w:lvlJc w:val="left"/>
     </w:lvl>
-    <w:lvl w:ilvl="4" w:tplc="9B7A1236">
+    <w:lvl w:ilvl="4" w:tplc="CEE48F16">
       <w:numFmt w:val="decimal"/>
       <w:lvlText w:val=""/>
       <w:lvlJc w:val="left"/>
     </w:lvl>
-    <w:lvl w:ilvl="5" w:tplc="0A7C7372">
+    <w:lvl w:ilvl="5" w:tplc="EB9EBA96">
       <w:numFmt w:val="decimal"/>
       <w:lvlText w:val=""/>
       <w:lvlJc w:val="left"/>
     </w:lvl>
-    <w:lvl w:ilvl="6" w:tplc="3EE690A4">
+    <w:lvl w:ilvl="6" w:tplc="9F8893EC">
       <w:numFmt w:val="decimal"/>
       <w:lvlText w:val=""/>
       <w:lvlJc w:val="left"/>
     </w:lvl>
-    <w:lvl w:ilvl="7" w:tplc="8E0834A6">
+    <w:lvl w:ilvl="7" w:tplc="3E6C0854">
       <w:numFmt w:val="decimal"/>
       <w:lvlText w:val=""/>
       <w:lvlJc w:val="left"/>
     </w:lvl>
-    <w:lvl w:ilvl="8" w:tplc="101C6D44">
+    <w:lvl w:ilvl="8" w:tplc="BE36CEB8">
       <w:numFmt w:val="decimal"/>
       <w:lvlText w:val=""/>
       <w:lvlJc w:val="left"/>
     </w:lvl>
   </w:abstractNum>
-  <w:abstractNum w:abstractNumId="7" w15:restartNumberingAfterBreak="0">
-    <w:nsid w:val="34D62F55"/>
+  <w:abstractNum w:abstractNumId="13" w15:restartNumberingAfterBreak="0">
+    <w:nsid w:val="64F85A02"/>
     <w:multiLevelType w:val="hybridMultilevel"/>
-    <w:tmpl w:val="1D4076FE"/>
-    <w:lvl w:ilvl="0" w:tplc="530C44A8">
+    <w:tmpl w:val="A96C1200"/>
+    <w:lvl w:ilvl="0" w:tplc="CC521B14">
+      <w:start w:val="1"/>
+      <w:numFmt w:val="bullet"/>
+      <w:lvlText w:val="•"/>
+      <w:lvlJc w:val="left"/>
+      <w:pPr>
+        <w:ind w:left="360" w:hanging="260"/>
+      </w:pPr>
+    </w:lvl>
+    <w:lvl w:ilvl="1" w:tplc="1B002D60" w:tentative="1">
+      <w:start w:val="1"/>
+      <w:numFmt w:val="bullet"/>
+      <w:lvlText w:val="–"/>
+      <w:lvlJc w:val="left"/>
+      <w:pPr>
+        <w:ind w:left="720" w:hanging="260"/>
+      </w:pPr>
+    </w:lvl>
+    <w:lvl w:ilvl="2" w:tplc="050A8AD0">
+      <w:numFmt w:val="decimal"/>
+      <w:lvlText w:val=""/>
+      <w:lvlJc w:val="left"/>
+    </w:lvl>
+    <w:lvl w:ilvl="3" w:tplc="B11E3B36">
+      <w:numFmt w:val="decimal"/>
+      <w:lvlText w:val=""/>
+      <w:lvlJc w:val="left"/>
+    </w:lvl>
+    <w:lvl w:ilvl="4" w:tplc="FC00201E">
+      <w:numFmt w:val="decimal"/>
+      <w:lvlText w:val=""/>
+      <w:lvlJc w:val="left"/>
+    </w:lvl>
+    <w:lvl w:ilvl="5" w:tplc="A66052C0">
+      <w:numFmt w:val="decimal"/>
+      <w:lvlText w:val=""/>
+      <w:lvlJc w:val="left"/>
+    </w:lvl>
+    <w:lvl w:ilvl="6" w:tplc="105CDF5A">
+      <w:numFmt w:val="decimal"/>
+      <w:lvlText w:val=""/>
+      <w:lvlJc w:val="left"/>
+    </w:lvl>
+    <w:lvl w:ilvl="7" w:tplc="FDDC76EE">
+      <w:numFmt w:val="decimal"/>
+      <w:lvlText w:val=""/>
+      <w:lvlJc w:val="left"/>
+    </w:lvl>
+    <w:lvl w:ilvl="8" w:tplc="14DC79F2">
+      <w:numFmt w:val="decimal"/>
+      <w:lvlText w:val=""/>
+      <w:lvlJc w:val="left"/>
+    </w:lvl>
+  </w:abstractNum>
+  <w:abstractNum w:abstractNumId="14" w15:restartNumberingAfterBreak="0">
+    <w:nsid w:val="68B838BD"/>
+    <w:multiLevelType w:val="hybridMultilevel"/>
+    <w:tmpl w:val="E4726C7C"/>
+    <w:lvl w:ilvl="0" w:tplc="4D52BE30">
       <w:start w:val="1"/>
       <w:numFmt w:val="decimal"/>
       <w:lvlText w:val="%1."/>
@@ -51495,7 +53921,7 @@
         <w:ind w:left="360" w:hanging="300"/>
       </w:pPr>
     </w:lvl>
-    <w:lvl w:ilvl="1" w:tplc="3FCCBF06" w:tentative="1">
+    <w:lvl w:ilvl="1" w:tplc="ED30E354" w:tentative="1">
       <w:start w:val="1"/>
       <w:numFmt w:val="lowerLetter"/>
       <w:lvlText w:val="%2."/>
@@ -51504,47 +53930,47 @@
         <w:ind w:left="720" w:hanging="300"/>
       </w:pPr>
     </w:lvl>
-    <w:lvl w:ilvl="2" w:tplc="047ED7FA">
+    <w:lvl w:ilvl="2" w:tplc="BE962A7E">
       <w:numFmt w:val="decimal"/>
       <w:lvlText w:val=""/>
       <w:lvlJc w:val="left"/>
     </w:lvl>
-    <w:lvl w:ilvl="3" w:tplc="1AC0C0A2">
+    <w:lvl w:ilvl="3" w:tplc="9A486720">
       <w:numFmt w:val="decimal"/>
       <w:lvlText w:val=""/>
       <w:lvlJc w:val="left"/>
     </w:lvl>
-    <w:lvl w:ilvl="4" w:tplc="C064663E">
+    <w:lvl w:ilvl="4" w:tplc="B9B4AEB0">
       <w:numFmt w:val="decimal"/>
       <w:lvlText w:val=""/>
       <w:lvlJc w:val="left"/>
     </w:lvl>
-    <w:lvl w:ilvl="5" w:tplc="DA5ECB4C">
+    <w:lvl w:ilvl="5" w:tplc="45C6472C">
       <w:numFmt w:val="decimal"/>
       <w:lvlText w:val=""/>
       <w:lvlJc w:val="left"/>
     </w:lvl>
-    <w:lvl w:ilvl="6" w:tplc="B7129B3A">
+    <w:lvl w:ilvl="6" w:tplc="DD0EDA7C">
       <w:numFmt w:val="decimal"/>
       <w:lvlText w:val=""/>
       <w:lvlJc w:val="left"/>
     </w:lvl>
-    <w:lvl w:ilvl="7" w:tplc="9934E6CC">
+    <w:lvl w:ilvl="7" w:tplc="63BA5A1A">
       <w:numFmt w:val="decimal"/>
       <w:lvlText w:val=""/>
       <w:lvlJc w:val="left"/>
     </w:lvl>
-    <w:lvl w:ilvl="8" w:tplc="BC1E5F0A">
+    <w:lvl w:ilvl="8" w:tplc="F7F2C096">
       <w:numFmt w:val="decimal"/>
       <w:lvlText w:val=""/>
       <w:lvlJc w:val="left"/>
     </w:lvl>
   </w:abstractNum>
-  <w:abstractNum w:abstractNumId="8" w15:restartNumberingAfterBreak="0">
-    <w:nsid w:val="3FBB2136"/>
+  <w:abstractNum w:abstractNumId="15" w15:restartNumberingAfterBreak="0">
+    <w:nsid w:val="7F484F71"/>
     <w:multiLevelType w:val="hybridMultilevel"/>
-    <w:tmpl w:val="81C03446"/>
-    <w:lvl w:ilvl="0" w:tplc="B7E43EB6">
+    <w:tmpl w:val="EBEEB6CA"/>
+    <w:lvl w:ilvl="0" w:tplc="DBFC01A8">
       <w:start w:val="1"/>
       <w:numFmt w:val="decimal"/>
       <w:lvlText w:val="%1."/>
@@ -51553,7 +53979,7 @@
         <w:ind w:left="360" w:hanging="300"/>
       </w:pPr>
     </w:lvl>
-    <w:lvl w:ilvl="1" w:tplc="4A900C5C" w:tentative="1">
+    <w:lvl w:ilvl="1" w:tplc="D0E68438" w:tentative="1">
       <w:start w:val="1"/>
       <w:numFmt w:val="lowerLetter"/>
       <w:lvlText w:val="%2."/>
@@ -51562,476 +53988,134 @@
         <w:ind w:left="720" w:hanging="300"/>
       </w:pPr>
     </w:lvl>
-    <w:lvl w:ilvl="2" w:tplc="642EB930">
+    <w:lvl w:ilvl="2" w:tplc="B7D4F59C">
       <w:numFmt w:val="decimal"/>
       <w:lvlText w:val=""/>
       <w:lvlJc w:val="left"/>
     </w:lvl>
-    <w:lvl w:ilvl="3" w:tplc="1C08BCDA">
+    <w:lvl w:ilvl="3" w:tplc="F9664C50">
       <w:numFmt w:val="decimal"/>
       <w:lvlText w:val=""/>
       <w:lvlJc w:val="left"/>
     </w:lvl>
-    <w:lvl w:ilvl="4" w:tplc="7FAEC718">
+    <w:lvl w:ilvl="4" w:tplc="F300FDA8">
       <w:numFmt w:val="decimal"/>
       <w:lvlText w:val=""/>
       <w:lvlJc w:val="left"/>
     </w:lvl>
-    <w:lvl w:ilvl="5" w:tplc="92A64CD6">
+    <w:lvl w:ilvl="5" w:tplc="9F02C230">
       <w:numFmt w:val="decimal"/>
       <w:lvlText w:val=""/>
       <w:lvlJc w:val="left"/>
     </w:lvl>
-    <w:lvl w:ilvl="6" w:tplc="1CFA2CB6">
+    <w:lvl w:ilvl="6" w:tplc="51549606">
       <w:numFmt w:val="decimal"/>
       <w:lvlText w:val=""/>
       <w:lvlJc w:val="left"/>
     </w:lvl>
-    <w:lvl w:ilvl="7" w:tplc="AA04003E">
+    <w:lvl w:ilvl="7" w:tplc="0514241E">
       <w:numFmt w:val="decimal"/>
       <w:lvlText w:val=""/>
       <w:lvlJc w:val="left"/>
     </w:lvl>
-    <w:lvl w:ilvl="8" w:tplc="A7445264">
+    <w:lvl w:ilvl="8" w:tplc="EC7CE512">
       <w:numFmt w:val="decimal"/>
       <w:lvlText w:val=""/>
       <w:lvlJc w:val="left"/>
     </w:lvl>
   </w:abstractNum>
-  <w:abstractNum w:abstractNumId="9" w15:restartNumberingAfterBreak="0">
-    <w:nsid w:val="41D557E2"/>
-    <w:multiLevelType w:val="hybridMultilevel"/>
-    <w:tmpl w:val="859C3C10"/>
-    <w:lvl w:ilvl="0" w:tplc="B6E61DF0">
-      <w:start w:val="1"/>
-      <w:numFmt w:val="decimal"/>
-      <w:lvlText w:val="%1."/>
-      <w:lvlJc w:val="left"/>
-      <w:pPr>
-        <w:ind w:left="360" w:hanging="300"/>
-      </w:pPr>
-    </w:lvl>
-    <w:lvl w:ilvl="1" w:tplc="E2568E94" w:tentative="1">
-      <w:start w:val="1"/>
-      <w:numFmt w:val="lowerLetter"/>
-      <w:lvlText w:val="%2."/>
-      <w:lvlJc w:val="left"/>
-      <w:pPr>
-        <w:ind w:left="720" w:hanging="300"/>
-      </w:pPr>
-    </w:lvl>
-    <w:lvl w:ilvl="2" w:tplc="353CA342">
-      <w:numFmt w:val="decimal"/>
-      <w:lvlText w:val=""/>
-      <w:lvlJc w:val="left"/>
-    </w:lvl>
-    <w:lvl w:ilvl="3" w:tplc="8932BFC8">
-      <w:numFmt w:val="decimal"/>
-      <w:lvlText w:val=""/>
-      <w:lvlJc w:val="left"/>
-    </w:lvl>
-    <w:lvl w:ilvl="4" w:tplc="DACC6E20">
-      <w:numFmt w:val="decimal"/>
-      <w:lvlText w:val=""/>
-      <w:lvlJc w:val="left"/>
-    </w:lvl>
-    <w:lvl w:ilvl="5" w:tplc="51DE3D86">
-      <w:numFmt w:val="decimal"/>
-      <w:lvlText w:val=""/>
-      <w:lvlJc w:val="left"/>
-    </w:lvl>
-    <w:lvl w:ilvl="6" w:tplc="CBF2B012">
-      <w:numFmt w:val="decimal"/>
-      <w:lvlText w:val=""/>
-      <w:lvlJc w:val="left"/>
-    </w:lvl>
-    <w:lvl w:ilvl="7" w:tplc="1820C2B4">
-      <w:numFmt w:val="decimal"/>
-      <w:lvlText w:val=""/>
-      <w:lvlJc w:val="left"/>
-    </w:lvl>
-    <w:lvl w:ilvl="8" w:tplc="1A7C8BF6">
-      <w:numFmt w:val="decimal"/>
-      <w:lvlText w:val=""/>
-      <w:lvlJc w:val="left"/>
-    </w:lvl>
-  </w:abstractNum>
-  <w:abstractNum w:abstractNumId="10" w15:restartNumberingAfterBreak="0">
-    <w:nsid w:val="50187546"/>
-    <w:multiLevelType w:val="hybridMultilevel"/>
-    <w:tmpl w:val="806A085E"/>
-    <w:lvl w:ilvl="0" w:tplc="740A0512">
-      <w:start w:val="1"/>
-      <w:numFmt w:val="bullet"/>
-      <w:lvlText w:val="•"/>
-      <w:lvlJc w:val="left"/>
-      <w:pPr>
-        <w:ind w:left="360" w:hanging="260"/>
-      </w:pPr>
-    </w:lvl>
-    <w:lvl w:ilvl="1" w:tplc="CDACEDBA" w:tentative="1">
-      <w:start w:val="1"/>
-      <w:numFmt w:val="bullet"/>
-      <w:lvlText w:val="–"/>
-      <w:lvlJc w:val="left"/>
-      <w:pPr>
-        <w:ind w:left="720" w:hanging="260"/>
-      </w:pPr>
-    </w:lvl>
-    <w:lvl w:ilvl="2" w:tplc="A8204C0E">
-      <w:numFmt w:val="decimal"/>
-      <w:lvlText w:val=""/>
-      <w:lvlJc w:val="left"/>
-    </w:lvl>
-    <w:lvl w:ilvl="3" w:tplc="020A8E4E">
-      <w:numFmt w:val="decimal"/>
-      <w:lvlText w:val=""/>
-      <w:lvlJc w:val="left"/>
-    </w:lvl>
-    <w:lvl w:ilvl="4" w:tplc="CA36EC98">
-      <w:numFmt w:val="decimal"/>
-      <w:lvlText w:val=""/>
-      <w:lvlJc w:val="left"/>
-    </w:lvl>
-    <w:lvl w:ilvl="5" w:tplc="232CB708">
-      <w:numFmt w:val="decimal"/>
-      <w:lvlText w:val=""/>
-      <w:lvlJc w:val="left"/>
-    </w:lvl>
-    <w:lvl w:ilvl="6" w:tplc="55784DF2">
-      <w:numFmt w:val="decimal"/>
-      <w:lvlText w:val=""/>
-      <w:lvlJc w:val="left"/>
-    </w:lvl>
-    <w:lvl w:ilvl="7" w:tplc="D4D20F8A">
-      <w:numFmt w:val="decimal"/>
-      <w:lvlText w:val=""/>
-      <w:lvlJc w:val="left"/>
-    </w:lvl>
-    <w:lvl w:ilvl="8" w:tplc="6348349A">
-      <w:numFmt w:val="decimal"/>
-      <w:lvlText w:val=""/>
-      <w:lvlJc w:val="left"/>
-    </w:lvl>
-  </w:abstractNum>
-  <w:abstractNum w:abstractNumId="11" w15:restartNumberingAfterBreak="0">
-    <w:nsid w:val="62397349"/>
-    <w:multiLevelType w:val="hybridMultilevel"/>
-    <w:tmpl w:val="292CDC64"/>
-    <w:lvl w:ilvl="0" w:tplc="909C1D04">
-      <w:start w:val="1"/>
-      <w:numFmt w:val="decimal"/>
-      <w:lvlText w:val="%1."/>
-      <w:lvlJc w:val="left"/>
-      <w:pPr>
-        <w:ind w:left="360" w:hanging="300"/>
-      </w:pPr>
-    </w:lvl>
-    <w:lvl w:ilvl="1" w:tplc="8652A0CA" w:tentative="1">
-      <w:start w:val="1"/>
-      <w:numFmt w:val="lowerLetter"/>
-      <w:lvlText w:val="%2."/>
-      <w:lvlJc w:val="left"/>
-      <w:pPr>
-        <w:ind w:left="720" w:hanging="300"/>
-      </w:pPr>
-    </w:lvl>
-    <w:lvl w:ilvl="2" w:tplc="FD1A7412">
-      <w:numFmt w:val="decimal"/>
-      <w:lvlText w:val=""/>
-      <w:lvlJc w:val="left"/>
-    </w:lvl>
-    <w:lvl w:ilvl="3" w:tplc="3FDA07A6">
-      <w:numFmt w:val="decimal"/>
-      <w:lvlText w:val=""/>
-      <w:lvlJc w:val="left"/>
-    </w:lvl>
-    <w:lvl w:ilvl="4" w:tplc="D6FAEF68">
-      <w:numFmt w:val="decimal"/>
-      <w:lvlText w:val=""/>
-      <w:lvlJc w:val="left"/>
-    </w:lvl>
-    <w:lvl w:ilvl="5" w:tplc="23CCD13C">
-      <w:numFmt w:val="decimal"/>
-      <w:lvlText w:val=""/>
-      <w:lvlJc w:val="left"/>
-    </w:lvl>
-    <w:lvl w:ilvl="6" w:tplc="8D0811AA">
-      <w:numFmt w:val="decimal"/>
-      <w:lvlText w:val=""/>
-      <w:lvlJc w:val="left"/>
-    </w:lvl>
-    <w:lvl w:ilvl="7" w:tplc="1478AA62">
-      <w:numFmt w:val="decimal"/>
-      <w:lvlText w:val=""/>
-      <w:lvlJc w:val="left"/>
-    </w:lvl>
-    <w:lvl w:ilvl="8" w:tplc="DAF0C6B0">
-      <w:numFmt w:val="decimal"/>
-      <w:lvlText w:val=""/>
-      <w:lvlJc w:val="left"/>
-    </w:lvl>
-  </w:abstractNum>
-  <w:abstractNum w:abstractNumId="12" w15:restartNumberingAfterBreak="0">
-    <w:nsid w:val="76894A67"/>
-    <w:multiLevelType w:val="hybridMultilevel"/>
-    <w:tmpl w:val="2AB8409E"/>
-    <w:lvl w:ilvl="0" w:tplc="582A9D0E">
-      <w:start w:val="1"/>
-      <w:numFmt w:val="decimal"/>
-      <w:lvlText w:val="%1."/>
-      <w:lvlJc w:val="left"/>
-      <w:pPr>
-        <w:ind w:left="360" w:hanging="300"/>
-      </w:pPr>
-    </w:lvl>
-    <w:lvl w:ilvl="1" w:tplc="882A297E" w:tentative="1">
-      <w:start w:val="1"/>
-      <w:numFmt w:val="lowerLetter"/>
-      <w:lvlText w:val="%2."/>
-      <w:lvlJc w:val="left"/>
-      <w:pPr>
-        <w:ind w:left="720" w:hanging="300"/>
-      </w:pPr>
-    </w:lvl>
-    <w:lvl w:ilvl="2" w:tplc="166A3A7E">
-      <w:numFmt w:val="decimal"/>
-      <w:lvlText w:val=""/>
-      <w:lvlJc w:val="left"/>
-    </w:lvl>
-    <w:lvl w:ilvl="3" w:tplc="657A6154">
-      <w:numFmt w:val="decimal"/>
-      <w:lvlText w:val=""/>
-      <w:lvlJc w:val="left"/>
-    </w:lvl>
-    <w:lvl w:ilvl="4" w:tplc="4C805314">
-      <w:numFmt w:val="decimal"/>
-      <w:lvlText w:val=""/>
-      <w:lvlJc w:val="left"/>
-    </w:lvl>
-    <w:lvl w:ilvl="5" w:tplc="BD24B594">
-      <w:numFmt w:val="decimal"/>
-      <w:lvlText w:val=""/>
-      <w:lvlJc w:val="left"/>
-    </w:lvl>
-    <w:lvl w:ilvl="6" w:tplc="A40CE760">
-      <w:numFmt w:val="decimal"/>
-      <w:lvlText w:val=""/>
-      <w:lvlJc w:val="left"/>
-    </w:lvl>
-    <w:lvl w:ilvl="7" w:tplc="FC04DA6E">
-      <w:numFmt w:val="decimal"/>
-      <w:lvlText w:val=""/>
-      <w:lvlJc w:val="left"/>
-    </w:lvl>
-    <w:lvl w:ilvl="8" w:tplc="714A9538">
-      <w:numFmt w:val="decimal"/>
-      <w:lvlText w:val=""/>
-      <w:lvlJc w:val="left"/>
-    </w:lvl>
-  </w:abstractNum>
-  <w:abstractNum w:abstractNumId="13" w15:restartNumberingAfterBreak="0">
-    <w:nsid w:val="799F1224"/>
-    <w:multiLevelType w:val="hybridMultilevel"/>
-    <w:tmpl w:val="48D0CCE4"/>
-    <w:lvl w:ilvl="0" w:tplc="F6222504">
-      <w:start w:val="1"/>
-      <w:numFmt w:val="decimal"/>
-      <w:lvlText w:val="%1."/>
-      <w:lvlJc w:val="left"/>
-      <w:pPr>
-        <w:ind w:left="360" w:hanging="300"/>
-      </w:pPr>
-    </w:lvl>
-    <w:lvl w:ilvl="1" w:tplc="7EA4F206" w:tentative="1">
-      <w:start w:val="1"/>
-      <w:numFmt w:val="lowerLetter"/>
-      <w:lvlText w:val="%2."/>
-      <w:lvlJc w:val="left"/>
-      <w:pPr>
-        <w:ind w:left="720" w:hanging="300"/>
-      </w:pPr>
-    </w:lvl>
-    <w:lvl w:ilvl="2" w:tplc="72E4EEA4">
-      <w:numFmt w:val="decimal"/>
-      <w:lvlText w:val=""/>
-      <w:lvlJc w:val="left"/>
-    </w:lvl>
-    <w:lvl w:ilvl="3" w:tplc="A1547AD6">
-      <w:numFmt w:val="decimal"/>
-      <w:lvlText w:val=""/>
-      <w:lvlJc w:val="left"/>
-    </w:lvl>
-    <w:lvl w:ilvl="4" w:tplc="CCDEF262">
-      <w:numFmt w:val="decimal"/>
-      <w:lvlText w:val=""/>
-      <w:lvlJc w:val="left"/>
-    </w:lvl>
-    <w:lvl w:ilvl="5" w:tplc="2BD860E8">
-      <w:numFmt w:val="decimal"/>
-      <w:lvlText w:val=""/>
-      <w:lvlJc w:val="left"/>
-    </w:lvl>
-    <w:lvl w:ilvl="6" w:tplc="2D2C646E">
-      <w:numFmt w:val="decimal"/>
-      <w:lvlText w:val=""/>
-      <w:lvlJc w:val="left"/>
-    </w:lvl>
-    <w:lvl w:ilvl="7" w:tplc="2B4ED2E6">
-      <w:numFmt w:val="decimal"/>
-      <w:lvlText w:val=""/>
-      <w:lvlJc w:val="left"/>
-    </w:lvl>
-    <w:lvl w:ilvl="8" w:tplc="6506ECA6">
-      <w:numFmt w:val="decimal"/>
-      <w:lvlText w:val=""/>
-      <w:lvlJc w:val="left"/>
-    </w:lvl>
-  </w:abstractNum>
-  <w:abstractNum w:abstractNumId="14" w15:restartNumberingAfterBreak="0">
-    <w:nsid w:val="7A5B4CB1"/>
-    <w:multiLevelType w:val="hybridMultilevel"/>
-    <w:tmpl w:val="AEE29538"/>
-    <w:lvl w:ilvl="0" w:tplc="2EB68982">
-      <w:start w:val="1"/>
-      <w:numFmt w:val="decimal"/>
-      <w:lvlText w:val="%1."/>
-      <w:lvlJc w:val="left"/>
-      <w:pPr>
-        <w:ind w:left="360" w:hanging="300"/>
-      </w:pPr>
-    </w:lvl>
-    <w:lvl w:ilvl="1" w:tplc="A19EAAC8" w:tentative="1">
-      <w:start w:val="1"/>
-      <w:numFmt w:val="lowerLetter"/>
-      <w:lvlText w:val="%2."/>
-      <w:lvlJc w:val="left"/>
-      <w:pPr>
-        <w:ind w:left="720" w:hanging="300"/>
-      </w:pPr>
-    </w:lvl>
-    <w:lvl w:ilvl="2" w:tplc="4CF48174">
-      <w:numFmt w:val="decimal"/>
-      <w:lvlText w:val=""/>
-      <w:lvlJc w:val="left"/>
-    </w:lvl>
-    <w:lvl w:ilvl="3" w:tplc="D1646E3C">
-      <w:numFmt w:val="decimal"/>
-      <w:lvlText w:val=""/>
-      <w:lvlJc w:val="left"/>
-    </w:lvl>
-    <w:lvl w:ilvl="4" w:tplc="87E4DFA8">
-      <w:numFmt w:val="decimal"/>
-      <w:lvlText w:val=""/>
-      <w:lvlJc w:val="left"/>
-    </w:lvl>
-    <w:lvl w:ilvl="5" w:tplc="F0F8EBF0">
-      <w:numFmt w:val="decimal"/>
-      <w:lvlText w:val=""/>
-      <w:lvlJc w:val="left"/>
-    </w:lvl>
-    <w:lvl w:ilvl="6" w:tplc="1D047E7C">
-      <w:numFmt w:val="decimal"/>
-      <w:lvlText w:val=""/>
-      <w:lvlJc w:val="left"/>
-    </w:lvl>
-    <w:lvl w:ilvl="7" w:tplc="C696FAE8">
-      <w:numFmt w:val="decimal"/>
-      <w:lvlText w:val=""/>
-      <w:lvlJc w:val="left"/>
-    </w:lvl>
-    <w:lvl w:ilvl="8" w:tplc="5A8C4702">
-      <w:numFmt w:val="decimal"/>
-      <w:lvlText w:val=""/>
-      <w:lvlJc w:val="left"/>
-    </w:lvl>
-  </w:abstractNum>
-  <w:num w:numId="1" w16cid:durableId="1371491792">
+  <w:num w:numId="1" w16cid:durableId="361437533">
+    <w:abstractNumId w:val="9"/>
+    <w:lvlOverride w:ilvl="0">
+      <w:startOverride w:val="1"/>
+    </w:lvlOverride>
+  </w:num>
+  <w:num w:numId="2" w16cid:durableId="1680694827">
+    <w:abstractNumId w:val="13"/>
+    <w:lvlOverride w:ilvl="0">
+      <w:startOverride w:val="1"/>
+    </w:lvlOverride>
+  </w:num>
+  <w:num w:numId="3" w16cid:durableId="1562863771">
+    <w:abstractNumId w:val="10"/>
+    <w:lvlOverride w:ilvl="0">
+      <w:startOverride w:val="1"/>
+    </w:lvlOverride>
+  </w:num>
+  <w:num w:numId="4" w16cid:durableId="1949851218">
     <w:abstractNumId w:val="3"/>
     <w:lvlOverride w:ilvl="0">
       <w:startOverride w:val="1"/>
     </w:lvlOverride>
   </w:num>
-  <w:num w:numId="2" w16cid:durableId="213008364">
-    <w:abstractNumId w:val="10"/>
+  <w:num w:numId="5" w16cid:durableId="2129274991">
+    <w:abstractNumId w:val="7"/>
     <w:lvlOverride w:ilvl="0">
       <w:startOverride w:val="1"/>
     </w:lvlOverride>
   </w:num>
-  <w:num w:numId="3" w16cid:durableId="1019427461">
-    <w:abstractNumId w:val="13"/>
+  <w:num w:numId="6" w16cid:durableId="1979218653">
+    <w:abstractNumId w:val="4"/>
     <w:lvlOverride w:ilvl="0">
       <w:startOverride w:val="1"/>
     </w:lvlOverride>
   </w:num>
-  <w:num w:numId="4" w16cid:durableId="206839791">
+  <w:num w:numId="7" w16cid:durableId="1886285011">
+    <w:abstractNumId w:val="5"/>
+    <w:lvlOverride w:ilvl="0">
+      <w:startOverride w:val="1"/>
+    </w:lvlOverride>
+  </w:num>
+  <w:num w:numId="8" w16cid:durableId="363600962">
+    <w:abstractNumId w:val="6"/>
+    <w:lvlOverride w:ilvl="0">
+      <w:startOverride w:val="1"/>
+    </w:lvlOverride>
+  </w:num>
+  <w:num w:numId="9" w16cid:durableId="487208562">
+    <w:abstractNumId w:val="2"/>
+    <w:lvlOverride w:ilvl="0">
+      <w:startOverride w:val="1"/>
+    </w:lvlOverride>
+  </w:num>
+  <w:num w:numId="10" w16cid:durableId="1423380011">
     <w:abstractNumId w:val="1"/>
     <w:lvlOverride w:ilvl="0">
       <w:startOverride w:val="1"/>
     </w:lvlOverride>
   </w:num>
-  <w:num w:numId="5" w16cid:durableId="1431315429">
-    <w:abstractNumId w:val="9"/>
-    <w:lvlOverride w:ilvl="0">
-      <w:startOverride w:val="1"/>
-    </w:lvlOverride>
-  </w:num>
-  <w:num w:numId="6" w16cid:durableId="1465653714">
-    <w:abstractNumId w:val="5"/>
-    <w:lvlOverride w:ilvl="0">
-      <w:startOverride w:val="1"/>
-    </w:lvlOverride>
-  </w:num>
-  <w:num w:numId="7" w16cid:durableId="661618450">
+  <w:num w:numId="11" w16cid:durableId="1568031232">
     <w:abstractNumId w:val="8"/>
     <w:lvlOverride w:ilvl="0">
       <w:startOverride w:val="1"/>
     </w:lvlOverride>
   </w:num>
-  <w:num w:numId="8" w16cid:durableId="1017004422">
-    <w:abstractNumId w:val="6"/>
-    <w:lvlOverride w:ilvl="0">
-      <w:startOverride w:val="1"/>
-    </w:lvlOverride>
-  </w:num>
-  <w:num w:numId="9" w16cid:durableId="755250281">
+  <w:num w:numId="12" w16cid:durableId="435444784">
     <w:abstractNumId w:val="0"/>
     <w:lvlOverride w:ilvl="0">
       <w:startOverride w:val="1"/>
     </w:lvlOverride>
   </w:num>
-  <w:num w:numId="10" w16cid:durableId="1458570404">
+  <w:num w:numId="13" w16cid:durableId="1552351742">
+    <w:abstractNumId w:val="12"/>
+    <w:lvlOverride w:ilvl="0">
+      <w:startOverride w:val="1"/>
+    </w:lvlOverride>
+  </w:num>
+  <w:num w:numId="14" w16cid:durableId="902251519">
+    <w:abstractNumId w:val="14"/>
+    <w:lvlOverride w:ilvl="0">
+      <w:startOverride w:val="1"/>
+    </w:lvlOverride>
+  </w:num>
+  <w:num w:numId="15" w16cid:durableId="1216117254">
     <w:abstractNumId w:val="11"/>
     <w:lvlOverride w:ilvl="0">
       <w:startOverride w:val="1"/>
     </w:lvlOverride>
   </w:num>
-  <w:num w:numId="11" w16cid:durableId="1875926671">
-    <w:abstractNumId w:val="12"/>
-    <w:lvlOverride w:ilvl="0">
-      <w:startOverride w:val="1"/>
-    </w:lvlOverride>
-  </w:num>
-  <w:num w:numId="12" w16cid:durableId="128670858">
-    <w:abstractNumId w:val="2"/>
-    <w:lvlOverride w:ilvl="0">
-      <w:startOverride w:val="1"/>
-    </w:lvlOverride>
-  </w:num>
-  <w:num w:numId="13" w16cid:durableId="2044746294">
-    <w:abstractNumId w:val="4"/>
-    <w:lvlOverride w:ilvl="0">
-      <w:startOverride w:val="1"/>
-    </w:lvlOverride>
-  </w:num>
-  <w:num w:numId="14" w16cid:durableId="1235777669">
-    <w:abstractNumId w:val="7"/>
-    <w:lvlOverride w:ilvl="0">
-      <w:startOverride w:val="1"/>
-    </w:lvlOverride>
-  </w:num>
-  <w:num w:numId="15" w16cid:durableId="760182195">
-    <w:abstractNumId w:val="14"/>
+  <w:num w:numId="16" w16cid:durableId="1735355196">
+    <w:abstractNumId w:val="15"/>
     <w:lvlOverride w:ilvl="0">
       <w:startOverride w:val="1"/>
     </w:lvlOverride>
@@ -52711,7 +54795,7 @@
     <w:autoRedefine/>
     <w:uiPriority w:val="39"/>
     <w:unhideWhenUsed/>
-    <w:rsid w:val="000D3F7A"/>
+    <w:rsid w:val="00D26B1A"/>
     <w:pPr>
       <w:spacing w:after="100"/>
     </w:pPr>
@@ -52723,7 +54807,7 @@
     <w:autoRedefine/>
     <w:uiPriority w:val="39"/>
     <w:unhideWhenUsed/>
-    <w:rsid w:val="000D3F7A"/>
+    <w:rsid w:val="00D26B1A"/>
     <w:pPr>
       <w:spacing w:after="100"/>
       <w:ind w:left="210"/>
